--- a/vercel-deploy/public/templates/LRQA_quotation.docx
+++ b/vercel-deploy/public/templates/LRQA_quotation.docx
@@ -388,7 +388,7 @@
                 <w:szCs w:val="32"/>
                 <w:lang w:eastAsia="ko-KR"/>
               </w:rPr>
-              <w:t xml:space="preserve">{{ </w:t>
+              <w:t xml:space="preserve">{</w:t>
             </w:r>
             <w:proofErr w:type="spellStart"/>
             <w:r>
@@ -477,7 +477,7 @@
                 <w:spacing w:val="-1"/>
                 <w:lang w:eastAsia="ko-KR"/>
               </w:rPr>
-              <w:t xml:space="preserve">{{ </w:t>
+              <w:t xml:space="preserve">{</w:t>
             </w:r>
             <w:proofErr w:type="spellStart"/>
             <w:r>
@@ -641,7 +641,7 @@
                 <w:szCs w:val="18"/>
                 <w:lang w:eastAsia="ko-KR"/>
               </w:rPr>
-              <w:t xml:space="preserve">{{ </w:t>
+              <w:t xml:space="preserve">{</w:t>
             </w:r>
             <w:proofErr w:type="spellStart"/>
             <w:r>
@@ -807,7 +807,7 @@
                 <w:shd w:val="clear" w:color="auto" w:fill="FFFFFF"/>
                 <w:lang w:eastAsia="ko-KR"/>
               </w:rPr>
-              <w:t xml:space="preserve">{{ </w:t>
+              <w:t xml:space="preserve">{</w:t>
             </w:r>
             <w:proofErr w:type="spellStart"/>
             <w:r>
@@ -4288,7 +4288,7 @@
           <w:szCs w:val="20"/>
           <w:lang w:eastAsia="ko-KR"/>
         </w:rPr>
-        <w:t xml:space="preserve">{{ </w:t>
+        <w:t xml:space="preserve">{</w:t>
       </w:r>
       <w:proofErr w:type="spellStart"/>
       <w:r>
@@ -4646,7 +4646,7 @@
                 <w:szCs w:val="18"/>
                 <w:lang w:eastAsia="ko-KR"/>
               </w:rPr>
-              <w:t xml:space="preserve">{{ </w:t>
+              <w:t xml:space="preserve">{</w:t>
             </w:r>
             <w:proofErr w:type="spellStart"/>
             <w:r>
@@ -4749,7 +4749,7 @@
                 <w:szCs w:val="18"/>
                 <w:lang w:eastAsia="ko-KR"/>
               </w:rPr>
-              <w:t xml:space="preserve">{{ </w:t>
+              <w:t xml:space="preserve">{</w:t>
             </w:r>
             <w:proofErr w:type="spellStart"/>
             <w:r>
@@ -4785,7 +4785,7 @@
                 <w:szCs w:val="18"/>
                 <w:lang w:eastAsia="ko-KR"/>
               </w:rPr>
-              <w:t xml:space="preserve"> }}</w:t>
+              <w:t xml:space="preserve">}</w:t>
             </w:r>
           </w:p>
         </w:tc>
@@ -4909,7 +4909,7 @@
           <w:szCs w:val="20"/>
           <w:lang w:eastAsia="ko-KR"/>
         </w:rPr>
-        <w:t xml:space="preserve">{{ </w:t>
+        <w:t xml:space="preserve">{</w:t>
       </w:r>
       <w:proofErr w:type="spellStart"/>
       <w:r>
@@ -5014,7 +5014,7 @@
           <w:szCs w:val="20"/>
           <w:lang w:eastAsia="ko-KR"/>
         </w:rPr>
-        <w:t xml:space="preserve">{{ </w:t>
+        <w:t xml:space="preserve">{</w:t>
       </w:r>
       <w:proofErr w:type="spellStart"/>
       <w:r>
@@ -5744,7 +5744,7 @@
                 <w:szCs w:val="18"/>
                 <w:lang w:eastAsia="ko-KR"/>
               </w:rPr>
-              <w:t>{{ iso</w:t>
+              <w:t>{iso</w:t>
             </w:r>
             <w:proofErr w:type="gramEnd"/>
             <w:r>
@@ -5764,7 +5764,7 @@
                 <w:szCs w:val="18"/>
                 <w:lang w:eastAsia="ko-KR"/>
               </w:rPr>
-              <w:t>days }}</w:t>
+              <w:t>days}</w:t>
             </w:r>
             <w:r>
               <w:rPr>
@@ -5824,7 +5824,7 @@
                 <w:szCs w:val="18"/>
                 <w:lang w:eastAsia="ko-KR"/>
               </w:rPr>
-              <w:t>days }}</w:t>
+              <w:t>days}</w:t>
             </w:r>
             <w:r>
               <w:rPr>
@@ -5900,7 +5900,7 @@
                 <w:szCs w:val="18"/>
                 <w:lang w:eastAsia="ko-KR"/>
               </w:rPr>
-              <w:t>days }}</w:t>
+              <w:t>days}</w:t>
             </w:r>
             <w:r>
               <w:rPr>
@@ -5949,7 +5949,7 @@
                 <w:szCs w:val="18"/>
                 <w:lang w:eastAsia="ko-KR"/>
               </w:rPr>
-              <w:t>{{ iso</w:t>
+              <w:t>{iso</w:t>
             </w:r>
             <w:proofErr w:type="gramEnd"/>
             <w:r>
@@ -6057,7 +6057,7 @@
                 <w:szCs w:val="18"/>
                 <w:lang w:eastAsia="ko-KR"/>
               </w:rPr>
-              <w:t>{{ iso</w:t>
+              <w:t>{iso</w:t>
             </w:r>
             <w:proofErr w:type="gramEnd"/>
             <w:r>
@@ -6197,7 +6197,7 @@
                 <w:szCs w:val="18"/>
                 <w:lang w:eastAsia="ko-KR"/>
               </w:rPr>
-              <w:t>{{ iso</w:t>
+              <w:t>{iso</w:t>
             </w:r>
             <w:proofErr w:type="gramEnd"/>
             <w:r>
@@ -6226,7 +6226,7 @@
                 <w:szCs w:val="18"/>
                 <w:lang w:eastAsia="ko-KR"/>
               </w:rPr>
-              <w:t>days }}days</w:t>
+              <w:t>days}days</w:t>
             </w:r>
             <w:proofErr w:type="gramEnd"/>
           </w:p>
@@ -6287,7 +6287,7 @@
                 <w:szCs w:val="18"/>
                 <w:lang w:eastAsia="ko-KR"/>
               </w:rPr>
-              <w:t>days }}</w:t>
+              <w:t>days}</w:t>
             </w:r>
             <w:r>
               <w:rPr>
@@ -6372,7 +6372,7 @@
                 <w:szCs w:val="18"/>
                 <w:lang w:eastAsia="ko-KR"/>
               </w:rPr>
-              <w:t>days }}</w:t>
+              <w:t>days}</w:t>
             </w:r>
             <w:r>
               <w:rPr>
@@ -6422,7 +6422,7 @@
                 <w:szCs w:val="18"/>
                 <w:lang w:eastAsia="ko-KR"/>
               </w:rPr>
-              <w:t>{{ iso</w:t>
+              <w:t>{iso</w:t>
             </w:r>
             <w:proofErr w:type="gramEnd"/>
             <w:r>
@@ -6539,7 +6539,7 @@
                 <w:szCs w:val="18"/>
                 <w:lang w:eastAsia="ko-KR"/>
               </w:rPr>
-              <w:t>{{ iso</w:t>
+              <w:t>{iso</w:t>
             </w:r>
             <w:proofErr w:type="gramEnd"/>
             <w:r>
@@ -6688,7 +6688,7 @@
                 <w:szCs w:val="18"/>
                 <w:lang w:eastAsia="ko-KR"/>
               </w:rPr>
-              <w:t>{{ iso</w:t>
+              <w:t>{iso</w:t>
             </w:r>
             <w:proofErr w:type="gramEnd"/>
             <w:r>
@@ -6717,7 +6717,7 @@
                 <w:szCs w:val="18"/>
                 <w:lang w:eastAsia="ko-KR"/>
               </w:rPr>
-              <w:t>days }}days</w:t>
+              <w:t>days}days</w:t>
             </w:r>
             <w:proofErr w:type="gramEnd"/>
           </w:p>
@@ -6778,7 +6778,7 @@
                 <w:szCs w:val="18"/>
                 <w:lang w:eastAsia="ko-KR"/>
               </w:rPr>
-              <w:t>days }}</w:t>
+              <w:t>days}</w:t>
             </w:r>
             <w:r>
               <w:rPr>
@@ -6863,7 +6863,7 @@
                 <w:szCs w:val="18"/>
                 <w:lang w:eastAsia="ko-KR"/>
               </w:rPr>
-              <w:t>days }}</w:t>
+              <w:t>days}</w:t>
             </w:r>
             <w:r>
               <w:rPr>
@@ -6913,7 +6913,7 @@
                 <w:szCs w:val="18"/>
                 <w:lang w:eastAsia="ko-KR"/>
               </w:rPr>
-              <w:t>{{ iso</w:t>
+              <w:t>{iso</w:t>
             </w:r>
             <w:proofErr w:type="gramEnd"/>
             <w:r>
@@ -7030,7 +7030,7 @@
                 <w:szCs w:val="18"/>
                 <w:lang w:eastAsia="ko-KR"/>
               </w:rPr>
-              <w:t>{{ iso</w:t>
+              <w:t>{iso</w:t>
             </w:r>
             <w:proofErr w:type="gramEnd"/>
             <w:r>
@@ -7394,7 +7394,7 @@
                 <w:szCs w:val="18"/>
                 <w:lang w:eastAsia="ko-KR"/>
               </w:rPr>
-              <w:t xml:space="preserve">{{ </w:t>
+              <w:t xml:space="preserve">{</w:t>
             </w:r>
             <w:proofErr w:type="spellStart"/>
             <w:r>

--- a/vercel-deploy/public/templates/LRQA_quotation.docx
+++ b/vercel-deploy/public/templates/LRQA_quotation.docx
@@ -378,7 +378,6 @@
                 <w:lang w:eastAsia="ko-KR"/>
               </w:rPr>
             </w:pPr>
-            <w:proofErr w:type="gramStart"/>
             <w:r>
               <w:rPr>
                 <w:rFonts w:ascii="맑은 고딕" w:eastAsia="맑은 고딕" w:hAnsi="맑은 고딕"/>
@@ -388,67 +387,7 @@
                 <w:szCs w:val="32"/>
                 <w:lang w:eastAsia="ko-KR"/>
               </w:rPr>
-              <w:t xml:space="preserve">{{ </w:t>
-            </w:r>
-            <w:proofErr w:type="spellStart"/>
-            <w:r>
-              <w:rPr>
-                <w:rFonts w:ascii="맑은 고딕" w:eastAsia="맑은 고딕" w:hAnsi="맑은 고딕"/>
-                <w:b/>
-                <w:spacing w:val="-1"/>
-                <w:sz w:val="32"/>
-                <w:szCs w:val="32"/>
-                <w:lang w:eastAsia="ko-KR"/>
-              </w:rPr>
-              <w:t>client</w:t>
-            </w:r>
-            <w:proofErr w:type="gramEnd"/>
-            <w:r>
-              <w:rPr>
-                <w:rFonts w:ascii="맑은 고딕" w:eastAsia="맑은 고딕" w:hAnsi="맑은 고딕"/>
-                <w:b/>
-                <w:spacing w:val="-1"/>
-                <w:sz w:val="32"/>
-                <w:szCs w:val="32"/>
-                <w:lang w:eastAsia="ko-KR"/>
-              </w:rPr>
-              <w:t>_</w:t>
-            </w:r>
-            <w:proofErr w:type="gramStart"/>
-            <w:r>
-              <w:rPr>
-                <w:rFonts w:ascii="맑은 고딕" w:eastAsia="맑은 고딕" w:hAnsi="맑은 고딕"/>
-                <w:b/>
-                <w:spacing w:val="-1"/>
-                <w:sz w:val="32"/>
-                <w:szCs w:val="32"/>
-                <w:lang w:eastAsia="ko-KR"/>
-              </w:rPr>
-              <w:t>name</w:t>
-            </w:r>
-            <w:proofErr w:type="spellEnd"/>
-            <w:r>
-              <w:rPr>
-                <w:rFonts w:ascii="맑은 고딕" w:eastAsia="맑은 고딕" w:hAnsi="맑은 고딕"/>
-                <w:b/>
-                <w:spacing w:val="-1"/>
-                <w:sz w:val="32"/>
-                <w:szCs w:val="32"/>
-                <w:lang w:eastAsia="ko-KR"/>
-              </w:rPr>
-              <w:t xml:space="preserve"> }</w:t>
-            </w:r>
-            <w:proofErr w:type="gramEnd"/>
-            <w:r>
-              <w:rPr>
-                <w:rFonts w:ascii="맑은 고딕" w:eastAsia="맑은 고딕" w:hAnsi="맑은 고딕"/>
-                <w:b/>
-                <w:spacing w:val="-1"/>
-                <w:sz w:val="32"/>
-                <w:szCs w:val="32"/>
-                <w:lang w:eastAsia="ko-KR"/>
-              </w:rPr>
-              <w:t>}</w:t>
+              <w:t>{client_name }</w:t>
             </w:r>
           </w:p>
           <w:p>
@@ -469,7 +408,6 @@
                 <w:lang w:eastAsia="ko-KR"/>
               </w:rPr>
             </w:pPr>
-            <w:proofErr w:type="gramStart"/>
             <w:r>
               <w:rPr>
                 <w:rFonts w:ascii="맑은 고딕" w:eastAsia="맑은 고딕" w:hAnsi="맑은 고딕"/>
@@ -477,57 +415,7 @@
                 <w:spacing w:val="-1"/>
                 <w:lang w:eastAsia="ko-KR"/>
               </w:rPr>
-              <w:t xml:space="preserve">{{ </w:t>
-            </w:r>
-            <w:proofErr w:type="spellStart"/>
-            <w:r>
-              <w:rPr>
-                <w:rFonts w:ascii="맑은 고딕" w:eastAsia="맑은 고딕" w:hAnsi="맑은 고딕"/>
-                <w:b/>
-                <w:spacing w:val="-1"/>
-                <w:lang w:eastAsia="ko-KR"/>
-              </w:rPr>
-              <w:t>standards</w:t>
-            </w:r>
-            <w:proofErr w:type="gramEnd"/>
-            <w:r>
-              <w:rPr>
-                <w:rFonts w:ascii="맑은 고딕" w:eastAsia="맑은 고딕" w:hAnsi="맑은 고딕"/>
-                <w:b/>
-                <w:spacing w:val="-1"/>
-                <w:lang w:eastAsia="ko-KR"/>
-              </w:rPr>
-              <w:t>_</w:t>
-            </w:r>
-            <w:proofErr w:type="gramStart"/>
-            <w:r>
-              <w:rPr>
-                <w:rFonts w:ascii="맑은 고딕" w:eastAsia="맑은 고딕" w:hAnsi="맑은 고딕"/>
-                <w:b/>
-                <w:spacing w:val="-1"/>
-                <w:lang w:eastAsia="ko-KR"/>
-              </w:rPr>
-              <w:t>text</w:t>
-            </w:r>
-            <w:proofErr w:type="spellEnd"/>
-            <w:r>
-              <w:rPr>
-                <w:rFonts w:ascii="맑은 고딕" w:eastAsia="맑은 고딕" w:hAnsi="맑은 고딕"/>
-                <w:b/>
-                <w:spacing w:val="-1"/>
-                <w:lang w:eastAsia="ko-KR"/>
-              </w:rPr>
-              <w:t xml:space="preserve"> }</w:t>
-            </w:r>
-            <w:proofErr w:type="gramEnd"/>
-            <w:r>
-              <w:rPr>
-                <w:rFonts w:ascii="맑은 고딕" w:eastAsia="맑은 고딕" w:hAnsi="맑은 고딕"/>
-                <w:b/>
-                <w:spacing w:val="-1"/>
-                <w:lang w:eastAsia="ko-KR"/>
-              </w:rPr>
-              <w:t>}</w:t>
+              <w:t>{standards_text }}</w:t>
             </w:r>
           </w:p>
           <w:p>
@@ -595,7 +483,6 @@
                 <w:lang w:eastAsia="ko-KR"/>
               </w:rPr>
             </w:pPr>
-            <w:proofErr w:type="gramStart"/>
             <w:r>
               <w:rPr>
                 <w:rFonts w:ascii="맑은 고딕" w:eastAsia="맑은 고딕" w:hAnsi="맑은 고딕" w:hint="eastAsia"/>
@@ -623,7 +510,6 @@
               </w:rPr>
               <w:t>:</w:t>
             </w:r>
-            <w:proofErr w:type="gramEnd"/>
             <w:r>
               <w:rPr>
                 <w:rFonts w:ascii="맑은 고딕" w:eastAsia="맑은 고딕" w:hAnsi="맑은 고딕" w:hint="eastAsia"/>
@@ -631,67 +517,7 @@
                 <w:szCs w:val="18"/>
                 <w:lang w:eastAsia="ko-KR"/>
               </w:rPr>
-              <w:t xml:space="preserve"> </w:t>
-            </w:r>
-            <w:proofErr w:type="gramStart"/>
-            <w:r>
-              <w:rPr>
-                <w:rFonts w:ascii="맑은 고딕" w:eastAsia="맑은 고딕" w:hAnsi="맑은 고딕" w:hint="eastAsia"/>
-                <w:sz w:val="18"/>
-                <w:szCs w:val="18"/>
-                <w:lang w:eastAsia="ko-KR"/>
-              </w:rPr>
-              <w:t xml:space="preserve">{{ </w:t>
-            </w:r>
-            <w:proofErr w:type="spellStart"/>
-            <w:r>
-              <w:rPr>
-                <w:rFonts w:ascii="맑은 고딕" w:eastAsia="맑은 고딕" w:hAnsi="맑은 고딕" w:hint="eastAsia"/>
-                <w:sz w:val="18"/>
-                <w:szCs w:val="18"/>
-                <w:lang w:eastAsia="ko-KR"/>
-              </w:rPr>
-              <w:t>quotation</w:t>
-            </w:r>
-            <w:proofErr w:type="gramEnd"/>
-            <w:r>
-              <w:rPr>
-                <w:rFonts w:ascii="맑은 고딕" w:eastAsia="맑은 고딕" w:hAnsi="맑은 고딕" w:hint="eastAsia"/>
-                <w:sz w:val="18"/>
-                <w:szCs w:val="18"/>
-                <w:lang w:eastAsia="ko-KR"/>
-              </w:rPr>
-              <w:t>_</w:t>
-            </w:r>
-            <w:proofErr w:type="gramStart"/>
-            <w:r>
-              <w:rPr>
-                <w:rFonts w:ascii="맑은 고딕" w:eastAsia="맑은 고딕" w:hAnsi="맑은 고딕" w:hint="eastAsia"/>
-                <w:sz w:val="18"/>
-                <w:szCs w:val="18"/>
-                <w:lang w:eastAsia="ko-KR"/>
-              </w:rPr>
-              <w:t>date</w:t>
-            </w:r>
-            <w:proofErr w:type="spellEnd"/>
-            <w:r>
-              <w:rPr>
-                <w:rFonts w:ascii="맑은 고딕" w:eastAsia="맑은 고딕" w:hAnsi="맑은 고딕" w:hint="eastAsia"/>
-                <w:sz w:val="18"/>
-                <w:szCs w:val="18"/>
-                <w:lang w:eastAsia="ko-KR"/>
-              </w:rPr>
-              <w:t xml:space="preserve"> }</w:t>
-            </w:r>
-            <w:proofErr w:type="gramEnd"/>
-            <w:r>
-              <w:rPr>
-                <w:rFonts w:ascii="맑은 고딕" w:eastAsia="맑은 고딕" w:hAnsi="맑은 고딕" w:hint="eastAsia"/>
-                <w:sz w:val="18"/>
-                <w:szCs w:val="18"/>
-                <w:lang w:eastAsia="ko-KR"/>
-              </w:rPr>
-              <w:t>}</w:t>
+              <w:t xml:space="preserve"> {quotation_date }</w:t>
             </w:r>
           </w:p>
         </w:tc>
@@ -797,7 +623,6 @@
               </w:rPr>
               <w:t xml:space="preserve"> </w:t>
             </w:r>
-            <w:proofErr w:type="gramStart"/>
             <w:r>
               <w:rPr>
                 <w:rFonts w:ascii="Calibri" w:hAnsi="Calibri" w:cs="Calibri"/>
@@ -807,67 +632,7 @@
                 <w:shd w:val="clear" w:color="auto" w:fill="FFFFFF"/>
                 <w:lang w:eastAsia="ko-KR"/>
               </w:rPr>
-              <w:t xml:space="preserve">{{ </w:t>
-            </w:r>
-            <w:proofErr w:type="spellStart"/>
-            <w:r>
-              <w:rPr>
-                <w:rFonts w:ascii="Calibri" w:hAnsi="Calibri" w:cs="Calibri"/>
-                <w:color w:val="444444"/>
-                <w:sz w:val="22"/>
-                <w:szCs w:val="22"/>
-                <w:shd w:val="clear" w:color="auto" w:fill="FFFFFF"/>
-                <w:lang w:eastAsia="ko-KR"/>
-              </w:rPr>
-              <w:t>quotation</w:t>
-            </w:r>
-            <w:proofErr w:type="gramEnd"/>
-            <w:r>
-              <w:rPr>
-                <w:rFonts w:ascii="Calibri" w:hAnsi="Calibri" w:cs="Calibri"/>
-                <w:color w:val="444444"/>
-                <w:sz w:val="22"/>
-                <w:szCs w:val="22"/>
-                <w:shd w:val="clear" w:color="auto" w:fill="FFFFFF"/>
-                <w:lang w:eastAsia="ko-KR"/>
-              </w:rPr>
-              <w:t>_</w:t>
-            </w:r>
-            <w:proofErr w:type="gramStart"/>
-            <w:r>
-              <w:rPr>
-                <w:rFonts w:ascii="Calibri" w:hAnsi="Calibri" w:cs="Calibri"/>
-                <w:color w:val="444444"/>
-                <w:sz w:val="22"/>
-                <w:szCs w:val="22"/>
-                <w:shd w:val="clear" w:color="auto" w:fill="FFFFFF"/>
-                <w:lang w:eastAsia="ko-KR"/>
-              </w:rPr>
-              <w:t>number</w:t>
-            </w:r>
-            <w:proofErr w:type="spellEnd"/>
-            <w:r>
-              <w:rPr>
-                <w:rFonts w:ascii="Calibri" w:hAnsi="Calibri" w:cs="Calibri"/>
-                <w:color w:val="444444"/>
-                <w:sz w:val="22"/>
-                <w:szCs w:val="22"/>
-                <w:shd w:val="clear" w:color="auto" w:fill="FFFFFF"/>
-                <w:lang w:eastAsia="ko-KR"/>
-              </w:rPr>
-              <w:t xml:space="preserve"> }</w:t>
-            </w:r>
-            <w:proofErr w:type="gramEnd"/>
-            <w:r>
-              <w:rPr>
-                <w:rFonts w:ascii="Calibri" w:hAnsi="Calibri" w:cs="Calibri"/>
-                <w:color w:val="444444"/>
-                <w:sz w:val="22"/>
-                <w:szCs w:val="22"/>
-                <w:shd w:val="clear" w:color="auto" w:fill="FFFFFF"/>
-                <w:lang w:eastAsia="ko-KR"/>
-              </w:rPr>
-              <w:t>}</w:t>
+              <w:t>{quotation_number }}</w:t>
             </w:r>
           </w:p>
           <w:p>
@@ -2776,7 +2541,6 @@
                 <w:lang w:eastAsia="ko-KR"/>
               </w:rPr>
             </w:pPr>
-            <w:proofErr w:type="spellStart"/>
             <w:r>
               <w:rPr>
                 <w:rFonts w:ascii="맑은 고딕" w:eastAsia="맑은 고딕" w:hAnsi="맑은 고딕" w:hint="eastAsia"/>
@@ -2785,9 +2549,18 @@
                 <w:szCs w:val="24"/>
                 <w:lang w:eastAsia="ko-KR"/>
               </w:rPr>
-              <w:t>로이드인증원은</w:t>
-            </w:r>
-            <w:proofErr w:type="spellEnd"/>
+              <w:t xml:space="preserve">로이드인증원은 귀사가 선택한 </w:t>
+            </w:r>
+            <w:r>
+              <w:rPr>
+                <w:rFonts w:ascii="맑은 고딕" w:eastAsia="맑은 고딕" w:hAnsi="맑은 고딕"/>
+                <w:color w:val="auto"/>
+                <w:sz w:val="24"/>
+                <w:szCs w:val="24"/>
+                <w:lang w:eastAsia="ko-KR"/>
+              </w:rPr>
+              <w:t xml:space="preserve">Business Assurance </w:t>
+            </w:r>
             <w:r>
               <w:rPr>
                 <w:rFonts w:ascii="맑은 고딕" w:eastAsia="맑은 고딕" w:hAnsi="맑은 고딕" w:hint="eastAsia"/>
@@ -2796,7 +2569,7 @@
                 <w:szCs w:val="24"/>
                 <w:lang w:eastAsia="ko-KR"/>
               </w:rPr>
-              <w:t xml:space="preserve"> 귀사가 선택한 </w:t>
+              <w:t xml:space="preserve">파트너로서 귀사와 협력하여 당면한 리스크를 관리하고 완화함으로써 급변하는 비즈니스 세상을 대처하는 데 도움을 드리고자 합니다. 또한 귀사의 </w:t>
             </w:r>
             <w:r>
               <w:rPr>
@@ -2806,7 +2579,7 @@
                 <w:szCs w:val="24"/>
                 <w:lang w:eastAsia="ko-KR"/>
               </w:rPr>
-              <w:t xml:space="preserve">Business Assurance </w:t>
+              <w:t>미래</w:t>
             </w:r>
             <w:r>
               <w:rPr>
@@ -2816,7 +2589,7 @@
                 <w:szCs w:val="24"/>
                 <w:lang w:eastAsia="ko-KR"/>
               </w:rPr>
-              <w:t xml:space="preserve">파트너로서 귀사와 협력하여 당면한 리스크를 관리하고 완화함으로써 급변하는 비즈니스 세상을 대처하는 데 도움을 드리고자 합니다. 또한 귀사의 </w:t>
+              <w:t>를</w:t>
             </w:r>
             <w:r>
               <w:rPr>
@@ -2826,7 +2599,7 @@
                 <w:szCs w:val="24"/>
                 <w:lang w:eastAsia="ko-KR"/>
               </w:rPr>
-              <w:t>미래</w:t>
+              <w:t xml:space="preserve"> </w:t>
             </w:r>
             <w:r>
               <w:rPr>
@@ -2836,49 +2609,7 @@
                 <w:szCs w:val="24"/>
                 <w:lang w:eastAsia="ko-KR"/>
               </w:rPr>
-              <w:t>를</w:t>
-            </w:r>
-            <w:r>
-              <w:rPr>
-                <w:rFonts w:ascii="맑은 고딕" w:eastAsia="맑은 고딕" w:hAnsi="맑은 고딕"/>
-                <w:color w:val="auto"/>
-                <w:sz w:val="24"/>
-                <w:szCs w:val="24"/>
-                <w:lang w:eastAsia="ko-KR"/>
-              </w:rPr>
-              <w:t xml:space="preserve"> </w:t>
-            </w:r>
-            <w:r>
-              <w:rPr>
-                <w:rFonts w:ascii="맑은 고딕" w:eastAsia="맑은 고딕" w:hAnsi="맑은 고딕" w:hint="eastAsia"/>
-                <w:color w:val="auto"/>
-                <w:sz w:val="24"/>
-                <w:szCs w:val="24"/>
-                <w:lang w:eastAsia="ko-KR"/>
-              </w:rPr>
-              <w:t xml:space="preserve">설계할 수 있도록 지원하는 것이며 이를 위해 </w:t>
-            </w:r>
-            <w:proofErr w:type="spellStart"/>
-            <w:r>
-              <w:rPr>
-                <w:rFonts w:ascii="맑은 고딕" w:eastAsia="맑은 고딕" w:hAnsi="맑은 고딕" w:hint="eastAsia"/>
-                <w:color w:val="auto"/>
-                <w:sz w:val="24"/>
-                <w:szCs w:val="24"/>
-                <w:lang w:eastAsia="ko-KR"/>
-              </w:rPr>
-              <w:t>로이드인증원은</w:t>
-            </w:r>
-            <w:proofErr w:type="spellEnd"/>
-            <w:r>
-              <w:rPr>
-                <w:rFonts w:ascii="맑은 고딕" w:eastAsia="맑은 고딕" w:hAnsi="맑은 고딕" w:hint="eastAsia"/>
-                <w:color w:val="auto"/>
-                <w:sz w:val="24"/>
-                <w:szCs w:val="24"/>
-                <w:lang w:eastAsia="ko-KR"/>
-              </w:rPr>
-              <w:t xml:space="preserve"> 다음을 제공함을 약속합니다.</w:t>
+              <w:t>설계할 수 있도록 지원하는 것이며 이를 위해 로이드인증원은 다음을 제공함을 약속합니다.</w:t>
             </w:r>
             <w:r>
               <w:rPr>
@@ -3390,27 +3121,7 @@
                 <w:szCs w:val="20"/>
                 <w:lang w:eastAsia="ko-KR"/>
               </w:rPr>
-              <w:t xml:space="preserve">LRQA는 120개 이상의 국가에서 운영되며, 전 세계 30개 이상의 인정기구를 통해 인정받았습니다. 또한, 거의 모든 </w:t>
-            </w:r>
-            <w:proofErr w:type="gramStart"/>
-            <w:r>
-              <w:rPr>
-                <w:rFonts w:ascii="맑은 고딕" w:eastAsia="맑은 고딕" w:hAnsi="맑은 고딕" w:hint="eastAsia"/>
-                <w:sz w:val="20"/>
-                <w:szCs w:val="20"/>
-                <w:lang w:eastAsia="ko-KR"/>
-              </w:rPr>
-              <w:t>산업  분야에</w:t>
-            </w:r>
-            <w:proofErr w:type="gramEnd"/>
-            <w:r>
-              <w:rPr>
-                <w:rFonts w:ascii="맑은 고딕" w:eastAsia="맑은 고딕" w:hAnsi="맑은 고딕" w:hint="eastAsia"/>
-                <w:sz w:val="20"/>
-                <w:szCs w:val="20"/>
-                <w:lang w:eastAsia="ko-KR"/>
-              </w:rPr>
-              <w:t xml:space="preserve"> 대응 가능하며, 리스크 관리, 개선 추진 및 전 세계 이해관계자들 과의 신뢰 구축을 지원합니다</w:t>
+              <w:t>LRQA는 120개 이상의 국가에서 운영되며, 전 세계 30개 이상의 인정기구를 통해 인정받았습니다. 또한, 거의 모든 산업  분야에 대응 가능하며, 리스크 관리, 개선 추진 및 전 세계 이해관계자들 과의 신뢰 구축을 지원합니다</w:t>
             </w:r>
             <w:r>
               <w:rPr>
@@ -3870,27 +3581,7 @@
                 <w:szCs w:val="20"/>
                 <w:lang w:eastAsia="ko-KR"/>
               </w:rPr>
-              <w:t xml:space="preserve">온라인 고객 포털은 사용이 간편하고 언제 어디서든지 귀사 전체의 인증서 및 심사 프로그램을 관리할 수 LRQA </w:t>
-            </w:r>
-            <w:proofErr w:type="gramStart"/>
-            <w:r>
-              <w:rPr>
-                <w:rFonts w:ascii="맑은 고딕" w:eastAsia="맑은 고딕" w:hAnsi="맑은 고딕" w:hint="eastAsia"/>
-                <w:sz w:val="20"/>
-                <w:szCs w:val="20"/>
-                <w:lang w:eastAsia="ko-KR"/>
-              </w:rPr>
-              <w:t>시스템 입니다</w:t>
-            </w:r>
-            <w:proofErr w:type="gramEnd"/>
-            <w:r>
-              <w:rPr>
-                <w:rFonts w:ascii="맑은 고딕" w:eastAsia="맑은 고딕" w:hAnsi="맑은 고딕" w:hint="eastAsia"/>
-                <w:sz w:val="20"/>
-                <w:szCs w:val="20"/>
-                <w:lang w:eastAsia="ko-KR"/>
-              </w:rPr>
-              <w:t>. 포털을 통해 계획 및 완료된 심사 일정을 확인할 수 있습니다. 인증서, 보고서 및 인증마크를</w:t>
+              <w:t>온라인 고객 포털은 사용이 간편하고 언제 어디서든지 귀사 전체의 인증서 및 심사 프로그램을 관리할 수 LRQA 시스템 입니다. 포털을 통해 계획 및 완료된 심사 일정을 확인할 수 있습니다. 인증서, 보고서 및 인증마크를</w:t>
             </w:r>
             <w:r>
               <w:rPr>
@@ -4136,7 +3827,6 @@
           <w:lang w:eastAsia="ko-KR"/>
         </w:rPr>
       </w:pPr>
-      <w:proofErr w:type="gramStart"/>
       <w:r>
         <w:rPr>
           <w:rFonts w:ascii="맑은 고딕" w:eastAsia="맑은 고딕" w:hAnsi="맑은 고딕"/>
@@ -4156,15 +3846,7 @@
           <w:rFonts w:ascii="맑은 고딕" w:eastAsia="맑은 고딕" w:hAnsi="맑은 고딕" w:hint="eastAsia"/>
           <w:lang w:eastAsia="ko-KR"/>
         </w:rPr>
-        <w:t>는</w:t>
-      </w:r>
-      <w:proofErr w:type="gramEnd"/>
-      <w:r>
-        <w:rPr>
-          <w:rFonts w:ascii="맑은 고딕" w:eastAsia="맑은 고딕" w:hAnsi="맑은 고딕" w:hint="eastAsia"/>
-          <w:lang w:eastAsia="ko-KR"/>
-        </w:rPr>
-        <w:t xml:space="preserve"> 고객의 </w:t>
+        <w:t xml:space="preserve">는 고객의 </w:t>
       </w:r>
       <w:r>
         <w:rPr>
@@ -4201,7 +3883,6 @@
         </w:rPr>
         <w:t xml:space="preserve"> 심사를 </w:t>
       </w:r>
-      <w:proofErr w:type="gramStart"/>
       <w:r>
         <w:rPr>
           <w:rFonts w:ascii="맑은 고딕" w:eastAsia="맑은 고딕" w:hAnsi="맑은 고딕" w:hint="eastAsia"/>
@@ -4214,15 +3895,7 @@
           <w:rFonts w:ascii="맑은 고딕" w:eastAsia="맑은 고딕" w:hAnsi="맑은 고딕" w:hint="eastAsia"/>
           <w:lang w:eastAsia="ko-KR"/>
         </w:rPr>
-        <w:t>합니다</w:t>
-      </w:r>
-      <w:proofErr w:type="gramEnd"/>
-      <w:r>
-        <w:rPr>
-          <w:rFonts w:ascii="맑은 고딕" w:eastAsia="맑은 고딕" w:hAnsi="맑은 고딕" w:hint="eastAsia"/>
-          <w:lang w:eastAsia="ko-KR"/>
-        </w:rPr>
-        <w:t>.</w:t>
+        <w:t>합니다.</w:t>
       </w:r>
       <w:r>
         <w:rPr>
@@ -4279,7 +3952,6 @@
         </w:rPr>
         <w:t xml:space="preserve"> </w:t>
       </w:r>
-      <w:proofErr w:type="gramStart"/>
       <w:r>
         <w:rPr>
           <w:rFonts w:ascii="맑은 고딕" w:eastAsia="맑은 고딕" w:hAnsi="맑은 고딕"/>
@@ -4288,62 +3960,7 @@
           <w:szCs w:val="20"/>
           <w:lang w:eastAsia="ko-KR"/>
         </w:rPr>
-        <w:t xml:space="preserve">{{ </w:t>
-      </w:r>
-      <w:proofErr w:type="spellStart"/>
-      <w:r>
-        <w:rPr>
-          <w:rFonts w:ascii="맑은 고딕" w:eastAsia="맑은 고딕" w:hAnsi="맑은 고딕"/>
-          <w:color w:val="088C8A"/>
-          <w:sz w:val="20"/>
-          <w:szCs w:val="20"/>
-          <w:lang w:eastAsia="ko-KR"/>
-        </w:rPr>
-        <w:t>standards</w:t>
-      </w:r>
-      <w:proofErr w:type="gramEnd"/>
-      <w:r>
-        <w:rPr>
-          <w:rFonts w:ascii="맑은 고딕" w:eastAsia="맑은 고딕" w:hAnsi="맑은 고딕"/>
-          <w:color w:val="088C8A"/>
-          <w:sz w:val="20"/>
-          <w:szCs w:val="20"/>
-          <w:lang w:eastAsia="ko-KR"/>
-        </w:rPr>
-        <w:t>_</w:t>
-      </w:r>
-      <w:proofErr w:type="gramStart"/>
-      <w:r>
-        <w:rPr>
-          <w:rFonts w:ascii="맑은 고딕" w:eastAsia="맑은 고딕" w:hAnsi="맑은 고딕"/>
-          <w:color w:val="088C8A"/>
-          <w:sz w:val="20"/>
-          <w:szCs w:val="20"/>
-          <w:lang w:eastAsia="ko-KR"/>
-        </w:rPr>
-        <w:t>text</w:t>
-      </w:r>
-      <w:proofErr w:type="spellEnd"/>
-      <w:r>
-        <w:rPr>
-          <w:rFonts w:ascii="맑은 고딕" w:eastAsia="맑은 고딕" w:hAnsi="맑은 고딕"/>
-          <w:color w:val="088C8A"/>
-          <w:sz w:val="20"/>
-          <w:szCs w:val="20"/>
-          <w:lang w:eastAsia="ko-KR"/>
-        </w:rPr>
-        <w:t xml:space="preserve"> }</w:t>
-      </w:r>
-      <w:proofErr w:type="gramEnd"/>
-      <w:r>
-        <w:rPr>
-          <w:rFonts w:ascii="맑은 고딕" w:eastAsia="맑은 고딕" w:hAnsi="맑은 고딕"/>
-          <w:color w:val="088C8A"/>
-          <w:sz w:val="20"/>
-          <w:szCs w:val="20"/>
-          <w:lang w:eastAsia="ko-KR"/>
-        </w:rPr>
-        <w:t>}</w:t>
+        <w:t>{standards_text }}</w:t>
       </w:r>
       <w:r>
         <w:rPr>
@@ -4636,7 +4253,6 @@
                 <w:lang w:eastAsia="ko-KR"/>
               </w:rPr>
             </w:pPr>
-            <w:proofErr w:type="gramStart"/>
             <w:r>
               <w:rPr>
                 <w:rFonts w:ascii="맑은 고딕" w:eastAsia="맑은 고딕" w:hAnsi="맑은 고딕"/>
@@ -4646,67 +4262,7 @@
                 <w:szCs w:val="18"/>
                 <w:lang w:eastAsia="ko-KR"/>
               </w:rPr>
-              <w:t xml:space="preserve">{{ </w:t>
-            </w:r>
-            <w:proofErr w:type="spellStart"/>
-            <w:r>
-              <w:rPr>
-                <w:rFonts w:ascii="맑은 고딕" w:eastAsia="맑은 고딕" w:hAnsi="맑은 고딕"/>
-                <w:b w:val="0"/>
-                <w:bCs w:val="0"/>
-                <w:sz w:val="18"/>
-                <w:szCs w:val="18"/>
-                <w:lang w:eastAsia="ko-KR"/>
-              </w:rPr>
-              <w:t>client</w:t>
-            </w:r>
-            <w:proofErr w:type="gramEnd"/>
-            <w:r>
-              <w:rPr>
-                <w:rFonts w:ascii="맑은 고딕" w:eastAsia="맑은 고딕" w:hAnsi="맑은 고딕"/>
-                <w:b w:val="0"/>
-                <w:bCs w:val="0"/>
-                <w:sz w:val="18"/>
-                <w:szCs w:val="18"/>
-                <w:lang w:eastAsia="ko-KR"/>
-              </w:rPr>
-              <w:t>_</w:t>
-            </w:r>
-            <w:proofErr w:type="gramStart"/>
-            <w:r>
-              <w:rPr>
-                <w:rFonts w:ascii="맑은 고딕" w:eastAsia="맑은 고딕" w:hAnsi="맑은 고딕"/>
-                <w:b w:val="0"/>
-                <w:bCs w:val="0"/>
-                <w:sz w:val="18"/>
-                <w:szCs w:val="18"/>
-                <w:lang w:eastAsia="ko-KR"/>
-              </w:rPr>
-              <w:t>name</w:t>
-            </w:r>
-            <w:proofErr w:type="spellEnd"/>
-            <w:r>
-              <w:rPr>
-                <w:rFonts w:ascii="맑은 고딕" w:eastAsia="맑은 고딕" w:hAnsi="맑은 고딕"/>
-                <w:b w:val="0"/>
-                <w:bCs w:val="0"/>
-                <w:sz w:val="18"/>
-                <w:szCs w:val="18"/>
-                <w:lang w:eastAsia="ko-KR"/>
-              </w:rPr>
-              <w:t xml:space="preserve"> }</w:t>
-            </w:r>
-            <w:proofErr w:type="gramEnd"/>
-            <w:r>
-              <w:rPr>
-                <w:rFonts w:ascii="맑은 고딕" w:eastAsia="맑은 고딕" w:hAnsi="맑은 고딕"/>
-                <w:b w:val="0"/>
-                <w:bCs w:val="0"/>
-                <w:sz w:val="18"/>
-                <w:szCs w:val="18"/>
-                <w:lang w:eastAsia="ko-KR"/>
-              </w:rPr>
-              <w:t>}</w:t>
+              <w:t>{client_name }}</w:t>
             </w:r>
             <w:r>
               <w:rPr>
@@ -4739,7 +4295,6 @@
                 <w:lang w:eastAsia="ko-KR"/>
               </w:rPr>
             </w:pPr>
-            <w:proofErr w:type="gramStart"/>
             <w:r>
               <w:rPr>
                 <w:rFonts w:ascii="맑은 고딕" w:eastAsia="맑은 고딕" w:hAnsi="맑은 고딕"/>
@@ -4749,43 +4304,7 @@
                 <w:szCs w:val="18"/>
                 <w:lang w:eastAsia="ko-KR"/>
               </w:rPr>
-              <w:t xml:space="preserve">{{ </w:t>
-            </w:r>
-            <w:proofErr w:type="spellStart"/>
-            <w:r>
-              <w:rPr>
-                <w:rFonts w:ascii="맑은 고딕" w:eastAsia="맑은 고딕" w:hAnsi="맑은 고딕"/>
-                <w:b w:val="0"/>
-                <w:bCs w:val="0"/>
-                <w:sz w:val="18"/>
-                <w:szCs w:val="18"/>
-                <w:lang w:eastAsia="ko-KR"/>
-              </w:rPr>
-              <w:t>client</w:t>
-            </w:r>
-            <w:proofErr w:type="gramEnd"/>
-            <w:r>
-              <w:rPr>
-                <w:rFonts w:ascii="맑은 고딕" w:eastAsia="맑은 고딕" w:hAnsi="맑은 고딕"/>
-                <w:b w:val="0"/>
-                <w:bCs w:val="0"/>
-                <w:sz w:val="18"/>
-                <w:szCs w:val="18"/>
-                <w:lang w:eastAsia="ko-KR"/>
-              </w:rPr>
-              <w:t>_address</w:t>
-            </w:r>
-            <w:proofErr w:type="spellEnd"/>
-            <w:r>
-              <w:rPr>
-                <w:rFonts w:ascii="맑은 고딕" w:eastAsia="맑은 고딕" w:hAnsi="맑은 고딕"/>
-                <w:b w:val="0"/>
-                <w:bCs w:val="0"/>
-                <w:sz w:val="18"/>
-                <w:szCs w:val="18"/>
-                <w:lang w:eastAsia="ko-KR"/>
-              </w:rPr>
-              <w:t xml:space="preserve"> }}</w:t>
+              <w:t>{client_address}</w:t>
             </w:r>
           </w:p>
         </w:tc>
@@ -4896,9 +4415,23 @@
           <w:szCs w:val="20"/>
           <w:lang w:eastAsia="ko-KR"/>
         </w:rPr>
-        <w:t>- `</w:t>
+        <w:t>- `{total_sites }}` - 총 사업장 수</w:t>
       </w:r>
-      <w:proofErr w:type="gramStart"/>
+    </w:p>
+    <w:p>
+      <w:pPr>
+        <w:pStyle w:val="Subhead"/>
+        <w:spacing w:line="240" w:lineRule="auto"/>
+        <w:rPr>
+          <w:rFonts w:ascii="맑은 고딕" w:eastAsia="맑은 고딕" w:hAnsi="맑은 고딕"/>
+          <w:b/>
+          <w:bCs/>
+          <w:color w:val="auto"/>
+          <w:sz w:val="20"/>
+          <w:szCs w:val="20"/>
+          <w:lang w:eastAsia="ko-KR"/>
+        </w:rPr>
+      </w:pPr>
       <w:r>
         <w:rPr>
           <w:rFonts w:ascii="맑은 고딕" w:eastAsia="맑은 고딕" w:hAnsi="맑은 고딕" w:hint="eastAsia"/>
@@ -4909,177 +4442,7 @@
           <w:szCs w:val="20"/>
           <w:lang w:eastAsia="ko-KR"/>
         </w:rPr>
-        <w:t xml:space="preserve">{{ </w:t>
-      </w:r>
-      <w:proofErr w:type="spellStart"/>
-      <w:r>
-        <w:rPr>
-          <w:rFonts w:ascii="맑은 고딕" w:eastAsia="맑은 고딕" w:hAnsi="맑은 고딕" w:hint="eastAsia"/>
-          <w:b/>
-          <w:bCs/>
-          <w:color w:val="auto"/>
-          <w:sz w:val="20"/>
-          <w:szCs w:val="20"/>
-          <w:lang w:eastAsia="ko-KR"/>
-        </w:rPr>
-        <w:t>total</w:t>
-      </w:r>
-      <w:proofErr w:type="gramEnd"/>
-      <w:r>
-        <w:rPr>
-          <w:rFonts w:ascii="맑은 고딕" w:eastAsia="맑은 고딕" w:hAnsi="맑은 고딕" w:hint="eastAsia"/>
-          <w:b/>
-          <w:bCs/>
-          <w:color w:val="auto"/>
-          <w:sz w:val="20"/>
-          <w:szCs w:val="20"/>
-          <w:lang w:eastAsia="ko-KR"/>
-        </w:rPr>
-        <w:t>_</w:t>
-      </w:r>
-      <w:proofErr w:type="gramStart"/>
-      <w:r>
-        <w:rPr>
-          <w:rFonts w:ascii="맑은 고딕" w:eastAsia="맑은 고딕" w:hAnsi="맑은 고딕" w:hint="eastAsia"/>
-          <w:b/>
-          <w:bCs/>
-          <w:color w:val="auto"/>
-          <w:sz w:val="20"/>
-          <w:szCs w:val="20"/>
-          <w:lang w:eastAsia="ko-KR"/>
-        </w:rPr>
-        <w:t>sites</w:t>
-      </w:r>
-      <w:proofErr w:type="spellEnd"/>
-      <w:r>
-        <w:rPr>
-          <w:rFonts w:ascii="맑은 고딕" w:eastAsia="맑은 고딕" w:hAnsi="맑은 고딕" w:hint="eastAsia"/>
-          <w:b/>
-          <w:bCs/>
-          <w:color w:val="auto"/>
-          <w:sz w:val="20"/>
-          <w:szCs w:val="20"/>
-          <w:lang w:eastAsia="ko-KR"/>
-        </w:rPr>
-        <w:t xml:space="preserve"> }</w:t>
-      </w:r>
-      <w:proofErr w:type="gramEnd"/>
-      <w:r>
-        <w:rPr>
-          <w:rFonts w:ascii="맑은 고딕" w:eastAsia="맑은 고딕" w:hAnsi="맑은 고딕" w:hint="eastAsia"/>
-          <w:b/>
-          <w:bCs/>
-          <w:color w:val="auto"/>
-          <w:sz w:val="20"/>
-          <w:szCs w:val="20"/>
-          <w:lang w:eastAsia="ko-KR"/>
-        </w:rPr>
-        <w:t>}` - 총 사업장 수</w:t>
-      </w:r>
-    </w:p>
-    <w:p>
-      <w:pPr>
-        <w:pStyle w:val="Subhead"/>
-        <w:spacing w:line="240" w:lineRule="auto"/>
-        <w:rPr>
-          <w:rFonts w:ascii="맑은 고딕" w:eastAsia="맑은 고딕" w:hAnsi="맑은 고딕"/>
-          <w:b/>
-          <w:bCs/>
-          <w:color w:val="auto"/>
-          <w:sz w:val="20"/>
-          <w:szCs w:val="20"/>
-          <w:lang w:eastAsia="ko-KR"/>
-        </w:rPr>
-      </w:pPr>
-      <w:r>
-        <w:rPr>
-          <w:rFonts w:ascii="맑은 고딕" w:eastAsia="맑은 고딕" w:hAnsi="맑은 고딕" w:hint="eastAsia"/>
-          <w:b/>
-          <w:bCs/>
-          <w:color w:val="auto"/>
-          <w:sz w:val="20"/>
-          <w:szCs w:val="20"/>
-          <w:lang w:eastAsia="ko-KR"/>
-        </w:rPr>
-        <w:t>- `</w:t>
-      </w:r>
-      <w:proofErr w:type="gramStart"/>
-      <w:r>
-        <w:rPr>
-          <w:rFonts w:ascii="맑은 고딕" w:eastAsia="맑은 고딕" w:hAnsi="맑은 고딕" w:hint="eastAsia"/>
-          <w:b/>
-          <w:bCs/>
-          <w:color w:val="auto"/>
-          <w:sz w:val="20"/>
-          <w:szCs w:val="20"/>
-          <w:lang w:eastAsia="ko-KR"/>
-        </w:rPr>
-        <w:t xml:space="preserve">{{ </w:t>
-      </w:r>
-      <w:proofErr w:type="spellStart"/>
-      <w:r>
-        <w:rPr>
-          <w:rFonts w:ascii="맑은 고딕" w:eastAsia="맑은 고딕" w:hAnsi="맑은 고딕" w:hint="eastAsia"/>
-          <w:b/>
-          <w:bCs/>
-          <w:color w:val="auto"/>
-          <w:sz w:val="20"/>
-          <w:szCs w:val="20"/>
-          <w:lang w:eastAsia="ko-KR"/>
-        </w:rPr>
-        <w:t>total</w:t>
-      </w:r>
-      <w:proofErr w:type="gramEnd"/>
-      <w:r>
-        <w:rPr>
-          <w:rFonts w:ascii="맑은 고딕" w:eastAsia="맑은 고딕" w:hAnsi="맑은 고딕" w:hint="eastAsia"/>
-          <w:b/>
-          <w:bCs/>
-          <w:color w:val="auto"/>
-          <w:sz w:val="20"/>
-          <w:szCs w:val="20"/>
-          <w:lang w:eastAsia="ko-KR"/>
-        </w:rPr>
-        <w:t>_</w:t>
-      </w:r>
-      <w:proofErr w:type="gramStart"/>
-      <w:r>
-        <w:rPr>
-          <w:rFonts w:ascii="맑은 고딕" w:eastAsia="맑은 고딕" w:hAnsi="맑은 고딕" w:hint="eastAsia"/>
-          <w:b/>
-          <w:bCs/>
-          <w:color w:val="auto"/>
-          <w:sz w:val="20"/>
-          <w:szCs w:val="20"/>
-          <w:lang w:eastAsia="ko-KR"/>
-        </w:rPr>
-        <w:t>employees</w:t>
-      </w:r>
-      <w:proofErr w:type="spellEnd"/>
-      <w:r>
-        <w:rPr>
-          <w:rFonts w:ascii="맑은 고딕" w:eastAsia="맑은 고딕" w:hAnsi="맑은 고딕" w:hint="eastAsia"/>
-          <w:b/>
-          <w:bCs/>
-          <w:color w:val="auto"/>
-          <w:sz w:val="20"/>
-          <w:szCs w:val="20"/>
-          <w:lang w:eastAsia="ko-KR"/>
-        </w:rPr>
-        <w:t xml:space="preserve"> }</w:t>
-      </w:r>
-      <w:proofErr w:type="gramEnd"/>
-      <w:r>
-        <w:rPr>
-          <w:rFonts w:ascii="맑은 고딕" w:eastAsia="맑은 고딕" w:hAnsi="맑은 고딕" w:hint="eastAsia"/>
-          <w:b/>
-          <w:bCs/>
-          <w:color w:val="auto"/>
-          <w:sz w:val="20"/>
-          <w:szCs w:val="20"/>
-          <w:lang w:eastAsia="ko-KR"/>
-        </w:rPr>
-        <w:t>}` - 총 직원 수</w:t>
+        <w:t>- `{total_employees }}` - 총 직원 수</w:t>
       </w:r>
     </w:p>
     <w:p>
@@ -5544,7 +4907,6 @@
                 <w:szCs w:val="18"/>
               </w:rPr>
             </w:pPr>
-            <w:proofErr w:type="spellStart"/>
             <w:r>
               <w:rPr>
                 <w:rFonts w:ascii="맑은 고딕" w:eastAsia="맑은 고딕" w:hAnsi="맑은 고딕" w:hint="eastAsia"/>
@@ -5554,7 +4916,6 @@
               </w:rPr>
               <w:t>신청비</w:t>
             </w:r>
-            <w:proofErr w:type="spellEnd"/>
           </w:p>
         </w:tc>
         <w:tc>
@@ -5700,7 +5061,7 @@
             <w:pPr>
               <w:pStyle w:val="TableText"/>
               <w:rPr>
-                <w:rFonts w:ascii="맑은 고딕" w:eastAsia="맑은 고딕" w:hAnsi="맑은 고딕" w:hint="eastAsia"/>
+                <w:rFonts w:ascii="맑은 고딕" w:eastAsia="맑은 고딕" w:hAnsi="맑은 고딕"/>
                 <w:sz w:val="18"/>
                 <w:szCs w:val="18"/>
                 <w:lang w:eastAsia="ko-KR"/>
@@ -5736,35 +5097,14 @@
                 <w:lang w:eastAsia="ko-KR"/>
               </w:rPr>
             </w:pPr>
-            <w:proofErr w:type="gramStart"/>
-            <w:r>
-              <w:rPr>
-                <w:rFonts w:ascii="맑은 고딕" w:eastAsia="맑은 고딕" w:hAnsi="맑은 고딕"/>
-                <w:sz w:val="18"/>
-                <w:szCs w:val="18"/>
-                <w:lang w:eastAsia="ko-KR"/>
-              </w:rPr>
-              <w:t>{{ iso</w:t>
-            </w:r>
-            <w:proofErr w:type="gramEnd"/>
-            <w:r>
-              <w:rPr>
-                <w:rFonts w:ascii="맑은 고딕" w:eastAsia="맑은 고딕" w:hAnsi="맑은 고딕"/>
-                <w:sz w:val="18"/>
-                <w:szCs w:val="18"/>
-                <w:lang w:eastAsia="ko-KR"/>
-              </w:rPr>
-              <w:t>9001_stage1_2_</w:t>
-            </w:r>
-            <w:proofErr w:type="gramStart"/>
-            <w:r>
-              <w:rPr>
-                <w:rFonts w:ascii="맑은 고딕" w:eastAsia="맑은 고딕" w:hAnsi="맑은 고딕"/>
-                <w:sz w:val="18"/>
-                <w:szCs w:val="18"/>
-                <w:lang w:eastAsia="ko-KR"/>
-              </w:rPr>
-              <w:t>days }}</w:t>
+            <w:r>
+              <w:rPr>
+                <w:rFonts w:ascii="맑은 고딕" w:eastAsia="맑은 고딕" w:hAnsi="맑은 고딕"/>
+                <w:sz w:val="18"/>
+                <w:szCs w:val="18"/>
+                <w:lang w:eastAsia="ko-KR"/>
+              </w:rPr>
+              <w:t>{iso9001_stage1_2_days}</w:t>
             </w:r>
             <w:r>
               <w:rPr>
@@ -5775,7 +5115,6 @@
               </w:rPr>
               <w:t>days</w:t>
             </w:r>
-            <w:proofErr w:type="gramEnd"/>
           </w:p>
           <w:p>
             <w:pPr>
@@ -5796,35 +5135,14 @@
               </w:rPr>
               <w:t xml:space="preserve">(Stage1: </w:t>
             </w:r>
-            <w:proofErr w:type="gramStart"/>
-            <w:r>
-              <w:rPr>
-                <w:rFonts w:ascii="맑은 고딕" w:eastAsia="맑은 고딕" w:hAnsi="맑은 고딕"/>
-                <w:sz w:val="18"/>
-                <w:szCs w:val="18"/>
-                <w:lang w:eastAsia="ko-KR"/>
-              </w:rPr>
-              <w:t>{{ iso</w:t>
-            </w:r>
-            <w:proofErr w:type="gramEnd"/>
-            <w:r>
-              <w:rPr>
-                <w:rFonts w:ascii="맑은 고딕" w:eastAsia="맑은 고딕" w:hAnsi="맑은 고딕"/>
-                <w:sz w:val="18"/>
-                <w:szCs w:val="18"/>
-                <w:lang w:eastAsia="ko-KR"/>
-              </w:rPr>
-              <w:t>9001_stage1_</w:t>
-            </w:r>
-            <w:proofErr w:type="gramStart"/>
-            <w:r>
-              <w:rPr>
-                <w:rFonts w:ascii="맑은 고딕" w:eastAsia="맑은 고딕" w:hAnsi="맑은 고딕"/>
-                <w:sz w:val="18"/>
-                <w:szCs w:val="18"/>
-                <w:lang w:eastAsia="ko-KR"/>
-              </w:rPr>
-              <w:t>days }}</w:t>
+            <w:r>
+              <w:rPr>
+                <w:rFonts w:ascii="맑은 고딕" w:eastAsia="맑은 고딕" w:hAnsi="맑은 고딕"/>
+                <w:sz w:val="18"/>
+                <w:szCs w:val="18"/>
+                <w:lang w:eastAsia="ko-KR"/>
+              </w:rPr>
+              <w:t>{{ iso9001_stage1_days}</w:t>
             </w:r>
             <w:r>
               <w:rPr>
@@ -5835,7 +5153,6 @@
               </w:rPr>
               <w:t>days</w:t>
             </w:r>
-            <w:proofErr w:type="gramEnd"/>
             <w:r>
               <w:rPr>
                 <w:rFonts w:ascii="맑은 고딕" w:eastAsia="맑은 고딕" w:hAnsi="맑은 고딕"/>
@@ -5854,25 +5171,14 @@
               </w:rPr>
               <w:t xml:space="preserve"> Stage2: </w:t>
             </w:r>
-            <w:proofErr w:type="gramStart"/>
-            <w:r>
-              <w:rPr>
-                <w:rFonts w:ascii="맑은 고딕" w:eastAsia="맑은 고딕" w:hAnsi="맑은 고딕"/>
-                <w:sz w:val="18"/>
-                <w:szCs w:val="18"/>
-                <w:lang w:eastAsia="ko-KR"/>
-              </w:rPr>
-              <w:t>{{ iso</w:t>
-            </w:r>
-            <w:proofErr w:type="gramEnd"/>
-            <w:r>
-              <w:rPr>
-                <w:rFonts w:ascii="맑은 고딕" w:eastAsia="맑은 고딕" w:hAnsi="맑은 고딕"/>
-                <w:sz w:val="18"/>
-                <w:szCs w:val="18"/>
-                <w:lang w:eastAsia="ko-KR"/>
-              </w:rPr>
-              <w:t>9001_stage</w:t>
+            <w:r>
+              <w:rPr>
+                <w:rFonts w:ascii="맑은 고딕" w:eastAsia="맑은 고딕" w:hAnsi="맑은 고딕"/>
+                <w:sz w:val="18"/>
+                <w:szCs w:val="18"/>
+                <w:lang w:eastAsia="ko-KR"/>
+              </w:rPr>
+              <w:t>{{ iso9001_stage</w:t>
             </w:r>
             <w:r>
               <w:rPr>
@@ -5890,17 +5196,7 @@
                 <w:szCs w:val="18"/>
                 <w:lang w:eastAsia="ko-KR"/>
               </w:rPr>
-              <w:t>_</w:t>
-            </w:r>
-            <w:proofErr w:type="gramStart"/>
-            <w:r>
-              <w:rPr>
-                <w:rFonts w:ascii="맑은 고딕" w:eastAsia="맑은 고딕" w:hAnsi="맑은 고딕"/>
-                <w:sz w:val="18"/>
-                <w:szCs w:val="18"/>
-                <w:lang w:eastAsia="ko-KR"/>
-              </w:rPr>
-              <w:t>days }}</w:t>
+              <w:t>_days}</w:t>
             </w:r>
             <w:r>
               <w:rPr>
@@ -5909,17 +5205,7 @@
                 <w:szCs w:val="18"/>
                 <w:lang w:eastAsia="ko-KR"/>
               </w:rPr>
-              <w:t>days</w:t>
-            </w:r>
-            <w:proofErr w:type="gramEnd"/>
-            <w:r>
-              <w:rPr>
-                <w:rFonts w:ascii="맑은 고딕" w:eastAsia="맑은 고딕" w:hAnsi="맑은 고딕" w:hint="eastAsia"/>
-                <w:sz w:val="18"/>
-                <w:szCs w:val="18"/>
-                <w:lang w:eastAsia="ko-KR"/>
-              </w:rPr>
-              <w:t>)</w:t>
+              <w:t>days)</w:t>
             </w:r>
           </w:p>
         </w:tc>
@@ -5941,25 +5227,14 @@
                 <w:szCs w:val="18"/>
               </w:rPr>
             </w:pPr>
-            <w:proofErr w:type="gramStart"/>
-            <w:r>
-              <w:rPr>
-                <w:rFonts w:ascii="맑은 고딕" w:eastAsia="맑은 고딕" w:hAnsi="맑은 고딕"/>
-                <w:sz w:val="18"/>
-                <w:szCs w:val="18"/>
-                <w:lang w:eastAsia="ko-KR"/>
-              </w:rPr>
-              <w:t>{{ iso</w:t>
-            </w:r>
-            <w:proofErr w:type="gramEnd"/>
-            <w:r>
-              <w:rPr>
-                <w:rFonts w:ascii="맑은 고딕" w:eastAsia="맑은 고딕" w:hAnsi="맑은 고딕"/>
-                <w:sz w:val="18"/>
-                <w:szCs w:val="18"/>
-                <w:lang w:eastAsia="ko-KR"/>
-              </w:rPr>
-              <w:t xml:space="preserve">9001_stage1_2_cost </w:t>
+            <w:r>
+              <w:rPr>
+                <w:rFonts w:ascii="맑은 고딕" w:eastAsia="맑은 고딕" w:hAnsi="맑은 고딕"/>
+                <w:sz w:val="18"/>
+                <w:szCs w:val="18"/>
+                <w:lang w:eastAsia="ko-KR"/>
+              </w:rPr>
+              <w:t xml:space="preserve">{iso9001_stage1_2_cost </w:t>
             </w:r>
             <w:r>
               <w:rPr>
@@ -5970,7 +5245,6 @@
               </w:rPr>
               <w:t xml:space="preserve">| </w:t>
             </w:r>
-            <w:proofErr w:type="spellStart"/>
             <w:r>
               <w:rPr>
                 <w:rFonts w:ascii="맑은 고딕" w:eastAsia="맑은 고딕" w:hAnsi="맑은 고딕" w:hint="eastAsia"/>
@@ -5978,46 +5252,16 @@
                 <w:szCs w:val="18"/>
                 <w:lang w:eastAsia="ko-KR"/>
               </w:rPr>
-              <w:t>format_</w:t>
-            </w:r>
-            <w:proofErr w:type="gramStart"/>
-            <w:r>
-              <w:rPr>
-                <w:rFonts w:ascii="맑은 고딕" w:eastAsia="맑은 고딕" w:hAnsi="맑은 고딕" w:hint="eastAsia"/>
-                <w:sz w:val="18"/>
-                <w:szCs w:val="18"/>
-                <w:lang w:eastAsia="ko-KR"/>
-              </w:rPr>
-              <w:t>currency</w:t>
-            </w:r>
-            <w:proofErr w:type="spellEnd"/>
-            <w:r>
-              <w:rPr>
-                <w:rFonts w:ascii="맑은 고딕" w:eastAsia="맑은 고딕" w:hAnsi="맑은 고딕" w:hint="eastAsia"/>
-                <w:sz w:val="18"/>
-                <w:szCs w:val="18"/>
-                <w:lang w:eastAsia="ko-KR"/>
-              </w:rPr>
-              <w:t xml:space="preserve"> </w:t>
-            </w:r>
-            <w:r>
-              <w:rPr>
-                <w:rFonts w:ascii="맑은 고딕" w:eastAsia="맑은 고딕" w:hAnsi="맑은 고딕"/>
-                <w:sz w:val="18"/>
-                <w:szCs w:val="18"/>
-                <w:lang w:eastAsia="ko-KR"/>
-              </w:rPr>
-              <w:t>}</w:t>
-            </w:r>
-            <w:proofErr w:type="gramEnd"/>
-            <w:r>
-              <w:rPr>
-                <w:rFonts w:ascii="맑은 고딕" w:eastAsia="맑은 고딕" w:hAnsi="맑은 고딕"/>
-                <w:sz w:val="18"/>
-                <w:szCs w:val="18"/>
-                <w:lang w:eastAsia="ko-KR"/>
-              </w:rPr>
-              <w:t>}</w:t>
+              <w:t xml:space="preserve">format_currency </w:t>
+            </w:r>
+            <w:r>
+              <w:rPr>
+                <w:rFonts w:ascii="맑은 고딕" w:eastAsia="맑은 고딕" w:hAnsi="맑은 고딕"/>
+                <w:sz w:val="18"/>
+                <w:szCs w:val="18"/>
+                <w:lang w:eastAsia="ko-KR"/>
+              </w:rPr>
+              <w:t>}}</w:t>
             </w:r>
             <w:r>
               <w:rPr>
@@ -6049,45 +5293,14 @@
                 <w:lang w:eastAsia="ko-KR"/>
               </w:rPr>
             </w:pPr>
-            <w:proofErr w:type="gramStart"/>
-            <w:r>
-              <w:rPr>
-                <w:rFonts w:ascii="맑은 고딕" w:eastAsia="맑은 고딕" w:hAnsi="맑은 고딕"/>
-                <w:sz w:val="18"/>
-                <w:szCs w:val="18"/>
-                <w:lang w:eastAsia="ko-KR"/>
-              </w:rPr>
-              <w:t>{{ iso</w:t>
-            </w:r>
-            <w:proofErr w:type="gramEnd"/>
-            <w:r>
-              <w:rPr>
-                <w:rFonts w:ascii="맑은 고딕" w:eastAsia="맑은 고딕" w:hAnsi="맑은 고딕"/>
-                <w:sz w:val="18"/>
-                <w:szCs w:val="18"/>
-                <w:lang w:eastAsia="ko-KR"/>
-              </w:rPr>
-              <w:t>9001_surveillance_</w:t>
-            </w:r>
-            <w:proofErr w:type="gramStart"/>
-            <w:r>
-              <w:rPr>
-                <w:rFonts w:ascii="맑은 고딕" w:eastAsia="맑은 고딕" w:hAnsi="맑은 고딕"/>
-                <w:sz w:val="18"/>
-                <w:szCs w:val="18"/>
-                <w:lang w:eastAsia="ko-KR"/>
-              </w:rPr>
-              <w:t>days }</w:t>
-            </w:r>
-            <w:proofErr w:type="gramEnd"/>
-            <w:r>
-              <w:rPr>
-                <w:rFonts w:ascii="맑은 고딕" w:eastAsia="맑은 고딕" w:hAnsi="맑은 고딕"/>
-                <w:sz w:val="18"/>
-                <w:szCs w:val="18"/>
-                <w:lang w:eastAsia="ko-KR"/>
-              </w:rPr>
-              <w:t>}</w:t>
+            <w:r>
+              <w:rPr>
+                <w:rFonts w:ascii="맑은 고딕" w:eastAsia="맑은 고딕" w:hAnsi="맑은 고딕"/>
+                <w:sz w:val="18"/>
+                <w:szCs w:val="18"/>
+                <w:lang w:eastAsia="ko-KR"/>
+              </w:rPr>
+              <w:t>{iso9001_surveillance_days }}</w:t>
             </w:r>
             <w:r>
               <w:rPr>
@@ -6189,17 +5402,15 @@
                 <w:lang w:eastAsia="ko-KR"/>
               </w:rPr>
             </w:pPr>
-            <w:proofErr w:type="gramStart"/>
-            <w:r>
-              <w:rPr>
-                <w:rFonts w:ascii="맑은 고딕" w:eastAsia="맑은 고딕" w:hAnsi="맑은 고딕"/>
-                <w:sz w:val="18"/>
-                <w:szCs w:val="18"/>
-                <w:lang w:eastAsia="ko-KR"/>
-              </w:rPr>
-              <w:t>{{ iso</w:t>
-            </w:r>
-            <w:proofErr w:type="gramEnd"/>
+            <w:r>
+              <w:rPr>
+                <w:rFonts w:ascii="맑은 고딕" w:eastAsia="맑은 고딕" w:hAnsi="맑은 고딕"/>
+                <w:sz w:val="18"/>
+                <w:szCs w:val="18"/>
+                <w:lang w:eastAsia="ko-KR"/>
+              </w:rPr>
+              <w:t>{iso</w:t>
+            </w:r>
             <w:r>
               <w:rPr>
                 <w:rFonts w:ascii="맑은 고딕" w:eastAsia="맑은 고딕" w:hAnsi="맑은 고딕" w:hint="eastAsia"/>
@@ -6216,19 +5427,8 @@
                 <w:szCs w:val="18"/>
                 <w:lang w:eastAsia="ko-KR"/>
               </w:rPr>
-              <w:t>001_stage1_2_</w:t>
-            </w:r>
-            <w:proofErr w:type="gramStart"/>
-            <w:r>
-              <w:rPr>
-                <w:rFonts w:ascii="맑은 고딕" w:eastAsia="맑은 고딕" w:hAnsi="맑은 고딕"/>
-                <w:sz w:val="18"/>
-                <w:szCs w:val="18"/>
-                <w:lang w:eastAsia="ko-KR"/>
-              </w:rPr>
-              <w:t>days }}days</w:t>
-            </w:r>
-            <w:proofErr w:type="gramEnd"/>
+              <w:t>001_stage1_2_days}days</w:t>
+            </w:r>
           </w:p>
           <w:p>
             <w:pPr>
@@ -6250,7 +5450,6 @@
               </w:rPr>
               <w:t xml:space="preserve">(Stage1: </w:t>
             </w:r>
-            <w:proofErr w:type="gramStart"/>
             <w:r>
               <w:rPr>
                 <w:rFonts w:ascii="맑은 고딕" w:eastAsia="맑은 고딕" w:hAnsi="맑은 고딕"/>
@@ -6260,7 +5459,6 @@
               </w:rPr>
               <w:t>{{ iso</w:t>
             </w:r>
-            <w:proofErr w:type="gramEnd"/>
             <w:r>
               <w:rPr>
                 <w:rFonts w:ascii="맑은 고딕" w:eastAsia="맑은 고딕" w:hAnsi="맑은 고딕" w:hint="eastAsia"/>
@@ -6277,17 +5475,7 @@
                 <w:szCs w:val="18"/>
                 <w:lang w:eastAsia="ko-KR"/>
               </w:rPr>
-              <w:t>001_stage1_</w:t>
-            </w:r>
-            <w:proofErr w:type="gramStart"/>
-            <w:r>
-              <w:rPr>
-                <w:rFonts w:ascii="맑은 고딕" w:eastAsia="맑은 고딕" w:hAnsi="맑은 고딕"/>
-                <w:sz w:val="18"/>
-                <w:szCs w:val="18"/>
-                <w:lang w:eastAsia="ko-KR"/>
-              </w:rPr>
-              <w:t>days }}</w:t>
+              <w:t>001_stage1_days}</w:t>
             </w:r>
             <w:r>
               <w:rPr>
@@ -6298,7 +5486,6 @@
               </w:rPr>
               <w:t>days</w:t>
             </w:r>
-            <w:proofErr w:type="gramEnd"/>
             <w:r>
               <w:rPr>
                 <w:rFonts w:ascii="맑은 고딕" w:eastAsia="맑은 고딕" w:hAnsi="맑은 고딕"/>
@@ -6317,7 +5504,6 @@
               </w:rPr>
               <w:t xml:space="preserve"> Stage2: </w:t>
             </w:r>
-            <w:proofErr w:type="gramStart"/>
             <w:r>
               <w:rPr>
                 <w:rFonts w:ascii="맑은 고딕" w:eastAsia="맑은 고딕" w:hAnsi="맑은 고딕"/>
@@ -6327,7 +5513,6 @@
               </w:rPr>
               <w:t>{{ iso</w:t>
             </w:r>
-            <w:proofErr w:type="gramEnd"/>
             <w:r>
               <w:rPr>
                 <w:rFonts w:ascii="맑은 고딕" w:eastAsia="맑은 고딕" w:hAnsi="맑은 고딕" w:hint="eastAsia"/>
@@ -6362,17 +5547,7 @@
                 <w:szCs w:val="18"/>
                 <w:lang w:eastAsia="ko-KR"/>
               </w:rPr>
-              <w:t>_</w:t>
-            </w:r>
-            <w:proofErr w:type="gramStart"/>
-            <w:r>
-              <w:rPr>
-                <w:rFonts w:ascii="맑은 고딕" w:eastAsia="맑은 고딕" w:hAnsi="맑은 고딕"/>
-                <w:sz w:val="18"/>
-                <w:szCs w:val="18"/>
-                <w:lang w:eastAsia="ko-KR"/>
-              </w:rPr>
-              <w:t>days }}</w:t>
+              <w:t>_days}</w:t>
             </w:r>
             <w:r>
               <w:rPr>
@@ -6381,17 +5556,7 @@
                 <w:szCs w:val="18"/>
                 <w:lang w:eastAsia="ko-KR"/>
               </w:rPr>
-              <w:t>days</w:t>
-            </w:r>
-            <w:proofErr w:type="gramEnd"/>
-            <w:r>
-              <w:rPr>
-                <w:rFonts w:ascii="맑은 고딕" w:eastAsia="맑은 고딕" w:hAnsi="맑은 고딕" w:hint="eastAsia"/>
-                <w:sz w:val="18"/>
-                <w:szCs w:val="18"/>
-                <w:lang w:eastAsia="ko-KR"/>
-              </w:rPr>
-              <w:t>)</w:t>
+              <w:t>days)</w:t>
             </w:r>
           </w:p>
         </w:tc>
@@ -6414,17 +5579,15 @@
                 <w:lang w:eastAsia="ko-KR"/>
               </w:rPr>
             </w:pPr>
-            <w:proofErr w:type="gramStart"/>
-            <w:r>
-              <w:rPr>
-                <w:rFonts w:ascii="맑은 고딕" w:eastAsia="맑은 고딕" w:hAnsi="맑은 고딕"/>
-                <w:sz w:val="18"/>
-                <w:szCs w:val="18"/>
-                <w:lang w:eastAsia="ko-KR"/>
-              </w:rPr>
-              <w:t>{{ iso</w:t>
-            </w:r>
-            <w:proofErr w:type="gramEnd"/>
+            <w:r>
+              <w:rPr>
+                <w:rFonts w:ascii="맑은 고딕" w:eastAsia="맑은 고딕" w:hAnsi="맑은 고딕"/>
+                <w:sz w:val="18"/>
+                <w:szCs w:val="18"/>
+                <w:lang w:eastAsia="ko-KR"/>
+              </w:rPr>
+              <w:t>{iso</w:t>
+            </w:r>
             <w:r>
               <w:rPr>
                 <w:rFonts w:ascii="맑은 고딕" w:eastAsia="맑은 고딕" w:hAnsi="맑은 고딕" w:hint="eastAsia"/>
@@ -6450,56 +5613,16 @@
                 <w:szCs w:val="18"/>
                 <w:lang w:eastAsia="ko-KR"/>
               </w:rPr>
-              <w:t xml:space="preserve">| </w:t>
-            </w:r>
-            <w:proofErr w:type="spellStart"/>
-            <w:r>
-              <w:rPr>
-                <w:rFonts w:ascii="맑은 고딕" w:eastAsia="맑은 고딕" w:hAnsi="맑은 고딕" w:hint="eastAsia"/>
-                <w:sz w:val="18"/>
-                <w:szCs w:val="18"/>
-                <w:lang w:eastAsia="ko-KR"/>
-              </w:rPr>
-              <w:t>format_</w:t>
-            </w:r>
-            <w:proofErr w:type="gramStart"/>
-            <w:r>
-              <w:rPr>
-                <w:rFonts w:ascii="맑은 고딕" w:eastAsia="맑은 고딕" w:hAnsi="맑은 고딕" w:hint="eastAsia"/>
-                <w:sz w:val="18"/>
-                <w:szCs w:val="18"/>
-                <w:lang w:eastAsia="ko-KR"/>
-              </w:rPr>
-              <w:t>currency</w:t>
-            </w:r>
-            <w:proofErr w:type="spellEnd"/>
-            <w:r>
-              <w:rPr>
-                <w:rFonts w:ascii="맑은 고딕" w:eastAsia="맑은 고딕" w:hAnsi="맑은 고딕" w:hint="eastAsia"/>
-                <w:sz w:val="18"/>
-                <w:szCs w:val="18"/>
-                <w:lang w:eastAsia="ko-KR"/>
-              </w:rPr>
-              <w:t xml:space="preserve"> </w:t>
-            </w:r>
-            <w:r>
-              <w:rPr>
-                <w:rFonts w:ascii="맑은 고딕" w:eastAsia="맑은 고딕" w:hAnsi="맑은 고딕"/>
-                <w:sz w:val="18"/>
-                <w:szCs w:val="18"/>
-                <w:lang w:eastAsia="ko-KR"/>
-              </w:rPr>
-              <w:t>}</w:t>
-            </w:r>
-            <w:proofErr w:type="gramEnd"/>
-            <w:r>
-              <w:rPr>
-                <w:rFonts w:ascii="맑은 고딕" w:eastAsia="맑은 고딕" w:hAnsi="맑은 고딕"/>
-                <w:sz w:val="18"/>
-                <w:szCs w:val="18"/>
-                <w:lang w:eastAsia="ko-KR"/>
-              </w:rPr>
-              <w:t>}</w:t>
+              <w:t xml:space="preserve">| format_currency </w:t>
+            </w:r>
+            <w:r>
+              <w:rPr>
+                <w:rFonts w:ascii="맑은 고딕" w:eastAsia="맑은 고딕" w:hAnsi="맑은 고딕"/>
+                <w:sz w:val="18"/>
+                <w:szCs w:val="18"/>
+                <w:lang w:eastAsia="ko-KR"/>
+              </w:rPr>
+              <w:t>}}</w:t>
             </w:r>
             <w:r>
               <w:rPr>
@@ -6531,17 +5654,15 @@
                 <w:lang w:eastAsia="ko-KR"/>
               </w:rPr>
             </w:pPr>
-            <w:proofErr w:type="gramStart"/>
-            <w:r>
-              <w:rPr>
-                <w:rFonts w:ascii="맑은 고딕" w:eastAsia="맑은 고딕" w:hAnsi="맑은 고딕"/>
-                <w:sz w:val="18"/>
-                <w:szCs w:val="18"/>
-                <w:lang w:eastAsia="ko-KR"/>
-              </w:rPr>
-              <w:t>{{ iso</w:t>
-            </w:r>
-            <w:proofErr w:type="gramEnd"/>
+            <w:r>
+              <w:rPr>
+                <w:rFonts w:ascii="맑은 고딕" w:eastAsia="맑은 고딕" w:hAnsi="맑은 고딕"/>
+                <w:sz w:val="18"/>
+                <w:szCs w:val="18"/>
+                <w:lang w:eastAsia="ko-KR"/>
+              </w:rPr>
+              <w:t>{iso</w:t>
+            </w:r>
             <w:r>
               <w:rPr>
                 <w:rFonts w:ascii="맑은 고딕" w:eastAsia="맑은 고딕" w:hAnsi="맑은 고딕" w:hint="eastAsia"/>
@@ -6558,27 +5679,7 @@
                 <w:szCs w:val="18"/>
                 <w:lang w:eastAsia="ko-KR"/>
               </w:rPr>
-              <w:t>001_surveillance_</w:t>
-            </w:r>
-            <w:proofErr w:type="gramStart"/>
-            <w:r>
-              <w:rPr>
-                <w:rFonts w:ascii="맑은 고딕" w:eastAsia="맑은 고딕" w:hAnsi="맑은 고딕"/>
-                <w:sz w:val="18"/>
-                <w:szCs w:val="18"/>
-                <w:lang w:eastAsia="ko-KR"/>
-              </w:rPr>
-              <w:t>days }</w:t>
-            </w:r>
-            <w:proofErr w:type="gramEnd"/>
-            <w:r>
-              <w:rPr>
-                <w:rFonts w:ascii="맑은 고딕" w:eastAsia="맑은 고딕" w:hAnsi="맑은 고딕"/>
-                <w:sz w:val="18"/>
-                <w:szCs w:val="18"/>
-                <w:lang w:eastAsia="ko-KR"/>
-              </w:rPr>
-              <w:t>}</w:t>
+              <w:t>001_surveillance_days }}</w:t>
             </w:r>
             <w:r>
               <w:rPr>
@@ -6680,17 +5781,15 @@
                 <w:lang w:eastAsia="ko-KR"/>
               </w:rPr>
             </w:pPr>
-            <w:proofErr w:type="gramStart"/>
-            <w:r>
-              <w:rPr>
-                <w:rFonts w:ascii="맑은 고딕" w:eastAsia="맑은 고딕" w:hAnsi="맑은 고딕"/>
-                <w:sz w:val="18"/>
-                <w:szCs w:val="18"/>
-                <w:lang w:eastAsia="ko-KR"/>
-              </w:rPr>
-              <w:t>{{ iso</w:t>
-            </w:r>
-            <w:proofErr w:type="gramEnd"/>
+            <w:r>
+              <w:rPr>
+                <w:rFonts w:ascii="맑은 고딕" w:eastAsia="맑은 고딕" w:hAnsi="맑은 고딕"/>
+                <w:sz w:val="18"/>
+                <w:szCs w:val="18"/>
+                <w:lang w:eastAsia="ko-KR"/>
+              </w:rPr>
+              <w:t>{iso</w:t>
+            </w:r>
             <w:r>
               <w:rPr>
                 <w:rFonts w:ascii="맑은 고딕" w:eastAsia="맑은 고딕" w:hAnsi="맑은 고딕" w:hint="eastAsia"/>
@@ -6707,19 +5806,8 @@
                 <w:szCs w:val="18"/>
                 <w:lang w:eastAsia="ko-KR"/>
               </w:rPr>
-              <w:t>001_stage1_2_</w:t>
-            </w:r>
-            <w:proofErr w:type="gramStart"/>
-            <w:r>
-              <w:rPr>
-                <w:rFonts w:ascii="맑은 고딕" w:eastAsia="맑은 고딕" w:hAnsi="맑은 고딕"/>
-                <w:sz w:val="18"/>
-                <w:szCs w:val="18"/>
-                <w:lang w:eastAsia="ko-KR"/>
-              </w:rPr>
-              <w:t>days }}days</w:t>
-            </w:r>
-            <w:proofErr w:type="gramEnd"/>
+              <w:t>001_stage1_2_days}days</w:t>
+            </w:r>
           </w:p>
           <w:p>
             <w:pPr>
@@ -6741,7 +5829,6 @@
               </w:rPr>
               <w:t xml:space="preserve">(Stage1: </w:t>
             </w:r>
-            <w:proofErr w:type="gramStart"/>
             <w:r>
               <w:rPr>
                 <w:rFonts w:ascii="맑은 고딕" w:eastAsia="맑은 고딕" w:hAnsi="맑은 고딕"/>
@@ -6751,7 +5838,6 @@
               </w:rPr>
               <w:t>{{ iso</w:t>
             </w:r>
-            <w:proofErr w:type="gramEnd"/>
             <w:r>
               <w:rPr>
                 <w:rFonts w:ascii="맑은 고딕" w:eastAsia="맑은 고딕" w:hAnsi="맑은 고딕" w:hint="eastAsia"/>
@@ -6768,17 +5854,7 @@
                 <w:szCs w:val="18"/>
                 <w:lang w:eastAsia="ko-KR"/>
               </w:rPr>
-              <w:t>001_stage1_</w:t>
-            </w:r>
-            <w:proofErr w:type="gramStart"/>
-            <w:r>
-              <w:rPr>
-                <w:rFonts w:ascii="맑은 고딕" w:eastAsia="맑은 고딕" w:hAnsi="맑은 고딕"/>
-                <w:sz w:val="18"/>
-                <w:szCs w:val="18"/>
-                <w:lang w:eastAsia="ko-KR"/>
-              </w:rPr>
-              <w:t>days }}</w:t>
+              <w:t>001_stage1_days}</w:t>
             </w:r>
             <w:r>
               <w:rPr>
@@ -6789,7 +5865,6 @@
               </w:rPr>
               <w:t>days</w:t>
             </w:r>
-            <w:proofErr w:type="gramEnd"/>
             <w:r>
               <w:rPr>
                 <w:rFonts w:ascii="맑은 고딕" w:eastAsia="맑은 고딕" w:hAnsi="맑은 고딕"/>
@@ -6808,7 +5883,6 @@
               </w:rPr>
               <w:t xml:space="preserve"> Stage2: </w:t>
             </w:r>
-            <w:proofErr w:type="gramStart"/>
             <w:r>
               <w:rPr>
                 <w:rFonts w:ascii="맑은 고딕" w:eastAsia="맑은 고딕" w:hAnsi="맑은 고딕"/>
@@ -6818,7 +5892,6 @@
               </w:rPr>
               <w:t>{{ iso</w:t>
             </w:r>
-            <w:proofErr w:type="gramEnd"/>
             <w:r>
               <w:rPr>
                 <w:rFonts w:ascii="맑은 고딕" w:eastAsia="맑은 고딕" w:hAnsi="맑은 고딕" w:hint="eastAsia"/>
@@ -6853,17 +5926,7 @@
                 <w:szCs w:val="18"/>
                 <w:lang w:eastAsia="ko-KR"/>
               </w:rPr>
-              <w:t>_</w:t>
-            </w:r>
-            <w:proofErr w:type="gramStart"/>
-            <w:r>
-              <w:rPr>
-                <w:rFonts w:ascii="맑은 고딕" w:eastAsia="맑은 고딕" w:hAnsi="맑은 고딕"/>
-                <w:sz w:val="18"/>
-                <w:szCs w:val="18"/>
-                <w:lang w:eastAsia="ko-KR"/>
-              </w:rPr>
-              <w:t>days }}</w:t>
+              <w:t>_days}</w:t>
             </w:r>
             <w:r>
               <w:rPr>
@@ -6872,17 +5935,7 @@
                 <w:szCs w:val="18"/>
                 <w:lang w:eastAsia="ko-KR"/>
               </w:rPr>
-              <w:t>days</w:t>
-            </w:r>
-            <w:proofErr w:type="gramEnd"/>
-            <w:r>
-              <w:rPr>
-                <w:rFonts w:ascii="맑은 고딕" w:eastAsia="맑은 고딕" w:hAnsi="맑은 고딕" w:hint="eastAsia"/>
-                <w:sz w:val="18"/>
-                <w:szCs w:val="18"/>
-                <w:lang w:eastAsia="ko-KR"/>
-              </w:rPr>
-              <w:t>)</w:t>
+              <w:t>days)</w:t>
             </w:r>
           </w:p>
         </w:tc>
@@ -6905,17 +5958,15 @@
                 <w:lang w:eastAsia="ko-KR"/>
               </w:rPr>
             </w:pPr>
-            <w:proofErr w:type="gramStart"/>
-            <w:r>
-              <w:rPr>
-                <w:rFonts w:ascii="맑은 고딕" w:eastAsia="맑은 고딕" w:hAnsi="맑은 고딕"/>
-                <w:sz w:val="18"/>
-                <w:szCs w:val="18"/>
-                <w:lang w:eastAsia="ko-KR"/>
-              </w:rPr>
-              <w:t>{{ iso</w:t>
-            </w:r>
-            <w:proofErr w:type="gramEnd"/>
+            <w:r>
+              <w:rPr>
+                <w:rFonts w:ascii="맑은 고딕" w:eastAsia="맑은 고딕" w:hAnsi="맑은 고딕"/>
+                <w:sz w:val="18"/>
+                <w:szCs w:val="18"/>
+                <w:lang w:eastAsia="ko-KR"/>
+              </w:rPr>
+              <w:t>{iso</w:t>
+            </w:r>
             <w:r>
               <w:rPr>
                 <w:rFonts w:ascii="맑은 고딕" w:eastAsia="맑은 고딕" w:hAnsi="맑은 고딕" w:hint="eastAsia"/>
@@ -6950,47 +6001,16 @@
                 <w:szCs w:val="18"/>
                 <w:lang w:eastAsia="ko-KR"/>
               </w:rPr>
-              <w:t xml:space="preserve">| </w:t>
-            </w:r>
-            <w:proofErr w:type="spellStart"/>
-            <w:r>
-              <w:rPr>
-                <w:rFonts w:ascii="맑은 고딕" w:eastAsia="맑은 고딕" w:hAnsi="맑은 고딕" w:hint="eastAsia"/>
-                <w:sz w:val="18"/>
-                <w:szCs w:val="18"/>
-                <w:lang w:eastAsia="ko-KR"/>
-              </w:rPr>
-              <w:t>format_</w:t>
-            </w:r>
-            <w:proofErr w:type="gramStart"/>
-            <w:r>
-              <w:rPr>
-                <w:rFonts w:ascii="맑은 고딕" w:eastAsia="맑은 고딕" w:hAnsi="맑은 고딕" w:hint="eastAsia"/>
-                <w:sz w:val="18"/>
-                <w:szCs w:val="18"/>
-                <w:lang w:eastAsia="ko-KR"/>
-              </w:rPr>
-              <w:t>currency</w:t>
-            </w:r>
-            <w:proofErr w:type="spellEnd"/>
-            <w:r>
-              <w:rPr>
-                <w:rFonts w:ascii="맑은 고딕" w:eastAsia="맑은 고딕" w:hAnsi="맑은 고딕"/>
-                <w:sz w:val="18"/>
-                <w:szCs w:val="18"/>
-                <w:lang w:eastAsia="ko-KR"/>
-              </w:rPr>
-              <w:t xml:space="preserve"> }</w:t>
-            </w:r>
-            <w:proofErr w:type="gramEnd"/>
-            <w:r>
-              <w:rPr>
-                <w:rFonts w:ascii="맑은 고딕" w:eastAsia="맑은 고딕" w:hAnsi="맑은 고딕"/>
-                <w:sz w:val="18"/>
-                <w:szCs w:val="18"/>
-                <w:lang w:eastAsia="ko-KR"/>
-              </w:rPr>
-              <w:t>}</w:t>
+              <w:t>| format_currency</w:t>
+            </w:r>
+            <w:r>
+              <w:rPr>
+                <w:rFonts w:ascii="맑은 고딕" w:eastAsia="맑은 고딕" w:hAnsi="맑은 고딕"/>
+                <w:sz w:val="18"/>
+                <w:szCs w:val="18"/>
+                <w:lang w:eastAsia="ko-KR"/>
+              </w:rPr>
+              <w:t xml:space="preserve"> }}</w:t>
             </w:r>
             <w:r>
               <w:rPr>
@@ -7022,17 +6042,15 @@
                 <w:lang w:eastAsia="ko-KR"/>
               </w:rPr>
             </w:pPr>
-            <w:proofErr w:type="gramStart"/>
-            <w:r>
-              <w:rPr>
-                <w:rFonts w:ascii="맑은 고딕" w:eastAsia="맑은 고딕" w:hAnsi="맑은 고딕"/>
-                <w:sz w:val="18"/>
-                <w:szCs w:val="18"/>
-                <w:lang w:eastAsia="ko-KR"/>
-              </w:rPr>
-              <w:t>{{ iso</w:t>
-            </w:r>
-            <w:proofErr w:type="gramEnd"/>
+            <w:r>
+              <w:rPr>
+                <w:rFonts w:ascii="맑은 고딕" w:eastAsia="맑은 고딕" w:hAnsi="맑은 고딕"/>
+                <w:sz w:val="18"/>
+                <w:szCs w:val="18"/>
+                <w:lang w:eastAsia="ko-KR"/>
+              </w:rPr>
+              <w:t>{iso</w:t>
+            </w:r>
             <w:r>
               <w:rPr>
                 <w:rFonts w:ascii="맑은 고딕" w:eastAsia="맑은 고딕" w:hAnsi="맑은 고딕" w:hint="eastAsia"/>
@@ -7049,27 +6067,7 @@
                 <w:szCs w:val="18"/>
                 <w:lang w:eastAsia="ko-KR"/>
               </w:rPr>
-              <w:t>001_surveillance_</w:t>
-            </w:r>
-            <w:proofErr w:type="gramStart"/>
-            <w:r>
-              <w:rPr>
-                <w:rFonts w:ascii="맑은 고딕" w:eastAsia="맑은 고딕" w:hAnsi="맑은 고딕"/>
-                <w:sz w:val="18"/>
-                <w:szCs w:val="18"/>
-                <w:lang w:eastAsia="ko-KR"/>
-              </w:rPr>
-              <w:t>days }</w:t>
-            </w:r>
-            <w:proofErr w:type="gramEnd"/>
-            <w:r>
-              <w:rPr>
-                <w:rFonts w:ascii="맑은 고딕" w:eastAsia="맑은 고딕" w:hAnsi="맑은 고딕"/>
-                <w:sz w:val="18"/>
-                <w:szCs w:val="18"/>
-                <w:lang w:eastAsia="ko-KR"/>
-              </w:rPr>
-              <w:t>}</w:t>
+              <w:t>001_surveillance_days }}</w:t>
             </w:r>
             <w:r>
               <w:rPr>
@@ -7316,7 +6314,6 @@
                 <w:lang w:eastAsia="ko-KR"/>
               </w:rPr>
             </w:pPr>
-            <w:proofErr w:type="spellStart"/>
             <w:r>
               <w:rPr>
                 <w:rFonts w:ascii="맑은 고딕" w:eastAsia="맑은 고딕" w:hAnsi="맑은 고딕" w:cs="Arial" w:hint="eastAsia"/>
@@ -7324,17 +6321,7 @@
                 <w:szCs w:val="18"/>
                 <w:lang w:eastAsia="ko-KR"/>
               </w:rPr>
-              <w:t>제경비</w:t>
-            </w:r>
-            <w:proofErr w:type="spellEnd"/>
-            <w:r>
-              <w:rPr>
-                <w:rFonts w:ascii="맑은 고딕" w:eastAsia="맑은 고딕" w:hAnsi="맑은 고딕" w:cs="Arial" w:hint="eastAsia"/>
-                <w:sz w:val="18"/>
-                <w:szCs w:val="18"/>
-                <w:lang w:eastAsia="ko-KR"/>
-              </w:rPr>
-              <w:t>(교통비, 숙박비)</w:t>
+              <w:t>제경비(교통비, 숙박비)</w:t>
             </w:r>
           </w:p>
         </w:tc>
@@ -7386,85 +6373,14 @@
                 <w:szCs w:val="18"/>
               </w:rPr>
             </w:pPr>
-            <w:proofErr w:type="gramStart"/>
-            <w:r>
-              <w:rPr>
-                <w:rFonts w:ascii="맑은 고딕" w:eastAsia="맑은 고딕" w:hAnsi="맑은 고딕"/>
-                <w:sz w:val="18"/>
-                <w:szCs w:val="18"/>
-                <w:lang w:eastAsia="ko-KR"/>
-              </w:rPr>
-              <w:t xml:space="preserve">{{ </w:t>
-            </w:r>
-            <w:proofErr w:type="spellStart"/>
-            <w:r>
-              <w:rPr>
-                <w:rFonts w:ascii="맑은 고딕" w:eastAsia="맑은 고딕" w:hAnsi="맑은 고딕"/>
-                <w:sz w:val="18"/>
-                <w:szCs w:val="18"/>
-                <w:lang w:eastAsia="ko-KR"/>
-              </w:rPr>
-              <w:t>travel</w:t>
-            </w:r>
-            <w:proofErr w:type="gramEnd"/>
-            <w:r>
-              <w:rPr>
-                <w:rFonts w:ascii="맑은 고딕" w:eastAsia="맑은 고딕" w:hAnsi="맑은 고딕"/>
-                <w:sz w:val="18"/>
-                <w:szCs w:val="18"/>
-                <w:lang w:eastAsia="ko-KR"/>
-              </w:rPr>
-              <w:t>_expense</w:t>
-            </w:r>
-            <w:proofErr w:type="spellEnd"/>
-            <w:r>
-              <w:rPr>
-                <w:rFonts w:ascii="맑은 고딕" w:eastAsia="맑은 고딕" w:hAnsi="맑은 고딕"/>
-                <w:sz w:val="18"/>
-                <w:szCs w:val="18"/>
-                <w:lang w:eastAsia="ko-KR"/>
-              </w:rPr>
-              <w:t xml:space="preserve"> | </w:t>
-            </w:r>
-            <w:proofErr w:type="spellStart"/>
-            <w:r>
-              <w:rPr>
-                <w:rFonts w:ascii="맑은 고딕" w:eastAsia="맑은 고딕" w:hAnsi="맑은 고딕"/>
-                <w:sz w:val="18"/>
-                <w:szCs w:val="18"/>
-                <w:lang w:eastAsia="ko-KR"/>
-              </w:rPr>
-              <w:t>format_</w:t>
-            </w:r>
-            <w:proofErr w:type="gramStart"/>
-            <w:r>
-              <w:rPr>
-                <w:rFonts w:ascii="맑은 고딕" w:eastAsia="맑은 고딕" w:hAnsi="맑은 고딕"/>
-                <w:sz w:val="18"/>
-                <w:szCs w:val="18"/>
-                <w:lang w:eastAsia="ko-KR"/>
-              </w:rPr>
-              <w:t>currency</w:t>
-            </w:r>
-            <w:proofErr w:type="spellEnd"/>
-            <w:r>
-              <w:rPr>
-                <w:rFonts w:ascii="맑은 고딕" w:eastAsia="맑은 고딕" w:hAnsi="맑은 고딕"/>
-                <w:sz w:val="18"/>
-                <w:szCs w:val="18"/>
-                <w:lang w:eastAsia="ko-KR"/>
-              </w:rPr>
-              <w:t xml:space="preserve"> }</w:t>
-            </w:r>
-            <w:proofErr w:type="gramEnd"/>
-            <w:r>
-              <w:rPr>
-                <w:rFonts w:ascii="맑은 고딕" w:eastAsia="맑은 고딕" w:hAnsi="맑은 고딕"/>
-                <w:sz w:val="18"/>
-                <w:szCs w:val="18"/>
-                <w:lang w:eastAsia="ko-KR"/>
-              </w:rPr>
-              <w:t>}</w:t>
+            <w:r>
+              <w:rPr>
+                <w:rFonts w:ascii="맑은 고딕" w:eastAsia="맑은 고딕" w:hAnsi="맑은 고딕"/>
+                <w:sz w:val="18"/>
+                <w:szCs w:val="18"/>
+                <w:lang w:eastAsia="ko-KR"/>
+              </w:rPr>
+              <w:t>{travel_expense | format_currency }}</w:t>
             </w:r>
             <w:r>
               <w:rPr>
@@ -7613,7 +6529,6 @@
                 <w:lang w:eastAsia="ko-KR"/>
               </w:rPr>
             </w:pPr>
-            <w:proofErr w:type="spellStart"/>
             <w:r>
               <w:rPr>
                 <w:rFonts w:ascii="맑은 고딕" w:eastAsia="맑은 고딕" w:hAnsi="맑은 고딕" w:hint="eastAsia"/>
@@ -7623,7 +6538,6 @@
               </w:rPr>
               <w:t>고객포털</w:t>
             </w:r>
-            <w:proofErr w:type="spellEnd"/>
             <w:r>
               <w:rPr>
                 <w:rFonts w:ascii="맑은 고딕" w:eastAsia="맑은 고딕" w:hAnsi="맑은 고딕"/>
@@ -7861,7 +6775,6 @@
                 <w:highlight w:val="yellow"/>
               </w:rPr>
             </w:pPr>
-            <w:proofErr w:type="gramStart"/>
             <w:r>
               <w:rPr>
                 <w:rFonts w:ascii="맑은 고딕" w:eastAsia="맑은 고딕" w:hAnsi="맑은 고딕"/>
@@ -7872,72 +6785,7 @@
                 <w:highlight w:val="yellow"/>
                 <w:lang w:eastAsia="ko-KR"/>
               </w:rPr>
-              <w:t>{{ </w:t>
-            </w:r>
-            <w:proofErr w:type="spellStart"/>
-            <w:r>
-              <w:rPr>
-                <w:rFonts w:ascii="맑은 고딕" w:eastAsia="맑은 고딕" w:hAnsi="맑은 고딕"/>
-                <w:b/>
-                <w:bCs/>
-                <w:sz w:val="20"/>
-                <w:szCs w:val="20"/>
-                <w:highlight w:val="yellow"/>
-                <w:lang w:eastAsia="ko-KR"/>
-              </w:rPr>
-              <w:t>total</w:t>
-            </w:r>
-            <w:proofErr w:type="gramEnd"/>
-            <w:r>
-              <w:rPr>
-                <w:rFonts w:ascii="맑은 고딕" w:eastAsia="맑은 고딕" w:hAnsi="맑은 고딕"/>
-                <w:b/>
-                <w:bCs/>
-                <w:sz w:val="20"/>
-                <w:szCs w:val="20"/>
-                <w:highlight w:val="yellow"/>
-                <w:lang w:eastAsia="ko-KR"/>
-              </w:rPr>
-              <w:t>_audit_</w:t>
-            </w:r>
-            <w:proofErr w:type="gramStart"/>
-            <w:r>
-              <w:rPr>
-                <w:rFonts w:ascii="맑은 고딕" w:eastAsia="맑은 고딕" w:hAnsi="맑은 고딕"/>
-                <w:b/>
-                <w:bCs/>
-                <w:sz w:val="20"/>
-                <w:szCs w:val="20"/>
-                <w:highlight w:val="yellow"/>
-                <w:lang w:eastAsia="ko-KR"/>
-              </w:rPr>
-              <w:t>days</w:t>
-            </w:r>
-            <w:proofErr w:type="spellEnd"/>
-            <w:r>
-              <w:rPr>
-                <w:rFonts w:ascii="맑은 고딕" w:eastAsia="맑은 고딕" w:hAnsi="맑은 고딕"/>
-                <w:b/>
-                <w:bCs/>
-                <w:sz w:val="20"/>
-                <w:szCs w:val="20"/>
-                <w:highlight w:val="yellow"/>
-                <w:lang w:eastAsia="ko-KR"/>
-              </w:rPr>
-              <w:t xml:space="preserve"> }</w:t>
-            </w:r>
-            <w:proofErr w:type="gramEnd"/>
-            <w:r>
-              <w:rPr>
-                <w:rFonts w:ascii="맑은 고딕" w:eastAsia="맑은 고딕" w:hAnsi="맑은 고딕"/>
-                <w:b/>
-                <w:bCs/>
-                <w:sz w:val="20"/>
-                <w:szCs w:val="20"/>
-                <w:highlight w:val="yellow"/>
-                <w:lang w:eastAsia="ko-KR"/>
-              </w:rPr>
-              <w:t>}</w:t>
+              <w:t>{{ total_audit_days }}</w:t>
             </w:r>
             <w:r>
               <w:rPr>
@@ -7986,7 +6834,6 @@
                 <w:lang w:eastAsia="ko-KR"/>
               </w:rPr>
             </w:pPr>
-            <w:proofErr w:type="gramStart"/>
             <w:r>
               <w:rPr>
                 <w:rFonts w:ascii="맑은 고딕" w:eastAsia="맑은 고딕" w:hAnsi="맑은 고딕"/>
@@ -7999,7 +6846,6 @@
               </w:rPr>
               <w:t>{{ </w:t>
             </w:r>
-            <w:proofErr w:type="spellStart"/>
             <w:r>
               <w:rPr>
                 <w:rFonts w:ascii="맑은 고딕" w:eastAsia="맑은 고딕" w:hAnsi="맑은 고딕"/>
@@ -8010,9 +6856,8 @@
                 <w:highlight w:val="yellow"/>
                 <w:lang w:eastAsia="ko-KR"/>
               </w:rPr>
-              <w:t>total</w:t>
-            </w:r>
-            <w:proofErr w:type="gramEnd"/>
+              <w:t>total_cost_with_travel</w:t>
+            </w:r>
             <w:r>
               <w:rPr>
                 <w:rFonts w:ascii="맑은 고딕" w:eastAsia="맑은 고딕" w:hAnsi="맑은 고딕"/>
@@ -8023,9 +6868,8 @@
                 <w:highlight w:val="yellow"/>
                 <w:lang w:eastAsia="ko-KR"/>
               </w:rPr>
-              <w:t>_cost_with_travel</w:t>
-            </w:r>
-            <w:proofErr w:type="spellEnd"/>
+              <w:t> </w:t>
+            </w:r>
             <w:r>
               <w:rPr>
                 <w:rFonts w:ascii="맑은 고딕" w:eastAsia="맑은 고딕" w:hAnsi="맑은 고딕"/>
@@ -8036,7 +6880,7 @@
                 <w:highlight w:val="yellow"/>
                 <w:lang w:eastAsia="ko-KR"/>
               </w:rPr>
-              <w:t> </w:t>
+              <w:t xml:space="preserve">| format_currency </w:t>
             </w:r>
             <w:r>
               <w:rPr>
@@ -8048,71 +6892,7 @@
                 <w:highlight w:val="yellow"/>
                 <w:lang w:eastAsia="ko-KR"/>
               </w:rPr>
-              <w:t xml:space="preserve">| </w:t>
-            </w:r>
-            <w:proofErr w:type="spellStart"/>
-            <w:r>
-              <w:rPr>
-                <w:rFonts w:ascii="맑은 고딕" w:eastAsia="맑은 고딕" w:hAnsi="맑은 고딕"/>
-                <w:b/>
-                <w:bCs/>
-                <w:sz w:val="20"/>
-                <w:szCs w:val="20"/>
-                <w:highlight w:val="yellow"/>
-                <w:lang w:eastAsia="ko-KR"/>
-              </w:rPr>
-              <w:t>format_</w:t>
-            </w:r>
-            <w:proofErr w:type="gramStart"/>
-            <w:r>
-              <w:rPr>
-                <w:rFonts w:ascii="맑은 고딕" w:eastAsia="맑은 고딕" w:hAnsi="맑은 고딕"/>
-                <w:b/>
-                <w:bCs/>
-                <w:sz w:val="20"/>
-                <w:szCs w:val="20"/>
-                <w:highlight w:val="yellow"/>
-                <w:lang w:eastAsia="ko-KR"/>
-              </w:rPr>
-              <w:t>currency</w:t>
-            </w:r>
-            <w:proofErr w:type="spellEnd"/>
-            <w:r>
-              <w:rPr>
-                <w:rFonts w:ascii="맑은 고딕" w:eastAsia="맑은 고딕" w:hAnsi="맑은 고딕"/>
-                <w:b/>
-                <w:bCs/>
-                <w:sz w:val="20"/>
-                <w:szCs w:val="20"/>
-                <w:highlight w:val="yellow"/>
-                <w:lang w:eastAsia="ko-KR"/>
-              </w:rPr>
-              <w:t xml:space="preserve"> </w:t>
-            </w:r>
-            <w:r>
-              <w:rPr>
-                <w:rFonts w:ascii="맑은 고딕" w:eastAsia="맑은 고딕" w:hAnsi="맑은 고딕"/>
-                <w:b/>
-                <w:bCs/>
-                <w:sz w:val="20"/>
-                <w:szCs w:val="20"/>
-                <w:highlight w:val="yellow"/>
-                <w:lang w:eastAsia="ko-KR"/>
-              </w:rPr>
-              <w:t>}</w:t>
-            </w:r>
-            <w:proofErr w:type="gramEnd"/>
-            <w:r>
-              <w:rPr>
-                <w:rFonts w:ascii="맑은 고딕" w:eastAsia="맑은 고딕" w:hAnsi="맑은 고딕"/>
-                <w:b/>
-                <w:bCs/>
-                <w:sz w:val="20"/>
-                <w:szCs w:val="20"/>
-                <w:highlight w:val="yellow"/>
-                <w:lang w:eastAsia="ko-KR"/>
-              </w:rPr>
-              <w:t>}</w:t>
+              <w:t>}}</w:t>
             </w:r>
             <w:r>
               <w:rPr>
@@ -8359,7 +7139,6 @@
               </w:rPr>
               <w:t xml:space="preserve"> </w:t>
             </w:r>
-            <w:proofErr w:type="spellStart"/>
             <w:r>
               <w:rPr>
                 <w:rFonts w:ascii="맑은 고딕" w:eastAsia="맑은 고딕" w:hAnsi="맑은 고딕" w:hint="eastAsia"/>
@@ -8369,9 +7148,41 @@
                 <w:szCs w:val="16"/>
                 <w:lang w:eastAsia="ko-KR"/>
               </w:rPr>
-              <w:t>심사요율</w:t>
-            </w:r>
-            <w:proofErr w:type="spellEnd"/>
+              <w:t>심사요율:</w:t>
+            </w:r>
+            <w:r>
+              <w:rPr>
+                <w:rFonts w:ascii="맑은 고딕" w:eastAsia="맑은 고딕" w:hAnsi="맑은 고딕"/>
+                <w:b w:val="0"/>
+                <w:bCs w:val="0"/>
+                <w:sz w:val="16"/>
+                <w:szCs w:val="16"/>
+                <w:lang w:eastAsia="ko-KR"/>
+              </w:rPr>
+              <w:t xml:space="preserve"> 1,</w:t>
+            </w:r>
+            <w:r>
+              <w:rPr>
+                <w:rFonts w:ascii="맑은 고딕" w:eastAsia="맑은 고딕" w:hAnsi="맑은 고딕"/>
+                <w:b w:val="0"/>
+                <w:bCs w:val="0"/>
+                <w:sz w:val="16"/>
+                <w:szCs w:val="16"/>
+                <w:lang w:eastAsia="ko-KR"/>
+              </w:rPr>
+              <w:t>40</w:t>
+            </w:r>
+            <w:r>
+              <w:rPr>
+                <w:rFonts w:ascii="맑은 고딕" w:eastAsia="맑은 고딕" w:hAnsi="맑은 고딕"/>
+                <w:b w:val="0"/>
+                <w:bCs w:val="0"/>
+                <w:sz w:val="16"/>
+                <w:szCs w:val="16"/>
+                <w:lang w:eastAsia="ko-KR"/>
+              </w:rPr>
+              <w:t>0,000</w:t>
+            </w:r>
             <w:r>
               <w:rPr>
                 <w:rFonts w:ascii="맑은 고딕" w:eastAsia="맑은 고딕" w:hAnsi="맑은 고딕" w:hint="eastAsia"/>
@@ -8381,7 +7192,7 @@
                 <w:szCs w:val="16"/>
                 <w:lang w:eastAsia="ko-KR"/>
               </w:rPr>
-              <w:t>:</w:t>
+              <w:t>원/</w:t>
             </w:r>
             <w:r>
               <w:rPr>
@@ -8392,29 +7203,7 @@
                 <w:szCs w:val="16"/>
                 <w:lang w:eastAsia="ko-KR"/>
               </w:rPr>
-              <w:t xml:space="preserve"> 1,</w:t>
-            </w:r>
-            <w:r>
-              <w:rPr>
-                <w:rFonts w:ascii="맑은 고딕" w:eastAsia="맑은 고딕" w:hAnsi="맑은 고딕"/>
-                <w:b w:val="0"/>
-                <w:bCs w:val="0"/>
-                <w:sz w:val="16"/>
-                <w:szCs w:val="16"/>
-                <w:lang w:eastAsia="ko-KR"/>
-              </w:rPr>
-              <w:t>40</w:t>
-            </w:r>
-            <w:r>
-              <w:rPr>
-                <w:rFonts w:ascii="맑은 고딕" w:eastAsia="맑은 고딕" w:hAnsi="맑은 고딕"/>
-                <w:b w:val="0"/>
-                <w:bCs w:val="0"/>
-                <w:sz w:val="16"/>
-                <w:szCs w:val="16"/>
-                <w:lang w:eastAsia="ko-KR"/>
-              </w:rPr>
-              <w:t>0,000</w:t>
+              <w:t>day</w:t>
             </w:r>
             <w:r>
               <w:rPr>
@@ -8425,18 +7214,7 @@
                 <w:szCs w:val="16"/>
                 <w:lang w:eastAsia="ko-KR"/>
               </w:rPr>
-              <w:t>원/</w:t>
-            </w:r>
-            <w:r>
-              <w:rPr>
-                <w:rFonts w:ascii="맑은 고딕" w:eastAsia="맑은 고딕" w:hAnsi="맑은 고딕"/>
-                <w:b w:val="0"/>
-                <w:bCs w:val="0"/>
-                <w:sz w:val="16"/>
-                <w:szCs w:val="16"/>
-                <w:lang w:eastAsia="ko-KR"/>
-              </w:rPr>
-              <w:t>day</w:t>
+              <w:t>.</w:t>
             </w:r>
             <w:r>
               <w:rPr>
@@ -8447,17 +7225,6 @@
                 <w:szCs w:val="16"/>
                 <w:lang w:eastAsia="ko-KR"/>
               </w:rPr>
-              <w:t>.</w:t>
-            </w:r>
-            <w:r>
-              <w:rPr>
-                <w:rFonts w:ascii="맑은 고딕" w:eastAsia="맑은 고딕" w:hAnsi="맑은 고딕" w:hint="eastAsia"/>
-                <w:b w:val="0"/>
-                <w:bCs w:val="0"/>
-                <w:sz w:val="16"/>
-                <w:szCs w:val="16"/>
-                <w:lang w:eastAsia="ko-KR"/>
-              </w:rPr>
               <w:t xml:space="preserve"> </w:t>
             </w:r>
           </w:p>
@@ -8503,31 +7270,7 @@
                 <w:szCs w:val="20"/>
                 <w:lang w:eastAsia="ko-KR"/>
               </w:rPr>
-              <w:t>최초심사 일수와 사후심사 일수는 IAF MD 5:2015 및 EA-</w:t>
-            </w:r>
-            <w:proofErr w:type="gramStart"/>
-            <w:r>
-              <w:rPr>
-                <w:rFonts w:ascii="맑은 고딕" w:eastAsia="맑은 고딕" w:hAnsi="맑은 고딕" w:hint="eastAsia"/>
-                <w:b w:val="0"/>
-                <w:bCs w:val="0"/>
-                <w:sz w:val="16"/>
-                <w:szCs w:val="20"/>
-                <w:lang w:eastAsia="ko-KR"/>
-              </w:rPr>
-              <w:t>3 /</w:t>
-            </w:r>
-            <w:proofErr w:type="gramEnd"/>
-            <w:r>
-              <w:rPr>
-                <w:rFonts w:ascii="맑은 고딕" w:eastAsia="맑은 고딕" w:hAnsi="맑은 고딕" w:hint="eastAsia"/>
-                <w:b w:val="0"/>
-                <w:bCs w:val="0"/>
-                <w:sz w:val="16"/>
-                <w:szCs w:val="20"/>
-                <w:lang w:eastAsia="ko-KR"/>
-              </w:rPr>
-              <w:t xml:space="preserve"> 13M:2016 인정문서 요구사항 및 관련된 인정 가이드라인 기반으로 산정되었습니다. 심사일수의 증가 또는 감소 정도는 허용된 범위 내로 적용되었습니다.</w:t>
+              <w:t>최초심사 일수와 사후심사 일수는 IAF MD 5:2015 및 EA-3 / 13M:2016 인정문서 요구사항 및 관련된 인정 가이드라인 기반으로 산정되었습니다. 심사일수의 증가 또는 감소 정도는 허용된 범위 내로 적용되었습니다.</w:t>
             </w:r>
           </w:p>
           <w:p>
@@ -9036,7 +7779,6 @@
                 </wp:anchor>
               </w:drawing>
             </w:r>
-            <w:proofErr w:type="spellStart"/>
             <w:r>
               <w:rPr>
                 <w:rFonts w:ascii="맑은 고딕" w:eastAsia="맑은 고딕" w:hAnsi="맑은 고딕" w:cs="Calmetta" w:hint="eastAsia"/>
@@ -9046,19 +7788,7 @@
                 <w:szCs w:val="18"/>
                 <w:lang w:eastAsia="ko-KR"/>
               </w:rPr>
-              <w:t>고객포털</w:t>
-            </w:r>
-            <w:proofErr w:type="spellEnd"/>
-            <w:r>
-              <w:rPr>
-                <w:rFonts w:ascii="맑은 고딕" w:eastAsia="맑은 고딕" w:hAnsi="맑은 고딕" w:cs="Calmetta" w:hint="eastAsia"/>
-                <w:bCs w:val="0"/>
-                <w:color w:val="088C8A"/>
-                <w:sz w:val="18"/>
-                <w:szCs w:val="18"/>
-                <w:lang w:eastAsia="ko-KR"/>
-              </w:rPr>
-              <w:t>(</w:t>
+              <w:t>고객포털(</w:t>
             </w:r>
             <w:r>
               <w:rPr>
@@ -9086,7 +7816,6 @@
                 <w:lang w:eastAsia="ko-KR"/>
               </w:rPr>
             </w:pPr>
-            <w:proofErr w:type="spellStart"/>
             <w:r>
               <w:rPr>
                 <w:rFonts w:ascii="맑은 고딕" w:eastAsia="맑은 고딕" w:hAnsi="맑은 고딕" w:cs="Arial" w:hint="eastAsia"/>
@@ -9097,46 +7826,7 @@
                 <w:szCs w:val="16"/>
                 <w:lang w:eastAsia="ko-KR"/>
               </w:rPr>
-              <w:t>고객포털은</w:t>
-            </w:r>
-            <w:proofErr w:type="spellEnd"/>
-            <w:r>
-              <w:rPr>
-                <w:rFonts w:ascii="맑은 고딕" w:eastAsia="맑은 고딕" w:hAnsi="맑은 고딕" w:cs="Arial" w:hint="eastAsia"/>
-                <w:b w:val="0"/>
-                <w:bCs w:val="0"/>
-                <w:color w:val="auto"/>
-                <w:sz w:val="16"/>
-                <w:szCs w:val="16"/>
-                <w:lang w:eastAsia="ko-KR"/>
-              </w:rPr>
-              <w:t xml:space="preserve"> </w:t>
-            </w:r>
-            <w:proofErr w:type="spellStart"/>
-            <w:r>
-              <w:rPr>
-                <w:rFonts w:ascii="맑은 고딕" w:eastAsia="맑은 고딕" w:hAnsi="맑은 고딕" w:cs="Arial" w:hint="eastAsia"/>
-                <w:b w:val="0"/>
-                <w:bCs w:val="0"/>
-                <w:color w:val="auto"/>
-                <w:sz w:val="16"/>
-                <w:szCs w:val="16"/>
-                <w:lang w:eastAsia="ko-KR"/>
-              </w:rPr>
-              <w:t>로이드인증원에서</w:t>
-            </w:r>
-            <w:proofErr w:type="spellEnd"/>
-            <w:r>
-              <w:rPr>
-                <w:rFonts w:ascii="맑은 고딕" w:eastAsia="맑은 고딕" w:hAnsi="맑은 고딕" w:cs="Arial" w:hint="eastAsia"/>
-                <w:b w:val="0"/>
-                <w:bCs w:val="0"/>
-                <w:color w:val="auto"/>
-                <w:sz w:val="16"/>
-                <w:szCs w:val="16"/>
-                <w:lang w:eastAsia="ko-KR"/>
-              </w:rPr>
-              <w:t xml:space="preserve"> 개발한 온라인 플랫폼으로,</w:t>
+              <w:t>고객포털은 로이드인증원에서 개발한 온라인 플랫폼으로,</w:t>
             </w:r>
             <w:r>
               <w:rPr>
@@ -10222,7 +8912,6 @@
                                 <w:lang w:val="fr-FR" w:eastAsia="ko-KR"/>
                               </w:rPr>
                             </w:pPr>
-                            <w:proofErr w:type="gramStart"/>
                             <w:r>
                               <w:rPr>
                                 <w:rFonts w:ascii="맑은 고딕" w:eastAsia="맑은 고딕" w:hAnsi="맑은 고딕" w:hint="eastAsia"/>
@@ -10243,18 +8932,7 @@
                                 <w:szCs w:val="26"/>
                                 <w:lang w:val="fr-FR" w:eastAsia="ko-KR"/>
                               </w:rPr>
-                              <w:t xml:space="preserve">  +</w:t>
-                            </w:r>
-                            <w:proofErr w:type="gramEnd"/>
-                            <w:r>
-                              <w:rPr>
-                                <w:rFonts w:ascii="맑은 고딕" w:eastAsia="맑은 고딕" w:hAnsi="맑은 고딕" w:hint="eastAsia"/>
-                                <w:kern w:val="24"/>
-                                <w:sz w:val="18"/>
-                                <w:szCs w:val="26"/>
-                                <w:lang w:val="fr-FR" w:eastAsia="ko-KR"/>
-                              </w:rPr>
-                              <w:t>82 (0)2 3703 75</w:t>
+                              <w:t xml:space="preserve">  +82 (0)2 3703 75</w:t>
                             </w:r>
                             <w:r>
                               <w:rPr>
@@ -10287,7 +8965,6 @@
                                 <w:lang w:val="fr-FR" w:eastAsia="ko-KR"/>
                               </w:rPr>
                             </w:pPr>
-                            <w:proofErr w:type="gramStart"/>
                             <w:r>
                               <w:rPr>
                                 <w:rFonts w:ascii="맑은 고딕" w:eastAsia="맑은 고딕" w:hAnsi="맑은 고딕" w:hint="eastAsia"/>
@@ -10376,7 +9053,6 @@
                               </w:rPr>
                               <w:t>com</w:t>
                             </w:r>
-                            <w:proofErr w:type="gramEnd"/>
                           </w:p>
                           <w:p>
                             <w:pPr>
@@ -10750,31 +9426,7 @@
                                 <w:sz w:val="16"/>
                                 <w:lang w:eastAsia="ko-KR"/>
                               </w:rPr>
-                              <w:t xml:space="preserve"> (</w:t>
-                            </w:r>
-                            <w:proofErr w:type="spellStart"/>
-                            <w:r>
-                              <w:rPr>
-                                <w:rFonts w:ascii="맑은 고딕" w:eastAsia="맑은 고딕" w:hAnsi="맑은 고딕" w:hint="eastAsia"/>
-                                <w:b/>
-                                <w:bCs/>
-                                <w:kern w:val="24"/>
-                                <w:sz w:val="16"/>
-                                <w:lang w:eastAsia="ko-KR"/>
-                              </w:rPr>
-                              <w:t>로이드인증원</w:t>
-                            </w:r>
-                            <w:proofErr w:type="spellEnd"/>
-                            <w:r>
-                              <w:rPr>
-                                <w:rFonts w:ascii="맑은 고딕" w:eastAsia="맑은 고딕" w:hAnsi="맑은 고딕" w:hint="eastAsia"/>
-                                <w:b/>
-                                <w:bCs/>
-                                <w:kern w:val="24"/>
-                                <w:sz w:val="16"/>
-                                <w:lang w:eastAsia="ko-KR"/>
-                              </w:rPr>
-                              <w:t>)</w:t>
+                              <w:t xml:space="preserve"> (로이드인증원)</w:t>
                             </w:r>
                           </w:p>
                           <w:p>
@@ -10823,19 +9475,8 @@
                                 <w:sz w:val="16"/>
                                 <w:lang w:eastAsia="ko-KR"/>
                               </w:rPr>
-                              <w:t xml:space="preserve">층 </w:t>
+                              <w:t>층 남산트라팰리스</w:t>
                             </w:r>
-                            <w:proofErr w:type="spellStart"/>
-                            <w:r>
-                              <w:rPr>
-                                <w:rFonts w:ascii="맑은 고딕" w:eastAsia="맑은 고딕" w:hAnsi="맑은 고딕" w:hint="eastAsia"/>
-                                <w:kern w:val="24"/>
-                                <w:sz w:val="16"/>
-                                <w:lang w:eastAsia="ko-KR"/>
-                              </w:rPr>
-                              <w:t>남산트라팰리스</w:t>
-                            </w:r>
-                            <w:proofErr w:type="spellEnd"/>
                           </w:p>
                           <w:p>
                             <w:pPr>
@@ -11015,31 +9656,7 @@
                                 <w:sz w:val="16"/>
                                 <w:lang w:eastAsia="ko-KR"/>
                               </w:rPr>
-                              <w:t xml:space="preserve"> (</w:t>
-                            </w:r>
-                            <w:proofErr w:type="spellStart"/>
-                            <w:r>
-                              <w:rPr>
-                                <w:rFonts w:ascii="맑은 고딕" w:eastAsia="맑은 고딕" w:hAnsi="맑은 고딕" w:hint="eastAsia"/>
-                                <w:b/>
-                                <w:bCs/>
-                                <w:kern w:val="24"/>
-                                <w:sz w:val="16"/>
-                                <w:lang w:eastAsia="ko-KR"/>
-                              </w:rPr>
-                              <w:t>로이드인증원</w:t>
-                            </w:r>
-                            <w:proofErr w:type="spellEnd"/>
-                            <w:r>
-                              <w:rPr>
-                                <w:rFonts w:ascii="맑은 고딕" w:eastAsia="맑은 고딕" w:hAnsi="맑은 고딕" w:hint="eastAsia"/>
-                                <w:b/>
-                                <w:bCs/>
-                                <w:kern w:val="24"/>
-                                <w:sz w:val="16"/>
-                                <w:lang w:eastAsia="ko-KR"/>
-                              </w:rPr>
-                              <w:t>)</w:t>
+                              <w:t xml:space="preserve"> (로이드인증원)</w:t>
                             </w:r>
                           </w:p>
                           <w:p>
@@ -11059,27 +9676,7 @@
                                 <w:sz w:val="16"/>
                                 <w:lang w:eastAsia="ko-KR"/>
                               </w:rPr>
-                              <w:t xml:space="preserve">서울특별시 영등포구 여의나루로 67 (여의도동, </w:t>
-                            </w:r>
-                            <w:proofErr w:type="spellStart"/>
-                            <w:r>
-                              <w:rPr>
-                                <w:rFonts w:ascii="맑은 고딕" w:eastAsia="맑은 고딕" w:hAnsi="맑은 고딕" w:hint="eastAsia"/>
-                                <w:kern w:val="24"/>
-                                <w:sz w:val="16"/>
-                                <w:lang w:eastAsia="ko-KR"/>
-                              </w:rPr>
-                              <w:t>신송빌딩</w:t>
-                            </w:r>
-                            <w:proofErr w:type="spellEnd"/>
-                            <w:r>
-                              <w:rPr>
-                                <w:rFonts w:ascii="맑은 고딕" w:eastAsia="맑은 고딕" w:hAnsi="맑은 고딕" w:hint="eastAsia"/>
-                                <w:kern w:val="24"/>
-                                <w:sz w:val="16"/>
-                                <w:lang w:eastAsia="ko-KR"/>
-                              </w:rPr>
-                              <w:t xml:space="preserve"> 17층</w:t>
+                              <w:t>서울특별시 영등포구 여의나루로 67 (여의도동, 신송빌딩 17층</w:t>
                             </w:r>
                             <w:r>
                               <w:rPr>
@@ -12288,6 +10885,7 @@
         <w:docPartUnique/>
       </w:docPartObj>
     </w:sdtPr>
+    <w:sdtEndPr/>
     <w:sdtContent>
       <w:p>
         <w:pPr>
@@ -16220,6 +14818,19 @@
 </file>
 
 <file path=customXml/item2.xml><?xml version="1.0" encoding="utf-8"?>
+<b:Sources xmlns:b="http://schemas.openxmlformats.org/officeDocument/2006/bibliography" xmlns="http://schemas.openxmlformats.org/officeDocument/2006/bibliography" SelectedStyle="/APASixthEditionOfficeOnline.xsl" StyleName="APA" Version="6"/>
+</file>
+
+<file path=customXml/item3.xml><?xml version="1.0" encoding="utf-8"?>
+<?mso-contentType ?>
+<FormTemplates xmlns="http://schemas.microsoft.com/sharepoint/v3/contenttype/forms">
+  <Display>DocumentLibraryForm</Display>
+  <Edit>DocumentLibraryForm</Edit>
+  <New>DocumentLibraryForm</New>
+</FormTemplates>
+</file>
+
+<file path=customXml/item4.xml><?xml version="1.0" encoding="utf-8"?>
 <ct:contentTypeSchema xmlns:ct="http://schemas.microsoft.com/office/2006/metadata/contentType" xmlns:ma="http://schemas.microsoft.com/office/2006/metadata/properties/metaAttributes" ct:_="" ma:_="" ma:contentTypeName="문서" ma:contentTypeID="0x010100BAE669FB5286554D816E6E3B1E57CB3E" ma:contentTypeVersion="13" ma:contentTypeDescription="새 문서를 만듭니다." ma:contentTypeScope="" ma:versionID="507d148797186dee3789d8636b4ec545">
   <xsd:schema xmlns:xsd="http://www.w3.org/2001/XMLSchema" xmlns:xs="http://www.w3.org/2001/XMLSchema" xmlns:p="http://schemas.microsoft.com/office/2006/metadata/properties" xmlns:ns2="f2369789-19dc-4ff2-8298-3f6d4c3d42dc" xmlns:ns3="ac62e6bc-ec19-4718-ba7c-8f33d65dd1b4" targetNamespace="http://schemas.microsoft.com/office/2006/metadata/properties" ma:root="true" ma:fieldsID="e79cd5f27e269a164aa6d7f1a8a2b388" ns2:_="" ns3:_="">
     <xsd:import namespace="f2369789-19dc-4ff2-8298-3f6d4c3d42dc"/>
@@ -16442,19 +15053,6 @@
 </ct:contentTypeSchema>
 </file>
 
-<file path=customXml/item3.xml><?xml version="1.0" encoding="utf-8"?>
-<?mso-contentType ?>
-<FormTemplates xmlns="http://schemas.microsoft.com/sharepoint/v3/contenttype/forms">
-  <Display>DocumentLibraryForm</Display>
-  <Edit>DocumentLibraryForm</Edit>
-  <New>DocumentLibraryForm</New>
-</FormTemplates>
-</file>
-
-<file path=customXml/item4.xml><?xml version="1.0" encoding="utf-8"?>
-<b:Sources xmlns:b="http://schemas.openxmlformats.org/officeDocument/2006/bibliography" xmlns="http://schemas.openxmlformats.org/officeDocument/2006/bibliography" SelectedStyle="/APASixthEditionOfficeOnline.xsl" StyleName="APA" Version="6"/>
-</file>
-
 <file path=customXml/itemProps1.xml><?xml version="1.0" encoding="utf-8"?>
 <ds:datastoreItem xmlns:ds="http://schemas.openxmlformats.org/officeDocument/2006/customXml" ds:itemID="{B10D67FC-9935-4B64-8292-B6B906E6C83D}">
   <ds:schemaRefs>
@@ -16465,6 +15063,22 @@
 </file>
 
 <file path=customXml/itemProps2.xml><?xml version="1.0" encoding="utf-8"?>
+<ds:datastoreItem xmlns:ds="http://schemas.openxmlformats.org/officeDocument/2006/customXml" ds:itemID="{0E6AD0CF-AB71-42B8-AE19-472505EDA9EB}">
+  <ds:schemaRefs>
+    <ds:schemaRef ds:uri="http://schemas.openxmlformats.org/officeDocument/2006/bibliography"/>
+  </ds:schemaRefs>
+</ds:datastoreItem>
+</file>
+
+<file path=customXml/itemProps3.xml><?xml version="1.0" encoding="utf-8"?>
+<ds:datastoreItem xmlns:ds="http://schemas.openxmlformats.org/officeDocument/2006/customXml" ds:itemID="{8326EFF0-7895-4B4D-8841-6805150EC2C0}">
+  <ds:schemaRefs>
+    <ds:schemaRef ds:uri="http://schemas.microsoft.com/sharepoint/v3/contenttype/forms"/>
+  </ds:schemaRefs>
+</ds:datastoreItem>
+</file>
+
+<file path=customXml/itemProps4.xml><?xml version="1.0" encoding="utf-8"?>
 <ds:datastoreItem xmlns:ds="http://schemas.openxmlformats.org/officeDocument/2006/customXml" ds:itemID="{75B3D781-AD21-4BEF-A2F5-BD1EE052F973}">
   <ds:schemaRefs>
     <ds:schemaRef ds:uri="http://schemas.microsoft.com/office/2006/metadata/contentType"/>
@@ -16481,20 +15095,4 @@
     <ds:schemaRef ds:uri="http://schemas.microsoft.com/internal/obd"/>
   </ds:schemaRefs>
 </ds:datastoreItem>
-</file>
-
-<file path=customXml/itemProps3.xml><?xml version="1.0" encoding="utf-8"?>
-<ds:datastoreItem xmlns:ds="http://schemas.openxmlformats.org/officeDocument/2006/customXml" ds:itemID="{8326EFF0-7895-4B4D-8841-6805150EC2C0}">
-  <ds:schemaRefs>
-    <ds:schemaRef ds:uri="http://schemas.microsoft.com/sharepoint/v3/contenttype/forms"/>
-  </ds:schemaRefs>
-</ds:datastoreItem>
-</file>
-
-<file path=customXml/itemProps4.xml><?xml version="1.0" encoding="utf-8"?>
-<ds:datastoreItem xmlns:ds="http://schemas.openxmlformats.org/officeDocument/2006/customXml" ds:itemID="{0E6AD0CF-AB71-42B8-AE19-472505EDA9EB}">
-  <ds:schemaRefs>
-    <ds:schemaRef ds:uri="http://schemas.openxmlformats.org/officeDocument/2006/bibliography"/>
-  </ds:schemaRefs>
-</ds:datastoreItem>
 </file>
--- a/vercel-deploy/public/templates/LRQA_quotation.docx
+++ b/vercel-deploy/public/templates/LRQA_quotation.docx
@@ -387,7 +387,42 @@
                 <w:szCs w:val="32"/>
                 <w:lang w:eastAsia="ko-KR"/>
               </w:rPr>
-              <w:t>{client_name }</w:t>
+              <w:t>{</w:t>
+            </w:r>
+            <w:r>
+              <w:rPr>
+                <w:rFonts w:ascii="맑은 고딕" w:eastAsia="맑은 고딕" w:hAnsi="맑은 고딕" w:hint="eastAsia"/>
+                <w:b/>
+                <w:spacing w:val="-1"/>
+                <w:sz w:val="32"/>
+                <w:szCs w:val="32"/>
+                <w:lang w:eastAsia="ko-KR"/>
+              </w:rPr>
+              <w:t xml:space="preserve"> </w:t>
+            </w:r>
+            <w:proofErr w:type="spellStart"/>
+            <w:r>
+              <w:rPr>
+                <w:rFonts w:ascii="맑은 고딕" w:eastAsia="맑은 고딕" w:hAnsi="맑은 고딕"/>
+                <w:b/>
+                <w:spacing w:val="-1"/>
+                <w:sz w:val="32"/>
+                <w:szCs w:val="32"/>
+                <w:lang w:eastAsia="ko-KR"/>
+              </w:rPr>
+              <w:t>client_name</w:t>
+            </w:r>
+            <w:proofErr w:type="spellEnd"/>
+            <w:r>
+              <w:rPr>
+                <w:rFonts w:ascii="맑은 고딕" w:eastAsia="맑은 고딕" w:hAnsi="맑은 고딕"/>
+                <w:b/>
+                <w:spacing w:val="-1"/>
+                <w:sz w:val="32"/>
+                <w:szCs w:val="32"/>
+                <w:lang w:eastAsia="ko-KR"/>
+              </w:rPr>
+              <w:t xml:space="preserve"> }</w:t>
             </w:r>
           </w:p>
           <w:p>
@@ -415,7 +450,36 @@
                 <w:spacing w:val="-1"/>
                 <w:lang w:eastAsia="ko-KR"/>
               </w:rPr>
-              <w:t>{standards_text }}</w:t>
+              <w:t>{</w:t>
+            </w:r>
+            <w:r>
+              <w:rPr>
+                <w:rFonts w:ascii="맑은 고딕" w:eastAsia="맑은 고딕" w:hAnsi="맑은 고딕" w:hint="eastAsia"/>
+                <w:b/>
+                <w:spacing w:val="-1"/>
+                <w:lang w:eastAsia="ko-KR"/>
+              </w:rPr>
+              <w:t xml:space="preserve"> </w:t>
+            </w:r>
+            <w:proofErr w:type="spellStart"/>
+            <w:r>
+              <w:rPr>
+                <w:rFonts w:ascii="맑은 고딕" w:eastAsia="맑은 고딕" w:hAnsi="맑은 고딕"/>
+                <w:b/>
+                <w:spacing w:val="-1"/>
+                <w:lang w:eastAsia="ko-KR"/>
+              </w:rPr>
+              <w:t>standards_text</w:t>
+            </w:r>
+            <w:proofErr w:type="spellEnd"/>
+            <w:r>
+              <w:rPr>
+                <w:rFonts w:ascii="맑은 고딕" w:eastAsia="맑은 고딕" w:hAnsi="맑은 고딕"/>
+                <w:b/>
+                <w:spacing w:val="-1"/>
+                <w:lang w:eastAsia="ko-KR"/>
+              </w:rPr>
+              <w:t xml:space="preserve"> }</w:t>
             </w:r>
           </w:p>
           <w:p>
@@ -517,7 +581,27 @@
                 <w:szCs w:val="18"/>
                 <w:lang w:eastAsia="ko-KR"/>
               </w:rPr>
-              <w:t xml:space="preserve"> {quotation_date }</w:t>
+              <w:t xml:space="preserve"> {</w:t>
+            </w:r>
+            <w:proofErr w:type="spellStart"/>
+            <w:r>
+              <w:rPr>
+                <w:rFonts w:ascii="맑은 고딕" w:eastAsia="맑은 고딕" w:hAnsi="맑은 고딕" w:hint="eastAsia"/>
+                <w:sz w:val="18"/>
+                <w:szCs w:val="18"/>
+                <w:lang w:eastAsia="ko-KR"/>
+              </w:rPr>
+              <w:t>quotation_date</w:t>
+            </w:r>
+            <w:proofErr w:type="spellEnd"/>
+            <w:r>
+              <w:rPr>
+                <w:rFonts w:ascii="맑은 고딕" w:eastAsia="맑은 고딕" w:hAnsi="맑은 고딕" w:hint="eastAsia"/>
+                <w:sz w:val="18"/>
+                <w:szCs w:val="18"/>
+                <w:lang w:eastAsia="ko-KR"/>
+              </w:rPr>
+              <w:t xml:space="preserve"> }</w:t>
             </w:r>
           </w:p>
         </w:tc>
@@ -632,7 +716,31 @@
                 <w:shd w:val="clear" w:color="auto" w:fill="FFFFFF"/>
                 <w:lang w:eastAsia="ko-KR"/>
               </w:rPr>
-              <w:t>{quotation_number }}</w:t>
+              <w:t>{</w:t>
+            </w:r>
+            <w:proofErr w:type="spellStart"/>
+            <w:r>
+              <w:rPr>
+                <w:rFonts w:ascii="Calibri" w:hAnsi="Calibri" w:cs="Calibri"/>
+                <w:color w:val="444444"/>
+                <w:sz w:val="22"/>
+                <w:szCs w:val="22"/>
+                <w:shd w:val="clear" w:color="auto" w:fill="FFFFFF"/>
+                <w:lang w:eastAsia="ko-KR"/>
+              </w:rPr>
+              <w:t>quotation_number</w:t>
+            </w:r>
+            <w:proofErr w:type="spellEnd"/>
+            <w:r>
+              <w:rPr>
+                <w:rFonts w:ascii="Calibri" w:hAnsi="Calibri" w:cs="Calibri"/>
+                <w:color w:val="444444"/>
+                <w:sz w:val="22"/>
+                <w:szCs w:val="22"/>
+                <w:shd w:val="clear" w:color="auto" w:fill="FFFFFF"/>
+                <w:lang w:eastAsia="ko-KR"/>
+              </w:rPr>
+              <w:t xml:space="preserve"> }}</w:t>
             </w:r>
           </w:p>
           <w:p>
@@ -2541,6 +2649,7 @@
                 <w:lang w:eastAsia="ko-KR"/>
               </w:rPr>
             </w:pPr>
+            <w:proofErr w:type="spellStart"/>
             <w:r>
               <w:rPr>
                 <w:rFonts w:ascii="맑은 고딕" w:eastAsia="맑은 고딕" w:hAnsi="맑은 고딕" w:hint="eastAsia"/>
@@ -2549,18 +2658,9 @@
                 <w:szCs w:val="24"/>
                 <w:lang w:eastAsia="ko-KR"/>
               </w:rPr>
-              <w:t xml:space="preserve">로이드인증원은 귀사가 선택한 </w:t>
-            </w:r>
-            <w:r>
-              <w:rPr>
-                <w:rFonts w:ascii="맑은 고딕" w:eastAsia="맑은 고딕" w:hAnsi="맑은 고딕"/>
-                <w:color w:val="auto"/>
-                <w:sz w:val="24"/>
-                <w:szCs w:val="24"/>
-                <w:lang w:eastAsia="ko-KR"/>
-              </w:rPr>
-              <w:t xml:space="preserve">Business Assurance </w:t>
-            </w:r>
+              <w:t>로이드인증원은</w:t>
+            </w:r>
+            <w:proofErr w:type="spellEnd"/>
             <w:r>
               <w:rPr>
                 <w:rFonts w:ascii="맑은 고딕" w:eastAsia="맑은 고딕" w:hAnsi="맑은 고딕" w:hint="eastAsia"/>
@@ -2569,7 +2669,7 @@
                 <w:szCs w:val="24"/>
                 <w:lang w:eastAsia="ko-KR"/>
               </w:rPr>
-              <w:t xml:space="preserve">파트너로서 귀사와 협력하여 당면한 리스크를 관리하고 완화함으로써 급변하는 비즈니스 세상을 대처하는 데 도움을 드리고자 합니다. 또한 귀사의 </w:t>
+              <w:t xml:space="preserve"> 귀사가 선택한 </w:t>
             </w:r>
             <w:r>
               <w:rPr>
@@ -2579,7 +2679,7 @@
                 <w:szCs w:val="24"/>
                 <w:lang w:eastAsia="ko-KR"/>
               </w:rPr>
-              <w:t>미래</w:t>
+              <w:t xml:space="preserve">Business Assurance </w:t>
             </w:r>
             <w:r>
               <w:rPr>
@@ -2589,7 +2689,7 @@
                 <w:szCs w:val="24"/>
                 <w:lang w:eastAsia="ko-KR"/>
               </w:rPr>
-              <w:t>를</w:t>
+              <w:t xml:space="preserve">파트너로서 귀사와 협력하여 당면한 리스크를 관리하고 완화함으로써 급변하는 비즈니스 세상을 대처하는 데 도움을 드리고자 합니다. 또한 귀사의 </w:t>
             </w:r>
             <w:r>
               <w:rPr>
@@ -2599,7 +2699,7 @@
                 <w:szCs w:val="24"/>
                 <w:lang w:eastAsia="ko-KR"/>
               </w:rPr>
-              <w:t xml:space="preserve"> </w:t>
+              <w:t>미래</w:t>
             </w:r>
             <w:r>
               <w:rPr>
@@ -2609,7 +2709,49 @@
                 <w:szCs w:val="24"/>
                 <w:lang w:eastAsia="ko-KR"/>
               </w:rPr>
-              <w:t>설계할 수 있도록 지원하는 것이며 이를 위해 로이드인증원은 다음을 제공함을 약속합니다.</w:t>
+              <w:t>를</w:t>
+            </w:r>
+            <w:r>
+              <w:rPr>
+                <w:rFonts w:ascii="맑은 고딕" w:eastAsia="맑은 고딕" w:hAnsi="맑은 고딕"/>
+                <w:color w:val="auto"/>
+                <w:sz w:val="24"/>
+                <w:szCs w:val="24"/>
+                <w:lang w:eastAsia="ko-KR"/>
+              </w:rPr>
+              <w:t xml:space="preserve"> </w:t>
+            </w:r>
+            <w:r>
+              <w:rPr>
+                <w:rFonts w:ascii="맑은 고딕" w:eastAsia="맑은 고딕" w:hAnsi="맑은 고딕" w:hint="eastAsia"/>
+                <w:color w:val="auto"/>
+                <w:sz w:val="24"/>
+                <w:szCs w:val="24"/>
+                <w:lang w:eastAsia="ko-KR"/>
+              </w:rPr>
+              <w:t xml:space="preserve">설계할 수 있도록 지원하는 것이며 이를 위해 </w:t>
+            </w:r>
+            <w:proofErr w:type="spellStart"/>
+            <w:r>
+              <w:rPr>
+                <w:rFonts w:ascii="맑은 고딕" w:eastAsia="맑은 고딕" w:hAnsi="맑은 고딕" w:hint="eastAsia"/>
+                <w:color w:val="auto"/>
+                <w:sz w:val="24"/>
+                <w:szCs w:val="24"/>
+                <w:lang w:eastAsia="ko-KR"/>
+              </w:rPr>
+              <w:t>로이드인증원은</w:t>
+            </w:r>
+            <w:proofErr w:type="spellEnd"/>
+            <w:r>
+              <w:rPr>
+                <w:rFonts w:ascii="맑은 고딕" w:eastAsia="맑은 고딕" w:hAnsi="맑은 고딕" w:hint="eastAsia"/>
+                <w:color w:val="auto"/>
+                <w:sz w:val="24"/>
+                <w:szCs w:val="24"/>
+                <w:lang w:eastAsia="ko-KR"/>
+              </w:rPr>
+              <w:t xml:space="preserve"> 다음을 제공함을 약속합니다.</w:t>
             </w:r>
             <w:r>
               <w:rPr>
@@ -3960,7 +4102,29 @@
           <w:szCs w:val="20"/>
           <w:lang w:eastAsia="ko-KR"/>
         </w:rPr>
-        <w:t>{standards_text }}</w:t>
+        <w:t>{</w:t>
+      </w:r>
+      <w:proofErr w:type="spellStart"/>
+      <w:r>
+        <w:rPr>
+          <w:rFonts w:ascii="맑은 고딕" w:eastAsia="맑은 고딕" w:hAnsi="맑은 고딕"/>
+          <w:color w:val="088C8A"/>
+          <w:sz w:val="20"/>
+          <w:szCs w:val="20"/>
+          <w:lang w:eastAsia="ko-KR"/>
+        </w:rPr>
+        <w:t>standards_text</w:t>
+      </w:r>
+      <w:proofErr w:type="spellEnd"/>
+      <w:r>
+        <w:rPr>
+          <w:rFonts w:ascii="맑은 고딕" w:eastAsia="맑은 고딕" w:hAnsi="맑은 고딕"/>
+          <w:color w:val="088C8A"/>
+          <w:sz w:val="20"/>
+          <w:szCs w:val="20"/>
+          <w:lang w:eastAsia="ko-KR"/>
+        </w:rPr>
+        <w:t xml:space="preserve"> }}</w:t>
       </w:r>
       <w:r>
         <w:rPr>
@@ -4262,7 +4426,31 @@
                 <w:szCs w:val="18"/>
                 <w:lang w:eastAsia="ko-KR"/>
               </w:rPr>
-              <w:t>{client_name }}</w:t>
+              <w:t>{</w:t>
+            </w:r>
+            <w:proofErr w:type="spellStart"/>
+            <w:r>
+              <w:rPr>
+                <w:rFonts w:ascii="맑은 고딕" w:eastAsia="맑은 고딕" w:hAnsi="맑은 고딕"/>
+                <w:b w:val="0"/>
+                <w:bCs w:val="0"/>
+                <w:sz w:val="18"/>
+                <w:szCs w:val="18"/>
+                <w:lang w:eastAsia="ko-KR"/>
+              </w:rPr>
+              <w:t>client_name</w:t>
+            </w:r>
+            <w:proofErr w:type="spellEnd"/>
+            <w:r>
+              <w:rPr>
+                <w:rFonts w:ascii="맑은 고딕" w:eastAsia="맑은 고딕" w:hAnsi="맑은 고딕"/>
+                <w:b w:val="0"/>
+                <w:bCs w:val="0"/>
+                <w:sz w:val="18"/>
+                <w:szCs w:val="18"/>
+                <w:lang w:eastAsia="ko-KR"/>
+              </w:rPr>
+              <w:t xml:space="preserve"> }}</w:t>
             </w:r>
             <w:r>
               <w:rPr>
@@ -4304,7 +4492,31 @@
                 <w:szCs w:val="18"/>
                 <w:lang w:eastAsia="ko-KR"/>
               </w:rPr>
-              <w:t>{client_address}</w:t>
+              <w:t>{</w:t>
+            </w:r>
+            <w:proofErr w:type="spellStart"/>
+            <w:r>
+              <w:rPr>
+                <w:rFonts w:ascii="맑은 고딕" w:eastAsia="맑은 고딕" w:hAnsi="맑은 고딕"/>
+                <w:b w:val="0"/>
+                <w:bCs w:val="0"/>
+                <w:sz w:val="18"/>
+                <w:szCs w:val="18"/>
+                <w:lang w:eastAsia="ko-KR"/>
+              </w:rPr>
+              <w:t>client_address</w:t>
+            </w:r>
+            <w:proofErr w:type="spellEnd"/>
+            <w:r>
+              <w:rPr>
+                <w:rFonts w:ascii="맑은 고딕" w:eastAsia="맑은 고딕" w:hAnsi="맑은 고딕"/>
+                <w:b w:val="0"/>
+                <w:bCs w:val="0"/>
+                <w:sz w:val="18"/>
+                <w:szCs w:val="18"/>
+                <w:lang w:eastAsia="ko-KR"/>
+              </w:rPr>
+              <w:t>}</w:t>
             </w:r>
           </w:p>
         </w:tc>
@@ -4415,7 +4627,33 @@
           <w:szCs w:val="20"/>
           <w:lang w:eastAsia="ko-KR"/>
         </w:rPr>
-        <w:t>- `{total_sites }}` - 총 사업장 수</w:t>
+        <w:t>- `{</w:t>
+      </w:r>
+      <w:proofErr w:type="spellStart"/>
+      <w:r>
+        <w:rPr>
+          <w:rFonts w:ascii="맑은 고딕" w:eastAsia="맑은 고딕" w:hAnsi="맑은 고딕" w:hint="eastAsia"/>
+          <w:b/>
+          <w:bCs/>
+          <w:color w:val="auto"/>
+          <w:sz w:val="20"/>
+          <w:szCs w:val="20"/>
+          <w:lang w:eastAsia="ko-KR"/>
+        </w:rPr>
+        <w:t>total_sites</w:t>
+      </w:r>
+      <w:proofErr w:type="spellEnd"/>
+      <w:r>
+        <w:rPr>
+          <w:rFonts w:ascii="맑은 고딕" w:eastAsia="맑은 고딕" w:hAnsi="맑은 고딕" w:hint="eastAsia"/>
+          <w:b/>
+          <w:bCs/>
+          <w:color w:val="auto"/>
+          <w:sz w:val="20"/>
+          <w:szCs w:val="20"/>
+          <w:lang w:eastAsia="ko-KR"/>
+        </w:rPr>
+        <w:t xml:space="preserve"> }}` - 총 사업장 수</w:t>
       </w:r>
     </w:p>
     <w:p>
@@ -4442,7 +4680,33 @@
           <w:szCs w:val="20"/>
           <w:lang w:eastAsia="ko-KR"/>
         </w:rPr>
-        <w:t>- `{total_employees }}` - 총 직원 수</w:t>
+        <w:t>- `{</w:t>
+      </w:r>
+      <w:proofErr w:type="spellStart"/>
+      <w:r>
+        <w:rPr>
+          <w:rFonts w:ascii="맑은 고딕" w:eastAsia="맑은 고딕" w:hAnsi="맑은 고딕" w:hint="eastAsia"/>
+          <w:b/>
+          <w:bCs/>
+          <w:color w:val="auto"/>
+          <w:sz w:val="20"/>
+          <w:szCs w:val="20"/>
+          <w:lang w:eastAsia="ko-KR"/>
+        </w:rPr>
+        <w:t>total_employees</w:t>
+      </w:r>
+      <w:proofErr w:type="spellEnd"/>
+      <w:r>
+        <w:rPr>
+          <w:rFonts w:ascii="맑은 고딕" w:eastAsia="맑은 고딕" w:hAnsi="맑은 고딕" w:hint="eastAsia"/>
+          <w:b/>
+          <w:bCs/>
+          <w:color w:val="auto"/>
+          <w:sz w:val="20"/>
+          <w:szCs w:val="20"/>
+          <w:lang w:eastAsia="ko-KR"/>
+        </w:rPr>
+        <w:t xml:space="preserve"> }}` - 총 직원 수</w:t>
       </w:r>
     </w:p>
     <w:p>
@@ -4907,6 +5171,7 @@
                 <w:szCs w:val="18"/>
               </w:rPr>
             </w:pPr>
+            <w:proofErr w:type="spellStart"/>
             <w:r>
               <w:rPr>
                 <w:rFonts w:ascii="맑은 고딕" w:eastAsia="맑은 고딕" w:hAnsi="맑은 고딕" w:hint="eastAsia"/>
@@ -4916,6 +5181,7 @@
               </w:rPr>
               <w:t>신청비</w:t>
             </w:r>
+            <w:proofErr w:type="spellEnd"/>
           </w:p>
         </w:tc>
         <w:tc>
@@ -5245,6 +5511,7 @@
               </w:rPr>
               <w:t xml:space="preserve">| </w:t>
             </w:r>
+            <w:proofErr w:type="spellStart"/>
             <w:r>
               <w:rPr>
                 <w:rFonts w:ascii="맑은 고딕" w:eastAsia="맑은 고딕" w:hAnsi="맑은 고딕" w:hint="eastAsia"/>
@@ -5252,7 +5519,17 @@
                 <w:szCs w:val="18"/>
                 <w:lang w:eastAsia="ko-KR"/>
               </w:rPr>
-              <w:t xml:space="preserve">format_currency </w:t>
+              <w:t>format_currency</w:t>
+            </w:r>
+            <w:proofErr w:type="spellEnd"/>
+            <w:r>
+              <w:rPr>
+                <w:rFonts w:ascii="맑은 고딕" w:eastAsia="맑은 고딕" w:hAnsi="맑은 고딕" w:hint="eastAsia"/>
+                <w:sz w:val="18"/>
+                <w:szCs w:val="18"/>
+                <w:lang w:eastAsia="ko-KR"/>
+              </w:rPr>
+              <w:t xml:space="preserve"> </w:t>
             </w:r>
             <w:r>
               <w:rPr>
@@ -5613,7 +5890,27 @@
                 <w:szCs w:val="18"/>
                 <w:lang w:eastAsia="ko-KR"/>
               </w:rPr>
-              <w:t xml:space="preserve">| format_currency </w:t>
+              <w:t xml:space="preserve">| </w:t>
+            </w:r>
+            <w:proofErr w:type="spellStart"/>
+            <w:r>
+              <w:rPr>
+                <w:rFonts w:ascii="맑은 고딕" w:eastAsia="맑은 고딕" w:hAnsi="맑은 고딕" w:hint="eastAsia"/>
+                <w:sz w:val="18"/>
+                <w:szCs w:val="18"/>
+                <w:lang w:eastAsia="ko-KR"/>
+              </w:rPr>
+              <w:t>format_currency</w:t>
+            </w:r>
+            <w:proofErr w:type="spellEnd"/>
+            <w:r>
+              <w:rPr>
+                <w:rFonts w:ascii="맑은 고딕" w:eastAsia="맑은 고딕" w:hAnsi="맑은 고딕" w:hint="eastAsia"/>
+                <w:sz w:val="18"/>
+                <w:szCs w:val="18"/>
+                <w:lang w:eastAsia="ko-KR"/>
+              </w:rPr>
+              <w:t xml:space="preserve"> </w:t>
             </w:r>
             <w:r>
               <w:rPr>
@@ -6001,8 +6298,19 @@
                 <w:szCs w:val="18"/>
                 <w:lang w:eastAsia="ko-KR"/>
               </w:rPr>
-              <w:t>| format_currency</w:t>
-            </w:r>
+              <w:t xml:space="preserve">| </w:t>
+            </w:r>
+            <w:proofErr w:type="spellStart"/>
+            <w:r>
+              <w:rPr>
+                <w:rFonts w:ascii="맑은 고딕" w:eastAsia="맑은 고딕" w:hAnsi="맑은 고딕" w:hint="eastAsia"/>
+                <w:sz w:val="18"/>
+                <w:szCs w:val="18"/>
+                <w:lang w:eastAsia="ko-KR"/>
+              </w:rPr>
+              <w:t>format_currency</w:t>
+            </w:r>
+            <w:proofErr w:type="spellEnd"/>
             <w:r>
               <w:rPr>
                 <w:rFonts w:ascii="맑은 고딕" w:eastAsia="맑은 고딕" w:hAnsi="맑은 고딕"/>
@@ -6314,6 +6622,7 @@
                 <w:lang w:eastAsia="ko-KR"/>
               </w:rPr>
             </w:pPr>
+            <w:proofErr w:type="spellStart"/>
             <w:r>
               <w:rPr>
                 <w:rFonts w:ascii="맑은 고딕" w:eastAsia="맑은 고딕" w:hAnsi="맑은 고딕" w:cs="Arial" w:hint="eastAsia"/>
@@ -6321,7 +6630,17 @@
                 <w:szCs w:val="18"/>
                 <w:lang w:eastAsia="ko-KR"/>
               </w:rPr>
-              <w:t>제경비(교통비, 숙박비)</w:t>
+              <w:t>제경비</w:t>
+            </w:r>
+            <w:proofErr w:type="spellEnd"/>
+            <w:r>
+              <w:rPr>
+                <w:rFonts w:ascii="맑은 고딕" w:eastAsia="맑은 고딕" w:hAnsi="맑은 고딕" w:cs="Arial" w:hint="eastAsia"/>
+                <w:sz w:val="18"/>
+                <w:szCs w:val="18"/>
+                <w:lang w:eastAsia="ko-KR"/>
+              </w:rPr>
+              <w:t>(교통비, 숙박비)</w:t>
             </w:r>
           </w:p>
         </w:tc>
@@ -6380,7 +6699,47 @@
                 <w:szCs w:val="18"/>
                 <w:lang w:eastAsia="ko-KR"/>
               </w:rPr>
-              <w:t>{travel_expense | format_currency }}</w:t>
+              <w:t>{</w:t>
+            </w:r>
+            <w:proofErr w:type="spellStart"/>
+            <w:r>
+              <w:rPr>
+                <w:rFonts w:ascii="맑은 고딕" w:eastAsia="맑은 고딕" w:hAnsi="맑은 고딕"/>
+                <w:sz w:val="18"/>
+                <w:szCs w:val="18"/>
+                <w:lang w:eastAsia="ko-KR"/>
+              </w:rPr>
+              <w:t>travel_expense</w:t>
+            </w:r>
+            <w:proofErr w:type="spellEnd"/>
+            <w:r>
+              <w:rPr>
+                <w:rFonts w:ascii="맑은 고딕" w:eastAsia="맑은 고딕" w:hAnsi="맑은 고딕"/>
+                <w:sz w:val="18"/>
+                <w:szCs w:val="18"/>
+                <w:lang w:eastAsia="ko-KR"/>
+              </w:rPr>
+              <w:t xml:space="preserve"> | </w:t>
+            </w:r>
+            <w:proofErr w:type="spellStart"/>
+            <w:r>
+              <w:rPr>
+                <w:rFonts w:ascii="맑은 고딕" w:eastAsia="맑은 고딕" w:hAnsi="맑은 고딕"/>
+                <w:sz w:val="18"/>
+                <w:szCs w:val="18"/>
+                <w:lang w:eastAsia="ko-KR"/>
+              </w:rPr>
+              <w:t>format_currency</w:t>
+            </w:r>
+            <w:proofErr w:type="spellEnd"/>
+            <w:r>
+              <w:rPr>
+                <w:rFonts w:ascii="맑은 고딕" w:eastAsia="맑은 고딕" w:hAnsi="맑은 고딕"/>
+                <w:sz w:val="18"/>
+                <w:szCs w:val="18"/>
+                <w:lang w:eastAsia="ko-KR"/>
+              </w:rPr>
+              <w:t xml:space="preserve"> }}</w:t>
             </w:r>
             <w:r>
               <w:rPr>
@@ -6529,6 +6888,7 @@
                 <w:lang w:eastAsia="ko-KR"/>
               </w:rPr>
             </w:pPr>
+            <w:proofErr w:type="spellStart"/>
             <w:r>
               <w:rPr>
                 <w:rFonts w:ascii="맑은 고딕" w:eastAsia="맑은 고딕" w:hAnsi="맑은 고딕" w:hint="eastAsia"/>
@@ -6538,6 +6898,7 @@
               </w:rPr>
               <w:t>고객포털</w:t>
             </w:r>
+            <w:proofErr w:type="spellEnd"/>
             <w:r>
               <w:rPr>
                 <w:rFonts w:ascii="맑은 고딕" w:eastAsia="맑은 고딕" w:hAnsi="맑은 고딕"/>
@@ -6785,7 +7146,33 @@
                 <w:highlight w:val="yellow"/>
                 <w:lang w:eastAsia="ko-KR"/>
               </w:rPr>
-              <w:t>{{ total_audit_days }}</w:t>
+              <w:t>{{ </w:t>
+            </w:r>
+            <w:proofErr w:type="spellStart"/>
+            <w:r>
+              <w:rPr>
+                <w:rFonts w:ascii="맑은 고딕" w:eastAsia="맑은 고딕" w:hAnsi="맑은 고딕"/>
+                <w:b/>
+                <w:bCs/>
+                <w:sz w:val="20"/>
+                <w:szCs w:val="20"/>
+                <w:highlight w:val="yellow"/>
+                <w:lang w:eastAsia="ko-KR"/>
+              </w:rPr>
+              <w:t>total_audit_days</w:t>
+            </w:r>
+            <w:proofErr w:type="spellEnd"/>
+            <w:r>
+              <w:rPr>
+                <w:rFonts w:ascii="맑은 고딕" w:eastAsia="맑은 고딕" w:hAnsi="맑은 고딕"/>
+                <w:b/>
+                <w:bCs/>
+                <w:sz w:val="20"/>
+                <w:szCs w:val="20"/>
+                <w:highlight w:val="yellow"/>
+                <w:lang w:eastAsia="ko-KR"/>
+              </w:rPr>
+              <w:t xml:space="preserve"> }}</w:t>
             </w:r>
             <w:r>
               <w:rPr>
@@ -6846,6 +7233,7 @@
               </w:rPr>
               <w:t>{{ </w:t>
             </w:r>
+            <w:proofErr w:type="spellStart"/>
             <w:r>
               <w:rPr>
                 <w:rFonts w:ascii="맑은 고딕" w:eastAsia="맑은 고딕" w:hAnsi="맑은 고딕"/>
@@ -6858,6 +7246,7 @@
               </w:rPr>
               <w:t>total_cost_with_travel</w:t>
             </w:r>
+            <w:proofErr w:type="spellEnd"/>
             <w:r>
               <w:rPr>
                 <w:rFonts w:ascii="맑은 고딕" w:eastAsia="맑은 고딕" w:hAnsi="맑은 고딕"/>
@@ -6880,7 +7269,33 @@
                 <w:highlight w:val="yellow"/>
                 <w:lang w:eastAsia="ko-KR"/>
               </w:rPr>
-              <w:t xml:space="preserve">| format_currency </w:t>
+              <w:t xml:space="preserve">| </w:t>
+            </w:r>
+            <w:proofErr w:type="spellStart"/>
+            <w:r>
+              <w:rPr>
+                <w:rFonts w:ascii="맑은 고딕" w:eastAsia="맑은 고딕" w:hAnsi="맑은 고딕"/>
+                <w:b/>
+                <w:bCs/>
+                <w:sz w:val="20"/>
+                <w:szCs w:val="20"/>
+                <w:highlight w:val="yellow"/>
+                <w:lang w:eastAsia="ko-KR"/>
+              </w:rPr>
+              <w:t>format_currency</w:t>
+            </w:r>
+            <w:proofErr w:type="spellEnd"/>
+            <w:r>
+              <w:rPr>
+                <w:rFonts w:ascii="맑은 고딕" w:eastAsia="맑은 고딕" w:hAnsi="맑은 고딕"/>
+                <w:b/>
+                <w:bCs/>
+                <w:sz w:val="20"/>
+                <w:szCs w:val="20"/>
+                <w:highlight w:val="yellow"/>
+                <w:lang w:eastAsia="ko-KR"/>
+              </w:rPr>
+              <w:t xml:space="preserve"> </w:t>
             </w:r>
             <w:r>
               <w:rPr>
@@ -7139,6 +7554,7 @@
               </w:rPr>
               <w:t xml:space="preserve"> </w:t>
             </w:r>
+            <w:proofErr w:type="spellStart"/>
             <w:r>
               <w:rPr>
                 <w:rFonts w:ascii="맑은 고딕" w:eastAsia="맑은 고딕" w:hAnsi="맑은 고딕" w:hint="eastAsia"/>
@@ -7148,7 +7564,19 @@
                 <w:szCs w:val="16"/>
                 <w:lang w:eastAsia="ko-KR"/>
               </w:rPr>
-              <w:t>심사요율:</w:t>
+              <w:t>심사요율</w:t>
+            </w:r>
+            <w:proofErr w:type="spellEnd"/>
+            <w:r>
+              <w:rPr>
+                <w:rFonts w:ascii="맑은 고딕" w:eastAsia="맑은 고딕" w:hAnsi="맑은 고딕" w:hint="eastAsia"/>
+                <w:b w:val="0"/>
+                <w:bCs w:val="0"/>
+                <w:sz w:val="16"/>
+                <w:szCs w:val="16"/>
+                <w:lang w:eastAsia="ko-KR"/>
+              </w:rPr>
+              <w:t>:</w:t>
             </w:r>
             <w:r>
               <w:rPr>
@@ -7779,6 +8207,7 @@
                 </wp:anchor>
               </w:drawing>
             </w:r>
+            <w:proofErr w:type="spellStart"/>
             <w:r>
               <w:rPr>
                 <w:rFonts w:ascii="맑은 고딕" w:eastAsia="맑은 고딕" w:hAnsi="맑은 고딕" w:cs="Calmetta" w:hint="eastAsia"/>
@@ -7788,7 +8217,19 @@
                 <w:szCs w:val="18"/>
                 <w:lang w:eastAsia="ko-KR"/>
               </w:rPr>
-              <w:t>고객포털(</w:t>
+              <w:t>고객포털</w:t>
+            </w:r>
+            <w:proofErr w:type="spellEnd"/>
+            <w:r>
+              <w:rPr>
+                <w:rFonts w:ascii="맑은 고딕" w:eastAsia="맑은 고딕" w:hAnsi="맑은 고딕" w:cs="Calmetta" w:hint="eastAsia"/>
+                <w:bCs w:val="0"/>
+                <w:color w:val="088C8A"/>
+                <w:sz w:val="18"/>
+                <w:szCs w:val="18"/>
+                <w:lang w:eastAsia="ko-KR"/>
+              </w:rPr>
+              <w:t>(</w:t>
             </w:r>
             <w:r>
               <w:rPr>
@@ -7816,6 +8257,7 @@
                 <w:lang w:eastAsia="ko-KR"/>
               </w:rPr>
             </w:pPr>
+            <w:proofErr w:type="spellStart"/>
             <w:r>
               <w:rPr>
                 <w:rFonts w:ascii="맑은 고딕" w:eastAsia="맑은 고딕" w:hAnsi="맑은 고딕" w:cs="Arial" w:hint="eastAsia"/>
@@ -7826,7 +8268,46 @@
                 <w:szCs w:val="16"/>
                 <w:lang w:eastAsia="ko-KR"/>
               </w:rPr>
-              <w:t>고객포털은 로이드인증원에서 개발한 온라인 플랫폼으로,</w:t>
+              <w:t>고객포털은</w:t>
+            </w:r>
+            <w:proofErr w:type="spellEnd"/>
+            <w:r>
+              <w:rPr>
+                <w:rFonts w:ascii="맑은 고딕" w:eastAsia="맑은 고딕" w:hAnsi="맑은 고딕" w:cs="Arial" w:hint="eastAsia"/>
+                <w:b w:val="0"/>
+                <w:bCs w:val="0"/>
+                <w:color w:val="auto"/>
+                <w:sz w:val="16"/>
+                <w:szCs w:val="16"/>
+                <w:lang w:eastAsia="ko-KR"/>
+              </w:rPr>
+              <w:t xml:space="preserve"> </w:t>
+            </w:r>
+            <w:proofErr w:type="spellStart"/>
+            <w:r>
+              <w:rPr>
+                <w:rFonts w:ascii="맑은 고딕" w:eastAsia="맑은 고딕" w:hAnsi="맑은 고딕" w:cs="Arial" w:hint="eastAsia"/>
+                <w:b w:val="0"/>
+                <w:bCs w:val="0"/>
+                <w:color w:val="auto"/>
+                <w:sz w:val="16"/>
+                <w:szCs w:val="16"/>
+                <w:lang w:eastAsia="ko-KR"/>
+              </w:rPr>
+              <w:t>로이드인증원에서</w:t>
+            </w:r>
+            <w:proofErr w:type="spellEnd"/>
+            <w:r>
+              <w:rPr>
+                <w:rFonts w:ascii="맑은 고딕" w:eastAsia="맑은 고딕" w:hAnsi="맑은 고딕" w:cs="Arial" w:hint="eastAsia"/>
+                <w:b w:val="0"/>
+                <w:bCs w:val="0"/>
+                <w:color w:val="auto"/>
+                <w:sz w:val="16"/>
+                <w:szCs w:val="16"/>
+                <w:lang w:eastAsia="ko-KR"/>
+              </w:rPr>
+              <w:t xml:space="preserve"> 개발한 온라인 플랫폼으로,</w:t>
             </w:r>
             <w:r>
               <w:rPr>
@@ -14818,19 +15299,6 @@
 </file>
 
 <file path=customXml/item2.xml><?xml version="1.0" encoding="utf-8"?>
-<b:Sources xmlns:b="http://schemas.openxmlformats.org/officeDocument/2006/bibliography" xmlns="http://schemas.openxmlformats.org/officeDocument/2006/bibliography" SelectedStyle="/APASixthEditionOfficeOnline.xsl" StyleName="APA" Version="6"/>
-</file>
-
-<file path=customXml/item3.xml><?xml version="1.0" encoding="utf-8"?>
-<?mso-contentType ?>
-<FormTemplates xmlns="http://schemas.microsoft.com/sharepoint/v3/contenttype/forms">
-  <Display>DocumentLibraryForm</Display>
-  <Edit>DocumentLibraryForm</Edit>
-  <New>DocumentLibraryForm</New>
-</FormTemplates>
-</file>
-
-<file path=customXml/item4.xml><?xml version="1.0" encoding="utf-8"?>
 <ct:contentTypeSchema xmlns:ct="http://schemas.microsoft.com/office/2006/metadata/contentType" xmlns:ma="http://schemas.microsoft.com/office/2006/metadata/properties/metaAttributes" ct:_="" ma:_="" ma:contentTypeName="문서" ma:contentTypeID="0x010100BAE669FB5286554D816E6E3B1E57CB3E" ma:contentTypeVersion="13" ma:contentTypeDescription="새 문서를 만듭니다." ma:contentTypeScope="" ma:versionID="507d148797186dee3789d8636b4ec545">
   <xsd:schema xmlns:xsd="http://www.w3.org/2001/XMLSchema" xmlns:xs="http://www.w3.org/2001/XMLSchema" xmlns:p="http://schemas.microsoft.com/office/2006/metadata/properties" xmlns:ns2="f2369789-19dc-4ff2-8298-3f6d4c3d42dc" xmlns:ns3="ac62e6bc-ec19-4718-ba7c-8f33d65dd1b4" targetNamespace="http://schemas.microsoft.com/office/2006/metadata/properties" ma:root="true" ma:fieldsID="e79cd5f27e269a164aa6d7f1a8a2b388" ns2:_="" ns3:_="">
     <xsd:import namespace="f2369789-19dc-4ff2-8298-3f6d4c3d42dc"/>
@@ -15053,6 +15521,19 @@
 </ct:contentTypeSchema>
 </file>
 
+<file path=customXml/item3.xml><?xml version="1.0" encoding="utf-8"?>
+<?mso-contentType ?>
+<FormTemplates xmlns="http://schemas.microsoft.com/sharepoint/v3/contenttype/forms">
+  <Display>DocumentLibraryForm</Display>
+  <Edit>DocumentLibraryForm</Edit>
+  <New>DocumentLibraryForm</New>
+</FormTemplates>
+</file>
+
+<file path=customXml/item4.xml><?xml version="1.0" encoding="utf-8"?>
+<b:Sources xmlns:b="http://schemas.openxmlformats.org/officeDocument/2006/bibliography" xmlns="http://schemas.openxmlformats.org/officeDocument/2006/bibliography" SelectedStyle="/APASixthEditionOfficeOnline.xsl" StyleName="APA" Version="6"/>
+</file>
+
 <file path=customXml/itemProps1.xml><?xml version="1.0" encoding="utf-8"?>
 <ds:datastoreItem xmlns:ds="http://schemas.openxmlformats.org/officeDocument/2006/customXml" ds:itemID="{B10D67FC-9935-4B64-8292-B6B906E6C83D}">
   <ds:schemaRefs>
@@ -15063,22 +15544,6 @@
 </file>
 
 <file path=customXml/itemProps2.xml><?xml version="1.0" encoding="utf-8"?>
-<ds:datastoreItem xmlns:ds="http://schemas.openxmlformats.org/officeDocument/2006/customXml" ds:itemID="{0E6AD0CF-AB71-42B8-AE19-472505EDA9EB}">
-  <ds:schemaRefs>
-    <ds:schemaRef ds:uri="http://schemas.openxmlformats.org/officeDocument/2006/bibliography"/>
-  </ds:schemaRefs>
-</ds:datastoreItem>
-</file>
-
-<file path=customXml/itemProps3.xml><?xml version="1.0" encoding="utf-8"?>
-<ds:datastoreItem xmlns:ds="http://schemas.openxmlformats.org/officeDocument/2006/customXml" ds:itemID="{8326EFF0-7895-4B4D-8841-6805150EC2C0}">
-  <ds:schemaRefs>
-    <ds:schemaRef ds:uri="http://schemas.microsoft.com/sharepoint/v3/contenttype/forms"/>
-  </ds:schemaRefs>
-</ds:datastoreItem>
-</file>
-
-<file path=customXml/itemProps4.xml><?xml version="1.0" encoding="utf-8"?>
 <ds:datastoreItem xmlns:ds="http://schemas.openxmlformats.org/officeDocument/2006/customXml" ds:itemID="{75B3D781-AD21-4BEF-A2F5-BD1EE052F973}">
   <ds:schemaRefs>
     <ds:schemaRef ds:uri="http://schemas.microsoft.com/office/2006/metadata/contentType"/>
@@ -15095,4 +15560,20 @@
     <ds:schemaRef ds:uri="http://schemas.microsoft.com/internal/obd"/>
   </ds:schemaRefs>
 </ds:datastoreItem>
+</file>
+
+<file path=customXml/itemProps3.xml><?xml version="1.0" encoding="utf-8"?>
+<ds:datastoreItem xmlns:ds="http://schemas.openxmlformats.org/officeDocument/2006/customXml" ds:itemID="{8326EFF0-7895-4B4D-8841-6805150EC2C0}">
+  <ds:schemaRefs>
+    <ds:schemaRef ds:uri="http://schemas.microsoft.com/sharepoint/v3/contenttype/forms"/>
+  </ds:schemaRefs>
+</ds:datastoreItem>
+</file>
+
+<file path=customXml/itemProps4.xml><?xml version="1.0" encoding="utf-8"?>
+<ds:datastoreItem xmlns:ds="http://schemas.openxmlformats.org/officeDocument/2006/customXml" ds:itemID="{0E6AD0CF-AB71-42B8-AE19-472505EDA9EB}">
+  <ds:schemaRefs>
+    <ds:schemaRef ds:uri="http://schemas.openxmlformats.org/officeDocument/2006/bibliography"/>
+  </ds:schemaRefs>
+</ds:datastoreItem>
 </file>
--- a/vercel-deploy/public/templates/LRQA_quotation.docx
+++ b/vercel-deploy/public/templates/LRQA_quotation.docx
@@ -378,7 +378,6 @@
                 <w:lang w:eastAsia="ko-KR"/>
               </w:rPr>
             </w:pPr>
-            <w:proofErr w:type="gramStart"/>
             <w:r>
               <w:rPr>
                 <w:rFonts w:ascii="맑은 고딕" w:eastAsia="맑은 고딕" w:hAnsi="맑은 고딕"/>
@@ -388,21 +387,20 @@
                 <w:szCs w:val="32"/>
                 <w:lang w:eastAsia="ko-KR"/>
               </w:rPr>
-              <w:t xml:space="preserve">{</w:t>
-            </w:r>
-            <w:proofErr w:type="spellStart"/>
-            <w:r>
-              <w:rPr>
-                <w:rFonts w:ascii="맑은 고딕" w:eastAsia="맑은 고딕" w:hAnsi="맑은 고딕"/>
+              <w:t>{</w:t>
+            </w:r>
+            <w:r>
+              <w:rPr>
+                <w:rFonts w:ascii="맑은 고딕" w:eastAsia="맑은 고딕" w:hAnsi="맑은 고딕" w:hint="eastAsia"/>
                 <w:b/>
                 <w:spacing w:val="-1"/>
                 <w:sz w:val="32"/>
                 <w:szCs w:val="32"/>
                 <w:lang w:eastAsia="ko-KR"/>
               </w:rPr>
-              <w:t>client</w:t>
-            </w:r>
-            <w:proofErr w:type="gramEnd"/>
+              <w:t xml:space="preserve"> </w:t>
+            </w:r>
+            <w:proofErr w:type="spellStart"/>
             <w:r>
               <w:rPr>
                 <w:rFonts w:ascii="맑은 고딕" w:eastAsia="맑은 고딕" w:hAnsi="맑은 고딕"/>
@@ -412,9 +410,9 @@
                 <w:szCs w:val="32"/>
                 <w:lang w:eastAsia="ko-KR"/>
               </w:rPr>
-              <w:t>_</w:t>
-            </w:r>
-            <w:proofErr w:type="gramStart"/>
+              <w:t>client_name</w:t>
+            </w:r>
+            <w:proofErr w:type="spellEnd"/>
             <w:r>
               <w:rPr>
                 <w:rFonts w:ascii="맑은 고딕" w:eastAsia="맑은 고딕" w:hAnsi="맑은 고딕"/>
@@ -424,31 +422,7 @@
                 <w:szCs w:val="32"/>
                 <w:lang w:eastAsia="ko-KR"/>
               </w:rPr>
-              <w:t>name</w:t>
-            </w:r>
-            <w:proofErr w:type="spellEnd"/>
-            <w:r>
-              <w:rPr>
-                <w:rFonts w:ascii="맑은 고딕" w:eastAsia="맑은 고딕" w:hAnsi="맑은 고딕"/>
-                <w:b/>
-                <w:spacing w:val="-1"/>
-                <w:sz w:val="32"/>
-                <w:szCs w:val="32"/>
-                <w:lang w:eastAsia="ko-KR"/>
-              </w:rPr>
               <w:t xml:space="preserve"> }</w:t>
-            </w:r>
-            <w:proofErr w:type="gramEnd"/>
-            <w:r>
-              <w:rPr>
-                <w:rFonts w:ascii="맑은 고딕" w:eastAsia="맑은 고딕" w:hAnsi="맑은 고딕"/>
-                <w:b/>
-                <w:spacing w:val="-1"/>
-                <w:sz w:val="32"/>
-                <w:szCs w:val="32"/>
-                <w:lang w:eastAsia="ko-KR"/>
-              </w:rPr>
-              <w:t>}</w:t>
             </w:r>
           </w:p>
           <w:p>
@@ -469,7 +443,6 @@
                 <w:lang w:eastAsia="ko-KR"/>
               </w:rPr>
             </w:pPr>
-            <w:proofErr w:type="gramStart"/>
             <w:r>
               <w:rPr>
                 <w:rFonts w:ascii="맑은 고딕" w:eastAsia="맑은 고딕" w:hAnsi="맑은 고딕"/>
@@ -477,19 +450,18 @@
                 <w:spacing w:val="-1"/>
                 <w:lang w:eastAsia="ko-KR"/>
               </w:rPr>
-              <w:t xml:space="preserve">{</w:t>
-            </w:r>
-            <w:proofErr w:type="spellStart"/>
-            <w:r>
-              <w:rPr>
-                <w:rFonts w:ascii="맑은 고딕" w:eastAsia="맑은 고딕" w:hAnsi="맑은 고딕"/>
+              <w:t>{</w:t>
+            </w:r>
+            <w:r>
+              <w:rPr>
+                <w:rFonts w:ascii="맑은 고딕" w:eastAsia="맑은 고딕" w:hAnsi="맑은 고딕" w:hint="eastAsia"/>
                 <w:b/>
                 <w:spacing w:val="-1"/>
                 <w:lang w:eastAsia="ko-KR"/>
               </w:rPr>
-              <w:t>standards</w:t>
-            </w:r>
-            <w:proofErr w:type="gramEnd"/>
+              <w:t xml:space="preserve"> </w:t>
+            </w:r>
+            <w:proofErr w:type="spellStart"/>
             <w:r>
               <w:rPr>
                 <w:rFonts w:ascii="맑은 고딕" w:eastAsia="맑은 고딕" w:hAnsi="맑은 고딕"/>
@@ -497,9 +469,9 @@
                 <w:spacing w:val="-1"/>
                 <w:lang w:eastAsia="ko-KR"/>
               </w:rPr>
-              <w:t>_</w:t>
-            </w:r>
-            <w:proofErr w:type="gramStart"/>
+              <w:t>standards_text</w:t>
+            </w:r>
+            <w:proofErr w:type="spellEnd"/>
             <w:r>
               <w:rPr>
                 <w:rFonts w:ascii="맑은 고딕" w:eastAsia="맑은 고딕" w:hAnsi="맑은 고딕"/>
@@ -507,27 +479,7 @@
                 <w:spacing w:val="-1"/>
                 <w:lang w:eastAsia="ko-KR"/>
               </w:rPr>
-              <w:t>text</w:t>
-            </w:r>
-            <w:proofErr w:type="spellEnd"/>
-            <w:r>
-              <w:rPr>
-                <w:rFonts w:ascii="맑은 고딕" w:eastAsia="맑은 고딕" w:hAnsi="맑은 고딕"/>
-                <w:b/>
-                <w:spacing w:val="-1"/>
-                <w:lang w:eastAsia="ko-KR"/>
-              </w:rPr>
               <w:t xml:space="preserve"> }</w:t>
-            </w:r>
-            <w:proofErr w:type="gramEnd"/>
-            <w:r>
-              <w:rPr>
-                <w:rFonts w:ascii="맑은 고딕" w:eastAsia="맑은 고딕" w:hAnsi="맑은 고딕"/>
-                <w:b/>
-                <w:spacing w:val="-1"/>
-                <w:lang w:eastAsia="ko-KR"/>
-              </w:rPr>
-              <w:t>}</w:t>
             </w:r>
           </w:p>
           <w:p>
@@ -595,7 +547,6 @@
                 <w:lang w:eastAsia="ko-KR"/>
               </w:rPr>
             </w:pPr>
-            <w:proofErr w:type="gramStart"/>
             <w:r>
               <w:rPr>
                 <w:rFonts w:ascii="맑은 고딕" w:eastAsia="맑은 고딕" w:hAnsi="맑은 고딕" w:hint="eastAsia"/>
@@ -623,7 +574,6 @@
               </w:rPr>
               <w:t>:</w:t>
             </w:r>
-            <w:proofErr w:type="gramEnd"/>
             <w:r>
               <w:rPr>
                 <w:rFonts w:ascii="맑은 고딕" w:eastAsia="맑은 고딕" w:hAnsi="맑은 고딕" w:hint="eastAsia"/>
@@ -631,9 +581,9 @@
                 <w:szCs w:val="18"/>
                 <w:lang w:eastAsia="ko-KR"/>
               </w:rPr>
-              <w:t xml:space="preserve"> </w:t>
-            </w:r>
-            <w:proofErr w:type="gramStart"/>
+              <w:t xml:space="preserve"> {</w:t>
+            </w:r>
+            <w:proofErr w:type="spellStart"/>
             <w:r>
               <w:rPr>
                 <w:rFonts w:ascii="맑은 고딕" w:eastAsia="맑은 고딕" w:hAnsi="맑은 고딕" w:hint="eastAsia"/>
@@ -641,9 +591,9 @@
                 <w:szCs w:val="18"/>
                 <w:lang w:eastAsia="ko-KR"/>
               </w:rPr>
-              <w:t xml:space="preserve">{</w:t>
-            </w:r>
-            <w:proofErr w:type="spellStart"/>
+              <w:t>quotation_date</w:t>
+            </w:r>
+            <w:proofErr w:type="spellEnd"/>
             <w:r>
               <w:rPr>
                 <w:rFonts w:ascii="맑은 고딕" w:eastAsia="맑은 고딕" w:hAnsi="맑은 고딕" w:hint="eastAsia"/>
@@ -651,47 +601,7 @@
                 <w:szCs w:val="18"/>
                 <w:lang w:eastAsia="ko-KR"/>
               </w:rPr>
-              <w:t>quotation</w:t>
-            </w:r>
-            <w:proofErr w:type="gramEnd"/>
-            <w:r>
-              <w:rPr>
-                <w:rFonts w:ascii="맑은 고딕" w:eastAsia="맑은 고딕" w:hAnsi="맑은 고딕" w:hint="eastAsia"/>
-                <w:sz w:val="18"/>
-                <w:szCs w:val="18"/>
-                <w:lang w:eastAsia="ko-KR"/>
-              </w:rPr>
-              <w:t>_</w:t>
-            </w:r>
-            <w:proofErr w:type="gramStart"/>
-            <w:r>
-              <w:rPr>
-                <w:rFonts w:ascii="맑은 고딕" w:eastAsia="맑은 고딕" w:hAnsi="맑은 고딕" w:hint="eastAsia"/>
-                <w:sz w:val="18"/>
-                <w:szCs w:val="18"/>
-                <w:lang w:eastAsia="ko-KR"/>
-              </w:rPr>
-              <w:t>date</w:t>
-            </w:r>
-            <w:proofErr w:type="spellEnd"/>
-            <w:r>
-              <w:rPr>
-                <w:rFonts w:ascii="맑은 고딕" w:eastAsia="맑은 고딕" w:hAnsi="맑은 고딕" w:hint="eastAsia"/>
-                <w:sz w:val="18"/>
-                <w:szCs w:val="18"/>
-                <w:lang w:eastAsia="ko-KR"/>
-              </w:rPr>
               <w:t xml:space="preserve"> }</w:t>
-            </w:r>
-            <w:proofErr w:type="gramEnd"/>
-            <w:r>
-              <w:rPr>
-                <w:rFonts w:ascii="맑은 고딕" w:eastAsia="맑은 고딕" w:hAnsi="맑은 고딕" w:hint="eastAsia"/>
-                <w:sz w:val="18"/>
-                <w:szCs w:val="18"/>
-                <w:lang w:eastAsia="ko-KR"/>
-              </w:rPr>
-              <w:t>}</w:t>
             </w:r>
           </w:p>
         </w:tc>
@@ -797,7 +707,6 @@
               </w:rPr>
               <w:t xml:space="preserve"> </w:t>
             </w:r>
-            <w:proofErr w:type="gramStart"/>
             <w:r>
               <w:rPr>
                 <w:rFonts w:ascii="Calibri" w:hAnsi="Calibri" w:cs="Calibri"/>
@@ -807,7 +716,7 @@
                 <w:shd w:val="clear" w:color="auto" w:fill="FFFFFF"/>
                 <w:lang w:eastAsia="ko-KR"/>
               </w:rPr>
-              <w:t xml:space="preserve">{</w:t>
+              <w:t>{</w:t>
             </w:r>
             <w:proofErr w:type="spellStart"/>
             <w:r>
@@ -819,9 +728,9 @@
                 <w:shd w:val="clear" w:color="auto" w:fill="FFFFFF"/>
                 <w:lang w:eastAsia="ko-KR"/>
               </w:rPr>
-              <w:t>quotation</w:t>
-            </w:r>
-            <w:proofErr w:type="gramEnd"/>
+              <w:t>quotation_number</w:t>
+            </w:r>
+            <w:proofErr w:type="spellEnd"/>
             <w:r>
               <w:rPr>
                 <w:rFonts w:ascii="Calibri" w:hAnsi="Calibri" w:cs="Calibri"/>
@@ -831,43 +740,7 @@
                 <w:shd w:val="clear" w:color="auto" w:fill="FFFFFF"/>
                 <w:lang w:eastAsia="ko-KR"/>
               </w:rPr>
-              <w:t>_</w:t>
-            </w:r>
-            <w:proofErr w:type="gramStart"/>
-            <w:r>
-              <w:rPr>
-                <w:rFonts w:ascii="Calibri" w:hAnsi="Calibri" w:cs="Calibri"/>
-                <w:color w:val="444444"/>
-                <w:sz w:val="22"/>
-                <w:szCs w:val="22"/>
-                <w:shd w:val="clear" w:color="auto" w:fill="FFFFFF"/>
-                <w:lang w:eastAsia="ko-KR"/>
-              </w:rPr>
-              <w:t>number</w:t>
-            </w:r>
-            <w:proofErr w:type="spellEnd"/>
-            <w:r>
-              <w:rPr>
-                <w:rFonts w:ascii="Calibri" w:hAnsi="Calibri" w:cs="Calibri"/>
-                <w:color w:val="444444"/>
-                <w:sz w:val="22"/>
-                <w:szCs w:val="22"/>
-                <w:shd w:val="clear" w:color="auto" w:fill="FFFFFF"/>
-                <w:lang w:eastAsia="ko-KR"/>
-              </w:rPr>
-              <w:t xml:space="preserve"> }</w:t>
-            </w:r>
-            <w:proofErr w:type="gramEnd"/>
-            <w:r>
-              <w:rPr>
-                <w:rFonts w:ascii="Calibri" w:hAnsi="Calibri" w:cs="Calibri"/>
-                <w:color w:val="444444"/>
-                <w:sz w:val="22"/>
-                <w:szCs w:val="22"/>
-                <w:shd w:val="clear" w:color="auto" w:fill="FFFFFF"/>
-                <w:lang w:eastAsia="ko-KR"/>
-              </w:rPr>
-              <w:t>}</w:t>
+              <w:t xml:space="preserve"> }}</w:t>
             </w:r>
           </w:p>
           <w:p>
@@ -3390,27 +3263,7 @@
                 <w:szCs w:val="20"/>
                 <w:lang w:eastAsia="ko-KR"/>
               </w:rPr>
-              <w:t xml:space="preserve">LRQA는 120개 이상의 국가에서 운영되며, 전 세계 30개 이상의 인정기구를 통해 인정받았습니다. 또한, 거의 모든 </w:t>
-            </w:r>
-            <w:proofErr w:type="gramStart"/>
-            <w:r>
-              <w:rPr>
-                <w:rFonts w:ascii="맑은 고딕" w:eastAsia="맑은 고딕" w:hAnsi="맑은 고딕" w:hint="eastAsia"/>
-                <w:sz w:val="20"/>
-                <w:szCs w:val="20"/>
-                <w:lang w:eastAsia="ko-KR"/>
-              </w:rPr>
-              <w:t>산업  분야에</w:t>
-            </w:r>
-            <w:proofErr w:type="gramEnd"/>
-            <w:r>
-              <w:rPr>
-                <w:rFonts w:ascii="맑은 고딕" w:eastAsia="맑은 고딕" w:hAnsi="맑은 고딕" w:hint="eastAsia"/>
-                <w:sz w:val="20"/>
-                <w:szCs w:val="20"/>
-                <w:lang w:eastAsia="ko-KR"/>
-              </w:rPr>
-              <w:t xml:space="preserve"> 대응 가능하며, 리스크 관리, 개선 추진 및 전 세계 이해관계자들 과의 신뢰 구축을 지원합니다</w:t>
+              <w:t>LRQA는 120개 이상의 국가에서 운영되며, 전 세계 30개 이상의 인정기구를 통해 인정받았습니다. 또한, 거의 모든 산업  분야에 대응 가능하며, 리스크 관리, 개선 추진 및 전 세계 이해관계자들 과의 신뢰 구축을 지원합니다</w:t>
             </w:r>
             <w:r>
               <w:rPr>
@@ -3870,27 +3723,7 @@
                 <w:szCs w:val="20"/>
                 <w:lang w:eastAsia="ko-KR"/>
               </w:rPr>
-              <w:t xml:space="preserve">온라인 고객 포털은 사용이 간편하고 언제 어디서든지 귀사 전체의 인증서 및 심사 프로그램을 관리할 수 LRQA </w:t>
-            </w:r>
-            <w:proofErr w:type="gramStart"/>
-            <w:r>
-              <w:rPr>
-                <w:rFonts w:ascii="맑은 고딕" w:eastAsia="맑은 고딕" w:hAnsi="맑은 고딕" w:hint="eastAsia"/>
-                <w:sz w:val="20"/>
-                <w:szCs w:val="20"/>
-                <w:lang w:eastAsia="ko-KR"/>
-              </w:rPr>
-              <w:t>시스템 입니다</w:t>
-            </w:r>
-            <w:proofErr w:type="gramEnd"/>
-            <w:r>
-              <w:rPr>
-                <w:rFonts w:ascii="맑은 고딕" w:eastAsia="맑은 고딕" w:hAnsi="맑은 고딕" w:hint="eastAsia"/>
-                <w:sz w:val="20"/>
-                <w:szCs w:val="20"/>
-                <w:lang w:eastAsia="ko-KR"/>
-              </w:rPr>
-              <w:t>. 포털을 통해 계획 및 완료된 심사 일정을 확인할 수 있습니다. 인증서, 보고서 및 인증마크를</w:t>
+              <w:t>온라인 고객 포털은 사용이 간편하고 언제 어디서든지 귀사 전체의 인증서 및 심사 프로그램을 관리할 수 LRQA 시스템 입니다. 포털을 통해 계획 및 완료된 심사 일정을 확인할 수 있습니다. 인증서, 보고서 및 인증마크를</w:t>
             </w:r>
             <w:r>
               <w:rPr>
@@ -4136,7 +3969,6 @@
           <w:lang w:eastAsia="ko-KR"/>
         </w:rPr>
       </w:pPr>
-      <w:proofErr w:type="gramStart"/>
       <w:r>
         <w:rPr>
           <w:rFonts w:ascii="맑은 고딕" w:eastAsia="맑은 고딕" w:hAnsi="맑은 고딕"/>
@@ -4156,15 +3988,7 @@
           <w:rFonts w:ascii="맑은 고딕" w:eastAsia="맑은 고딕" w:hAnsi="맑은 고딕" w:hint="eastAsia"/>
           <w:lang w:eastAsia="ko-KR"/>
         </w:rPr>
-        <w:t>는</w:t>
-      </w:r>
-      <w:proofErr w:type="gramEnd"/>
-      <w:r>
-        <w:rPr>
-          <w:rFonts w:ascii="맑은 고딕" w:eastAsia="맑은 고딕" w:hAnsi="맑은 고딕" w:hint="eastAsia"/>
-          <w:lang w:eastAsia="ko-KR"/>
-        </w:rPr>
-        <w:t xml:space="preserve"> 고객의 </w:t>
+        <w:t xml:space="preserve">는 고객의 </w:t>
       </w:r>
       <w:r>
         <w:rPr>
@@ -4201,7 +4025,6 @@
         </w:rPr>
         <w:t xml:space="preserve"> 심사를 </w:t>
       </w:r>
-      <w:proofErr w:type="gramStart"/>
       <w:r>
         <w:rPr>
           <w:rFonts w:ascii="맑은 고딕" w:eastAsia="맑은 고딕" w:hAnsi="맑은 고딕" w:hint="eastAsia"/>
@@ -4214,15 +4037,7 @@
           <w:rFonts w:ascii="맑은 고딕" w:eastAsia="맑은 고딕" w:hAnsi="맑은 고딕" w:hint="eastAsia"/>
           <w:lang w:eastAsia="ko-KR"/>
         </w:rPr>
-        <w:t>합니다</w:t>
-      </w:r>
-      <w:proofErr w:type="gramEnd"/>
-      <w:r>
-        <w:rPr>
-          <w:rFonts w:ascii="맑은 고딕" w:eastAsia="맑은 고딕" w:hAnsi="맑은 고딕" w:hint="eastAsia"/>
-          <w:lang w:eastAsia="ko-KR"/>
-        </w:rPr>
-        <w:t>.</w:t>
+        <w:t>합니다.</w:t>
       </w:r>
       <w:r>
         <w:rPr>
@@ -4279,7 +4094,6 @@
         </w:rPr>
         <w:t xml:space="preserve"> </w:t>
       </w:r>
-      <w:proofErr w:type="gramStart"/>
       <w:r>
         <w:rPr>
           <w:rFonts w:ascii="맑은 고딕" w:eastAsia="맑은 고딕" w:hAnsi="맑은 고딕"/>
@@ -4288,7 +4102,7 @@
           <w:szCs w:val="20"/>
           <w:lang w:eastAsia="ko-KR"/>
         </w:rPr>
-        <w:t xml:space="preserve">{</w:t>
+        <w:t>{</w:t>
       </w:r>
       <w:proofErr w:type="spellStart"/>
       <w:r>
@@ -4299,9 +4113,9 @@
           <w:szCs w:val="20"/>
           <w:lang w:eastAsia="ko-KR"/>
         </w:rPr>
-        <w:t>standards</w:t>
+        <w:t>standards_text</w:t>
       </w:r>
-      <w:proofErr w:type="gramEnd"/>
+      <w:proofErr w:type="spellEnd"/>
       <w:r>
         <w:rPr>
           <w:rFonts w:ascii="맑은 고딕" w:eastAsia="맑은 고딕" w:hAnsi="맑은 고딕"/>
@@ -4310,40 +4124,7 @@
           <w:szCs w:val="20"/>
           <w:lang w:eastAsia="ko-KR"/>
         </w:rPr>
-        <w:t>_</w:t>
-      </w:r>
-      <w:proofErr w:type="gramStart"/>
-      <w:r>
-        <w:rPr>
-          <w:rFonts w:ascii="맑은 고딕" w:eastAsia="맑은 고딕" w:hAnsi="맑은 고딕"/>
-          <w:color w:val="088C8A"/>
-          <w:sz w:val="20"/>
-          <w:szCs w:val="20"/>
-          <w:lang w:eastAsia="ko-KR"/>
-        </w:rPr>
-        <w:t>text</w:t>
-      </w:r>
-      <w:proofErr w:type="spellEnd"/>
-      <w:r>
-        <w:rPr>
-          <w:rFonts w:ascii="맑은 고딕" w:eastAsia="맑은 고딕" w:hAnsi="맑은 고딕"/>
-          <w:color w:val="088C8A"/>
-          <w:sz w:val="20"/>
-          <w:szCs w:val="20"/>
-          <w:lang w:eastAsia="ko-KR"/>
-        </w:rPr>
-        <w:t xml:space="preserve"> }</w:t>
-      </w:r>
-      <w:proofErr w:type="gramEnd"/>
-      <w:r>
-        <w:rPr>
-          <w:rFonts w:ascii="맑은 고딕" w:eastAsia="맑은 고딕" w:hAnsi="맑은 고딕"/>
-          <w:color w:val="088C8A"/>
-          <w:sz w:val="20"/>
-          <w:szCs w:val="20"/>
-          <w:lang w:eastAsia="ko-KR"/>
-        </w:rPr>
-        <w:t>}</w:t>
+        <w:t xml:space="preserve"> }}</w:t>
       </w:r>
       <w:r>
         <w:rPr>
@@ -4636,7 +4417,6 @@
                 <w:lang w:eastAsia="ko-KR"/>
               </w:rPr>
             </w:pPr>
-            <w:proofErr w:type="gramStart"/>
             <w:r>
               <w:rPr>
                 <w:rFonts w:ascii="맑은 고딕" w:eastAsia="맑은 고딕" w:hAnsi="맑은 고딕"/>
@@ -4646,7 +4426,7 @@
                 <w:szCs w:val="18"/>
                 <w:lang w:eastAsia="ko-KR"/>
               </w:rPr>
-              <w:t xml:space="preserve">{</w:t>
+              <w:t>{</w:t>
             </w:r>
             <w:proofErr w:type="spellStart"/>
             <w:r>
@@ -4658,9 +4438,9 @@
                 <w:szCs w:val="18"/>
                 <w:lang w:eastAsia="ko-KR"/>
               </w:rPr>
-              <w:t>client</w:t>
-            </w:r>
-            <w:proofErr w:type="gramEnd"/>
+              <w:t>client_name</w:t>
+            </w:r>
+            <w:proofErr w:type="spellEnd"/>
             <w:r>
               <w:rPr>
                 <w:rFonts w:ascii="맑은 고딕" w:eastAsia="맑은 고딕" w:hAnsi="맑은 고딕"/>
@@ -4670,43 +4450,7 @@
                 <w:szCs w:val="18"/>
                 <w:lang w:eastAsia="ko-KR"/>
               </w:rPr>
-              <w:t>_</w:t>
-            </w:r>
-            <w:proofErr w:type="gramStart"/>
-            <w:r>
-              <w:rPr>
-                <w:rFonts w:ascii="맑은 고딕" w:eastAsia="맑은 고딕" w:hAnsi="맑은 고딕"/>
-                <w:b w:val="0"/>
-                <w:bCs w:val="0"/>
-                <w:sz w:val="18"/>
-                <w:szCs w:val="18"/>
-                <w:lang w:eastAsia="ko-KR"/>
-              </w:rPr>
-              <w:t>name</w:t>
-            </w:r>
-            <w:proofErr w:type="spellEnd"/>
-            <w:r>
-              <w:rPr>
-                <w:rFonts w:ascii="맑은 고딕" w:eastAsia="맑은 고딕" w:hAnsi="맑은 고딕"/>
-                <w:b w:val="0"/>
-                <w:bCs w:val="0"/>
-                <w:sz w:val="18"/>
-                <w:szCs w:val="18"/>
-                <w:lang w:eastAsia="ko-KR"/>
-              </w:rPr>
-              <w:t xml:space="preserve"> }</w:t>
-            </w:r>
-            <w:proofErr w:type="gramEnd"/>
-            <w:r>
-              <w:rPr>
-                <w:rFonts w:ascii="맑은 고딕" w:eastAsia="맑은 고딕" w:hAnsi="맑은 고딕"/>
-                <w:b w:val="0"/>
-                <w:bCs w:val="0"/>
-                <w:sz w:val="18"/>
-                <w:szCs w:val="18"/>
-                <w:lang w:eastAsia="ko-KR"/>
-              </w:rPr>
-              <w:t>}</w:t>
+              <w:t xml:space="preserve"> }}</w:t>
             </w:r>
             <w:r>
               <w:rPr>
@@ -4739,7 +4483,6 @@
                 <w:lang w:eastAsia="ko-KR"/>
               </w:rPr>
             </w:pPr>
-            <w:proofErr w:type="gramStart"/>
             <w:r>
               <w:rPr>
                 <w:rFonts w:ascii="맑은 고딕" w:eastAsia="맑은 고딕" w:hAnsi="맑은 고딕"/>
@@ -4749,7 +4492,7 @@
                 <w:szCs w:val="18"/>
                 <w:lang w:eastAsia="ko-KR"/>
               </w:rPr>
-              <w:t xml:space="preserve">{</w:t>
+              <w:t>{</w:t>
             </w:r>
             <w:proofErr w:type="spellStart"/>
             <w:r>
@@ -4761,9 +4504,9 @@
                 <w:szCs w:val="18"/>
                 <w:lang w:eastAsia="ko-KR"/>
               </w:rPr>
-              <w:t>client</w:t>
-            </w:r>
-            <w:proofErr w:type="gramEnd"/>
+              <w:t>client_address</w:t>
+            </w:r>
+            <w:proofErr w:type="spellEnd"/>
             <w:r>
               <w:rPr>
                 <w:rFonts w:ascii="맑은 고딕" w:eastAsia="맑은 고딕" w:hAnsi="맑은 고딕"/>
@@ -4773,19 +4516,7 @@
                 <w:szCs w:val="18"/>
                 <w:lang w:eastAsia="ko-KR"/>
               </w:rPr>
-              <w:t>_address</w:t>
-            </w:r>
-            <w:proofErr w:type="spellEnd"/>
-            <w:r>
-              <w:rPr>
-                <w:rFonts w:ascii="맑은 고딕" w:eastAsia="맑은 고딕" w:hAnsi="맑은 고딕"/>
-                <w:b w:val="0"/>
-                <w:bCs w:val="0"/>
-                <w:sz w:val="18"/>
-                <w:szCs w:val="18"/>
-                <w:lang w:eastAsia="ko-KR"/>
-              </w:rPr>
-              <w:t xml:space="preserve">}</w:t>
+              <w:t>}</w:t>
             </w:r>
           </w:p>
         </w:tc>
@@ -4896,9 +4627,9 @@
           <w:szCs w:val="20"/>
           <w:lang w:eastAsia="ko-KR"/>
         </w:rPr>
-        <w:t>- `</w:t>
+        <w:t>- `{</w:t>
       </w:r>
-      <w:proofErr w:type="gramStart"/>
+      <w:proofErr w:type="spellStart"/>
       <w:r>
         <w:rPr>
           <w:rFonts w:ascii="맑은 고딕" w:eastAsia="맑은 고딕" w:hAnsi="맑은 고딕" w:hint="eastAsia"/>
@@ -4909,9 +4640,9 @@
           <w:szCs w:val="20"/>
           <w:lang w:eastAsia="ko-KR"/>
         </w:rPr>
-        <w:t xml:space="preserve">{</w:t>
+        <w:t>total_sites</w:t>
       </w:r>
-      <w:proofErr w:type="spellStart"/>
+      <w:proofErr w:type="spellEnd"/>
       <w:r>
         <w:rPr>
           <w:rFonts w:ascii="맑은 고딕" w:eastAsia="맑은 고딕" w:hAnsi="맑은 고딕" w:hint="eastAsia"/>
@@ -4922,9 +4653,23 @@
           <w:szCs w:val="20"/>
           <w:lang w:eastAsia="ko-KR"/>
         </w:rPr>
-        <w:t>total</w:t>
+        <w:t xml:space="preserve"> }}` - 총 사업장 수</w:t>
       </w:r>
-      <w:proofErr w:type="gramEnd"/>
+    </w:p>
+    <w:p>
+      <w:pPr>
+        <w:pStyle w:val="Subhead"/>
+        <w:spacing w:line="240" w:lineRule="auto"/>
+        <w:rPr>
+          <w:rFonts w:ascii="맑은 고딕" w:eastAsia="맑은 고딕" w:hAnsi="맑은 고딕"/>
+          <w:b/>
+          <w:bCs/>
+          <w:color w:val="auto"/>
+          <w:sz w:val="20"/>
+          <w:szCs w:val="20"/>
+          <w:lang w:eastAsia="ko-KR"/>
+        </w:rPr>
+      </w:pPr>
       <w:r>
         <w:rPr>
           <w:rFonts w:ascii="맑은 고딕" w:eastAsia="맑은 고딕" w:hAnsi="맑은 고딕" w:hint="eastAsia"/>
@@ -4935,9 +4680,9 @@
           <w:szCs w:val="20"/>
           <w:lang w:eastAsia="ko-KR"/>
         </w:rPr>
-        <w:t>_</w:t>
+        <w:t>- `{</w:t>
       </w:r>
-      <w:proofErr w:type="gramStart"/>
+      <w:proofErr w:type="spellStart"/>
       <w:r>
         <w:rPr>
           <w:rFonts w:ascii="맑은 고딕" w:eastAsia="맑은 고딕" w:hAnsi="맑은 고딕" w:hint="eastAsia"/>
@@ -4948,7 +4693,7 @@
           <w:szCs w:val="20"/>
           <w:lang w:eastAsia="ko-KR"/>
         </w:rPr>
-        <w:t>sites</w:t>
+        <w:t>total_employees</w:t>
       </w:r>
       <w:proofErr w:type="spellEnd"/>
       <w:r>
@@ -4961,125 +4706,7 @@
           <w:szCs w:val="20"/>
           <w:lang w:eastAsia="ko-KR"/>
         </w:rPr>
-        <w:t xml:space="preserve"> }</w:t>
-      </w:r>
-      <w:proofErr w:type="gramEnd"/>
-      <w:r>
-        <w:rPr>
-          <w:rFonts w:ascii="맑은 고딕" w:eastAsia="맑은 고딕" w:hAnsi="맑은 고딕" w:hint="eastAsia"/>
-          <w:b/>
-          <w:bCs/>
-          <w:color w:val="auto"/>
-          <w:sz w:val="20"/>
-          <w:szCs w:val="20"/>
-          <w:lang w:eastAsia="ko-KR"/>
-        </w:rPr>
-        <w:t>}` - 총 사업장 수</w:t>
-      </w:r>
-    </w:p>
-    <w:p>
-      <w:pPr>
-        <w:pStyle w:val="Subhead"/>
-        <w:spacing w:line="240" w:lineRule="auto"/>
-        <w:rPr>
-          <w:rFonts w:ascii="맑은 고딕" w:eastAsia="맑은 고딕" w:hAnsi="맑은 고딕"/>
-          <w:b/>
-          <w:bCs/>
-          <w:color w:val="auto"/>
-          <w:sz w:val="20"/>
-          <w:szCs w:val="20"/>
-          <w:lang w:eastAsia="ko-KR"/>
-        </w:rPr>
-      </w:pPr>
-      <w:r>
-        <w:rPr>
-          <w:rFonts w:ascii="맑은 고딕" w:eastAsia="맑은 고딕" w:hAnsi="맑은 고딕" w:hint="eastAsia"/>
-          <w:b/>
-          <w:bCs/>
-          <w:color w:val="auto"/>
-          <w:sz w:val="20"/>
-          <w:szCs w:val="20"/>
-          <w:lang w:eastAsia="ko-KR"/>
-        </w:rPr>
-        <w:t>- `</w:t>
-      </w:r>
-      <w:proofErr w:type="gramStart"/>
-      <w:r>
-        <w:rPr>
-          <w:rFonts w:ascii="맑은 고딕" w:eastAsia="맑은 고딕" w:hAnsi="맑은 고딕" w:hint="eastAsia"/>
-          <w:b/>
-          <w:bCs/>
-          <w:color w:val="auto"/>
-          <w:sz w:val="20"/>
-          <w:szCs w:val="20"/>
-          <w:lang w:eastAsia="ko-KR"/>
-        </w:rPr>
-        <w:t xml:space="preserve">{</w:t>
-      </w:r>
-      <w:proofErr w:type="spellStart"/>
-      <w:r>
-        <w:rPr>
-          <w:rFonts w:ascii="맑은 고딕" w:eastAsia="맑은 고딕" w:hAnsi="맑은 고딕" w:hint="eastAsia"/>
-          <w:b/>
-          <w:bCs/>
-          <w:color w:val="auto"/>
-          <w:sz w:val="20"/>
-          <w:szCs w:val="20"/>
-          <w:lang w:eastAsia="ko-KR"/>
-        </w:rPr>
-        <w:t>total</w:t>
-      </w:r>
-      <w:proofErr w:type="gramEnd"/>
-      <w:r>
-        <w:rPr>
-          <w:rFonts w:ascii="맑은 고딕" w:eastAsia="맑은 고딕" w:hAnsi="맑은 고딕" w:hint="eastAsia"/>
-          <w:b/>
-          <w:bCs/>
-          <w:color w:val="auto"/>
-          <w:sz w:val="20"/>
-          <w:szCs w:val="20"/>
-          <w:lang w:eastAsia="ko-KR"/>
-        </w:rPr>
-        <w:t>_</w:t>
-      </w:r>
-      <w:proofErr w:type="gramStart"/>
-      <w:r>
-        <w:rPr>
-          <w:rFonts w:ascii="맑은 고딕" w:eastAsia="맑은 고딕" w:hAnsi="맑은 고딕" w:hint="eastAsia"/>
-          <w:b/>
-          <w:bCs/>
-          <w:color w:val="auto"/>
-          <w:sz w:val="20"/>
-          <w:szCs w:val="20"/>
-          <w:lang w:eastAsia="ko-KR"/>
-        </w:rPr>
-        <w:t>employees</w:t>
-      </w:r>
-      <w:proofErr w:type="spellEnd"/>
-      <w:r>
-        <w:rPr>
-          <w:rFonts w:ascii="맑은 고딕" w:eastAsia="맑은 고딕" w:hAnsi="맑은 고딕" w:hint="eastAsia"/>
-          <w:b/>
-          <w:bCs/>
-          <w:color w:val="auto"/>
-          <w:sz w:val="20"/>
-          <w:szCs w:val="20"/>
-          <w:lang w:eastAsia="ko-KR"/>
-        </w:rPr>
-        <w:t xml:space="preserve"> }</w:t>
-      </w:r>
-      <w:proofErr w:type="gramEnd"/>
-      <w:r>
-        <w:rPr>
-          <w:rFonts w:ascii="맑은 고딕" w:eastAsia="맑은 고딕" w:hAnsi="맑은 고딕" w:hint="eastAsia"/>
-          <w:b/>
-          <w:bCs/>
-          <w:color w:val="auto"/>
-          <w:sz w:val="20"/>
-          <w:szCs w:val="20"/>
-          <w:lang w:eastAsia="ko-KR"/>
-        </w:rPr>
-        <w:t>}` - 총 직원 수</w:t>
+        <w:t xml:space="preserve"> }}` - 총 직원 수</w:t>
       </w:r>
     </w:p>
     <w:p>
@@ -5700,7 +5327,7 @@
             <w:pPr>
               <w:pStyle w:val="TableText"/>
               <w:rPr>
-                <w:rFonts w:ascii="맑은 고딕" w:eastAsia="맑은 고딕" w:hAnsi="맑은 고딕" w:hint="eastAsia"/>
+                <w:rFonts w:ascii="맑은 고딕" w:eastAsia="맑은 고딕" w:hAnsi="맑은 고딕"/>
                 <w:sz w:val="18"/>
                 <w:szCs w:val="18"/>
                 <w:lang w:eastAsia="ko-KR"/>
@@ -5736,35 +5363,14 @@
                 <w:lang w:eastAsia="ko-KR"/>
               </w:rPr>
             </w:pPr>
-            <w:proofErr w:type="gramStart"/>
-            <w:r>
-              <w:rPr>
-                <w:rFonts w:ascii="맑은 고딕" w:eastAsia="맑은 고딕" w:hAnsi="맑은 고딕"/>
-                <w:sz w:val="18"/>
-                <w:szCs w:val="18"/>
-                <w:lang w:eastAsia="ko-KR"/>
-              </w:rPr>
-              <w:t>{iso</w:t>
-            </w:r>
-            <w:proofErr w:type="gramEnd"/>
-            <w:r>
-              <w:rPr>
-                <w:rFonts w:ascii="맑은 고딕" w:eastAsia="맑은 고딕" w:hAnsi="맑은 고딕"/>
-                <w:sz w:val="18"/>
-                <w:szCs w:val="18"/>
-                <w:lang w:eastAsia="ko-KR"/>
-              </w:rPr>
-              <w:t>9001_stage1_2_</w:t>
-            </w:r>
-            <w:proofErr w:type="gramStart"/>
-            <w:r>
-              <w:rPr>
-                <w:rFonts w:ascii="맑은 고딕" w:eastAsia="맑은 고딕" w:hAnsi="맑은 고딕"/>
-                <w:sz w:val="18"/>
-                <w:szCs w:val="18"/>
-                <w:lang w:eastAsia="ko-KR"/>
-              </w:rPr>
-              <w:t>days}</w:t>
+            <w:r>
+              <w:rPr>
+                <w:rFonts w:ascii="맑은 고딕" w:eastAsia="맑은 고딕" w:hAnsi="맑은 고딕"/>
+                <w:sz w:val="18"/>
+                <w:szCs w:val="18"/>
+                <w:lang w:eastAsia="ko-KR"/>
+              </w:rPr>
+              <w:t>{iso9001_stage1_2_days}</w:t>
             </w:r>
             <w:r>
               <w:rPr>
@@ -5775,7 +5381,6 @@
               </w:rPr>
               <w:t>days</w:t>
             </w:r>
-            <w:proofErr w:type="gramEnd"/>
           </w:p>
           <w:p>
             <w:pPr>
@@ -5796,35 +5401,14 @@
               </w:rPr>
               <w:t xml:space="preserve">(Stage1: </w:t>
             </w:r>
-            <w:proofErr w:type="gramStart"/>
-            <w:r>
-              <w:rPr>
-                <w:rFonts w:ascii="맑은 고딕" w:eastAsia="맑은 고딕" w:hAnsi="맑은 고딕"/>
-                <w:sz w:val="18"/>
-                <w:szCs w:val="18"/>
-                <w:lang w:eastAsia="ko-KR"/>
-              </w:rPr>
-              <w:t>{{ iso</w:t>
-            </w:r>
-            <w:proofErr w:type="gramEnd"/>
-            <w:r>
-              <w:rPr>
-                <w:rFonts w:ascii="맑은 고딕" w:eastAsia="맑은 고딕" w:hAnsi="맑은 고딕"/>
-                <w:sz w:val="18"/>
-                <w:szCs w:val="18"/>
-                <w:lang w:eastAsia="ko-KR"/>
-              </w:rPr>
-              <w:t>9001_stage1_</w:t>
-            </w:r>
-            <w:proofErr w:type="gramStart"/>
-            <w:r>
-              <w:rPr>
-                <w:rFonts w:ascii="맑은 고딕" w:eastAsia="맑은 고딕" w:hAnsi="맑은 고딕"/>
-                <w:sz w:val="18"/>
-                <w:szCs w:val="18"/>
-                <w:lang w:eastAsia="ko-KR"/>
-              </w:rPr>
-              <w:t>days}</w:t>
+            <w:r>
+              <w:rPr>
+                <w:rFonts w:ascii="맑은 고딕" w:eastAsia="맑은 고딕" w:hAnsi="맑은 고딕"/>
+                <w:sz w:val="18"/>
+                <w:szCs w:val="18"/>
+                <w:lang w:eastAsia="ko-KR"/>
+              </w:rPr>
+              <w:t>{{ iso9001_stage1_days}</w:t>
             </w:r>
             <w:r>
               <w:rPr>
@@ -5835,7 +5419,6 @@
               </w:rPr>
               <w:t>days</w:t>
             </w:r>
-            <w:proofErr w:type="gramEnd"/>
             <w:r>
               <w:rPr>
                 <w:rFonts w:ascii="맑은 고딕" w:eastAsia="맑은 고딕" w:hAnsi="맑은 고딕"/>
@@ -5854,25 +5437,14 @@
               </w:rPr>
               <w:t xml:space="preserve"> Stage2: </w:t>
             </w:r>
-            <w:proofErr w:type="gramStart"/>
-            <w:r>
-              <w:rPr>
-                <w:rFonts w:ascii="맑은 고딕" w:eastAsia="맑은 고딕" w:hAnsi="맑은 고딕"/>
-                <w:sz w:val="18"/>
-                <w:szCs w:val="18"/>
-                <w:lang w:eastAsia="ko-KR"/>
-              </w:rPr>
-              <w:t>{{ iso</w:t>
-            </w:r>
-            <w:proofErr w:type="gramEnd"/>
-            <w:r>
-              <w:rPr>
-                <w:rFonts w:ascii="맑은 고딕" w:eastAsia="맑은 고딕" w:hAnsi="맑은 고딕"/>
-                <w:sz w:val="18"/>
-                <w:szCs w:val="18"/>
-                <w:lang w:eastAsia="ko-KR"/>
-              </w:rPr>
-              <w:t>9001_stage</w:t>
+            <w:r>
+              <w:rPr>
+                <w:rFonts w:ascii="맑은 고딕" w:eastAsia="맑은 고딕" w:hAnsi="맑은 고딕"/>
+                <w:sz w:val="18"/>
+                <w:szCs w:val="18"/>
+                <w:lang w:eastAsia="ko-KR"/>
+              </w:rPr>
+              <w:t>{{ iso9001_stage</w:t>
             </w:r>
             <w:r>
               <w:rPr>
@@ -5890,17 +5462,7 @@
                 <w:szCs w:val="18"/>
                 <w:lang w:eastAsia="ko-KR"/>
               </w:rPr>
-              <w:t>_</w:t>
-            </w:r>
-            <w:proofErr w:type="gramStart"/>
-            <w:r>
-              <w:rPr>
-                <w:rFonts w:ascii="맑은 고딕" w:eastAsia="맑은 고딕" w:hAnsi="맑은 고딕"/>
-                <w:sz w:val="18"/>
-                <w:szCs w:val="18"/>
-                <w:lang w:eastAsia="ko-KR"/>
-              </w:rPr>
-              <w:t>days}</w:t>
+              <w:t>_days}</w:t>
             </w:r>
             <w:r>
               <w:rPr>
@@ -5909,17 +5471,7 @@
                 <w:szCs w:val="18"/>
                 <w:lang w:eastAsia="ko-KR"/>
               </w:rPr>
-              <w:t>days</w:t>
-            </w:r>
-            <w:proofErr w:type="gramEnd"/>
-            <w:r>
-              <w:rPr>
-                <w:rFonts w:ascii="맑은 고딕" w:eastAsia="맑은 고딕" w:hAnsi="맑은 고딕" w:hint="eastAsia"/>
-                <w:sz w:val="18"/>
-                <w:szCs w:val="18"/>
-                <w:lang w:eastAsia="ko-KR"/>
-              </w:rPr>
-              <w:t>)</w:t>
+              <w:t>days)</w:t>
             </w:r>
           </w:p>
         </w:tc>
@@ -5941,25 +5493,14 @@
                 <w:szCs w:val="18"/>
               </w:rPr>
             </w:pPr>
-            <w:proofErr w:type="gramStart"/>
-            <w:r>
-              <w:rPr>
-                <w:rFonts w:ascii="맑은 고딕" w:eastAsia="맑은 고딕" w:hAnsi="맑은 고딕"/>
-                <w:sz w:val="18"/>
-                <w:szCs w:val="18"/>
-                <w:lang w:eastAsia="ko-KR"/>
-              </w:rPr>
-              <w:t>{iso</w:t>
-            </w:r>
-            <w:proofErr w:type="gramEnd"/>
-            <w:r>
-              <w:rPr>
-                <w:rFonts w:ascii="맑은 고딕" w:eastAsia="맑은 고딕" w:hAnsi="맑은 고딕"/>
-                <w:sz w:val="18"/>
-                <w:szCs w:val="18"/>
-                <w:lang w:eastAsia="ko-KR"/>
-              </w:rPr>
-              <w:t xml:space="preserve">9001_stage1_2_cost </w:t>
+            <w:r>
+              <w:rPr>
+                <w:rFonts w:ascii="맑은 고딕" w:eastAsia="맑은 고딕" w:hAnsi="맑은 고딕"/>
+                <w:sz w:val="18"/>
+                <w:szCs w:val="18"/>
+                <w:lang w:eastAsia="ko-KR"/>
+              </w:rPr>
+              <w:t xml:space="preserve">{iso9001_stage1_2_cost </w:t>
             </w:r>
             <w:r>
               <w:rPr>
@@ -5978,9 +5519,9 @@
                 <w:szCs w:val="18"/>
                 <w:lang w:eastAsia="ko-KR"/>
               </w:rPr>
-              <w:t>format_</w:t>
-            </w:r>
-            <w:proofErr w:type="gramStart"/>
+              <w:t>format_currency</w:t>
+            </w:r>
+            <w:proofErr w:type="spellEnd"/>
             <w:r>
               <w:rPr>
                 <w:rFonts w:ascii="맑은 고딕" w:eastAsia="맑은 고딕" w:hAnsi="맑은 고딕" w:hint="eastAsia"/>
@@ -5988,16 +5529,6 @@
                 <w:szCs w:val="18"/>
                 <w:lang w:eastAsia="ko-KR"/>
               </w:rPr>
-              <w:t>currency</w:t>
-            </w:r>
-            <w:proofErr w:type="spellEnd"/>
-            <w:r>
-              <w:rPr>
-                <w:rFonts w:ascii="맑은 고딕" w:eastAsia="맑은 고딕" w:hAnsi="맑은 고딕" w:hint="eastAsia"/>
-                <w:sz w:val="18"/>
-                <w:szCs w:val="18"/>
-                <w:lang w:eastAsia="ko-KR"/>
-              </w:rPr>
               <w:t xml:space="preserve"> </w:t>
             </w:r>
             <w:r>
@@ -6007,17 +5538,7 @@
                 <w:szCs w:val="18"/>
                 <w:lang w:eastAsia="ko-KR"/>
               </w:rPr>
-              <w:t>}</w:t>
-            </w:r>
-            <w:proofErr w:type="gramEnd"/>
-            <w:r>
-              <w:rPr>
-                <w:rFonts w:ascii="맑은 고딕" w:eastAsia="맑은 고딕" w:hAnsi="맑은 고딕"/>
-                <w:sz w:val="18"/>
-                <w:szCs w:val="18"/>
-                <w:lang w:eastAsia="ko-KR"/>
-              </w:rPr>
-              <w:t>}</w:t>
+              <w:t>}}</w:t>
             </w:r>
             <w:r>
               <w:rPr>
@@ -6049,45 +5570,14 @@
                 <w:lang w:eastAsia="ko-KR"/>
               </w:rPr>
             </w:pPr>
-            <w:proofErr w:type="gramStart"/>
-            <w:r>
-              <w:rPr>
-                <w:rFonts w:ascii="맑은 고딕" w:eastAsia="맑은 고딕" w:hAnsi="맑은 고딕"/>
-                <w:sz w:val="18"/>
-                <w:szCs w:val="18"/>
-                <w:lang w:eastAsia="ko-KR"/>
-              </w:rPr>
-              <w:t>{iso</w:t>
-            </w:r>
-            <w:proofErr w:type="gramEnd"/>
-            <w:r>
-              <w:rPr>
-                <w:rFonts w:ascii="맑은 고딕" w:eastAsia="맑은 고딕" w:hAnsi="맑은 고딕"/>
-                <w:sz w:val="18"/>
-                <w:szCs w:val="18"/>
-                <w:lang w:eastAsia="ko-KR"/>
-              </w:rPr>
-              <w:t>9001_surveillance_</w:t>
-            </w:r>
-            <w:proofErr w:type="gramStart"/>
-            <w:r>
-              <w:rPr>
-                <w:rFonts w:ascii="맑은 고딕" w:eastAsia="맑은 고딕" w:hAnsi="맑은 고딕"/>
-                <w:sz w:val="18"/>
-                <w:szCs w:val="18"/>
-                <w:lang w:eastAsia="ko-KR"/>
-              </w:rPr>
-              <w:t>days }</w:t>
-            </w:r>
-            <w:proofErr w:type="gramEnd"/>
-            <w:r>
-              <w:rPr>
-                <w:rFonts w:ascii="맑은 고딕" w:eastAsia="맑은 고딕" w:hAnsi="맑은 고딕"/>
-                <w:sz w:val="18"/>
-                <w:szCs w:val="18"/>
-                <w:lang w:eastAsia="ko-KR"/>
-              </w:rPr>
-              <w:t>}</w:t>
+            <w:r>
+              <w:rPr>
+                <w:rFonts w:ascii="맑은 고딕" w:eastAsia="맑은 고딕" w:hAnsi="맑은 고딕"/>
+                <w:sz w:val="18"/>
+                <w:szCs w:val="18"/>
+                <w:lang w:eastAsia="ko-KR"/>
+              </w:rPr>
+              <w:t>{iso9001_surveillance_days }}</w:t>
             </w:r>
             <w:r>
               <w:rPr>
@@ -6189,7 +5679,6 @@
                 <w:lang w:eastAsia="ko-KR"/>
               </w:rPr>
             </w:pPr>
-            <w:proofErr w:type="gramStart"/>
             <w:r>
               <w:rPr>
                 <w:rFonts w:ascii="맑은 고딕" w:eastAsia="맑은 고딕" w:hAnsi="맑은 고딕"/>
@@ -6199,7 +5688,6 @@
               </w:rPr>
               <w:t>{iso</w:t>
             </w:r>
-            <w:proofErr w:type="gramEnd"/>
             <w:r>
               <w:rPr>
                 <w:rFonts w:ascii="맑은 고딕" w:eastAsia="맑은 고딕" w:hAnsi="맑은 고딕" w:hint="eastAsia"/>
@@ -6216,19 +5704,8 @@
                 <w:szCs w:val="18"/>
                 <w:lang w:eastAsia="ko-KR"/>
               </w:rPr>
-              <w:t>001_stage1_2_</w:t>
-            </w:r>
-            <w:proofErr w:type="gramStart"/>
-            <w:r>
-              <w:rPr>
-                <w:rFonts w:ascii="맑은 고딕" w:eastAsia="맑은 고딕" w:hAnsi="맑은 고딕"/>
-                <w:sz w:val="18"/>
-                <w:szCs w:val="18"/>
-                <w:lang w:eastAsia="ko-KR"/>
-              </w:rPr>
-              <w:t>days}days</w:t>
-            </w:r>
-            <w:proofErr w:type="gramEnd"/>
+              <w:t>001_stage1_2_days}days</w:t>
+            </w:r>
           </w:p>
           <w:p>
             <w:pPr>
@@ -6250,7 +5727,6 @@
               </w:rPr>
               <w:t xml:space="preserve">(Stage1: </w:t>
             </w:r>
-            <w:proofErr w:type="gramStart"/>
             <w:r>
               <w:rPr>
                 <w:rFonts w:ascii="맑은 고딕" w:eastAsia="맑은 고딕" w:hAnsi="맑은 고딕"/>
@@ -6260,7 +5736,6 @@
               </w:rPr>
               <w:t>{{ iso</w:t>
             </w:r>
-            <w:proofErr w:type="gramEnd"/>
             <w:r>
               <w:rPr>
                 <w:rFonts w:ascii="맑은 고딕" w:eastAsia="맑은 고딕" w:hAnsi="맑은 고딕" w:hint="eastAsia"/>
@@ -6277,17 +5752,7 @@
                 <w:szCs w:val="18"/>
                 <w:lang w:eastAsia="ko-KR"/>
               </w:rPr>
-              <w:t>001_stage1_</w:t>
-            </w:r>
-            <w:proofErr w:type="gramStart"/>
-            <w:r>
-              <w:rPr>
-                <w:rFonts w:ascii="맑은 고딕" w:eastAsia="맑은 고딕" w:hAnsi="맑은 고딕"/>
-                <w:sz w:val="18"/>
-                <w:szCs w:val="18"/>
-                <w:lang w:eastAsia="ko-KR"/>
-              </w:rPr>
-              <w:t>days}</w:t>
+              <w:t>001_stage1_days}</w:t>
             </w:r>
             <w:r>
               <w:rPr>
@@ -6298,7 +5763,6 @@
               </w:rPr>
               <w:t>days</w:t>
             </w:r>
-            <w:proofErr w:type="gramEnd"/>
             <w:r>
               <w:rPr>
                 <w:rFonts w:ascii="맑은 고딕" w:eastAsia="맑은 고딕" w:hAnsi="맑은 고딕"/>
@@ -6317,7 +5781,6 @@
               </w:rPr>
               <w:t xml:space="preserve"> Stage2: </w:t>
             </w:r>
-            <w:proofErr w:type="gramStart"/>
             <w:r>
               <w:rPr>
                 <w:rFonts w:ascii="맑은 고딕" w:eastAsia="맑은 고딕" w:hAnsi="맑은 고딕"/>
@@ -6327,7 +5790,6 @@
               </w:rPr>
               <w:t>{{ iso</w:t>
             </w:r>
-            <w:proofErr w:type="gramEnd"/>
             <w:r>
               <w:rPr>
                 <w:rFonts w:ascii="맑은 고딕" w:eastAsia="맑은 고딕" w:hAnsi="맑은 고딕" w:hint="eastAsia"/>
@@ -6362,17 +5824,7 @@
                 <w:szCs w:val="18"/>
                 <w:lang w:eastAsia="ko-KR"/>
               </w:rPr>
-              <w:t>_</w:t>
-            </w:r>
-            <w:proofErr w:type="gramStart"/>
-            <w:r>
-              <w:rPr>
-                <w:rFonts w:ascii="맑은 고딕" w:eastAsia="맑은 고딕" w:hAnsi="맑은 고딕"/>
-                <w:sz w:val="18"/>
-                <w:szCs w:val="18"/>
-                <w:lang w:eastAsia="ko-KR"/>
-              </w:rPr>
-              <w:t>days}</w:t>
+              <w:t>_days}</w:t>
             </w:r>
             <w:r>
               <w:rPr>
@@ -6381,17 +5833,7 @@
                 <w:szCs w:val="18"/>
                 <w:lang w:eastAsia="ko-KR"/>
               </w:rPr>
-              <w:t>days</w:t>
-            </w:r>
-            <w:proofErr w:type="gramEnd"/>
-            <w:r>
-              <w:rPr>
-                <w:rFonts w:ascii="맑은 고딕" w:eastAsia="맑은 고딕" w:hAnsi="맑은 고딕" w:hint="eastAsia"/>
-                <w:sz w:val="18"/>
-                <w:szCs w:val="18"/>
-                <w:lang w:eastAsia="ko-KR"/>
-              </w:rPr>
-              <w:t>)</w:t>
+              <w:t>days)</w:t>
             </w:r>
           </w:p>
         </w:tc>
@@ -6414,7 +5856,6 @@
                 <w:lang w:eastAsia="ko-KR"/>
               </w:rPr>
             </w:pPr>
-            <w:proofErr w:type="gramStart"/>
             <w:r>
               <w:rPr>
                 <w:rFonts w:ascii="맑은 고딕" w:eastAsia="맑은 고딕" w:hAnsi="맑은 고딕"/>
@@ -6424,7 +5865,6 @@
               </w:rPr>
               <w:t>{iso</w:t>
             </w:r>
-            <w:proofErr w:type="gramEnd"/>
             <w:r>
               <w:rPr>
                 <w:rFonts w:ascii="맑은 고딕" w:eastAsia="맑은 고딕" w:hAnsi="맑은 고딕" w:hint="eastAsia"/>
@@ -6460,9 +5900,9 @@
                 <w:szCs w:val="18"/>
                 <w:lang w:eastAsia="ko-KR"/>
               </w:rPr>
-              <w:t>format_</w:t>
-            </w:r>
-            <w:proofErr w:type="gramStart"/>
+              <w:t>format_currency</w:t>
+            </w:r>
+            <w:proofErr w:type="spellEnd"/>
             <w:r>
               <w:rPr>
                 <w:rFonts w:ascii="맑은 고딕" w:eastAsia="맑은 고딕" w:hAnsi="맑은 고딕" w:hint="eastAsia"/>
@@ -6470,16 +5910,6 @@
                 <w:szCs w:val="18"/>
                 <w:lang w:eastAsia="ko-KR"/>
               </w:rPr>
-              <w:t>currency</w:t>
-            </w:r>
-            <w:proofErr w:type="spellEnd"/>
-            <w:r>
-              <w:rPr>
-                <w:rFonts w:ascii="맑은 고딕" w:eastAsia="맑은 고딕" w:hAnsi="맑은 고딕" w:hint="eastAsia"/>
-                <w:sz w:val="18"/>
-                <w:szCs w:val="18"/>
-                <w:lang w:eastAsia="ko-KR"/>
-              </w:rPr>
               <w:t xml:space="preserve"> </w:t>
             </w:r>
             <w:r>
@@ -6489,17 +5919,7 @@
                 <w:szCs w:val="18"/>
                 <w:lang w:eastAsia="ko-KR"/>
               </w:rPr>
-              <w:t>}</w:t>
-            </w:r>
-            <w:proofErr w:type="gramEnd"/>
-            <w:r>
-              <w:rPr>
-                <w:rFonts w:ascii="맑은 고딕" w:eastAsia="맑은 고딕" w:hAnsi="맑은 고딕"/>
-                <w:sz w:val="18"/>
-                <w:szCs w:val="18"/>
-                <w:lang w:eastAsia="ko-KR"/>
-              </w:rPr>
-              <w:t>}</w:t>
+              <w:t>}}</w:t>
             </w:r>
             <w:r>
               <w:rPr>
@@ -6531,7 +5951,6 @@
                 <w:lang w:eastAsia="ko-KR"/>
               </w:rPr>
             </w:pPr>
-            <w:proofErr w:type="gramStart"/>
             <w:r>
               <w:rPr>
                 <w:rFonts w:ascii="맑은 고딕" w:eastAsia="맑은 고딕" w:hAnsi="맑은 고딕"/>
@@ -6541,7 +5960,6 @@
               </w:rPr>
               <w:t>{iso</w:t>
             </w:r>
-            <w:proofErr w:type="gramEnd"/>
             <w:r>
               <w:rPr>
                 <w:rFonts w:ascii="맑은 고딕" w:eastAsia="맑은 고딕" w:hAnsi="맑은 고딕" w:hint="eastAsia"/>
@@ -6558,27 +5976,7 @@
                 <w:szCs w:val="18"/>
                 <w:lang w:eastAsia="ko-KR"/>
               </w:rPr>
-              <w:t>001_surveillance_</w:t>
-            </w:r>
-            <w:proofErr w:type="gramStart"/>
-            <w:r>
-              <w:rPr>
-                <w:rFonts w:ascii="맑은 고딕" w:eastAsia="맑은 고딕" w:hAnsi="맑은 고딕"/>
-                <w:sz w:val="18"/>
-                <w:szCs w:val="18"/>
-                <w:lang w:eastAsia="ko-KR"/>
-              </w:rPr>
-              <w:t>days }</w:t>
-            </w:r>
-            <w:proofErr w:type="gramEnd"/>
-            <w:r>
-              <w:rPr>
-                <w:rFonts w:ascii="맑은 고딕" w:eastAsia="맑은 고딕" w:hAnsi="맑은 고딕"/>
-                <w:sz w:val="18"/>
-                <w:szCs w:val="18"/>
-                <w:lang w:eastAsia="ko-KR"/>
-              </w:rPr>
-              <w:t>}</w:t>
+              <w:t>001_surveillance_days }}</w:t>
             </w:r>
             <w:r>
               <w:rPr>
@@ -6680,7 +6078,6 @@
                 <w:lang w:eastAsia="ko-KR"/>
               </w:rPr>
             </w:pPr>
-            <w:proofErr w:type="gramStart"/>
             <w:r>
               <w:rPr>
                 <w:rFonts w:ascii="맑은 고딕" w:eastAsia="맑은 고딕" w:hAnsi="맑은 고딕"/>
@@ -6690,7 +6087,6 @@
               </w:rPr>
               <w:t>{iso</w:t>
             </w:r>
-            <w:proofErr w:type="gramEnd"/>
             <w:r>
               <w:rPr>
                 <w:rFonts w:ascii="맑은 고딕" w:eastAsia="맑은 고딕" w:hAnsi="맑은 고딕" w:hint="eastAsia"/>
@@ -6707,19 +6103,8 @@
                 <w:szCs w:val="18"/>
                 <w:lang w:eastAsia="ko-KR"/>
               </w:rPr>
-              <w:t>001_stage1_2_</w:t>
-            </w:r>
-            <w:proofErr w:type="gramStart"/>
-            <w:r>
-              <w:rPr>
-                <w:rFonts w:ascii="맑은 고딕" w:eastAsia="맑은 고딕" w:hAnsi="맑은 고딕"/>
-                <w:sz w:val="18"/>
-                <w:szCs w:val="18"/>
-                <w:lang w:eastAsia="ko-KR"/>
-              </w:rPr>
-              <w:t>days}days</w:t>
-            </w:r>
-            <w:proofErr w:type="gramEnd"/>
+              <w:t>001_stage1_2_days}days</w:t>
+            </w:r>
           </w:p>
           <w:p>
             <w:pPr>
@@ -6741,7 +6126,6 @@
               </w:rPr>
               <w:t xml:space="preserve">(Stage1: </w:t>
             </w:r>
-            <w:proofErr w:type="gramStart"/>
             <w:r>
               <w:rPr>
                 <w:rFonts w:ascii="맑은 고딕" w:eastAsia="맑은 고딕" w:hAnsi="맑은 고딕"/>
@@ -6751,7 +6135,6 @@
               </w:rPr>
               <w:t>{{ iso</w:t>
             </w:r>
-            <w:proofErr w:type="gramEnd"/>
             <w:r>
               <w:rPr>
                 <w:rFonts w:ascii="맑은 고딕" w:eastAsia="맑은 고딕" w:hAnsi="맑은 고딕" w:hint="eastAsia"/>
@@ -6768,17 +6151,7 @@
                 <w:szCs w:val="18"/>
                 <w:lang w:eastAsia="ko-KR"/>
               </w:rPr>
-              <w:t>001_stage1_</w:t>
-            </w:r>
-            <w:proofErr w:type="gramStart"/>
-            <w:r>
-              <w:rPr>
-                <w:rFonts w:ascii="맑은 고딕" w:eastAsia="맑은 고딕" w:hAnsi="맑은 고딕"/>
-                <w:sz w:val="18"/>
-                <w:szCs w:val="18"/>
-                <w:lang w:eastAsia="ko-KR"/>
-              </w:rPr>
-              <w:t>days}</w:t>
+              <w:t>001_stage1_days}</w:t>
             </w:r>
             <w:r>
               <w:rPr>
@@ -6789,7 +6162,6 @@
               </w:rPr>
               <w:t>days</w:t>
             </w:r>
-            <w:proofErr w:type="gramEnd"/>
             <w:r>
               <w:rPr>
                 <w:rFonts w:ascii="맑은 고딕" w:eastAsia="맑은 고딕" w:hAnsi="맑은 고딕"/>
@@ -6808,7 +6180,6 @@
               </w:rPr>
               <w:t xml:space="preserve"> Stage2: </w:t>
             </w:r>
-            <w:proofErr w:type="gramStart"/>
             <w:r>
               <w:rPr>
                 <w:rFonts w:ascii="맑은 고딕" w:eastAsia="맑은 고딕" w:hAnsi="맑은 고딕"/>
@@ -6818,7 +6189,6 @@
               </w:rPr>
               <w:t>{{ iso</w:t>
             </w:r>
-            <w:proofErr w:type="gramEnd"/>
             <w:r>
               <w:rPr>
                 <w:rFonts w:ascii="맑은 고딕" w:eastAsia="맑은 고딕" w:hAnsi="맑은 고딕" w:hint="eastAsia"/>
@@ -6853,17 +6223,7 @@
                 <w:szCs w:val="18"/>
                 <w:lang w:eastAsia="ko-KR"/>
               </w:rPr>
-              <w:t>_</w:t>
-            </w:r>
-            <w:proofErr w:type="gramStart"/>
-            <w:r>
-              <w:rPr>
-                <w:rFonts w:ascii="맑은 고딕" w:eastAsia="맑은 고딕" w:hAnsi="맑은 고딕"/>
-                <w:sz w:val="18"/>
-                <w:szCs w:val="18"/>
-                <w:lang w:eastAsia="ko-KR"/>
-              </w:rPr>
-              <w:t>days}</w:t>
+              <w:t>_days}</w:t>
             </w:r>
             <w:r>
               <w:rPr>
@@ -6872,17 +6232,7 @@
                 <w:szCs w:val="18"/>
                 <w:lang w:eastAsia="ko-KR"/>
               </w:rPr>
-              <w:t>days</w:t>
-            </w:r>
-            <w:proofErr w:type="gramEnd"/>
-            <w:r>
-              <w:rPr>
-                <w:rFonts w:ascii="맑은 고딕" w:eastAsia="맑은 고딕" w:hAnsi="맑은 고딕" w:hint="eastAsia"/>
-                <w:sz w:val="18"/>
-                <w:szCs w:val="18"/>
-                <w:lang w:eastAsia="ko-KR"/>
-              </w:rPr>
-              <w:t>)</w:t>
+              <w:t>days)</w:t>
             </w:r>
           </w:p>
         </w:tc>
@@ -6905,7 +6255,6 @@
                 <w:lang w:eastAsia="ko-KR"/>
               </w:rPr>
             </w:pPr>
-            <w:proofErr w:type="gramStart"/>
             <w:r>
               <w:rPr>
                 <w:rFonts w:ascii="맑은 고딕" w:eastAsia="맑은 고딕" w:hAnsi="맑은 고딕"/>
@@ -6915,7 +6264,6 @@
               </w:rPr>
               <w:t>{iso</w:t>
             </w:r>
-            <w:proofErr w:type="gramEnd"/>
             <w:r>
               <w:rPr>
                 <w:rFonts w:ascii="맑은 고딕" w:eastAsia="맑은 고딕" w:hAnsi="맑은 고딕" w:hint="eastAsia"/>
@@ -6960,17 +6308,7 @@
                 <w:szCs w:val="18"/>
                 <w:lang w:eastAsia="ko-KR"/>
               </w:rPr>
-              <w:t>format_</w:t>
-            </w:r>
-            <w:proofErr w:type="gramStart"/>
-            <w:r>
-              <w:rPr>
-                <w:rFonts w:ascii="맑은 고딕" w:eastAsia="맑은 고딕" w:hAnsi="맑은 고딕" w:hint="eastAsia"/>
-                <w:sz w:val="18"/>
-                <w:szCs w:val="18"/>
-                <w:lang w:eastAsia="ko-KR"/>
-              </w:rPr>
-              <w:t>currency</w:t>
+              <w:t>format_currency</w:t>
             </w:r>
             <w:proofErr w:type="spellEnd"/>
             <w:r>
@@ -6980,17 +6318,7 @@
                 <w:szCs w:val="18"/>
                 <w:lang w:eastAsia="ko-KR"/>
               </w:rPr>
-              <w:t xml:space="preserve"> }</w:t>
-            </w:r>
-            <w:proofErr w:type="gramEnd"/>
-            <w:r>
-              <w:rPr>
-                <w:rFonts w:ascii="맑은 고딕" w:eastAsia="맑은 고딕" w:hAnsi="맑은 고딕"/>
-                <w:sz w:val="18"/>
-                <w:szCs w:val="18"/>
-                <w:lang w:eastAsia="ko-KR"/>
-              </w:rPr>
-              <w:t>}</w:t>
+              <w:t xml:space="preserve"> }}</w:t>
             </w:r>
             <w:r>
               <w:rPr>
@@ -7022,7 +6350,6 @@
                 <w:lang w:eastAsia="ko-KR"/>
               </w:rPr>
             </w:pPr>
-            <w:proofErr w:type="gramStart"/>
             <w:r>
               <w:rPr>
                 <w:rFonts w:ascii="맑은 고딕" w:eastAsia="맑은 고딕" w:hAnsi="맑은 고딕"/>
@@ -7032,7 +6359,6 @@
               </w:rPr>
               <w:t>{iso</w:t>
             </w:r>
-            <w:proofErr w:type="gramEnd"/>
             <w:r>
               <w:rPr>
                 <w:rFonts w:ascii="맑은 고딕" w:eastAsia="맑은 고딕" w:hAnsi="맑은 고딕" w:hint="eastAsia"/>
@@ -7049,27 +6375,7 @@
                 <w:szCs w:val="18"/>
                 <w:lang w:eastAsia="ko-KR"/>
               </w:rPr>
-              <w:t>001_surveillance_</w:t>
-            </w:r>
-            <w:proofErr w:type="gramStart"/>
-            <w:r>
-              <w:rPr>
-                <w:rFonts w:ascii="맑은 고딕" w:eastAsia="맑은 고딕" w:hAnsi="맑은 고딕"/>
-                <w:sz w:val="18"/>
-                <w:szCs w:val="18"/>
-                <w:lang w:eastAsia="ko-KR"/>
-              </w:rPr>
-              <w:t>days }</w:t>
-            </w:r>
-            <w:proofErr w:type="gramEnd"/>
-            <w:r>
-              <w:rPr>
-                <w:rFonts w:ascii="맑은 고딕" w:eastAsia="맑은 고딕" w:hAnsi="맑은 고딕"/>
-                <w:sz w:val="18"/>
-                <w:szCs w:val="18"/>
-                <w:lang w:eastAsia="ko-KR"/>
-              </w:rPr>
-              <w:t>}</w:t>
+              <w:t>001_surveillance_days }}</w:t>
             </w:r>
             <w:r>
               <w:rPr>
@@ -7386,15 +6692,14 @@
                 <w:szCs w:val="18"/>
               </w:rPr>
             </w:pPr>
-            <w:proofErr w:type="gramStart"/>
-            <w:r>
-              <w:rPr>
-                <w:rFonts w:ascii="맑은 고딕" w:eastAsia="맑은 고딕" w:hAnsi="맑은 고딕"/>
-                <w:sz w:val="18"/>
-                <w:szCs w:val="18"/>
-                <w:lang w:eastAsia="ko-KR"/>
-              </w:rPr>
-              <w:t xml:space="preserve">{</w:t>
+            <w:r>
+              <w:rPr>
+                <w:rFonts w:ascii="맑은 고딕" w:eastAsia="맑은 고딕" w:hAnsi="맑은 고딕"/>
+                <w:sz w:val="18"/>
+                <w:szCs w:val="18"/>
+                <w:lang w:eastAsia="ko-KR"/>
+              </w:rPr>
+              <w:t>{</w:t>
             </w:r>
             <w:proofErr w:type="spellStart"/>
             <w:r>
@@ -7404,17 +6709,7 @@
                 <w:szCs w:val="18"/>
                 <w:lang w:eastAsia="ko-KR"/>
               </w:rPr>
-              <w:t>travel</w:t>
-            </w:r>
-            <w:proofErr w:type="gramEnd"/>
-            <w:r>
-              <w:rPr>
-                <w:rFonts w:ascii="맑은 고딕" w:eastAsia="맑은 고딕" w:hAnsi="맑은 고딕"/>
-                <w:sz w:val="18"/>
-                <w:szCs w:val="18"/>
-                <w:lang w:eastAsia="ko-KR"/>
-              </w:rPr>
-              <w:t>_expense</w:t>
+              <w:t>travel_expense</w:t>
             </w:r>
             <w:proofErr w:type="spellEnd"/>
             <w:r>
@@ -7434,17 +6729,7 @@
                 <w:szCs w:val="18"/>
                 <w:lang w:eastAsia="ko-KR"/>
               </w:rPr>
-              <w:t>format_</w:t>
-            </w:r>
-            <w:proofErr w:type="gramStart"/>
-            <w:r>
-              <w:rPr>
-                <w:rFonts w:ascii="맑은 고딕" w:eastAsia="맑은 고딕" w:hAnsi="맑은 고딕"/>
-                <w:sz w:val="18"/>
-                <w:szCs w:val="18"/>
-                <w:lang w:eastAsia="ko-KR"/>
-              </w:rPr>
-              <w:t>currency</w:t>
+              <w:t>format_currency</w:t>
             </w:r>
             <w:proofErr w:type="spellEnd"/>
             <w:r>
@@ -7454,17 +6739,7 @@
                 <w:szCs w:val="18"/>
                 <w:lang w:eastAsia="ko-KR"/>
               </w:rPr>
-              <w:t xml:space="preserve"> }</w:t>
-            </w:r>
-            <w:proofErr w:type="gramEnd"/>
-            <w:r>
-              <w:rPr>
-                <w:rFonts w:ascii="맑은 고딕" w:eastAsia="맑은 고딕" w:hAnsi="맑은 고딕"/>
-                <w:sz w:val="18"/>
-                <w:szCs w:val="18"/>
-                <w:lang w:eastAsia="ko-KR"/>
-              </w:rPr>
-              <w:t>}</w:t>
+              <w:t xml:space="preserve"> }}</w:t>
             </w:r>
             <w:r>
               <w:rPr>
@@ -7861,7 +7136,6 @@
                 <w:highlight w:val="yellow"/>
               </w:rPr>
             </w:pPr>
-            <w:proofErr w:type="gramStart"/>
             <w:r>
               <w:rPr>
                 <w:rFonts w:ascii="맑은 고딕" w:eastAsia="맑은 고딕" w:hAnsi="맑은 고딕"/>
@@ -7885,9 +7159,9 @@
                 <w:highlight w:val="yellow"/>
                 <w:lang w:eastAsia="ko-KR"/>
               </w:rPr>
-              <w:t>total</w:t>
-            </w:r>
-            <w:proofErr w:type="gramEnd"/>
+              <w:t>total_audit_days</w:t>
+            </w:r>
+            <w:proofErr w:type="spellEnd"/>
             <w:r>
               <w:rPr>
                 <w:rFonts w:ascii="맑은 고딕" w:eastAsia="맑은 고딕" w:hAnsi="맑은 고딕"/>
@@ -7898,46 +7172,7 @@
                 <w:highlight w:val="yellow"/>
                 <w:lang w:eastAsia="ko-KR"/>
               </w:rPr>
-              <w:t>_audit_</w:t>
-            </w:r>
-            <w:proofErr w:type="gramStart"/>
-            <w:r>
-              <w:rPr>
-                <w:rFonts w:ascii="맑은 고딕" w:eastAsia="맑은 고딕" w:hAnsi="맑은 고딕"/>
-                <w:b/>
-                <w:bCs/>
-                <w:sz w:val="20"/>
-                <w:szCs w:val="20"/>
-                <w:highlight w:val="yellow"/>
-                <w:lang w:eastAsia="ko-KR"/>
-              </w:rPr>
-              <w:t>days</w:t>
-            </w:r>
-            <w:proofErr w:type="spellEnd"/>
-            <w:r>
-              <w:rPr>
-                <w:rFonts w:ascii="맑은 고딕" w:eastAsia="맑은 고딕" w:hAnsi="맑은 고딕"/>
-                <w:b/>
-                <w:bCs/>
-                <w:sz w:val="20"/>
-                <w:szCs w:val="20"/>
-                <w:highlight w:val="yellow"/>
-                <w:lang w:eastAsia="ko-KR"/>
-              </w:rPr>
-              <w:t xml:space="preserve"> }</w:t>
-            </w:r>
-            <w:proofErr w:type="gramEnd"/>
-            <w:r>
-              <w:rPr>
-                <w:rFonts w:ascii="맑은 고딕" w:eastAsia="맑은 고딕" w:hAnsi="맑은 고딕"/>
-                <w:b/>
-                <w:bCs/>
-                <w:sz w:val="20"/>
-                <w:szCs w:val="20"/>
-                <w:highlight w:val="yellow"/>
-                <w:lang w:eastAsia="ko-KR"/>
-              </w:rPr>
-              <w:t>}</w:t>
+              <w:t xml:space="preserve"> }}</w:t>
             </w:r>
             <w:r>
               <w:rPr>
@@ -7986,7 +7221,6 @@
                 <w:lang w:eastAsia="ko-KR"/>
               </w:rPr>
             </w:pPr>
-            <w:proofErr w:type="gramStart"/>
             <w:r>
               <w:rPr>
                 <w:rFonts w:ascii="맑은 고딕" w:eastAsia="맑은 고딕" w:hAnsi="맑은 고딕"/>
@@ -8010,9 +7244,9 @@
                 <w:highlight w:val="yellow"/>
                 <w:lang w:eastAsia="ko-KR"/>
               </w:rPr>
-              <w:t>total</w:t>
-            </w:r>
-            <w:proofErr w:type="gramEnd"/>
+              <w:t>total_cost_with_travel</w:t>
+            </w:r>
+            <w:proofErr w:type="spellEnd"/>
             <w:r>
               <w:rPr>
                 <w:rFonts w:ascii="맑은 고딕" w:eastAsia="맑은 고딕" w:hAnsi="맑은 고딕"/>
@@ -8023,9 +7257,8 @@
                 <w:highlight w:val="yellow"/>
                 <w:lang w:eastAsia="ko-KR"/>
               </w:rPr>
-              <w:t>_cost_with_travel</w:t>
-            </w:r>
-            <w:proofErr w:type="spellEnd"/>
+              <w:t> </w:t>
+            </w:r>
             <w:r>
               <w:rPr>
                 <w:rFonts w:ascii="맑은 고딕" w:eastAsia="맑은 고딕" w:hAnsi="맑은 고딕"/>
@@ -8036,8 +7269,9 @@
                 <w:highlight w:val="yellow"/>
                 <w:lang w:eastAsia="ko-KR"/>
               </w:rPr>
-              <w:t> </w:t>
-            </w:r>
+              <w:t xml:space="preserve">| </w:t>
+            </w:r>
+            <w:proofErr w:type="spellStart"/>
             <w:r>
               <w:rPr>
                 <w:rFonts w:ascii="맑은 고딕" w:eastAsia="맑은 고딕" w:hAnsi="맑은 고딕"/>
@@ -8048,9 +7282,9 @@
                 <w:highlight w:val="yellow"/>
                 <w:lang w:eastAsia="ko-KR"/>
               </w:rPr>
-              <w:t xml:space="preserve">| </w:t>
-            </w:r>
-            <w:proofErr w:type="spellStart"/>
+              <w:t>format_currency</w:t>
+            </w:r>
+            <w:proofErr w:type="spellEnd"/>
             <w:r>
               <w:rPr>
                 <w:rFonts w:ascii="맑은 고딕" w:eastAsia="맑은 고딕" w:hAnsi="맑은 고딕"/>
@@ -8061,9 +7295,8 @@
                 <w:highlight w:val="yellow"/>
                 <w:lang w:eastAsia="ko-KR"/>
               </w:rPr>
-              <w:t>format_</w:t>
-            </w:r>
-            <w:proofErr w:type="gramStart"/>
+              <w:t xml:space="preserve"> </w:t>
+            </w:r>
             <w:r>
               <w:rPr>
                 <w:rFonts w:ascii="맑은 고딕" w:eastAsia="맑은 고딕" w:hAnsi="맑은 고딕"/>
@@ -8074,45 +7307,7 @@
                 <w:highlight w:val="yellow"/>
                 <w:lang w:eastAsia="ko-KR"/>
               </w:rPr>
-              <w:t>currency</w:t>
-            </w:r>
-            <w:proofErr w:type="spellEnd"/>
-            <w:r>
-              <w:rPr>
-                <w:rFonts w:ascii="맑은 고딕" w:eastAsia="맑은 고딕" w:hAnsi="맑은 고딕"/>
-                <w:b/>
-                <w:bCs/>
-                <w:sz w:val="20"/>
-                <w:szCs w:val="20"/>
-                <w:highlight w:val="yellow"/>
-                <w:lang w:eastAsia="ko-KR"/>
-              </w:rPr>
-              <w:t xml:space="preserve"> </w:t>
-            </w:r>
-            <w:r>
-              <w:rPr>
-                <w:rFonts w:ascii="맑은 고딕" w:eastAsia="맑은 고딕" w:hAnsi="맑은 고딕"/>
-                <w:b/>
-                <w:bCs/>
-                <w:sz w:val="20"/>
-                <w:szCs w:val="20"/>
-                <w:highlight w:val="yellow"/>
-                <w:lang w:eastAsia="ko-KR"/>
-              </w:rPr>
-              <w:t>}</w:t>
-            </w:r>
-            <w:proofErr w:type="gramEnd"/>
-            <w:r>
-              <w:rPr>
-                <w:rFonts w:ascii="맑은 고딕" w:eastAsia="맑은 고딕" w:hAnsi="맑은 고딕"/>
-                <w:b/>
-                <w:bCs/>
-                <w:sz w:val="20"/>
-                <w:szCs w:val="20"/>
-                <w:highlight w:val="yellow"/>
-                <w:lang w:eastAsia="ko-KR"/>
-              </w:rPr>
-              <w:t>}</w:t>
+              <w:t>}}</w:t>
             </w:r>
             <w:r>
               <w:rPr>
@@ -8503,31 +7698,7 @@
                 <w:szCs w:val="20"/>
                 <w:lang w:eastAsia="ko-KR"/>
               </w:rPr>
-              <w:t>최초심사 일수와 사후심사 일수는 IAF MD 5:2015 및 EA-</w:t>
-            </w:r>
-            <w:proofErr w:type="gramStart"/>
-            <w:r>
-              <w:rPr>
-                <w:rFonts w:ascii="맑은 고딕" w:eastAsia="맑은 고딕" w:hAnsi="맑은 고딕" w:hint="eastAsia"/>
-                <w:b w:val="0"/>
-                <w:bCs w:val="0"/>
-                <w:sz w:val="16"/>
-                <w:szCs w:val="20"/>
-                <w:lang w:eastAsia="ko-KR"/>
-              </w:rPr>
-              <w:t>3 /</w:t>
-            </w:r>
-            <w:proofErr w:type="gramEnd"/>
-            <w:r>
-              <w:rPr>
-                <w:rFonts w:ascii="맑은 고딕" w:eastAsia="맑은 고딕" w:hAnsi="맑은 고딕" w:hint="eastAsia"/>
-                <w:b w:val="0"/>
-                <w:bCs w:val="0"/>
-                <w:sz w:val="16"/>
-                <w:szCs w:val="20"/>
-                <w:lang w:eastAsia="ko-KR"/>
-              </w:rPr>
-              <w:t xml:space="preserve"> 13M:2016 인정문서 요구사항 및 관련된 인정 가이드라인 기반으로 산정되었습니다. 심사일수의 증가 또는 감소 정도는 허용된 범위 내로 적용되었습니다.</w:t>
+              <w:t>최초심사 일수와 사후심사 일수는 IAF MD 5:2015 및 EA-3 / 13M:2016 인정문서 요구사항 및 관련된 인정 가이드라인 기반으로 산정되었습니다. 심사일수의 증가 또는 감소 정도는 허용된 범위 내로 적용되었습니다.</w:t>
             </w:r>
           </w:p>
           <w:p>
@@ -10222,7 +9393,6 @@
                                 <w:lang w:val="fr-FR" w:eastAsia="ko-KR"/>
                               </w:rPr>
                             </w:pPr>
-                            <w:proofErr w:type="gramStart"/>
                             <w:r>
                               <w:rPr>
                                 <w:rFonts w:ascii="맑은 고딕" w:eastAsia="맑은 고딕" w:hAnsi="맑은 고딕" w:hint="eastAsia"/>
@@ -10243,18 +9413,7 @@
                                 <w:szCs w:val="26"/>
                                 <w:lang w:val="fr-FR" w:eastAsia="ko-KR"/>
                               </w:rPr>
-                              <w:t xml:space="preserve">  +</w:t>
-                            </w:r>
-                            <w:proofErr w:type="gramEnd"/>
-                            <w:r>
-                              <w:rPr>
-                                <w:rFonts w:ascii="맑은 고딕" w:eastAsia="맑은 고딕" w:hAnsi="맑은 고딕" w:hint="eastAsia"/>
-                                <w:kern w:val="24"/>
-                                <w:sz w:val="18"/>
-                                <w:szCs w:val="26"/>
-                                <w:lang w:val="fr-FR" w:eastAsia="ko-KR"/>
-                              </w:rPr>
-                              <w:t>82 (0)2 3703 75</w:t>
+                              <w:t xml:space="preserve">  +82 (0)2 3703 75</w:t>
                             </w:r>
                             <w:r>
                               <w:rPr>
@@ -10287,7 +9446,6 @@
                                 <w:lang w:val="fr-FR" w:eastAsia="ko-KR"/>
                               </w:rPr>
                             </w:pPr>
-                            <w:proofErr w:type="gramStart"/>
                             <w:r>
                               <w:rPr>
                                 <w:rFonts w:ascii="맑은 고딕" w:eastAsia="맑은 고딕" w:hAnsi="맑은 고딕" w:hint="eastAsia"/>
@@ -10376,7 +9534,6 @@
                               </w:rPr>
                               <w:t>com</w:t>
                             </w:r>
-                            <w:proofErr w:type="gramEnd"/>
                           </w:p>
                           <w:p>
                             <w:pPr>
@@ -10750,31 +9907,7 @@
                                 <w:sz w:val="16"/>
                                 <w:lang w:eastAsia="ko-KR"/>
                               </w:rPr>
-                              <w:t xml:space="preserve"> (</w:t>
-                            </w:r>
-                            <w:proofErr w:type="spellStart"/>
-                            <w:r>
-                              <w:rPr>
-                                <w:rFonts w:ascii="맑은 고딕" w:eastAsia="맑은 고딕" w:hAnsi="맑은 고딕" w:hint="eastAsia"/>
-                                <w:b/>
-                                <w:bCs/>
-                                <w:kern w:val="24"/>
-                                <w:sz w:val="16"/>
-                                <w:lang w:eastAsia="ko-KR"/>
-                              </w:rPr>
-                              <w:t>로이드인증원</w:t>
-                            </w:r>
-                            <w:proofErr w:type="spellEnd"/>
-                            <w:r>
-                              <w:rPr>
-                                <w:rFonts w:ascii="맑은 고딕" w:eastAsia="맑은 고딕" w:hAnsi="맑은 고딕" w:hint="eastAsia"/>
-                                <w:b/>
-                                <w:bCs/>
-                                <w:kern w:val="24"/>
-                                <w:sz w:val="16"/>
-                                <w:lang w:eastAsia="ko-KR"/>
-                              </w:rPr>
-                              <w:t>)</w:t>
+                              <w:t xml:space="preserve"> (로이드인증원)</w:t>
                             </w:r>
                           </w:p>
                           <w:p>
@@ -10823,19 +9956,8 @@
                                 <w:sz w:val="16"/>
                                 <w:lang w:eastAsia="ko-KR"/>
                               </w:rPr>
-                              <w:t xml:space="preserve">층 </w:t>
+                              <w:t>층 남산트라팰리스</w:t>
                             </w:r>
-                            <w:proofErr w:type="spellStart"/>
-                            <w:r>
-                              <w:rPr>
-                                <w:rFonts w:ascii="맑은 고딕" w:eastAsia="맑은 고딕" w:hAnsi="맑은 고딕" w:hint="eastAsia"/>
-                                <w:kern w:val="24"/>
-                                <w:sz w:val="16"/>
-                                <w:lang w:eastAsia="ko-KR"/>
-                              </w:rPr>
-                              <w:t>남산트라팰리스</w:t>
-                            </w:r>
-                            <w:proofErr w:type="spellEnd"/>
                           </w:p>
                           <w:p>
                             <w:pPr>
@@ -11015,31 +10137,7 @@
                                 <w:sz w:val="16"/>
                                 <w:lang w:eastAsia="ko-KR"/>
                               </w:rPr>
-                              <w:t xml:space="preserve"> (</w:t>
-                            </w:r>
-                            <w:proofErr w:type="spellStart"/>
-                            <w:r>
-                              <w:rPr>
-                                <w:rFonts w:ascii="맑은 고딕" w:eastAsia="맑은 고딕" w:hAnsi="맑은 고딕" w:hint="eastAsia"/>
-                                <w:b/>
-                                <w:bCs/>
-                                <w:kern w:val="24"/>
-                                <w:sz w:val="16"/>
-                                <w:lang w:eastAsia="ko-KR"/>
-                              </w:rPr>
-                              <w:t>로이드인증원</w:t>
-                            </w:r>
-                            <w:proofErr w:type="spellEnd"/>
-                            <w:r>
-                              <w:rPr>
-                                <w:rFonts w:ascii="맑은 고딕" w:eastAsia="맑은 고딕" w:hAnsi="맑은 고딕" w:hint="eastAsia"/>
-                                <w:b/>
-                                <w:bCs/>
-                                <w:kern w:val="24"/>
-                                <w:sz w:val="16"/>
-                                <w:lang w:eastAsia="ko-KR"/>
-                              </w:rPr>
-                              <w:t>)</w:t>
+                              <w:t xml:space="preserve"> (로이드인증원)</w:t>
                             </w:r>
                           </w:p>
                           <w:p>
@@ -11059,27 +10157,7 @@
                                 <w:sz w:val="16"/>
                                 <w:lang w:eastAsia="ko-KR"/>
                               </w:rPr>
-                              <w:t xml:space="preserve">서울특별시 영등포구 여의나루로 67 (여의도동, </w:t>
-                            </w:r>
-                            <w:proofErr w:type="spellStart"/>
-                            <w:r>
-                              <w:rPr>
-                                <w:rFonts w:ascii="맑은 고딕" w:eastAsia="맑은 고딕" w:hAnsi="맑은 고딕" w:hint="eastAsia"/>
-                                <w:kern w:val="24"/>
-                                <w:sz w:val="16"/>
-                                <w:lang w:eastAsia="ko-KR"/>
-                              </w:rPr>
-                              <w:t>신송빌딩</w:t>
-                            </w:r>
-                            <w:proofErr w:type="spellEnd"/>
-                            <w:r>
-                              <w:rPr>
-                                <w:rFonts w:ascii="맑은 고딕" w:eastAsia="맑은 고딕" w:hAnsi="맑은 고딕" w:hint="eastAsia"/>
-                                <w:kern w:val="24"/>
-                                <w:sz w:val="16"/>
-                                <w:lang w:eastAsia="ko-KR"/>
-                              </w:rPr>
-                              <w:t xml:space="preserve"> 17층</w:t>
+                              <w:t>서울특별시 영등포구 여의나루로 67 (여의도동, 신송빌딩 17층</w:t>
                             </w:r>
                             <w:r>
                               <w:rPr>
@@ -12288,6 +11366,7 @@
         <w:docPartUnique/>
       </w:docPartObj>
     </w:sdtPr>
+    <w:sdtEndPr/>
     <w:sdtContent>
       <w:p>
         <w:pPr>

--- a/vercel-deploy/public/templates/LRQA_quotation.docx
+++ b/vercel-deploy/public/templates/LRQA_quotation.docx
@@ -378,6 +378,7 @@
                 <w:lang w:eastAsia="ko-KR"/>
               </w:rPr>
             </w:pPr>
+            <w:proofErr w:type="gramStart"/>
             <w:r>
               <w:rPr>
                 <w:rFonts w:ascii="맑은 고딕" w:eastAsia="맑은 고딕" w:hAnsi="맑은 고딕"/>
@@ -387,20 +388,21 @@
                 <w:szCs w:val="32"/>
                 <w:lang w:eastAsia="ko-KR"/>
               </w:rPr>
-              <w:t>{</w:t>
-            </w:r>
-            <w:r>
-              <w:rPr>
-                <w:rFonts w:ascii="맑은 고딕" w:eastAsia="맑은 고딕" w:hAnsi="맑은 고딕" w:hint="eastAsia"/>
+              <w:t xml:space="preserve">{{ </w:t>
+            </w:r>
+            <w:proofErr w:type="spellStart"/>
+            <w:r>
+              <w:rPr>
+                <w:rFonts w:ascii="맑은 고딕" w:eastAsia="맑은 고딕" w:hAnsi="맑은 고딕"/>
                 <w:b/>
                 <w:spacing w:val="-1"/>
                 <w:sz w:val="32"/>
                 <w:szCs w:val="32"/>
                 <w:lang w:eastAsia="ko-KR"/>
               </w:rPr>
-              <w:t xml:space="preserve"> </w:t>
-            </w:r>
-            <w:proofErr w:type="spellStart"/>
+              <w:t>client</w:t>
+            </w:r>
+            <w:proofErr w:type="gramEnd"/>
             <w:r>
               <w:rPr>
                 <w:rFonts w:ascii="맑은 고딕" w:eastAsia="맑은 고딕" w:hAnsi="맑은 고딕"/>
@@ -410,9 +412,9 @@
                 <w:szCs w:val="32"/>
                 <w:lang w:eastAsia="ko-KR"/>
               </w:rPr>
-              <w:t>client_name</w:t>
-            </w:r>
-            <w:proofErr w:type="spellEnd"/>
+              <w:t>_</w:t>
+            </w:r>
+            <w:proofErr w:type="gramStart"/>
             <w:r>
               <w:rPr>
                 <w:rFonts w:ascii="맑은 고딕" w:eastAsia="맑은 고딕" w:hAnsi="맑은 고딕"/>
@@ -422,7 +424,31 @@
                 <w:szCs w:val="32"/>
                 <w:lang w:eastAsia="ko-KR"/>
               </w:rPr>
+              <w:t>name</w:t>
+            </w:r>
+            <w:proofErr w:type="spellEnd"/>
+            <w:r>
+              <w:rPr>
+                <w:rFonts w:ascii="맑은 고딕" w:eastAsia="맑은 고딕" w:hAnsi="맑은 고딕"/>
+                <w:b/>
+                <w:spacing w:val="-1"/>
+                <w:sz w:val="32"/>
+                <w:szCs w:val="32"/>
+                <w:lang w:eastAsia="ko-KR"/>
+              </w:rPr>
               <w:t xml:space="preserve"> }</w:t>
+            </w:r>
+            <w:proofErr w:type="gramEnd"/>
+            <w:r>
+              <w:rPr>
+                <w:rFonts w:ascii="맑은 고딕" w:eastAsia="맑은 고딕" w:hAnsi="맑은 고딕"/>
+                <w:b/>
+                <w:spacing w:val="-1"/>
+                <w:sz w:val="32"/>
+                <w:szCs w:val="32"/>
+                <w:lang w:eastAsia="ko-KR"/>
+              </w:rPr>
+              <w:t>}</w:t>
             </w:r>
           </w:p>
           <w:p>
@@ -443,6 +469,7 @@
                 <w:lang w:eastAsia="ko-KR"/>
               </w:rPr>
             </w:pPr>
+            <w:proofErr w:type="gramStart"/>
             <w:r>
               <w:rPr>
                 <w:rFonts w:ascii="맑은 고딕" w:eastAsia="맑은 고딕" w:hAnsi="맑은 고딕"/>
@@ -450,18 +477,19 @@
                 <w:spacing w:val="-1"/>
                 <w:lang w:eastAsia="ko-KR"/>
               </w:rPr>
-              <w:t>{</w:t>
-            </w:r>
-            <w:r>
-              <w:rPr>
-                <w:rFonts w:ascii="맑은 고딕" w:eastAsia="맑은 고딕" w:hAnsi="맑은 고딕" w:hint="eastAsia"/>
+              <w:t xml:space="preserve">{{ </w:t>
+            </w:r>
+            <w:proofErr w:type="spellStart"/>
+            <w:r>
+              <w:rPr>
+                <w:rFonts w:ascii="맑은 고딕" w:eastAsia="맑은 고딕" w:hAnsi="맑은 고딕"/>
                 <w:b/>
                 <w:spacing w:val="-1"/>
                 <w:lang w:eastAsia="ko-KR"/>
               </w:rPr>
-              <w:t xml:space="preserve"> </w:t>
-            </w:r>
-            <w:proofErr w:type="spellStart"/>
+              <w:t>standards</w:t>
+            </w:r>
+            <w:proofErr w:type="gramEnd"/>
             <w:r>
               <w:rPr>
                 <w:rFonts w:ascii="맑은 고딕" w:eastAsia="맑은 고딕" w:hAnsi="맑은 고딕"/>
@@ -469,9 +497,9 @@
                 <w:spacing w:val="-1"/>
                 <w:lang w:eastAsia="ko-KR"/>
               </w:rPr>
-              <w:t>standards_text</w:t>
-            </w:r>
-            <w:proofErr w:type="spellEnd"/>
+              <w:t>_</w:t>
+            </w:r>
+            <w:proofErr w:type="gramStart"/>
             <w:r>
               <w:rPr>
                 <w:rFonts w:ascii="맑은 고딕" w:eastAsia="맑은 고딕" w:hAnsi="맑은 고딕"/>
@@ -479,7 +507,27 @@
                 <w:spacing w:val="-1"/>
                 <w:lang w:eastAsia="ko-KR"/>
               </w:rPr>
+              <w:t>text</w:t>
+            </w:r>
+            <w:proofErr w:type="spellEnd"/>
+            <w:r>
+              <w:rPr>
+                <w:rFonts w:ascii="맑은 고딕" w:eastAsia="맑은 고딕" w:hAnsi="맑은 고딕"/>
+                <w:b/>
+                <w:spacing w:val="-1"/>
+                <w:lang w:eastAsia="ko-KR"/>
+              </w:rPr>
               <w:t xml:space="preserve"> }</w:t>
+            </w:r>
+            <w:proofErr w:type="gramEnd"/>
+            <w:r>
+              <w:rPr>
+                <w:rFonts w:ascii="맑은 고딕" w:eastAsia="맑은 고딕" w:hAnsi="맑은 고딕"/>
+                <w:b/>
+                <w:spacing w:val="-1"/>
+                <w:lang w:eastAsia="ko-KR"/>
+              </w:rPr>
+              <w:t>}</w:t>
             </w:r>
           </w:p>
           <w:p>
@@ -547,6 +595,7 @@
                 <w:lang w:eastAsia="ko-KR"/>
               </w:rPr>
             </w:pPr>
+            <w:proofErr w:type="gramStart"/>
             <w:r>
               <w:rPr>
                 <w:rFonts w:ascii="맑은 고딕" w:eastAsia="맑은 고딕" w:hAnsi="맑은 고딕" w:hint="eastAsia"/>
@@ -574,6 +623,7 @@
               </w:rPr>
               <w:t>:</w:t>
             </w:r>
+            <w:proofErr w:type="gramEnd"/>
             <w:r>
               <w:rPr>
                 <w:rFonts w:ascii="맑은 고딕" w:eastAsia="맑은 고딕" w:hAnsi="맑은 고딕" w:hint="eastAsia"/>
@@ -581,7 +631,17 @@
                 <w:szCs w:val="18"/>
                 <w:lang w:eastAsia="ko-KR"/>
               </w:rPr>
-              <w:t xml:space="preserve"> {</w:t>
+              <w:t xml:space="preserve"> </w:t>
+            </w:r>
+            <w:proofErr w:type="gramStart"/>
+            <w:r>
+              <w:rPr>
+                <w:rFonts w:ascii="맑은 고딕" w:eastAsia="맑은 고딕" w:hAnsi="맑은 고딕" w:hint="eastAsia"/>
+                <w:sz w:val="18"/>
+                <w:szCs w:val="18"/>
+                <w:lang w:eastAsia="ko-KR"/>
+              </w:rPr>
+              <w:t xml:space="preserve">{{ </w:t>
             </w:r>
             <w:proofErr w:type="spellStart"/>
             <w:r>
@@ -591,7 +651,27 @@
                 <w:szCs w:val="18"/>
                 <w:lang w:eastAsia="ko-KR"/>
               </w:rPr>
-              <w:t>quotation_date</w:t>
+              <w:t>quotation</w:t>
+            </w:r>
+            <w:proofErr w:type="gramEnd"/>
+            <w:r>
+              <w:rPr>
+                <w:rFonts w:ascii="맑은 고딕" w:eastAsia="맑은 고딕" w:hAnsi="맑은 고딕" w:hint="eastAsia"/>
+                <w:sz w:val="18"/>
+                <w:szCs w:val="18"/>
+                <w:lang w:eastAsia="ko-KR"/>
+              </w:rPr>
+              <w:t>_</w:t>
+            </w:r>
+            <w:proofErr w:type="gramStart"/>
+            <w:r>
+              <w:rPr>
+                <w:rFonts w:ascii="맑은 고딕" w:eastAsia="맑은 고딕" w:hAnsi="맑은 고딕" w:hint="eastAsia"/>
+                <w:sz w:val="18"/>
+                <w:szCs w:val="18"/>
+                <w:lang w:eastAsia="ko-KR"/>
+              </w:rPr>
+              <w:t>date</w:t>
             </w:r>
             <w:proofErr w:type="spellEnd"/>
             <w:r>
@@ -602,6 +682,16 @@
                 <w:lang w:eastAsia="ko-KR"/>
               </w:rPr>
               <w:t xml:space="preserve"> }</w:t>
+            </w:r>
+            <w:proofErr w:type="gramEnd"/>
+            <w:r>
+              <w:rPr>
+                <w:rFonts w:ascii="맑은 고딕" w:eastAsia="맑은 고딕" w:hAnsi="맑은 고딕" w:hint="eastAsia"/>
+                <w:sz w:val="18"/>
+                <w:szCs w:val="18"/>
+                <w:lang w:eastAsia="ko-KR"/>
+              </w:rPr>
+              <w:t>}</w:t>
             </w:r>
           </w:p>
         </w:tc>
@@ -707,6 +797,7 @@
               </w:rPr>
               <w:t xml:space="preserve"> </w:t>
             </w:r>
+            <w:proofErr w:type="gramStart"/>
             <w:r>
               <w:rPr>
                 <w:rFonts w:ascii="Calibri" w:hAnsi="Calibri" w:cs="Calibri"/>
@@ -716,7 +807,7 @@
                 <w:shd w:val="clear" w:color="auto" w:fill="FFFFFF"/>
                 <w:lang w:eastAsia="ko-KR"/>
               </w:rPr>
-              <w:t>{</w:t>
+              <w:t xml:space="preserve">{{ </w:t>
             </w:r>
             <w:proofErr w:type="spellStart"/>
             <w:r>
@@ -728,9 +819,9 @@
                 <w:shd w:val="clear" w:color="auto" w:fill="FFFFFF"/>
                 <w:lang w:eastAsia="ko-KR"/>
               </w:rPr>
-              <w:t>quotation_number</w:t>
-            </w:r>
-            <w:proofErr w:type="spellEnd"/>
+              <w:t>quotation</w:t>
+            </w:r>
+            <w:proofErr w:type="gramEnd"/>
             <w:r>
               <w:rPr>
                 <w:rFonts w:ascii="Calibri" w:hAnsi="Calibri" w:cs="Calibri"/>
@@ -740,7 +831,43 @@
                 <w:shd w:val="clear" w:color="auto" w:fill="FFFFFF"/>
                 <w:lang w:eastAsia="ko-KR"/>
               </w:rPr>
-              <w:t xml:space="preserve"> }}</w:t>
+              <w:t>_</w:t>
+            </w:r>
+            <w:proofErr w:type="gramStart"/>
+            <w:r>
+              <w:rPr>
+                <w:rFonts w:ascii="Calibri" w:hAnsi="Calibri" w:cs="Calibri"/>
+                <w:color w:val="444444"/>
+                <w:sz w:val="22"/>
+                <w:szCs w:val="22"/>
+                <w:shd w:val="clear" w:color="auto" w:fill="FFFFFF"/>
+                <w:lang w:eastAsia="ko-KR"/>
+              </w:rPr>
+              <w:t>number</w:t>
+            </w:r>
+            <w:proofErr w:type="spellEnd"/>
+            <w:r>
+              <w:rPr>
+                <w:rFonts w:ascii="Calibri" w:hAnsi="Calibri" w:cs="Calibri"/>
+                <w:color w:val="444444"/>
+                <w:sz w:val="22"/>
+                <w:szCs w:val="22"/>
+                <w:shd w:val="clear" w:color="auto" w:fill="FFFFFF"/>
+                <w:lang w:eastAsia="ko-KR"/>
+              </w:rPr>
+              <w:t xml:space="preserve"> }</w:t>
+            </w:r>
+            <w:proofErr w:type="gramEnd"/>
+            <w:r>
+              <w:rPr>
+                <w:rFonts w:ascii="Calibri" w:hAnsi="Calibri" w:cs="Calibri"/>
+                <w:color w:val="444444"/>
+                <w:sz w:val="22"/>
+                <w:szCs w:val="22"/>
+                <w:shd w:val="clear" w:color="auto" w:fill="FFFFFF"/>
+                <w:lang w:eastAsia="ko-KR"/>
+              </w:rPr>
+              <w:t>}</w:t>
             </w:r>
           </w:p>
           <w:p>
@@ -3263,7 +3390,27 @@
                 <w:szCs w:val="20"/>
                 <w:lang w:eastAsia="ko-KR"/>
               </w:rPr>
-              <w:t>LRQA는 120개 이상의 국가에서 운영되며, 전 세계 30개 이상의 인정기구를 통해 인정받았습니다. 또한, 거의 모든 산업  분야에 대응 가능하며, 리스크 관리, 개선 추진 및 전 세계 이해관계자들 과의 신뢰 구축을 지원합니다</w:t>
+              <w:t xml:space="preserve">LRQA는 120개 이상의 국가에서 운영되며, 전 세계 30개 이상의 인정기구를 통해 인정받았습니다. 또한, 거의 모든 </w:t>
+            </w:r>
+            <w:proofErr w:type="gramStart"/>
+            <w:r>
+              <w:rPr>
+                <w:rFonts w:ascii="맑은 고딕" w:eastAsia="맑은 고딕" w:hAnsi="맑은 고딕" w:hint="eastAsia"/>
+                <w:sz w:val="20"/>
+                <w:szCs w:val="20"/>
+                <w:lang w:eastAsia="ko-KR"/>
+              </w:rPr>
+              <w:t>산업  분야에</w:t>
+            </w:r>
+            <w:proofErr w:type="gramEnd"/>
+            <w:r>
+              <w:rPr>
+                <w:rFonts w:ascii="맑은 고딕" w:eastAsia="맑은 고딕" w:hAnsi="맑은 고딕" w:hint="eastAsia"/>
+                <w:sz w:val="20"/>
+                <w:szCs w:val="20"/>
+                <w:lang w:eastAsia="ko-KR"/>
+              </w:rPr>
+              <w:t xml:space="preserve"> 대응 가능하며, 리스크 관리, 개선 추진 및 전 세계 이해관계자들 과의 신뢰 구축을 지원합니다</w:t>
             </w:r>
             <w:r>
               <w:rPr>
@@ -3723,7 +3870,27 @@
                 <w:szCs w:val="20"/>
                 <w:lang w:eastAsia="ko-KR"/>
               </w:rPr>
-              <w:t>온라인 고객 포털은 사용이 간편하고 언제 어디서든지 귀사 전체의 인증서 및 심사 프로그램을 관리할 수 LRQA 시스템 입니다. 포털을 통해 계획 및 완료된 심사 일정을 확인할 수 있습니다. 인증서, 보고서 및 인증마크를</w:t>
+              <w:t xml:space="preserve">온라인 고객 포털은 사용이 간편하고 언제 어디서든지 귀사 전체의 인증서 및 심사 프로그램을 관리할 수 LRQA </w:t>
+            </w:r>
+            <w:proofErr w:type="gramStart"/>
+            <w:r>
+              <w:rPr>
+                <w:rFonts w:ascii="맑은 고딕" w:eastAsia="맑은 고딕" w:hAnsi="맑은 고딕" w:hint="eastAsia"/>
+                <w:sz w:val="20"/>
+                <w:szCs w:val="20"/>
+                <w:lang w:eastAsia="ko-KR"/>
+              </w:rPr>
+              <w:t>시스템 입니다</w:t>
+            </w:r>
+            <w:proofErr w:type="gramEnd"/>
+            <w:r>
+              <w:rPr>
+                <w:rFonts w:ascii="맑은 고딕" w:eastAsia="맑은 고딕" w:hAnsi="맑은 고딕" w:hint="eastAsia"/>
+                <w:sz w:val="20"/>
+                <w:szCs w:val="20"/>
+                <w:lang w:eastAsia="ko-KR"/>
+              </w:rPr>
+              <w:t>. 포털을 통해 계획 및 완료된 심사 일정을 확인할 수 있습니다. 인증서, 보고서 및 인증마크를</w:t>
             </w:r>
             <w:r>
               <w:rPr>
@@ -3969,6 +4136,7 @@
           <w:lang w:eastAsia="ko-KR"/>
         </w:rPr>
       </w:pPr>
+      <w:proofErr w:type="gramStart"/>
       <w:r>
         <w:rPr>
           <w:rFonts w:ascii="맑은 고딕" w:eastAsia="맑은 고딕" w:hAnsi="맑은 고딕"/>
@@ -3988,7 +4156,15 @@
           <w:rFonts w:ascii="맑은 고딕" w:eastAsia="맑은 고딕" w:hAnsi="맑은 고딕" w:hint="eastAsia"/>
           <w:lang w:eastAsia="ko-KR"/>
         </w:rPr>
-        <w:t xml:space="preserve">는 고객의 </w:t>
+        <w:t>는</w:t>
+      </w:r>
+      <w:proofErr w:type="gramEnd"/>
+      <w:r>
+        <w:rPr>
+          <w:rFonts w:ascii="맑은 고딕" w:eastAsia="맑은 고딕" w:hAnsi="맑은 고딕" w:hint="eastAsia"/>
+          <w:lang w:eastAsia="ko-KR"/>
+        </w:rPr>
+        <w:t xml:space="preserve"> 고객의 </w:t>
       </w:r>
       <w:r>
         <w:rPr>
@@ -4025,6 +4201,7 @@
         </w:rPr>
         <w:t xml:space="preserve"> 심사를 </w:t>
       </w:r>
+      <w:proofErr w:type="gramStart"/>
       <w:r>
         <w:rPr>
           <w:rFonts w:ascii="맑은 고딕" w:eastAsia="맑은 고딕" w:hAnsi="맑은 고딕" w:hint="eastAsia"/>
@@ -4037,7 +4214,15 @@
           <w:rFonts w:ascii="맑은 고딕" w:eastAsia="맑은 고딕" w:hAnsi="맑은 고딕" w:hint="eastAsia"/>
           <w:lang w:eastAsia="ko-KR"/>
         </w:rPr>
-        <w:t>합니다.</w:t>
+        <w:t>합니다</w:t>
+      </w:r>
+      <w:proofErr w:type="gramEnd"/>
+      <w:r>
+        <w:rPr>
+          <w:rFonts w:ascii="맑은 고딕" w:eastAsia="맑은 고딕" w:hAnsi="맑은 고딕" w:hint="eastAsia"/>
+          <w:lang w:eastAsia="ko-KR"/>
+        </w:rPr>
+        <w:t>.</w:t>
       </w:r>
       <w:r>
         <w:rPr>
@@ -4094,6 +4279,7 @@
         </w:rPr>
         <w:t xml:space="preserve"> </w:t>
       </w:r>
+      <w:proofErr w:type="gramStart"/>
       <w:r>
         <w:rPr>
           <w:rFonts w:ascii="맑은 고딕" w:eastAsia="맑은 고딕" w:hAnsi="맑은 고딕"/>
@@ -4102,7 +4288,7 @@
           <w:szCs w:val="20"/>
           <w:lang w:eastAsia="ko-KR"/>
         </w:rPr>
-        <w:t>{</w:t>
+        <w:t xml:space="preserve">{{ </w:t>
       </w:r>
       <w:proofErr w:type="spellStart"/>
       <w:r>
@@ -4113,9 +4299,9 @@
           <w:szCs w:val="20"/>
           <w:lang w:eastAsia="ko-KR"/>
         </w:rPr>
-        <w:t>standards_text</w:t>
+        <w:t>standards</w:t>
       </w:r>
-      <w:proofErr w:type="spellEnd"/>
+      <w:proofErr w:type="gramEnd"/>
       <w:r>
         <w:rPr>
           <w:rFonts w:ascii="맑은 고딕" w:eastAsia="맑은 고딕" w:hAnsi="맑은 고딕"/>
@@ -4124,7 +4310,40 @@
           <w:szCs w:val="20"/>
           <w:lang w:eastAsia="ko-KR"/>
         </w:rPr>
-        <w:t xml:space="preserve"> }}</w:t>
+        <w:t>_</w:t>
+      </w:r>
+      <w:proofErr w:type="gramStart"/>
+      <w:r>
+        <w:rPr>
+          <w:rFonts w:ascii="맑은 고딕" w:eastAsia="맑은 고딕" w:hAnsi="맑은 고딕"/>
+          <w:color w:val="088C8A"/>
+          <w:sz w:val="20"/>
+          <w:szCs w:val="20"/>
+          <w:lang w:eastAsia="ko-KR"/>
+        </w:rPr>
+        <w:t>text</w:t>
+      </w:r>
+      <w:proofErr w:type="spellEnd"/>
+      <w:r>
+        <w:rPr>
+          <w:rFonts w:ascii="맑은 고딕" w:eastAsia="맑은 고딕" w:hAnsi="맑은 고딕"/>
+          <w:color w:val="088C8A"/>
+          <w:sz w:val="20"/>
+          <w:szCs w:val="20"/>
+          <w:lang w:eastAsia="ko-KR"/>
+        </w:rPr>
+        <w:t xml:space="preserve"> }</w:t>
+      </w:r>
+      <w:proofErr w:type="gramEnd"/>
+      <w:r>
+        <w:rPr>
+          <w:rFonts w:ascii="맑은 고딕" w:eastAsia="맑은 고딕" w:hAnsi="맑은 고딕"/>
+          <w:color w:val="088C8A"/>
+          <w:sz w:val="20"/>
+          <w:szCs w:val="20"/>
+          <w:lang w:eastAsia="ko-KR"/>
+        </w:rPr>
+        <w:t>}</w:t>
       </w:r>
       <w:r>
         <w:rPr>
@@ -4417,6 +4636,7 @@
                 <w:lang w:eastAsia="ko-KR"/>
               </w:rPr>
             </w:pPr>
+            <w:proofErr w:type="gramStart"/>
             <w:r>
               <w:rPr>
                 <w:rFonts w:ascii="맑은 고딕" w:eastAsia="맑은 고딕" w:hAnsi="맑은 고딕"/>
@@ -4426,7 +4646,7 @@
                 <w:szCs w:val="18"/>
                 <w:lang w:eastAsia="ko-KR"/>
               </w:rPr>
-              <w:t>{</w:t>
+              <w:t xml:space="preserve">{{ </w:t>
             </w:r>
             <w:proofErr w:type="spellStart"/>
             <w:r>
@@ -4438,9 +4658,9 @@
                 <w:szCs w:val="18"/>
                 <w:lang w:eastAsia="ko-KR"/>
               </w:rPr>
-              <w:t>client_name</w:t>
-            </w:r>
-            <w:proofErr w:type="spellEnd"/>
+              <w:t>client</w:t>
+            </w:r>
+            <w:proofErr w:type="gramEnd"/>
             <w:r>
               <w:rPr>
                 <w:rFonts w:ascii="맑은 고딕" w:eastAsia="맑은 고딕" w:hAnsi="맑은 고딕"/>
@@ -4450,7 +4670,43 @@
                 <w:szCs w:val="18"/>
                 <w:lang w:eastAsia="ko-KR"/>
               </w:rPr>
-              <w:t xml:space="preserve"> }}</w:t>
+              <w:t>_</w:t>
+            </w:r>
+            <w:proofErr w:type="gramStart"/>
+            <w:r>
+              <w:rPr>
+                <w:rFonts w:ascii="맑은 고딕" w:eastAsia="맑은 고딕" w:hAnsi="맑은 고딕"/>
+                <w:b w:val="0"/>
+                <w:bCs w:val="0"/>
+                <w:sz w:val="18"/>
+                <w:szCs w:val="18"/>
+                <w:lang w:eastAsia="ko-KR"/>
+              </w:rPr>
+              <w:t>name</w:t>
+            </w:r>
+            <w:proofErr w:type="spellEnd"/>
+            <w:r>
+              <w:rPr>
+                <w:rFonts w:ascii="맑은 고딕" w:eastAsia="맑은 고딕" w:hAnsi="맑은 고딕"/>
+                <w:b w:val="0"/>
+                <w:bCs w:val="0"/>
+                <w:sz w:val="18"/>
+                <w:szCs w:val="18"/>
+                <w:lang w:eastAsia="ko-KR"/>
+              </w:rPr>
+              <w:t xml:space="preserve"> }</w:t>
+            </w:r>
+            <w:proofErr w:type="gramEnd"/>
+            <w:r>
+              <w:rPr>
+                <w:rFonts w:ascii="맑은 고딕" w:eastAsia="맑은 고딕" w:hAnsi="맑은 고딕"/>
+                <w:b w:val="0"/>
+                <w:bCs w:val="0"/>
+                <w:sz w:val="18"/>
+                <w:szCs w:val="18"/>
+                <w:lang w:eastAsia="ko-KR"/>
+              </w:rPr>
+              <w:t>}</w:t>
             </w:r>
             <w:r>
               <w:rPr>
@@ -4483,6 +4739,7 @@
                 <w:lang w:eastAsia="ko-KR"/>
               </w:rPr>
             </w:pPr>
+            <w:proofErr w:type="gramStart"/>
             <w:r>
               <w:rPr>
                 <w:rFonts w:ascii="맑은 고딕" w:eastAsia="맑은 고딕" w:hAnsi="맑은 고딕"/>
@@ -4492,7 +4749,7 @@
                 <w:szCs w:val="18"/>
                 <w:lang w:eastAsia="ko-KR"/>
               </w:rPr>
-              <w:t>{</w:t>
+              <w:t xml:space="preserve">{{ </w:t>
             </w:r>
             <w:proofErr w:type="spellStart"/>
             <w:r>
@@ -4504,9 +4761,9 @@
                 <w:szCs w:val="18"/>
                 <w:lang w:eastAsia="ko-KR"/>
               </w:rPr>
-              <w:t>client_address</w:t>
-            </w:r>
-            <w:proofErr w:type="spellEnd"/>
+              <w:t>client</w:t>
+            </w:r>
+            <w:proofErr w:type="gramEnd"/>
             <w:r>
               <w:rPr>
                 <w:rFonts w:ascii="맑은 고딕" w:eastAsia="맑은 고딕" w:hAnsi="맑은 고딕"/>
@@ -4516,7 +4773,19 @@
                 <w:szCs w:val="18"/>
                 <w:lang w:eastAsia="ko-KR"/>
               </w:rPr>
-              <w:t>}</w:t>
+              <w:t>_address</w:t>
+            </w:r>
+            <w:proofErr w:type="spellEnd"/>
+            <w:r>
+              <w:rPr>
+                <w:rFonts w:ascii="맑은 고딕" w:eastAsia="맑은 고딕" w:hAnsi="맑은 고딕"/>
+                <w:b w:val="0"/>
+                <w:bCs w:val="0"/>
+                <w:sz w:val="18"/>
+                <w:szCs w:val="18"/>
+                <w:lang w:eastAsia="ko-KR"/>
+              </w:rPr>
+              <w:t xml:space="preserve"> }}</w:t>
             </w:r>
           </w:p>
         </w:tc>
@@ -4627,9 +4896,9 @@
           <w:szCs w:val="20"/>
           <w:lang w:eastAsia="ko-KR"/>
         </w:rPr>
-        <w:t>- `{</w:t>
+        <w:t>- `</w:t>
       </w:r>
-      <w:proofErr w:type="spellStart"/>
+      <w:proofErr w:type="gramStart"/>
       <w:r>
         <w:rPr>
           <w:rFonts w:ascii="맑은 고딕" w:eastAsia="맑은 고딕" w:hAnsi="맑은 고딕" w:hint="eastAsia"/>
@@ -4640,9 +4909,9 @@
           <w:szCs w:val="20"/>
           <w:lang w:eastAsia="ko-KR"/>
         </w:rPr>
-        <w:t>total_sites</w:t>
+        <w:t xml:space="preserve">{{ </w:t>
       </w:r>
-      <w:proofErr w:type="spellEnd"/>
+      <w:proofErr w:type="spellStart"/>
       <w:r>
         <w:rPr>
           <w:rFonts w:ascii="맑은 고딕" w:eastAsia="맑은 고딕" w:hAnsi="맑은 고딕" w:hint="eastAsia"/>
@@ -4653,7 +4922,59 @@
           <w:szCs w:val="20"/>
           <w:lang w:eastAsia="ko-KR"/>
         </w:rPr>
-        <w:t xml:space="preserve"> }}` - 총 사업장 수</w:t>
+        <w:t>total</w:t>
+      </w:r>
+      <w:proofErr w:type="gramEnd"/>
+      <w:r>
+        <w:rPr>
+          <w:rFonts w:ascii="맑은 고딕" w:eastAsia="맑은 고딕" w:hAnsi="맑은 고딕" w:hint="eastAsia"/>
+          <w:b/>
+          <w:bCs/>
+          <w:color w:val="auto"/>
+          <w:sz w:val="20"/>
+          <w:szCs w:val="20"/>
+          <w:lang w:eastAsia="ko-KR"/>
+        </w:rPr>
+        <w:t>_</w:t>
+      </w:r>
+      <w:proofErr w:type="gramStart"/>
+      <w:r>
+        <w:rPr>
+          <w:rFonts w:ascii="맑은 고딕" w:eastAsia="맑은 고딕" w:hAnsi="맑은 고딕" w:hint="eastAsia"/>
+          <w:b/>
+          <w:bCs/>
+          <w:color w:val="auto"/>
+          <w:sz w:val="20"/>
+          <w:szCs w:val="20"/>
+          <w:lang w:eastAsia="ko-KR"/>
+        </w:rPr>
+        <w:t>sites</w:t>
+      </w:r>
+      <w:proofErr w:type="spellEnd"/>
+      <w:r>
+        <w:rPr>
+          <w:rFonts w:ascii="맑은 고딕" w:eastAsia="맑은 고딕" w:hAnsi="맑은 고딕" w:hint="eastAsia"/>
+          <w:b/>
+          <w:bCs/>
+          <w:color w:val="auto"/>
+          <w:sz w:val="20"/>
+          <w:szCs w:val="20"/>
+          <w:lang w:eastAsia="ko-KR"/>
+        </w:rPr>
+        <w:t xml:space="preserve"> }</w:t>
+      </w:r>
+      <w:proofErr w:type="gramEnd"/>
+      <w:r>
+        <w:rPr>
+          <w:rFonts w:ascii="맑은 고딕" w:eastAsia="맑은 고딕" w:hAnsi="맑은 고딕" w:hint="eastAsia"/>
+          <w:b/>
+          <w:bCs/>
+          <w:color w:val="auto"/>
+          <w:sz w:val="20"/>
+          <w:szCs w:val="20"/>
+          <w:lang w:eastAsia="ko-KR"/>
+        </w:rPr>
+        <w:t>}` - 총 사업장 수</w:t>
       </w:r>
     </w:p>
     <w:p>
@@ -4680,9 +5001,9 @@
           <w:szCs w:val="20"/>
           <w:lang w:eastAsia="ko-KR"/>
         </w:rPr>
-        <w:t>- `{</w:t>
+        <w:t>- `</w:t>
       </w:r>
-      <w:proofErr w:type="spellStart"/>
+      <w:proofErr w:type="gramStart"/>
       <w:r>
         <w:rPr>
           <w:rFonts w:ascii="맑은 고딕" w:eastAsia="맑은 고딕" w:hAnsi="맑은 고딕" w:hint="eastAsia"/>
@@ -4693,9 +5014,9 @@
           <w:szCs w:val="20"/>
           <w:lang w:eastAsia="ko-KR"/>
         </w:rPr>
-        <w:t>total_employees</w:t>
+        <w:t xml:space="preserve">{{ </w:t>
       </w:r>
-      <w:proofErr w:type="spellEnd"/>
+      <w:proofErr w:type="spellStart"/>
       <w:r>
         <w:rPr>
           <w:rFonts w:ascii="맑은 고딕" w:eastAsia="맑은 고딕" w:hAnsi="맑은 고딕" w:hint="eastAsia"/>
@@ -4706,7 +5027,59 @@
           <w:szCs w:val="20"/>
           <w:lang w:eastAsia="ko-KR"/>
         </w:rPr>
-        <w:t xml:space="preserve"> }}` - 총 직원 수</w:t>
+        <w:t>total</w:t>
+      </w:r>
+      <w:proofErr w:type="gramEnd"/>
+      <w:r>
+        <w:rPr>
+          <w:rFonts w:ascii="맑은 고딕" w:eastAsia="맑은 고딕" w:hAnsi="맑은 고딕" w:hint="eastAsia"/>
+          <w:b/>
+          <w:bCs/>
+          <w:color w:val="auto"/>
+          <w:sz w:val="20"/>
+          <w:szCs w:val="20"/>
+          <w:lang w:eastAsia="ko-KR"/>
+        </w:rPr>
+        <w:t>_</w:t>
+      </w:r>
+      <w:proofErr w:type="gramStart"/>
+      <w:r>
+        <w:rPr>
+          <w:rFonts w:ascii="맑은 고딕" w:eastAsia="맑은 고딕" w:hAnsi="맑은 고딕" w:hint="eastAsia"/>
+          <w:b/>
+          <w:bCs/>
+          <w:color w:val="auto"/>
+          <w:sz w:val="20"/>
+          <w:szCs w:val="20"/>
+          <w:lang w:eastAsia="ko-KR"/>
+        </w:rPr>
+        <w:t>employees</w:t>
+      </w:r>
+      <w:proofErr w:type="spellEnd"/>
+      <w:r>
+        <w:rPr>
+          <w:rFonts w:ascii="맑은 고딕" w:eastAsia="맑은 고딕" w:hAnsi="맑은 고딕" w:hint="eastAsia"/>
+          <w:b/>
+          <w:bCs/>
+          <w:color w:val="auto"/>
+          <w:sz w:val="20"/>
+          <w:szCs w:val="20"/>
+          <w:lang w:eastAsia="ko-KR"/>
+        </w:rPr>
+        <w:t xml:space="preserve"> }</w:t>
+      </w:r>
+      <w:proofErr w:type="gramEnd"/>
+      <w:r>
+        <w:rPr>
+          <w:rFonts w:ascii="맑은 고딕" w:eastAsia="맑은 고딕" w:hAnsi="맑은 고딕" w:hint="eastAsia"/>
+          <w:b/>
+          <w:bCs/>
+          <w:color w:val="auto"/>
+          <w:sz w:val="20"/>
+          <w:szCs w:val="20"/>
+          <w:lang w:eastAsia="ko-KR"/>
+        </w:rPr>
+        <w:t>}` - 총 직원 수</w:t>
       </w:r>
     </w:p>
     <w:p>
@@ -5327,7 +5700,7 @@
             <w:pPr>
               <w:pStyle w:val="TableText"/>
               <w:rPr>
-                <w:rFonts w:ascii="맑은 고딕" w:eastAsia="맑은 고딕" w:hAnsi="맑은 고딕"/>
+                <w:rFonts w:ascii="맑은 고딕" w:eastAsia="맑은 고딕" w:hAnsi="맑은 고딕" w:hint="eastAsia"/>
                 <w:sz w:val="18"/>
                 <w:szCs w:val="18"/>
                 <w:lang w:eastAsia="ko-KR"/>
@@ -5363,14 +5736,35 @@
                 <w:lang w:eastAsia="ko-KR"/>
               </w:rPr>
             </w:pPr>
-            <w:r>
-              <w:rPr>
-                <w:rFonts w:ascii="맑은 고딕" w:eastAsia="맑은 고딕" w:hAnsi="맑은 고딕"/>
-                <w:sz w:val="18"/>
-                <w:szCs w:val="18"/>
-                <w:lang w:eastAsia="ko-KR"/>
-              </w:rPr>
-              <w:t>{iso9001_stage1_2_days}</w:t>
+            <w:proofErr w:type="gramStart"/>
+            <w:r>
+              <w:rPr>
+                <w:rFonts w:ascii="맑은 고딕" w:eastAsia="맑은 고딕" w:hAnsi="맑은 고딕"/>
+                <w:sz w:val="18"/>
+                <w:szCs w:val="18"/>
+                <w:lang w:eastAsia="ko-KR"/>
+              </w:rPr>
+              <w:t>{{ iso</w:t>
+            </w:r>
+            <w:proofErr w:type="gramEnd"/>
+            <w:r>
+              <w:rPr>
+                <w:rFonts w:ascii="맑은 고딕" w:eastAsia="맑은 고딕" w:hAnsi="맑은 고딕"/>
+                <w:sz w:val="18"/>
+                <w:szCs w:val="18"/>
+                <w:lang w:eastAsia="ko-KR"/>
+              </w:rPr>
+              <w:t>9001_stage1_2_</w:t>
+            </w:r>
+            <w:proofErr w:type="gramStart"/>
+            <w:r>
+              <w:rPr>
+                <w:rFonts w:ascii="맑은 고딕" w:eastAsia="맑은 고딕" w:hAnsi="맑은 고딕"/>
+                <w:sz w:val="18"/>
+                <w:szCs w:val="18"/>
+                <w:lang w:eastAsia="ko-KR"/>
+              </w:rPr>
+              <w:t>days }}</w:t>
             </w:r>
             <w:r>
               <w:rPr>
@@ -5381,6 +5775,7 @@
               </w:rPr>
               <w:t>days</w:t>
             </w:r>
+            <w:proofErr w:type="gramEnd"/>
           </w:p>
           <w:p>
             <w:pPr>
@@ -5401,14 +5796,35 @@
               </w:rPr>
               <w:t xml:space="preserve">(Stage1: </w:t>
             </w:r>
-            <w:r>
-              <w:rPr>
-                <w:rFonts w:ascii="맑은 고딕" w:eastAsia="맑은 고딕" w:hAnsi="맑은 고딕"/>
-                <w:sz w:val="18"/>
-                <w:szCs w:val="18"/>
-                <w:lang w:eastAsia="ko-KR"/>
-              </w:rPr>
-              <w:t>{{ iso9001_stage1_days}</w:t>
+            <w:proofErr w:type="gramStart"/>
+            <w:r>
+              <w:rPr>
+                <w:rFonts w:ascii="맑은 고딕" w:eastAsia="맑은 고딕" w:hAnsi="맑은 고딕"/>
+                <w:sz w:val="18"/>
+                <w:szCs w:val="18"/>
+                <w:lang w:eastAsia="ko-KR"/>
+              </w:rPr>
+              <w:t>{{ iso</w:t>
+            </w:r>
+            <w:proofErr w:type="gramEnd"/>
+            <w:r>
+              <w:rPr>
+                <w:rFonts w:ascii="맑은 고딕" w:eastAsia="맑은 고딕" w:hAnsi="맑은 고딕"/>
+                <w:sz w:val="18"/>
+                <w:szCs w:val="18"/>
+                <w:lang w:eastAsia="ko-KR"/>
+              </w:rPr>
+              <w:t>9001_stage1_</w:t>
+            </w:r>
+            <w:proofErr w:type="gramStart"/>
+            <w:r>
+              <w:rPr>
+                <w:rFonts w:ascii="맑은 고딕" w:eastAsia="맑은 고딕" w:hAnsi="맑은 고딕"/>
+                <w:sz w:val="18"/>
+                <w:szCs w:val="18"/>
+                <w:lang w:eastAsia="ko-KR"/>
+              </w:rPr>
+              <w:t>days }}</w:t>
             </w:r>
             <w:r>
               <w:rPr>
@@ -5419,6 +5835,7 @@
               </w:rPr>
               <w:t>days</w:t>
             </w:r>
+            <w:proofErr w:type="gramEnd"/>
             <w:r>
               <w:rPr>
                 <w:rFonts w:ascii="맑은 고딕" w:eastAsia="맑은 고딕" w:hAnsi="맑은 고딕"/>
@@ -5437,14 +5854,25 @@
               </w:rPr>
               <w:t xml:space="preserve"> Stage2: </w:t>
             </w:r>
-            <w:r>
-              <w:rPr>
-                <w:rFonts w:ascii="맑은 고딕" w:eastAsia="맑은 고딕" w:hAnsi="맑은 고딕"/>
-                <w:sz w:val="18"/>
-                <w:szCs w:val="18"/>
-                <w:lang w:eastAsia="ko-KR"/>
-              </w:rPr>
-              <w:t>{{ iso9001_stage</w:t>
+            <w:proofErr w:type="gramStart"/>
+            <w:r>
+              <w:rPr>
+                <w:rFonts w:ascii="맑은 고딕" w:eastAsia="맑은 고딕" w:hAnsi="맑은 고딕"/>
+                <w:sz w:val="18"/>
+                <w:szCs w:val="18"/>
+                <w:lang w:eastAsia="ko-KR"/>
+              </w:rPr>
+              <w:t>{{ iso</w:t>
+            </w:r>
+            <w:proofErr w:type="gramEnd"/>
+            <w:r>
+              <w:rPr>
+                <w:rFonts w:ascii="맑은 고딕" w:eastAsia="맑은 고딕" w:hAnsi="맑은 고딕"/>
+                <w:sz w:val="18"/>
+                <w:szCs w:val="18"/>
+                <w:lang w:eastAsia="ko-KR"/>
+              </w:rPr>
+              <w:t>9001_stage</w:t>
             </w:r>
             <w:r>
               <w:rPr>
@@ -5462,7 +5890,17 @@
                 <w:szCs w:val="18"/>
                 <w:lang w:eastAsia="ko-KR"/>
               </w:rPr>
-              <w:t>_days}</w:t>
+              <w:t>_</w:t>
+            </w:r>
+            <w:proofErr w:type="gramStart"/>
+            <w:r>
+              <w:rPr>
+                <w:rFonts w:ascii="맑은 고딕" w:eastAsia="맑은 고딕" w:hAnsi="맑은 고딕"/>
+                <w:sz w:val="18"/>
+                <w:szCs w:val="18"/>
+                <w:lang w:eastAsia="ko-KR"/>
+              </w:rPr>
+              <w:t>days }}</w:t>
             </w:r>
             <w:r>
               <w:rPr>
@@ -5471,7 +5909,17 @@
                 <w:szCs w:val="18"/>
                 <w:lang w:eastAsia="ko-KR"/>
               </w:rPr>
-              <w:t>days)</w:t>
+              <w:t>days</w:t>
+            </w:r>
+            <w:proofErr w:type="gramEnd"/>
+            <w:r>
+              <w:rPr>
+                <w:rFonts w:ascii="맑은 고딕" w:eastAsia="맑은 고딕" w:hAnsi="맑은 고딕" w:hint="eastAsia"/>
+                <w:sz w:val="18"/>
+                <w:szCs w:val="18"/>
+                <w:lang w:eastAsia="ko-KR"/>
+              </w:rPr>
+              <w:t>)</w:t>
             </w:r>
           </w:p>
         </w:tc>
@@ -5493,14 +5941,25 @@
                 <w:szCs w:val="18"/>
               </w:rPr>
             </w:pPr>
-            <w:r>
-              <w:rPr>
-                <w:rFonts w:ascii="맑은 고딕" w:eastAsia="맑은 고딕" w:hAnsi="맑은 고딕"/>
-                <w:sz w:val="18"/>
-                <w:szCs w:val="18"/>
-                <w:lang w:eastAsia="ko-KR"/>
-              </w:rPr>
-              <w:t xml:space="preserve">{iso9001_stage1_2_cost </w:t>
+            <w:proofErr w:type="gramStart"/>
+            <w:r>
+              <w:rPr>
+                <w:rFonts w:ascii="맑은 고딕" w:eastAsia="맑은 고딕" w:hAnsi="맑은 고딕"/>
+                <w:sz w:val="18"/>
+                <w:szCs w:val="18"/>
+                <w:lang w:eastAsia="ko-KR"/>
+              </w:rPr>
+              <w:t>{{ iso</w:t>
+            </w:r>
+            <w:proofErr w:type="gramEnd"/>
+            <w:r>
+              <w:rPr>
+                <w:rFonts w:ascii="맑은 고딕" w:eastAsia="맑은 고딕" w:hAnsi="맑은 고딕"/>
+                <w:sz w:val="18"/>
+                <w:szCs w:val="18"/>
+                <w:lang w:eastAsia="ko-KR"/>
+              </w:rPr>
+              <w:t xml:space="preserve">9001_stage1_2_cost </w:t>
             </w:r>
             <w:r>
               <w:rPr>
@@ -5519,7 +5978,17 @@
                 <w:szCs w:val="18"/>
                 <w:lang w:eastAsia="ko-KR"/>
               </w:rPr>
-              <w:t>format_currency</w:t>
+              <w:t>format_</w:t>
+            </w:r>
+            <w:proofErr w:type="gramStart"/>
+            <w:r>
+              <w:rPr>
+                <w:rFonts w:ascii="맑은 고딕" w:eastAsia="맑은 고딕" w:hAnsi="맑은 고딕" w:hint="eastAsia"/>
+                <w:sz w:val="18"/>
+                <w:szCs w:val="18"/>
+                <w:lang w:eastAsia="ko-KR"/>
+              </w:rPr>
+              <w:t>currency</w:t>
             </w:r>
             <w:proofErr w:type="spellEnd"/>
             <w:r>
@@ -5538,7 +6007,17 @@
                 <w:szCs w:val="18"/>
                 <w:lang w:eastAsia="ko-KR"/>
               </w:rPr>
-              <w:t>}}</w:t>
+              <w:t>}</w:t>
+            </w:r>
+            <w:proofErr w:type="gramEnd"/>
+            <w:r>
+              <w:rPr>
+                <w:rFonts w:ascii="맑은 고딕" w:eastAsia="맑은 고딕" w:hAnsi="맑은 고딕"/>
+                <w:sz w:val="18"/>
+                <w:szCs w:val="18"/>
+                <w:lang w:eastAsia="ko-KR"/>
+              </w:rPr>
+              <w:t>}</w:t>
             </w:r>
             <w:r>
               <w:rPr>
@@ -5570,14 +6049,45 @@
                 <w:lang w:eastAsia="ko-KR"/>
               </w:rPr>
             </w:pPr>
-            <w:r>
-              <w:rPr>
-                <w:rFonts w:ascii="맑은 고딕" w:eastAsia="맑은 고딕" w:hAnsi="맑은 고딕"/>
-                <w:sz w:val="18"/>
-                <w:szCs w:val="18"/>
-                <w:lang w:eastAsia="ko-KR"/>
-              </w:rPr>
-              <w:t>{iso9001_surveillance_days }}</w:t>
+            <w:proofErr w:type="gramStart"/>
+            <w:r>
+              <w:rPr>
+                <w:rFonts w:ascii="맑은 고딕" w:eastAsia="맑은 고딕" w:hAnsi="맑은 고딕"/>
+                <w:sz w:val="18"/>
+                <w:szCs w:val="18"/>
+                <w:lang w:eastAsia="ko-KR"/>
+              </w:rPr>
+              <w:t>{{ iso</w:t>
+            </w:r>
+            <w:proofErr w:type="gramEnd"/>
+            <w:r>
+              <w:rPr>
+                <w:rFonts w:ascii="맑은 고딕" w:eastAsia="맑은 고딕" w:hAnsi="맑은 고딕"/>
+                <w:sz w:val="18"/>
+                <w:szCs w:val="18"/>
+                <w:lang w:eastAsia="ko-KR"/>
+              </w:rPr>
+              <w:t>9001_surveillance_</w:t>
+            </w:r>
+            <w:proofErr w:type="gramStart"/>
+            <w:r>
+              <w:rPr>
+                <w:rFonts w:ascii="맑은 고딕" w:eastAsia="맑은 고딕" w:hAnsi="맑은 고딕"/>
+                <w:sz w:val="18"/>
+                <w:szCs w:val="18"/>
+                <w:lang w:eastAsia="ko-KR"/>
+              </w:rPr>
+              <w:t>days }</w:t>
+            </w:r>
+            <w:proofErr w:type="gramEnd"/>
+            <w:r>
+              <w:rPr>
+                <w:rFonts w:ascii="맑은 고딕" w:eastAsia="맑은 고딕" w:hAnsi="맑은 고딕"/>
+                <w:sz w:val="18"/>
+                <w:szCs w:val="18"/>
+                <w:lang w:eastAsia="ko-KR"/>
+              </w:rPr>
+              <w:t>}</w:t>
             </w:r>
             <w:r>
               <w:rPr>
@@ -5679,15 +6189,17 @@
                 <w:lang w:eastAsia="ko-KR"/>
               </w:rPr>
             </w:pPr>
-            <w:r>
-              <w:rPr>
-                <w:rFonts w:ascii="맑은 고딕" w:eastAsia="맑은 고딕" w:hAnsi="맑은 고딕"/>
-                <w:sz w:val="18"/>
-                <w:szCs w:val="18"/>
-                <w:lang w:eastAsia="ko-KR"/>
-              </w:rPr>
-              <w:t>{iso</w:t>
-            </w:r>
+            <w:proofErr w:type="gramStart"/>
+            <w:r>
+              <w:rPr>
+                <w:rFonts w:ascii="맑은 고딕" w:eastAsia="맑은 고딕" w:hAnsi="맑은 고딕"/>
+                <w:sz w:val="18"/>
+                <w:szCs w:val="18"/>
+                <w:lang w:eastAsia="ko-KR"/>
+              </w:rPr>
+              <w:t>{{ iso</w:t>
+            </w:r>
+            <w:proofErr w:type="gramEnd"/>
             <w:r>
               <w:rPr>
                 <w:rFonts w:ascii="맑은 고딕" w:eastAsia="맑은 고딕" w:hAnsi="맑은 고딕" w:hint="eastAsia"/>
@@ -5704,8 +6216,19 @@
                 <w:szCs w:val="18"/>
                 <w:lang w:eastAsia="ko-KR"/>
               </w:rPr>
-              <w:t>001_stage1_2_days}days</w:t>
-            </w:r>
+              <w:t>001_stage1_2_</w:t>
+            </w:r>
+            <w:proofErr w:type="gramStart"/>
+            <w:r>
+              <w:rPr>
+                <w:rFonts w:ascii="맑은 고딕" w:eastAsia="맑은 고딕" w:hAnsi="맑은 고딕"/>
+                <w:sz w:val="18"/>
+                <w:szCs w:val="18"/>
+                <w:lang w:eastAsia="ko-KR"/>
+              </w:rPr>
+              <w:t>days }}days</w:t>
+            </w:r>
+            <w:proofErr w:type="gramEnd"/>
           </w:p>
           <w:p>
             <w:pPr>
@@ -5727,6 +6250,7 @@
               </w:rPr>
               <w:t xml:space="preserve">(Stage1: </w:t>
             </w:r>
+            <w:proofErr w:type="gramStart"/>
             <w:r>
               <w:rPr>
                 <w:rFonts w:ascii="맑은 고딕" w:eastAsia="맑은 고딕" w:hAnsi="맑은 고딕"/>
@@ -5736,6 +6260,7 @@
               </w:rPr>
               <w:t>{{ iso</w:t>
             </w:r>
+            <w:proofErr w:type="gramEnd"/>
             <w:r>
               <w:rPr>
                 <w:rFonts w:ascii="맑은 고딕" w:eastAsia="맑은 고딕" w:hAnsi="맑은 고딕" w:hint="eastAsia"/>
@@ -5752,7 +6277,17 @@
                 <w:szCs w:val="18"/>
                 <w:lang w:eastAsia="ko-KR"/>
               </w:rPr>
-              <w:t>001_stage1_days}</w:t>
+              <w:t>001_stage1_</w:t>
+            </w:r>
+            <w:proofErr w:type="gramStart"/>
+            <w:r>
+              <w:rPr>
+                <w:rFonts w:ascii="맑은 고딕" w:eastAsia="맑은 고딕" w:hAnsi="맑은 고딕"/>
+                <w:sz w:val="18"/>
+                <w:szCs w:val="18"/>
+                <w:lang w:eastAsia="ko-KR"/>
+              </w:rPr>
+              <w:t>days }}</w:t>
             </w:r>
             <w:r>
               <w:rPr>
@@ -5763,6 +6298,7 @@
               </w:rPr>
               <w:t>days</w:t>
             </w:r>
+            <w:proofErr w:type="gramEnd"/>
             <w:r>
               <w:rPr>
                 <w:rFonts w:ascii="맑은 고딕" w:eastAsia="맑은 고딕" w:hAnsi="맑은 고딕"/>
@@ -5781,6 +6317,7 @@
               </w:rPr>
               <w:t xml:space="preserve"> Stage2: </w:t>
             </w:r>
+            <w:proofErr w:type="gramStart"/>
             <w:r>
               <w:rPr>
                 <w:rFonts w:ascii="맑은 고딕" w:eastAsia="맑은 고딕" w:hAnsi="맑은 고딕"/>
@@ -5790,6 +6327,7 @@
               </w:rPr>
               <w:t>{{ iso</w:t>
             </w:r>
+            <w:proofErr w:type="gramEnd"/>
             <w:r>
               <w:rPr>
                 <w:rFonts w:ascii="맑은 고딕" w:eastAsia="맑은 고딕" w:hAnsi="맑은 고딕" w:hint="eastAsia"/>
@@ -5824,7 +6362,17 @@
                 <w:szCs w:val="18"/>
                 <w:lang w:eastAsia="ko-KR"/>
               </w:rPr>
-              <w:t>_days}</w:t>
+              <w:t>_</w:t>
+            </w:r>
+            <w:proofErr w:type="gramStart"/>
+            <w:r>
+              <w:rPr>
+                <w:rFonts w:ascii="맑은 고딕" w:eastAsia="맑은 고딕" w:hAnsi="맑은 고딕"/>
+                <w:sz w:val="18"/>
+                <w:szCs w:val="18"/>
+                <w:lang w:eastAsia="ko-KR"/>
+              </w:rPr>
+              <w:t>days }}</w:t>
             </w:r>
             <w:r>
               <w:rPr>
@@ -5833,7 +6381,17 @@
                 <w:szCs w:val="18"/>
                 <w:lang w:eastAsia="ko-KR"/>
               </w:rPr>
-              <w:t>days)</w:t>
+              <w:t>days</w:t>
+            </w:r>
+            <w:proofErr w:type="gramEnd"/>
+            <w:r>
+              <w:rPr>
+                <w:rFonts w:ascii="맑은 고딕" w:eastAsia="맑은 고딕" w:hAnsi="맑은 고딕" w:hint="eastAsia"/>
+                <w:sz w:val="18"/>
+                <w:szCs w:val="18"/>
+                <w:lang w:eastAsia="ko-KR"/>
+              </w:rPr>
+              <w:t>)</w:t>
             </w:r>
           </w:p>
         </w:tc>
@@ -5856,15 +6414,17 @@
                 <w:lang w:eastAsia="ko-KR"/>
               </w:rPr>
             </w:pPr>
-            <w:r>
-              <w:rPr>
-                <w:rFonts w:ascii="맑은 고딕" w:eastAsia="맑은 고딕" w:hAnsi="맑은 고딕"/>
-                <w:sz w:val="18"/>
-                <w:szCs w:val="18"/>
-                <w:lang w:eastAsia="ko-KR"/>
-              </w:rPr>
-              <w:t>{iso</w:t>
-            </w:r>
+            <w:proofErr w:type="gramStart"/>
+            <w:r>
+              <w:rPr>
+                <w:rFonts w:ascii="맑은 고딕" w:eastAsia="맑은 고딕" w:hAnsi="맑은 고딕"/>
+                <w:sz w:val="18"/>
+                <w:szCs w:val="18"/>
+                <w:lang w:eastAsia="ko-KR"/>
+              </w:rPr>
+              <w:t>{{ iso</w:t>
+            </w:r>
+            <w:proofErr w:type="gramEnd"/>
             <w:r>
               <w:rPr>
                 <w:rFonts w:ascii="맑은 고딕" w:eastAsia="맑은 고딕" w:hAnsi="맑은 고딕" w:hint="eastAsia"/>
@@ -5900,7 +6460,17 @@
                 <w:szCs w:val="18"/>
                 <w:lang w:eastAsia="ko-KR"/>
               </w:rPr>
-              <w:t>format_currency</w:t>
+              <w:t>format_</w:t>
+            </w:r>
+            <w:proofErr w:type="gramStart"/>
+            <w:r>
+              <w:rPr>
+                <w:rFonts w:ascii="맑은 고딕" w:eastAsia="맑은 고딕" w:hAnsi="맑은 고딕" w:hint="eastAsia"/>
+                <w:sz w:val="18"/>
+                <w:szCs w:val="18"/>
+                <w:lang w:eastAsia="ko-KR"/>
+              </w:rPr>
+              <w:t>currency</w:t>
             </w:r>
             <w:proofErr w:type="spellEnd"/>
             <w:r>
@@ -5919,7 +6489,17 @@
                 <w:szCs w:val="18"/>
                 <w:lang w:eastAsia="ko-KR"/>
               </w:rPr>
-              <w:t>}}</w:t>
+              <w:t>}</w:t>
+            </w:r>
+            <w:proofErr w:type="gramEnd"/>
+            <w:r>
+              <w:rPr>
+                <w:rFonts w:ascii="맑은 고딕" w:eastAsia="맑은 고딕" w:hAnsi="맑은 고딕"/>
+                <w:sz w:val="18"/>
+                <w:szCs w:val="18"/>
+                <w:lang w:eastAsia="ko-KR"/>
+              </w:rPr>
+              <w:t>}</w:t>
             </w:r>
             <w:r>
               <w:rPr>
@@ -5951,15 +6531,17 @@
                 <w:lang w:eastAsia="ko-KR"/>
               </w:rPr>
             </w:pPr>
-            <w:r>
-              <w:rPr>
-                <w:rFonts w:ascii="맑은 고딕" w:eastAsia="맑은 고딕" w:hAnsi="맑은 고딕"/>
-                <w:sz w:val="18"/>
-                <w:szCs w:val="18"/>
-                <w:lang w:eastAsia="ko-KR"/>
-              </w:rPr>
-              <w:t>{iso</w:t>
-            </w:r>
+            <w:proofErr w:type="gramStart"/>
+            <w:r>
+              <w:rPr>
+                <w:rFonts w:ascii="맑은 고딕" w:eastAsia="맑은 고딕" w:hAnsi="맑은 고딕"/>
+                <w:sz w:val="18"/>
+                <w:szCs w:val="18"/>
+                <w:lang w:eastAsia="ko-KR"/>
+              </w:rPr>
+              <w:t>{{ iso</w:t>
+            </w:r>
+            <w:proofErr w:type="gramEnd"/>
             <w:r>
               <w:rPr>
                 <w:rFonts w:ascii="맑은 고딕" w:eastAsia="맑은 고딕" w:hAnsi="맑은 고딕" w:hint="eastAsia"/>
@@ -5976,7 +6558,27 @@
                 <w:szCs w:val="18"/>
                 <w:lang w:eastAsia="ko-KR"/>
               </w:rPr>
-              <w:t>001_surveillance_days }}</w:t>
+              <w:t>001_surveillance_</w:t>
+            </w:r>
+            <w:proofErr w:type="gramStart"/>
+            <w:r>
+              <w:rPr>
+                <w:rFonts w:ascii="맑은 고딕" w:eastAsia="맑은 고딕" w:hAnsi="맑은 고딕"/>
+                <w:sz w:val="18"/>
+                <w:szCs w:val="18"/>
+                <w:lang w:eastAsia="ko-KR"/>
+              </w:rPr>
+              <w:t>days }</w:t>
+            </w:r>
+            <w:proofErr w:type="gramEnd"/>
+            <w:r>
+              <w:rPr>
+                <w:rFonts w:ascii="맑은 고딕" w:eastAsia="맑은 고딕" w:hAnsi="맑은 고딕"/>
+                <w:sz w:val="18"/>
+                <w:szCs w:val="18"/>
+                <w:lang w:eastAsia="ko-KR"/>
+              </w:rPr>
+              <w:t>}</w:t>
             </w:r>
             <w:r>
               <w:rPr>
@@ -6078,15 +6680,17 @@
                 <w:lang w:eastAsia="ko-KR"/>
               </w:rPr>
             </w:pPr>
-            <w:r>
-              <w:rPr>
-                <w:rFonts w:ascii="맑은 고딕" w:eastAsia="맑은 고딕" w:hAnsi="맑은 고딕"/>
-                <w:sz w:val="18"/>
-                <w:szCs w:val="18"/>
-                <w:lang w:eastAsia="ko-KR"/>
-              </w:rPr>
-              <w:t>{iso</w:t>
-            </w:r>
+            <w:proofErr w:type="gramStart"/>
+            <w:r>
+              <w:rPr>
+                <w:rFonts w:ascii="맑은 고딕" w:eastAsia="맑은 고딕" w:hAnsi="맑은 고딕"/>
+                <w:sz w:val="18"/>
+                <w:szCs w:val="18"/>
+                <w:lang w:eastAsia="ko-KR"/>
+              </w:rPr>
+              <w:t>{{ iso</w:t>
+            </w:r>
+            <w:proofErr w:type="gramEnd"/>
             <w:r>
               <w:rPr>
                 <w:rFonts w:ascii="맑은 고딕" w:eastAsia="맑은 고딕" w:hAnsi="맑은 고딕" w:hint="eastAsia"/>
@@ -6103,8 +6707,19 @@
                 <w:szCs w:val="18"/>
                 <w:lang w:eastAsia="ko-KR"/>
               </w:rPr>
-              <w:t>001_stage1_2_days}days</w:t>
-            </w:r>
+              <w:t>001_stage1_2_</w:t>
+            </w:r>
+            <w:proofErr w:type="gramStart"/>
+            <w:r>
+              <w:rPr>
+                <w:rFonts w:ascii="맑은 고딕" w:eastAsia="맑은 고딕" w:hAnsi="맑은 고딕"/>
+                <w:sz w:val="18"/>
+                <w:szCs w:val="18"/>
+                <w:lang w:eastAsia="ko-KR"/>
+              </w:rPr>
+              <w:t>days }}days</w:t>
+            </w:r>
+            <w:proofErr w:type="gramEnd"/>
           </w:p>
           <w:p>
             <w:pPr>
@@ -6126,6 +6741,7 @@
               </w:rPr>
               <w:t xml:space="preserve">(Stage1: </w:t>
             </w:r>
+            <w:proofErr w:type="gramStart"/>
             <w:r>
               <w:rPr>
                 <w:rFonts w:ascii="맑은 고딕" w:eastAsia="맑은 고딕" w:hAnsi="맑은 고딕"/>
@@ -6135,6 +6751,7 @@
               </w:rPr>
               <w:t>{{ iso</w:t>
             </w:r>
+            <w:proofErr w:type="gramEnd"/>
             <w:r>
               <w:rPr>
                 <w:rFonts w:ascii="맑은 고딕" w:eastAsia="맑은 고딕" w:hAnsi="맑은 고딕" w:hint="eastAsia"/>
@@ -6151,7 +6768,17 @@
                 <w:szCs w:val="18"/>
                 <w:lang w:eastAsia="ko-KR"/>
               </w:rPr>
-              <w:t>001_stage1_days}</w:t>
+              <w:t>001_stage1_</w:t>
+            </w:r>
+            <w:proofErr w:type="gramStart"/>
+            <w:r>
+              <w:rPr>
+                <w:rFonts w:ascii="맑은 고딕" w:eastAsia="맑은 고딕" w:hAnsi="맑은 고딕"/>
+                <w:sz w:val="18"/>
+                <w:szCs w:val="18"/>
+                <w:lang w:eastAsia="ko-KR"/>
+              </w:rPr>
+              <w:t>days }}</w:t>
             </w:r>
             <w:r>
               <w:rPr>
@@ -6162,6 +6789,7 @@
               </w:rPr>
               <w:t>days</w:t>
             </w:r>
+            <w:proofErr w:type="gramEnd"/>
             <w:r>
               <w:rPr>
                 <w:rFonts w:ascii="맑은 고딕" w:eastAsia="맑은 고딕" w:hAnsi="맑은 고딕"/>
@@ -6180,6 +6808,7 @@
               </w:rPr>
               <w:t xml:space="preserve"> Stage2: </w:t>
             </w:r>
+            <w:proofErr w:type="gramStart"/>
             <w:r>
               <w:rPr>
                 <w:rFonts w:ascii="맑은 고딕" w:eastAsia="맑은 고딕" w:hAnsi="맑은 고딕"/>
@@ -6189,6 +6818,7 @@
               </w:rPr>
               <w:t>{{ iso</w:t>
             </w:r>
+            <w:proofErr w:type="gramEnd"/>
             <w:r>
               <w:rPr>
                 <w:rFonts w:ascii="맑은 고딕" w:eastAsia="맑은 고딕" w:hAnsi="맑은 고딕" w:hint="eastAsia"/>
@@ -6223,7 +6853,17 @@
                 <w:szCs w:val="18"/>
                 <w:lang w:eastAsia="ko-KR"/>
               </w:rPr>
-              <w:t>_days}</w:t>
+              <w:t>_</w:t>
+            </w:r>
+            <w:proofErr w:type="gramStart"/>
+            <w:r>
+              <w:rPr>
+                <w:rFonts w:ascii="맑은 고딕" w:eastAsia="맑은 고딕" w:hAnsi="맑은 고딕"/>
+                <w:sz w:val="18"/>
+                <w:szCs w:val="18"/>
+                <w:lang w:eastAsia="ko-KR"/>
+              </w:rPr>
+              <w:t>days }}</w:t>
             </w:r>
             <w:r>
               <w:rPr>
@@ -6232,7 +6872,17 @@
                 <w:szCs w:val="18"/>
                 <w:lang w:eastAsia="ko-KR"/>
               </w:rPr>
-              <w:t>days)</w:t>
+              <w:t>days</w:t>
+            </w:r>
+            <w:proofErr w:type="gramEnd"/>
+            <w:r>
+              <w:rPr>
+                <w:rFonts w:ascii="맑은 고딕" w:eastAsia="맑은 고딕" w:hAnsi="맑은 고딕" w:hint="eastAsia"/>
+                <w:sz w:val="18"/>
+                <w:szCs w:val="18"/>
+                <w:lang w:eastAsia="ko-KR"/>
+              </w:rPr>
+              <w:t>)</w:t>
             </w:r>
           </w:p>
         </w:tc>
@@ -6255,15 +6905,17 @@
                 <w:lang w:eastAsia="ko-KR"/>
               </w:rPr>
             </w:pPr>
-            <w:r>
-              <w:rPr>
-                <w:rFonts w:ascii="맑은 고딕" w:eastAsia="맑은 고딕" w:hAnsi="맑은 고딕"/>
-                <w:sz w:val="18"/>
-                <w:szCs w:val="18"/>
-                <w:lang w:eastAsia="ko-KR"/>
-              </w:rPr>
-              <w:t>{iso</w:t>
-            </w:r>
+            <w:proofErr w:type="gramStart"/>
+            <w:r>
+              <w:rPr>
+                <w:rFonts w:ascii="맑은 고딕" w:eastAsia="맑은 고딕" w:hAnsi="맑은 고딕"/>
+                <w:sz w:val="18"/>
+                <w:szCs w:val="18"/>
+                <w:lang w:eastAsia="ko-KR"/>
+              </w:rPr>
+              <w:t>{{ iso</w:t>
+            </w:r>
+            <w:proofErr w:type="gramEnd"/>
             <w:r>
               <w:rPr>
                 <w:rFonts w:ascii="맑은 고딕" w:eastAsia="맑은 고딕" w:hAnsi="맑은 고딕" w:hint="eastAsia"/>
@@ -6308,7 +6960,17 @@
                 <w:szCs w:val="18"/>
                 <w:lang w:eastAsia="ko-KR"/>
               </w:rPr>
-              <w:t>format_currency</w:t>
+              <w:t>format_</w:t>
+            </w:r>
+            <w:proofErr w:type="gramStart"/>
+            <w:r>
+              <w:rPr>
+                <w:rFonts w:ascii="맑은 고딕" w:eastAsia="맑은 고딕" w:hAnsi="맑은 고딕" w:hint="eastAsia"/>
+                <w:sz w:val="18"/>
+                <w:szCs w:val="18"/>
+                <w:lang w:eastAsia="ko-KR"/>
+              </w:rPr>
+              <w:t>currency</w:t>
             </w:r>
             <w:proofErr w:type="spellEnd"/>
             <w:r>
@@ -6318,7 +6980,17 @@
                 <w:szCs w:val="18"/>
                 <w:lang w:eastAsia="ko-KR"/>
               </w:rPr>
-              <w:t xml:space="preserve"> }}</w:t>
+              <w:t xml:space="preserve"> }</w:t>
+            </w:r>
+            <w:proofErr w:type="gramEnd"/>
+            <w:r>
+              <w:rPr>
+                <w:rFonts w:ascii="맑은 고딕" w:eastAsia="맑은 고딕" w:hAnsi="맑은 고딕"/>
+                <w:sz w:val="18"/>
+                <w:szCs w:val="18"/>
+                <w:lang w:eastAsia="ko-KR"/>
+              </w:rPr>
+              <w:t>}</w:t>
             </w:r>
             <w:r>
               <w:rPr>
@@ -6350,15 +7022,17 @@
                 <w:lang w:eastAsia="ko-KR"/>
               </w:rPr>
             </w:pPr>
-            <w:r>
-              <w:rPr>
-                <w:rFonts w:ascii="맑은 고딕" w:eastAsia="맑은 고딕" w:hAnsi="맑은 고딕"/>
-                <w:sz w:val="18"/>
-                <w:szCs w:val="18"/>
-                <w:lang w:eastAsia="ko-KR"/>
-              </w:rPr>
-              <w:t>{iso</w:t>
-            </w:r>
+            <w:proofErr w:type="gramStart"/>
+            <w:r>
+              <w:rPr>
+                <w:rFonts w:ascii="맑은 고딕" w:eastAsia="맑은 고딕" w:hAnsi="맑은 고딕"/>
+                <w:sz w:val="18"/>
+                <w:szCs w:val="18"/>
+                <w:lang w:eastAsia="ko-KR"/>
+              </w:rPr>
+              <w:t>{{ iso</w:t>
+            </w:r>
+            <w:proofErr w:type="gramEnd"/>
             <w:r>
               <w:rPr>
                 <w:rFonts w:ascii="맑은 고딕" w:eastAsia="맑은 고딕" w:hAnsi="맑은 고딕" w:hint="eastAsia"/>
@@ -6375,7 +7049,27 @@
                 <w:szCs w:val="18"/>
                 <w:lang w:eastAsia="ko-KR"/>
               </w:rPr>
-              <w:t>001_surveillance_days }}</w:t>
+              <w:t>001_surveillance_</w:t>
+            </w:r>
+            <w:proofErr w:type="gramStart"/>
+            <w:r>
+              <w:rPr>
+                <w:rFonts w:ascii="맑은 고딕" w:eastAsia="맑은 고딕" w:hAnsi="맑은 고딕"/>
+                <w:sz w:val="18"/>
+                <w:szCs w:val="18"/>
+                <w:lang w:eastAsia="ko-KR"/>
+              </w:rPr>
+              <w:t>days }</w:t>
+            </w:r>
+            <w:proofErr w:type="gramEnd"/>
+            <w:r>
+              <w:rPr>
+                <w:rFonts w:ascii="맑은 고딕" w:eastAsia="맑은 고딕" w:hAnsi="맑은 고딕"/>
+                <w:sz w:val="18"/>
+                <w:szCs w:val="18"/>
+                <w:lang w:eastAsia="ko-KR"/>
+              </w:rPr>
+              <w:t>}</w:t>
             </w:r>
             <w:r>
               <w:rPr>
@@ -6692,14 +7386,15 @@
                 <w:szCs w:val="18"/>
               </w:rPr>
             </w:pPr>
-            <w:r>
-              <w:rPr>
-                <w:rFonts w:ascii="맑은 고딕" w:eastAsia="맑은 고딕" w:hAnsi="맑은 고딕"/>
-                <w:sz w:val="18"/>
-                <w:szCs w:val="18"/>
-                <w:lang w:eastAsia="ko-KR"/>
-              </w:rPr>
-              <w:t>{</w:t>
+            <w:proofErr w:type="gramStart"/>
+            <w:r>
+              <w:rPr>
+                <w:rFonts w:ascii="맑은 고딕" w:eastAsia="맑은 고딕" w:hAnsi="맑은 고딕"/>
+                <w:sz w:val="18"/>
+                <w:szCs w:val="18"/>
+                <w:lang w:eastAsia="ko-KR"/>
+              </w:rPr>
+              <w:t xml:space="preserve">{{ </w:t>
             </w:r>
             <w:proofErr w:type="spellStart"/>
             <w:r>
@@ -6709,7 +7404,17 @@
                 <w:szCs w:val="18"/>
                 <w:lang w:eastAsia="ko-KR"/>
               </w:rPr>
-              <w:t>travel_expense</w:t>
+              <w:t>travel</w:t>
+            </w:r>
+            <w:proofErr w:type="gramEnd"/>
+            <w:r>
+              <w:rPr>
+                <w:rFonts w:ascii="맑은 고딕" w:eastAsia="맑은 고딕" w:hAnsi="맑은 고딕"/>
+                <w:sz w:val="18"/>
+                <w:szCs w:val="18"/>
+                <w:lang w:eastAsia="ko-KR"/>
+              </w:rPr>
+              <w:t>_expense</w:t>
             </w:r>
             <w:proofErr w:type="spellEnd"/>
             <w:r>
@@ -6729,7 +7434,17 @@
                 <w:szCs w:val="18"/>
                 <w:lang w:eastAsia="ko-KR"/>
               </w:rPr>
-              <w:t>format_currency</w:t>
+              <w:t>format_</w:t>
+            </w:r>
+            <w:proofErr w:type="gramStart"/>
+            <w:r>
+              <w:rPr>
+                <w:rFonts w:ascii="맑은 고딕" w:eastAsia="맑은 고딕" w:hAnsi="맑은 고딕"/>
+                <w:sz w:val="18"/>
+                <w:szCs w:val="18"/>
+                <w:lang w:eastAsia="ko-KR"/>
+              </w:rPr>
+              <w:t>currency</w:t>
             </w:r>
             <w:proofErr w:type="spellEnd"/>
             <w:r>
@@ -6739,7 +7454,17 @@
                 <w:szCs w:val="18"/>
                 <w:lang w:eastAsia="ko-KR"/>
               </w:rPr>
-              <w:t xml:space="preserve"> }}</w:t>
+              <w:t xml:space="preserve"> }</w:t>
+            </w:r>
+            <w:proofErr w:type="gramEnd"/>
+            <w:r>
+              <w:rPr>
+                <w:rFonts w:ascii="맑은 고딕" w:eastAsia="맑은 고딕" w:hAnsi="맑은 고딕"/>
+                <w:sz w:val="18"/>
+                <w:szCs w:val="18"/>
+                <w:lang w:eastAsia="ko-KR"/>
+              </w:rPr>
+              <w:t>}</w:t>
             </w:r>
             <w:r>
               <w:rPr>
@@ -7136,6 +7861,7 @@
                 <w:highlight w:val="yellow"/>
               </w:rPr>
             </w:pPr>
+            <w:proofErr w:type="gramStart"/>
             <w:r>
               <w:rPr>
                 <w:rFonts w:ascii="맑은 고딕" w:eastAsia="맑은 고딕" w:hAnsi="맑은 고딕"/>
@@ -7159,9 +7885,9 @@
                 <w:highlight w:val="yellow"/>
                 <w:lang w:eastAsia="ko-KR"/>
               </w:rPr>
-              <w:t>total_audit_days</w:t>
-            </w:r>
-            <w:proofErr w:type="spellEnd"/>
+              <w:t>total</w:t>
+            </w:r>
+            <w:proofErr w:type="gramEnd"/>
             <w:r>
               <w:rPr>
                 <w:rFonts w:ascii="맑은 고딕" w:eastAsia="맑은 고딕" w:hAnsi="맑은 고딕"/>
@@ -7172,7 +7898,46 @@
                 <w:highlight w:val="yellow"/>
                 <w:lang w:eastAsia="ko-KR"/>
               </w:rPr>
-              <w:t xml:space="preserve"> }}</w:t>
+              <w:t>_audit_</w:t>
+            </w:r>
+            <w:proofErr w:type="gramStart"/>
+            <w:r>
+              <w:rPr>
+                <w:rFonts w:ascii="맑은 고딕" w:eastAsia="맑은 고딕" w:hAnsi="맑은 고딕"/>
+                <w:b/>
+                <w:bCs/>
+                <w:sz w:val="20"/>
+                <w:szCs w:val="20"/>
+                <w:highlight w:val="yellow"/>
+                <w:lang w:eastAsia="ko-KR"/>
+              </w:rPr>
+              <w:t>days</w:t>
+            </w:r>
+            <w:proofErr w:type="spellEnd"/>
+            <w:r>
+              <w:rPr>
+                <w:rFonts w:ascii="맑은 고딕" w:eastAsia="맑은 고딕" w:hAnsi="맑은 고딕"/>
+                <w:b/>
+                <w:bCs/>
+                <w:sz w:val="20"/>
+                <w:szCs w:val="20"/>
+                <w:highlight w:val="yellow"/>
+                <w:lang w:eastAsia="ko-KR"/>
+              </w:rPr>
+              <w:t xml:space="preserve"> }</w:t>
+            </w:r>
+            <w:proofErr w:type="gramEnd"/>
+            <w:r>
+              <w:rPr>
+                <w:rFonts w:ascii="맑은 고딕" w:eastAsia="맑은 고딕" w:hAnsi="맑은 고딕"/>
+                <w:b/>
+                <w:bCs/>
+                <w:sz w:val="20"/>
+                <w:szCs w:val="20"/>
+                <w:highlight w:val="yellow"/>
+                <w:lang w:eastAsia="ko-KR"/>
+              </w:rPr>
+              <w:t>}</w:t>
             </w:r>
             <w:r>
               <w:rPr>
@@ -7221,6 +7986,7 @@
                 <w:lang w:eastAsia="ko-KR"/>
               </w:rPr>
             </w:pPr>
+            <w:proofErr w:type="gramStart"/>
             <w:r>
               <w:rPr>
                 <w:rFonts w:ascii="맑은 고딕" w:eastAsia="맑은 고딕" w:hAnsi="맑은 고딕"/>
@@ -7244,9 +8010,9 @@
                 <w:highlight w:val="yellow"/>
                 <w:lang w:eastAsia="ko-KR"/>
               </w:rPr>
-              <w:t>total_cost_with_travel</w:t>
-            </w:r>
-            <w:proofErr w:type="spellEnd"/>
+              <w:t>total</w:t>
+            </w:r>
+            <w:proofErr w:type="gramEnd"/>
             <w:r>
               <w:rPr>
                 <w:rFonts w:ascii="맑은 고딕" w:eastAsia="맑은 고딕" w:hAnsi="맑은 고딕"/>
@@ -7257,8 +8023,9 @@
                 <w:highlight w:val="yellow"/>
                 <w:lang w:eastAsia="ko-KR"/>
               </w:rPr>
-              <w:t> </w:t>
-            </w:r>
+              <w:t>_cost_with_travel</w:t>
+            </w:r>
+            <w:proofErr w:type="spellEnd"/>
             <w:r>
               <w:rPr>
                 <w:rFonts w:ascii="맑은 고딕" w:eastAsia="맑은 고딕" w:hAnsi="맑은 고딕"/>
@@ -7269,9 +8036,8 @@
                 <w:highlight w:val="yellow"/>
                 <w:lang w:eastAsia="ko-KR"/>
               </w:rPr>
-              <w:t xml:space="preserve">| </w:t>
-            </w:r>
-            <w:proofErr w:type="spellStart"/>
+              <w:t> </w:t>
+            </w:r>
             <w:r>
               <w:rPr>
                 <w:rFonts w:ascii="맑은 고딕" w:eastAsia="맑은 고딕" w:hAnsi="맑은 고딕"/>
@@ -7282,9 +8048,9 @@
                 <w:highlight w:val="yellow"/>
                 <w:lang w:eastAsia="ko-KR"/>
               </w:rPr>
-              <w:t>format_currency</w:t>
-            </w:r>
-            <w:proofErr w:type="spellEnd"/>
+              <w:t xml:space="preserve">| </w:t>
+            </w:r>
+            <w:proofErr w:type="spellStart"/>
             <w:r>
               <w:rPr>
                 <w:rFonts w:ascii="맑은 고딕" w:eastAsia="맑은 고딕" w:hAnsi="맑은 고딕"/>
@@ -7295,8 +8061,9 @@
                 <w:highlight w:val="yellow"/>
                 <w:lang w:eastAsia="ko-KR"/>
               </w:rPr>
-              <w:t xml:space="preserve"> </w:t>
-            </w:r>
+              <w:t>format_</w:t>
+            </w:r>
+            <w:proofErr w:type="gramStart"/>
             <w:r>
               <w:rPr>
                 <w:rFonts w:ascii="맑은 고딕" w:eastAsia="맑은 고딕" w:hAnsi="맑은 고딕"/>
@@ -7307,7 +8074,45 @@
                 <w:highlight w:val="yellow"/>
                 <w:lang w:eastAsia="ko-KR"/>
               </w:rPr>
-              <w:t>}}</w:t>
+              <w:t>currency</w:t>
+            </w:r>
+            <w:proofErr w:type="spellEnd"/>
+            <w:r>
+              <w:rPr>
+                <w:rFonts w:ascii="맑은 고딕" w:eastAsia="맑은 고딕" w:hAnsi="맑은 고딕"/>
+                <w:b/>
+                <w:bCs/>
+                <w:sz w:val="20"/>
+                <w:szCs w:val="20"/>
+                <w:highlight w:val="yellow"/>
+                <w:lang w:eastAsia="ko-KR"/>
+              </w:rPr>
+              <w:t xml:space="preserve"> </w:t>
+            </w:r>
+            <w:r>
+              <w:rPr>
+                <w:rFonts w:ascii="맑은 고딕" w:eastAsia="맑은 고딕" w:hAnsi="맑은 고딕"/>
+                <w:b/>
+                <w:bCs/>
+                <w:sz w:val="20"/>
+                <w:szCs w:val="20"/>
+                <w:highlight w:val="yellow"/>
+                <w:lang w:eastAsia="ko-KR"/>
+              </w:rPr>
+              <w:t>}</w:t>
+            </w:r>
+            <w:proofErr w:type="gramEnd"/>
+            <w:r>
+              <w:rPr>
+                <w:rFonts w:ascii="맑은 고딕" w:eastAsia="맑은 고딕" w:hAnsi="맑은 고딕"/>
+                <w:b/>
+                <w:bCs/>
+                <w:sz w:val="20"/>
+                <w:szCs w:val="20"/>
+                <w:highlight w:val="yellow"/>
+                <w:lang w:eastAsia="ko-KR"/>
+              </w:rPr>
+              <w:t>}</w:t>
             </w:r>
             <w:r>
               <w:rPr>
@@ -7698,7 +8503,31 @@
                 <w:szCs w:val="20"/>
                 <w:lang w:eastAsia="ko-KR"/>
               </w:rPr>
-              <w:t>최초심사 일수와 사후심사 일수는 IAF MD 5:2015 및 EA-3 / 13M:2016 인정문서 요구사항 및 관련된 인정 가이드라인 기반으로 산정되었습니다. 심사일수의 증가 또는 감소 정도는 허용된 범위 내로 적용되었습니다.</w:t>
+              <w:t>최초심사 일수와 사후심사 일수는 IAF MD 5:2015 및 EA-</w:t>
+            </w:r>
+            <w:proofErr w:type="gramStart"/>
+            <w:r>
+              <w:rPr>
+                <w:rFonts w:ascii="맑은 고딕" w:eastAsia="맑은 고딕" w:hAnsi="맑은 고딕" w:hint="eastAsia"/>
+                <w:b w:val="0"/>
+                <w:bCs w:val="0"/>
+                <w:sz w:val="16"/>
+                <w:szCs w:val="20"/>
+                <w:lang w:eastAsia="ko-KR"/>
+              </w:rPr>
+              <w:t>3 /</w:t>
+            </w:r>
+            <w:proofErr w:type="gramEnd"/>
+            <w:r>
+              <w:rPr>
+                <w:rFonts w:ascii="맑은 고딕" w:eastAsia="맑은 고딕" w:hAnsi="맑은 고딕" w:hint="eastAsia"/>
+                <w:b w:val="0"/>
+                <w:bCs w:val="0"/>
+                <w:sz w:val="16"/>
+                <w:szCs w:val="20"/>
+                <w:lang w:eastAsia="ko-KR"/>
+              </w:rPr>
+              <w:t xml:space="preserve"> 13M:2016 인정문서 요구사항 및 관련된 인정 가이드라인 기반으로 산정되었습니다. 심사일수의 증가 또는 감소 정도는 허용된 범위 내로 적용되었습니다.</w:t>
             </w:r>
           </w:p>
           <w:p>
@@ -9393,6 +10222,7 @@
                                 <w:lang w:val="fr-FR" w:eastAsia="ko-KR"/>
                               </w:rPr>
                             </w:pPr>
+                            <w:proofErr w:type="gramStart"/>
                             <w:r>
                               <w:rPr>
                                 <w:rFonts w:ascii="맑은 고딕" w:eastAsia="맑은 고딕" w:hAnsi="맑은 고딕" w:hint="eastAsia"/>
@@ -9413,7 +10243,18 @@
                                 <w:szCs w:val="26"/>
                                 <w:lang w:val="fr-FR" w:eastAsia="ko-KR"/>
                               </w:rPr>
-                              <w:t xml:space="preserve">  +82 (0)2 3703 75</w:t>
+                              <w:t xml:space="preserve">  +</w:t>
+                            </w:r>
+                            <w:proofErr w:type="gramEnd"/>
+                            <w:r>
+                              <w:rPr>
+                                <w:rFonts w:ascii="맑은 고딕" w:eastAsia="맑은 고딕" w:hAnsi="맑은 고딕" w:hint="eastAsia"/>
+                                <w:kern w:val="24"/>
+                                <w:sz w:val="18"/>
+                                <w:szCs w:val="26"/>
+                                <w:lang w:val="fr-FR" w:eastAsia="ko-KR"/>
+                              </w:rPr>
+                              <w:t>82 (0)2 3703 75</w:t>
                             </w:r>
                             <w:r>
                               <w:rPr>
@@ -9446,6 +10287,7 @@
                                 <w:lang w:val="fr-FR" w:eastAsia="ko-KR"/>
                               </w:rPr>
                             </w:pPr>
+                            <w:proofErr w:type="gramStart"/>
                             <w:r>
                               <w:rPr>
                                 <w:rFonts w:ascii="맑은 고딕" w:eastAsia="맑은 고딕" w:hAnsi="맑은 고딕" w:hint="eastAsia"/>
@@ -9534,6 +10376,7 @@
                               </w:rPr>
                               <w:t>com</w:t>
                             </w:r>
+                            <w:proofErr w:type="gramEnd"/>
                           </w:p>
                           <w:p>
                             <w:pPr>
@@ -9907,7 +10750,31 @@
                                 <w:sz w:val="16"/>
                                 <w:lang w:eastAsia="ko-KR"/>
                               </w:rPr>
-                              <w:t xml:space="preserve"> (로이드인증원)</w:t>
+                              <w:t xml:space="preserve"> (</w:t>
+                            </w:r>
+                            <w:proofErr w:type="spellStart"/>
+                            <w:r>
+                              <w:rPr>
+                                <w:rFonts w:ascii="맑은 고딕" w:eastAsia="맑은 고딕" w:hAnsi="맑은 고딕" w:hint="eastAsia"/>
+                                <w:b/>
+                                <w:bCs/>
+                                <w:kern w:val="24"/>
+                                <w:sz w:val="16"/>
+                                <w:lang w:eastAsia="ko-KR"/>
+                              </w:rPr>
+                              <w:t>로이드인증원</w:t>
+                            </w:r>
+                            <w:proofErr w:type="spellEnd"/>
+                            <w:r>
+                              <w:rPr>
+                                <w:rFonts w:ascii="맑은 고딕" w:eastAsia="맑은 고딕" w:hAnsi="맑은 고딕" w:hint="eastAsia"/>
+                                <w:b/>
+                                <w:bCs/>
+                                <w:kern w:val="24"/>
+                                <w:sz w:val="16"/>
+                                <w:lang w:eastAsia="ko-KR"/>
+                              </w:rPr>
+                              <w:t>)</w:t>
                             </w:r>
                           </w:p>
                           <w:p>
@@ -9956,8 +10823,19 @@
                                 <w:sz w:val="16"/>
                                 <w:lang w:eastAsia="ko-KR"/>
                               </w:rPr>
-                              <w:t>층 남산트라팰리스</w:t>
+                              <w:t xml:space="preserve">층 </w:t>
                             </w:r>
+                            <w:proofErr w:type="spellStart"/>
+                            <w:r>
+                              <w:rPr>
+                                <w:rFonts w:ascii="맑은 고딕" w:eastAsia="맑은 고딕" w:hAnsi="맑은 고딕" w:hint="eastAsia"/>
+                                <w:kern w:val="24"/>
+                                <w:sz w:val="16"/>
+                                <w:lang w:eastAsia="ko-KR"/>
+                              </w:rPr>
+                              <w:t>남산트라팰리스</w:t>
+                            </w:r>
+                            <w:proofErr w:type="spellEnd"/>
                           </w:p>
                           <w:p>
                             <w:pPr>
@@ -10137,7 +11015,31 @@
                                 <w:sz w:val="16"/>
                                 <w:lang w:eastAsia="ko-KR"/>
                               </w:rPr>
-                              <w:t xml:space="preserve"> (로이드인증원)</w:t>
+                              <w:t xml:space="preserve"> (</w:t>
+                            </w:r>
+                            <w:proofErr w:type="spellStart"/>
+                            <w:r>
+                              <w:rPr>
+                                <w:rFonts w:ascii="맑은 고딕" w:eastAsia="맑은 고딕" w:hAnsi="맑은 고딕" w:hint="eastAsia"/>
+                                <w:b/>
+                                <w:bCs/>
+                                <w:kern w:val="24"/>
+                                <w:sz w:val="16"/>
+                                <w:lang w:eastAsia="ko-KR"/>
+                              </w:rPr>
+                              <w:t>로이드인증원</w:t>
+                            </w:r>
+                            <w:proofErr w:type="spellEnd"/>
+                            <w:r>
+                              <w:rPr>
+                                <w:rFonts w:ascii="맑은 고딕" w:eastAsia="맑은 고딕" w:hAnsi="맑은 고딕" w:hint="eastAsia"/>
+                                <w:b/>
+                                <w:bCs/>
+                                <w:kern w:val="24"/>
+                                <w:sz w:val="16"/>
+                                <w:lang w:eastAsia="ko-KR"/>
+                              </w:rPr>
+                              <w:t>)</w:t>
                             </w:r>
                           </w:p>
                           <w:p>
@@ -10157,7 +11059,27 @@
                                 <w:sz w:val="16"/>
                                 <w:lang w:eastAsia="ko-KR"/>
                               </w:rPr>
-                              <w:t>서울특별시 영등포구 여의나루로 67 (여의도동, 신송빌딩 17층</w:t>
+                              <w:t xml:space="preserve">서울특별시 영등포구 여의나루로 67 (여의도동, </w:t>
+                            </w:r>
+                            <w:proofErr w:type="spellStart"/>
+                            <w:r>
+                              <w:rPr>
+                                <w:rFonts w:ascii="맑은 고딕" w:eastAsia="맑은 고딕" w:hAnsi="맑은 고딕" w:hint="eastAsia"/>
+                                <w:kern w:val="24"/>
+                                <w:sz w:val="16"/>
+                                <w:lang w:eastAsia="ko-KR"/>
+                              </w:rPr>
+                              <w:t>신송빌딩</w:t>
+                            </w:r>
+                            <w:proofErr w:type="spellEnd"/>
+                            <w:r>
+                              <w:rPr>
+                                <w:rFonts w:ascii="맑은 고딕" w:eastAsia="맑은 고딕" w:hAnsi="맑은 고딕" w:hint="eastAsia"/>
+                                <w:kern w:val="24"/>
+                                <w:sz w:val="16"/>
+                                <w:lang w:eastAsia="ko-KR"/>
+                              </w:rPr>
+                              <w:t xml:space="preserve"> 17층</w:t>
                             </w:r>
                             <w:r>
                               <w:rPr>
@@ -11366,7 +12288,6 @@
         <w:docPartUnique/>
       </w:docPartObj>
     </w:sdtPr>
-    <w:sdtEndPr/>
     <w:sdtContent>
       <w:p>
         <w:pPr>

--- a/vercel-deploy/public/templates/LRQA_quotation.docx
+++ b/vercel-deploy/public/templates/LRQA_quotation.docx
@@ -581,7 +581,34 @@
                 <w:szCs w:val="18"/>
                 <w:lang w:eastAsia="ko-KR"/>
               </w:rPr>
-              <w:t xml:space="preserve"> {</w:t>
+              <w:t xml:space="preserve"> </w:t>
+            </w:r>
+            <w:r>
+              <w:rPr>
+                <w:rFonts w:ascii="맑은 고딕" w:eastAsia="맑은 고딕" w:hAnsi="맑은 고딕" w:hint="eastAsia"/>
+                <w:sz w:val="18"/>
+                <w:szCs w:val="18"/>
+                <w:lang w:eastAsia="ko-KR"/>
+              </w:rPr>
+              <w:t>{</w:t>
+            </w:r>
+            <w:r>
+              <w:rPr>
+                <w:rFonts w:ascii="맑은 고딕" w:eastAsia="맑은 고딕" w:hAnsi="맑은 고딕" w:hint="eastAsia"/>
+                <w:sz w:val="18"/>
+                <w:szCs w:val="18"/>
+                <w:lang w:eastAsia="ko-KR"/>
+              </w:rPr>
+              <w:t>{</w:t>
+            </w:r>
+            <w:r>
+              <w:rPr>
+                <w:rFonts w:ascii="맑은 고딕" w:eastAsia="맑은 고딕" w:hAnsi="맑은 고딕" w:hint="eastAsia"/>
+                <w:sz w:val="18"/>
+                <w:szCs w:val="18"/>
+                <w:lang w:eastAsia="ko-KR"/>
+              </w:rPr>
+              <w:t xml:space="preserve"> </w:t>
             </w:r>
             <w:proofErr w:type="spellStart"/>
             <w:r>
@@ -709,6 +736,15 @@
             </w:r>
             <w:r>
               <w:rPr>
+                <w:rFonts w:ascii="Source Sans Pro" w:hAnsi="Source Sans Pro" w:hint="eastAsia"/>
+                <w:sz w:val="18"/>
+                <w:szCs w:val="18"/>
+                <w:lang w:val="en-US" w:eastAsia="ko-KR"/>
+              </w:rPr>
+              <w:t>{</w:t>
+            </w:r>
+            <w:r>
+              <w:rPr>
                 <w:rFonts w:ascii="Calibri" w:hAnsi="Calibri" w:cs="Calibri"/>
                 <w:color w:val="444444"/>
                 <w:sz w:val="22"/>
@@ -717,6 +753,17 @@
                 <w:lang w:eastAsia="ko-KR"/>
               </w:rPr>
               <w:t>{</w:t>
+            </w:r>
+            <w:r>
+              <w:rPr>
+                <w:rFonts w:ascii="Calibri" w:hAnsi="Calibri" w:cs="Calibri" w:hint="eastAsia"/>
+                <w:color w:val="444444"/>
+                <w:sz w:val="22"/>
+                <w:szCs w:val="22"/>
+                <w:shd w:val="clear" w:color="auto" w:fill="FFFFFF"/>
+                <w:lang w:eastAsia="ko-KR"/>
+              </w:rPr>
+              <w:t xml:space="preserve"> </w:t>
             </w:r>
             <w:proofErr w:type="spellStart"/>
             <w:r>
@@ -4104,6 +4151,16 @@
         </w:rPr>
         <w:t>{</w:t>
       </w:r>
+      <w:r>
+        <w:rPr>
+          <w:rFonts w:ascii="맑은 고딕" w:eastAsia="맑은 고딕" w:hAnsi="맑은 고딕" w:hint="eastAsia"/>
+          <w:color w:val="088C8A"/>
+          <w:sz w:val="20"/>
+          <w:szCs w:val="20"/>
+          <w:lang w:eastAsia="ko-KR"/>
+        </w:rPr>
+        <w:t xml:space="preserve">{ </w:t>
+      </w:r>
       <w:proofErr w:type="spellStart"/>
       <w:r>
         <w:rPr>
@@ -4428,6 +4485,17 @@
               </w:rPr>
               <w:t>{</w:t>
             </w:r>
+            <w:r>
+              <w:rPr>
+                <w:rFonts w:ascii="맑은 고딕" w:eastAsia="맑은 고딕" w:hAnsi="맑은 고딕" w:hint="eastAsia"/>
+                <w:b w:val="0"/>
+                <w:bCs w:val="0"/>
+                <w:sz w:val="18"/>
+                <w:szCs w:val="18"/>
+                <w:lang w:eastAsia="ko-KR"/>
+              </w:rPr>
+              <w:t xml:space="preserve">{ </w:t>
+            </w:r>
             <w:proofErr w:type="spellStart"/>
             <w:r>
               <w:rPr>
@@ -4629,6 +4697,18 @@
         </w:rPr>
         <w:t>- `{</w:t>
       </w:r>
+      <w:r>
+        <w:rPr>
+          <w:rFonts w:ascii="맑은 고딕" w:eastAsia="맑은 고딕" w:hAnsi="맑은 고딕"/>
+          <w:b/>
+          <w:bCs/>
+          <w:color w:val="auto"/>
+          <w:sz w:val="20"/>
+          <w:szCs w:val="20"/>
+          <w:lang w:eastAsia="ko-KR"/>
+        </w:rPr>
+        <w:t xml:space="preserve">{ </w:t>
+      </w:r>
       <w:proofErr w:type="spellStart"/>
       <w:r>
         <w:rPr>
@@ -4681,6 +4761,18 @@
           <w:lang w:eastAsia="ko-KR"/>
         </w:rPr>
         <w:t>- `{</w:t>
+      </w:r>
+      <w:r>
+        <w:rPr>
+          <w:rFonts w:ascii="맑은 고딕" w:eastAsia="맑은 고딕" w:hAnsi="맑은 고딕"/>
+          <w:b/>
+          <w:bCs/>
+          <w:color w:val="auto"/>
+          <w:sz w:val="20"/>
+          <w:szCs w:val="20"/>
+          <w:lang w:eastAsia="ko-KR"/>
+        </w:rPr>
+        <w:t xml:space="preserve">{ </w:t>
       </w:r>
       <w:proofErr w:type="spellStart"/>
       <w:r>
@@ -15299,6 +15391,19 @@
 </file>
 
 <file path=customXml/item2.xml><?xml version="1.0" encoding="utf-8"?>
+<b:Sources xmlns:b="http://schemas.openxmlformats.org/officeDocument/2006/bibliography" xmlns="http://schemas.openxmlformats.org/officeDocument/2006/bibliography" SelectedStyle="/APASixthEditionOfficeOnline.xsl" StyleName="APA" Version="6"/>
+</file>
+
+<file path=customXml/item3.xml><?xml version="1.0" encoding="utf-8"?>
+<?mso-contentType ?>
+<FormTemplates xmlns="http://schemas.microsoft.com/sharepoint/v3/contenttype/forms">
+  <Display>DocumentLibraryForm</Display>
+  <Edit>DocumentLibraryForm</Edit>
+  <New>DocumentLibraryForm</New>
+</FormTemplates>
+</file>
+
+<file path=customXml/item4.xml><?xml version="1.0" encoding="utf-8"?>
 <ct:contentTypeSchema xmlns:ct="http://schemas.microsoft.com/office/2006/metadata/contentType" xmlns:ma="http://schemas.microsoft.com/office/2006/metadata/properties/metaAttributes" ct:_="" ma:_="" ma:contentTypeName="문서" ma:contentTypeID="0x010100BAE669FB5286554D816E6E3B1E57CB3E" ma:contentTypeVersion="13" ma:contentTypeDescription="새 문서를 만듭니다." ma:contentTypeScope="" ma:versionID="507d148797186dee3789d8636b4ec545">
   <xsd:schema xmlns:xsd="http://www.w3.org/2001/XMLSchema" xmlns:xs="http://www.w3.org/2001/XMLSchema" xmlns:p="http://schemas.microsoft.com/office/2006/metadata/properties" xmlns:ns2="f2369789-19dc-4ff2-8298-3f6d4c3d42dc" xmlns:ns3="ac62e6bc-ec19-4718-ba7c-8f33d65dd1b4" targetNamespace="http://schemas.microsoft.com/office/2006/metadata/properties" ma:root="true" ma:fieldsID="e79cd5f27e269a164aa6d7f1a8a2b388" ns2:_="" ns3:_="">
     <xsd:import namespace="f2369789-19dc-4ff2-8298-3f6d4c3d42dc"/>
@@ -15521,19 +15626,6 @@
 </ct:contentTypeSchema>
 </file>
 
-<file path=customXml/item3.xml><?xml version="1.0" encoding="utf-8"?>
-<?mso-contentType ?>
-<FormTemplates xmlns="http://schemas.microsoft.com/sharepoint/v3/contenttype/forms">
-  <Display>DocumentLibraryForm</Display>
-  <Edit>DocumentLibraryForm</Edit>
-  <New>DocumentLibraryForm</New>
-</FormTemplates>
-</file>
-
-<file path=customXml/item4.xml><?xml version="1.0" encoding="utf-8"?>
-<b:Sources xmlns:b="http://schemas.openxmlformats.org/officeDocument/2006/bibliography" xmlns="http://schemas.openxmlformats.org/officeDocument/2006/bibliography" SelectedStyle="/APASixthEditionOfficeOnline.xsl" StyleName="APA" Version="6"/>
-</file>
-
 <file path=customXml/itemProps1.xml><?xml version="1.0" encoding="utf-8"?>
 <ds:datastoreItem xmlns:ds="http://schemas.openxmlformats.org/officeDocument/2006/customXml" ds:itemID="{B10D67FC-9935-4B64-8292-B6B906E6C83D}">
   <ds:schemaRefs>
@@ -15544,6 +15636,22 @@
 </file>
 
 <file path=customXml/itemProps2.xml><?xml version="1.0" encoding="utf-8"?>
+<ds:datastoreItem xmlns:ds="http://schemas.openxmlformats.org/officeDocument/2006/customXml" ds:itemID="{0E6AD0CF-AB71-42B8-AE19-472505EDA9EB}">
+  <ds:schemaRefs>
+    <ds:schemaRef ds:uri="http://schemas.openxmlformats.org/officeDocument/2006/bibliography"/>
+  </ds:schemaRefs>
+</ds:datastoreItem>
+</file>
+
+<file path=customXml/itemProps3.xml><?xml version="1.0" encoding="utf-8"?>
+<ds:datastoreItem xmlns:ds="http://schemas.openxmlformats.org/officeDocument/2006/customXml" ds:itemID="{8326EFF0-7895-4B4D-8841-6805150EC2C0}">
+  <ds:schemaRefs>
+    <ds:schemaRef ds:uri="http://schemas.microsoft.com/sharepoint/v3/contenttype/forms"/>
+  </ds:schemaRefs>
+</ds:datastoreItem>
+</file>
+
+<file path=customXml/itemProps4.xml><?xml version="1.0" encoding="utf-8"?>
 <ds:datastoreItem xmlns:ds="http://schemas.openxmlformats.org/officeDocument/2006/customXml" ds:itemID="{75B3D781-AD21-4BEF-A2F5-BD1EE052F973}">
   <ds:schemaRefs>
     <ds:schemaRef ds:uri="http://schemas.microsoft.com/office/2006/metadata/contentType"/>
@@ -15560,20 +15668,4 @@
     <ds:schemaRef ds:uri="http://schemas.microsoft.com/internal/obd"/>
   </ds:schemaRefs>
 </ds:datastoreItem>
-</file>
-
-<file path=customXml/itemProps3.xml><?xml version="1.0" encoding="utf-8"?>
-<ds:datastoreItem xmlns:ds="http://schemas.openxmlformats.org/officeDocument/2006/customXml" ds:itemID="{8326EFF0-7895-4B4D-8841-6805150EC2C0}">
-  <ds:schemaRefs>
-    <ds:schemaRef ds:uri="http://schemas.microsoft.com/sharepoint/v3/contenttype/forms"/>
-  </ds:schemaRefs>
-</ds:datastoreItem>
-</file>
-
-<file path=customXml/itemProps4.xml><?xml version="1.0" encoding="utf-8"?>
-<ds:datastoreItem xmlns:ds="http://schemas.openxmlformats.org/officeDocument/2006/customXml" ds:itemID="{0E6AD0CF-AB71-42B8-AE19-472505EDA9EB}">
-  <ds:schemaRefs>
-    <ds:schemaRef ds:uri="http://schemas.openxmlformats.org/officeDocument/2006/bibliography"/>
-  </ds:schemaRefs>
-</ds:datastoreItem>
 </file>
--- a/vercel-deploy/public/templates/LRQA_quotation.docx
+++ b/vercel-deploy/public/templates/LRQA_quotation.docx
@@ -5713,7 +5713,7 @@
                 <w:szCs w:val="18"/>
                 <w:lang w:eastAsia="ko-KR"/>
               </w:rPr>
-              <w:t>{% if {{ has_iso9001 }} %}ISO 9001 최초심사{% endif %}</w:t>
+              <w:t>{% if has_iso9001 %}ISO 9001 최초심사{% endif %}</w:t>
             </w:r>
           </w:p>
         </w:tc>
@@ -6166,7 +6166,7 @@
                 <w:szCs w:val="18"/>
                 <w:lang w:eastAsia="ko-KR"/>
               </w:rPr>
-              <w:t>{% if {{ has_iso14001 }} %}ISO 14001 최초심사{% endif %}</w:t>
+              <w:t>{% if has_iso14001 %}ISO 14001 최초심사{% endif %}</w:t>
             </w:r>
           </w:p>
         </w:tc>
@@ -6657,7 +6657,7 @@
                 <w:szCs w:val="18"/>
                 <w:lang w:eastAsia="ko-KR"/>
               </w:rPr>
-              <w:t>{% if {{ has_iso45001 }} %}ISO 45001 최초심사{% endif %}</w:t>
+              <w:t>{% if has_iso45001 %}ISO 45001 최초심사{% endif %}</w:t>
             </w:r>
           </w:p>
         </w:tc>
@@ -12243,6 +12243,86 @@
       <w:docGrid w:linePitch="360"/>
     </w:sectPr>
   </w:body>
+  <w:p>
+    <w:r>
+      <w:t>{{ quotation_date }}</w:t>
+    </w:r>
+  </w:p>
+  <w:p>
+    <w:r>
+      <w:t>{{ quotation_number }}</w:t>
+    </w:r>
+  </w:p>
+  <w:p>
+    <w:r>
+      <w:t>{{ client_name }}</w:t>
+    </w:r>
+  </w:p>
+  <w:p>
+    <w:r>
+      <w:t>{{ client_address }}</w:t>
+    </w:r>
+  </w:p>
+  <w:p>
+    <w:r>
+      <w:t>{{ contact_person }}</w:t>
+    </w:r>
+  </w:p>
+  <w:p>
+    <w:r>
+      <w:t>{{ contact_email }}</w:t>
+    </w:r>
+  </w:p>
+  <w:p>
+    <w:r>
+      <w:t>{{ contact_phone }}</w:t>
+    </w:r>
+  </w:p>
+  <w:p>
+    <w:r>
+      <w:t>{{ standards_text }}</w:t>
+    </w:r>
+  </w:p>
+  <w:p>
+    <w:r>
+      <w:t>{{ total_sites }}</w:t>
+    </w:r>
+  </w:p>
+  <w:p>
+    <w:r>
+      <w:t>{{ total_employees }}</w:t>
+    </w:r>
+  </w:p>
+  <w:p>
+    <w:r>
+      <w:t>{{ total_audit_days }}</w:t>
+    </w:r>
+  </w:p>
+  <w:p>
+    <w:r>
+      <w:t>{{ total_cost_with_travel_formatted }}</w:t>
+    </w:r>
+  </w:p>
+  <w:p>
+    <w:r>
+      <w:t>{{ travel_expense_formatted }}</w:t>
+    </w:r>
+  </w:p>
+  <w:p>
+    <w:r>
+      <w:t>{{ iso14001_surveillance_days }}</w:t>
+    </w:r>
+  </w:p>
+  <w:p>
+    <w:r>
+      <w:t>{{ iso14001_stage1_2_days }}</w:t>
+    </w:r>
+  </w:p>
+  <w:p>
+    <w:r>
+      <w:t>{{ iso14001_stage1_2_cost_formatted }}</w:t>
+    </w:r>
+  </w:p>
 </w:document>
 </file>
 

--- a/vercel-deploy/public/templates/LRQA_quotation.docx
+++ b/vercel-deploy/public/templates/LRQA_quotation.docx
@@ -12323,6 +12323,21 @@
       <w:t>{{ iso14001_stage1_2_cost_formatted }}</w:t>
     </w:r>
   </w:p>
+  <w:p>
+    <w:r>
+      <w:t>{{ has_iso9001 }}</w:t>
+    </w:r>
+  </w:p>
+  <w:p>
+    <w:r>
+      <w:t>{{ has_iso14001 }}</w:t>
+    </w:r>
+  </w:p>
+  <w:p>
+    <w:r>
+      <w:t>{{ has_iso45001 }}</w:t>
+    </w:r>
+  </w:p>
 </w:document>
 </file>
 

--- a/vercel-deploy/public/templates/LRQA_quotation.docx
+++ b/vercel-deploy/public/templates/LRQA_quotation.docx
@@ -10001,6 +10001,196 @@
         <w:rPr>
           <w:lang w:eastAsia="ko-KR"/>
         </w:rPr>
+        <w:p>
+          <w:r>
+            <w:t>{{ quotation_date }}</w:t>
+          </w:r>
+        </w:p>
+        <w:p>
+          <w:r>
+            <w:t>{{ quotation_number }}</w:t>
+          </w:r>
+        </w:p>
+        <w:p>
+          <w:r>
+            <w:t>{{ client_name }}</w:t>
+          </w:r>
+        </w:p>
+        <w:p>
+          <w:r>
+            <w:t>{{ client_address }}</w:t>
+          </w:r>
+        </w:p>
+        <w:p>
+          <w:r>
+            <w:t>{{ contact_person }}</w:t>
+          </w:r>
+        </w:p>
+        <w:p>
+          <w:r>
+            <w:t>{{ contact_email }}</w:t>
+          </w:r>
+        </w:p>
+        <w:p>
+          <w:r>
+            <w:t>{{ contact_phone }}</w:t>
+          </w:r>
+        </w:p>
+        <w:p>
+          <w:r>
+            <w:t>{{ standards_text }}</w:t>
+          </w:r>
+        </w:p>
+        <w:p>
+          <w:r>
+            <w:t>{{ total_sites }}</w:t>
+          </w:r>
+        </w:p>
+        <w:p>
+          <w:r>
+            <w:t>{{ total_employees }}</w:t>
+          </w:r>
+        </w:p>
+        <w:p>
+          <w:r>
+            <w:t>{{ total_audit_days }}</w:t>
+          </w:r>
+        </w:p>
+        <w:p>
+          <w:r>
+            <w:t>{{ total_cost_with_travel_formatted }}</w:t>
+          </w:r>
+        </w:p>
+        <w:p>
+          <w:r>
+            <w:t>{{ travel_expense_formatted }}</w:t>
+          </w:r>
+        </w:p>
+        <w:p>
+          <w:r>
+            <w:t>{{ iso14001_surveillance_days }}</w:t>
+          </w:r>
+        </w:p>
+        <w:p>
+          <w:r>
+            <w:t>{{ iso14001_stage1_2_days }}</w:t>
+          </w:r>
+        </w:p>
+        <w:p>
+          <w:r>
+            <w:t>{{ iso14001_stage1_2_cost_formatted }}</w:t>
+          </w:r>
+        </w:p>
+        <w:p>
+          <w:r>
+            <w:t>{{ has_iso9001 }}</w:t>
+          </w:r>
+        </w:p>
+        <w:p>
+          <w:r>
+            <w:t>{{ has_iso14001 }}</w:t>
+          </w:r>
+        </w:p>
+        <w:p>
+          <w:r>
+            <w:t>{{ has_iso45001 }}</w:t>
+          </w:r>
+        </w:p>
+        <w:p>
+          <w:r>
+            <w:t>{{ quotation_date }}</w:t>
+          </w:r>
+        </w:p>
+        <w:p>
+          <w:r>
+            <w:t>{{ quotation_number }}</w:t>
+          </w:r>
+        </w:p>
+        <w:p>
+          <w:r>
+            <w:t>{{ client_name }}</w:t>
+          </w:r>
+        </w:p>
+        <w:p>
+          <w:r>
+            <w:t>{{ client_address }}</w:t>
+          </w:r>
+        </w:p>
+        <w:p>
+          <w:r>
+            <w:t>{{ contact_person }}</w:t>
+          </w:r>
+        </w:p>
+        <w:p>
+          <w:r>
+            <w:t>{{ contact_email }}</w:t>
+          </w:r>
+        </w:p>
+        <w:p>
+          <w:r>
+            <w:t>{{ contact_phone }}</w:t>
+          </w:r>
+        </w:p>
+        <w:p>
+          <w:r>
+            <w:t>{{ standards_text }}</w:t>
+          </w:r>
+        </w:p>
+        <w:p>
+          <w:r>
+            <w:t>{{ total_sites }}</w:t>
+          </w:r>
+        </w:p>
+        <w:p>
+          <w:r>
+            <w:t>{{ total_employees }}</w:t>
+          </w:r>
+        </w:p>
+        <w:p>
+          <w:r>
+            <w:t>{{ total_audit_days }}</w:t>
+          </w:r>
+        </w:p>
+        <w:p>
+          <w:r>
+            <w:t>{{ total_cost_with_travel_formatted }}</w:t>
+          </w:r>
+        </w:p>
+        <w:p>
+          <w:r>
+            <w:t>{{ travel_expense_formatted }}</w:t>
+          </w:r>
+        </w:p>
+        <w:p>
+          <w:r>
+            <w:t>{{ iso14001_surveillance_days }}</w:t>
+          </w:r>
+        </w:p>
+        <w:p>
+          <w:r>
+            <w:t>{{ iso14001_stage1_2_days }}</w:t>
+          </w:r>
+        </w:p>
+        <w:p>
+          <w:r>
+            <w:t>{{ iso14001_stage1_2_cost_formatted }}</w:t>
+          </w:r>
+        </w:p>
+        <w:p>
+          <w:r>
+            <w:t>{{ has_iso9001 }}</w:t>
+          </w:r>
+        </w:p>
+        <w:p>
+          <w:r>
+            <w:t>{{ has_iso14001 }}</w:t>
+          </w:r>
+        </w:p>
+        <w:p>
+          <w:r>
+            <w:t>{{ has_iso45001 }}</w:t>
+          </w:r>
+        </w:p>
         <w:sectPr>
           <w:headerReference w:type="default" r:id="rId20"/>
           <w:footerReference w:type="default" r:id="rId21"/>
@@ -12234,6 +12424,196 @@
         </w:rPr>
       </w:pPr>
     </w:p>
+    <w:p>
+      <w:r>
+        <w:t>{{ quotation_date }}</w:t>
+      </w:r>
+    </w:p>
+    <w:p>
+      <w:r>
+        <w:t>{{ quotation_number }}</w:t>
+      </w:r>
+    </w:p>
+    <w:p>
+      <w:r>
+        <w:t>{{ client_name }}</w:t>
+      </w:r>
+    </w:p>
+    <w:p>
+      <w:r>
+        <w:t>{{ client_address }}</w:t>
+      </w:r>
+    </w:p>
+    <w:p>
+      <w:r>
+        <w:t>{{ contact_person }}</w:t>
+      </w:r>
+    </w:p>
+    <w:p>
+      <w:r>
+        <w:t>{{ contact_email }}</w:t>
+      </w:r>
+    </w:p>
+    <w:p>
+      <w:r>
+        <w:t>{{ contact_phone }}</w:t>
+      </w:r>
+    </w:p>
+    <w:p>
+      <w:r>
+        <w:t>{{ standards_text }}</w:t>
+      </w:r>
+    </w:p>
+    <w:p>
+      <w:r>
+        <w:t>{{ total_sites }}</w:t>
+      </w:r>
+    </w:p>
+    <w:p>
+      <w:r>
+        <w:t>{{ total_employees }}</w:t>
+      </w:r>
+    </w:p>
+    <w:p>
+      <w:r>
+        <w:t>{{ total_audit_days }}</w:t>
+      </w:r>
+    </w:p>
+    <w:p>
+      <w:r>
+        <w:t>{{ total_cost_with_travel_formatted }}</w:t>
+      </w:r>
+    </w:p>
+    <w:p>
+      <w:r>
+        <w:t>{{ travel_expense_formatted }}</w:t>
+      </w:r>
+    </w:p>
+    <w:p>
+      <w:r>
+        <w:t>{{ iso14001_surveillance_days }}</w:t>
+      </w:r>
+    </w:p>
+    <w:p>
+      <w:r>
+        <w:t>{{ iso14001_stage1_2_days }}</w:t>
+      </w:r>
+    </w:p>
+    <w:p>
+      <w:r>
+        <w:t>{{ iso14001_stage1_2_cost_formatted }}</w:t>
+      </w:r>
+    </w:p>
+    <w:p>
+      <w:r>
+        <w:t>{{ has_iso9001 }}</w:t>
+      </w:r>
+    </w:p>
+    <w:p>
+      <w:r>
+        <w:t>{{ has_iso14001 }}</w:t>
+      </w:r>
+    </w:p>
+    <w:p>
+      <w:r>
+        <w:t>{{ has_iso45001 }}</w:t>
+      </w:r>
+    </w:p>
+    <w:p>
+      <w:r>
+        <w:t>{{ quotation_date }}</w:t>
+      </w:r>
+    </w:p>
+    <w:p>
+      <w:r>
+        <w:t>{{ quotation_number }}</w:t>
+      </w:r>
+    </w:p>
+    <w:p>
+      <w:r>
+        <w:t>{{ client_name }}</w:t>
+      </w:r>
+    </w:p>
+    <w:p>
+      <w:r>
+        <w:t>{{ client_address }}</w:t>
+      </w:r>
+    </w:p>
+    <w:p>
+      <w:r>
+        <w:t>{{ contact_person }}</w:t>
+      </w:r>
+    </w:p>
+    <w:p>
+      <w:r>
+        <w:t>{{ contact_email }}</w:t>
+      </w:r>
+    </w:p>
+    <w:p>
+      <w:r>
+        <w:t>{{ contact_phone }}</w:t>
+      </w:r>
+    </w:p>
+    <w:p>
+      <w:r>
+        <w:t>{{ standards_text }}</w:t>
+      </w:r>
+    </w:p>
+    <w:p>
+      <w:r>
+        <w:t>{{ total_sites }}</w:t>
+      </w:r>
+    </w:p>
+    <w:p>
+      <w:r>
+        <w:t>{{ total_employees }}</w:t>
+      </w:r>
+    </w:p>
+    <w:p>
+      <w:r>
+        <w:t>{{ total_audit_days }}</w:t>
+      </w:r>
+    </w:p>
+    <w:p>
+      <w:r>
+        <w:t>{{ total_cost_with_travel_formatted }}</w:t>
+      </w:r>
+    </w:p>
+    <w:p>
+      <w:r>
+        <w:t>{{ travel_expense_formatted }}</w:t>
+      </w:r>
+    </w:p>
+    <w:p>
+      <w:r>
+        <w:t>{{ iso14001_surveillance_days }}</w:t>
+      </w:r>
+    </w:p>
+    <w:p>
+      <w:r>
+        <w:t>{{ iso14001_stage1_2_days }}</w:t>
+      </w:r>
+    </w:p>
+    <w:p>
+      <w:r>
+        <w:t>{{ iso14001_stage1_2_cost_formatted }}</w:t>
+      </w:r>
+    </w:p>
+    <w:p>
+      <w:r>
+        <w:t>{{ has_iso9001 }}</w:t>
+      </w:r>
+    </w:p>
+    <w:p>
+      <w:r>
+        <w:t>{{ has_iso14001 }}</w:t>
+      </w:r>
+    </w:p>
+    <w:p>
+      <w:r>
+        <w:t>{{ has_iso45001 }}</w:t>
+      </w:r>
+    </w:p>
     <w:sectPr>
       <w:headerReference w:type="first" r:id="rId24"/>
       <w:pgSz w:w="11906" w:h="16838" w:code="9"/>
@@ -12242,102 +12622,102 @@
       <w:titlePg/>
       <w:docGrid w:linePitch="360"/>
     </w:sectPr>
+    <w:p>
+      <w:r>
+        <w:t>{{ quotation_date }}</w:t>
+      </w:r>
+    </w:p>
+    <w:p>
+      <w:r>
+        <w:t>{{ quotation_number }}</w:t>
+      </w:r>
+    </w:p>
+    <w:p>
+      <w:r>
+        <w:t>{{ client_name }}</w:t>
+      </w:r>
+    </w:p>
+    <w:p>
+      <w:r>
+        <w:t>{{ client_address }}</w:t>
+      </w:r>
+    </w:p>
+    <w:p>
+      <w:r>
+        <w:t>{{ contact_person }}</w:t>
+      </w:r>
+    </w:p>
+    <w:p>
+      <w:r>
+        <w:t>{{ contact_email }}</w:t>
+      </w:r>
+    </w:p>
+    <w:p>
+      <w:r>
+        <w:t>{{ contact_phone }}</w:t>
+      </w:r>
+    </w:p>
+    <w:p>
+      <w:r>
+        <w:t>{{ standards_text }}</w:t>
+      </w:r>
+    </w:p>
+    <w:p>
+      <w:r>
+        <w:t>{{ total_sites }}</w:t>
+      </w:r>
+    </w:p>
+    <w:p>
+      <w:r>
+        <w:t>{{ total_employees }}</w:t>
+      </w:r>
+    </w:p>
+    <w:p>
+      <w:r>
+        <w:t>{{ total_audit_days }}</w:t>
+      </w:r>
+    </w:p>
+    <w:p>
+      <w:r>
+        <w:t>{{ total_cost_with_travel_formatted }}</w:t>
+      </w:r>
+    </w:p>
+    <w:p>
+      <w:r>
+        <w:t>{{ travel_expense_formatted }}</w:t>
+      </w:r>
+    </w:p>
+    <w:p>
+      <w:r>
+        <w:t>{{ iso14001_surveillance_days }}</w:t>
+      </w:r>
+    </w:p>
+    <w:p>
+      <w:r>
+        <w:t>{{ iso14001_stage1_2_days }}</w:t>
+      </w:r>
+    </w:p>
+    <w:p>
+      <w:r>
+        <w:t>{{ iso14001_stage1_2_cost_formatted }}</w:t>
+      </w:r>
+    </w:p>
+    <w:p>
+      <w:r>
+        <w:t>{{ has_iso9001 }}</w:t>
+      </w:r>
+    </w:p>
+    <w:p>
+      <w:r>
+        <w:t>{{ has_iso14001 }}</w:t>
+      </w:r>
+    </w:p>
+    <w:p>
+      <w:r>
+        <w:t>{{ has_iso45001 }}</w:t>
+      </w:r>
+    </w:p>
   </w:body>
-  <w:p>
-    <w:r>
-      <w:t>{{ quotation_date }}</w:t>
-    </w:r>
-  </w:p>
-  <w:p>
-    <w:r>
-      <w:t>{{ quotation_number }}</w:t>
-    </w:r>
-  </w:p>
-  <w:p>
-    <w:r>
-      <w:t>{{ client_name }}</w:t>
-    </w:r>
-  </w:p>
-  <w:p>
-    <w:r>
-      <w:t>{{ client_address }}</w:t>
-    </w:r>
-  </w:p>
-  <w:p>
-    <w:r>
-      <w:t>{{ contact_person }}</w:t>
-    </w:r>
-  </w:p>
-  <w:p>
-    <w:r>
-      <w:t>{{ contact_email }}</w:t>
-    </w:r>
-  </w:p>
-  <w:p>
-    <w:r>
-      <w:t>{{ contact_phone }}</w:t>
-    </w:r>
-  </w:p>
-  <w:p>
-    <w:r>
-      <w:t>{{ standards_text }}</w:t>
-    </w:r>
-  </w:p>
-  <w:p>
-    <w:r>
-      <w:t>{{ total_sites }}</w:t>
-    </w:r>
-  </w:p>
-  <w:p>
-    <w:r>
-      <w:t>{{ total_employees }}</w:t>
-    </w:r>
-  </w:p>
-  <w:p>
-    <w:r>
-      <w:t>{{ total_audit_days }}</w:t>
-    </w:r>
-  </w:p>
-  <w:p>
-    <w:r>
-      <w:t>{{ total_cost_with_travel_formatted }}</w:t>
-    </w:r>
-  </w:p>
-  <w:p>
-    <w:r>
-      <w:t>{{ travel_expense_formatted }}</w:t>
-    </w:r>
-  </w:p>
-  <w:p>
-    <w:r>
-      <w:t>{{ iso14001_surveillance_days }}</w:t>
-    </w:r>
-  </w:p>
-  <w:p>
-    <w:r>
-      <w:t>{{ iso14001_stage1_2_days }}</w:t>
-    </w:r>
-  </w:p>
-  <w:p>
-    <w:r>
-      <w:t>{{ iso14001_stage1_2_cost_formatted }}</w:t>
-    </w:r>
-  </w:p>
-  <w:p>
-    <w:r>
-      <w:t>{{ has_iso9001 }}</w:t>
-    </w:r>
-  </w:p>
-  <w:p>
-    <w:r>
-      <w:t>{{ has_iso14001 }}</w:t>
-    </w:r>
-  </w:p>
-  <w:p>
-    <w:r>
-      <w:t>{{ has_iso45001 }}</w:t>
-    </w:r>
-  </w:p>
 </w:document>
 </file>
 

--- a/vercel-deploy/public/templates/LRQA_quotation.docx
+++ b/vercel-deploy/public/templates/LRQA_quotation.docx
@@ -4749,7 +4749,7 @@
                 <w:szCs w:val="18"/>
                 <w:lang w:eastAsia="ko-KR"/>
               </w:rPr>
-              <w:t xml:space="preserve">{{ </w:t>
+              <w:t xml:space="preserve">{</w:t>
             </w:r>
             <w:proofErr w:type="spellStart"/>
             <w:r>
@@ -4785,7 +4785,7 @@
                 <w:szCs w:val="18"/>
                 <w:lang w:eastAsia="ko-KR"/>
               </w:rPr>
-              <w:t xml:space="preserve"> }}</w:t>
+              <w:t xml:space="preserve"> }</w:t>
             </w:r>
           </w:p>
         </w:tc>
@@ -5744,7 +5744,7 @@
                 <w:szCs w:val="18"/>
                 <w:lang w:eastAsia="ko-KR"/>
               </w:rPr>
-              <w:t>{{ iso</w:t>
+              <w:t>{iso</w:t>
             </w:r>
             <w:proofErr w:type="gramEnd"/>
             <w:r>
@@ -5764,7 +5764,7 @@
                 <w:szCs w:val="18"/>
                 <w:lang w:eastAsia="ko-KR"/>
               </w:rPr>
-              <w:t>days }}</w:t>
+              <w:t>days }</w:t>
             </w:r>
             <w:r>
               <w:rPr>
@@ -5804,7 +5804,7 @@
                 <w:szCs w:val="18"/>
                 <w:lang w:eastAsia="ko-KR"/>
               </w:rPr>
-              <w:t>{{ iso</w:t>
+              <w:t>{iso</w:t>
             </w:r>
             <w:proofErr w:type="gramEnd"/>
             <w:r>
@@ -5824,7 +5824,7 @@
                 <w:szCs w:val="18"/>
                 <w:lang w:eastAsia="ko-KR"/>
               </w:rPr>
-              <w:t>days }}</w:t>
+              <w:t>days }</w:t>
             </w:r>
             <w:r>
               <w:rPr>
@@ -5862,7 +5862,7 @@
                 <w:szCs w:val="18"/>
                 <w:lang w:eastAsia="ko-KR"/>
               </w:rPr>
-              <w:t>{{ iso</w:t>
+              <w:t>{iso</w:t>
             </w:r>
             <w:proofErr w:type="gramEnd"/>
             <w:r>
@@ -5900,7 +5900,7 @@
                 <w:szCs w:val="18"/>
                 <w:lang w:eastAsia="ko-KR"/>
               </w:rPr>
-              <w:t>days }}</w:t>
+              <w:t>days }</w:t>
             </w:r>
             <w:r>
               <w:rPr>
@@ -6197,7 +6197,7 @@
                 <w:szCs w:val="18"/>
                 <w:lang w:eastAsia="ko-KR"/>
               </w:rPr>
-              <w:t>{{ iso</w:t>
+              <w:t>{iso</w:t>
             </w:r>
             <w:proofErr w:type="gramEnd"/>
             <w:r>
@@ -6226,7 +6226,7 @@
                 <w:szCs w:val="18"/>
                 <w:lang w:eastAsia="ko-KR"/>
               </w:rPr>
-              <w:t>days }}days</w:t>
+              <w:t>days }days</w:t>
             </w:r>
             <w:proofErr w:type="gramEnd"/>
           </w:p>
@@ -6258,7 +6258,7 @@
                 <w:szCs w:val="18"/>
                 <w:lang w:eastAsia="ko-KR"/>
               </w:rPr>
-              <w:t>{{ iso</w:t>
+              <w:t>{iso</w:t>
             </w:r>
             <w:proofErr w:type="gramEnd"/>
             <w:r>
@@ -6287,7 +6287,7 @@
                 <w:szCs w:val="18"/>
                 <w:lang w:eastAsia="ko-KR"/>
               </w:rPr>
-              <w:t>days }}</w:t>
+              <w:t>days }</w:t>
             </w:r>
             <w:r>
               <w:rPr>
@@ -6325,7 +6325,7 @@
                 <w:szCs w:val="18"/>
                 <w:lang w:eastAsia="ko-KR"/>
               </w:rPr>
-              <w:t>{{ iso</w:t>
+              <w:t>{iso</w:t>
             </w:r>
             <w:proofErr w:type="gramEnd"/>
             <w:r>
@@ -6372,7 +6372,7 @@
                 <w:szCs w:val="18"/>
                 <w:lang w:eastAsia="ko-KR"/>
               </w:rPr>
-              <w:t>days }}</w:t>
+              <w:t>days }</w:t>
             </w:r>
             <w:r>
               <w:rPr>
@@ -6688,7 +6688,7 @@
                 <w:szCs w:val="18"/>
                 <w:lang w:eastAsia="ko-KR"/>
               </w:rPr>
-              <w:t>{{ iso</w:t>
+              <w:t>{iso</w:t>
             </w:r>
             <w:proofErr w:type="gramEnd"/>
             <w:r>
@@ -6717,7 +6717,7 @@
                 <w:szCs w:val="18"/>
                 <w:lang w:eastAsia="ko-KR"/>
               </w:rPr>
-              <w:t>days }}days</w:t>
+              <w:t>days }days</w:t>
             </w:r>
             <w:proofErr w:type="gramEnd"/>
           </w:p>
@@ -6749,7 +6749,7 @@
                 <w:szCs w:val="18"/>
                 <w:lang w:eastAsia="ko-KR"/>
               </w:rPr>
-              <w:t>{{ iso</w:t>
+              <w:t>{iso</w:t>
             </w:r>
             <w:proofErr w:type="gramEnd"/>
             <w:r>
@@ -6778,7 +6778,7 @@
                 <w:szCs w:val="18"/>
                 <w:lang w:eastAsia="ko-KR"/>
               </w:rPr>
-              <w:t>days }}</w:t>
+              <w:t>days }</w:t>
             </w:r>
             <w:r>
               <w:rPr>
@@ -6816,7 +6816,7 @@
                 <w:szCs w:val="18"/>
                 <w:lang w:eastAsia="ko-KR"/>
               </w:rPr>
-              <w:t>{{ iso</w:t>
+              <w:t>{iso</w:t>
             </w:r>
             <w:proofErr w:type="gramEnd"/>
             <w:r>
@@ -6863,7 +6863,7 @@
                 <w:szCs w:val="18"/>
                 <w:lang w:eastAsia="ko-KR"/>
               </w:rPr>
-              <w:t>days }}</w:t>
+              <w:t>days }</w:t>
             </w:r>
             <w:r>
               <w:rPr>
@@ -10003,192 +10003,192 @@
         </w:rPr>
         <w:p>
           <w:r>
-            <w:t>{{ quotation_date }}</w:t>
+            <w:t>{quotation_date }</w:t>
           </w:r>
         </w:p>
         <w:p>
           <w:r>
-            <w:t>{{ quotation_number }}</w:t>
+            <w:t>{quotation_number }</w:t>
           </w:r>
         </w:p>
         <w:p>
           <w:r>
-            <w:t>{{ client_name }}</w:t>
+            <w:t>{client_name }</w:t>
           </w:r>
         </w:p>
         <w:p>
           <w:r>
-            <w:t>{{ client_address }}</w:t>
+            <w:t>{client_address }</w:t>
           </w:r>
         </w:p>
         <w:p>
           <w:r>
-            <w:t>{{ contact_person }}</w:t>
+            <w:t>{contact_person }</w:t>
           </w:r>
         </w:p>
         <w:p>
           <w:r>
-            <w:t>{{ contact_email }}</w:t>
+            <w:t>{contact_email }</w:t>
           </w:r>
         </w:p>
         <w:p>
           <w:r>
-            <w:t>{{ contact_phone }}</w:t>
+            <w:t>{contact_phone }</w:t>
           </w:r>
         </w:p>
         <w:p>
           <w:r>
-            <w:t>{{ standards_text }}</w:t>
+            <w:t>{standards_text }</w:t>
           </w:r>
         </w:p>
         <w:p>
           <w:r>
-            <w:t>{{ total_sites }}</w:t>
+            <w:t>{total_sites }</w:t>
           </w:r>
         </w:p>
         <w:p>
           <w:r>
-            <w:t>{{ total_employees }}</w:t>
+            <w:t>{total_employees }</w:t>
           </w:r>
         </w:p>
         <w:p>
           <w:r>
-            <w:t>{{ total_audit_days }}</w:t>
+            <w:t>{total_audit_days }</w:t>
           </w:r>
         </w:p>
         <w:p>
           <w:r>
-            <w:t>{{ total_cost_with_travel_formatted }}</w:t>
+            <w:t>{total_cost_with_travel_formatted }</w:t>
           </w:r>
         </w:p>
         <w:p>
           <w:r>
-            <w:t>{{ travel_expense_formatted }}</w:t>
+            <w:t>{travel_expense_formatted }</w:t>
           </w:r>
         </w:p>
         <w:p>
           <w:r>
-            <w:t>{{ iso14001_surveillance_days }}</w:t>
+            <w:t>{iso14001_surveillance_days }</w:t>
           </w:r>
         </w:p>
         <w:p>
           <w:r>
-            <w:t>{{ iso14001_stage1_2_days }}</w:t>
+            <w:t>{iso14001_stage1_2_days }</w:t>
           </w:r>
         </w:p>
         <w:p>
           <w:r>
-            <w:t>{{ iso14001_stage1_2_cost_formatted }}</w:t>
+            <w:t>{iso14001_stage1_2_cost_formatted }</w:t>
           </w:r>
         </w:p>
         <w:p>
           <w:r>
-            <w:t>{{ has_iso9001 }}</w:t>
+            <w:t>{has_iso9001 }</w:t>
           </w:r>
         </w:p>
         <w:p>
           <w:r>
-            <w:t>{{ has_iso14001 }}</w:t>
+            <w:t>{has_iso14001 }</w:t>
           </w:r>
         </w:p>
         <w:p>
           <w:r>
-            <w:t>{{ has_iso45001 }}</w:t>
+            <w:t>{has_iso45001 }</w:t>
           </w:r>
         </w:p>
         <w:p>
           <w:r>
-            <w:t>{{ quotation_date }}</w:t>
+            <w:t>{quotation_date }</w:t>
           </w:r>
         </w:p>
         <w:p>
           <w:r>
-            <w:t>{{ quotation_number }}</w:t>
+            <w:t>{quotation_number }</w:t>
           </w:r>
         </w:p>
         <w:p>
           <w:r>
-            <w:t>{{ client_name }}</w:t>
+            <w:t>{client_name }</w:t>
           </w:r>
         </w:p>
         <w:p>
           <w:r>
-            <w:t>{{ client_address }}</w:t>
+            <w:t>{client_address }</w:t>
           </w:r>
         </w:p>
         <w:p>
           <w:r>
-            <w:t>{{ contact_person }}</w:t>
+            <w:t>{contact_person }</w:t>
           </w:r>
         </w:p>
         <w:p>
           <w:r>
-            <w:t>{{ contact_email }}</w:t>
+            <w:t>{contact_email }</w:t>
           </w:r>
         </w:p>
         <w:p>
           <w:r>
-            <w:t>{{ contact_phone }}</w:t>
+            <w:t>{contact_phone }</w:t>
           </w:r>
         </w:p>
         <w:p>
           <w:r>
-            <w:t>{{ standards_text }}</w:t>
+            <w:t>{standards_text }</w:t>
           </w:r>
         </w:p>
         <w:p>
           <w:r>
-            <w:t>{{ total_sites }}</w:t>
+            <w:t>{total_sites }</w:t>
           </w:r>
         </w:p>
         <w:p>
           <w:r>
-            <w:t>{{ total_employees }}</w:t>
+            <w:t>{total_employees }</w:t>
           </w:r>
         </w:p>
         <w:p>
           <w:r>
-            <w:t>{{ total_audit_days }}</w:t>
+            <w:t>{total_audit_days }</w:t>
           </w:r>
         </w:p>
         <w:p>
           <w:r>
-            <w:t>{{ total_cost_with_travel_formatted }}</w:t>
+            <w:t>{total_cost_with_travel_formatted }</w:t>
           </w:r>
         </w:p>
         <w:p>
           <w:r>
-            <w:t>{{ travel_expense_formatted }}</w:t>
+            <w:t>{travel_expense_formatted }</w:t>
           </w:r>
         </w:p>
         <w:p>
           <w:r>
-            <w:t>{{ iso14001_surveillance_days }}</w:t>
+            <w:t>{iso14001_surveillance_days }</w:t>
           </w:r>
         </w:p>
         <w:p>
           <w:r>
-            <w:t>{{ iso14001_stage1_2_days }}</w:t>
+            <w:t>{iso14001_stage1_2_days }</w:t>
           </w:r>
         </w:p>
         <w:p>
           <w:r>
-            <w:t>{{ iso14001_stage1_2_cost_formatted }}</w:t>
+            <w:t>{iso14001_stage1_2_cost_formatted }</w:t>
           </w:r>
         </w:p>
         <w:p>
           <w:r>
-            <w:t>{{ has_iso9001 }}</w:t>
+            <w:t>{has_iso9001 }</w:t>
           </w:r>
         </w:p>
         <w:p>
           <w:r>
-            <w:t>{{ has_iso14001 }}</w:t>
+            <w:t>{has_iso14001 }</w:t>
           </w:r>
         </w:p>
         <w:p>
           <w:r>
-            <w:t>{{ has_iso45001 }}</w:t>
+            <w:t>{has_iso45001 }</w:t>
           </w:r>
         </w:p>
         <w:sectPr>
@@ -12426,192 +12426,192 @@
     </w:p>
     <w:p>
       <w:r>
-        <w:t>{{ quotation_date }}</w:t>
+        <w:t>{quotation_date }</w:t>
       </w:r>
     </w:p>
     <w:p>
       <w:r>
-        <w:t>{{ quotation_number }}</w:t>
+        <w:t>{quotation_number }</w:t>
       </w:r>
     </w:p>
     <w:p>
       <w:r>
-        <w:t>{{ client_name }}</w:t>
+        <w:t>{client_name }</w:t>
       </w:r>
     </w:p>
     <w:p>
       <w:r>
-        <w:t>{{ client_address }}</w:t>
+        <w:t>{client_address }</w:t>
       </w:r>
     </w:p>
     <w:p>
       <w:r>
-        <w:t>{{ contact_person }}</w:t>
+        <w:t>{contact_person }</w:t>
       </w:r>
     </w:p>
     <w:p>
       <w:r>
-        <w:t>{{ contact_email }}</w:t>
+        <w:t>{contact_email }</w:t>
       </w:r>
     </w:p>
     <w:p>
       <w:r>
-        <w:t>{{ contact_phone }}</w:t>
+        <w:t>{contact_phone }</w:t>
       </w:r>
     </w:p>
     <w:p>
       <w:r>
-        <w:t>{{ standards_text }}</w:t>
+        <w:t>{standards_text }</w:t>
       </w:r>
     </w:p>
     <w:p>
       <w:r>
-        <w:t>{{ total_sites }}</w:t>
+        <w:t>{total_sites }</w:t>
       </w:r>
     </w:p>
     <w:p>
       <w:r>
-        <w:t>{{ total_employees }}</w:t>
+        <w:t>{total_employees }</w:t>
       </w:r>
     </w:p>
     <w:p>
       <w:r>
-        <w:t>{{ total_audit_days }}</w:t>
+        <w:t>{total_audit_days }</w:t>
       </w:r>
     </w:p>
     <w:p>
       <w:r>
-        <w:t>{{ total_cost_with_travel_formatted }}</w:t>
+        <w:t>{total_cost_with_travel_formatted }</w:t>
       </w:r>
     </w:p>
     <w:p>
       <w:r>
-        <w:t>{{ travel_expense_formatted }}</w:t>
+        <w:t>{travel_expense_formatted }</w:t>
       </w:r>
     </w:p>
     <w:p>
       <w:r>
-        <w:t>{{ iso14001_surveillance_days }}</w:t>
+        <w:t>{iso14001_surveillance_days }</w:t>
       </w:r>
     </w:p>
     <w:p>
       <w:r>
-        <w:t>{{ iso14001_stage1_2_days }}</w:t>
+        <w:t>{iso14001_stage1_2_days }</w:t>
       </w:r>
     </w:p>
     <w:p>
       <w:r>
-        <w:t>{{ iso14001_stage1_2_cost_formatted }}</w:t>
+        <w:t>{iso14001_stage1_2_cost_formatted }</w:t>
       </w:r>
     </w:p>
     <w:p>
       <w:r>
-        <w:t>{{ has_iso9001 }}</w:t>
+        <w:t>{has_iso9001 }</w:t>
       </w:r>
     </w:p>
     <w:p>
       <w:r>
-        <w:t>{{ has_iso14001 }}</w:t>
+        <w:t>{has_iso14001 }</w:t>
       </w:r>
     </w:p>
     <w:p>
       <w:r>
-        <w:t>{{ has_iso45001 }}</w:t>
+        <w:t>{has_iso45001 }</w:t>
       </w:r>
     </w:p>
     <w:p>
       <w:r>
-        <w:t>{{ quotation_date }}</w:t>
+        <w:t>{quotation_date }</w:t>
       </w:r>
     </w:p>
     <w:p>
       <w:r>
-        <w:t>{{ quotation_number }}</w:t>
+        <w:t>{quotation_number }</w:t>
       </w:r>
     </w:p>
     <w:p>
       <w:r>
-        <w:t>{{ client_name }}</w:t>
+        <w:t>{client_name }</w:t>
       </w:r>
     </w:p>
     <w:p>
       <w:r>
-        <w:t>{{ client_address }}</w:t>
+        <w:t>{client_address }</w:t>
       </w:r>
     </w:p>
     <w:p>
       <w:r>
-        <w:t>{{ contact_person }}</w:t>
+        <w:t>{contact_person }</w:t>
       </w:r>
     </w:p>
     <w:p>
       <w:r>
-        <w:t>{{ contact_email }}</w:t>
+        <w:t>{contact_email }</w:t>
       </w:r>
     </w:p>
     <w:p>
       <w:r>
-        <w:t>{{ contact_phone }}</w:t>
+        <w:t>{contact_phone }</w:t>
       </w:r>
     </w:p>
     <w:p>
       <w:r>
-        <w:t>{{ standards_text }}</w:t>
+        <w:t>{standards_text }</w:t>
       </w:r>
     </w:p>
     <w:p>
       <w:r>
-        <w:t>{{ total_sites }}</w:t>
+        <w:t>{total_sites }</w:t>
       </w:r>
     </w:p>
     <w:p>
       <w:r>
-        <w:t>{{ total_employees }}</w:t>
+        <w:t>{total_employees }</w:t>
       </w:r>
     </w:p>
     <w:p>
       <w:r>
-        <w:t>{{ total_audit_days }}</w:t>
+        <w:t>{total_audit_days }</w:t>
       </w:r>
     </w:p>
     <w:p>
       <w:r>
-        <w:t>{{ total_cost_with_travel_formatted }}</w:t>
+        <w:t>{total_cost_with_travel_formatted }</w:t>
       </w:r>
     </w:p>
     <w:p>
       <w:r>
-        <w:t>{{ travel_expense_formatted }}</w:t>
+        <w:t>{travel_expense_formatted }</w:t>
       </w:r>
     </w:p>
     <w:p>
       <w:r>
-        <w:t>{{ iso14001_surveillance_days }}</w:t>
+        <w:t>{iso14001_surveillance_days }</w:t>
       </w:r>
     </w:p>
     <w:p>
       <w:r>
-        <w:t>{{ iso14001_stage1_2_days }}</w:t>
+        <w:t>{iso14001_stage1_2_days }</w:t>
       </w:r>
     </w:p>
     <w:p>
       <w:r>
-        <w:t>{{ iso14001_stage1_2_cost_formatted }}</w:t>
+        <w:t>{iso14001_stage1_2_cost_formatted }</w:t>
       </w:r>
     </w:p>
     <w:p>
       <w:r>
-        <w:t>{{ has_iso9001 }}</w:t>
+        <w:t>{has_iso9001 }</w:t>
       </w:r>
     </w:p>
     <w:p>
       <w:r>
-        <w:t>{{ has_iso14001 }}</w:t>
+        <w:t>{has_iso14001 }</w:t>
       </w:r>
     </w:p>
     <w:p>
       <w:r>
-        <w:t>{{ has_iso45001 }}</w:t>
+        <w:t>{has_iso45001 }</w:t>
       </w:r>
     </w:p>
     <w:sectPr>
@@ -12624,97 +12624,97 @@
     </w:sectPr>
     <w:p>
       <w:r>
-        <w:t>{{ quotation_date }}</w:t>
+        <w:t>{quotation_date }</w:t>
       </w:r>
     </w:p>
     <w:p>
       <w:r>
-        <w:t>{{ quotation_number }}</w:t>
+        <w:t>{quotation_number }</w:t>
       </w:r>
     </w:p>
     <w:p>
       <w:r>
-        <w:t>{{ client_name }}</w:t>
+        <w:t>{client_name }</w:t>
       </w:r>
     </w:p>
     <w:p>
       <w:r>
-        <w:t>{{ client_address }}</w:t>
+        <w:t>{client_address }</w:t>
       </w:r>
     </w:p>
     <w:p>
       <w:r>
-        <w:t>{{ contact_person }}</w:t>
+        <w:t>{contact_person }</w:t>
       </w:r>
     </w:p>
     <w:p>
       <w:r>
-        <w:t>{{ contact_email }}</w:t>
+        <w:t>{contact_email }</w:t>
       </w:r>
     </w:p>
     <w:p>
       <w:r>
-        <w:t>{{ contact_phone }}</w:t>
+        <w:t>{contact_phone }</w:t>
       </w:r>
     </w:p>
     <w:p>
       <w:r>
-        <w:t>{{ standards_text }}</w:t>
+        <w:t>{standards_text }</w:t>
       </w:r>
     </w:p>
     <w:p>
       <w:r>
-        <w:t>{{ total_sites }}</w:t>
+        <w:t>{total_sites }</w:t>
       </w:r>
     </w:p>
     <w:p>
       <w:r>
-        <w:t>{{ total_employees }}</w:t>
+        <w:t>{total_employees }</w:t>
       </w:r>
     </w:p>
     <w:p>
       <w:r>
-        <w:t>{{ total_audit_days }}</w:t>
+        <w:t>{total_audit_days }</w:t>
       </w:r>
     </w:p>
     <w:p>
       <w:r>
-        <w:t>{{ total_cost_with_travel_formatted }}</w:t>
+        <w:t>{total_cost_with_travel_formatted }</w:t>
       </w:r>
     </w:p>
     <w:p>
       <w:r>
-        <w:t>{{ travel_expense_formatted }}</w:t>
+        <w:t>{travel_expense_formatted }</w:t>
       </w:r>
     </w:p>
     <w:p>
       <w:r>
-        <w:t>{{ iso14001_surveillance_days }}</w:t>
+        <w:t>{iso14001_surveillance_days }</w:t>
       </w:r>
     </w:p>
     <w:p>
       <w:r>
-        <w:t>{{ iso14001_stage1_2_days }}</w:t>
+        <w:t>{iso14001_stage1_2_days }</w:t>
       </w:r>
     </w:p>
     <w:p>
       <w:r>
-        <w:t>{{ iso14001_stage1_2_cost_formatted }}</w:t>
+        <w:t>{iso14001_stage1_2_cost_formatted }</w:t>
       </w:r>
     </w:p>
     <w:p>
       <w:r>
-        <w:t>{{ has_iso9001 }}</w:t>
+        <w:t>{has_iso9001 }</w:t>
       </w:r>
     </w:p>
     <w:p>
       <w:r>
-        <w:t>{{ has_iso14001 }}</w:t>
+        <w:t>{has_iso14001 }</w:t>
       </w:r>
     </w:p>
     <w:p>
       <w:r>
-        <w:t>{{ has_iso45001 }}</w:t>
+        <w:t>{has_iso45001 }</w:t>
       </w:r>
     </w:p>
   </w:body>

--- a/vercel-deploy/public/templates/LRQA_quotation.docx
+++ b/vercel-deploy/public/templates/LRQA_quotation.docx
@@ -388,7 +388,7 @@
                 <w:szCs w:val="32"/>
                 <w:lang w:eastAsia="ko-KR"/>
               </w:rPr>
-              <w:t xml:space="preserve">{{ </w:t>
+              <w:t xml:space="preserve">{ </w:t>
             </w:r>
             <w:proofErr w:type="spellStart"/>
             <w:r>
@@ -477,7 +477,7 @@
                 <w:spacing w:val="-1"/>
                 <w:lang w:eastAsia="ko-KR"/>
               </w:rPr>
-              <w:t xml:space="preserve">{{ </w:t>
+              <w:t xml:space="preserve">{ </w:t>
             </w:r>
             <w:proofErr w:type="spellStart"/>
             <w:r>
@@ -641,7 +641,7 @@
                 <w:szCs w:val="18"/>
                 <w:lang w:eastAsia="ko-KR"/>
               </w:rPr>
-              <w:t xml:space="preserve">{{ </w:t>
+              <w:t xml:space="preserve">{ </w:t>
             </w:r>
             <w:proofErr w:type="spellStart"/>
             <w:r>
@@ -807,7 +807,7 @@
                 <w:shd w:val="clear" w:color="auto" w:fill="FFFFFF"/>
                 <w:lang w:eastAsia="ko-KR"/>
               </w:rPr>
-              <w:t xml:space="preserve">{{ </w:t>
+              <w:t xml:space="preserve">{ </w:t>
             </w:r>
             <w:proofErr w:type="spellStart"/>
             <w:r>
@@ -4288,7 +4288,7 @@
           <w:szCs w:val="20"/>
           <w:lang w:eastAsia="ko-KR"/>
         </w:rPr>
-        <w:t xml:space="preserve">{{ </w:t>
+        <w:t xml:space="preserve">{ </w:t>
       </w:r>
       <w:proofErr w:type="spellStart"/>
       <w:r>
@@ -4646,7 +4646,7 @@
                 <w:szCs w:val="18"/>
                 <w:lang w:eastAsia="ko-KR"/>
               </w:rPr>
-              <w:t xml:space="preserve">{{ </w:t>
+              <w:t xml:space="preserve">{ </w:t>
             </w:r>
             <w:proofErr w:type="spellStart"/>
             <w:r>
@@ -4909,7 +4909,7 @@
           <w:szCs w:val="20"/>
           <w:lang w:eastAsia="ko-KR"/>
         </w:rPr>
-        <w:t xml:space="preserve">{{ </w:t>
+        <w:t xml:space="preserve">{ </w:t>
       </w:r>
       <w:proofErr w:type="spellStart"/>
       <w:r>
@@ -5014,7 +5014,7 @@
           <w:szCs w:val="20"/>
           <w:lang w:eastAsia="ko-KR"/>
         </w:rPr>
-        <w:t xml:space="preserve">{{ </w:t>
+        <w:t xml:space="preserve">{ </w:t>
       </w:r>
       <w:proofErr w:type="spellStart"/>
       <w:r>
@@ -5949,7 +5949,7 @@
                 <w:szCs w:val="18"/>
                 <w:lang w:eastAsia="ko-KR"/>
               </w:rPr>
-              <w:t>{{ iso</w:t>
+              <w:t>{ iso</w:t>
             </w:r>
             <w:proofErr w:type="gramEnd"/>
             <w:r>
@@ -6057,7 +6057,7 @@
                 <w:szCs w:val="18"/>
                 <w:lang w:eastAsia="ko-KR"/>
               </w:rPr>
-              <w:t>{{ iso</w:t>
+              <w:t>{ iso</w:t>
             </w:r>
             <w:proofErr w:type="gramEnd"/>
             <w:r>
@@ -6422,7 +6422,7 @@
                 <w:szCs w:val="18"/>
                 <w:lang w:eastAsia="ko-KR"/>
               </w:rPr>
-              <w:t>{{ iso</w:t>
+              <w:t>{ iso</w:t>
             </w:r>
             <w:proofErr w:type="gramEnd"/>
             <w:r>
@@ -6539,7 +6539,7 @@
                 <w:szCs w:val="18"/>
                 <w:lang w:eastAsia="ko-KR"/>
               </w:rPr>
-              <w:t>{{ iso</w:t>
+              <w:t>{ iso</w:t>
             </w:r>
             <w:proofErr w:type="gramEnd"/>
             <w:r>
@@ -6913,7 +6913,7 @@
                 <w:szCs w:val="18"/>
                 <w:lang w:eastAsia="ko-KR"/>
               </w:rPr>
-              <w:t>{{ iso</w:t>
+              <w:t>{ iso</w:t>
             </w:r>
             <w:proofErr w:type="gramEnd"/>
             <w:r>
@@ -7030,7 +7030,7 @@
                 <w:szCs w:val="18"/>
                 <w:lang w:eastAsia="ko-KR"/>
               </w:rPr>
-              <w:t>{{ iso</w:t>
+              <w:t>{ iso</w:t>
             </w:r>
             <w:proofErr w:type="gramEnd"/>
             <w:r>
@@ -7394,7 +7394,7 @@
                 <w:szCs w:val="18"/>
                 <w:lang w:eastAsia="ko-KR"/>
               </w:rPr>
-              <w:t xml:space="preserve">{{ </w:t>
+              <w:t xml:space="preserve">{ </w:t>
             </w:r>
             <w:proofErr w:type="spellStart"/>
             <w:r>
@@ -7872,7 +7872,7 @@
                 <w:highlight w:val="yellow"/>
                 <w:lang w:eastAsia="ko-KR"/>
               </w:rPr>
-              <w:t>{{ </w:t>
+              <w:t>{ </w:t>
             </w:r>
             <w:proofErr w:type="spellStart"/>
             <w:r>
@@ -7997,7 +7997,7 @@
                 <w:highlight w:val="yellow"/>
                 <w:lang w:eastAsia="ko-KR"/>
               </w:rPr>
-              <w:t>{{ </w:t>
+              <w:t>{ </w:t>
             </w:r>
             <w:proofErr w:type="spellStart"/>
             <w:r>

--- a/vercel-deploy/public/templates/LRQA_quotation.docx
+++ b/vercel-deploy/public/templates/LRQA_quotation.docx
@@ -388,7 +388,7 @@
                 <w:szCs w:val="32"/>
                 <w:lang w:eastAsia="ko-KR"/>
               </w:rPr>
-              <w:t xml:space="preserve">{ </w:t>
+              <w:t xml:space="preserve">{</w:t>
             </w:r>
             <w:proofErr w:type="spellStart"/>
             <w:r>
@@ -436,7 +436,7 @@
                 <w:szCs w:val="32"/>
                 <w:lang w:eastAsia="ko-KR"/>
               </w:rPr>
-              <w:t xml:space="preserve"> }</w:t>
+              <w:t xml:space="preserve">}</w:t>
             </w:r>
             <w:proofErr w:type="gramEnd"/>
             <w:r>
@@ -477,7 +477,7 @@
                 <w:spacing w:val="-1"/>
                 <w:lang w:eastAsia="ko-KR"/>
               </w:rPr>
-              <w:t xml:space="preserve">{ </w:t>
+              <w:t xml:space="preserve">{</w:t>
             </w:r>
             <w:proofErr w:type="spellStart"/>
             <w:r>
@@ -517,7 +517,7 @@
                 <w:spacing w:val="-1"/>
                 <w:lang w:eastAsia="ko-KR"/>
               </w:rPr>
-              <w:t xml:space="preserve"> }</w:t>
+              <w:t xml:space="preserve">}</w:t>
             </w:r>
             <w:proofErr w:type="gramEnd"/>
             <w:r>
@@ -641,7 +641,7 @@
                 <w:szCs w:val="18"/>
                 <w:lang w:eastAsia="ko-KR"/>
               </w:rPr>
-              <w:t xml:space="preserve">{ </w:t>
+              <w:t xml:space="preserve">{</w:t>
             </w:r>
             <w:proofErr w:type="spellStart"/>
             <w:r>
@@ -681,7 +681,7 @@
                 <w:szCs w:val="18"/>
                 <w:lang w:eastAsia="ko-KR"/>
               </w:rPr>
-              <w:t xml:space="preserve"> }</w:t>
+              <w:t xml:space="preserve">}</w:t>
             </w:r>
             <w:proofErr w:type="gramEnd"/>
             <w:r>
@@ -807,7 +807,7 @@
                 <w:shd w:val="clear" w:color="auto" w:fill="FFFFFF"/>
                 <w:lang w:eastAsia="ko-KR"/>
               </w:rPr>
-              <w:t xml:space="preserve">{ </w:t>
+              <w:t xml:space="preserve">{</w:t>
             </w:r>
             <w:proofErr w:type="spellStart"/>
             <w:r>
@@ -855,7 +855,7 @@
                 <w:shd w:val="clear" w:color="auto" w:fill="FFFFFF"/>
                 <w:lang w:eastAsia="ko-KR"/>
               </w:rPr>
-              <w:t xml:space="preserve"> }</w:t>
+              <w:t xml:space="preserve">}</w:t>
             </w:r>
             <w:proofErr w:type="gramEnd"/>
             <w:r>
@@ -4288,7 +4288,7 @@
           <w:szCs w:val="20"/>
           <w:lang w:eastAsia="ko-KR"/>
         </w:rPr>
-        <w:t xml:space="preserve">{ </w:t>
+        <w:t xml:space="preserve">{</w:t>
       </w:r>
       <w:proofErr w:type="spellStart"/>
       <w:r>
@@ -4332,7 +4332,7 @@
           <w:szCs w:val="20"/>
           <w:lang w:eastAsia="ko-KR"/>
         </w:rPr>
-        <w:t xml:space="preserve"> }</w:t>
+        <w:t xml:space="preserve">}</w:t>
       </w:r>
       <w:proofErr w:type="gramEnd"/>
       <w:r>
@@ -4646,7 +4646,7 @@
                 <w:szCs w:val="18"/>
                 <w:lang w:eastAsia="ko-KR"/>
               </w:rPr>
-              <w:t xml:space="preserve">{ </w:t>
+              <w:t xml:space="preserve">{</w:t>
             </w:r>
             <w:proofErr w:type="spellStart"/>
             <w:r>
@@ -4694,7 +4694,7 @@
                 <w:szCs w:val="18"/>
                 <w:lang w:eastAsia="ko-KR"/>
               </w:rPr>
-              <w:t xml:space="preserve"> }</w:t>
+              <w:t xml:space="preserve">}</w:t>
             </w:r>
             <w:proofErr w:type="gramEnd"/>
             <w:r>
@@ -4909,7 +4909,7 @@
           <w:szCs w:val="20"/>
           <w:lang w:eastAsia="ko-KR"/>
         </w:rPr>
-        <w:t xml:space="preserve">{ </w:t>
+        <w:t xml:space="preserve">{</w:t>
       </w:r>
       <w:proofErr w:type="spellStart"/>
       <w:r>
@@ -4961,7 +4961,7 @@
           <w:szCs w:val="20"/>
           <w:lang w:eastAsia="ko-KR"/>
         </w:rPr>
-        <w:t xml:space="preserve"> }</w:t>
+        <w:t xml:space="preserve">}</w:t>
       </w:r>
       <w:proofErr w:type="gramEnd"/>
       <w:r>
@@ -5014,7 +5014,7 @@
           <w:szCs w:val="20"/>
           <w:lang w:eastAsia="ko-KR"/>
         </w:rPr>
-        <w:t xml:space="preserve">{ </w:t>
+        <w:t xml:space="preserve">{</w:t>
       </w:r>
       <w:proofErr w:type="spellStart"/>
       <w:r>
@@ -5066,7 +5066,7 @@
           <w:szCs w:val="20"/>
           <w:lang w:eastAsia="ko-KR"/>
         </w:rPr>
-        <w:t xml:space="preserve"> }</w:t>
+        <w:t xml:space="preserve">}</w:t>
       </w:r>
       <w:proofErr w:type="gramEnd"/>
       <w:r>
@@ -6057,7 +6057,7 @@
                 <w:szCs w:val="18"/>
                 <w:lang w:eastAsia="ko-KR"/>
               </w:rPr>
-              <w:t>{ iso</w:t>
+              <w:t>{iso</w:t>
             </w:r>
             <w:proofErr w:type="gramEnd"/>
             <w:r>
@@ -6077,7 +6077,7 @@
                 <w:szCs w:val="18"/>
                 <w:lang w:eastAsia="ko-KR"/>
               </w:rPr>
-              <w:t>days }</w:t>
+              <w:t>days}</w:t>
             </w:r>
             <w:proofErr w:type="gramEnd"/>
             <w:r>
@@ -6539,7 +6539,7 @@
                 <w:szCs w:val="18"/>
                 <w:lang w:eastAsia="ko-KR"/>
               </w:rPr>
-              <w:t>{ iso</w:t>
+              <w:t>{iso</w:t>
             </w:r>
             <w:proofErr w:type="gramEnd"/>
             <w:r>
@@ -6568,7 +6568,7 @@
                 <w:szCs w:val="18"/>
                 <w:lang w:eastAsia="ko-KR"/>
               </w:rPr>
-              <w:t>days }</w:t>
+              <w:t>days}</w:t>
             </w:r>
             <w:proofErr w:type="gramEnd"/>
             <w:r>
@@ -6913,7 +6913,7 @@
                 <w:szCs w:val="18"/>
                 <w:lang w:eastAsia="ko-KR"/>
               </w:rPr>
-              <w:t>{ iso</w:t>
+              <w:t>{iso</w:t>
             </w:r>
             <w:proofErr w:type="gramEnd"/>
             <w:r>
@@ -6980,7 +6980,7 @@
                 <w:szCs w:val="18"/>
                 <w:lang w:eastAsia="ko-KR"/>
               </w:rPr>
-              <w:t xml:space="preserve"> }</w:t>
+              <w:t xml:space="preserve">}</w:t>
             </w:r>
             <w:proofErr w:type="gramEnd"/>
             <w:r>
@@ -7030,7 +7030,7 @@
                 <w:szCs w:val="18"/>
                 <w:lang w:eastAsia="ko-KR"/>
               </w:rPr>
-              <w:t>{ iso</w:t>
+              <w:t>{iso</w:t>
             </w:r>
             <w:proofErr w:type="gramEnd"/>
             <w:r>
@@ -7059,7 +7059,7 @@
                 <w:szCs w:val="18"/>
                 <w:lang w:eastAsia="ko-KR"/>
               </w:rPr>
-              <w:t>days }</w:t>
+              <w:t>days}</w:t>
             </w:r>
             <w:proofErr w:type="gramEnd"/>
             <w:r>
@@ -7394,7 +7394,7 @@
                 <w:szCs w:val="18"/>
                 <w:lang w:eastAsia="ko-KR"/>
               </w:rPr>
-              <w:t xml:space="preserve">{ </w:t>
+              <w:t xml:space="preserve">{</w:t>
             </w:r>
             <w:proofErr w:type="spellStart"/>
             <w:r>
@@ -7454,7 +7454,7 @@
                 <w:szCs w:val="18"/>
                 <w:lang w:eastAsia="ko-KR"/>
               </w:rPr>
-              <w:t xml:space="preserve"> }</w:t>
+              <w:t xml:space="preserve">}</w:t>
             </w:r>
             <w:proofErr w:type="gramEnd"/>
             <w:r>
@@ -7872,7 +7872,7 @@
                 <w:highlight w:val="yellow"/>
                 <w:lang w:eastAsia="ko-KR"/>
               </w:rPr>
-              <w:t>{ </w:t>
+              <w:t>{</w:t>
             </w:r>
             <w:proofErr w:type="spellStart"/>
             <w:r>
@@ -7924,7 +7924,7 @@
                 <w:highlight w:val="yellow"/>
                 <w:lang w:eastAsia="ko-KR"/>
               </w:rPr>
-              <w:t xml:space="preserve"> }</w:t>
+              <w:t xml:space="preserve">}</w:t>
             </w:r>
             <w:proofErr w:type="gramEnd"/>
             <w:r>

--- a/vercel-deploy/public/templates/LRQA_quotation.docx
+++ b/vercel-deploy/public/templates/LRQA_quotation.docx
@@ -388,7 +388,7 @@
                 <w:szCs w:val="32"/>
                 <w:lang w:eastAsia="ko-KR"/>
               </w:rPr>
-              <w:t xml:space="preserve">{</w:t>
+              <w:t xml:space="preserve">{{ </w:t>
             </w:r>
             <w:proofErr w:type="spellStart"/>
             <w:r>
@@ -436,7 +436,7 @@
                 <w:szCs w:val="32"/>
                 <w:lang w:eastAsia="ko-KR"/>
               </w:rPr>
-              <w:t xml:space="preserve">}</w:t>
+              <w:t xml:space="preserve"> }</w:t>
             </w:r>
             <w:proofErr w:type="gramEnd"/>
             <w:r>
@@ -477,7 +477,7 @@
                 <w:spacing w:val="-1"/>
                 <w:lang w:eastAsia="ko-KR"/>
               </w:rPr>
-              <w:t xml:space="preserve">{</w:t>
+              <w:t xml:space="preserve">{{ </w:t>
             </w:r>
             <w:proofErr w:type="spellStart"/>
             <w:r>
@@ -517,7 +517,7 @@
                 <w:spacing w:val="-1"/>
                 <w:lang w:eastAsia="ko-KR"/>
               </w:rPr>
-              <w:t xml:space="preserve">}</w:t>
+              <w:t xml:space="preserve"> }</w:t>
             </w:r>
             <w:proofErr w:type="gramEnd"/>
             <w:r>
@@ -641,7 +641,7 @@
                 <w:szCs w:val="18"/>
                 <w:lang w:eastAsia="ko-KR"/>
               </w:rPr>
-              <w:t xml:space="preserve">{</w:t>
+              <w:t xml:space="preserve">{{ </w:t>
             </w:r>
             <w:proofErr w:type="spellStart"/>
             <w:r>
@@ -681,7 +681,7 @@
                 <w:szCs w:val="18"/>
                 <w:lang w:eastAsia="ko-KR"/>
               </w:rPr>
-              <w:t xml:space="preserve">}</w:t>
+              <w:t xml:space="preserve"> }</w:t>
             </w:r>
             <w:proofErr w:type="gramEnd"/>
             <w:r>
@@ -807,7 +807,7 @@
                 <w:shd w:val="clear" w:color="auto" w:fill="FFFFFF"/>
                 <w:lang w:eastAsia="ko-KR"/>
               </w:rPr>
-              <w:t xml:space="preserve">{</w:t>
+              <w:t xml:space="preserve">{{ </w:t>
             </w:r>
             <w:proofErr w:type="spellStart"/>
             <w:r>
@@ -855,7 +855,7 @@
                 <w:shd w:val="clear" w:color="auto" w:fill="FFFFFF"/>
                 <w:lang w:eastAsia="ko-KR"/>
               </w:rPr>
-              <w:t xml:space="preserve">}</w:t>
+              <w:t xml:space="preserve"> }</w:t>
             </w:r>
             <w:proofErr w:type="gramEnd"/>
             <w:r>
@@ -4288,7 +4288,7 @@
           <w:szCs w:val="20"/>
           <w:lang w:eastAsia="ko-KR"/>
         </w:rPr>
-        <w:t xml:space="preserve">{</w:t>
+        <w:t xml:space="preserve">{{ </w:t>
       </w:r>
       <w:proofErr w:type="spellStart"/>
       <w:r>
@@ -4332,7 +4332,7 @@
           <w:szCs w:val="20"/>
           <w:lang w:eastAsia="ko-KR"/>
         </w:rPr>
-        <w:t xml:space="preserve">}</w:t>
+        <w:t xml:space="preserve"> }</w:t>
       </w:r>
       <w:proofErr w:type="gramEnd"/>
       <w:r>
@@ -4646,7 +4646,7 @@
                 <w:szCs w:val="18"/>
                 <w:lang w:eastAsia="ko-KR"/>
               </w:rPr>
-              <w:t xml:space="preserve">{</w:t>
+              <w:t xml:space="preserve">{{ </w:t>
             </w:r>
             <w:proofErr w:type="spellStart"/>
             <w:r>
@@ -4694,7 +4694,7 @@
                 <w:szCs w:val="18"/>
                 <w:lang w:eastAsia="ko-KR"/>
               </w:rPr>
-              <w:t xml:space="preserve">}</w:t>
+              <w:t xml:space="preserve"> }</w:t>
             </w:r>
             <w:proofErr w:type="gramEnd"/>
             <w:r>
@@ -4749,7 +4749,7 @@
                 <w:szCs w:val="18"/>
                 <w:lang w:eastAsia="ko-KR"/>
               </w:rPr>
-              <w:t xml:space="preserve">{</w:t>
+              <w:t xml:space="preserve">{{ </w:t>
             </w:r>
             <w:proofErr w:type="spellStart"/>
             <w:r>
@@ -4785,7 +4785,7 @@
                 <w:szCs w:val="18"/>
                 <w:lang w:eastAsia="ko-KR"/>
               </w:rPr>
-              <w:t xml:space="preserve"> }</w:t>
+              <w:t xml:space="preserve"> }}</w:t>
             </w:r>
           </w:p>
         </w:tc>
@@ -4909,7 +4909,7 @@
           <w:szCs w:val="20"/>
           <w:lang w:eastAsia="ko-KR"/>
         </w:rPr>
-        <w:t xml:space="preserve">{</w:t>
+        <w:t xml:space="preserve">{{ </w:t>
       </w:r>
       <w:proofErr w:type="spellStart"/>
       <w:r>
@@ -4961,7 +4961,7 @@
           <w:szCs w:val="20"/>
           <w:lang w:eastAsia="ko-KR"/>
         </w:rPr>
-        <w:t xml:space="preserve">}</w:t>
+        <w:t xml:space="preserve"> }</w:t>
       </w:r>
       <w:proofErr w:type="gramEnd"/>
       <w:r>
@@ -5014,7 +5014,7 @@
           <w:szCs w:val="20"/>
           <w:lang w:eastAsia="ko-KR"/>
         </w:rPr>
-        <w:t xml:space="preserve">{</w:t>
+        <w:t xml:space="preserve">{{ </w:t>
       </w:r>
       <w:proofErr w:type="spellStart"/>
       <w:r>
@@ -5066,7 +5066,7 @@
           <w:szCs w:val="20"/>
           <w:lang w:eastAsia="ko-KR"/>
         </w:rPr>
-        <w:t xml:space="preserve">}</w:t>
+        <w:t xml:space="preserve"> }</w:t>
       </w:r>
       <w:proofErr w:type="gramEnd"/>
       <w:r>
@@ -5713,7 +5713,7 @@
                 <w:szCs w:val="18"/>
                 <w:lang w:eastAsia="ko-KR"/>
               </w:rPr>
-              <w:t>{% if has_iso9001 %}ISO 9001 최초심사{% endif %}</w:t>
+              <w:t>{% if {{ has_iso9001 }} %}ISO 9001 최초심사{% endif %}</w:t>
             </w:r>
           </w:p>
         </w:tc>
@@ -5744,7 +5744,7 @@
                 <w:szCs w:val="18"/>
                 <w:lang w:eastAsia="ko-KR"/>
               </w:rPr>
-              <w:t>{iso</w:t>
+              <w:t>{{ iso</w:t>
             </w:r>
             <w:proofErr w:type="gramEnd"/>
             <w:r>
@@ -5764,7 +5764,7 @@
                 <w:szCs w:val="18"/>
                 <w:lang w:eastAsia="ko-KR"/>
               </w:rPr>
-              <w:t>days }</w:t>
+              <w:t>days }}</w:t>
             </w:r>
             <w:r>
               <w:rPr>
@@ -5804,7 +5804,7 @@
                 <w:szCs w:val="18"/>
                 <w:lang w:eastAsia="ko-KR"/>
               </w:rPr>
-              <w:t>{iso</w:t>
+              <w:t>{{ iso</w:t>
             </w:r>
             <w:proofErr w:type="gramEnd"/>
             <w:r>
@@ -5824,7 +5824,7 @@
                 <w:szCs w:val="18"/>
                 <w:lang w:eastAsia="ko-KR"/>
               </w:rPr>
-              <w:t>days }</w:t>
+              <w:t>days }}</w:t>
             </w:r>
             <w:r>
               <w:rPr>
@@ -5862,7 +5862,7 @@
                 <w:szCs w:val="18"/>
                 <w:lang w:eastAsia="ko-KR"/>
               </w:rPr>
-              <w:t>{iso</w:t>
+              <w:t>{{ iso</w:t>
             </w:r>
             <w:proofErr w:type="gramEnd"/>
             <w:r>
@@ -5900,7 +5900,7 @@
                 <w:szCs w:val="18"/>
                 <w:lang w:eastAsia="ko-KR"/>
               </w:rPr>
-              <w:t>days }</w:t>
+              <w:t>days }}</w:t>
             </w:r>
             <w:r>
               <w:rPr>
@@ -5949,7 +5949,7 @@
                 <w:szCs w:val="18"/>
                 <w:lang w:eastAsia="ko-KR"/>
               </w:rPr>
-              <w:t>{ iso</w:t>
+              <w:t>{{ iso</w:t>
             </w:r>
             <w:proofErr w:type="gramEnd"/>
             <w:r>
@@ -6057,7 +6057,7 @@
                 <w:szCs w:val="18"/>
                 <w:lang w:eastAsia="ko-KR"/>
               </w:rPr>
-              <w:t>{iso</w:t>
+              <w:t>{{ iso</w:t>
             </w:r>
             <w:proofErr w:type="gramEnd"/>
             <w:r>
@@ -6077,7 +6077,7 @@
                 <w:szCs w:val="18"/>
                 <w:lang w:eastAsia="ko-KR"/>
               </w:rPr>
-              <w:t>days}</w:t>
+              <w:t>days }</w:t>
             </w:r>
             <w:proofErr w:type="gramEnd"/>
             <w:r>
@@ -6166,7 +6166,7 @@
                 <w:szCs w:val="18"/>
                 <w:lang w:eastAsia="ko-KR"/>
               </w:rPr>
-              <w:t>{% if has_iso14001 %}ISO 14001 최초심사{% endif %}</w:t>
+              <w:t>{% if {{ has_iso14001 }} %}ISO 14001 최초심사{% endif %}</w:t>
             </w:r>
           </w:p>
         </w:tc>
@@ -6197,7 +6197,7 @@
                 <w:szCs w:val="18"/>
                 <w:lang w:eastAsia="ko-KR"/>
               </w:rPr>
-              <w:t>{iso</w:t>
+              <w:t>{{ iso</w:t>
             </w:r>
             <w:proofErr w:type="gramEnd"/>
             <w:r>
@@ -6226,7 +6226,7 @@
                 <w:szCs w:val="18"/>
                 <w:lang w:eastAsia="ko-KR"/>
               </w:rPr>
-              <w:t>days }days</w:t>
+              <w:t>days }}days</w:t>
             </w:r>
             <w:proofErr w:type="gramEnd"/>
           </w:p>
@@ -6258,7 +6258,7 @@
                 <w:szCs w:val="18"/>
                 <w:lang w:eastAsia="ko-KR"/>
               </w:rPr>
-              <w:t>{iso</w:t>
+              <w:t>{{ iso</w:t>
             </w:r>
             <w:proofErr w:type="gramEnd"/>
             <w:r>
@@ -6287,7 +6287,7 @@
                 <w:szCs w:val="18"/>
                 <w:lang w:eastAsia="ko-KR"/>
               </w:rPr>
-              <w:t>days }</w:t>
+              <w:t>days }}</w:t>
             </w:r>
             <w:r>
               <w:rPr>
@@ -6325,7 +6325,7 @@
                 <w:szCs w:val="18"/>
                 <w:lang w:eastAsia="ko-KR"/>
               </w:rPr>
-              <w:t>{iso</w:t>
+              <w:t>{{ iso</w:t>
             </w:r>
             <w:proofErr w:type="gramEnd"/>
             <w:r>
@@ -6372,7 +6372,7 @@
                 <w:szCs w:val="18"/>
                 <w:lang w:eastAsia="ko-KR"/>
               </w:rPr>
-              <w:t>days }</w:t>
+              <w:t>days }}</w:t>
             </w:r>
             <w:r>
               <w:rPr>
@@ -6422,7 +6422,7 @@
                 <w:szCs w:val="18"/>
                 <w:lang w:eastAsia="ko-KR"/>
               </w:rPr>
-              <w:t>{ iso</w:t>
+              <w:t>{{ iso</w:t>
             </w:r>
             <w:proofErr w:type="gramEnd"/>
             <w:r>
@@ -6539,7 +6539,7 @@
                 <w:szCs w:val="18"/>
                 <w:lang w:eastAsia="ko-KR"/>
               </w:rPr>
-              <w:t>{iso</w:t>
+              <w:t>{{ iso</w:t>
             </w:r>
             <w:proofErr w:type="gramEnd"/>
             <w:r>
@@ -6568,7 +6568,7 @@
                 <w:szCs w:val="18"/>
                 <w:lang w:eastAsia="ko-KR"/>
               </w:rPr>
-              <w:t>days}</w:t>
+              <w:t>days }</w:t>
             </w:r>
             <w:proofErr w:type="gramEnd"/>
             <w:r>
@@ -6657,7 +6657,7 @@
                 <w:szCs w:val="18"/>
                 <w:lang w:eastAsia="ko-KR"/>
               </w:rPr>
-              <w:t>{% if has_iso45001 %}ISO 45001 최초심사{% endif %}</w:t>
+              <w:t>{% if {{ has_iso45001 }} %}ISO 45001 최초심사{% endif %}</w:t>
             </w:r>
           </w:p>
         </w:tc>
@@ -6688,7 +6688,7 @@
                 <w:szCs w:val="18"/>
                 <w:lang w:eastAsia="ko-KR"/>
               </w:rPr>
-              <w:t>{iso</w:t>
+              <w:t>{{ iso</w:t>
             </w:r>
             <w:proofErr w:type="gramEnd"/>
             <w:r>
@@ -6717,7 +6717,7 @@
                 <w:szCs w:val="18"/>
                 <w:lang w:eastAsia="ko-KR"/>
               </w:rPr>
-              <w:t>days }days</w:t>
+              <w:t>days }}days</w:t>
             </w:r>
             <w:proofErr w:type="gramEnd"/>
           </w:p>
@@ -6749,7 +6749,7 @@
                 <w:szCs w:val="18"/>
                 <w:lang w:eastAsia="ko-KR"/>
               </w:rPr>
-              <w:t>{iso</w:t>
+              <w:t>{{ iso</w:t>
             </w:r>
             <w:proofErr w:type="gramEnd"/>
             <w:r>
@@ -6778,7 +6778,7 @@
                 <w:szCs w:val="18"/>
                 <w:lang w:eastAsia="ko-KR"/>
               </w:rPr>
-              <w:t>days }</w:t>
+              <w:t>days }}</w:t>
             </w:r>
             <w:r>
               <w:rPr>
@@ -6816,7 +6816,7 @@
                 <w:szCs w:val="18"/>
                 <w:lang w:eastAsia="ko-KR"/>
               </w:rPr>
-              <w:t>{iso</w:t>
+              <w:t>{{ iso</w:t>
             </w:r>
             <w:proofErr w:type="gramEnd"/>
             <w:r>
@@ -6863,7 +6863,7 @@
                 <w:szCs w:val="18"/>
                 <w:lang w:eastAsia="ko-KR"/>
               </w:rPr>
-              <w:t>days }</w:t>
+              <w:t>days }}</w:t>
             </w:r>
             <w:r>
               <w:rPr>
@@ -6913,7 +6913,7 @@
                 <w:szCs w:val="18"/>
                 <w:lang w:eastAsia="ko-KR"/>
               </w:rPr>
-              <w:t>{iso</w:t>
+              <w:t>{{ iso</w:t>
             </w:r>
             <w:proofErr w:type="gramEnd"/>
             <w:r>
@@ -6980,7 +6980,7 @@
                 <w:szCs w:val="18"/>
                 <w:lang w:eastAsia="ko-KR"/>
               </w:rPr>
-              <w:t xml:space="preserve">}</w:t>
+              <w:t xml:space="preserve"> }</w:t>
             </w:r>
             <w:proofErr w:type="gramEnd"/>
             <w:r>
@@ -7030,7 +7030,7 @@
                 <w:szCs w:val="18"/>
                 <w:lang w:eastAsia="ko-KR"/>
               </w:rPr>
-              <w:t>{iso</w:t>
+              <w:t>{{ iso</w:t>
             </w:r>
             <w:proofErr w:type="gramEnd"/>
             <w:r>
@@ -7059,7 +7059,7 @@
                 <w:szCs w:val="18"/>
                 <w:lang w:eastAsia="ko-KR"/>
               </w:rPr>
-              <w:t>days}</w:t>
+              <w:t>days }</w:t>
             </w:r>
             <w:proofErr w:type="gramEnd"/>
             <w:r>
@@ -7394,7 +7394,7 @@
                 <w:szCs w:val="18"/>
                 <w:lang w:eastAsia="ko-KR"/>
               </w:rPr>
-              <w:t xml:space="preserve">{</w:t>
+              <w:t xml:space="preserve">{{ </w:t>
             </w:r>
             <w:proofErr w:type="spellStart"/>
             <w:r>
@@ -7454,7 +7454,7 @@
                 <w:szCs w:val="18"/>
                 <w:lang w:eastAsia="ko-KR"/>
               </w:rPr>
-              <w:t xml:space="preserve">}</w:t>
+              <w:t xml:space="preserve"> }</w:t>
             </w:r>
             <w:proofErr w:type="gramEnd"/>
             <w:r>
@@ -7872,7 +7872,7 @@
                 <w:highlight w:val="yellow"/>
                 <w:lang w:eastAsia="ko-KR"/>
               </w:rPr>
-              <w:t>{</w:t>
+              <w:t>{{ </w:t>
             </w:r>
             <w:proofErr w:type="spellStart"/>
             <w:r>
@@ -7924,7 +7924,7 @@
                 <w:highlight w:val="yellow"/>
                 <w:lang w:eastAsia="ko-KR"/>
               </w:rPr>
-              <w:t xml:space="preserve">}</w:t>
+              <w:t xml:space="preserve"> }</w:t>
             </w:r>
             <w:proofErr w:type="gramEnd"/>
             <w:r>
@@ -7997,7 +7997,7 @@
                 <w:highlight w:val="yellow"/>
                 <w:lang w:eastAsia="ko-KR"/>
               </w:rPr>
-              <w:t>{ </w:t>
+              <w:t>{{ </w:t>
             </w:r>
             <w:proofErr w:type="spellStart"/>
             <w:r>
@@ -10001,196 +10001,6 @@
         <w:rPr>
           <w:lang w:eastAsia="ko-KR"/>
         </w:rPr>
-        <w:p>
-          <w:r>
-            <w:t>{quotation_date }</w:t>
-          </w:r>
-        </w:p>
-        <w:p>
-          <w:r>
-            <w:t>{quotation_number }</w:t>
-          </w:r>
-        </w:p>
-        <w:p>
-          <w:r>
-            <w:t>{client_name }</w:t>
-          </w:r>
-        </w:p>
-        <w:p>
-          <w:r>
-            <w:t>{client_address }</w:t>
-          </w:r>
-        </w:p>
-        <w:p>
-          <w:r>
-            <w:t>{contact_person }</w:t>
-          </w:r>
-        </w:p>
-        <w:p>
-          <w:r>
-            <w:t>{contact_email }</w:t>
-          </w:r>
-        </w:p>
-        <w:p>
-          <w:r>
-            <w:t>{contact_phone }</w:t>
-          </w:r>
-        </w:p>
-        <w:p>
-          <w:r>
-            <w:t>{standards_text }</w:t>
-          </w:r>
-        </w:p>
-        <w:p>
-          <w:r>
-            <w:t>{total_sites }</w:t>
-          </w:r>
-        </w:p>
-        <w:p>
-          <w:r>
-            <w:t>{total_employees }</w:t>
-          </w:r>
-        </w:p>
-        <w:p>
-          <w:r>
-            <w:t>{total_audit_days }</w:t>
-          </w:r>
-        </w:p>
-        <w:p>
-          <w:r>
-            <w:t>{total_cost_with_travel_formatted }</w:t>
-          </w:r>
-        </w:p>
-        <w:p>
-          <w:r>
-            <w:t>{travel_expense_formatted }</w:t>
-          </w:r>
-        </w:p>
-        <w:p>
-          <w:r>
-            <w:t>{iso14001_surveillance_days }</w:t>
-          </w:r>
-        </w:p>
-        <w:p>
-          <w:r>
-            <w:t>{iso14001_stage1_2_days }</w:t>
-          </w:r>
-        </w:p>
-        <w:p>
-          <w:r>
-            <w:t>{iso14001_stage1_2_cost_formatted }</w:t>
-          </w:r>
-        </w:p>
-        <w:p>
-          <w:r>
-            <w:t>{has_iso9001 }</w:t>
-          </w:r>
-        </w:p>
-        <w:p>
-          <w:r>
-            <w:t>{has_iso14001 }</w:t>
-          </w:r>
-        </w:p>
-        <w:p>
-          <w:r>
-            <w:t>{has_iso45001 }</w:t>
-          </w:r>
-        </w:p>
-        <w:p>
-          <w:r>
-            <w:t>{quotation_date }</w:t>
-          </w:r>
-        </w:p>
-        <w:p>
-          <w:r>
-            <w:t>{quotation_number }</w:t>
-          </w:r>
-        </w:p>
-        <w:p>
-          <w:r>
-            <w:t>{client_name }</w:t>
-          </w:r>
-        </w:p>
-        <w:p>
-          <w:r>
-            <w:t>{client_address }</w:t>
-          </w:r>
-        </w:p>
-        <w:p>
-          <w:r>
-            <w:t>{contact_person }</w:t>
-          </w:r>
-        </w:p>
-        <w:p>
-          <w:r>
-            <w:t>{contact_email }</w:t>
-          </w:r>
-        </w:p>
-        <w:p>
-          <w:r>
-            <w:t>{contact_phone }</w:t>
-          </w:r>
-        </w:p>
-        <w:p>
-          <w:r>
-            <w:t>{standards_text }</w:t>
-          </w:r>
-        </w:p>
-        <w:p>
-          <w:r>
-            <w:t>{total_sites }</w:t>
-          </w:r>
-        </w:p>
-        <w:p>
-          <w:r>
-            <w:t>{total_employees }</w:t>
-          </w:r>
-        </w:p>
-        <w:p>
-          <w:r>
-            <w:t>{total_audit_days }</w:t>
-          </w:r>
-        </w:p>
-        <w:p>
-          <w:r>
-            <w:t>{total_cost_with_travel_formatted }</w:t>
-          </w:r>
-        </w:p>
-        <w:p>
-          <w:r>
-            <w:t>{travel_expense_formatted }</w:t>
-          </w:r>
-        </w:p>
-        <w:p>
-          <w:r>
-            <w:t>{iso14001_surveillance_days }</w:t>
-          </w:r>
-        </w:p>
-        <w:p>
-          <w:r>
-            <w:t>{iso14001_stage1_2_days }</w:t>
-          </w:r>
-        </w:p>
-        <w:p>
-          <w:r>
-            <w:t>{iso14001_stage1_2_cost_formatted }</w:t>
-          </w:r>
-        </w:p>
-        <w:p>
-          <w:r>
-            <w:t>{has_iso9001 }</w:t>
-          </w:r>
-        </w:p>
-        <w:p>
-          <w:r>
-            <w:t>{has_iso14001 }</w:t>
-          </w:r>
-        </w:p>
-        <w:p>
-          <w:r>
-            <w:t>{has_iso45001 }</w:t>
-          </w:r>
-        </w:p>
         <w:sectPr>
           <w:headerReference w:type="default" r:id="rId20"/>
           <w:footerReference w:type="default" r:id="rId21"/>
@@ -12424,196 +12234,6 @@
         </w:rPr>
       </w:pPr>
     </w:p>
-    <w:p>
-      <w:r>
-        <w:t>{quotation_date }</w:t>
-      </w:r>
-    </w:p>
-    <w:p>
-      <w:r>
-        <w:t>{quotation_number }</w:t>
-      </w:r>
-    </w:p>
-    <w:p>
-      <w:r>
-        <w:t>{client_name }</w:t>
-      </w:r>
-    </w:p>
-    <w:p>
-      <w:r>
-        <w:t>{client_address }</w:t>
-      </w:r>
-    </w:p>
-    <w:p>
-      <w:r>
-        <w:t>{contact_person }</w:t>
-      </w:r>
-    </w:p>
-    <w:p>
-      <w:r>
-        <w:t>{contact_email }</w:t>
-      </w:r>
-    </w:p>
-    <w:p>
-      <w:r>
-        <w:t>{contact_phone }</w:t>
-      </w:r>
-    </w:p>
-    <w:p>
-      <w:r>
-        <w:t>{standards_text }</w:t>
-      </w:r>
-    </w:p>
-    <w:p>
-      <w:r>
-        <w:t>{total_sites }</w:t>
-      </w:r>
-    </w:p>
-    <w:p>
-      <w:r>
-        <w:t>{total_employees }</w:t>
-      </w:r>
-    </w:p>
-    <w:p>
-      <w:r>
-        <w:t>{total_audit_days }</w:t>
-      </w:r>
-    </w:p>
-    <w:p>
-      <w:r>
-        <w:t>{total_cost_with_travel_formatted }</w:t>
-      </w:r>
-    </w:p>
-    <w:p>
-      <w:r>
-        <w:t>{travel_expense_formatted }</w:t>
-      </w:r>
-    </w:p>
-    <w:p>
-      <w:r>
-        <w:t>{iso14001_surveillance_days }</w:t>
-      </w:r>
-    </w:p>
-    <w:p>
-      <w:r>
-        <w:t>{iso14001_stage1_2_days }</w:t>
-      </w:r>
-    </w:p>
-    <w:p>
-      <w:r>
-        <w:t>{iso14001_stage1_2_cost_formatted }</w:t>
-      </w:r>
-    </w:p>
-    <w:p>
-      <w:r>
-        <w:t>{has_iso9001 }</w:t>
-      </w:r>
-    </w:p>
-    <w:p>
-      <w:r>
-        <w:t>{has_iso14001 }</w:t>
-      </w:r>
-    </w:p>
-    <w:p>
-      <w:r>
-        <w:t>{has_iso45001 }</w:t>
-      </w:r>
-    </w:p>
-    <w:p>
-      <w:r>
-        <w:t>{quotation_date }</w:t>
-      </w:r>
-    </w:p>
-    <w:p>
-      <w:r>
-        <w:t>{quotation_number }</w:t>
-      </w:r>
-    </w:p>
-    <w:p>
-      <w:r>
-        <w:t>{client_name }</w:t>
-      </w:r>
-    </w:p>
-    <w:p>
-      <w:r>
-        <w:t>{client_address }</w:t>
-      </w:r>
-    </w:p>
-    <w:p>
-      <w:r>
-        <w:t>{contact_person }</w:t>
-      </w:r>
-    </w:p>
-    <w:p>
-      <w:r>
-        <w:t>{contact_email }</w:t>
-      </w:r>
-    </w:p>
-    <w:p>
-      <w:r>
-        <w:t>{contact_phone }</w:t>
-      </w:r>
-    </w:p>
-    <w:p>
-      <w:r>
-        <w:t>{standards_text }</w:t>
-      </w:r>
-    </w:p>
-    <w:p>
-      <w:r>
-        <w:t>{total_sites }</w:t>
-      </w:r>
-    </w:p>
-    <w:p>
-      <w:r>
-        <w:t>{total_employees }</w:t>
-      </w:r>
-    </w:p>
-    <w:p>
-      <w:r>
-        <w:t>{total_audit_days }</w:t>
-      </w:r>
-    </w:p>
-    <w:p>
-      <w:r>
-        <w:t>{total_cost_with_travel_formatted }</w:t>
-      </w:r>
-    </w:p>
-    <w:p>
-      <w:r>
-        <w:t>{travel_expense_formatted }</w:t>
-      </w:r>
-    </w:p>
-    <w:p>
-      <w:r>
-        <w:t>{iso14001_surveillance_days }</w:t>
-      </w:r>
-    </w:p>
-    <w:p>
-      <w:r>
-        <w:t>{iso14001_stage1_2_days }</w:t>
-      </w:r>
-    </w:p>
-    <w:p>
-      <w:r>
-        <w:t>{iso14001_stage1_2_cost_formatted }</w:t>
-      </w:r>
-    </w:p>
-    <w:p>
-      <w:r>
-        <w:t>{has_iso9001 }</w:t>
-      </w:r>
-    </w:p>
-    <w:p>
-      <w:r>
-        <w:t>{has_iso14001 }</w:t>
-      </w:r>
-    </w:p>
-    <w:p>
-      <w:r>
-        <w:t>{has_iso45001 }</w:t>
-      </w:r>
-    </w:p>
     <w:sectPr>
       <w:headerReference w:type="first" r:id="rId24"/>
       <w:pgSz w:w="11906" w:h="16838" w:code="9"/>
@@ -12622,101 +12242,6 @@
       <w:titlePg/>
       <w:docGrid w:linePitch="360"/>
     </w:sectPr>
-    <w:p>
-      <w:r>
-        <w:t>{quotation_date }</w:t>
-      </w:r>
-    </w:p>
-    <w:p>
-      <w:r>
-        <w:t>{quotation_number }</w:t>
-      </w:r>
-    </w:p>
-    <w:p>
-      <w:r>
-        <w:t>{client_name }</w:t>
-      </w:r>
-    </w:p>
-    <w:p>
-      <w:r>
-        <w:t>{client_address }</w:t>
-      </w:r>
-    </w:p>
-    <w:p>
-      <w:r>
-        <w:t>{contact_person }</w:t>
-      </w:r>
-    </w:p>
-    <w:p>
-      <w:r>
-        <w:t>{contact_email }</w:t>
-      </w:r>
-    </w:p>
-    <w:p>
-      <w:r>
-        <w:t>{contact_phone }</w:t>
-      </w:r>
-    </w:p>
-    <w:p>
-      <w:r>
-        <w:t>{standards_text }</w:t>
-      </w:r>
-    </w:p>
-    <w:p>
-      <w:r>
-        <w:t>{total_sites }</w:t>
-      </w:r>
-    </w:p>
-    <w:p>
-      <w:r>
-        <w:t>{total_employees }</w:t>
-      </w:r>
-    </w:p>
-    <w:p>
-      <w:r>
-        <w:t>{total_audit_days }</w:t>
-      </w:r>
-    </w:p>
-    <w:p>
-      <w:r>
-        <w:t>{total_cost_with_travel_formatted }</w:t>
-      </w:r>
-    </w:p>
-    <w:p>
-      <w:r>
-        <w:t>{travel_expense_formatted }</w:t>
-      </w:r>
-    </w:p>
-    <w:p>
-      <w:r>
-        <w:t>{iso14001_surveillance_days }</w:t>
-      </w:r>
-    </w:p>
-    <w:p>
-      <w:r>
-        <w:t>{iso14001_stage1_2_days }</w:t>
-      </w:r>
-    </w:p>
-    <w:p>
-      <w:r>
-        <w:t>{iso14001_stage1_2_cost_formatted }</w:t>
-      </w:r>
-    </w:p>
-    <w:p>
-      <w:r>
-        <w:t>{has_iso9001 }</w:t>
-      </w:r>
-    </w:p>
-    <w:p>
-      <w:r>
-        <w:t>{has_iso14001 }</w:t>
-      </w:r>
-    </w:p>
-    <w:p>
-      <w:r>
-        <w:t>{has_iso45001 }</w:t>
-      </w:r>
-    </w:p>
   </w:body>
 </w:document>
 </file>

--- a/vercel-deploy/public/templates/LRQA_quotation.docx
+++ b/vercel-deploy/public/templates/LRQA_quotation.docx
@@ -378,7 +378,6 @@
                 <w:lang w:eastAsia="ko-KR"/>
               </w:rPr>
             </w:pPr>
-            <w:proofErr w:type="gramStart"/>
             <w:r>
               <w:rPr>
                 <w:rFonts w:ascii="맑은 고딕" w:eastAsia="맑은 고딕" w:hAnsi="맑은 고딕"/>
@@ -388,67 +387,7 @@
                 <w:szCs w:val="32"/>
                 <w:lang w:eastAsia="ko-KR"/>
               </w:rPr>
-              <w:t xml:space="preserve">{{ </w:t>
-            </w:r>
-            <w:proofErr w:type="spellStart"/>
-            <w:r>
-              <w:rPr>
-                <w:rFonts w:ascii="맑은 고딕" w:eastAsia="맑은 고딕" w:hAnsi="맑은 고딕"/>
-                <w:b/>
-                <w:spacing w:val="-1"/>
-                <w:sz w:val="32"/>
-                <w:szCs w:val="32"/>
-                <w:lang w:eastAsia="ko-KR"/>
-              </w:rPr>
-              <w:t>client</w:t>
-            </w:r>
-            <w:proofErr w:type="gramEnd"/>
-            <w:r>
-              <w:rPr>
-                <w:rFonts w:ascii="맑은 고딕" w:eastAsia="맑은 고딕" w:hAnsi="맑은 고딕"/>
-                <w:b/>
-                <w:spacing w:val="-1"/>
-                <w:sz w:val="32"/>
-                <w:szCs w:val="32"/>
-                <w:lang w:eastAsia="ko-KR"/>
-              </w:rPr>
-              <w:t>_</w:t>
-            </w:r>
-            <w:proofErr w:type="gramStart"/>
-            <w:r>
-              <w:rPr>
-                <w:rFonts w:ascii="맑은 고딕" w:eastAsia="맑은 고딕" w:hAnsi="맑은 고딕"/>
-                <w:b/>
-                <w:spacing w:val="-1"/>
-                <w:sz w:val="32"/>
-                <w:szCs w:val="32"/>
-                <w:lang w:eastAsia="ko-KR"/>
-              </w:rPr>
-              <w:t>name</w:t>
-            </w:r>
-            <w:proofErr w:type="spellEnd"/>
-            <w:r>
-              <w:rPr>
-                <w:rFonts w:ascii="맑은 고딕" w:eastAsia="맑은 고딕" w:hAnsi="맑은 고딕"/>
-                <w:b/>
-                <w:spacing w:val="-1"/>
-                <w:sz w:val="32"/>
-                <w:szCs w:val="32"/>
-                <w:lang w:eastAsia="ko-KR"/>
-              </w:rPr>
-              <w:t xml:space="preserve"> }</w:t>
-            </w:r>
-            <w:proofErr w:type="gramEnd"/>
-            <w:r>
-              <w:rPr>
-                <w:rFonts w:ascii="맑은 고딕" w:eastAsia="맑은 고딕" w:hAnsi="맑은 고딕"/>
-                <w:b/>
-                <w:spacing w:val="-1"/>
-                <w:sz w:val="32"/>
-                <w:szCs w:val="32"/>
-                <w:lang w:eastAsia="ko-KR"/>
-              </w:rPr>
-              <w:t>}</w:t>
+              <w:t>{ client_name }</w:t>
             </w:r>
           </w:p>
           <w:p>
@@ -469,7 +408,6 @@
                 <w:lang w:eastAsia="ko-KR"/>
               </w:rPr>
             </w:pPr>
-            <w:proofErr w:type="gramStart"/>
             <w:r>
               <w:rPr>
                 <w:rFonts w:ascii="맑은 고딕" w:eastAsia="맑은 고딕" w:hAnsi="맑은 고딕"/>
@@ -477,57 +415,7 @@
                 <w:spacing w:val="-1"/>
                 <w:lang w:eastAsia="ko-KR"/>
               </w:rPr>
-              <w:t xml:space="preserve">{{ </w:t>
-            </w:r>
-            <w:proofErr w:type="spellStart"/>
-            <w:r>
-              <w:rPr>
-                <w:rFonts w:ascii="맑은 고딕" w:eastAsia="맑은 고딕" w:hAnsi="맑은 고딕"/>
-                <w:b/>
-                <w:spacing w:val="-1"/>
-                <w:lang w:eastAsia="ko-KR"/>
-              </w:rPr>
-              <w:t>standards</w:t>
-            </w:r>
-            <w:proofErr w:type="gramEnd"/>
-            <w:r>
-              <w:rPr>
-                <w:rFonts w:ascii="맑은 고딕" w:eastAsia="맑은 고딕" w:hAnsi="맑은 고딕"/>
-                <w:b/>
-                <w:spacing w:val="-1"/>
-                <w:lang w:eastAsia="ko-KR"/>
-              </w:rPr>
-              <w:t>_</w:t>
-            </w:r>
-            <w:proofErr w:type="gramStart"/>
-            <w:r>
-              <w:rPr>
-                <w:rFonts w:ascii="맑은 고딕" w:eastAsia="맑은 고딕" w:hAnsi="맑은 고딕"/>
-                <w:b/>
-                <w:spacing w:val="-1"/>
-                <w:lang w:eastAsia="ko-KR"/>
-              </w:rPr>
-              <w:t>text</w:t>
-            </w:r>
-            <w:proofErr w:type="spellEnd"/>
-            <w:r>
-              <w:rPr>
-                <w:rFonts w:ascii="맑은 고딕" w:eastAsia="맑은 고딕" w:hAnsi="맑은 고딕"/>
-                <w:b/>
-                <w:spacing w:val="-1"/>
-                <w:lang w:eastAsia="ko-KR"/>
-              </w:rPr>
-              <w:t xml:space="preserve"> }</w:t>
-            </w:r>
-            <w:proofErr w:type="gramEnd"/>
-            <w:r>
-              <w:rPr>
-                <w:rFonts w:ascii="맑은 고딕" w:eastAsia="맑은 고딕" w:hAnsi="맑은 고딕"/>
-                <w:b/>
-                <w:spacing w:val="-1"/>
-                <w:lang w:eastAsia="ko-KR"/>
-              </w:rPr>
-              <w:t>}</w:t>
+              <w:t>{{ standards_text }}</w:t>
             </w:r>
           </w:p>
           <w:p>
@@ -595,7 +483,6 @@
                 <w:lang w:eastAsia="ko-KR"/>
               </w:rPr>
             </w:pPr>
-            <w:proofErr w:type="gramStart"/>
             <w:r>
               <w:rPr>
                 <w:rFonts w:ascii="맑은 고딕" w:eastAsia="맑은 고딕" w:hAnsi="맑은 고딕" w:hint="eastAsia"/>
@@ -623,7 +510,6 @@
               </w:rPr>
               <w:t>:</w:t>
             </w:r>
-            <w:proofErr w:type="gramEnd"/>
             <w:r>
               <w:rPr>
                 <w:rFonts w:ascii="맑은 고딕" w:eastAsia="맑은 고딕" w:hAnsi="맑은 고딕" w:hint="eastAsia"/>
@@ -631,67 +517,7 @@
                 <w:szCs w:val="18"/>
                 <w:lang w:eastAsia="ko-KR"/>
               </w:rPr>
-              <w:t xml:space="preserve"> </w:t>
-            </w:r>
-            <w:proofErr w:type="gramStart"/>
-            <w:r>
-              <w:rPr>
-                <w:rFonts w:ascii="맑은 고딕" w:eastAsia="맑은 고딕" w:hAnsi="맑은 고딕" w:hint="eastAsia"/>
-                <w:sz w:val="18"/>
-                <w:szCs w:val="18"/>
-                <w:lang w:eastAsia="ko-KR"/>
-              </w:rPr>
-              <w:t xml:space="preserve">{{ </w:t>
-            </w:r>
-            <w:proofErr w:type="spellStart"/>
-            <w:r>
-              <w:rPr>
-                <w:rFonts w:ascii="맑은 고딕" w:eastAsia="맑은 고딕" w:hAnsi="맑은 고딕" w:hint="eastAsia"/>
-                <w:sz w:val="18"/>
-                <w:szCs w:val="18"/>
-                <w:lang w:eastAsia="ko-KR"/>
-              </w:rPr>
-              <w:t>quotation</w:t>
-            </w:r>
-            <w:proofErr w:type="gramEnd"/>
-            <w:r>
-              <w:rPr>
-                <w:rFonts w:ascii="맑은 고딕" w:eastAsia="맑은 고딕" w:hAnsi="맑은 고딕" w:hint="eastAsia"/>
-                <w:sz w:val="18"/>
-                <w:szCs w:val="18"/>
-                <w:lang w:eastAsia="ko-KR"/>
-              </w:rPr>
-              <w:t>_</w:t>
-            </w:r>
-            <w:proofErr w:type="gramStart"/>
-            <w:r>
-              <w:rPr>
-                <w:rFonts w:ascii="맑은 고딕" w:eastAsia="맑은 고딕" w:hAnsi="맑은 고딕" w:hint="eastAsia"/>
-                <w:sz w:val="18"/>
-                <w:szCs w:val="18"/>
-                <w:lang w:eastAsia="ko-KR"/>
-              </w:rPr>
-              <w:t>date</w:t>
-            </w:r>
-            <w:proofErr w:type="spellEnd"/>
-            <w:r>
-              <w:rPr>
-                <w:rFonts w:ascii="맑은 고딕" w:eastAsia="맑은 고딕" w:hAnsi="맑은 고딕" w:hint="eastAsia"/>
-                <w:sz w:val="18"/>
-                <w:szCs w:val="18"/>
-                <w:lang w:eastAsia="ko-KR"/>
-              </w:rPr>
-              <w:t xml:space="preserve"> }</w:t>
-            </w:r>
-            <w:proofErr w:type="gramEnd"/>
-            <w:r>
-              <w:rPr>
-                <w:rFonts w:ascii="맑은 고딕" w:eastAsia="맑은 고딕" w:hAnsi="맑은 고딕" w:hint="eastAsia"/>
-                <w:sz w:val="18"/>
-                <w:szCs w:val="18"/>
-                <w:lang w:eastAsia="ko-KR"/>
-              </w:rPr>
-              <w:t>}</w:t>
+              <w:t xml:space="preserve"> {{ quotation_date }}</w:t>
             </w:r>
           </w:p>
         </w:tc>
@@ -797,7 +623,6 @@
               </w:rPr>
               <w:t xml:space="preserve"> </w:t>
             </w:r>
-            <w:proofErr w:type="gramStart"/>
             <w:r>
               <w:rPr>
                 <w:rFonts w:ascii="Calibri" w:hAnsi="Calibri" w:cs="Calibri"/>
@@ -807,67 +632,7 @@
                 <w:shd w:val="clear" w:color="auto" w:fill="FFFFFF"/>
                 <w:lang w:eastAsia="ko-KR"/>
               </w:rPr>
-              <w:t xml:space="preserve">{{ </w:t>
-            </w:r>
-            <w:proofErr w:type="spellStart"/>
-            <w:r>
-              <w:rPr>
-                <w:rFonts w:ascii="Calibri" w:hAnsi="Calibri" w:cs="Calibri"/>
-                <w:color w:val="444444"/>
-                <w:sz w:val="22"/>
-                <w:szCs w:val="22"/>
-                <w:shd w:val="clear" w:color="auto" w:fill="FFFFFF"/>
-                <w:lang w:eastAsia="ko-KR"/>
-              </w:rPr>
-              <w:t>quotation</w:t>
-            </w:r>
-            <w:proofErr w:type="gramEnd"/>
-            <w:r>
-              <w:rPr>
-                <w:rFonts w:ascii="Calibri" w:hAnsi="Calibri" w:cs="Calibri"/>
-                <w:color w:val="444444"/>
-                <w:sz w:val="22"/>
-                <w:szCs w:val="22"/>
-                <w:shd w:val="clear" w:color="auto" w:fill="FFFFFF"/>
-                <w:lang w:eastAsia="ko-KR"/>
-              </w:rPr>
-              <w:t>_</w:t>
-            </w:r>
-            <w:proofErr w:type="gramStart"/>
-            <w:r>
-              <w:rPr>
-                <w:rFonts w:ascii="Calibri" w:hAnsi="Calibri" w:cs="Calibri"/>
-                <w:color w:val="444444"/>
-                <w:sz w:val="22"/>
-                <w:szCs w:val="22"/>
-                <w:shd w:val="clear" w:color="auto" w:fill="FFFFFF"/>
-                <w:lang w:eastAsia="ko-KR"/>
-              </w:rPr>
-              <w:t>number</w:t>
-            </w:r>
-            <w:proofErr w:type="spellEnd"/>
-            <w:r>
-              <w:rPr>
-                <w:rFonts w:ascii="Calibri" w:hAnsi="Calibri" w:cs="Calibri"/>
-                <w:color w:val="444444"/>
-                <w:sz w:val="22"/>
-                <w:szCs w:val="22"/>
-                <w:shd w:val="clear" w:color="auto" w:fill="FFFFFF"/>
-                <w:lang w:eastAsia="ko-KR"/>
-              </w:rPr>
-              <w:t xml:space="preserve"> }</w:t>
-            </w:r>
-            <w:proofErr w:type="gramEnd"/>
-            <w:r>
-              <w:rPr>
-                <w:rFonts w:ascii="Calibri" w:hAnsi="Calibri" w:cs="Calibri"/>
-                <w:color w:val="444444"/>
-                <w:sz w:val="22"/>
-                <w:szCs w:val="22"/>
-                <w:shd w:val="clear" w:color="auto" w:fill="FFFFFF"/>
-                <w:lang w:eastAsia="ko-KR"/>
-              </w:rPr>
-              <w:t>}</w:t>
+              <w:t>{{ quotation_number }}</w:t>
             </w:r>
           </w:p>
           <w:p>
@@ -2776,7 +2541,6 @@
                 <w:lang w:eastAsia="ko-KR"/>
               </w:rPr>
             </w:pPr>
-            <w:proofErr w:type="spellStart"/>
             <w:r>
               <w:rPr>
                 <w:rFonts w:ascii="맑은 고딕" w:eastAsia="맑은 고딕" w:hAnsi="맑은 고딕" w:hint="eastAsia"/>
@@ -2785,9 +2549,18 @@
                 <w:szCs w:val="24"/>
                 <w:lang w:eastAsia="ko-KR"/>
               </w:rPr>
-              <w:t>로이드인증원은</w:t>
-            </w:r>
-            <w:proofErr w:type="spellEnd"/>
+              <w:t xml:space="preserve">로이드인증원은 귀사가 선택한 </w:t>
+            </w:r>
+            <w:r>
+              <w:rPr>
+                <w:rFonts w:ascii="맑은 고딕" w:eastAsia="맑은 고딕" w:hAnsi="맑은 고딕"/>
+                <w:color w:val="auto"/>
+                <w:sz w:val="24"/>
+                <w:szCs w:val="24"/>
+                <w:lang w:eastAsia="ko-KR"/>
+              </w:rPr>
+              <w:t xml:space="preserve">Business Assurance </w:t>
+            </w:r>
             <w:r>
               <w:rPr>
                 <w:rFonts w:ascii="맑은 고딕" w:eastAsia="맑은 고딕" w:hAnsi="맑은 고딕" w:hint="eastAsia"/>
@@ -2796,7 +2569,7 @@
                 <w:szCs w:val="24"/>
                 <w:lang w:eastAsia="ko-KR"/>
               </w:rPr>
-              <w:t xml:space="preserve"> 귀사가 선택한 </w:t>
+              <w:t xml:space="preserve">파트너로서 귀사와 협력하여 당면한 리스크를 관리하고 완화함으로써 급변하는 비즈니스 세상을 대처하는 데 도움을 드리고자 합니다. 또한 귀사의 </w:t>
             </w:r>
             <w:r>
               <w:rPr>
@@ -2806,7 +2579,7 @@
                 <w:szCs w:val="24"/>
                 <w:lang w:eastAsia="ko-KR"/>
               </w:rPr>
-              <w:t xml:space="preserve">Business Assurance </w:t>
+              <w:t>미래</w:t>
             </w:r>
             <w:r>
               <w:rPr>
@@ -2816,7 +2589,7 @@
                 <w:szCs w:val="24"/>
                 <w:lang w:eastAsia="ko-KR"/>
               </w:rPr>
-              <w:t xml:space="preserve">파트너로서 귀사와 협력하여 당면한 리스크를 관리하고 완화함으로써 급변하는 비즈니스 세상을 대처하는 데 도움을 드리고자 합니다. 또한 귀사의 </w:t>
+              <w:t>를</w:t>
             </w:r>
             <w:r>
               <w:rPr>
@@ -2826,7 +2599,7 @@
                 <w:szCs w:val="24"/>
                 <w:lang w:eastAsia="ko-KR"/>
               </w:rPr>
-              <w:t>미래</w:t>
+              <w:t xml:space="preserve"> </w:t>
             </w:r>
             <w:r>
               <w:rPr>
@@ -2836,49 +2609,7 @@
                 <w:szCs w:val="24"/>
                 <w:lang w:eastAsia="ko-KR"/>
               </w:rPr>
-              <w:t>를</w:t>
-            </w:r>
-            <w:r>
-              <w:rPr>
-                <w:rFonts w:ascii="맑은 고딕" w:eastAsia="맑은 고딕" w:hAnsi="맑은 고딕"/>
-                <w:color w:val="auto"/>
-                <w:sz w:val="24"/>
-                <w:szCs w:val="24"/>
-                <w:lang w:eastAsia="ko-KR"/>
-              </w:rPr>
-              <w:t xml:space="preserve"> </w:t>
-            </w:r>
-            <w:r>
-              <w:rPr>
-                <w:rFonts w:ascii="맑은 고딕" w:eastAsia="맑은 고딕" w:hAnsi="맑은 고딕" w:hint="eastAsia"/>
-                <w:color w:val="auto"/>
-                <w:sz w:val="24"/>
-                <w:szCs w:val="24"/>
-                <w:lang w:eastAsia="ko-KR"/>
-              </w:rPr>
-              <w:t xml:space="preserve">설계할 수 있도록 지원하는 것이며 이를 위해 </w:t>
-            </w:r>
-            <w:proofErr w:type="spellStart"/>
-            <w:r>
-              <w:rPr>
-                <w:rFonts w:ascii="맑은 고딕" w:eastAsia="맑은 고딕" w:hAnsi="맑은 고딕" w:hint="eastAsia"/>
-                <w:color w:val="auto"/>
-                <w:sz w:val="24"/>
-                <w:szCs w:val="24"/>
-                <w:lang w:eastAsia="ko-KR"/>
-              </w:rPr>
-              <w:t>로이드인증원은</w:t>
-            </w:r>
-            <w:proofErr w:type="spellEnd"/>
-            <w:r>
-              <w:rPr>
-                <w:rFonts w:ascii="맑은 고딕" w:eastAsia="맑은 고딕" w:hAnsi="맑은 고딕" w:hint="eastAsia"/>
-                <w:color w:val="auto"/>
-                <w:sz w:val="24"/>
-                <w:szCs w:val="24"/>
-                <w:lang w:eastAsia="ko-KR"/>
-              </w:rPr>
-              <w:t xml:space="preserve"> 다음을 제공함을 약속합니다.</w:t>
+              <w:t>설계할 수 있도록 지원하는 것이며 이를 위해 로이드인증원은 다음을 제공함을 약속합니다.</w:t>
             </w:r>
             <w:r>
               <w:rPr>
@@ -3390,27 +3121,7 @@
                 <w:szCs w:val="20"/>
                 <w:lang w:eastAsia="ko-KR"/>
               </w:rPr>
-              <w:t xml:space="preserve">LRQA는 120개 이상의 국가에서 운영되며, 전 세계 30개 이상의 인정기구를 통해 인정받았습니다. 또한, 거의 모든 </w:t>
-            </w:r>
-            <w:proofErr w:type="gramStart"/>
-            <w:r>
-              <w:rPr>
-                <w:rFonts w:ascii="맑은 고딕" w:eastAsia="맑은 고딕" w:hAnsi="맑은 고딕" w:hint="eastAsia"/>
-                <w:sz w:val="20"/>
-                <w:szCs w:val="20"/>
-                <w:lang w:eastAsia="ko-KR"/>
-              </w:rPr>
-              <w:t>산업  분야에</w:t>
-            </w:r>
-            <w:proofErr w:type="gramEnd"/>
-            <w:r>
-              <w:rPr>
-                <w:rFonts w:ascii="맑은 고딕" w:eastAsia="맑은 고딕" w:hAnsi="맑은 고딕" w:hint="eastAsia"/>
-                <w:sz w:val="20"/>
-                <w:szCs w:val="20"/>
-                <w:lang w:eastAsia="ko-KR"/>
-              </w:rPr>
-              <w:t xml:space="preserve"> 대응 가능하며, 리스크 관리, 개선 추진 및 전 세계 이해관계자들 과의 신뢰 구축을 지원합니다</w:t>
+              <w:t>LRQA는 120개 이상의 국가에서 운영되며, 전 세계 30개 이상의 인정기구를 통해 인정받았습니다. 또한, 거의 모든 산업  분야에 대응 가능하며, 리스크 관리, 개선 추진 및 전 세계 이해관계자들 과의 신뢰 구축을 지원합니다</w:t>
             </w:r>
             <w:r>
               <w:rPr>
@@ -3870,27 +3581,7 @@
                 <w:szCs w:val="20"/>
                 <w:lang w:eastAsia="ko-KR"/>
               </w:rPr>
-              <w:t xml:space="preserve">온라인 고객 포털은 사용이 간편하고 언제 어디서든지 귀사 전체의 인증서 및 심사 프로그램을 관리할 수 LRQA </w:t>
-            </w:r>
-            <w:proofErr w:type="gramStart"/>
-            <w:r>
-              <w:rPr>
-                <w:rFonts w:ascii="맑은 고딕" w:eastAsia="맑은 고딕" w:hAnsi="맑은 고딕" w:hint="eastAsia"/>
-                <w:sz w:val="20"/>
-                <w:szCs w:val="20"/>
-                <w:lang w:eastAsia="ko-KR"/>
-              </w:rPr>
-              <w:t>시스템 입니다</w:t>
-            </w:r>
-            <w:proofErr w:type="gramEnd"/>
-            <w:r>
-              <w:rPr>
-                <w:rFonts w:ascii="맑은 고딕" w:eastAsia="맑은 고딕" w:hAnsi="맑은 고딕" w:hint="eastAsia"/>
-                <w:sz w:val="20"/>
-                <w:szCs w:val="20"/>
-                <w:lang w:eastAsia="ko-KR"/>
-              </w:rPr>
-              <w:t>. 포털을 통해 계획 및 완료된 심사 일정을 확인할 수 있습니다. 인증서, 보고서 및 인증마크를</w:t>
+              <w:t>온라인 고객 포털은 사용이 간편하고 언제 어디서든지 귀사 전체의 인증서 및 심사 프로그램을 관리할 수 LRQA 시스템 입니다. 포털을 통해 계획 및 완료된 심사 일정을 확인할 수 있습니다. 인증서, 보고서 및 인증마크를</w:t>
             </w:r>
             <w:r>
               <w:rPr>
@@ -4136,7 +3827,6 @@
           <w:lang w:eastAsia="ko-KR"/>
         </w:rPr>
       </w:pPr>
-      <w:proofErr w:type="gramStart"/>
       <w:r>
         <w:rPr>
           <w:rFonts w:ascii="맑은 고딕" w:eastAsia="맑은 고딕" w:hAnsi="맑은 고딕"/>
@@ -4156,15 +3846,7 @@
           <w:rFonts w:ascii="맑은 고딕" w:eastAsia="맑은 고딕" w:hAnsi="맑은 고딕" w:hint="eastAsia"/>
           <w:lang w:eastAsia="ko-KR"/>
         </w:rPr>
-        <w:t>는</w:t>
-      </w:r>
-      <w:proofErr w:type="gramEnd"/>
-      <w:r>
-        <w:rPr>
-          <w:rFonts w:ascii="맑은 고딕" w:eastAsia="맑은 고딕" w:hAnsi="맑은 고딕" w:hint="eastAsia"/>
-          <w:lang w:eastAsia="ko-KR"/>
-        </w:rPr>
-        <w:t xml:space="preserve"> 고객의 </w:t>
+        <w:t xml:space="preserve">는 고객의 </w:t>
       </w:r>
       <w:r>
         <w:rPr>
@@ -4201,7 +3883,6 @@
         </w:rPr>
         <w:t xml:space="preserve"> 심사를 </w:t>
       </w:r>
-      <w:proofErr w:type="gramStart"/>
       <w:r>
         <w:rPr>
           <w:rFonts w:ascii="맑은 고딕" w:eastAsia="맑은 고딕" w:hAnsi="맑은 고딕" w:hint="eastAsia"/>
@@ -4214,15 +3895,7 @@
           <w:rFonts w:ascii="맑은 고딕" w:eastAsia="맑은 고딕" w:hAnsi="맑은 고딕" w:hint="eastAsia"/>
           <w:lang w:eastAsia="ko-KR"/>
         </w:rPr>
-        <w:t>합니다</w:t>
-      </w:r>
-      <w:proofErr w:type="gramEnd"/>
-      <w:r>
-        <w:rPr>
-          <w:rFonts w:ascii="맑은 고딕" w:eastAsia="맑은 고딕" w:hAnsi="맑은 고딕" w:hint="eastAsia"/>
-          <w:lang w:eastAsia="ko-KR"/>
-        </w:rPr>
-        <w:t>.</w:t>
+        <w:t>합니다.</w:t>
       </w:r>
       <w:r>
         <w:rPr>
@@ -4279,7 +3952,6 @@
         </w:rPr>
         <w:t xml:space="preserve"> </w:t>
       </w:r>
-      <w:proofErr w:type="gramStart"/>
       <w:r>
         <w:rPr>
           <w:rFonts w:ascii="맑은 고딕" w:eastAsia="맑은 고딕" w:hAnsi="맑은 고딕"/>
@@ -4288,62 +3960,7 @@
           <w:szCs w:val="20"/>
           <w:lang w:eastAsia="ko-KR"/>
         </w:rPr>
-        <w:t xml:space="preserve">{{ </w:t>
-      </w:r>
-      <w:proofErr w:type="spellStart"/>
-      <w:r>
-        <w:rPr>
-          <w:rFonts w:ascii="맑은 고딕" w:eastAsia="맑은 고딕" w:hAnsi="맑은 고딕"/>
-          <w:color w:val="088C8A"/>
-          <w:sz w:val="20"/>
-          <w:szCs w:val="20"/>
-          <w:lang w:eastAsia="ko-KR"/>
-        </w:rPr>
-        <w:t>standards</w:t>
-      </w:r>
-      <w:proofErr w:type="gramEnd"/>
-      <w:r>
-        <w:rPr>
-          <w:rFonts w:ascii="맑은 고딕" w:eastAsia="맑은 고딕" w:hAnsi="맑은 고딕"/>
-          <w:color w:val="088C8A"/>
-          <w:sz w:val="20"/>
-          <w:szCs w:val="20"/>
-          <w:lang w:eastAsia="ko-KR"/>
-        </w:rPr>
-        <w:t>_</w:t>
-      </w:r>
-      <w:proofErr w:type="gramStart"/>
-      <w:r>
-        <w:rPr>
-          <w:rFonts w:ascii="맑은 고딕" w:eastAsia="맑은 고딕" w:hAnsi="맑은 고딕"/>
-          <w:color w:val="088C8A"/>
-          <w:sz w:val="20"/>
-          <w:szCs w:val="20"/>
-          <w:lang w:eastAsia="ko-KR"/>
-        </w:rPr>
-        <w:t>text</w:t>
-      </w:r>
-      <w:proofErr w:type="spellEnd"/>
-      <w:r>
-        <w:rPr>
-          <w:rFonts w:ascii="맑은 고딕" w:eastAsia="맑은 고딕" w:hAnsi="맑은 고딕"/>
-          <w:color w:val="088C8A"/>
-          <w:sz w:val="20"/>
-          <w:szCs w:val="20"/>
-          <w:lang w:eastAsia="ko-KR"/>
-        </w:rPr>
-        <w:t xml:space="preserve"> }</w:t>
-      </w:r>
-      <w:proofErr w:type="gramEnd"/>
-      <w:r>
-        <w:rPr>
-          <w:rFonts w:ascii="맑은 고딕" w:eastAsia="맑은 고딕" w:hAnsi="맑은 고딕"/>
-          <w:color w:val="088C8A"/>
-          <w:sz w:val="20"/>
-          <w:szCs w:val="20"/>
-          <w:lang w:eastAsia="ko-KR"/>
-        </w:rPr>
-        <w:t>}</w:t>
+        <w:t>{{ standards_text }}</w:t>
       </w:r>
       <w:r>
         <w:rPr>
@@ -4636,7 +4253,6 @@
                 <w:lang w:eastAsia="ko-KR"/>
               </w:rPr>
             </w:pPr>
-            <w:proofErr w:type="gramStart"/>
             <w:r>
               <w:rPr>
                 <w:rFonts w:ascii="맑은 고딕" w:eastAsia="맑은 고딕" w:hAnsi="맑은 고딕"/>
@@ -4646,67 +4262,7 @@
                 <w:szCs w:val="18"/>
                 <w:lang w:eastAsia="ko-KR"/>
               </w:rPr>
-              <w:t xml:space="preserve">{{ </w:t>
-            </w:r>
-            <w:proofErr w:type="spellStart"/>
-            <w:r>
-              <w:rPr>
-                <w:rFonts w:ascii="맑은 고딕" w:eastAsia="맑은 고딕" w:hAnsi="맑은 고딕"/>
-                <w:b w:val="0"/>
-                <w:bCs w:val="0"/>
-                <w:sz w:val="18"/>
-                <w:szCs w:val="18"/>
-                <w:lang w:eastAsia="ko-KR"/>
-              </w:rPr>
-              <w:t>client</w:t>
-            </w:r>
-            <w:proofErr w:type="gramEnd"/>
-            <w:r>
-              <w:rPr>
-                <w:rFonts w:ascii="맑은 고딕" w:eastAsia="맑은 고딕" w:hAnsi="맑은 고딕"/>
-                <w:b w:val="0"/>
-                <w:bCs w:val="0"/>
-                <w:sz w:val="18"/>
-                <w:szCs w:val="18"/>
-                <w:lang w:eastAsia="ko-KR"/>
-              </w:rPr>
-              <w:t>_</w:t>
-            </w:r>
-            <w:proofErr w:type="gramStart"/>
-            <w:r>
-              <w:rPr>
-                <w:rFonts w:ascii="맑은 고딕" w:eastAsia="맑은 고딕" w:hAnsi="맑은 고딕"/>
-                <w:b w:val="0"/>
-                <w:bCs w:val="0"/>
-                <w:sz w:val="18"/>
-                <w:szCs w:val="18"/>
-                <w:lang w:eastAsia="ko-KR"/>
-              </w:rPr>
-              <w:t>name</w:t>
-            </w:r>
-            <w:proofErr w:type="spellEnd"/>
-            <w:r>
-              <w:rPr>
-                <w:rFonts w:ascii="맑은 고딕" w:eastAsia="맑은 고딕" w:hAnsi="맑은 고딕"/>
-                <w:b w:val="0"/>
-                <w:bCs w:val="0"/>
-                <w:sz w:val="18"/>
-                <w:szCs w:val="18"/>
-                <w:lang w:eastAsia="ko-KR"/>
-              </w:rPr>
-              <w:t xml:space="preserve"> }</w:t>
-            </w:r>
-            <w:proofErr w:type="gramEnd"/>
-            <w:r>
-              <w:rPr>
-                <w:rFonts w:ascii="맑은 고딕" w:eastAsia="맑은 고딕" w:hAnsi="맑은 고딕"/>
-                <w:b w:val="0"/>
-                <w:bCs w:val="0"/>
-                <w:sz w:val="18"/>
-                <w:szCs w:val="18"/>
-                <w:lang w:eastAsia="ko-KR"/>
-              </w:rPr>
-              <w:t>}</w:t>
+              <w:t>{{ client_name }}</w:t>
             </w:r>
             <w:r>
               <w:rPr>
@@ -4739,7 +4295,6 @@
                 <w:lang w:eastAsia="ko-KR"/>
               </w:rPr>
             </w:pPr>
-            <w:proofErr w:type="gramStart"/>
             <w:r>
               <w:rPr>
                 <w:rFonts w:ascii="맑은 고딕" w:eastAsia="맑은 고딕" w:hAnsi="맑은 고딕"/>
@@ -4749,43 +4304,7 @@
                 <w:szCs w:val="18"/>
                 <w:lang w:eastAsia="ko-KR"/>
               </w:rPr>
-              <w:t xml:space="preserve">{{ </w:t>
-            </w:r>
-            <w:proofErr w:type="spellStart"/>
-            <w:r>
-              <w:rPr>
-                <w:rFonts w:ascii="맑은 고딕" w:eastAsia="맑은 고딕" w:hAnsi="맑은 고딕"/>
-                <w:b w:val="0"/>
-                <w:bCs w:val="0"/>
-                <w:sz w:val="18"/>
-                <w:szCs w:val="18"/>
-                <w:lang w:eastAsia="ko-KR"/>
-              </w:rPr>
-              <w:t>client</w:t>
-            </w:r>
-            <w:proofErr w:type="gramEnd"/>
-            <w:r>
-              <w:rPr>
-                <w:rFonts w:ascii="맑은 고딕" w:eastAsia="맑은 고딕" w:hAnsi="맑은 고딕"/>
-                <w:b w:val="0"/>
-                <w:bCs w:val="0"/>
-                <w:sz w:val="18"/>
-                <w:szCs w:val="18"/>
-                <w:lang w:eastAsia="ko-KR"/>
-              </w:rPr>
-              <w:t>_address</w:t>
-            </w:r>
-            <w:proofErr w:type="spellEnd"/>
-            <w:r>
-              <w:rPr>
-                <w:rFonts w:ascii="맑은 고딕" w:eastAsia="맑은 고딕" w:hAnsi="맑은 고딕"/>
-                <w:b w:val="0"/>
-                <w:bCs w:val="0"/>
-                <w:sz w:val="18"/>
-                <w:szCs w:val="18"/>
-                <w:lang w:eastAsia="ko-KR"/>
-              </w:rPr>
-              <w:t xml:space="preserve"> }}</w:t>
+              <w:t>{{ client_address }}</w:t>
             </w:r>
           </w:p>
         </w:tc>
@@ -4896,9 +4415,23 @@
           <w:szCs w:val="20"/>
           <w:lang w:eastAsia="ko-KR"/>
         </w:rPr>
-        <w:t>- `</w:t>
+        <w:t>- `{{ total_sites }}` - 총 사업장 수</w:t>
       </w:r>
-      <w:proofErr w:type="gramStart"/>
+    </w:p>
+    <w:p>
+      <w:pPr>
+        <w:pStyle w:val="Subhead"/>
+        <w:spacing w:line="240" w:lineRule="auto"/>
+        <w:rPr>
+          <w:rFonts w:ascii="맑은 고딕" w:eastAsia="맑은 고딕" w:hAnsi="맑은 고딕"/>
+          <w:b/>
+          <w:bCs/>
+          <w:color w:val="auto"/>
+          <w:sz w:val="20"/>
+          <w:szCs w:val="20"/>
+          <w:lang w:eastAsia="ko-KR"/>
+        </w:rPr>
+      </w:pPr>
       <w:r>
         <w:rPr>
           <w:rFonts w:ascii="맑은 고딕" w:eastAsia="맑은 고딕" w:hAnsi="맑은 고딕" w:hint="eastAsia"/>
@@ -4909,177 +4442,7 @@
           <w:szCs w:val="20"/>
           <w:lang w:eastAsia="ko-KR"/>
         </w:rPr>
-        <w:t xml:space="preserve">{{ </w:t>
-      </w:r>
-      <w:proofErr w:type="spellStart"/>
-      <w:r>
-        <w:rPr>
-          <w:rFonts w:ascii="맑은 고딕" w:eastAsia="맑은 고딕" w:hAnsi="맑은 고딕" w:hint="eastAsia"/>
-          <w:b/>
-          <w:bCs/>
-          <w:color w:val="auto"/>
-          <w:sz w:val="20"/>
-          <w:szCs w:val="20"/>
-          <w:lang w:eastAsia="ko-KR"/>
-        </w:rPr>
-        <w:t>total</w:t>
-      </w:r>
-      <w:proofErr w:type="gramEnd"/>
-      <w:r>
-        <w:rPr>
-          <w:rFonts w:ascii="맑은 고딕" w:eastAsia="맑은 고딕" w:hAnsi="맑은 고딕" w:hint="eastAsia"/>
-          <w:b/>
-          <w:bCs/>
-          <w:color w:val="auto"/>
-          <w:sz w:val="20"/>
-          <w:szCs w:val="20"/>
-          <w:lang w:eastAsia="ko-KR"/>
-        </w:rPr>
-        <w:t>_</w:t>
-      </w:r>
-      <w:proofErr w:type="gramStart"/>
-      <w:r>
-        <w:rPr>
-          <w:rFonts w:ascii="맑은 고딕" w:eastAsia="맑은 고딕" w:hAnsi="맑은 고딕" w:hint="eastAsia"/>
-          <w:b/>
-          <w:bCs/>
-          <w:color w:val="auto"/>
-          <w:sz w:val="20"/>
-          <w:szCs w:val="20"/>
-          <w:lang w:eastAsia="ko-KR"/>
-        </w:rPr>
-        <w:t>sites</w:t>
-      </w:r>
-      <w:proofErr w:type="spellEnd"/>
-      <w:r>
-        <w:rPr>
-          <w:rFonts w:ascii="맑은 고딕" w:eastAsia="맑은 고딕" w:hAnsi="맑은 고딕" w:hint="eastAsia"/>
-          <w:b/>
-          <w:bCs/>
-          <w:color w:val="auto"/>
-          <w:sz w:val="20"/>
-          <w:szCs w:val="20"/>
-          <w:lang w:eastAsia="ko-KR"/>
-        </w:rPr>
-        <w:t xml:space="preserve"> }</w:t>
-      </w:r>
-      <w:proofErr w:type="gramEnd"/>
-      <w:r>
-        <w:rPr>
-          <w:rFonts w:ascii="맑은 고딕" w:eastAsia="맑은 고딕" w:hAnsi="맑은 고딕" w:hint="eastAsia"/>
-          <w:b/>
-          <w:bCs/>
-          <w:color w:val="auto"/>
-          <w:sz w:val="20"/>
-          <w:szCs w:val="20"/>
-          <w:lang w:eastAsia="ko-KR"/>
-        </w:rPr>
-        <w:t>}` - 총 사업장 수</w:t>
-      </w:r>
-    </w:p>
-    <w:p>
-      <w:pPr>
-        <w:pStyle w:val="Subhead"/>
-        <w:spacing w:line="240" w:lineRule="auto"/>
-        <w:rPr>
-          <w:rFonts w:ascii="맑은 고딕" w:eastAsia="맑은 고딕" w:hAnsi="맑은 고딕"/>
-          <w:b/>
-          <w:bCs/>
-          <w:color w:val="auto"/>
-          <w:sz w:val="20"/>
-          <w:szCs w:val="20"/>
-          <w:lang w:eastAsia="ko-KR"/>
-        </w:rPr>
-      </w:pPr>
-      <w:r>
-        <w:rPr>
-          <w:rFonts w:ascii="맑은 고딕" w:eastAsia="맑은 고딕" w:hAnsi="맑은 고딕" w:hint="eastAsia"/>
-          <w:b/>
-          <w:bCs/>
-          <w:color w:val="auto"/>
-          <w:sz w:val="20"/>
-          <w:szCs w:val="20"/>
-          <w:lang w:eastAsia="ko-KR"/>
-        </w:rPr>
-        <w:t>- `</w:t>
-      </w:r>
-      <w:proofErr w:type="gramStart"/>
-      <w:r>
-        <w:rPr>
-          <w:rFonts w:ascii="맑은 고딕" w:eastAsia="맑은 고딕" w:hAnsi="맑은 고딕" w:hint="eastAsia"/>
-          <w:b/>
-          <w:bCs/>
-          <w:color w:val="auto"/>
-          <w:sz w:val="20"/>
-          <w:szCs w:val="20"/>
-          <w:lang w:eastAsia="ko-KR"/>
-        </w:rPr>
-        <w:t xml:space="preserve">{{ </w:t>
-      </w:r>
-      <w:proofErr w:type="spellStart"/>
-      <w:r>
-        <w:rPr>
-          <w:rFonts w:ascii="맑은 고딕" w:eastAsia="맑은 고딕" w:hAnsi="맑은 고딕" w:hint="eastAsia"/>
-          <w:b/>
-          <w:bCs/>
-          <w:color w:val="auto"/>
-          <w:sz w:val="20"/>
-          <w:szCs w:val="20"/>
-          <w:lang w:eastAsia="ko-KR"/>
-        </w:rPr>
-        <w:t>total</w:t>
-      </w:r>
-      <w:proofErr w:type="gramEnd"/>
-      <w:r>
-        <w:rPr>
-          <w:rFonts w:ascii="맑은 고딕" w:eastAsia="맑은 고딕" w:hAnsi="맑은 고딕" w:hint="eastAsia"/>
-          <w:b/>
-          <w:bCs/>
-          <w:color w:val="auto"/>
-          <w:sz w:val="20"/>
-          <w:szCs w:val="20"/>
-          <w:lang w:eastAsia="ko-KR"/>
-        </w:rPr>
-        <w:t>_</w:t>
-      </w:r>
-      <w:proofErr w:type="gramStart"/>
-      <w:r>
-        <w:rPr>
-          <w:rFonts w:ascii="맑은 고딕" w:eastAsia="맑은 고딕" w:hAnsi="맑은 고딕" w:hint="eastAsia"/>
-          <w:b/>
-          <w:bCs/>
-          <w:color w:val="auto"/>
-          <w:sz w:val="20"/>
-          <w:szCs w:val="20"/>
-          <w:lang w:eastAsia="ko-KR"/>
-        </w:rPr>
-        <w:t>employees</w:t>
-      </w:r>
-      <w:proofErr w:type="spellEnd"/>
-      <w:r>
-        <w:rPr>
-          <w:rFonts w:ascii="맑은 고딕" w:eastAsia="맑은 고딕" w:hAnsi="맑은 고딕" w:hint="eastAsia"/>
-          <w:b/>
-          <w:bCs/>
-          <w:color w:val="auto"/>
-          <w:sz w:val="20"/>
-          <w:szCs w:val="20"/>
-          <w:lang w:eastAsia="ko-KR"/>
-        </w:rPr>
-        <w:t xml:space="preserve"> }</w:t>
-      </w:r>
-      <w:proofErr w:type="gramEnd"/>
-      <w:r>
-        <w:rPr>
-          <w:rFonts w:ascii="맑은 고딕" w:eastAsia="맑은 고딕" w:hAnsi="맑은 고딕" w:hint="eastAsia"/>
-          <w:b/>
-          <w:bCs/>
-          <w:color w:val="auto"/>
-          <w:sz w:val="20"/>
-          <w:szCs w:val="20"/>
-          <w:lang w:eastAsia="ko-KR"/>
-        </w:rPr>
-        <w:t>}` - 총 직원 수</w:t>
+        <w:t>- `{{ total_employees }}` - 총 직원 수</w:t>
       </w:r>
     </w:p>
     <w:p>
@@ -5544,7 +4907,6 @@
                 <w:szCs w:val="18"/>
               </w:rPr>
             </w:pPr>
-            <w:proofErr w:type="spellStart"/>
             <w:r>
               <w:rPr>
                 <w:rFonts w:ascii="맑은 고딕" w:eastAsia="맑은 고딕" w:hAnsi="맑은 고딕" w:hint="eastAsia"/>
@@ -5554,7 +4916,6 @@
               </w:rPr>
               <w:t>신청비</w:t>
             </w:r>
-            <w:proofErr w:type="spellEnd"/>
           </w:p>
         </w:tc>
         <w:tc>
@@ -5700,7 +5061,7 @@
             <w:pPr>
               <w:pStyle w:val="TableText"/>
               <w:rPr>
-                <w:rFonts w:ascii="맑은 고딕" w:eastAsia="맑은 고딕" w:hAnsi="맑은 고딕" w:hint="eastAsia"/>
+                <w:rFonts w:ascii="맑은 고딕" w:eastAsia="맑은 고딕" w:hAnsi="맑은 고딕"/>
                 <w:sz w:val="18"/>
                 <w:szCs w:val="18"/>
                 <w:lang w:eastAsia="ko-KR"/>
@@ -5736,35 +5097,14 @@
                 <w:lang w:eastAsia="ko-KR"/>
               </w:rPr>
             </w:pPr>
-            <w:proofErr w:type="gramStart"/>
-            <w:r>
-              <w:rPr>
-                <w:rFonts w:ascii="맑은 고딕" w:eastAsia="맑은 고딕" w:hAnsi="맑은 고딕"/>
-                <w:sz w:val="18"/>
-                <w:szCs w:val="18"/>
-                <w:lang w:eastAsia="ko-KR"/>
-              </w:rPr>
-              <w:t>{{ iso</w:t>
-            </w:r>
-            <w:proofErr w:type="gramEnd"/>
-            <w:r>
-              <w:rPr>
-                <w:rFonts w:ascii="맑은 고딕" w:eastAsia="맑은 고딕" w:hAnsi="맑은 고딕"/>
-                <w:sz w:val="18"/>
-                <w:szCs w:val="18"/>
-                <w:lang w:eastAsia="ko-KR"/>
-              </w:rPr>
-              <w:t>9001_stage1_2_</w:t>
-            </w:r>
-            <w:proofErr w:type="gramStart"/>
-            <w:r>
-              <w:rPr>
-                <w:rFonts w:ascii="맑은 고딕" w:eastAsia="맑은 고딕" w:hAnsi="맑은 고딕"/>
-                <w:sz w:val="18"/>
-                <w:szCs w:val="18"/>
-                <w:lang w:eastAsia="ko-KR"/>
-              </w:rPr>
-              <w:t>days }}</w:t>
+            <w:r>
+              <w:rPr>
+                <w:rFonts w:ascii="맑은 고딕" w:eastAsia="맑은 고딕" w:hAnsi="맑은 고딕"/>
+                <w:sz w:val="18"/>
+                <w:szCs w:val="18"/>
+                <w:lang w:eastAsia="ko-KR"/>
+              </w:rPr>
+              <w:t>{{ iso9001_stage1_2_days }}</w:t>
             </w:r>
             <w:r>
               <w:rPr>
@@ -5775,7 +5115,6 @@
               </w:rPr>
               <w:t>days</w:t>
             </w:r>
-            <w:proofErr w:type="gramEnd"/>
           </w:p>
           <w:p>
             <w:pPr>
@@ -5796,35 +5135,14 @@
               </w:rPr>
               <w:t xml:space="preserve">(Stage1: </w:t>
             </w:r>
-            <w:proofErr w:type="gramStart"/>
-            <w:r>
-              <w:rPr>
-                <w:rFonts w:ascii="맑은 고딕" w:eastAsia="맑은 고딕" w:hAnsi="맑은 고딕"/>
-                <w:sz w:val="18"/>
-                <w:szCs w:val="18"/>
-                <w:lang w:eastAsia="ko-KR"/>
-              </w:rPr>
-              <w:t>{{ iso</w:t>
-            </w:r>
-            <w:proofErr w:type="gramEnd"/>
-            <w:r>
-              <w:rPr>
-                <w:rFonts w:ascii="맑은 고딕" w:eastAsia="맑은 고딕" w:hAnsi="맑은 고딕"/>
-                <w:sz w:val="18"/>
-                <w:szCs w:val="18"/>
-                <w:lang w:eastAsia="ko-KR"/>
-              </w:rPr>
-              <w:t>9001_stage1_</w:t>
-            </w:r>
-            <w:proofErr w:type="gramStart"/>
-            <w:r>
-              <w:rPr>
-                <w:rFonts w:ascii="맑은 고딕" w:eastAsia="맑은 고딕" w:hAnsi="맑은 고딕"/>
-                <w:sz w:val="18"/>
-                <w:szCs w:val="18"/>
-                <w:lang w:eastAsia="ko-KR"/>
-              </w:rPr>
-              <w:t>days }}</w:t>
+            <w:r>
+              <w:rPr>
+                <w:rFonts w:ascii="맑은 고딕" w:eastAsia="맑은 고딕" w:hAnsi="맑은 고딕"/>
+                <w:sz w:val="18"/>
+                <w:szCs w:val="18"/>
+                <w:lang w:eastAsia="ko-KR"/>
+              </w:rPr>
+              <w:t>{{ iso9001_stage1_days }}</w:t>
             </w:r>
             <w:r>
               <w:rPr>
@@ -5835,7 +5153,6 @@
               </w:rPr>
               <w:t>days</w:t>
             </w:r>
-            <w:proofErr w:type="gramEnd"/>
             <w:r>
               <w:rPr>
                 <w:rFonts w:ascii="맑은 고딕" w:eastAsia="맑은 고딕" w:hAnsi="맑은 고딕"/>
@@ -5854,25 +5171,14 @@
               </w:rPr>
               <w:t xml:space="preserve"> Stage2: </w:t>
             </w:r>
-            <w:proofErr w:type="gramStart"/>
-            <w:r>
-              <w:rPr>
-                <w:rFonts w:ascii="맑은 고딕" w:eastAsia="맑은 고딕" w:hAnsi="맑은 고딕"/>
-                <w:sz w:val="18"/>
-                <w:szCs w:val="18"/>
-                <w:lang w:eastAsia="ko-KR"/>
-              </w:rPr>
-              <w:t>{{ iso</w:t>
-            </w:r>
-            <w:proofErr w:type="gramEnd"/>
-            <w:r>
-              <w:rPr>
-                <w:rFonts w:ascii="맑은 고딕" w:eastAsia="맑은 고딕" w:hAnsi="맑은 고딕"/>
-                <w:sz w:val="18"/>
-                <w:szCs w:val="18"/>
-                <w:lang w:eastAsia="ko-KR"/>
-              </w:rPr>
-              <w:t>9001_stage</w:t>
+            <w:r>
+              <w:rPr>
+                <w:rFonts w:ascii="맑은 고딕" w:eastAsia="맑은 고딕" w:hAnsi="맑은 고딕"/>
+                <w:sz w:val="18"/>
+                <w:szCs w:val="18"/>
+                <w:lang w:eastAsia="ko-KR"/>
+              </w:rPr>
+              <w:t>{{ iso9001_stage</w:t>
             </w:r>
             <w:r>
               <w:rPr>
@@ -5890,17 +5196,7 @@
                 <w:szCs w:val="18"/>
                 <w:lang w:eastAsia="ko-KR"/>
               </w:rPr>
-              <w:t>_</w:t>
-            </w:r>
-            <w:proofErr w:type="gramStart"/>
-            <w:r>
-              <w:rPr>
-                <w:rFonts w:ascii="맑은 고딕" w:eastAsia="맑은 고딕" w:hAnsi="맑은 고딕"/>
-                <w:sz w:val="18"/>
-                <w:szCs w:val="18"/>
-                <w:lang w:eastAsia="ko-KR"/>
-              </w:rPr>
-              <w:t>days }}</w:t>
+              <w:t>_days }}</w:t>
             </w:r>
             <w:r>
               <w:rPr>
@@ -5909,17 +5205,7 @@
                 <w:szCs w:val="18"/>
                 <w:lang w:eastAsia="ko-KR"/>
               </w:rPr>
-              <w:t>days</w:t>
-            </w:r>
-            <w:proofErr w:type="gramEnd"/>
-            <w:r>
-              <w:rPr>
-                <w:rFonts w:ascii="맑은 고딕" w:eastAsia="맑은 고딕" w:hAnsi="맑은 고딕" w:hint="eastAsia"/>
-                <w:sz w:val="18"/>
-                <w:szCs w:val="18"/>
-                <w:lang w:eastAsia="ko-KR"/>
-              </w:rPr>
-              <w:t>)</w:t>
+              <w:t>days)</w:t>
             </w:r>
           </w:p>
         </w:tc>
@@ -5941,25 +5227,14 @@
                 <w:szCs w:val="18"/>
               </w:rPr>
             </w:pPr>
-            <w:proofErr w:type="gramStart"/>
-            <w:r>
-              <w:rPr>
-                <w:rFonts w:ascii="맑은 고딕" w:eastAsia="맑은 고딕" w:hAnsi="맑은 고딕"/>
-                <w:sz w:val="18"/>
-                <w:szCs w:val="18"/>
-                <w:lang w:eastAsia="ko-KR"/>
-              </w:rPr>
-              <w:t>{{ iso</w:t>
-            </w:r>
-            <w:proofErr w:type="gramEnd"/>
-            <w:r>
-              <w:rPr>
-                <w:rFonts w:ascii="맑은 고딕" w:eastAsia="맑은 고딕" w:hAnsi="맑은 고딕"/>
-                <w:sz w:val="18"/>
-                <w:szCs w:val="18"/>
-                <w:lang w:eastAsia="ko-KR"/>
-              </w:rPr>
-              <w:t xml:space="preserve">9001_stage1_2_cost </w:t>
+            <w:r>
+              <w:rPr>
+                <w:rFonts w:ascii="맑은 고딕" w:eastAsia="맑은 고딕" w:hAnsi="맑은 고딕"/>
+                <w:sz w:val="18"/>
+                <w:szCs w:val="18"/>
+                <w:lang w:eastAsia="ko-KR"/>
+              </w:rPr>
+              <w:t xml:space="preserve">{{ iso9001_stage1_2_cost </w:t>
             </w:r>
             <w:r>
               <w:rPr>
@@ -5970,7 +5245,6 @@
               </w:rPr>
               <w:t xml:space="preserve">| </w:t>
             </w:r>
-            <w:proofErr w:type="spellStart"/>
             <w:r>
               <w:rPr>
                 <w:rFonts w:ascii="맑은 고딕" w:eastAsia="맑은 고딕" w:hAnsi="맑은 고딕" w:hint="eastAsia"/>
@@ -5978,46 +5252,16 @@
                 <w:szCs w:val="18"/>
                 <w:lang w:eastAsia="ko-KR"/>
               </w:rPr>
-              <w:t>format_</w:t>
-            </w:r>
-            <w:proofErr w:type="gramStart"/>
-            <w:r>
-              <w:rPr>
-                <w:rFonts w:ascii="맑은 고딕" w:eastAsia="맑은 고딕" w:hAnsi="맑은 고딕" w:hint="eastAsia"/>
-                <w:sz w:val="18"/>
-                <w:szCs w:val="18"/>
-                <w:lang w:eastAsia="ko-KR"/>
-              </w:rPr>
-              <w:t>currency</w:t>
-            </w:r>
-            <w:proofErr w:type="spellEnd"/>
-            <w:r>
-              <w:rPr>
-                <w:rFonts w:ascii="맑은 고딕" w:eastAsia="맑은 고딕" w:hAnsi="맑은 고딕" w:hint="eastAsia"/>
-                <w:sz w:val="18"/>
-                <w:szCs w:val="18"/>
-                <w:lang w:eastAsia="ko-KR"/>
-              </w:rPr>
-              <w:t xml:space="preserve"> </w:t>
-            </w:r>
-            <w:r>
-              <w:rPr>
-                <w:rFonts w:ascii="맑은 고딕" w:eastAsia="맑은 고딕" w:hAnsi="맑은 고딕"/>
-                <w:sz w:val="18"/>
-                <w:szCs w:val="18"/>
-                <w:lang w:eastAsia="ko-KR"/>
-              </w:rPr>
-              <w:t>}</w:t>
-            </w:r>
-            <w:proofErr w:type="gramEnd"/>
-            <w:r>
-              <w:rPr>
-                <w:rFonts w:ascii="맑은 고딕" w:eastAsia="맑은 고딕" w:hAnsi="맑은 고딕"/>
-                <w:sz w:val="18"/>
-                <w:szCs w:val="18"/>
-                <w:lang w:eastAsia="ko-KR"/>
-              </w:rPr>
-              <w:t>}</w:t>
+              <w:t xml:space="preserve">format_currency </w:t>
+            </w:r>
+            <w:r>
+              <w:rPr>
+                <w:rFonts w:ascii="맑은 고딕" w:eastAsia="맑은 고딕" w:hAnsi="맑은 고딕"/>
+                <w:sz w:val="18"/>
+                <w:szCs w:val="18"/>
+                <w:lang w:eastAsia="ko-KR"/>
+              </w:rPr>
+              <w:t>}}</w:t>
             </w:r>
             <w:r>
               <w:rPr>
@@ -6049,45 +5293,14 @@
                 <w:lang w:eastAsia="ko-KR"/>
               </w:rPr>
             </w:pPr>
-            <w:proofErr w:type="gramStart"/>
-            <w:r>
-              <w:rPr>
-                <w:rFonts w:ascii="맑은 고딕" w:eastAsia="맑은 고딕" w:hAnsi="맑은 고딕"/>
-                <w:sz w:val="18"/>
-                <w:szCs w:val="18"/>
-                <w:lang w:eastAsia="ko-KR"/>
-              </w:rPr>
-              <w:t>{{ iso</w:t>
-            </w:r>
-            <w:proofErr w:type="gramEnd"/>
-            <w:r>
-              <w:rPr>
-                <w:rFonts w:ascii="맑은 고딕" w:eastAsia="맑은 고딕" w:hAnsi="맑은 고딕"/>
-                <w:sz w:val="18"/>
-                <w:szCs w:val="18"/>
-                <w:lang w:eastAsia="ko-KR"/>
-              </w:rPr>
-              <w:t>9001_surveillance_</w:t>
-            </w:r>
-            <w:proofErr w:type="gramStart"/>
-            <w:r>
-              <w:rPr>
-                <w:rFonts w:ascii="맑은 고딕" w:eastAsia="맑은 고딕" w:hAnsi="맑은 고딕"/>
-                <w:sz w:val="18"/>
-                <w:szCs w:val="18"/>
-                <w:lang w:eastAsia="ko-KR"/>
-              </w:rPr>
-              <w:t>days }</w:t>
-            </w:r>
-            <w:proofErr w:type="gramEnd"/>
-            <w:r>
-              <w:rPr>
-                <w:rFonts w:ascii="맑은 고딕" w:eastAsia="맑은 고딕" w:hAnsi="맑은 고딕"/>
-                <w:sz w:val="18"/>
-                <w:szCs w:val="18"/>
-                <w:lang w:eastAsia="ko-KR"/>
-              </w:rPr>
-              <w:t>}</w:t>
+            <w:r>
+              <w:rPr>
+                <w:rFonts w:ascii="맑은 고딕" w:eastAsia="맑은 고딕" w:hAnsi="맑은 고딕"/>
+                <w:sz w:val="18"/>
+                <w:szCs w:val="18"/>
+                <w:lang w:eastAsia="ko-KR"/>
+              </w:rPr>
+              <w:t>{{ iso9001_surveillance_days }}</w:t>
             </w:r>
             <w:r>
               <w:rPr>
@@ -6189,7 +5402,6 @@
                 <w:lang w:eastAsia="ko-KR"/>
               </w:rPr>
             </w:pPr>
-            <w:proofErr w:type="gramStart"/>
             <w:r>
               <w:rPr>
                 <w:rFonts w:ascii="맑은 고딕" w:eastAsia="맑은 고딕" w:hAnsi="맑은 고딕"/>
@@ -6199,7 +5411,6 @@
               </w:rPr>
               <w:t>{{ iso</w:t>
             </w:r>
-            <w:proofErr w:type="gramEnd"/>
             <w:r>
               <w:rPr>
                 <w:rFonts w:ascii="맑은 고딕" w:eastAsia="맑은 고딕" w:hAnsi="맑은 고딕" w:hint="eastAsia"/>
@@ -6216,19 +5427,8 @@
                 <w:szCs w:val="18"/>
                 <w:lang w:eastAsia="ko-KR"/>
               </w:rPr>
-              <w:t>001_stage1_2_</w:t>
-            </w:r>
-            <w:proofErr w:type="gramStart"/>
-            <w:r>
-              <w:rPr>
-                <w:rFonts w:ascii="맑은 고딕" w:eastAsia="맑은 고딕" w:hAnsi="맑은 고딕"/>
-                <w:sz w:val="18"/>
-                <w:szCs w:val="18"/>
-                <w:lang w:eastAsia="ko-KR"/>
-              </w:rPr>
-              <w:t>days }}days</w:t>
-            </w:r>
-            <w:proofErr w:type="gramEnd"/>
+              <w:t>001_stage1_2_days }}days</w:t>
+            </w:r>
           </w:p>
           <w:p>
             <w:pPr>
@@ -6250,7 +5450,6 @@
               </w:rPr>
               <w:t xml:space="preserve">(Stage1: </w:t>
             </w:r>
-            <w:proofErr w:type="gramStart"/>
             <w:r>
               <w:rPr>
                 <w:rFonts w:ascii="맑은 고딕" w:eastAsia="맑은 고딕" w:hAnsi="맑은 고딕"/>
@@ -6260,7 +5459,6 @@
               </w:rPr>
               <w:t>{{ iso</w:t>
             </w:r>
-            <w:proofErr w:type="gramEnd"/>
             <w:r>
               <w:rPr>
                 <w:rFonts w:ascii="맑은 고딕" w:eastAsia="맑은 고딕" w:hAnsi="맑은 고딕" w:hint="eastAsia"/>
@@ -6277,17 +5475,7 @@
                 <w:szCs w:val="18"/>
                 <w:lang w:eastAsia="ko-KR"/>
               </w:rPr>
-              <w:t>001_stage1_</w:t>
-            </w:r>
-            <w:proofErr w:type="gramStart"/>
-            <w:r>
-              <w:rPr>
-                <w:rFonts w:ascii="맑은 고딕" w:eastAsia="맑은 고딕" w:hAnsi="맑은 고딕"/>
-                <w:sz w:val="18"/>
-                <w:szCs w:val="18"/>
-                <w:lang w:eastAsia="ko-KR"/>
-              </w:rPr>
-              <w:t>days }}</w:t>
+              <w:t>001_stage1_days }}</w:t>
             </w:r>
             <w:r>
               <w:rPr>
@@ -6298,7 +5486,6 @@
               </w:rPr>
               <w:t>days</w:t>
             </w:r>
-            <w:proofErr w:type="gramEnd"/>
             <w:r>
               <w:rPr>
                 <w:rFonts w:ascii="맑은 고딕" w:eastAsia="맑은 고딕" w:hAnsi="맑은 고딕"/>
@@ -6317,7 +5504,6 @@
               </w:rPr>
               <w:t xml:space="preserve"> Stage2: </w:t>
             </w:r>
-            <w:proofErr w:type="gramStart"/>
             <w:r>
               <w:rPr>
                 <w:rFonts w:ascii="맑은 고딕" w:eastAsia="맑은 고딕" w:hAnsi="맑은 고딕"/>
@@ -6327,7 +5513,6 @@
               </w:rPr>
               <w:t>{{ iso</w:t>
             </w:r>
-            <w:proofErr w:type="gramEnd"/>
             <w:r>
               <w:rPr>
                 <w:rFonts w:ascii="맑은 고딕" w:eastAsia="맑은 고딕" w:hAnsi="맑은 고딕" w:hint="eastAsia"/>
@@ -6362,17 +5547,7 @@
                 <w:szCs w:val="18"/>
                 <w:lang w:eastAsia="ko-KR"/>
               </w:rPr>
-              <w:t>_</w:t>
-            </w:r>
-            <w:proofErr w:type="gramStart"/>
-            <w:r>
-              <w:rPr>
-                <w:rFonts w:ascii="맑은 고딕" w:eastAsia="맑은 고딕" w:hAnsi="맑은 고딕"/>
-                <w:sz w:val="18"/>
-                <w:szCs w:val="18"/>
-                <w:lang w:eastAsia="ko-KR"/>
-              </w:rPr>
-              <w:t>days }}</w:t>
+              <w:t>_days }}</w:t>
             </w:r>
             <w:r>
               <w:rPr>
@@ -6381,17 +5556,7 @@
                 <w:szCs w:val="18"/>
                 <w:lang w:eastAsia="ko-KR"/>
               </w:rPr>
-              <w:t>days</w:t>
-            </w:r>
-            <w:proofErr w:type="gramEnd"/>
-            <w:r>
-              <w:rPr>
-                <w:rFonts w:ascii="맑은 고딕" w:eastAsia="맑은 고딕" w:hAnsi="맑은 고딕" w:hint="eastAsia"/>
-                <w:sz w:val="18"/>
-                <w:szCs w:val="18"/>
-                <w:lang w:eastAsia="ko-KR"/>
-              </w:rPr>
-              <w:t>)</w:t>
+              <w:t>days)</w:t>
             </w:r>
           </w:p>
         </w:tc>
@@ -6414,7 +5579,6 @@
                 <w:lang w:eastAsia="ko-KR"/>
               </w:rPr>
             </w:pPr>
-            <w:proofErr w:type="gramStart"/>
             <w:r>
               <w:rPr>
                 <w:rFonts w:ascii="맑은 고딕" w:eastAsia="맑은 고딕" w:hAnsi="맑은 고딕"/>
@@ -6424,7 +5588,6 @@
               </w:rPr>
               <w:t>{{ iso</w:t>
             </w:r>
-            <w:proofErr w:type="gramEnd"/>
             <w:r>
               <w:rPr>
                 <w:rFonts w:ascii="맑은 고딕" w:eastAsia="맑은 고딕" w:hAnsi="맑은 고딕" w:hint="eastAsia"/>
@@ -6450,56 +5613,16 @@
                 <w:szCs w:val="18"/>
                 <w:lang w:eastAsia="ko-KR"/>
               </w:rPr>
-              <w:t xml:space="preserve">| </w:t>
-            </w:r>
-            <w:proofErr w:type="spellStart"/>
-            <w:r>
-              <w:rPr>
-                <w:rFonts w:ascii="맑은 고딕" w:eastAsia="맑은 고딕" w:hAnsi="맑은 고딕" w:hint="eastAsia"/>
-                <w:sz w:val="18"/>
-                <w:szCs w:val="18"/>
-                <w:lang w:eastAsia="ko-KR"/>
-              </w:rPr>
-              <w:t>format_</w:t>
-            </w:r>
-            <w:proofErr w:type="gramStart"/>
-            <w:r>
-              <w:rPr>
-                <w:rFonts w:ascii="맑은 고딕" w:eastAsia="맑은 고딕" w:hAnsi="맑은 고딕" w:hint="eastAsia"/>
-                <w:sz w:val="18"/>
-                <w:szCs w:val="18"/>
-                <w:lang w:eastAsia="ko-KR"/>
-              </w:rPr>
-              <w:t>currency</w:t>
-            </w:r>
-            <w:proofErr w:type="spellEnd"/>
-            <w:r>
-              <w:rPr>
-                <w:rFonts w:ascii="맑은 고딕" w:eastAsia="맑은 고딕" w:hAnsi="맑은 고딕" w:hint="eastAsia"/>
-                <w:sz w:val="18"/>
-                <w:szCs w:val="18"/>
-                <w:lang w:eastAsia="ko-KR"/>
-              </w:rPr>
-              <w:t xml:space="preserve"> </w:t>
-            </w:r>
-            <w:r>
-              <w:rPr>
-                <w:rFonts w:ascii="맑은 고딕" w:eastAsia="맑은 고딕" w:hAnsi="맑은 고딕"/>
-                <w:sz w:val="18"/>
-                <w:szCs w:val="18"/>
-                <w:lang w:eastAsia="ko-KR"/>
-              </w:rPr>
-              <w:t>}</w:t>
-            </w:r>
-            <w:proofErr w:type="gramEnd"/>
-            <w:r>
-              <w:rPr>
-                <w:rFonts w:ascii="맑은 고딕" w:eastAsia="맑은 고딕" w:hAnsi="맑은 고딕"/>
-                <w:sz w:val="18"/>
-                <w:szCs w:val="18"/>
-                <w:lang w:eastAsia="ko-KR"/>
-              </w:rPr>
-              <w:t>}</w:t>
+              <w:t xml:space="preserve">| format_currency </w:t>
+            </w:r>
+            <w:r>
+              <w:rPr>
+                <w:rFonts w:ascii="맑은 고딕" w:eastAsia="맑은 고딕" w:hAnsi="맑은 고딕"/>
+                <w:sz w:val="18"/>
+                <w:szCs w:val="18"/>
+                <w:lang w:eastAsia="ko-KR"/>
+              </w:rPr>
+              <w:t>}}</w:t>
             </w:r>
             <w:r>
               <w:rPr>
@@ -6531,7 +5654,6 @@
                 <w:lang w:eastAsia="ko-KR"/>
               </w:rPr>
             </w:pPr>
-            <w:proofErr w:type="gramStart"/>
             <w:r>
               <w:rPr>
                 <w:rFonts w:ascii="맑은 고딕" w:eastAsia="맑은 고딕" w:hAnsi="맑은 고딕"/>
@@ -6541,7 +5663,6 @@
               </w:rPr>
               <w:t>{{ iso</w:t>
             </w:r>
-            <w:proofErr w:type="gramEnd"/>
             <w:r>
               <w:rPr>
                 <w:rFonts w:ascii="맑은 고딕" w:eastAsia="맑은 고딕" w:hAnsi="맑은 고딕" w:hint="eastAsia"/>
@@ -6558,27 +5679,7 @@
                 <w:szCs w:val="18"/>
                 <w:lang w:eastAsia="ko-KR"/>
               </w:rPr>
-              <w:t>001_surveillance_</w:t>
-            </w:r>
-            <w:proofErr w:type="gramStart"/>
-            <w:r>
-              <w:rPr>
-                <w:rFonts w:ascii="맑은 고딕" w:eastAsia="맑은 고딕" w:hAnsi="맑은 고딕"/>
-                <w:sz w:val="18"/>
-                <w:szCs w:val="18"/>
-                <w:lang w:eastAsia="ko-KR"/>
-              </w:rPr>
-              <w:t>days }</w:t>
-            </w:r>
-            <w:proofErr w:type="gramEnd"/>
-            <w:r>
-              <w:rPr>
-                <w:rFonts w:ascii="맑은 고딕" w:eastAsia="맑은 고딕" w:hAnsi="맑은 고딕"/>
-                <w:sz w:val="18"/>
-                <w:szCs w:val="18"/>
-                <w:lang w:eastAsia="ko-KR"/>
-              </w:rPr>
-              <w:t>}</w:t>
+              <w:t>001_surveillance_days }}</w:t>
             </w:r>
             <w:r>
               <w:rPr>
@@ -6680,7 +5781,6 @@
                 <w:lang w:eastAsia="ko-KR"/>
               </w:rPr>
             </w:pPr>
-            <w:proofErr w:type="gramStart"/>
             <w:r>
               <w:rPr>
                 <w:rFonts w:ascii="맑은 고딕" w:eastAsia="맑은 고딕" w:hAnsi="맑은 고딕"/>
@@ -6690,7 +5790,6 @@
               </w:rPr>
               <w:t>{{ iso</w:t>
             </w:r>
-            <w:proofErr w:type="gramEnd"/>
             <w:r>
               <w:rPr>
                 <w:rFonts w:ascii="맑은 고딕" w:eastAsia="맑은 고딕" w:hAnsi="맑은 고딕" w:hint="eastAsia"/>
@@ -6707,19 +5806,8 @@
                 <w:szCs w:val="18"/>
                 <w:lang w:eastAsia="ko-KR"/>
               </w:rPr>
-              <w:t>001_stage1_2_</w:t>
-            </w:r>
-            <w:proofErr w:type="gramStart"/>
-            <w:r>
-              <w:rPr>
-                <w:rFonts w:ascii="맑은 고딕" w:eastAsia="맑은 고딕" w:hAnsi="맑은 고딕"/>
-                <w:sz w:val="18"/>
-                <w:szCs w:val="18"/>
-                <w:lang w:eastAsia="ko-KR"/>
-              </w:rPr>
-              <w:t>days }}days</w:t>
-            </w:r>
-            <w:proofErr w:type="gramEnd"/>
+              <w:t>001_stage1_2_days }}days</w:t>
+            </w:r>
           </w:p>
           <w:p>
             <w:pPr>
@@ -6741,7 +5829,6 @@
               </w:rPr>
               <w:t xml:space="preserve">(Stage1: </w:t>
             </w:r>
-            <w:proofErr w:type="gramStart"/>
             <w:r>
               <w:rPr>
                 <w:rFonts w:ascii="맑은 고딕" w:eastAsia="맑은 고딕" w:hAnsi="맑은 고딕"/>
@@ -6751,7 +5838,6 @@
               </w:rPr>
               <w:t>{{ iso</w:t>
             </w:r>
-            <w:proofErr w:type="gramEnd"/>
             <w:r>
               <w:rPr>
                 <w:rFonts w:ascii="맑은 고딕" w:eastAsia="맑은 고딕" w:hAnsi="맑은 고딕" w:hint="eastAsia"/>
@@ -6768,17 +5854,7 @@
                 <w:szCs w:val="18"/>
                 <w:lang w:eastAsia="ko-KR"/>
               </w:rPr>
-              <w:t>001_stage1_</w:t>
-            </w:r>
-            <w:proofErr w:type="gramStart"/>
-            <w:r>
-              <w:rPr>
-                <w:rFonts w:ascii="맑은 고딕" w:eastAsia="맑은 고딕" w:hAnsi="맑은 고딕"/>
-                <w:sz w:val="18"/>
-                <w:szCs w:val="18"/>
-                <w:lang w:eastAsia="ko-KR"/>
-              </w:rPr>
-              <w:t>days }}</w:t>
+              <w:t>001_stage1_days }}</w:t>
             </w:r>
             <w:r>
               <w:rPr>
@@ -6789,7 +5865,6 @@
               </w:rPr>
               <w:t>days</w:t>
             </w:r>
-            <w:proofErr w:type="gramEnd"/>
             <w:r>
               <w:rPr>
                 <w:rFonts w:ascii="맑은 고딕" w:eastAsia="맑은 고딕" w:hAnsi="맑은 고딕"/>
@@ -6808,7 +5883,6 @@
               </w:rPr>
               <w:t xml:space="preserve"> Stage2: </w:t>
             </w:r>
-            <w:proofErr w:type="gramStart"/>
             <w:r>
               <w:rPr>
                 <w:rFonts w:ascii="맑은 고딕" w:eastAsia="맑은 고딕" w:hAnsi="맑은 고딕"/>
@@ -6818,7 +5892,6 @@
               </w:rPr>
               <w:t>{{ iso</w:t>
             </w:r>
-            <w:proofErr w:type="gramEnd"/>
             <w:r>
               <w:rPr>
                 <w:rFonts w:ascii="맑은 고딕" w:eastAsia="맑은 고딕" w:hAnsi="맑은 고딕" w:hint="eastAsia"/>
@@ -6853,17 +5926,7 @@
                 <w:szCs w:val="18"/>
                 <w:lang w:eastAsia="ko-KR"/>
               </w:rPr>
-              <w:t>_</w:t>
-            </w:r>
-            <w:proofErr w:type="gramStart"/>
-            <w:r>
-              <w:rPr>
-                <w:rFonts w:ascii="맑은 고딕" w:eastAsia="맑은 고딕" w:hAnsi="맑은 고딕"/>
-                <w:sz w:val="18"/>
-                <w:szCs w:val="18"/>
-                <w:lang w:eastAsia="ko-KR"/>
-              </w:rPr>
-              <w:t>days }}</w:t>
+              <w:t>_days }}</w:t>
             </w:r>
             <w:r>
               <w:rPr>
@@ -6872,17 +5935,7 @@
                 <w:szCs w:val="18"/>
                 <w:lang w:eastAsia="ko-KR"/>
               </w:rPr>
-              <w:t>days</w:t>
-            </w:r>
-            <w:proofErr w:type="gramEnd"/>
-            <w:r>
-              <w:rPr>
-                <w:rFonts w:ascii="맑은 고딕" w:eastAsia="맑은 고딕" w:hAnsi="맑은 고딕" w:hint="eastAsia"/>
-                <w:sz w:val="18"/>
-                <w:szCs w:val="18"/>
-                <w:lang w:eastAsia="ko-KR"/>
-              </w:rPr>
-              <w:t>)</w:t>
+              <w:t>days)</w:t>
             </w:r>
           </w:p>
         </w:tc>
@@ -6905,7 +5958,6 @@
                 <w:lang w:eastAsia="ko-KR"/>
               </w:rPr>
             </w:pPr>
-            <w:proofErr w:type="gramStart"/>
             <w:r>
               <w:rPr>
                 <w:rFonts w:ascii="맑은 고딕" w:eastAsia="맑은 고딕" w:hAnsi="맑은 고딕"/>
@@ -6915,7 +5967,6 @@
               </w:rPr>
               <w:t>{{ iso</w:t>
             </w:r>
-            <w:proofErr w:type="gramEnd"/>
             <w:r>
               <w:rPr>
                 <w:rFonts w:ascii="맑은 고딕" w:eastAsia="맑은 고딕" w:hAnsi="맑은 고딕" w:hint="eastAsia"/>
@@ -6950,47 +6001,16 @@
                 <w:szCs w:val="18"/>
                 <w:lang w:eastAsia="ko-KR"/>
               </w:rPr>
-              <w:t xml:space="preserve">| </w:t>
-            </w:r>
-            <w:proofErr w:type="spellStart"/>
-            <w:r>
-              <w:rPr>
-                <w:rFonts w:ascii="맑은 고딕" w:eastAsia="맑은 고딕" w:hAnsi="맑은 고딕" w:hint="eastAsia"/>
-                <w:sz w:val="18"/>
-                <w:szCs w:val="18"/>
-                <w:lang w:eastAsia="ko-KR"/>
-              </w:rPr>
-              <w:t>format_</w:t>
-            </w:r>
-            <w:proofErr w:type="gramStart"/>
-            <w:r>
-              <w:rPr>
-                <w:rFonts w:ascii="맑은 고딕" w:eastAsia="맑은 고딕" w:hAnsi="맑은 고딕" w:hint="eastAsia"/>
-                <w:sz w:val="18"/>
-                <w:szCs w:val="18"/>
-                <w:lang w:eastAsia="ko-KR"/>
-              </w:rPr>
-              <w:t>currency</w:t>
-            </w:r>
-            <w:proofErr w:type="spellEnd"/>
-            <w:r>
-              <w:rPr>
-                <w:rFonts w:ascii="맑은 고딕" w:eastAsia="맑은 고딕" w:hAnsi="맑은 고딕"/>
-                <w:sz w:val="18"/>
-                <w:szCs w:val="18"/>
-                <w:lang w:eastAsia="ko-KR"/>
-              </w:rPr>
-              <w:t xml:space="preserve"> }</w:t>
-            </w:r>
-            <w:proofErr w:type="gramEnd"/>
-            <w:r>
-              <w:rPr>
-                <w:rFonts w:ascii="맑은 고딕" w:eastAsia="맑은 고딕" w:hAnsi="맑은 고딕"/>
-                <w:sz w:val="18"/>
-                <w:szCs w:val="18"/>
-                <w:lang w:eastAsia="ko-KR"/>
-              </w:rPr>
-              <w:t>}</w:t>
+              <w:t>| format_currency</w:t>
+            </w:r>
+            <w:r>
+              <w:rPr>
+                <w:rFonts w:ascii="맑은 고딕" w:eastAsia="맑은 고딕" w:hAnsi="맑은 고딕"/>
+                <w:sz w:val="18"/>
+                <w:szCs w:val="18"/>
+                <w:lang w:eastAsia="ko-KR"/>
+              </w:rPr>
+              <w:t xml:space="preserve"> }}</w:t>
             </w:r>
             <w:r>
               <w:rPr>
@@ -7022,7 +6042,6 @@
                 <w:lang w:eastAsia="ko-KR"/>
               </w:rPr>
             </w:pPr>
-            <w:proofErr w:type="gramStart"/>
             <w:r>
               <w:rPr>
                 <w:rFonts w:ascii="맑은 고딕" w:eastAsia="맑은 고딕" w:hAnsi="맑은 고딕"/>
@@ -7032,7 +6051,6 @@
               </w:rPr>
               <w:t>{{ iso</w:t>
             </w:r>
-            <w:proofErr w:type="gramEnd"/>
             <w:r>
               <w:rPr>
                 <w:rFonts w:ascii="맑은 고딕" w:eastAsia="맑은 고딕" w:hAnsi="맑은 고딕" w:hint="eastAsia"/>
@@ -7049,27 +6067,7 @@
                 <w:szCs w:val="18"/>
                 <w:lang w:eastAsia="ko-KR"/>
               </w:rPr>
-              <w:t>001_surveillance_</w:t>
-            </w:r>
-            <w:proofErr w:type="gramStart"/>
-            <w:r>
-              <w:rPr>
-                <w:rFonts w:ascii="맑은 고딕" w:eastAsia="맑은 고딕" w:hAnsi="맑은 고딕"/>
-                <w:sz w:val="18"/>
-                <w:szCs w:val="18"/>
-                <w:lang w:eastAsia="ko-KR"/>
-              </w:rPr>
-              <w:t>days }</w:t>
-            </w:r>
-            <w:proofErr w:type="gramEnd"/>
-            <w:r>
-              <w:rPr>
-                <w:rFonts w:ascii="맑은 고딕" w:eastAsia="맑은 고딕" w:hAnsi="맑은 고딕"/>
-                <w:sz w:val="18"/>
-                <w:szCs w:val="18"/>
-                <w:lang w:eastAsia="ko-KR"/>
-              </w:rPr>
-              <w:t>}</w:t>
+              <w:t>001_surveillance_days }}</w:t>
             </w:r>
             <w:r>
               <w:rPr>
@@ -7316,7 +6314,6 @@
                 <w:lang w:eastAsia="ko-KR"/>
               </w:rPr>
             </w:pPr>
-            <w:proofErr w:type="spellStart"/>
             <w:r>
               <w:rPr>
                 <w:rFonts w:ascii="맑은 고딕" w:eastAsia="맑은 고딕" w:hAnsi="맑은 고딕" w:cs="Arial" w:hint="eastAsia"/>
@@ -7324,17 +6321,7 @@
                 <w:szCs w:val="18"/>
                 <w:lang w:eastAsia="ko-KR"/>
               </w:rPr>
-              <w:t>제경비</w:t>
-            </w:r>
-            <w:proofErr w:type="spellEnd"/>
-            <w:r>
-              <w:rPr>
-                <w:rFonts w:ascii="맑은 고딕" w:eastAsia="맑은 고딕" w:hAnsi="맑은 고딕" w:cs="Arial" w:hint="eastAsia"/>
-                <w:sz w:val="18"/>
-                <w:szCs w:val="18"/>
-                <w:lang w:eastAsia="ko-KR"/>
-              </w:rPr>
-              <w:t>(교통비, 숙박비)</w:t>
+              <w:t>제경비(교통비, 숙박비)</w:t>
             </w:r>
           </w:p>
         </w:tc>
@@ -7386,85 +6373,14 @@
                 <w:szCs w:val="18"/>
               </w:rPr>
             </w:pPr>
-            <w:proofErr w:type="gramStart"/>
-            <w:r>
-              <w:rPr>
-                <w:rFonts w:ascii="맑은 고딕" w:eastAsia="맑은 고딕" w:hAnsi="맑은 고딕"/>
-                <w:sz w:val="18"/>
-                <w:szCs w:val="18"/>
-                <w:lang w:eastAsia="ko-KR"/>
-              </w:rPr>
-              <w:t xml:space="preserve">{{ </w:t>
-            </w:r>
-            <w:proofErr w:type="spellStart"/>
-            <w:r>
-              <w:rPr>
-                <w:rFonts w:ascii="맑은 고딕" w:eastAsia="맑은 고딕" w:hAnsi="맑은 고딕"/>
-                <w:sz w:val="18"/>
-                <w:szCs w:val="18"/>
-                <w:lang w:eastAsia="ko-KR"/>
-              </w:rPr>
-              <w:t>travel</w:t>
-            </w:r>
-            <w:proofErr w:type="gramEnd"/>
-            <w:r>
-              <w:rPr>
-                <w:rFonts w:ascii="맑은 고딕" w:eastAsia="맑은 고딕" w:hAnsi="맑은 고딕"/>
-                <w:sz w:val="18"/>
-                <w:szCs w:val="18"/>
-                <w:lang w:eastAsia="ko-KR"/>
-              </w:rPr>
-              <w:t>_expense</w:t>
-            </w:r>
-            <w:proofErr w:type="spellEnd"/>
-            <w:r>
-              <w:rPr>
-                <w:rFonts w:ascii="맑은 고딕" w:eastAsia="맑은 고딕" w:hAnsi="맑은 고딕"/>
-                <w:sz w:val="18"/>
-                <w:szCs w:val="18"/>
-                <w:lang w:eastAsia="ko-KR"/>
-              </w:rPr>
-              <w:t xml:space="preserve"> | </w:t>
-            </w:r>
-            <w:proofErr w:type="spellStart"/>
-            <w:r>
-              <w:rPr>
-                <w:rFonts w:ascii="맑은 고딕" w:eastAsia="맑은 고딕" w:hAnsi="맑은 고딕"/>
-                <w:sz w:val="18"/>
-                <w:szCs w:val="18"/>
-                <w:lang w:eastAsia="ko-KR"/>
-              </w:rPr>
-              <w:t>format_</w:t>
-            </w:r>
-            <w:proofErr w:type="gramStart"/>
-            <w:r>
-              <w:rPr>
-                <w:rFonts w:ascii="맑은 고딕" w:eastAsia="맑은 고딕" w:hAnsi="맑은 고딕"/>
-                <w:sz w:val="18"/>
-                <w:szCs w:val="18"/>
-                <w:lang w:eastAsia="ko-KR"/>
-              </w:rPr>
-              <w:t>currency</w:t>
-            </w:r>
-            <w:proofErr w:type="spellEnd"/>
-            <w:r>
-              <w:rPr>
-                <w:rFonts w:ascii="맑은 고딕" w:eastAsia="맑은 고딕" w:hAnsi="맑은 고딕"/>
-                <w:sz w:val="18"/>
-                <w:szCs w:val="18"/>
-                <w:lang w:eastAsia="ko-KR"/>
-              </w:rPr>
-              <w:t xml:space="preserve"> }</w:t>
-            </w:r>
-            <w:proofErr w:type="gramEnd"/>
-            <w:r>
-              <w:rPr>
-                <w:rFonts w:ascii="맑은 고딕" w:eastAsia="맑은 고딕" w:hAnsi="맑은 고딕"/>
-                <w:sz w:val="18"/>
-                <w:szCs w:val="18"/>
-                <w:lang w:eastAsia="ko-KR"/>
-              </w:rPr>
-              <w:t>}</w:t>
+            <w:r>
+              <w:rPr>
+                <w:rFonts w:ascii="맑은 고딕" w:eastAsia="맑은 고딕" w:hAnsi="맑은 고딕"/>
+                <w:sz w:val="18"/>
+                <w:szCs w:val="18"/>
+                <w:lang w:eastAsia="ko-KR"/>
+              </w:rPr>
+              <w:t>{{ travel_expense | format_currency }}</w:t>
             </w:r>
             <w:r>
               <w:rPr>
@@ -7613,7 +6529,6 @@
                 <w:lang w:eastAsia="ko-KR"/>
               </w:rPr>
             </w:pPr>
-            <w:proofErr w:type="spellStart"/>
             <w:r>
               <w:rPr>
                 <w:rFonts w:ascii="맑은 고딕" w:eastAsia="맑은 고딕" w:hAnsi="맑은 고딕" w:hint="eastAsia"/>
@@ -7623,7 +6538,6 @@
               </w:rPr>
               <w:t>고객포털</w:t>
             </w:r>
-            <w:proofErr w:type="spellEnd"/>
             <w:r>
               <w:rPr>
                 <w:rFonts w:ascii="맑은 고딕" w:eastAsia="맑은 고딕" w:hAnsi="맑은 고딕"/>
@@ -7861,7 +6775,6 @@
                 <w:highlight w:val="yellow"/>
               </w:rPr>
             </w:pPr>
-            <w:proofErr w:type="gramStart"/>
             <w:r>
               <w:rPr>
                 <w:rFonts w:ascii="맑은 고딕" w:eastAsia="맑은 고딕" w:hAnsi="맑은 고딕"/>
@@ -7872,72 +6785,7 @@
                 <w:highlight w:val="yellow"/>
                 <w:lang w:eastAsia="ko-KR"/>
               </w:rPr>
-              <w:t>{{ </w:t>
-            </w:r>
-            <w:proofErr w:type="spellStart"/>
-            <w:r>
-              <w:rPr>
-                <w:rFonts w:ascii="맑은 고딕" w:eastAsia="맑은 고딕" w:hAnsi="맑은 고딕"/>
-                <w:b/>
-                <w:bCs/>
-                <w:sz w:val="20"/>
-                <w:szCs w:val="20"/>
-                <w:highlight w:val="yellow"/>
-                <w:lang w:eastAsia="ko-KR"/>
-              </w:rPr>
-              <w:t>total</w:t>
-            </w:r>
-            <w:proofErr w:type="gramEnd"/>
-            <w:r>
-              <w:rPr>
-                <w:rFonts w:ascii="맑은 고딕" w:eastAsia="맑은 고딕" w:hAnsi="맑은 고딕"/>
-                <w:b/>
-                <w:bCs/>
-                <w:sz w:val="20"/>
-                <w:szCs w:val="20"/>
-                <w:highlight w:val="yellow"/>
-                <w:lang w:eastAsia="ko-KR"/>
-              </w:rPr>
-              <w:t>_audit_</w:t>
-            </w:r>
-            <w:proofErr w:type="gramStart"/>
-            <w:r>
-              <w:rPr>
-                <w:rFonts w:ascii="맑은 고딕" w:eastAsia="맑은 고딕" w:hAnsi="맑은 고딕"/>
-                <w:b/>
-                <w:bCs/>
-                <w:sz w:val="20"/>
-                <w:szCs w:val="20"/>
-                <w:highlight w:val="yellow"/>
-                <w:lang w:eastAsia="ko-KR"/>
-              </w:rPr>
-              <w:t>days</w:t>
-            </w:r>
-            <w:proofErr w:type="spellEnd"/>
-            <w:r>
-              <w:rPr>
-                <w:rFonts w:ascii="맑은 고딕" w:eastAsia="맑은 고딕" w:hAnsi="맑은 고딕"/>
-                <w:b/>
-                <w:bCs/>
-                <w:sz w:val="20"/>
-                <w:szCs w:val="20"/>
-                <w:highlight w:val="yellow"/>
-                <w:lang w:eastAsia="ko-KR"/>
-              </w:rPr>
-              <w:t xml:space="preserve"> }</w:t>
-            </w:r>
-            <w:proofErr w:type="gramEnd"/>
-            <w:r>
-              <w:rPr>
-                <w:rFonts w:ascii="맑은 고딕" w:eastAsia="맑은 고딕" w:hAnsi="맑은 고딕"/>
-                <w:b/>
-                <w:bCs/>
-                <w:sz w:val="20"/>
-                <w:szCs w:val="20"/>
-                <w:highlight w:val="yellow"/>
-                <w:lang w:eastAsia="ko-KR"/>
-              </w:rPr>
-              <w:t>}</w:t>
+              <w:t>{{ total_audit_days }}</w:t>
             </w:r>
             <w:r>
               <w:rPr>
@@ -7986,7 +6834,6 @@
                 <w:lang w:eastAsia="ko-KR"/>
               </w:rPr>
             </w:pPr>
-            <w:proofErr w:type="gramStart"/>
             <w:r>
               <w:rPr>
                 <w:rFonts w:ascii="맑은 고딕" w:eastAsia="맑은 고딕" w:hAnsi="맑은 고딕"/>
@@ -7999,7 +6846,6 @@
               </w:rPr>
               <w:t>{{ </w:t>
             </w:r>
-            <w:proofErr w:type="spellStart"/>
             <w:r>
               <w:rPr>
                 <w:rFonts w:ascii="맑은 고딕" w:eastAsia="맑은 고딕" w:hAnsi="맑은 고딕"/>
@@ -8010,9 +6856,8 @@
                 <w:highlight w:val="yellow"/>
                 <w:lang w:eastAsia="ko-KR"/>
               </w:rPr>
-              <w:t>total</w:t>
-            </w:r>
-            <w:proofErr w:type="gramEnd"/>
+              <w:t>total_cost_with_travel</w:t>
+            </w:r>
             <w:r>
               <w:rPr>
                 <w:rFonts w:ascii="맑은 고딕" w:eastAsia="맑은 고딕" w:hAnsi="맑은 고딕"/>
@@ -8023,9 +6868,8 @@
                 <w:highlight w:val="yellow"/>
                 <w:lang w:eastAsia="ko-KR"/>
               </w:rPr>
-              <w:t>_cost_with_travel</w:t>
-            </w:r>
-            <w:proofErr w:type="spellEnd"/>
+              <w:t> </w:t>
+            </w:r>
             <w:r>
               <w:rPr>
                 <w:rFonts w:ascii="맑은 고딕" w:eastAsia="맑은 고딕" w:hAnsi="맑은 고딕"/>
@@ -8036,7 +6880,7 @@
                 <w:highlight w:val="yellow"/>
                 <w:lang w:eastAsia="ko-KR"/>
               </w:rPr>
-              <w:t> </w:t>
+              <w:t xml:space="preserve">| format_currency </w:t>
             </w:r>
             <w:r>
               <w:rPr>
@@ -8048,71 +6892,7 @@
                 <w:highlight w:val="yellow"/>
                 <w:lang w:eastAsia="ko-KR"/>
               </w:rPr>
-              <w:t xml:space="preserve">| </w:t>
-            </w:r>
-            <w:proofErr w:type="spellStart"/>
-            <w:r>
-              <w:rPr>
-                <w:rFonts w:ascii="맑은 고딕" w:eastAsia="맑은 고딕" w:hAnsi="맑은 고딕"/>
-                <w:b/>
-                <w:bCs/>
-                <w:sz w:val="20"/>
-                <w:szCs w:val="20"/>
-                <w:highlight w:val="yellow"/>
-                <w:lang w:eastAsia="ko-KR"/>
-              </w:rPr>
-              <w:t>format_</w:t>
-            </w:r>
-            <w:proofErr w:type="gramStart"/>
-            <w:r>
-              <w:rPr>
-                <w:rFonts w:ascii="맑은 고딕" w:eastAsia="맑은 고딕" w:hAnsi="맑은 고딕"/>
-                <w:b/>
-                <w:bCs/>
-                <w:sz w:val="20"/>
-                <w:szCs w:val="20"/>
-                <w:highlight w:val="yellow"/>
-                <w:lang w:eastAsia="ko-KR"/>
-              </w:rPr>
-              <w:t>currency</w:t>
-            </w:r>
-            <w:proofErr w:type="spellEnd"/>
-            <w:r>
-              <w:rPr>
-                <w:rFonts w:ascii="맑은 고딕" w:eastAsia="맑은 고딕" w:hAnsi="맑은 고딕"/>
-                <w:b/>
-                <w:bCs/>
-                <w:sz w:val="20"/>
-                <w:szCs w:val="20"/>
-                <w:highlight w:val="yellow"/>
-                <w:lang w:eastAsia="ko-KR"/>
-              </w:rPr>
-              <w:t xml:space="preserve"> </w:t>
-            </w:r>
-            <w:r>
-              <w:rPr>
-                <w:rFonts w:ascii="맑은 고딕" w:eastAsia="맑은 고딕" w:hAnsi="맑은 고딕"/>
-                <w:b/>
-                <w:bCs/>
-                <w:sz w:val="20"/>
-                <w:szCs w:val="20"/>
-                <w:highlight w:val="yellow"/>
-                <w:lang w:eastAsia="ko-KR"/>
-              </w:rPr>
-              <w:t>}</w:t>
-            </w:r>
-            <w:proofErr w:type="gramEnd"/>
-            <w:r>
-              <w:rPr>
-                <w:rFonts w:ascii="맑은 고딕" w:eastAsia="맑은 고딕" w:hAnsi="맑은 고딕"/>
-                <w:b/>
-                <w:bCs/>
-                <w:sz w:val="20"/>
-                <w:szCs w:val="20"/>
-                <w:highlight w:val="yellow"/>
-                <w:lang w:eastAsia="ko-KR"/>
-              </w:rPr>
-              <w:t>}</w:t>
+              <w:t>}}</w:t>
             </w:r>
             <w:r>
               <w:rPr>
@@ -8359,7 +7139,6 @@
               </w:rPr>
               <w:t xml:space="preserve"> </w:t>
             </w:r>
-            <w:proofErr w:type="spellStart"/>
             <w:r>
               <w:rPr>
                 <w:rFonts w:ascii="맑은 고딕" w:eastAsia="맑은 고딕" w:hAnsi="맑은 고딕" w:hint="eastAsia"/>
@@ -8369,9 +7148,41 @@
                 <w:szCs w:val="16"/>
                 <w:lang w:eastAsia="ko-KR"/>
               </w:rPr>
-              <w:t>심사요율</w:t>
-            </w:r>
-            <w:proofErr w:type="spellEnd"/>
+              <w:t>심사요율:</w:t>
+            </w:r>
+            <w:r>
+              <w:rPr>
+                <w:rFonts w:ascii="맑은 고딕" w:eastAsia="맑은 고딕" w:hAnsi="맑은 고딕"/>
+                <w:b w:val="0"/>
+                <w:bCs w:val="0"/>
+                <w:sz w:val="16"/>
+                <w:szCs w:val="16"/>
+                <w:lang w:eastAsia="ko-KR"/>
+              </w:rPr>
+              <w:t xml:space="preserve"> 1,</w:t>
+            </w:r>
+            <w:r>
+              <w:rPr>
+                <w:rFonts w:ascii="맑은 고딕" w:eastAsia="맑은 고딕" w:hAnsi="맑은 고딕"/>
+                <w:b w:val="0"/>
+                <w:bCs w:val="0"/>
+                <w:sz w:val="16"/>
+                <w:szCs w:val="16"/>
+                <w:lang w:eastAsia="ko-KR"/>
+              </w:rPr>
+              <w:t>40</w:t>
+            </w:r>
+            <w:r>
+              <w:rPr>
+                <w:rFonts w:ascii="맑은 고딕" w:eastAsia="맑은 고딕" w:hAnsi="맑은 고딕"/>
+                <w:b w:val="0"/>
+                <w:bCs w:val="0"/>
+                <w:sz w:val="16"/>
+                <w:szCs w:val="16"/>
+                <w:lang w:eastAsia="ko-KR"/>
+              </w:rPr>
+              <w:t>0,000</w:t>
+            </w:r>
             <w:r>
               <w:rPr>
                 <w:rFonts w:ascii="맑은 고딕" w:eastAsia="맑은 고딕" w:hAnsi="맑은 고딕" w:hint="eastAsia"/>
@@ -8381,7 +7192,7 @@
                 <w:szCs w:val="16"/>
                 <w:lang w:eastAsia="ko-KR"/>
               </w:rPr>
-              <w:t>:</w:t>
+              <w:t>원/</w:t>
             </w:r>
             <w:r>
               <w:rPr>
@@ -8392,29 +7203,7 @@
                 <w:szCs w:val="16"/>
                 <w:lang w:eastAsia="ko-KR"/>
               </w:rPr>
-              <w:t xml:space="preserve"> 1,</w:t>
-            </w:r>
-            <w:r>
-              <w:rPr>
-                <w:rFonts w:ascii="맑은 고딕" w:eastAsia="맑은 고딕" w:hAnsi="맑은 고딕"/>
-                <w:b w:val="0"/>
-                <w:bCs w:val="0"/>
-                <w:sz w:val="16"/>
-                <w:szCs w:val="16"/>
-                <w:lang w:eastAsia="ko-KR"/>
-              </w:rPr>
-              <w:t>40</w:t>
-            </w:r>
-            <w:r>
-              <w:rPr>
-                <w:rFonts w:ascii="맑은 고딕" w:eastAsia="맑은 고딕" w:hAnsi="맑은 고딕"/>
-                <w:b w:val="0"/>
-                <w:bCs w:val="0"/>
-                <w:sz w:val="16"/>
-                <w:szCs w:val="16"/>
-                <w:lang w:eastAsia="ko-KR"/>
-              </w:rPr>
-              <w:t>0,000</w:t>
+              <w:t>day</w:t>
             </w:r>
             <w:r>
               <w:rPr>
@@ -8425,18 +7214,7 @@
                 <w:szCs w:val="16"/>
                 <w:lang w:eastAsia="ko-KR"/>
               </w:rPr>
-              <w:t>원/</w:t>
-            </w:r>
-            <w:r>
-              <w:rPr>
-                <w:rFonts w:ascii="맑은 고딕" w:eastAsia="맑은 고딕" w:hAnsi="맑은 고딕"/>
-                <w:b w:val="0"/>
-                <w:bCs w:val="0"/>
-                <w:sz w:val="16"/>
-                <w:szCs w:val="16"/>
-                <w:lang w:eastAsia="ko-KR"/>
-              </w:rPr>
-              <w:t>day</w:t>
+              <w:t>.</w:t>
             </w:r>
             <w:r>
               <w:rPr>
@@ -8447,17 +7225,6 @@
                 <w:szCs w:val="16"/>
                 <w:lang w:eastAsia="ko-KR"/>
               </w:rPr>
-              <w:t>.</w:t>
-            </w:r>
-            <w:r>
-              <w:rPr>
-                <w:rFonts w:ascii="맑은 고딕" w:eastAsia="맑은 고딕" w:hAnsi="맑은 고딕" w:hint="eastAsia"/>
-                <w:b w:val="0"/>
-                <w:bCs w:val="0"/>
-                <w:sz w:val="16"/>
-                <w:szCs w:val="16"/>
-                <w:lang w:eastAsia="ko-KR"/>
-              </w:rPr>
               <w:t xml:space="preserve"> </w:t>
             </w:r>
           </w:p>
@@ -8503,31 +7270,7 @@
                 <w:szCs w:val="20"/>
                 <w:lang w:eastAsia="ko-KR"/>
               </w:rPr>
-              <w:t>최초심사 일수와 사후심사 일수는 IAF MD 5:2015 및 EA-</w:t>
-            </w:r>
-            <w:proofErr w:type="gramStart"/>
-            <w:r>
-              <w:rPr>
-                <w:rFonts w:ascii="맑은 고딕" w:eastAsia="맑은 고딕" w:hAnsi="맑은 고딕" w:hint="eastAsia"/>
-                <w:b w:val="0"/>
-                <w:bCs w:val="0"/>
-                <w:sz w:val="16"/>
-                <w:szCs w:val="20"/>
-                <w:lang w:eastAsia="ko-KR"/>
-              </w:rPr>
-              <w:t>3 /</w:t>
-            </w:r>
-            <w:proofErr w:type="gramEnd"/>
-            <w:r>
-              <w:rPr>
-                <w:rFonts w:ascii="맑은 고딕" w:eastAsia="맑은 고딕" w:hAnsi="맑은 고딕" w:hint="eastAsia"/>
-                <w:b w:val="0"/>
-                <w:bCs w:val="0"/>
-                <w:sz w:val="16"/>
-                <w:szCs w:val="20"/>
-                <w:lang w:eastAsia="ko-KR"/>
-              </w:rPr>
-              <w:t xml:space="preserve"> 13M:2016 인정문서 요구사항 및 관련된 인정 가이드라인 기반으로 산정되었습니다. 심사일수의 증가 또는 감소 정도는 허용된 범위 내로 적용되었습니다.</w:t>
+              <w:t>최초심사 일수와 사후심사 일수는 IAF MD 5:2015 및 EA-3 / 13M:2016 인정문서 요구사항 및 관련된 인정 가이드라인 기반으로 산정되었습니다. 심사일수의 증가 또는 감소 정도는 허용된 범위 내로 적용되었습니다.</w:t>
             </w:r>
           </w:p>
           <w:p>
@@ -9036,7 +7779,6 @@
                 </wp:anchor>
               </w:drawing>
             </w:r>
-            <w:proofErr w:type="spellStart"/>
             <w:r>
               <w:rPr>
                 <w:rFonts w:ascii="맑은 고딕" w:eastAsia="맑은 고딕" w:hAnsi="맑은 고딕" w:cs="Calmetta" w:hint="eastAsia"/>
@@ -9046,19 +7788,7 @@
                 <w:szCs w:val="18"/>
                 <w:lang w:eastAsia="ko-KR"/>
               </w:rPr>
-              <w:t>고객포털</w:t>
-            </w:r>
-            <w:proofErr w:type="spellEnd"/>
-            <w:r>
-              <w:rPr>
-                <w:rFonts w:ascii="맑은 고딕" w:eastAsia="맑은 고딕" w:hAnsi="맑은 고딕" w:cs="Calmetta" w:hint="eastAsia"/>
-                <w:bCs w:val="0"/>
-                <w:color w:val="088C8A"/>
-                <w:sz w:val="18"/>
-                <w:szCs w:val="18"/>
-                <w:lang w:eastAsia="ko-KR"/>
-              </w:rPr>
-              <w:t>(</w:t>
+              <w:t>고객포털(</w:t>
             </w:r>
             <w:r>
               <w:rPr>
@@ -9086,7 +7816,6 @@
                 <w:lang w:eastAsia="ko-KR"/>
               </w:rPr>
             </w:pPr>
-            <w:proofErr w:type="spellStart"/>
             <w:r>
               <w:rPr>
                 <w:rFonts w:ascii="맑은 고딕" w:eastAsia="맑은 고딕" w:hAnsi="맑은 고딕" w:cs="Arial" w:hint="eastAsia"/>
@@ -9097,46 +7826,7 @@
                 <w:szCs w:val="16"/>
                 <w:lang w:eastAsia="ko-KR"/>
               </w:rPr>
-              <w:t>고객포털은</w:t>
-            </w:r>
-            <w:proofErr w:type="spellEnd"/>
-            <w:r>
-              <w:rPr>
-                <w:rFonts w:ascii="맑은 고딕" w:eastAsia="맑은 고딕" w:hAnsi="맑은 고딕" w:cs="Arial" w:hint="eastAsia"/>
-                <w:b w:val="0"/>
-                <w:bCs w:val="0"/>
-                <w:color w:val="auto"/>
-                <w:sz w:val="16"/>
-                <w:szCs w:val="16"/>
-                <w:lang w:eastAsia="ko-KR"/>
-              </w:rPr>
-              <w:t xml:space="preserve"> </w:t>
-            </w:r>
-            <w:proofErr w:type="spellStart"/>
-            <w:r>
-              <w:rPr>
-                <w:rFonts w:ascii="맑은 고딕" w:eastAsia="맑은 고딕" w:hAnsi="맑은 고딕" w:cs="Arial" w:hint="eastAsia"/>
-                <w:b w:val="0"/>
-                <w:bCs w:val="0"/>
-                <w:color w:val="auto"/>
-                <w:sz w:val="16"/>
-                <w:szCs w:val="16"/>
-                <w:lang w:eastAsia="ko-KR"/>
-              </w:rPr>
-              <w:t>로이드인증원에서</w:t>
-            </w:r>
-            <w:proofErr w:type="spellEnd"/>
-            <w:r>
-              <w:rPr>
-                <w:rFonts w:ascii="맑은 고딕" w:eastAsia="맑은 고딕" w:hAnsi="맑은 고딕" w:cs="Arial" w:hint="eastAsia"/>
-                <w:b w:val="0"/>
-                <w:bCs w:val="0"/>
-                <w:color w:val="auto"/>
-                <w:sz w:val="16"/>
-                <w:szCs w:val="16"/>
-                <w:lang w:eastAsia="ko-KR"/>
-              </w:rPr>
-              <w:t xml:space="preserve"> 개발한 온라인 플랫폼으로,</w:t>
+              <w:t>고객포털은 로이드인증원에서 개발한 온라인 플랫폼으로,</w:t>
             </w:r>
             <w:r>
               <w:rPr>
@@ -10222,7 +8912,6 @@
                                 <w:lang w:val="fr-FR" w:eastAsia="ko-KR"/>
                               </w:rPr>
                             </w:pPr>
-                            <w:proofErr w:type="gramStart"/>
                             <w:r>
                               <w:rPr>
                                 <w:rFonts w:ascii="맑은 고딕" w:eastAsia="맑은 고딕" w:hAnsi="맑은 고딕" w:hint="eastAsia"/>
@@ -10243,18 +8932,7 @@
                                 <w:szCs w:val="26"/>
                                 <w:lang w:val="fr-FR" w:eastAsia="ko-KR"/>
                               </w:rPr>
-                              <w:t xml:space="preserve">  +</w:t>
-                            </w:r>
-                            <w:proofErr w:type="gramEnd"/>
-                            <w:r>
-                              <w:rPr>
-                                <w:rFonts w:ascii="맑은 고딕" w:eastAsia="맑은 고딕" w:hAnsi="맑은 고딕" w:hint="eastAsia"/>
-                                <w:kern w:val="24"/>
-                                <w:sz w:val="18"/>
-                                <w:szCs w:val="26"/>
-                                <w:lang w:val="fr-FR" w:eastAsia="ko-KR"/>
-                              </w:rPr>
-                              <w:t>82 (0)2 3703 75</w:t>
+                              <w:t xml:space="preserve">  +82 (0)2 3703 75</w:t>
                             </w:r>
                             <w:r>
                               <w:rPr>
@@ -10287,7 +8965,6 @@
                                 <w:lang w:val="fr-FR" w:eastAsia="ko-KR"/>
                               </w:rPr>
                             </w:pPr>
-                            <w:proofErr w:type="gramStart"/>
                             <w:r>
                               <w:rPr>
                                 <w:rFonts w:ascii="맑은 고딕" w:eastAsia="맑은 고딕" w:hAnsi="맑은 고딕" w:hint="eastAsia"/>
@@ -10376,7 +9053,6 @@
                               </w:rPr>
                               <w:t>com</w:t>
                             </w:r>
-                            <w:proofErr w:type="gramEnd"/>
                           </w:p>
                           <w:p>
                             <w:pPr>
@@ -10750,31 +9426,7 @@
                                 <w:sz w:val="16"/>
                                 <w:lang w:eastAsia="ko-KR"/>
                               </w:rPr>
-                              <w:t xml:space="preserve"> (</w:t>
-                            </w:r>
-                            <w:proofErr w:type="spellStart"/>
-                            <w:r>
-                              <w:rPr>
-                                <w:rFonts w:ascii="맑은 고딕" w:eastAsia="맑은 고딕" w:hAnsi="맑은 고딕" w:hint="eastAsia"/>
-                                <w:b/>
-                                <w:bCs/>
-                                <w:kern w:val="24"/>
-                                <w:sz w:val="16"/>
-                                <w:lang w:eastAsia="ko-KR"/>
-                              </w:rPr>
-                              <w:t>로이드인증원</w:t>
-                            </w:r>
-                            <w:proofErr w:type="spellEnd"/>
-                            <w:r>
-                              <w:rPr>
-                                <w:rFonts w:ascii="맑은 고딕" w:eastAsia="맑은 고딕" w:hAnsi="맑은 고딕" w:hint="eastAsia"/>
-                                <w:b/>
-                                <w:bCs/>
-                                <w:kern w:val="24"/>
-                                <w:sz w:val="16"/>
-                                <w:lang w:eastAsia="ko-KR"/>
-                              </w:rPr>
-                              <w:t>)</w:t>
+                              <w:t xml:space="preserve"> (로이드인증원)</w:t>
                             </w:r>
                           </w:p>
                           <w:p>
@@ -10823,19 +9475,8 @@
                                 <w:sz w:val="16"/>
                                 <w:lang w:eastAsia="ko-KR"/>
                               </w:rPr>
-                              <w:t xml:space="preserve">층 </w:t>
+                              <w:t>층 남산트라팰리스</w:t>
                             </w:r>
-                            <w:proofErr w:type="spellStart"/>
-                            <w:r>
-                              <w:rPr>
-                                <w:rFonts w:ascii="맑은 고딕" w:eastAsia="맑은 고딕" w:hAnsi="맑은 고딕" w:hint="eastAsia"/>
-                                <w:kern w:val="24"/>
-                                <w:sz w:val="16"/>
-                                <w:lang w:eastAsia="ko-KR"/>
-                              </w:rPr>
-                              <w:t>남산트라팰리스</w:t>
-                            </w:r>
-                            <w:proofErr w:type="spellEnd"/>
                           </w:p>
                           <w:p>
                             <w:pPr>
@@ -11015,31 +9656,7 @@
                                 <w:sz w:val="16"/>
                                 <w:lang w:eastAsia="ko-KR"/>
                               </w:rPr>
-                              <w:t xml:space="preserve"> (</w:t>
-                            </w:r>
-                            <w:proofErr w:type="spellStart"/>
-                            <w:r>
-                              <w:rPr>
-                                <w:rFonts w:ascii="맑은 고딕" w:eastAsia="맑은 고딕" w:hAnsi="맑은 고딕" w:hint="eastAsia"/>
-                                <w:b/>
-                                <w:bCs/>
-                                <w:kern w:val="24"/>
-                                <w:sz w:val="16"/>
-                                <w:lang w:eastAsia="ko-KR"/>
-                              </w:rPr>
-                              <w:t>로이드인증원</w:t>
-                            </w:r>
-                            <w:proofErr w:type="spellEnd"/>
-                            <w:r>
-                              <w:rPr>
-                                <w:rFonts w:ascii="맑은 고딕" w:eastAsia="맑은 고딕" w:hAnsi="맑은 고딕" w:hint="eastAsia"/>
-                                <w:b/>
-                                <w:bCs/>
-                                <w:kern w:val="24"/>
-                                <w:sz w:val="16"/>
-                                <w:lang w:eastAsia="ko-KR"/>
-                              </w:rPr>
-                              <w:t>)</w:t>
+                              <w:t xml:space="preserve"> (로이드인증원)</w:t>
                             </w:r>
                           </w:p>
                           <w:p>
@@ -11059,27 +9676,7 @@
                                 <w:sz w:val="16"/>
                                 <w:lang w:eastAsia="ko-KR"/>
                               </w:rPr>
-                              <w:t xml:space="preserve">서울특별시 영등포구 여의나루로 67 (여의도동, </w:t>
-                            </w:r>
-                            <w:proofErr w:type="spellStart"/>
-                            <w:r>
-                              <w:rPr>
-                                <w:rFonts w:ascii="맑은 고딕" w:eastAsia="맑은 고딕" w:hAnsi="맑은 고딕" w:hint="eastAsia"/>
-                                <w:kern w:val="24"/>
-                                <w:sz w:val="16"/>
-                                <w:lang w:eastAsia="ko-KR"/>
-                              </w:rPr>
-                              <w:t>신송빌딩</w:t>
-                            </w:r>
-                            <w:proofErr w:type="spellEnd"/>
-                            <w:r>
-                              <w:rPr>
-                                <w:rFonts w:ascii="맑은 고딕" w:eastAsia="맑은 고딕" w:hAnsi="맑은 고딕" w:hint="eastAsia"/>
-                                <w:kern w:val="24"/>
-                                <w:sz w:val="16"/>
-                                <w:lang w:eastAsia="ko-KR"/>
-                              </w:rPr>
-                              <w:t xml:space="preserve"> 17층</w:t>
+                              <w:t>서울특별시 영등포구 여의나루로 67 (여의도동, 신송빌딩 17층</w:t>
                             </w:r>
                             <w:r>
                               <w:rPr>
@@ -12288,6 +10885,7 @@
         <w:docPartUnique/>
       </w:docPartObj>
     </w:sdtPr>
+    <w:sdtEndPr/>
     <w:sdtContent>
       <w:p>
         <w:pPr>
@@ -16220,6 +14818,19 @@
 </file>
 
 <file path=customXml/item2.xml><?xml version="1.0" encoding="utf-8"?>
+<b:Sources xmlns:b="http://schemas.openxmlformats.org/officeDocument/2006/bibliography" xmlns="http://schemas.openxmlformats.org/officeDocument/2006/bibliography" SelectedStyle="/APASixthEditionOfficeOnline.xsl" StyleName="APA" Version="6"/>
+</file>
+
+<file path=customXml/item3.xml><?xml version="1.0" encoding="utf-8"?>
+<?mso-contentType ?>
+<FormTemplates xmlns="http://schemas.microsoft.com/sharepoint/v3/contenttype/forms">
+  <Display>DocumentLibraryForm</Display>
+  <Edit>DocumentLibraryForm</Edit>
+  <New>DocumentLibraryForm</New>
+</FormTemplates>
+</file>
+
+<file path=customXml/item4.xml><?xml version="1.0" encoding="utf-8"?>
 <ct:contentTypeSchema xmlns:ct="http://schemas.microsoft.com/office/2006/metadata/contentType" xmlns:ma="http://schemas.microsoft.com/office/2006/metadata/properties/metaAttributes" ct:_="" ma:_="" ma:contentTypeName="문서" ma:contentTypeID="0x010100BAE669FB5286554D816E6E3B1E57CB3E" ma:contentTypeVersion="13" ma:contentTypeDescription="새 문서를 만듭니다." ma:contentTypeScope="" ma:versionID="507d148797186dee3789d8636b4ec545">
   <xsd:schema xmlns:xsd="http://www.w3.org/2001/XMLSchema" xmlns:xs="http://www.w3.org/2001/XMLSchema" xmlns:p="http://schemas.microsoft.com/office/2006/metadata/properties" xmlns:ns2="f2369789-19dc-4ff2-8298-3f6d4c3d42dc" xmlns:ns3="ac62e6bc-ec19-4718-ba7c-8f33d65dd1b4" targetNamespace="http://schemas.microsoft.com/office/2006/metadata/properties" ma:root="true" ma:fieldsID="e79cd5f27e269a164aa6d7f1a8a2b388" ns2:_="" ns3:_="">
     <xsd:import namespace="f2369789-19dc-4ff2-8298-3f6d4c3d42dc"/>
@@ -16442,19 +15053,6 @@
 </ct:contentTypeSchema>
 </file>
 
-<file path=customXml/item3.xml><?xml version="1.0" encoding="utf-8"?>
-<?mso-contentType ?>
-<FormTemplates xmlns="http://schemas.microsoft.com/sharepoint/v3/contenttype/forms">
-  <Display>DocumentLibraryForm</Display>
-  <Edit>DocumentLibraryForm</Edit>
-  <New>DocumentLibraryForm</New>
-</FormTemplates>
-</file>
-
-<file path=customXml/item4.xml><?xml version="1.0" encoding="utf-8"?>
-<b:Sources xmlns:b="http://schemas.openxmlformats.org/officeDocument/2006/bibliography" xmlns="http://schemas.openxmlformats.org/officeDocument/2006/bibliography" SelectedStyle="/APASixthEditionOfficeOnline.xsl" StyleName="APA" Version="6"/>
-</file>
-
 <file path=customXml/itemProps1.xml><?xml version="1.0" encoding="utf-8"?>
 <ds:datastoreItem xmlns:ds="http://schemas.openxmlformats.org/officeDocument/2006/customXml" ds:itemID="{B10D67FC-9935-4B64-8292-B6B906E6C83D}">
   <ds:schemaRefs>
@@ -16465,6 +15063,22 @@
 </file>
 
 <file path=customXml/itemProps2.xml><?xml version="1.0" encoding="utf-8"?>
+<ds:datastoreItem xmlns:ds="http://schemas.openxmlformats.org/officeDocument/2006/customXml" ds:itemID="{0E6AD0CF-AB71-42B8-AE19-472505EDA9EB}">
+  <ds:schemaRefs>
+    <ds:schemaRef ds:uri="http://schemas.openxmlformats.org/officeDocument/2006/bibliography"/>
+  </ds:schemaRefs>
+</ds:datastoreItem>
+</file>
+
+<file path=customXml/itemProps3.xml><?xml version="1.0" encoding="utf-8"?>
+<ds:datastoreItem xmlns:ds="http://schemas.openxmlformats.org/officeDocument/2006/customXml" ds:itemID="{8326EFF0-7895-4B4D-8841-6805150EC2C0}">
+  <ds:schemaRefs>
+    <ds:schemaRef ds:uri="http://schemas.microsoft.com/sharepoint/v3/contenttype/forms"/>
+  </ds:schemaRefs>
+</ds:datastoreItem>
+</file>
+
+<file path=customXml/itemProps4.xml><?xml version="1.0" encoding="utf-8"?>
 <ds:datastoreItem xmlns:ds="http://schemas.openxmlformats.org/officeDocument/2006/customXml" ds:itemID="{75B3D781-AD21-4BEF-A2F5-BD1EE052F973}">
   <ds:schemaRefs>
     <ds:schemaRef ds:uri="http://schemas.microsoft.com/office/2006/metadata/contentType"/>
@@ -16481,20 +15095,4 @@
     <ds:schemaRef ds:uri="http://schemas.microsoft.com/internal/obd"/>
   </ds:schemaRefs>
 </ds:datastoreItem>
-</file>
-
-<file path=customXml/itemProps3.xml><?xml version="1.0" encoding="utf-8"?>
-<ds:datastoreItem xmlns:ds="http://schemas.openxmlformats.org/officeDocument/2006/customXml" ds:itemID="{8326EFF0-7895-4B4D-8841-6805150EC2C0}">
-  <ds:schemaRefs>
-    <ds:schemaRef ds:uri="http://schemas.microsoft.com/sharepoint/v3/contenttype/forms"/>
-  </ds:schemaRefs>
-</ds:datastoreItem>
-</file>
-
-<file path=customXml/itemProps4.xml><?xml version="1.0" encoding="utf-8"?>
-<ds:datastoreItem xmlns:ds="http://schemas.openxmlformats.org/officeDocument/2006/customXml" ds:itemID="{0E6AD0CF-AB71-42B8-AE19-472505EDA9EB}">
-  <ds:schemaRefs>
-    <ds:schemaRef ds:uri="http://schemas.openxmlformats.org/officeDocument/2006/bibliography"/>
-  </ds:schemaRefs>
-</ds:datastoreItem>
 </file>
--- a/vercel-deploy/public/templates/LRQA_quotation.docx
+++ b/vercel-deploy/public/templates/LRQA_quotation.docx
@@ -378,7 +378,6 @@
                 <w:lang w:eastAsia="ko-KR"/>
               </w:rPr>
             </w:pPr>
-            <w:proofErr w:type="gramStart"/>
             <w:r>
               <w:rPr>
                 <w:rFonts w:ascii="맑은 고딕" w:eastAsia="맑은 고딕" w:hAnsi="맑은 고딕"/>
@@ -388,67 +387,7 @@
                 <w:szCs w:val="32"/>
                 <w:lang w:eastAsia="ko-KR"/>
               </w:rPr>
-              <w:t xml:space="preserve">{</w:t>
-            </w:r>
-            <w:proofErr w:type="spellStart"/>
-            <w:r>
-              <w:rPr>
-                <w:rFonts w:ascii="맑은 고딕" w:eastAsia="맑은 고딕" w:hAnsi="맑은 고딕"/>
-                <w:b/>
-                <w:spacing w:val="-1"/>
-                <w:sz w:val="32"/>
-                <w:szCs w:val="32"/>
-                <w:lang w:eastAsia="ko-KR"/>
-              </w:rPr>
-              <w:t>client</w:t>
-            </w:r>
-            <w:proofErr w:type="gramEnd"/>
-            <w:r>
-              <w:rPr>
-                <w:rFonts w:ascii="맑은 고딕" w:eastAsia="맑은 고딕" w:hAnsi="맑은 고딕"/>
-                <w:b/>
-                <w:spacing w:val="-1"/>
-                <w:sz w:val="32"/>
-                <w:szCs w:val="32"/>
-                <w:lang w:eastAsia="ko-KR"/>
-              </w:rPr>
-              <w:t>_</w:t>
-            </w:r>
-            <w:proofErr w:type="gramStart"/>
-            <w:r>
-              <w:rPr>
-                <w:rFonts w:ascii="맑은 고딕" w:eastAsia="맑은 고딕" w:hAnsi="맑은 고딕"/>
-                <w:b/>
-                <w:spacing w:val="-1"/>
-                <w:sz w:val="32"/>
-                <w:szCs w:val="32"/>
-                <w:lang w:eastAsia="ko-KR"/>
-              </w:rPr>
-              <w:t>name</w:t>
-            </w:r>
-            <w:proofErr w:type="spellEnd"/>
-            <w:r>
-              <w:rPr>
-                <w:rFonts w:ascii="맑은 고딕" w:eastAsia="맑은 고딕" w:hAnsi="맑은 고딕"/>
-                <w:b/>
-                <w:spacing w:val="-1"/>
-                <w:sz w:val="32"/>
-                <w:szCs w:val="32"/>
-                <w:lang w:eastAsia="ko-KR"/>
-              </w:rPr>
-              <w:t xml:space="preserve">}</w:t>
-            </w:r>
-            <w:proofErr w:type="gramEnd"/>
-            <w:r>
-              <w:rPr>
-                <w:rFonts w:ascii="맑은 고딕" w:eastAsia="맑은 고딕" w:hAnsi="맑은 고딕"/>
-                <w:b/>
-                <w:spacing w:val="-1"/>
-                <w:sz w:val="32"/>
-                <w:szCs w:val="32"/>
-                <w:lang w:eastAsia="ko-KR"/>
-              </w:rPr>
-              <w:t>}</w:t>
+              <w:t>{ client_name }</w:t>
             </w:r>
           </w:p>
           <w:p>
@@ -469,7 +408,6 @@
                 <w:lang w:eastAsia="ko-KR"/>
               </w:rPr>
             </w:pPr>
-            <w:proofErr w:type="gramStart"/>
             <w:r>
               <w:rPr>
                 <w:rFonts w:ascii="맑은 고딕" w:eastAsia="맑은 고딕" w:hAnsi="맑은 고딕"/>
@@ -477,57 +415,7 @@
                 <w:spacing w:val="-1"/>
                 <w:lang w:eastAsia="ko-KR"/>
               </w:rPr>
-              <w:t xml:space="preserve">{</w:t>
-            </w:r>
-            <w:proofErr w:type="spellStart"/>
-            <w:r>
-              <w:rPr>
-                <w:rFonts w:ascii="맑은 고딕" w:eastAsia="맑은 고딕" w:hAnsi="맑은 고딕"/>
-                <w:b/>
-                <w:spacing w:val="-1"/>
-                <w:lang w:eastAsia="ko-KR"/>
-              </w:rPr>
-              <w:t>standards</w:t>
-            </w:r>
-            <w:proofErr w:type="gramEnd"/>
-            <w:r>
-              <w:rPr>
-                <w:rFonts w:ascii="맑은 고딕" w:eastAsia="맑은 고딕" w:hAnsi="맑은 고딕"/>
-                <w:b/>
-                <w:spacing w:val="-1"/>
-                <w:lang w:eastAsia="ko-KR"/>
-              </w:rPr>
-              <w:t>_</w:t>
-            </w:r>
-            <w:proofErr w:type="gramStart"/>
-            <w:r>
-              <w:rPr>
-                <w:rFonts w:ascii="맑은 고딕" w:eastAsia="맑은 고딕" w:hAnsi="맑은 고딕"/>
-                <w:b/>
-                <w:spacing w:val="-1"/>
-                <w:lang w:eastAsia="ko-KR"/>
-              </w:rPr>
-              <w:t>text</w:t>
-            </w:r>
-            <w:proofErr w:type="spellEnd"/>
-            <w:r>
-              <w:rPr>
-                <w:rFonts w:ascii="맑은 고딕" w:eastAsia="맑은 고딕" w:hAnsi="맑은 고딕"/>
-                <w:b/>
-                <w:spacing w:val="-1"/>
-                <w:lang w:eastAsia="ko-KR"/>
-              </w:rPr>
-              <w:t xml:space="preserve">}</w:t>
-            </w:r>
-            <w:proofErr w:type="gramEnd"/>
-            <w:r>
-              <w:rPr>
-                <w:rFonts w:ascii="맑은 고딕" w:eastAsia="맑은 고딕" w:hAnsi="맑은 고딕"/>
-                <w:b/>
-                <w:spacing w:val="-1"/>
-                <w:lang w:eastAsia="ko-KR"/>
-              </w:rPr>
-              <w:t>}</w:t>
+              <w:t>{{ standards_text }}</w:t>
             </w:r>
           </w:p>
           <w:p>
@@ -595,7 +483,6 @@
                 <w:lang w:eastAsia="ko-KR"/>
               </w:rPr>
             </w:pPr>
-            <w:proofErr w:type="gramStart"/>
             <w:r>
               <w:rPr>
                 <w:rFonts w:ascii="맑은 고딕" w:eastAsia="맑은 고딕" w:hAnsi="맑은 고딕" w:hint="eastAsia"/>
@@ -623,7 +510,6 @@
               </w:rPr>
               <w:t>:</w:t>
             </w:r>
-            <w:proofErr w:type="gramEnd"/>
             <w:r>
               <w:rPr>
                 <w:rFonts w:ascii="맑은 고딕" w:eastAsia="맑은 고딕" w:hAnsi="맑은 고딕" w:hint="eastAsia"/>
@@ -631,67 +517,7 @@
                 <w:szCs w:val="18"/>
                 <w:lang w:eastAsia="ko-KR"/>
               </w:rPr>
-              <w:t xml:space="preserve"> </w:t>
-            </w:r>
-            <w:proofErr w:type="gramStart"/>
-            <w:r>
-              <w:rPr>
-                <w:rFonts w:ascii="맑은 고딕" w:eastAsia="맑은 고딕" w:hAnsi="맑은 고딕" w:hint="eastAsia"/>
-                <w:sz w:val="18"/>
-                <w:szCs w:val="18"/>
-                <w:lang w:eastAsia="ko-KR"/>
-              </w:rPr>
-              <w:t xml:space="preserve">{</w:t>
-            </w:r>
-            <w:proofErr w:type="spellStart"/>
-            <w:r>
-              <w:rPr>
-                <w:rFonts w:ascii="맑은 고딕" w:eastAsia="맑은 고딕" w:hAnsi="맑은 고딕" w:hint="eastAsia"/>
-                <w:sz w:val="18"/>
-                <w:szCs w:val="18"/>
-                <w:lang w:eastAsia="ko-KR"/>
-              </w:rPr>
-              <w:t>quotation</w:t>
-            </w:r>
-            <w:proofErr w:type="gramEnd"/>
-            <w:r>
-              <w:rPr>
-                <w:rFonts w:ascii="맑은 고딕" w:eastAsia="맑은 고딕" w:hAnsi="맑은 고딕" w:hint="eastAsia"/>
-                <w:sz w:val="18"/>
-                <w:szCs w:val="18"/>
-                <w:lang w:eastAsia="ko-KR"/>
-              </w:rPr>
-              <w:t>_</w:t>
-            </w:r>
-            <w:proofErr w:type="gramStart"/>
-            <w:r>
-              <w:rPr>
-                <w:rFonts w:ascii="맑은 고딕" w:eastAsia="맑은 고딕" w:hAnsi="맑은 고딕" w:hint="eastAsia"/>
-                <w:sz w:val="18"/>
-                <w:szCs w:val="18"/>
-                <w:lang w:eastAsia="ko-KR"/>
-              </w:rPr>
-              <w:t>date</w:t>
-            </w:r>
-            <w:proofErr w:type="spellEnd"/>
-            <w:r>
-              <w:rPr>
-                <w:rFonts w:ascii="맑은 고딕" w:eastAsia="맑은 고딕" w:hAnsi="맑은 고딕" w:hint="eastAsia"/>
-                <w:sz w:val="18"/>
-                <w:szCs w:val="18"/>
-                <w:lang w:eastAsia="ko-KR"/>
-              </w:rPr>
-              <w:t xml:space="preserve">}</w:t>
-            </w:r>
-            <w:proofErr w:type="gramEnd"/>
-            <w:r>
-              <w:rPr>
-                <w:rFonts w:ascii="맑은 고딕" w:eastAsia="맑은 고딕" w:hAnsi="맑은 고딕" w:hint="eastAsia"/>
-                <w:sz w:val="18"/>
-                <w:szCs w:val="18"/>
-                <w:lang w:eastAsia="ko-KR"/>
-              </w:rPr>
-              <w:t>}</w:t>
+              <w:t xml:space="preserve"> {{ quotation_date }}</w:t>
             </w:r>
           </w:p>
         </w:tc>
@@ -797,7 +623,6 @@
               </w:rPr>
               <w:t xml:space="preserve"> </w:t>
             </w:r>
-            <w:proofErr w:type="gramStart"/>
             <w:r>
               <w:rPr>
                 <w:rFonts w:ascii="Calibri" w:hAnsi="Calibri" w:cs="Calibri"/>
@@ -807,67 +632,7 @@
                 <w:shd w:val="clear" w:color="auto" w:fill="FFFFFF"/>
                 <w:lang w:eastAsia="ko-KR"/>
               </w:rPr>
-              <w:t xml:space="preserve">{</w:t>
-            </w:r>
-            <w:proofErr w:type="spellStart"/>
-            <w:r>
-              <w:rPr>
-                <w:rFonts w:ascii="Calibri" w:hAnsi="Calibri" w:cs="Calibri"/>
-                <w:color w:val="444444"/>
-                <w:sz w:val="22"/>
-                <w:szCs w:val="22"/>
-                <w:shd w:val="clear" w:color="auto" w:fill="FFFFFF"/>
-                <w:lang w:eastAsia="ko-KR"/>
-              </w:rPr>
-              <w:t>quotation</w:t>
-            </w:r>
-            <w:proofErr w:type="gramEnd"/>
-            <w:r>
-              <w:rPr>
-                <w:rFonts w:ascii="Calibri" w:hAnsi="Calibri" w:cs="Calibri"/>
-                <w:color w:val="444444"/>
-                <w:sz w:val="22"/>
-                <w:szCs w:val="22"/>
-                <w:shd w:val="clear" w:color="auto" w:fill="FFFFFF"/>
-                <w:lang w:eastAsia="ko-KR"/>
-              </w:rPr>
-              <w:t>_</w:t>
-            </w:r>
-            <w:proofErr w:type="gramStart"/>
-            <w:r>
-              <w:rPr>
-                <w:rFonts w:ascii="Calibri" w:hAnsi="Calibri" w:cs="Calibri"/>
-                <w:color w:val="444444"/>
-                <w:sz w:val="22"/>
-                <w:szCs w:val="22"/>
-                <w:shd w:val="clear" w:color="auto" w:fill="FFFFFF"/>
-                <w:lang w:eastAsia="ko-KR"/>
-              </w:rPr>
-              <w:t>number</w:t>
-            </w:r>
-            <w:proofErr w:type="spellEnd"/>
-            <w:r>
-              <w:rPr>
-                <w:rFonts w:ascii="Calibri" w:hAnsi="Calibri" w:cs="Calibri"/>
-                <w:color w:val="444444"/>
-                <w:sz w:val="22"/>
-                <w:szCs w:val="22"/>
-                <w:shd w:val="clear" w:color="auto" w:fill="FFFFFF"/>
-                <w:lang w:eastAsia="ko-KR"/>
-              </w:rPr>
-              <w:t xml:space="preserve">}</w:t>
-            </w:r>
-            <w:proofErr w:type="gramEnd"/>
-            <w:r>
-              <w:rPr>
-                <w:rFonts w:ascii="Calibri" w:hAnsi="Calibri" w:cs="Calibri"/>
-                <w:color w:val="444444"/>
-                <w:sz w:val="22"/>
-                <w:szCs w:val="22"/>
-                <w:shd w:val="clear" w:color="auto" w:fill="FFFFFF"/>
-                <w:lang w:eastAsia="ko-KR"/>
-              </w:rPr>
-              <w:t>}</w:t>
+              <w:t>{{ quotation_number }}</w:t>
             </w:r>
           </w:p>
           <w:p>
@@ -2776,7 +2541,6 @@
                 <w:lang w:eastAsia="ko-KR"/>
               </w:rPr>
             </w:pPr>
-            <w:proofErr w:type="spellStart"/>
             <w:r>
               <w:rPr>
                 <w:rFonts w:ascii="맑은 고딕" w:eastAsia="맑은 고딕" w:hAnsi="맑은 고딕" w:hint="eastAsia"/>
@@ -2785,9 +2549,18 @@
                 <w:szCs w:val="24"/>
                 <w:lang w:eastAsia="ko-KR"/>
               </w:rPr>
-              <w:t>로이드인증원은</w:t>
-            </w:r>
-            <w:proofErr w:type="spellEnd"/>
+              <w:t xml:space="preserve">로이드인증원은 귀사가 선택한 </w:t>
+            </w:r>
+            <w:r>
+              <w:rPr>
+                <w:rFonts w:ascii="맑은 고딕" w:eastAsia="맑은 고딕" w:hAnsi="맑은 고딕"/>
+                <w:color w:val="auto"/>
+                <w:sz w:val="24"/>
+                <w:szCs w:val="24"/>
+                <w:lang w:eastAsia="ko-KR"/>
+              </w:rPr>
+              <w:t xml:space="preserve">Business Assurance </w:t>
+            </w:r>
             <w:r>
               <w:rPr>
                 <w:rFonts w:ascii="맑은 고딕" w:eastAsia="맑은 고딕" w:hAnsi="맑은 고딕" w:hint="eastAsia"/>
@@ -2796,7 +2569,7 @@
                 <w:szCs w:val="24"/>
                 <w:lang w:eastAsia="ko-KR"/>
               </w:rPr>
-              <w:t xml:space="preserve"> 귀사가 선택한 </w:t>
+              <w:t xml:space="preserve">파트너로서 귀사와 협력하여 당면한 리스크를 관리하고 완화함으로써 급변하는 비즈니스 세상을 대처하는 데 도움을 드리고자 합니다. 또한 귀사의 </w:t>
             </w:r>
             <w:r>
               <w:rPr>
@@ -2806,7 +2579,7 @@
                 <w:szCs w:val="24"/>
                 <w:lang w:eastAsia="ko-KR"/>
               </w:rPr>
-              <w:t xml:space="preserve">Business Assurance </w:t>
+              <w:t>미래</w:t>
             </w:r>
             <w:r>
               <w:rPr>
@@ -2816,7 +2589,7 @@
                 <w:szCs w:val="24"/>
                 <w:lang w:eastAsia="ko-KR"/>
               </w:rPr>
-              <w:t xml:space="preserve">파트너로서 귀사와 협력하여 당면한 리스크를 관리하고 완화함으로써 급변하는 비즈니스 세상을 대처하는 데 도움을 드리고자 합니다. 또한 귀사의 </w:t>
+              <w:t>를</w:t>
             </w:r>
             <w:r>
               <w:rPr>
@@ -2826,7 +2599,7 @@
                 <w:szCs w:val="24"/>
                 <w:lang w:eastAsia="ko-KR"/>
               </w:rPr>
-              <w:t>미래</w:t>
+              <w:t xml:space="preserve"> </w:t>
             </w:r>
             <w:r>
               <w:rPr>
@@ -2836,49 +2609,7 @@
                 <w:szCs w:val="24"/>
                 <w:lang w:eastAsia="ko-KR"/>
               </w:rPr>
-              <w:t>를</w:t>
-            </w:r>
-            <w:r>
-              <w:rPr>
-                <w:rFonts w:ascii="맑은 고딕" w:eastAsia="맑은 고딕" w:hAnsi="맑은 고딕"/>
-                <w:color w:val="auto"/>
-                <w:sz w:val="24"/>
-                <w:szCs w:val="24"/>
-                <w:lang w:eastAsia="ko-KR"/>
-              </w:rPr>
-              <w:t xml:space="preserve"> </w:t>
-            </w:r>
-            <w:r>
-              <w:rPr>
-                <w:rFonts w:ascii="맑은 고딕" w:eastAsia="맑은 고딕" w:hAnsi="맑은 고딕" w:hint="eastAsia"/>
-                <w:color w:val="auto"/>
-                <w:sz w:val="24"/>
-                <w:szCs w:val="24"/>
-                <w:lang w:eastAsia="ko-KR"/>
-              </w:rPr>
-              <w:t xml:space="preserve">설계할 수 있도록 지원하는 것이며 이를 위해 </w:t>
-            </w:r>
-            <w:proofErr w:type="spellStart"/>
-            <w:r>
-              <w:rPr>
-                <w:rFonts w:ascii="맑은 고딕" w:eastAsia="맑은 고딕" w:hAnsi="맑은 고딕" w:hint="eastAsia"/>
-                <w:color w:val="auto"/>
-                <w:sz w:val="24"/>
-                <w:szCs w:val="24"/>
-                <w:lang w:eastAsia="ko-KR"/>
-              </w:rPr>
-              <w:t>로이드인증원은</w:t>
-            </w:r>
-            <w:proofErr w:type="spellEnd"/>
-            <w:r>
-              <w:rPr>
-                <w:rFonts w:ascii="맑은 고딕" w:eastAsia="맑은 고딕" w:hAnsi="맑은 고딕" w:hint="eastAsia"/>
-                <w:color w:val="auto"/>
-                <w:sz w:val="24"/>
-                <w:szCs w:val="24"/>
-                <w:lang w:eastAsia="ko-KR"/>
-              </w:rPr>
-              <w:t xml:space="preserve"> 다음을 제공함을 약속합니다.</w:t>
+              <w:t>설계할 수 있도록 지원하는 것이며 이를 위해 로이드인증원은 다음을 제공함을 약속합니다.</w:t>
             </w:r>
             <w:r>
               <w:rPr>
@@ -3390,27 +3121,7 @@
                 <w:szCs w:val="20"/>
                 <w:lang w:eastAsia="ko-KR"/>
               </w:rPr>
-              <w:t xml:space="preserve">LRQA는 120개 이상의 국가에서 운영되며, 전 세계 30개 이상의 인정기구를 통해 인정받았습니다. 또한, 거의 모든 </w:t>
-            </w:r>
-            <w:proofErr w:type="gramStart"/>
-            <w:r>
-              <w:rPr>
-                <w:rFonts w:ascii="맑은 고딕" w:eastAsia="맑은 고딕" w:hAnsi="맑은 고딕" w:hint="eastAsia"/>
-                <w:sz w:val="20"/>
-                <w:szCs w:val="20"/>
-                <w:lang w:eastAsia="ko-KR"/>
-              </w:rPr>
-              <w:t>산업  분야에</w:t>
-            </w:r>
-            <w:proofErr w:type="gramEnd"/>
-            <w:r>
-              <w:rPr>
-                <w:rFonts w:ascii="맑은 고딕" w:eastAsia="맑은 고딕" w:hAnsi="맑은 고딕" w:hint="eastAsia"/>
-                <w:sz w:val="20"/>
-                <w:szCs w:val="20"/>
-                <w:lang w:eastAsia="ko-KR"/>
-              </w:rPr>
-              <w:t xml:space="preserve"> 대응 가능하며, 리스크 관리, 개선 추진 및 전 세계 이해관계자들 과의 신뢰 구축을 지원합니다</w:t>
+              <w:t>LRQA는 120개 이상의 국가에서 운영되며, 전 세계 30개 이상의 인정기구를 통해 인정받았습니다. 또한, 거의 모든 산업  분야에 대응 가능하며, 리스크 관리, 개선 추진 및 전 세계 이해관계자들 과의 신뢰 구축을 지원합니다</w:t>
             </w:r>
             <w:r>
               <w:rPr>
@@ -3870,27 +3581,7 @@
                 <w:szCs w:val="20"/>
                 <w:lang w:eastAsia="ko-KR"/>
               </w:rPr>
-              <w:t xml:space="preserve">온라인 고객 포털은 사용이 간편하고 언제 어디서든지 귀사 전체의 인증서 및 심사 프로그램을 관리할 수 LRQA </w:t>
-            </w:r>
-            <w:proofErr w:type="gramStart"/>
-            <w:r>
-              <w:rPr>
-                <w:rFonts w:ascii="맑은 고딕" w:eastAsia="맑은 고딕" w:hAnsi="맑은 고딕" w:hint="eastAsia"/>
-                <w:sz w:val="20"/>
-                <w:szCs w:val="20"/>
-                <w:lang w:eastAsia="ko-KR"/>
-              </w:rPr>
-              <w:t>시스템 입니다</w:t>
-            </w:r>
-            <w:proofErr w:type="gramEnd"/>
-            <w:r>
-              <w:rPr>
-                <w:rFonts w:ascii="맑은 고딕" w:eastAsia="맑은 고딕" w:hAnsi="맑은 고딕" w:hint="eastAsia"/>
-                <w:sz w:val="20"/>
-                <w:szCs w:val="20"/>
-                <w:lang w:eastAsia="ko-KR"/>
-              </w:rPr>
-              <w:t>. 포털을 통해 계획 및 완료된 심사 일정을 확인할 수 있습니다. 인증서, 보고서 및 인증마크를</w:t>
+              <w:t>온라인 고객 포털은 사용이 간편하고 언제 어디서든지 귀사 전체의 인증서 및 심사 프로그램을 관리할 수 LRQA 시스템 입니다. 포털을 통해 계획 및 완료된 심사 일정을 확인할 수 있습니다. 인증서, 보고서 및 인증마크를</w:t>
             </w:r>
             <w:r>
               <w:rPr>
@@ -4136,7 +3827,6 @@
           <w:lang w:eastAsia="ko-KR"/>
         </w:rPr>
       </w:pPr>
-      <w:proofErr w:type="gramStart"/>
       <w:r>
         <w:rPr>
           <w:rFonts w:ascii="맑은 고딕" w:eastAsia="맑은 고딕" w:hAnsi="맑은 고딕"/>
@@ -4156,15 +3846,7 @@
           <w:rFonts w:ascii="맑은 고딕" w:eastAsia="맑은 고딕" w:hAnsi="맑은 고딕" w:hint="eastAsia"/>
           <w:lang w:eastAsia="ko-KR"/>
         </w:rPr>
-        <w:t>는</w:t>
-      </w:r>
-      <w:proofErr w:type="gramEnd"/>
-      <w:r>
-        <w:rPr>
-          <w:rFonts w:ascii="맑은 고딕" w:eastAsia="맑은 고딕" w:hAnsi="맑은 고딕" w:hint="eastAsia"/>
-          <w:lang w:eastAsia="ko-KR"/>
-        </w:rPr>
-        <w:t xml:space="preserve"> 고객의 </w:t>
+        <w:t xml:space="preserve">는 고객의 </w:t>
       </w:r>
       <w:r>
         <w:rPr>
@@ -4201,7 +3883,6 @@
         </w:rPr>
         <w:t xml:space="preserve"> 심사를 </w:t>
       </w:r>
-      <w:proofErr w:type="gramStart"/>
       <w:r>
         <w:rPr>
           <w:rFonts w:ascii="맑은 고딕" w:eastAsia="맑은 고딕" w:hAnsi="맑은 고딕" w:hint="eastAsia"/>
@@ -4214,15 +3895,7 @@
           <w:rFonts w:ascii="맑은 고딕" w:eastAsia="맑은 고딕" w:hAnsi="맑은 고딕" w:hint="eastAsia"/>
           <w:lang w:eastAsia="ko-KR"/>
         </w:rPr>
-        <w:t>합니다</w:t>
-      </w:r>
-      <w:proofErr w:type="gramEnd"/>
-      <w:r>
-        <w:rPr>
-          <w:rFonts w:ascii="맑은 고딕" w:eastAsia="맑은 고딕" w:hAnsi="맑은 고딕" w:hint="eastAsia"/>
-          <w:lang w:eastAsia="ko-KR"/>
-        </w:rPr>
-        <w:t>.</w:t>
+        <w:t>합니다.</w:t>
       </w:r>
       <w:r>
         <w:rPr>
@@ -4279,7 +3952,6 @@
         </w:rPr>
         <w:t xml:space="preserve"> </w:t>
       </w:r>
-      <w:proofErr w:type="gramStart"/>
       <w:r>
         <w:rPr>
           <w:rFonts w:ascii="맑은 고딕" w:eastAsia="맑은 고딕" w:hAnsi="맑은 고딕"/>
@@ -4288,62 +3960,7 @@
           <w:szCs w:val="20"/>
           <w:lang w:eastAsia="ko-KR"/>
         </w:rPr>
-        <w:t xml:space="preserve">{</w:t>
-      </w:r>
-      <w:proofErr w:type="spellStart"/>
-      <w:r>
-        <w:rPr>
-          <w:rFonts w:ascii="맑은 고딕" w:eastAsia="맑은 고딕" w:hAnsi="맑은 고딕"/>
-          <w:color w:val="088C8A"/>
-          <w:sz w:val="20"/>
-          <w:szCs w:val="20"/>
-          <w:lang w:eastAsia="ko-KR"/>
-        </w:rPr>
-        <w:t>standards</w:t>
-      </w:r>
-      <w:proofErr w:type="gramEnd"/>
-      <w:r>
-        <w:rPr>
-          <w:rFonts w:ascii="맑은 고딕" w:eastAsia="맑은 고딕" w:hAnsi="맑은 고딕"/>
-          <w:color w:val="088C8A"/>
-          <w:sz w:val="20"/>
-          <w:szCs w:val="20"/>
-          <w:lang w:eastAsia="ko-KR"/>
-        </w:rPr>
-        <w:t>_</w:t>
-      </w:r>
-      <w:proofErr w:type="gramStart"/>
-      <w:r>
-        <w:rPr>
-          <w:rFonts w:ascii="맑은 고딕" w:eastAsia="맑은 고딕" w:hAnsi="맑은 고딕"/>
-          <w:color w:val="088C8A"/>
-          <w:sz w:val="20"/>
-          <w:szCs w:val="20"/>
-          <w:lang w:eastAsia="ko-KR"/>
-        </w:rPr>
-        <w:t>text</w:t>
-      </w:r>
-      <w:proofErr w:type="spellEnd"/>
-      <w:r>
-        <w:rPr>
-          <w:rFonts w:ascii="맑은 고딕" w:eastAsia="맑은 고딕" w:hAnsi="맑은 고딕"/>
-          <w:color w:val="088C8A"/>
-          <w:sz w:val="20"/>
-          <w:szCs w:val="20"/>
-          <w:lang w:eastAsia="ko-KR"/>
-        </w:rPr>
-        <w:t xml:space="preserve">}</w:t>
-      </w:r>
-      <w:proofErr w:type="gramEnd"/>
-      <w:r>
-        <w:rPr>
-          <w:rFonts w:ascii="맑은 고딕" w:eastAsia="맑은 고딕" w:hAnsi="맑은 고딕"/>
-          <w:color w:val="088C8A"/>
-          <w:sz w:val="20"/>
-          <w:szCs w:val="20"/>
-          <w:lang w:eastAsia="ko-KR"/>
-        </w:rPr>
-        <w:t>}</w:t>
+        <w:t/>
       </w:r>
       <w:r>
         <w:rPr>
@@ -4636,7 +4253,6 @@
                 <w:lang w:eastAsia="ko-KR"/>
               </w:rPr>
             </w:pPr>
-            <w:proofErr w:type="gramStart"/>
             <w:r>
               <w:rPr>
                 <w:rFonts w:ascii="맑은 고딕" w:eastAsia="맑은 고딕" w:hAnsi="맑은 고딕"/>
@@ -4646,67 +4262,7 @@
                 <w:szCs w:val="18"/>
                 <w:lang w:eastAsia="ko-KR"/>
               </w:rPr>
-              <w:t xml:space="preserve">{</w:t>
-            </w:r>
-            <w:proofErr w:type="spellStart"/>
-            <w:r>
-              <w:rPr>
-                <w:rFonts w:ascii="맑은 고딕" w:eastAsia="맑은 고딕" w:hAnsi="맑은 고딕"/>
-                <w:b w:val="0"/>
-                <w:bCs w:val="0"/>
-                <w:sz w:val="18"/>
-                <w:szCs w:val="18"/>
-                <w:lang w:eastAsia="ko-KR"/>
-              </w:rPr>
-              <w:t>client</w:t>
-            </w:r>
-            <w:proofErr w:type="gramEnd"/>
-            <w:r>
-              <w:rPr>
-                <w:rFonts w:ascii="맑은 고딕" w:eastAsia="맑은 고딕" w:hAnsi="맑은 고딕"/>
-                <w:b w:val="0"/>
-                <w:bCs w:val="0"/>
-                <w:sz w:val="18"/>
-                <w:szCs w:val="18"/>
-                <w:lang w:eastAsia="ko-KR"/>
-              </w:rPr>
-              <w:t>_</w:t>
-            </w:r>
-            <w:proofErr w:type="gramStart"/>
-            <w:r>
-              <w:rPr>
-                <w:rFonts w:ascii="맑은 고딕" w:eastAsia="맑은 고딕" w:hAnsi="맑은 고딕"/>
-                <w:b w:val="0"/>
-                <w:bCs w:val="0"/>
-                <w:sz w:val="18"/>
-                <w:szCs w:val="18"/>
-                <w:lang w:eastAsia="ko-KR"/>
-              </w:rPr>
-              <w:t>name</w:t>
-            </w:r>
-            <w:proofErr w:type="spellEnd"/>
-            <w:r>
-              <w:rPr>
-                <w:rFonts w:ascii="맑은 고딕" w:eastAsia="맑은 고딕" w:hAnsi="맑은 고딕"/>
-                <w:b w:val="0"/>
-                <w:bCs w:val="0"/>
-                <w:sz w:val="18"/>
-                <w:szCs w:val="18"/>
-                <w:lang w:eastAsia="ko-KR"/>
-              </w:rPr>
-              <w:t xml:space="preserve">}</w:t>
-            </w:r>
-            <w:proofErr w:type="gramEnd"/>
-            <w:r>
-              <w:rPr>
-                <w:rFonts w:ascii="맑은 고딕" w:eastAsia="맑은 고딕" w:hAnsi="맑은 고딕"/>
-                <w:b w:val="0"/>
-                <w:bCs w:val="0"/>
-                <w:sz w:val="18"/>
-                <w:szCs w:val="18"/>
-                <w:lang w:eastAsia="ko-KR"/>
-              </w:rPr>
-              <w:t>}</w:t>
+              <w:t>{{ client_name }}</w:t>
             </w:r>
             <w:r>
               <w:rPr>
@@ -4739,7 +4295,6 @@
                 <w:lang w:eastAsia="ko-KR"/>
               </w:rPr>
             </w:pPr>
-            <w:proofErr w:type="gramStart"/>
             <w:r>
               <w:rPr>
                 <w:rFonts w:ascii="맑은 고딕" w:eastAsia="맑은 고딕" w:hAnsi="맑은 고딕"/>
@@ -4749,43 +4304,7 @@
                 <w:szCs w:val="18"/>
                 <w:lang w:eastAsia="ko-KR"/>
               </w:rPr>
-              <w:t xml:space="preserve">{</w:t>
-            </w:r>
-            <w:proofErr w:type="spellStart"/>
-            <w:r>
-              <w:rPr>
-                <w:rFonts w:ascii="맑은 고딕" w:eastAsia="맑은 고딕" w:hAnsi="맑은 고딕"/>
-                <w:b w:val="0"/>
-                <w:bCs w:val="0"/>
-                <w:sz w:val="18"/>
-                <w:szCs w:val="18"/>
-                <w:lang w:eastAsia="ko-KR"/>
-              </w:rPr>
-              <w:t>client</w:t>
-            </w:r>
-            <w:proofErr w:type="gramEnd"/>
-            <w:r>
-              <w:rPr>
-                <w:rFonts w:ascii="맑은 고딕" w:eastAsia="맑은 고딕" w:hAnsi="맑은 고딕"/>
-                <w:b w:val="0"/>
-                <w:bCs w:val="0"/>
-                <w:sz w:val="18"/>
-                <w:szCs w:val="18"/>
-                <w:lang w:eastAsia="ko-KR"/>
-              </w:rPr>
-              <w:t>_address</w:t>
-            </w:r>
-            <w:proofErr w:type="spellEnd"/>
-            <w:r>
-              <w:rPr>
-                <w:rFonts w:ascii="맑은 고딕" w:eastAsia="맑은 고딕" w:hAnsi="맑은 고딕"/>
-                <w:b w:val="0"/>
-                <w:bCs w:val="0"/>
-                <w:sz w:val="18"/>
-                <w:szCs w:val="18"/>
-                <w:lang w:eastAsia="ko-KR"/>
-              </w:rPr>
-              <w:t xml:space="preserve"> }</w:t>
+              <w:t>{{ client_address }}</w:t>
             </w:r>
           </w:p>
         </w:tc>
@@ -4896,9 +4415,23 @@
           <w:szCs w:val="20"/>
           <w:lang w:eastAsia="ko-KR"/>
         </w:rPr>
-        <w:t>- `</w:t>
+        <w:t>- `{{ total_sites }}` - 총 사업장 수</w:t>
       </w:r>
-      <w:proofErr w:type="gramStart"/>
+    </w:p>
+    <w:p>
+      <w:pPr>
+        <w:pStyle w:val="Subhead"/>
+        <w:spacing w:line="240" w:lineRule="auto"/>
+        <w:rPr>
+          <w:rFonts w:ascii="맑은 고딕" w:eastAsia="맑은 고딕" w:hAnsi="맑은 고딕"/>
+          <w:b/>
+          <w:bCs/>
+          <w:color w:val="auto"/>
+          <w:sz w:val="20"/>
+          <w:szCs w:val="20"/>
+          <w:lang w:eastAsia="ko-KR"/>
+        </w:rPr>
+      </w:pPr>
       <w:r>
         <w:rPr>
           <w:rFonts w:ascii="맑은 고딕" w:eastAsia="맑은 고딕" w:hAnsi="맑은 고딕" w:hint="eastAsia"/>
@@ -4909,177 +4442,7 @@
           <w:szCs w:val="20"/>
           <w:lang w:eastAsia="ko-KR"/>
         </w:rPr>
-        <w:t xml:space="preserve">{</w:t>
-      </w:r>
-      <w:proofErr w:type="spellStart"/>
-      <w:r>
-        <w:rPr>
-          <w:rFonts w:ascii="맑은 고딕" w:eastAsia="맑은 고딕" w:hAnsi="맑은 고딕" w:hint="eastAsia"/>
-          <w:b/>
-          <w:bCs/>
-          <w:color w:val="auto"/>
-          <w:sz w:val="20"/>
-          <w:szCs w:val="20"/>
-          <w:lang w:eastAsia="ko-KR"/>
-        </w:rPr>
-        <w:t>total</w:t>
-      </w:r>
-      <w:proofErr w:type="gramEnd"/>
-      <w:r>
-        <w:rPr>
-          <w:rFonts w:ascii="맑은 고딕" w:eastAsia="맑은 고딕" w:hAnsi="맑은 고딕" w:hint="eastAsia"/>
-          <w:b/>
-          <w:bCs/>
-          <w:color w:val="auto"/>
-          <w:sz w:val="20"/>
-          <w:szCs w:val="20"/>
-          <w:lang w:eastAsia="ko-KR"/>
-        </w:rPr>
-        <w:t>_</w:t>
-      </w:r>
-      <w:proofErr w:type="gramStart"/>
-      <w:r>
-        <w:rPr>
-          <w:rFonts w:ascii="맑은 고딕" w:eastAsia="맑은 고딕" w:hAnsi="맑은 고딕" w:hint="eastAsia"/>
-          <w:b/>
-          <w:bCs/>
-          <w:color w:val="auto"/>
-          <w:sz w:val="20"/>
-          <w:szCs w:val="20"/>
-          <w:lang w:eastAsia="ko-KR"/>
-        </w:rPr>
-        <w:t>sites</w:t>
-      </w:r>
-      <w:proofErr w:type="spellEnd"/>
-      <w:r>
-        <w:rPr>
-          <w:rFonts w:ascii="맑은 고딕" w:eastAsia="맑은 고딕" w:hAnsi="맑은 고딕" w:hint="eastAsia"/>
-          <w:b/>
-          <w:bCs/>
-          <w:color w:val="auto"/>
-          <w:sz w:val="20"/>
-          <w:szCs w:val="20"/>
-          <w:lang w:eastAsia="ko-KR"/>
-        </w:rPr>
-        <w:t xml:space="preserve">}</w:t>
-      </w:r>
-      <w:proofErr w:type="gramEnd"/>
-      <w:r>
-        <w:rPr>
-          <w:rFonts w:ascii="맑은 고딕" w:eastAsia="맑은 고딕" w:hAnsi="맑은 고딕" w:hint="eastAsia"/>
-          <w:b/>
-          <w:bCs/>
-          <w:color w:val="auto"/>
-          <w:sz w:val="20"/>
-          <w:szCs w:val="20"/>
-          <w:lang w:eastAsia="ko-KR"/>
-        </w:rPr>
-        <w:t>}` - 총 사업장 수</w:t>
-      </w:r>
-    </w:p>
-    <w:p>
-      <w:pPr>
-        <w:pStyle w:val="Subhead"/>
-        <w:spacing w:line="240" w:lineRule="auto"/>
-        <w:rPr>
-          <w:rFonts w:ascii="맑은 고딕" w:eastAsia="맑은 고딕" w:hAnsi="맑은 고딕"/>
-          <w:b/>
-          <w:bCs/>
-          <w:color w:val="auto"/>
-          <w:sz w:val="20"/>
-          <w:szCs w:val="20"/>
-          <w:lang w:eastAsia="ko-KR"/>
-        </w:rPr>
-      </w:pPr>
-      <w:r>
-        <w:rPr>
-          <w:rFonts w:ascii="맑은 고딕" w:eastAsia="맑은 고딕" w:hAnsi="맑은 고딕" w:hint="eastAsia"/>
-          <w:b/>
-          <w:bCs/>
-          <w:color w:val="auto"/>
-          <w:sz w:val="20"/>
-          <w:szCs w:val="20"/>
-          <w:lang w:eastAsia="ko-KR"/>
-        </w:rPr>
-        <w:t>- `</w:t>
-      </w:r>
-      <w:proofErr w:type="gramStart"/>
-      <w:r>
-        <w:rPr>
-          <w:rFonts w:ascii="맑은 고딕" w:eastAsia="맑은 고딕" w:hAnsi="맑은 고딕" w:hint="eastAsia"/>
-          <w:b/>
-          <w:bCs/>
-          <w:color w:val="auto"/>
-          <w:sz w:val="20"/>
-          <w:szCs w:val="20"/>
-          <w:lang w:eastAsia="ko-KR"/>
-        </w:rPr>
-        <w:t xml:space="preserve">{</w:t>
-      </w:r>
-      <w:proofErr w:type="spellStart"/>
-      <w:r>
-        <w:rPr>
-          <w:rFonts w:ascii="맑은 고딕" w:eastAsia="맑은 고딕" w:hAnsi="맑은 고딕" w:hint="eastAsia"/>
-          <w:b/>
-          <w:bCs/>
-          <w:color w:val="auto"/>
-          <w:sz w:val="20"/>
-          <w:szCs w:val="20"/>
-          <w:lang w:eastAsia="ko-KR"/>
-        </w:rPr>
-        <w:t>total</w:t>
-      </w:r>
-      <w:proofErr w:type="gramEnd"/>
-      <w:r>
-        <w:rPr>
-          <w:rFonts w:ascii="맑은 고딕" w:eastAsia="맑은 고딕" w:hAnsi="맑은 고딕" w:hint="eastAsia"/>
-          <w:b/>
-          <w:bCs/>
-          <w:color w:val="auto"/>
-          <w:sz w:val="20"/>
-          <w:szCs w:val="20"/>
-          <w:lang w:eastAsia="ko-KR"/>
-        </w:rPr>
-        <w:t>_</w:t>
-      </w:r>
-      <w:proofErr w:type="gramStart"/>
-      <w:r>
-        <w:rPr>
-          <w:rFonts w:ascii="맑은 고딕" w:eastAsia="맑은 고딕" w:hAnsi="맑은 고딕" w:hint="eastAsia"/>
-          <w:b/>
-          <w:bCs/>
-          <w:color w:val="auto"/>
-          <w:sz w:val="20"/>
-          <w:szCs w:val="20"/>
-          <w:lang w:eastAsia="ko-KR"/>
-        </w:rPr>
-        <w:t>employees</w:t>
-      </w:r>
-      <w:proofErr w:type="spellEnd"/>
-      <w:r>
-        <w:rPr>
-          <w:rFonts w:ascii="맑은 고딕" w:eastAsia="맑은 고딕" w:hAnsi="맑은 고딕" w:hint="eastAsia"/>
-          <w:b/>
-          <w:bCs/>
-          <w:color w:val="auto"/>
-          <w:sz w:val="20"/>
-          <w:szCs w:val="20"/>
-          <w:lang w:eastAsia="ko-KR"/>
-        </w:rPr>
-        <w:t xml:space="preserve">}</w:t>
-      </w:r>
-      <w:proofErr w:type="gramEnd"/>
-      <w:r>
-        <w:rPr>
-          <w:rFonts w:ascii="맑은 고딕" w:eastAsia="맑은 고딕" w:hAnsi="맑은 고딕" w:hint="eastAsia"/>
-          <w:b/>
-          <w:bCs/>
-          <w:color w:val="auto"/>
-          <w:sz w:val="20"/>
-          <w:szCs w:val="20"/>
-          <w:lang w:eastAsia="ko-KR"/>
-        </w:rPr>
-        <w:t>}` - 총 직원 수</w:t>
+        <w:t>- `{{ total_employees }}` - 총 직원 수</w:t>
       </w:r>
     </w:p>
     <w:p>
@@ -5544,7 +4907,6 @@
                 <w:szCs w:val="18"/>
               </w:rPr>
             </w:pPr>
-            <w:proofErr w:type="spellStart"/>
             <w:r>
               <w:rPr>
                 <w:rFonts w:ascii="맑은 고딕" w:eastAsia="맑은 고딕" w:hAnsi="맑은 고딕" w:hint="eastAsia"/>
@@ -5554,7 +4916,6 @@
               </w:rPr>
               <w:t>신청비</w:t>
             </w:r>
-            <w:proofErr w:type="spellEnd"/>
           </w:p>
         </w:tc>
         <w:tc>
@@ -5700,20 +5061,20 @@
             <w:pPr>
               <w:pStyle w:val="TableText"/>
               <w:rPr>
+                <w:rFonts w:ascii="맑은 고딕" w:eastAsia="맑은 고딕" w:hAnsi="맑은 고딕"/>
+                <w:sz w:val="18"/>
+                <w:szCs w:val="18"/>
+                <w:lang w:eastAsia="ko-KR"/>
+              </w:rPr>
+            </w:pPr>
+            <w:r>
+              <w:rPr>
                 <w:rFonts w:ascii="맑은 고딕" w:eastAsia="맑은 고딕" w:hAnsi="맑은 고딕" w:hint="eastAsia"/>
                 <w:sz w:val="18"/>
                 <w:szCs w:val="18"/>
                 <w:lang w:eastAsia="ko-KR"/>
               </w:rPr>
-            </w:pPr>
-            <w:r>
-              <w:rPr>
-                <w:rFonts w:ascii="맑은 고딕" w:eastAsia="맑은 고딕" w:hAnsi="맑은 고딕" w:hint="eastAsia"/>
-                <w:sz w:val="18"/>
-                <w:szCs w:val="18"/>
-                <w:lang w:eastAsia="ko-KR"/>
-              </w:rPr>
-              <w:t>{% if has_iso9001 %}ISO 9001 최초심사{% endif %}</w:t>
+              <w:t>{% if has_iso9001  %}ISO 9001 최초심사{% endif %}</w:t>
             </w:r>
           </w:p>
         </w:tc>
@@ -5736,7 +5097,6 @@
                 <w:lang w:eastAsia="ko-KR"/>
               </w:rPr>
             </w:pPr>
-            <w:proofErr w:type="gramStart"/>
             <w:r>
               <w:rPr>
                 <w:rFonts w:ascii="맑은 고딕" w:eastAsia="맑은 고딕" w:hAnsi="맑은 고딕"/>
@@ -5744,27 +5104,7 @@
                 <w:szCs w:val="18"/>
                 <w:lang w:eastAsia="ko-KR"/>
               </w:rPr>
-              <w:t>{iso</w:t>
-            </w:r>
-            <w:proofErr w:type="gramEnd"/>
-            <w:r>
-              <w:rPr>
-                <w:rFonts w:ascii="맑은 고딕" w:eastAsia="맑은 고딕" w:hAnsi="맑은 고딕"/>
-                <w:sz w:val="18"/>
-                <w:szCs w:val="18"/>
-                <w:lang w:eastAsia="ko-KR"/>
-              </w:rPr>
-              <w:t>9001_stage1_2_</w:t>
-            </w:r>
-            <w:proofErr w:type="gramStart"/>
-            <w:r>
-              <w:rPr>
-                <w:rFonts w:ascii="맑은 고딕" w:eastAsia="맑은 고딕" w:hAnsi="맑은 고딕"/>
-                <w:sz w:val="18"/>
-                <w:szCs w:val="18"/>
-                <w:lang w:eastAsia="ko-KR"/>
-              </w:rPr>
-              <w:t>days }</w:t>
+              <w:t>{{ iso9001_stage1_2_days }}</w:t>
             </w:r>
             <w:r>
               <w:rPr>
@@ -5775,7 +5115,6 @@
               </w:rPr>
               <w:t>days</w:t>
             </w:r>
-            <w:proofErr w:type="gramEnd"/>
           </w:p>
           <w:p>
             <w:pPr>
@@ -5796,7 +5135,6 @@
               </w:rPr>
               <w:t xml:space="preserve">(Stage1: </w:t>
             </w:r>
-            <w:proofErr w:type="gramStart"/>
             <w:r>
               <w:rPr>
                 <w:rFonts w:ascii="맑은 고딕" w:eastAsia="맑은 고딕" w:hAnsi="맑은 고딕"/>
@@ -5804,9 +5142,17 @@
                 <w:szCs w:val="18"/>
                 <w:lang w:eastAsia="ko-KR"/>
               </w:rPr>
-              <w:t>{iso</w:t>
-            </w:r>
-            <w:proofErr w:type="gramEnd"/>
+              <w:t>{{ iso9001_stage1_days }}</w:t>
+            </w:r>
+            <w:r>
+              <w:rPr>
+                <w:rFonts w:ascii="맑은 고딕" w:eastAsia="맑은 고딕" w:hAnsi="맑은 고딕" w:hint="eastAsia"/>
+                <w:sz w:val="18"/>
+                <w:szCs w:val="18"/>
+                <w:lang w:eastAsia="ko-KR"/>
+              </w:rPr>
+              <w:t>days</w:t>
+            </w:r>
             <w:r>
               <w:rPr>
                 <w:rFonts w:ascii="맑은 고딕" w:eastAsia="맑은 고딕" w:hAnsi="맑은 고딕"/>
@@ -5814,9 +5160,17 @@
                 <w:szCs w:val="18"/>
                 <w:lang w:eastAsia="ko-KR"/>
               </w:rPr>
-              <w:t>9001_stage1_</w:t>
-            </w:r>
-            <w:proofErr w:type="gramStart"/>
+              <w:t>,</w:t>
+            </w:r>
+            <w:r>
+              <w:rPr>
+                <w:rFonts w:ascii="맑은 고딕" w:eastAsia="맑은 고딕" w:hAnsi="맑은 고딕" w:hint="eastAsia"/>
+                <w:sz w:val="18"/>
+                <w:szCs w:val="18"/>
+                <w:lang w:eastAsia="ko-KR"/>
+              </w:rPr>
+              <w:t xml:space="preserve"> Stage2: </w:t>
+            </w:r>
             <w:r>
               <w:rPr>
                 <w:rFonts w:ascii="맑은 고딕" w:eastAsia="맑은 고딕" w:hAnsi="맑은 고딕"/>
@@ -5824,7 +5178,7 @@
                 <w:szCs w:val="18"/>
                 <w:lang w:eastAsia="ko-KR"/>
               </w:rPr>
-              <w:t>days }</w:t>
+              <w:t>{{ iso9001_stage</w:t>
             </w:r>
             <w:r>
               <w:rPr>
@@ -5833,9 +5187,8 @@
                 <w:szCs w:val="18"/>
                 <w:lang w:eastAsia="ko-KR"/>
               </w:rPr>
-              <w:t>days</w:t>
-            </w:r>
-            <w:proofErr w:type="gramEnd"/>
+              <w:t>2</w:t>
+            </w:r>
             <w:r>
               <w:rPr>
                 <w:rFonts w:ascii="맑은 고딕" w:eastAsia="맑은 고딕" w:hAnsi="맑은 고딕"/>
@@ -5843,7 +5196,7 @@
                 <w:szCs w:val="18"/>
                 <w:lang w:eastAsia="ko-KR"/>
               </w:rPr>
-              <w:t>,</w:t>
+              <w:t>_days }}</w:t>
             </w:r>
             <w:r>
               <w:rPr>
@@ -5852,74 +5205,7 @@
                 <w:szCs w:val="18"/>
                 <w:lang w:eastAsia="ko-KR"/>
               </w:rPr>
-              <w:t xml:space="preserve"> Stage2: </w:t>
-            </w:r>
-            <w:proofErr w:type="gramStart"/>
-            <w:r>
-              <w:rPr>
-                <w:rFonts w:ascii="맑은 고딕" w:eastAsia="맑은 고딕" w:hAnsi="맑은 고딕"/>
-                <w:sz w:val="18"/>
-                <w:szCs w:val="18"/>
-                <w:lang w:eastAsia="ko-KR"/>
-              </w:rPr>
-              <w:t>{iso</w:t>
-            </w:r>
-            <w:proofErr w:type="gramEnd"/>
-            <w:r>
-              <w:rPr>
-                <w:rFonts w:ascii="맑은 고딕" w:eastAsia="맑은 고딕" w:hAnsi="맑은 고딕"/>
-                <w:sz w:val="18"/>
-                <w:szCs w:val="18"/>
-                <w:lang w:eastAsia="ko-KR"/>
-              </w:rPr>
-              <w:t>9001_stage</w:t>
-            </w:r>
-            <w:r>
-              <w:rPr>
-                <w:rFonts w:ascii="맑은 고딕" w:eastAsia="맑은 고딕" w:hAnsi="맑은 고딕" w:hint="eastAsia"/>
-                <w:sz w:val="18"/>
-                <w:szCs w:val="18"/>
-                <w:lang w:eastAsia="ko-KR"/>
-              </w:rPr>
-              <w:t>2</w:t>
-            </w:r>
-            <w:r>
-              <w:rPr>
-                <w:rFonts w:ascii="맑은 고딕" w:eastAsia="맑은 고딕" w:hAnsi="맑은 고딕"/>
-                <w:sz w:val="18"/>
-                <w:szCs w:val="18"/>
-                <w:lang w:eastAsia="ko-KR"/>
-              </w:rPr>
-              <w:t>_</w:t>
-            </w:r>
-            <w:proofErr w:type="gramStart"/>
-            <w:r>
-              <w:rPr>
-                <w:rFonts w:ascii="맑은 고딕" w:eastAsia="맑은 고딕" w:hAnsi="맑은 고딕"/>
-                <w:sz w:val="18"/>
-                <w:szCs w:val="18"/>
-                <w:lang w:eastAsia="ko-KR"/>
-              </w:rPr>
-              <w:t>days }</w:t>
-            </w:r>
-            <w:r>
-              <w:rPr>
-                <w:rFonts w:ascii="맑은 고딕" w:eastAsia="맑은 고딕" w:hAnsi="맑은 고딕" w:hint="eastAsia"/>
-                <w:sz w:val="18"/>
-                <w:szCs w:val="18"/>
-                <w:lang w:eastAsia="ko-KR"/>
-              </w:rPr>
-              <w:t>days</w:t>
-            </w:r>
-            <w:proofErr w:type="gramEnd"/>
-            <w:r>
-              <w:rPr>
-                <w:rFonts w:ascii="맑은 고딕" w:eastAsia="맑은 고딕" w:hAnsi="맑은 고딕" w:hint="eastAsia"/>
-                <w:sz w:val="18"/>
-                <w:szCs w:val="18"/>
-                <w:lang w:eastAsia="ko-KR"/>
-              </w:rPr>
-              <w:t>)</w:t>
+              <w:t>days)</w:t>
             </w:r>
           </w:p>
         </w:tc>
@@ -5941,7 +5227,6 @@
                 <w:szCs w:val="18"/>
               </w:rPr>
             </w:pPr>
-            <w:proofErr w:type="gramStart"/>
             <w:r>
               <w:rPr>
                 <w:rFonts w:ascii="맑은 고딕" w:eastAsia="맑은 고딕" w:hAnsi="맑은 고딕"/>
@@ -5949,17 +5234,7 @@
                 <w:szCs w:val="18"/>
                 <w:lang w:eastAsia="ko-KR"/>
               </w:rPr>
-              <w:t>{ iso</w:t>
-            </w:r>
-            <w:proofErr w:type="gramEnd"/>
-            <w:r>
-              <w:rPr>
-                <w:rFonts w:ascii="맑은 고딕" w:eastAsia="맑은 고딕" w:hAnsi="맑은 고딕"/>
-                <w:sz w:val="18"/>
-                <w:szCs w:val="18"/>
-                <w:lang w:eastAsia="ko-KR"/>
-              </w:rPr>
-              <w:t xml:space="preserve">9001_stage1_2_cost </w:t>
+              <w:t xml:space="preserve">{{ iso9001_stage1_2_cost | format_currency }}</w:t>
             </w:r>
             <w:r>
               <w:rPr>
@@ -5968,56 +5243,7 @@
                 <w:szCs w:val="18"/>
                 <w:lang w:eastAsia="ko-KR"/>
               </w:rPr>
-              <w:t xml:space="preserve">| </w:t>
-            </w:r>
-            <w:proofErr w:type="spellStart"/>
-            <w:r>
-              <w:rPr>
-                <w:rFonts w:ascii="맑은 고딕" w:eastAsia="맑은 고딕" w:hAnsi="맑은 고딕" w:hint="eastAsia"/>
-                <w:sz w:val="18"/>
-                <w:szCs w:val="18"/>
-                <w:lang w:eastAsia="ko-KR"/>
-              </w:rPr>
-              <w:t>format_</w:t>
-            </w:r>
-            <w:proofErr w:type="gramStart"/>
-            <w:r>
-              <w:rPr>
-                <w:rFonts w:ascii="맑은 고딕" w:eastAsia="맑은 고딕" w:hAnsi="맑은 고딕" w:hint="eastAsia"/>
-                <w:sz w:val="18"/>
-                <w:szCs w:val="18"/>
-                <w:lang w:eastAsia="ko-KR"/>
-              </w:rPr>
-              <w:t>currency</w:t>
-            </w:r>
-            <w:proofErr w:type="spellEnd"/>
-            <w:r>
-              <w:rPr>
-                <w:rFonts w:ascii="맑은 고딕" w:eastAsia="맑은 고딕" w:hAnsi="맑은 고딕" w:hint="eastAsia"/>
-                <w:sz w:val="18"/>
-                <w:szCs w:val="18"/>
-                <w:lang w:eastAsia="ko-KR"/>
-              </w:rPr>
               <w:t xml:space="preserve"> </w:t>
-            </w:r>
-            <w:r>
-              <w:rPr>
-                <w:rFonts w:ascii="맑은 고딕" w:eastAsia="맑은 고딕" w:hAnsi="맑은 고딕"/>
-                <w:sz w:val="18"/>
-                <w:szCs w:val="18"/>
-                <w:lang w:eastAsia="ko-KR"/>
-              </w:rPr>
-              <w:t>}</w:t>
-            </w:r>
-            <w:proofErr w:type="gramEnd"/>
-            <w:r>
-              <w:rPr>
-                <w:rFonts w:ascii="맑은 고딕" w:eastAsia="맑은 고딕" w:hAnsi="맑은 고딕"/>
-                <w:sz w:val="18"/>
-                <w:szCs w:val="18"/>
-                <w:lang w:eastAsia="ko-KR"/>
-              </w:rPr>
-              <w:t>}</w:t>
             </w:r>
             <w:r>
               <w:rPr>
@@ -6046,49 +5272,8 @@
                 <w:rFonts w:ascii="맑은 고딕" w:eastAsia="맑은 고딕" w:hAnsi="맑은 고딕"/>
                 <w:sz w:val="18"/>
                 <w:szCs w:val="18"/>
-                <w:lang w:eastAsia="ko-KR"/>
               </w:rPr>
             </w:pPr>
-            <w:proofErr w:type="gramStart"/>
-            <w:r>
-              <w:rPr>
-                <w:rFonts w:ascii="맑은 고딕" w:eastAsia="맑은 고딕" w:hAnsi="맑은 고딕"/>
-                <w:sz w:val="18"/>
-                <w:szCs w:val="18"/>
-                <w:lang w:eastAsia="ko-KR"/>
-              </w:rPr>
-              <w:t>{iso</w:t>
-            </w:r>
-            <w:proofErr w:type="gramEnd"/>
-            <w:r>
-              <w:rPr>
-                <w:rFonts w:ascii="맑은 고딕" w:eastAsia="맑은 고딕" w:hAnsi="맑은 고딕"/>
-                <w:sz w:val="18"/>
-                <w:szCs w:val="18"/>
-                <w:lang w:eastAsia="ko-KR"/>
-              </w:rPr>
-              <w:t>9001_surveillance_</w:t>
-            </w:r>
-            <w:proofErr w:type="gramStart"/>
-            <w:r>
-              <w:rPr>
-                <w:rFonts w:ascii="맑은 고딕" w:eastAsia="맑은 고딕" w:hAnsi="맑은 고딕"/>
-                <w:sz w:val="18"/>
-                <w:szCs w:val="18"/>
-                <w:lang w:eastAsia="ko-KR"/>
-              </w:rPr>
-              <w:t>days}</w:t>
-            </w:r>
-            <w:proofErr w:type="gramEnd"/>
-            <w:r>
-              <w:rPr>
-                <w:rFonts w:ascii="맑은 고딕" w:eastAsia="맑은 고딕" w:hAnsi="맑은 고딕"/>
-                <w:sz w:val="18"/>
-                <w:szCs w:val="18"/>
-                <w:lang w:eastAsia="ko-KR"/>
-              </w:rPr>
-              <w:t>}</w:t>
-            </w:r>
             <w:r>
               <w:rPr>
                 <w:rFonts w:ascii="맑은 고딕" w:eastAsia="맑은 고딕" w:hAnsi="맑은 고딕" w:hint="eastAsia"/>
@@ -6096,16 +5281,7 @@
                 <w:szCs w:val="18"/>
                 <w:lang w:eastAsia="ko-KR"/>
               </w:rPr>
-              <w:t xml:space="preserve"> </w:t>
-            </w:r>
-            <w:r>
-              <w:rPr>
-                <w:rFonts w:ascii="맑은 고딕" w:eastAsia="맑은 고딕" w:hAnsi="맑은 고딕" w:hint="eastAsia"/>
-                <w:sz w:val="18"/>
-                <w:szCs w:val="18"/>
-                <w:lang w:eastAsia="ko-KR"/>
-              </w:rPr>
-              <w:t>days</w:t>
+              <w:t>추후 반영</w:t>
             </w:r>
           </w:p>
         </w:tc>
@@ -6125,14 +5301,62 @@
               <w:cnfStyle w:val="000000000000" w:firstRow="0" w:lastRow="0" w:firstColumn="0" w:lastColumn="0" w:oddVBand="0" w:evenVBand="0" w:oddHBand="0" w:evenHBand="0" w:firstRowFirstColumn="0" w:firstRowLastColumn="0" w:lastRowFirstColumn="0" w:lastRowLastColumn="0"/>
               <w:rPr>
                 <w:rFonts w:ascii="맑은 고딕" w:eastAsia="맑은 고딕" w:hAnsi="맑은 고딕"/>
-                <w:b/>
-                <w:bCs/>
                 <w:color w:val="auto"/>
                 <w:sz w:val="18"/>
                 <w:szCs w:val="18"/>
                 <w:lang w:eastAsia="ko-KR"/>
               </w:rPr>
             </w:pPr>
+            <w:r>
+              <w:rPr>
+                <w:rFonts w:ascii="맑은 고딕" w:eastAsia="맑은 고딕" w:hAnsi="맑은 고딕" w:hint="eastAsia"/>
+                <w:color w:val="auto"/>
+                <w:sz w:val="18"/>
+                <w:szCs w:val="18"/>
+                <w:lang w:eastAsia="ko-KR"/>
+              </w:rPr>
+              <w:t>심사비</w:t>
+            </w:r>
+            <w:r>
+              <w:rPr>
+                <w:rFonts w:ascii="맑은 고딕" w:eastAsia="맑은 고딕" w:hAnsi="맑은 고딕" w:hint="eastAsia"/>
+                <w:color w:val="auto"/>
+                <w:sz w:val="18"/>
+                <w:szCs w:val="18"/>
+                <w:lang w:eastAsia="ko-KR"/>
+              </w:rPr>
+              <w:t>의</w:t>
+            </w:r>
+            <w:r>
+              <w:rPr>
+                <w:rFonts w:ascii="맑은 고딕" w:eastAsia="맑은 고딕" w:hAnsi="맑은 고딕" w:hint="eastAsia"/>
+                <w:color w:val="auto"/>
+                <w:sz w:val="18"/>
+                <w:szCs w:val="18"/>
+                <w:lang w:eastAsia="ko-KR"/>
+              </w:rPr>
+              <w:t xml:space="preserve"> 1</w:t>
+            </w:r>
+            <w:r>
+              <w:rPr>
+                <w:rFonts w:ascii="맑은 고딕" w:eastAsia="맑은 고딕" w:hAnsi="맑은 고딕" w:hint="eastAsia"/>
+                <w:color w:val="auto"/>
+                <w:sz w:val="18"/>
+                <w:szCs w:val="18"/>
+                <w:lang w:eastAsia="ko-KR"/>
+              </w:rPr>
+              <w:t>0</w:t>
+            </w:r>
+            <w:r>
+              <w:rPr>
+                <w:rFonts w:ascii="맑은 고딕" w:eastAsia="맑은 고딕" w:hAnsi="맑은 고딕" w:hint="eastAsia"/>
+                <w:color w:val="auto"/>
+                <w:sz w:val="18"/>
+                <w:szCs w:val="18"/>
+                <w:lang w:eastAsia="ko-KR"/>
+              </w:rPr>
+              <w:t>%</w:t>
+            </w:r>
           </w:p>
         </w:tc>
       </w:tr>
@@ -6153,988 +5377,6 @@
             <w:pPr>
               <w:pStyle w:val="TableText"/>
               <w:rPr>
-                <w:rFonts w:ascii="맑은 고딕" w:eastAsia="맑은 고딕" w:hAnsi="맑은 고딕"/>
-                <w:sz w:val="18"/>
-                <w:szCs w:val="18"/>
-                <w:lang w:eastAsia="ko-KR"/>
-              </w:rPr>
-            </w:pPr>
-            <w:r>
-              <w:rPr>
-                <w:rFonts w:ascii="맑은 고딕" w:eastAsia="맑은 고딕" w:hAnsi="맑은 고딕" w:hint="eastAsia"/>
-                <w:sz w:val="18"/>
-                <w:szCs w:val="18"/>
-                <w:lang w:eastAsia="ko-KR"/>
-              </w:rPr>
-              <w:t>{% if has_iso14001 %}ISO 14001 최초심사{% endif %}</w:t>
-            </w:r>
-          </w:p>
-        </w:tc>
-        <w:tc>
-          <w:tcPr>
-            <w:tcW w:w="2991" w:type="dxa"/>
-            <w:tcBorders>
-              <w:top w:val="single" w:sz="4" w:space="0" w:color="088C8A"/>
-              <w:bottom w:val="single" w:sz="4" w:space="0" w:color="088C8A"/>
-            </w:tcBorders>
-          </w:tcPr>
-          <w:p>
-            <w:pPr>
-              <w:pStyle w:val="TableFigures"/>
-              <w:cnfStyle w:val="000000000000" w:firstRow="0" w:lastRow="0" w:firstColumn="0" w:lastColumn="0" w:oddVBand="0" w:evenVBand="0" w:oddHBand="0" w:evenHBand="0" w:firstRowFirstColumn="0" w:firstRowLastColumn="0" w:lastRowFirstColumn="0" w:lastRowLastColumn="0"/>
-              <w:rPr>
-                <w:rFonts w:ascii="맑은 고딕" w:eastAsia="맑은 고딕" w:hAnsi="맑은 고딕"/>
-                <w:sz w:val="18"/>
-                <w:szCs w:val="18"/>
-                <w:lang w:eastAsia="ko-KR"/>
-              </w:rPr>
-            </w:pPr>
-            <w:proofErr w:type="gramStart"/>
-            <w:r>
-              <w:rPr>
-                <w:rFonts w:ascii="맑은 고딕" w:eastAsia="맑은 고딕" w:hAnsi="맑은 고딕"/>
-                <w:sz w:val="18"/>
-                <w:szCs w:val="18"/>
-                <w:lang w:eastAsia="ko-KR"/>
-              </w:rPr>
-              <w:t>{iso</w:t>
-            </w:r>
-            <w:proofErr w:type="gramEnd"/>
-            <w:r>
-              <w:rPr>
-                <w:rFonts w:ascii="맑은 고딕" w:eastAsia="맑은 고딕" w:hAnsi="맑은 고딕" w:hint="eastAsia"/>
-                <w:sz w:val="18"/>
-                <w:szCs w:val="18"/>
-                <w:lang w:eastAsia="ko-KR"/>
-              </w:rPr>
-              <w:t>14</w:t>
-            </w:r>
-            <w:r>
-              <w:rPr>
-                <w:rFonts w:ascii="맑은 고딕" w:eastAsia="맑은 고딕" w:hAnsi="맑은 고딕"/>
-                <w:sz w:val="18"/>
-                <w:szCs w:val="18"/>
-                <w:lang w:eastAsia="ko-KR"/>
-              </w:rPr>
-              <w:t>001_stage1_2_</w:t>
-            </w:r>
-            <w:proofErr w:type="gramStart"/>
-            <w:r>
-              <w:rPr>
-                <w:rFonts w:ascii="맑은 고딕" w:eastAsia="맑은 고딕" w:hAnsi="맑은 고딕"/>
-                <w:sz w:val="18"/>
-                <w:szCs w:val="18"/>
-                <w:lang w:eastAsia="ko-KR"/>
-              </w:rPr>
-              <w:t>days }days</w:t>
-            </w:r>
-            <w:proofErr w:type="gramEnd"/>
-          </w:p>
-          <w:p>
-            <w:pPr>
-              <w:pStyle w:val="TableFigures"/>
-              <w:cnfStyle w:val="000000000000" w:firstRow="0" w:lastRow="0" w:firstColumn="0" w:lastColumn="0" w:oddVBand="0" w:evenVBand="0" w:oddHBand="0" w:evenHBand="0" w:firstRowFirstColumn="0" w:firstRowLastColumn="0" w:lastRowFirstColumn="0" w:lastRowLastColumn="0"/>
-              <w:rPr>
-                <w:rFonts w:ascii="맑은 고딕" w:eastAsia="맑은 고딕" w:hAnsi="맑은 고딕"/>
-                <w:sz w:val="18"/>
-                <w:szCs w:val="18"/>
-                <w:lang w:eastAsia="ko-KR"/>
-              </w:rPr>
-            </w:pPr>
-            <w:r>
-              <w:rPr>
-                <w:rFonts w:ascii="맑은 고딕" w:eastAsia="맑은 고딕" w:hAnsi="맑은 고딕" w:hint="eastAsia"/>
-                <w:sz w:val="18"/>
-                <w:szCs w:val="18"/>
-                <w:lang w:eastAsia="ko-KR"/>
-              </w:rPr>
-              <w:t xml:space="preserve">(Stage1: </w:t>
-            </w:r>
-            <w:proofErr w:type="gramStart"/>
-            <w:r>
-              <w:rPr>
-                <w:rFonts w:ascii="맑은 고딕" w:eastAsia="맑은 고딕" w:hAnsi="맑은 고딕"/>
-                <w:sz w:val="18"/>
-                <w:szCs w:val="18"/>
-                <w:lang w:eastAsia="ko-KR"/>
-              </w:rPr>
-              <w:t>{iso</w:t>
-            </w:r>
-            <w:proofErr w:type="gramEnd"/>
-            <w:r>
-              <w:rPr>
-                <w:rFonts w:ascii="맑은 고딕" w:eastAsia="맑은 고딕" w:hAnsi="맑은 고딕" w:hint="eastAsia"/>
-                <w:sz w:val="18"/>
-                <w:szCs w:val="18"/>
-                <w:lang w:eastAsia="ko-KR"/>
-              </w:rPr>
-              <w:t>14</w:t>
-            </w:r>
-            <w:r>
-              <w:rPr>
-                <w:rFonts w:ascii="맑은 고딕" w:eastAsia="맑은 고딕" w:hAnsi="맑은 고딕"/>
-                <w:sz w:val="18"/>
-                <w:szCs w:val="18"/>
-                <w:lang w:eastAsia="ko-KR"/>
-              </w:rPr>
-              <w:t>001_stage1_</w:t>
-            </w:r>
-            <w:proofErr w:type="gramStart"/>
-            <w:r>
-              <w:rPr>
-                <w:rFonts w:ascii="맑은 고딕" w:eastAsia="맑은 고딕" w:hAnsi="맑은 고딕"/>
-                <w:sz w:val="18"/>
-                <w:szCs w:val="18"/>
-                <w:lang w:eastAsia="ko-KR"/>
-              </w:rPr>
-              <w:t>days }</w:t>
-            </w:r>
-            <w:r>
-              <w:rPr>
-                <w:rFonts w:ascii="맑은 고딕" w:eastAsia="맑은 고딕" w:hAnsi="맑은 고딕" w:hint="eastAsia"/>
-                <w:sz w:val="18"/>
-                <w:szCs w:val="18"/>
-                <w:lang w:eastAsia="ko-KR"/>
-              </w:rPr>
-              <w:t>days</w:t>
-            </w:r>
-            <w:proofErr w:type="gramEnd"/>
-            <w:r>
-              <w:rPr>
-                <w:rFonts w:ascii="맑은 고딕" w:eastAsia="맑은 고딕" w:hAnsi="맑은 고딕"/>
-                <w:sz w:val="18"/>
-                <w:szCs w:val="18"/>
-                <w:lang w:eastAsia="ko-KR"/>
-              </w:rPr>
-              <w:t>,</w:t>
-            </w:r>
-            <w:r>
-              <w:rPr>
-                <w:rFonts w:ascii="맑은 고딕" w:eastAsia="맑은 고딕" w:hAnsi="맑은 고딕" w:hint="eastAsia"/>
-                <w:sz w:val="18"/>
-                <w:szCs w:val="18"/>
-                <w:lang w:eastAsia="ko-KR"/>
-              </w:rPr>
-              <w:t xml:space="preserve"> Stage2: </w:t>
-            </w:r>
-            <w:proofErr w:type="gramStart"/>
-            <w:r>
-              <w:rPr>
-                <w:rFonts w:ascii="맑은 고딕" w:eastAsia="맑은 고딕" w:hAnsi="맑은 고딕"/>
-                <w:sz w:val="18"/>
-                <w:szCs w:val="18"/>
-                <w:lang w:eastAsia="ko-KR"/>
-              </w:rPr>
-              <w:t>{iso</w:t>
-            </w:r>
-            <w:proofErr w:type="gramEnd"/>
-            <w:r>
-              <w:rPr>
-                <w:rFonts w:ascii="맑은 고딕" w:eastAsia="맑은 고딕" w:hAnsi="맑은 고딕" w:hint="eastAsia"/>
-                <w:sz w:val="18"/>
-                <w:szCs w:val="18"/>
-                <w:lang w:eastAsia="ko-KR"/>
-              </w:rPr>
-              <w:t>14</w:t>
-            </w:r>
-            <w:r>
-              <w:rPr>
-                <w:rFonts w:ascii="맑은 고딕" w:eastAsia="맑은 고딕" w:hAnsi="맑은 고딕"/>
-                <w:sz w:val="18"/>
-                <w:szCs w:val="18"/>
-                <w:lang w:eastAsia="ko-KR"/>
-              </w:rPr>
-              <w:t>001_stage</w:t>
-            </w:r>
-            <w:r>
-              <w:rPr>
-                <w:rFonts w:ascii="맑은 고딕" w:eastAsia="맑은 고딕" w:hAnsi="맑은 고딕" w:hint="eastAsia"/>
-                <w:sz w:val="18"/>
-                <w:szCs w:val="18"/>
-                <w:lang w:eastAsia="ko-KR"/>
-              </w:rPr>
-              <w:t>2</w:t>
-            </w:r>
-            <w:r>
-              <w:rPr>
-                <w:rFonts w:ascii="맑은 고딕" w:eastAsia="맑은 고딕" w:hAnsi="맑은 고딕"/>
-                <w:sz w:val="18"/>
-                <w:szCs w:val="18"/>
-                <w:lang w:eastAsia="ko-KR"/>
-              </w:rPr>
-              <w:t>_</w:t>
-            </w:r>
-            <w:proofErr w:type="gramStart"/>
-            <w:r>
-              <w:rPr>
-                <w:rFonts w:ascii="맑은 고딕" w:eastAsia="맑은 고딕" w:hAnsi="맑은 고딕"/>
-                <w:sz w:val="18"/>
-                <w:szCs w:val="18"/>
-                <w:lang w:eastAsia="ko-KR"/>
-              </w:rPr>
-              <w:t>days }</w:t>
-            </w:r>
-            <w:r>
-              <w:rPr>
-                <w:rFonts w:ascii="맑은 고딕" w:eastAsia="맑은 고딕" w:hAnsi="맑은 고딕" w:hint="eastAsia"/>
-                <w:sz w:val="18"/>
-                <w:szCs w:val="18"/>
-                <w:lang w:eastAsia="ko-KR"/>
-              </w:rPr>
-              <w:t>days</w:t>
-            </w:r>
-            <w:proofErr w:type="gramEnd"/>
-            <w:r>
-              <w:rPr>
-                <w:rFonts w:ascii="맑은 고딕" w:eastAsia="맑은 고딕" w:hAnsi="맑은 고딕" w:hint="eastAsia"/>
-                <w:sz w:val="18"/>
-                <w:szCs w:val="18"/>
-                <w:lang w:eastAsia="ko-KR"/>
-              </w:rPr>
-              <w:t>)</w:t>
-            </w:r>
-          </w:p>
-        </w:tc>
-        <w:tc>
-          <w:tcPr>
-            <w:tcW w:w="2277" w:type="dxa"/>
-            <w:tcBorders>
-              <w:top w:val="single" w:sz="4" w:space="0" w:color="088C8A"/>
-              <w:bottom w:val="single" w:sz="4" w:space="0" w:color="088C8A"/>
-            </w:tcBorders>
-          </w:tcPr>
-          <w:p>
-            <w:pPr>
-              <w:pStyle w:val="TableFigures"/>
-              <w:cnfStyle w:val="000000000000" w:firstRow="0" w:lastRow="0" w:firstColumn="0" w:lastColumn="0" w:oddVBand="0" w:evenVBand="0" w:oddHBand="0" w:evenHBand="0" w:firstRowFirstColumn="0" w:firstRowLastColumn="0" w:lastRowFirstColumn="0" w:lastRowLastColumn="0"/>
-              <w:rPr>
-                <w:rFonts w:ascii="맑은 고딕" w:eastAsia="맑은 고딕" w:hAnsi="맑은 고딕"/>
-                <w:sz w:val="18"/>
-                <w:szCs w:val="18"/>
-                <w:lang w:eastAsia="ko-KR"/>
-              </w:rPr>
-            </w:pPr>
-            <w:proofErr w:type="gramStart"/>
-            <w:r>
-              <w:rPr>
-                <w:rFonts w:ascii="맑은 고딕" w:eastAsia="맑은 고딕" w:hAnsi="맑은 고딕"/>
-                <w:sz w:val="18"/>
-                <w:szCs w:val="18"/>
-                <w:lang w:eastAsia="ko-KR"/>
-              </w:rPr>
-              <w:t>{ iso</w:t>
-            </w:r>
-            <w:proofErr w:type="gramEnd"/>
-            <w:r>
-              <w:rPr>
-                <w:rFonts w:ascii="맑은 고딕" w:eastAsia="맑은 고딕" w:hAnsi="맑은 고딕" w:hint="eastAsia"/>
-                <w:sz w:val="18"/>
-                <w:szCs w:val="18"/>
-                <w:lang w:eastAsia="ko-KR"/>
-              </w:rPr>
-              <w:t>14</w:t>
-            </w:r>
-            <w:r>
-              <w:rPr>
-                <w:rFonts w:ascii="맑은 고딕" w:eastAsia="맑은 고딕" w:hAnsi="맑은 고딕"/>
-                <w:sz w:val="18"/>
-                <w:szCs w:val="18"/>
-                <w:lang w:eastAsia="ko-KR"/>
-              </w:rPr>
-              <w:t xml:space="preserve">001_stage1_2_cost </w:t>
-            </w:r>
-            <w:r>
-              <w:rPr>
-                <w:rFonts w:ascii="맑은 고딕" w:eastAsia="맑은 고딕" w:hAnsi="맑은 고딕" w:hint="eastAsia"/>
-                <w:sz w:val="18"/>
-                <w:szCs w:val="18"/>
-                <w:lang w:eastAsia="ko-KR"/>
-              </w:rPr>
-              <w:t xml:space="preserve">| </w:t>
-            </w:r>
-            <w:proofErr w:type="spellStart"/>
-            <w:r>
-              <w:rPr>
-                <w:rFonts w:ascii="맑은 고딕" w:eastAsia="맑은 고딕" w:hAnsi="맑은 고딕" w:hint="eastAsia"/>
-                <w:sz w:val="18"/>
-                <w:szCs w:val="18"/>
-                <w:lang w:eastAsia="ko-KR"/>
-              </w:rPr>
-              <w:t>format_</w:t>
-            </w:r>
-            <w:proofErr w:type="gramStart"/>
-            <w:r>
-              <w:rPr>
-                <w:rFonts w:ascii="맑은 고딕" w:eastAsia="맑은 고딕" w:hAnsi="맑은 고딕" w:hint="eastAsia"/>
-                <w:sz w:val="18"/>
-                <w:szCs w:val="18"/>
-                <w:lang w:eastAsia="ko-KR"/>
-              </w:rPr>
-              <w:t>currency</w:t>
-            </w:r>
-            <w:proofErr w:type="spellEnd"/>
-            <w:r>
-              <w:rPr>
-                <w:rFonts w:ascii="맑은 고딕" w:eastAsia="맑은 고딕" w:hAnsi="맑은 고딕" w:hint="eastAsia"/>
-                <w:sz w:val="18"/>
-                <w:szCs w:val="18"/>
-                <w:lang w:eastAsia="ko-KR"/>
-              </w:rPr>
-              <w:t xml:space="preserve"> </w:t>
-            </w:r>
-            <w:r>
-              <w:rPr>
-                <w:rFonts w:ascii="맑은 고딕" w:eastAsia="맑은 고딕" w:hAnsi="맑은 고딕"/>
-                <w:sz w:val="18"/>
-                <w:szCs w:val="18"/>
-                <w:lang w:eastAsia="ko-KR"/>
-              </w:rPr>
-              <w:t>}</w:t>
-            </w:r>
-            <w:proofErr w:type="gramEnd"/>
-            <w:r>
-              <w:rPr>
-                <w:rFonts w:ascii="맑은 고딕" w:eastAsia="맑은 고딕" w:hAnsi="맑은 고딕"/>
-                <w:sz w:val="18"/>
-                <w:szCs w:val="18"/>
-                <w:lang w:eastAsia="ko-KR"/>
-              </w:rPr>
-              <w:t>}</w:t>
-            </w:r>
-            <w:r>
-              <w:rPr>
-                <w:rFonts w:ascii="맑은 고딕" w:eastAsia="맑은 고딕" w:hAnsi="맑은 고딕" w:hint="eastAsia"/>
-                <w:sz w:val="18"/>
-                <w:szCs w:val="18"/>
-                <w:lang w:eastAsia="ko-KR"/>
-              </w:rPr>
-              <w:t>원</w:t>
-            </w:r>
-          </w:p>
-        </w:tc>
-        <w:tc>
-          <w:tcPr>
-            <w:tcW w:w="1560" w:type="dxa"/>
-            <w:tcBorders>
-              <w:top w:val="single" w:sz="4" w:space="0" w:color="088C8A"/>
-              <w:bottom w:val="single" w:sz="4" w:space="0" w:color="088C8A"/>
-            </w:tcBorders>
-          </w:tcPr>
-          <w:p>
-            <w:pPr>
-              <w:pStyle w:val="TableFigures"/>
-              <w:cnfStyle w:val="000000000000" w:firstRow="0" w:lastRow="0" w:firstColumn="0" w:lastColumn="0" w:oddVBand="0" w:evenVBand="0" w:oddHBand="0" w:evenHBand="0" w:firstRowFirstColumn="0" w:firstRowLastColumn="0" w:lastRowFirstColumn="0" w:lastRowLastColumn="0"/>
-              <w:rPr>
-                <w:rFonts w:ascii="맑은 고딕" w:eastAsia="맑은 고딕" w:hAnsi="맑은 고딕"/>
-                <w:sz w:val="18"/>
-                <w:szCs w:val="18"/>
-                <w:lang w:eastAsia="ko-KR"/>
-              </w:rPr>
-            </w:pPr>
-            <w:proofErr w:type="gramStart"/>
-            <w:r>
-              <w:rPr>
-                <w:rFonts w:ascii="맑은 고딕" w:eastAsia="맑은 고딕" w:hAnsi="맑은 고딕"/>
-                <w:sz w:val="18"/>
-                <w:szCs w:val="18"/>
-                <w:lang w:eastAsia="ko-KR"/>
-              </w:rPr>
-              <w:t>{iso</w:t>
-            </w:r>
-            <w:proofErr w:type="gramEnd"/>
-            <w:r>
-              <w:rPr>
-                <w:rFonts w:ascii="맑은 고딕" w:eastAsia="맑은 고딕" w:hAnsi="맑은 고딕" w:hint="eastAsia"/>
-                <w:sz w:val="18"/>
-                <w:szCs w:val="18"/>
-                <w:lang w:eastAsia="ko-KR"/>
-              </w:rPr>
-              <w:t>14</w:t>
-            </w:r>
-            <w:r>
-              <w:rPr>
-                <w:rFonts w:ascii="맑은 고딕" w:eastAsia="맑은 고딕" w:hAnsi="맑은 고딕"/>
-                <w:sz w:val="18"/>
-                <w:szCs w:val="18"/>
-                <w:lang w:eastAsia="ko-KR"/>
-              </w:rPr>
-              <w:t>001_surveillance_</w:t>
-            </w:r>
-            <w:proofErr w:type="gramStart"/>
-            <w:r>
-              <w:rPr>
-                <w:rFonts w:ascii="맑은 고딕" w:eastAsia="맑은 고딕" w:hAnsi="맑은 고딕"/>
-                <w:sz w:val="18"/>
-                <w:szCs w:val="18"/>
-                <w:lang w:eastAsia="ko-KR"/>
-              </w:rPr>
-              <w:t>days}</w:t>
-            </w:r>
-            <w:proofErr w:type="gramEnd"/>
-            <w:r>
-              <w:rPr>
-                <w:rFonts w:ascii="맑은 고딕" w:eastAsia="맑은 고딕" w:hAnsi="맑은 고딕"/>
-                <w:sz w:val="18"/>
-                <w:szCs w:val="18"/>
-                <w:lang w:eastAsia="ko-KR"/>
-              </w:rPr>
-              <w:t>}</w:t>
-            </w:r>
-            <w:r>
-              <w:rPr>
-                <w:rFonts w:ascii="맑은 고딕" w:eastAsia="맑은 고딕" w:hAnsi="맑은 고딕" w:hint="eastAsia"/>
-                <w:sz w:val="18"/>
-                <w:szCs w:val="18"/>
-                <w:lang w:eastAsia="ko-KR"/>
-              </w:rPr>
-              <w:t xml:space="preserve"> </w:t>
-            </w:r>
-            <w:r>
-              <w:rPr>
-                <w:rFonts w:ascii="맑은 고딕" w:eastAsia="맑은 고딕" w:hAnsi="맑은 고딕" w:hint="eastAsia"/>
-                <w:sz w:val="18"/>
-                <w:szCs w:val="18"/>
-                <w:lang w:eastAsia="ko-KR"/>
-              </w:rPr>
-              <w:t>days</w:t>
-            </w:r>
-          </w:p>
-        </w:tc>
-        <w:tc>
-          <w:tcPr>
-            <w:tcW w:w="1848" w:type="dxa"/>
-            <w:tcBorders>
-              <w:top w:val="single" w:sz="4" w:space="0" w:color="088C8A"/>
-              <w:bottom w:val="single" w:sz="4" w:space="0" w:color="088C8A"/>
-            </w:tcBorders>
-          </w:tcPr>
-          <w:p>
-            <w:pPr>
-              <w:pStyle w:val="Subhead"/>
-              <w:spacing w:before="80" w:after="80" w:line="280" w:lineRule="exact"/>
-              <w:jc w:val="center"/>
-              <w:cnfStyle w:val="000000000000" w:firstRow="0" w:lastRow="0" w:firstColumn="0" w:lastColumn="0" w:oddVBand="0" w:evenVBand="0" w:oddHBand="0" w:evenHBand="0" w:firstRowFirstColumn="0" w:firstRowLastColumn="0" w:lastRowFirstColumn="0" w:lastRowLastColumn="0"/>
-              <w:rPr>
-                <w:rFonts w:ascii="맑은 고딕" w:eastAsia="맑은 고딕" w:hAnsi="맑은 고딕"/>
-                <w:b/>
-                <w:bCs/>
-                <w:color w:val="auto"/>
-                <w:sz w:val="18"/>
-                <w:szCs w:val="18"/>
-                <w:lang w:eastAsia="ko-KR"/>
-              </w:rPr>
-            </w:pPr>
-          </w:p>
-        </w:tc>
-      </w:tr>
-      <w:tr>
-        <w:trPr>
-          <w:trHeight w:val="342"/>
-        </w:trPr>
-        <w:tc>
-          <w:tcPr>
-            <w:cnfStyle w:val="001000000000" w:firstRow="0" w:lastRow="0" w:firstColumn="1" w:lastColumn="0" w:oddVBand="0" w:evenVBand="0" w:oddHBand="0" w:evenHBand="0" w:firstRowFirstColumn="0" w:firstRowLastColumn="0" w:lastRowFirstColumn="0" w:lastRowLastColumn="0"/>
-            <w:tcW w:w="1985" w:type="dxa"/>
-            <w:tcBorders>
-              <w:top w:val="single" w:sz="4" w:space="0" w:color="088C8A"/>
-              <w:bottom w:val="single" w:sz="4" w:space="0" w:color="088C8A"/>
-            </w:tcBorders>
-          </w:tcPr>
-          <w:p>
-            <w:pPr>
-              <w:pStyle w:val="TableText"/>
-              <w:rPr>
-                <w:rFonts w:ascii="맑은 고딕" w:eastAsia="맑은 고딕" w:hAnsi="맑은 고딕"/>
-                <w:sz w:val="18"/>
-                <w:szCs w:val="18"/>
-                <w:lang w:eastAsia="ko-KR"/>
-              </w:rPr>
-            </w:pPr>
-            <w:r>
-              <w:rPr>
-                <w:rFonts w:ascii="맑은 고딕" w:eastAsia="맑은 고딕" w:hAnsi="맑은 고딕" w:hint="eastAsia"/>
-                <w:sz w:val="18"/>
-                <w:szCs w:val="18"/>
-                <w:lang w:eastAsia="ko-KR"/>
-              </w:rPr>
-              <w:t>{% if has_iso45001 %}ISO 45001 최초심사{% endif %}</w:t>
-            </w:r>
-          </w:p>
-        </w:tc>
-        <w:tc>
-          <w:tcPr>
-            <w:tcW w:w="2991" w:type="dxa"/>
-            <w:tcBorders>
-              <w:top w:val="single" w:sz="4" w:space="0" w:color="088C8A"/>
-              <w:bottom w:val="single" w:sz="4" w:space="0" w:color="088C8A"/>
-            </w:tcBorders>
-          </w:tcPr>
-          <w:p>
-            <w:pPr>
-              <w:pStyle w:val="TableFigures"/>
-              <w:cnfStyle w:val="000000000000" w:firstRow="0" w:lastRow="0" w:firstColumn="0" w:lastColumn="0" w:oddVBand="0" w:evenVBand="0" w:oddHBand="0" w:evenHBand="0" w:firstRowFirstColumn="0" w:firstRowLastColumn="0" w:lastRowFirstColumn="0" w:lastRowLastColumn="0"/>
-              <w:rPr>
-                <w:rFonts w:ascii="맑은 고딕" w:eastAsia="맑은 고딕" w:hAnsi="맑은 고딕"/>
-                <w:sz w:val="18"/>
-                <w:szCs w:val="18"/>
-                <w:lang w:eastAsia="ko-KR"/>
-              </w:rPr>
-            </w:pPr>
-            <w:proofErr w:type="gramStart"/>
-            <w:r>
-              <w:rPr>
-                <w:rFonts w:ascii="맑은 고딕" w:eastAsia="맑은 고딕" w:hAnsi="맑은 고딕"/>
-                <w:sz w:val="18"/>
-                <w:szCs w:val="18"/>
-                <w:lang w:eastAsia="ko-KR"/>
-              </w:rPr>
-              <w:t>{iso</w:t>
-            </w:r>
-            <w:proofErr w:type="gramEnd"/>
-            <w:r>
-              <w:rPr>
-                <w:rFonts w:ascii="맑은 고딕" w:eastAsia="맑은 고딕" w:hAnsi="맑은 고딕" w:hint="eastAsia"/>
-                <w:sz w:val="18"/>
-                <w:szCs w:val="18"/>
-                <w:lang w:eastAsia="ko-KR"/>
-              </w:rPr>
-              <w:t>45</w:t>
-            </w:r>
-            <w:r>
-              <w:rPr>
-                <w:rFonts w:ascii="맑은 고딕" w:eastAsia="맑은 고딕" w:hAnsi="맑은 고딕"/>
-                <w:sz w:val="18"/>
-                <w:szCs w:val="18"/>
-                <w:lang w:eastAsia="ko-KR"/>
-              </w:rPr>
-              <w:t>001_stage1_2_</w:t>
-            </w:r>
-            <w:proofErr w:type="gramStart"/>
-            <w:r>
-              <w:rPr>
-                <w:rFonts w:ascii="맑은 고딕" w:eastAsia="맑은 고딕" w:hAnsi="맑은 고딕"/>
-                <w:sz w:val="18"/>
-                <w:szCs w:val="18"/>
-                <w:lang w:eastAsia="ko-KR"/>
-              </w:rPr>
-              <w:t>days }days</w:t>
-            </w:r>
-            <w:proofErr w:type="gramEnd"/>
-          </w:p>
-          <w:p>
-            <w:pPr>
-              <w:pStyle w:val="TableFigures"/>
-              <w:cnfStyle w:val="000000000000" w:firstRow="0" w:lastRow="0" w:firstColumn="0" w:lastColumn="0" w:oddVBand="0" w:evenVBand="0" w:oddHBand="0" w:evenHBand="0" w:firstRowFirstColumn="0" w:firstRowLastColumn="0" w:lastRowFirstColumn="0" w:lastRowLastColumn="0"/>
-              <w:rPr>
-                <w:rFonts w:ascii="맑은 고딕" w:eastAsia="맑은 고딕" w:hAnsi="맑은 고딕"/>
-                <w:sz w:val="18"/>
-                <w:szCs w:val="18"/>
-                <w:lang w:eastAsia="ko-KR"/>
-              </w:rPr>
-            </w:pPr>
-            <w:r>
-              <w:rPr>
-                <w:rFonts w:ascii="맑은 고딕" w:eastAsia="맑은 고딕" w:hAnsi="맑은 고딕" w:hint="eastAsia"/>
-                <w:sz w:val="18"/>
-                <w:szCs w:val="18"/>
-                <w:lang w:eastAsia="ko-KR"/>
-              </w:rPr>
-              <w:t xml:space="preserve">(Stage1: </w:t>
-            </w:r>
-            <w:proofErr w:type="gramStart"/>
-            <w:r>
-              <w:rPr>
-                <w:rFonts w:ascii="맑은 고딕" w:eastAsia="맑은 고딕" w:hAnsi="맑은 고딕"/>
-                <w:sz w:val="18"/>
-                <w:szCs w:val="18"/>
-                <w:lang w:eastAsia="ko-KR"/>
-              </w:rPr>
-              <w:t>{iso</w:t>
-            </w:r>
-            <w:proofErr w:type="gramEnd"/>
-            <w:r>
-              <w:rPr>
-                <w:rFonts w:ascii="맑은 고딕" w:eastAsia="맑은 고딕" w:hAnsi="맑은 고딕" w:hint="eastAsia"/>
-                <w:sz w:val="18"/>
-                <w:szCs w:val="18"/>
-                <w:lang w:eastAsia="ko-KR"/>
-              </w:rPr>
-              <w:t>45</w:t>
-            </w:r>
-            <w:r>
-              <w:rPr>
-                <w:rFonts w:ascii="맑은 고딕" w:eastAsia="맑은 고딕" w:hAnsi="맑은 고딕"/>
-                <w:sz w:val="18"/>
-                <w:szCs w:val="18"/>
-                <w:lang w:eastAsia="ko-KR"/>
-              </w:rPr>
-              <w:t>001_stage1_</w:t>
-            </w:r>
-            <w:proofErr w:type="gramStart"/>
-            <w:r>
-              <w:rPr>
-                <w:rFonts w:ascii="맑은 고딕" w:eastAsia="맑은 고딕" w:hAnsi="맑은 고딕"/>
-                <w:sz w:val="18"/>
-                <w:szCs w:val="18"/>
-                <w:lang w:eastAsia="ko-KR"/>
-              </w:rPr>
-              <w:t>days }</w:t>
-            </w:r>
-            <w:r>
-              <w:rPr>
-                <w:rFonts w:ascii="맑은 고딕" w:eastAsia="맑은 고딕" w:hAnsi="맑은 고딕" w:hint="eastAsia"/>
-                <w:sz w:val="18"/>
-                <w:szCs w:val="18"/>
-                <w:lang w:eastAsia="ko-KR"/>
-              </w:rPr>
-              <w:t>days</w:t>
-            </w:r>
-            <w:proofErr w:type="gramEnd"/>
-            <w:r>
-              <w:rPr>
-                <w:rFonts w:ascii="맑은 고딕" w:eastAsia="맑은 고딕" w:hAnsi="맑은 고딕"/>
-                <w:sz w:val="18"/>
-                <w:szCs w:val="18"/>
-                <w:lang w:eastAsia="ko-KR"/>
-              </w:rPr>
-              <w:t>,</w:t>
-            </w:r>
-            <w:r>
-              <w:rPr>
-                <w:rFonts w:ascii="맑은 고딕" w:eastAsia="맑은 고딕" w:hAnsi="맑은 고딕" w:hint="eastAsia"/>
-                <w:sz w:val="18"/>
-                <w:szCs w:val="18"/>
-                <w:lang w:eastAsia="ko-KR"/>
-              </w:rPr>
-              <w:t xml:space="preserve"> Stage2: </w:t>
-            </w:r>
-            <w:proofErr w:type="gramStart"/>
-            <w:r>
-              <w:rPr>
-                <w:rFonts w:ascii="맑은 고딕" w:eastAsia="맑은 고딕" w:hAnsi="맑은 고딕"/>
-                <w:sz w:val="18"/>
-                <w:szCs w:val="18"/>
-                <w:lang w:eastAsia="ko-KR"/>
-              </w:rPr>
-              <w:t>{iso</w:t>
-            </w:r>
-            <w:proofErr w:type="gramEnd"/>
-            <w:r>
-              <w:rPr>
-                <w:rFonts w:ascii="맑은 고딕" w:eastAsia="맑은 고딕" w:hAnsi="맑은 고딕" w:hint="eastAsia"/>
-                <w:sz w:val="18"/>
-                <w:szCs w:val="18"/>
-                <w:lang w:eastAsia="ko-KR"/>
-              </w:rPr>
-              <w:t>45</w:t>
-            </w:r>
-            <w:r>
-              <w:rPr>
-                <w:rFonts w:ascii="맑은 고딕" w:eastAsia="맑은 고딕" w:hAnsi="맑은 고딕"/>
-                <w:sz w:val="18"/>
-                <w:szCs w:val="18"/>
-                <w:lang w:eastAsia="ko-KR"/>
-              </w:rPr>
-              <w:t>001_stage</w:t>
-            </w:r>
-            <w:r>
-              <w:rPr>
-                <w:rFonts w:ascii="맑은 고딕" w:eastAsia="맑은 고딕" w:hAnsi="맑은 고딕" w:hint="eastAsia"/>
-                <w:sz w:val="18"/>
-                <w:szCs w:val="18"/>
-                <w:lang w:eastAsia="ko-KR"/>
-              </w:rPr>
-              <w:t>2</w:t>
-            </w:r>
-            <w:r>
-              <w:rPr>
-                <w:rFonts w:ascii="맑은 고딕" w:eastAsia="맑은 고딕" w:hAnsi="맑은 고딕"/>
-                <w:sz w:val="18"/>
-                <w:szCs w:val="18"/>
-                <w:lang w:eastAsia="ko-KR"/>
-              </w:rPr>
-              <w:t>_</w:t>
-            </w:r>
-            <w:proofErr w:type="gramStart"/>
-            <w:r>
-              <w:rPr>
-                <w:rFonts w:ascii="맑은 고딕" w:eastAsia="맑은 고딕" w:hAnsi="맑은 고딕"/>
-                <w:sz w:val="18"/>
-                <w:szCs w:val="18"/>
-                <w:lang w:eastAsia="ko-KR"/>
-              </w:rPr>
-              <w:t>days }</w:t>
-            </w:r>
-            <w:r>
-              <w:rPr>
-                <w:rFonts w:ascii="맑은 고딕" w:eastAsia="맑은 고딕" w:hAnsi="맑은 고딕" w:hint="eastAsia"/>
-                <w:sz w:val="18"/>
-                <w:szCs w:val="18"/>
-                <w:lang w:eastAsia="ko-KR"/>
-              </w:rPr>
-              <w:t>days</w:t>
-            </w:r>
-            <w:proofErr w:type="gramEnd"/>
-            <w:r>
-              <w:rPr>
-                <w:rFonts w:ascii="맑은 고딕" w:eastAsia="맑은 고딕" w:hAnsi="맑은 고딕" w:hint="eastAsia"/>
-                <w:sz w:val="18"/>
-                <w:szCs w:val="18"/>
-                <w:lang w:eastAsia="ko-KR"/>
-              </w:rPr>
-              <w:t>)</w:t>
-            </w:r>
-          </w:p>
-        </w:tc>
-        <w:tc>
-          <w:tcPr>
-            <w:tcW w:w="2277" w:type="dxa"/>
-            <w:tcBorders>
-              <w:top w:val="single" w:sz="4" w:space="0" w:color="088C8A"/>
-              <w:bottom w:val="single" w:sz="4" w:space="0" w:color="088C8A"/>
-            </w:tcBorders>
-          </w:tcPr>
-          <w:p>
-            <w:pPr>
-              <w:pStyle w:val="TableFigures"/>
-              <w:cnfStyle w:val="000000000000" w:firstRow="0" w:lastRow="0" w:firstColumn="0" w:lastColumn="0" w:oddVBand="0" w:evenVBand="0" w:oddHBand="0" w:evenHBand="0" w:firstRowFirstColumn="0" w:firstRowLastColumn="0" w:lastRowFirstColumn="0" w:lastRowLastColumn="0"/>
-              <w:rPr>
-                <w:rFonts w:ascii="맑은 고딕" w:eastAsia="맑은 고딕" w:hAnsi="맑은 고딕"/>
-                <w:sz w:val="18"/>
-                <w:szCs w:val="18"/>
-                <w:lang w:eastAsia="ko-KR"/>
-              </w:rPr>
-            </w:pPr>
-            <w:proofErr w:type="gramStart"/>
-            <w:r>
-              <w:rPr>
-                <w:rFonts w:ascii="맑은 고딕" w:eastAsia="맑은 고딕" w:hAnsi="맑은 고딕"/>
-                <w:sz w:val="18"/>
-                <w:szCs w:val="18"/>
-                <w:lang w:eastAsia="ko-KR"/>
-              </w:rPr>
-              <w:t>{iso</w:t>
-            </w:r>
-            <w:proofErr w:type="gramEnd"/>
-            <w:r>
-              <w:rPr>
-                <w:rFonts w:ascii="맑은 고딕" w:eastAsia="맑은 고딕" w:hAnsi="맑은 고딕" w:hint="eastAsia"/>
-                <w:sz w:val="18"/>
-                <w:szCs w:val="18"/>
-                <w:lang w:eastAsia="ko-KR"/>
-              </w:rPr>
-              <w:t>45</w:t>
-            </w:r>
-            <w:r>
-              <w:rPr>
-                <w:rFonts w:ascii="맑은 고딕" w:eastAsia="맑은 고딕" w:hAnsi="맑은 고딕"/>
-                <w:sz w:val="18"/>
-                <w:szCs w:val="18"/>
-                <w:lang w:eastAsia="ko-KR"/>
-              </w:rPr>
-              <w:t>001_stage1_2_cost</w:t>
-            </w:r>
-            <w:r>
-              <w:rPr>
-                <w:rFonts w:ascii="맑은 고딕" w:eastAsia="맑은 고딕" w:hAnsi="맑은 고딕"/>
-                <w:sz w:val="18"/>
-                <w:szCs w:val="18"/>
-                <w:lang w:eastAsia="ko-KR"/>
-              </w:rPr>
-              <w:t xml:space="preserve"> </w:t>
-            </w:r>
-            <w:r>
-              <w:rPr>
-                <w:rFonts w:ascii="맑은 고딕" w:eastAsia="맑은 고딕" w:hAnsi="맑은 고딕" w:hint="eastAsia"/>
-                <w:sz w:val="18"/>
-                <w:szCs w:val="18"/>
-                <w:lang w:eastAsia="ko-KR"/>
-              </w:rPr>
-              <w:t xml:space="preserve">| </w:t>
-            </w:r>
-            <w:proofErr w:type="spellStart"/>
-            <w:r>
-              <w:rPr>
-                <w:rFonts w:ascii="맑은 고딕" w:eastAsia="맑은 고딕" w:hAnsi="맑은 고딕" w:hint="eastAsia"/>
-                <w:sz w:val="18"/>
-                <w:szCs w:val="18"/>
-                <w:lang w:eastAsia="ko-KR"/>
-              </w:rPr>
-              <w:t>format_</w:t>
-            </w:r>
-            <w:proofErr w:type="gramStart"/>
-            <w:r>
-              <w:rPr>
-                <w:rFonts w:ascii="맑은 고딕" w:eastAsia="맑은 고딕" w:hAnsi="맑은 고딕" w:hint="eastAsia"/>
-                <w:sz w:val="18"/>
-                <w:szCs w:val="18"/>
-                <w:lang w:eastAsia="ko-KR"/>
-              </w:rPr>
-              <w:t>currency</w:t>
-            </w:r>
-            <w:proofErr w:type="spellEnd"/>
-            <w:r>
-              <w:rPr>
-                <w:rFonts w:ascii="맑은 고딕" w:eastAsia="맑은 고딕" w:hAnsi="맑은 고딕"/>
-                <w:sz w:val="18"/>
-                <w:szCs w:val="18"/>
-                <w:lang w:eastAsia="ko-KR"/>
-              </w:rPr>
-              <w:t xml:space="preserve">}</w:t>
-            </w:r>
-            <w:proofErr w:type="gramEnd"/>
-            <w:r>
-              <w:rPr>
-                <w:rFonts w:ascii="맑은 고딕" w:eastAsia="맑은 고딕" w:hAnsi="맑은 고딕"/>
-                <w:sz w:val="18"/>
-                <w:szCs w:val="18"/>
-                <w:lang w:eastAsia="ko-KR"/>
-              </w:rPr>
-              <w:t>}</w:t>
-            </w:r>
-            <w:r>
-              <w:rPr>
-                <w:rFonts w:ascii="맑은 고딕" w:eastAsia="맑은 고딕" w:hAnsi="맑은 고딕" w:hint="eastAsia"/>
-                <w:sz w:val="18"/>
-                <w:szCs w:val="18"/>
-                <w:lang w:eastAsia="ko-KR"/>
-              </w:rPr>
-              <w:t>원</w:t>
-            </w:r>
-          </w:p>
-        </w:tc>
-        <w:tc>
-          <w:tcPr>
-            <w:tcW w:w="1560" w:type="dxa"/>
-            <w:tcBorders>
-              <w:top w:val="single" w:sz="4" w:space="0" w:color="088C8A"/>
-              <w:bottom w:val="single" w:sz="4" w:space="0" w:color="088C8A"/>
-            </w:tcBorders>
-          </w:tcPr>
-          <w:p>
-            <w:pPr>
-              <w:pStyle w:val="TableFigures"/>
-              <w:cnfStyle w:val="000000000000" w:firstRow="0" w:lastRow="0" w:firstColumn="0" w:lastColumn="0" w:oddVBand="0" w:evenVBand="0" w:oddHBand="0" w:evenHBand="0" w:firstRowFirstColumn="0" w:firstRowLastColumn="0" w:lastRowFirstColumn="0" w:lastRowLastColumn="0"/>
-              <w:rPr>
-                <w:rFonts w:ascii="맑은 고딕" w:eastAsia="맑은 고딕" w:hAnsi="맑은 고딕"/>
-                <w:sz w:val="18"/>
-                <w:szCs w:val="18"/>
-                <w:lang w:eastAsia="ko-KR"/>
-              </w:rPr>
-            </w:pPr>
-            <w:proofErr w:type="gramStart"/>
-            <w:r>
-              <w:rPr>
-                <w:rFonts w:ascii="맑은 고딕" w:eastAsia="맑은 고딕" w:hAnsi="맑은 고딕"/>
-                <w:sz w:val="18"/>
-                <w:szCs w:val="18"/>
-                <w:lang w:eastAsia="ko-KR"/>
-              </w:rPr>
-              <w:t>{iso</w:t>
-            </w:r>
-            <w:proofErr w:type="gramEnd"/>
-            <w:r>
-              <w:rPr>
-                <w:rFonts w:ascii="맑은 고딕" w:eastAsia="맑은 고딕" w:hAnsi="맑은 고딕" w:hint="eastAsia"/>
-                <w:sz w:val="18"/>
-                <w:szCs w:val="18"/>
-                <w:lang w:eastAsia="ko-KR"/>
-              </w:rPr>
-              <w:t>45</w:t>
-            </w:r>
-            <w:r>
-              <w:rPr>
-                <w:rFonts w:ascii="맑은 고딕" w:eastAsia="맑은 고딕" w:hAnsi="맑은 고딕"/>
-                <w:sz w:val="18"/>
-                <w:szCs w:val="18"/>
-                <w:lang w:eastAsia="ko-KR"/>
-              </w:rPr>
-              <w:t>001_surveillance_</w:t>
-            </w:r>
-            <w:proofErr w:type="gramStart"/>
-            <w:r>
-              <w:rPr>
-                <w:rFonts w:ascii="맑은 고딕" w:eastAsia="맑은 고딕" w:hAnsi="맑은 고딕"/>
-                <w:sz w:val="18"/>
-                <w:szCs w:val="18"/>
-                <w:lang w:eastAsia="ko-KR"/>
-              </w:rPr>
-              <w:t>days}</w:t>
-            </w:r>
-            <w:proofErr w:type="gramEnd"/>
-            <w:r>
-              <w:rPr>
-                <w:rFonts w:ascii="맑은 고딕" w:eastAsia="맑은 고딕" w:hAnsi="맑은 고딕"/>
-                <w:sz w:val="18"/>
-                <w:szCs w:val="18"/>
-                <w:lang w:eastAsia="ko-KR"/>
-              </w:rPr>
-              <w:t>}</w:t>
-            </w:r>
-            <w:r>
-              <w:rPr>
-                <w:rFonts w:ascii="맑은 고딕" w:eastAsia="맑은 고딕" w:hAnsi="맑은 고딕" w:hint="eastAsia"/>
-                <w:sz w:val="18"/>
-                <w:szCs w:val="18"/>
-                <w:lang w:eastAsia="ko-KR"/>
-              </w:rPr>
-              <w:t xml:space="preserve"> </w:t>
-            </w:r>
-            <w:r>
-              <w:rPr>
-                <w:rFonts w:ascii="맑은 고딕" w:eastAsia="맑은 고딕" w:hAnsi="맑은 고딕" w:hint="eastAsia"/>
-                <w:sz w:val="18"/>
-                <w:szCs w:val="18"/>
-                <w:lang w:eastAsia="ko-KR"/>
-              </w:rPr>
-              <w:t>days</w:t>
-            </w:r>
-          </w:p>
-        </w:tc>
-        <w:tc>
-          <w:tcPr>
-            <w:tcW w:w="1848" w:type="dxa"/>
-            <w:tcBorders>
-              <w:top w:val="single" w:sz="4" w:space="0" w:color="088C8A"/>
-              <w:bottom w:val="single" w:sz="4" w:space="0" w:color="088C8A"/>
-            </w:tcBorders>
-          </w:tcPr>
-          <w:p>
-            <w:pPr>
-              <w:pStyle w:val="Subhead"/>
-              <w:spacing w:before="80" w:after="80" w:line="280" w:lineRule="exact"/>
-              <w:jc w:val="center"/>
-              <w:cnfStyle w:val="000000000000" w:firstRow="0" w:lastRow="0" w:firstColumn="0" w:lastColumn="0" w:oddVBand="0" w:evenVBand="0" w:oddHBand="0" w:evenHBand="0" w:firstRowFirstColumn="0" w:firstRowLastColumn="0" w:lastRowFirstColumn="0" w:lastRowLastColumn="0"/>
-              <w:rPr>
-                <w:rFonts w:ascii="맑은 고딕" w:eastAsia="맑은 고딕" w:hAnsi="맑은 고딕"/>
-                <w:b/>
-                <w:bCs/>
-                <w:color w:val="auto"/>
-                <w:sz w:val="18"/>
-                <w:szCs w:val="18"/>
-                <w:lang w:eastAsia="ko-KR"/>
-              </w:rPr>
-            </w:pPr>
-          </w:p>
-        </w:tc>
-      </w:tr>
-      <w:tr>
-        <w:trPr>
-          <w:trHeight w:val="342"/>
-        </w:trPr>
-        <w:tc>
-          <w:tcPr>
-            <w:cnfStyle w:val="001000000000" w:firstRow="0" w:lastRow="0" w:firstColumn="1" w:lastColumn="0" w:oddVBand="0" w:evenVBand="0" w:oddHBand="0" w:evenHBand="0" w:firstRowFirstColumn="0" w:firstRowLastColumn="0" w:lastRowFirstColumn="0" w:lastRowLastColumn="0"/>
-            <w:tcW w:w="1985" w:type="dxa"/>
-            <w:tcBorders>
-              <w:top w:val="single" w:sz="4" w:space="0" w:color="088C8A"/>
-              <w:bottom w:val="single" w:sz="4" w:space="0" w:color="088C8A"/>
-            </w:tcBorders>
-          </w:tcPr>
-          <w:p>
-            <w:pPr>
-              <w:pStyle w:val="TableText"/>
-              <w:rPr>
                 <w:rFonts w:ascii="맑은 고딕" w:eastAsia="맑은 고딕" w:hAnsi="맑은 고딕" w:cs="Arial"/>
                 <w:sz w:val="18"/>
                 <w:szCs w:val="18"/>
@@ -7143,479 +5385,6 @@
             </w:pPr>
             <w:r>
               <w:rPr>
-                <w:rFonts w:ascii="맑은 고딕" w:eastAsia="맑은 고딕" w:hAnsi="맑은 고딕" w:cs="Arial" w:hint="eastAsia"/>
-                <w:sz w:val="18"/>
-                <w:szCs w:val="18"/>
-                <w:lang w:eastAsia="ko-KR"/>
-              </w:rPr>
-              <w:t>연간관리비</w:t>
-            </w:r>
-          </w:p>
-        </w:tc>
-        <w:tc>
-          <w:tcPr>
-            <w:tcW w:w="2991" w:type="dxa"/>
-            <w:tcBorders>
-              <w:top w:val="single" w:sz="4" w:space="0" w:color="088C8A"/>
-              <w:bottom w:val="single" w:sz="4" w:space="0" w:color="088C8A"/>
-            </w:tcBorders>
-          </w:tcPr>
-          <w:p>
-            <w:pPr>
-              <w:pStyle w:val="TableFigures"/>
-              <w:cnfStyle w:val="000000000000" w:firstRow="0" w:lastRow="0" w:firstColumn="0" w:lastColumn="0" w:oddVBand="0" w:evenVBand="0" w:oddHBand="0" w:evenHBand="0" w:firstRowFirstColumn="0" w:firstRowLastColumn="0" w:lastRowFirstColumn="0" w:lastRowLastColumn="0"/>
-              <w:rPr>
-                <w:rFonts w:ascii="맑은 고딕" w:eastAsia="맑은 고딕" w:hAnsi="맑은 고딕"/>
-                <w:sz w:val="18"/>
-                <w:szCs w:val="18"/>
-                <w:lang w:eastAsia="ko-KR"/>
-              </w:rPr>
-            </w:pPr>
-            <w:r>
-              <w:rPr>
-                <w:rFonts w:ascii="맑은 고딕" w:eastAsia="맑은 고딕" w:hAnsi="맑은 고딕" w:hint="eastAsia"/>
-                <w:sz w:val="18"/>
-                <w:szCs w:val="18"/>
-                <w:lang w:eastAsia="ko-KR"/>
-              </w:rPr>
-              <w:t>-</w:t>
-            </w:r>
-          </w:p>
-        </w:tc>
-        <w:tc>
-          <w:tcPr>
-            <w:tcW w:w="2277" w:type="dxa"/>
-            <w:tcBorders>
-              <w:top w:val="single" w:sz="4" w:space="0" w:color="088C8A"/>
-              <w:bottom w:val="single" w:sz="4" w:space="0" w:color="088C8A"/>
-            </w:tcBorders>
-          </w:tcPr>
-          <w:p>
-            <w:pPr>
-              <w:pStyle w:val="TableFigures"/>
-              <w:cnfStyle w:val="000000000000" w:firstRow="0" w:lastRow="0" w:firstColumn="0" w:lastColumn="0" w:oddVBand="0" w:evenVBand="0" w:oddHBand="0" w:evenHBand="0" w:firstRowFirstColumn="0" w:firstRowLastColumn="0" w:lastRowFirstColumn="0" w:lastRowLastColumn="0"/>
-              <w:rPr>
-                <w:rFonts w:ascii="맑은 고딕" w:eastAsia="맑은 고딕" w:hAnsi="맑은 고딕"/>
-                <w:sz w:val="18"/>
-                <w:szCs w:val="18"/>
-              </w:rPr>
-            </w:pPr>
-            <w:r>
-              <w:rPr>
-                <w:rFonts w:ascii="맑은 고딕" w:eastAsia="맑은 고딕" w:hAnsi="맑은 고딕" w:hint="eastAsia"/>
-                <w:sz w:val="18"/>
-                <w:szCs w:val="18"/>
-                <w:lang w:eastAsia="ko-KR"/>
-              </w:rPr>
-              <w:t>45</w:t>
-            </w:r>
-            <w:r>
-              <w:rPr>
-                <w:rFonts w:ascii="맑은 고딕" w:eastAsia="맑은 고딕" w:hAnsi="맑은 고딕"/>
-                <w:sz w:val="18"/>
-                <w:szCs w:val="18"/>
-              </w:rPr>
-              <w:t>0,000</w:t>
-            </w:r>
-            <w:r>
-              <w:rPr>
-                <w:rFonts w:ascii="맑은 고딕" w:eastAsia="맑은 고딕" w:hAnsi="맑은 고딕" w:hint="eastAsia"/>
-                <w:sz w:val="18"/>
-                <w:szCs w:val="18"/>
-                <w:lang w:eastAsia="ko-KR"/>
-              </w:rPr>
-              <w:t>원</w:t>
-            </w:r>
-          </w:p>
-        </w:tc>
-        <w:tc>
-          <w:tcPr>
-            <w:tcW w:w="1560" w:type="dxa"/>
-            <w:tcBorders>
-              <w:top w:val="single" w:sz="4" w:space="0" w:color="088C8A"/>
-              <w:bottom w:val="single" w:sz="4" w:space="0" w:color="088C8A"/>
-            </w:tcBorders>
-          </w:tcPr>
-          <w:p>
-            <w:pPr>
-              <w:pStyle w:val="TableFigures"/>
-              <w:cnfStyle w:val="000000000000" w:firstRow="0" w:lastRow="0" w:firstColumn="0" w:lastColumn="0" w:oddVBand="0" w:evenVBand="0" w:oddHBand="0" w:evenHBand="0" w:firstRowFirstColumn="0" w:firstRowLastColumn="0" w:lastRowFirstColumn="0" w:lastRowLastColumn="0"/>
-              <w:rPr>
-                <w:rFonts w:ascii="맑은 고딕" w:eastAsia="맑은 고딕" w:hAnsi="맑은 고딕"/>
-                <w:sz w:val="18"/>
-                <w:szCs w:val="18"/>
-                <w:lang w:eastAsia="ko-KR"/>
-              </w:rPr>
-            </w:pPr>
-            <w:r>
-              <w:rPr>
-                <w:rFonts w:ascii="맑은 고딕" w:eastAsia="맑은 고딕" w:hAnsi="맑은 고딕" w:hint="eastAsia"/>
-                <w:sz w:val="18"/>
-                <w:szCs w:val="18"/>
-                <w:lang w:eastAsia="ko-KR"/>
-              </w:rPr>
-              <w:t>450,000원</w:t>
-            </w:r>
-          </w:p>
-        </w:tc>
-        <w:tc>
-          <w:tcPr>
-            <w:tcW w:w="1848" w:type="dxa"/>
-            <w:tcBorders>
-              <w:top w:val="single" w:sz="4" w:space="0" w:color="088C8A"/>
-              <w:bottom w:val="single" w:sz="4" w:space="0" w:color="088C8A"/>
-            </w:tcBorders>
-          </w:tcPr>
-          <w:p>
-            <w:pPr>
-              <w:pStyle w:val="Subhead"/>
-              <w:spacing w:before="80" w:after="80" w:line="280" w:lineRule="exact"/>
-              <w:jc w:val="center"/>
-              <w:cnfStyle w:val="000000000000" w:firstRow="0" w:lastRow="0" w:firstColumn="0" w:lastColumn="0" w:oddVBand="0" w:evenVBand="0" w:oddHBand="0" w:evenHBand="0" w:firstRowFirstColumn="0" w:firstRowLastColumn="0" w:lastRowFirstColumn="0" w:lastRowLastColumn="0"/>
-              <w:rPr>
-                <w:rFonts w:ascii="맑은 고딕" w:eastAsia="맑은 고딕" w:hAnsi="맑은 고딕"/>
-                <w:color w:val="auto"/>
-                <w:sz w:val="18"/>
-                <w:szCs w:val="18"/>
-                <w:lang w:eastAsia="ko-KR"/>
-              </w:rPr>
-            </w:pPr>
-            <w:r>
-              <w:rPr>
-                <w:rFonts w:ascii="맑은 고딕" w:eastAsia="맑은 고딕" w:hAnsi="맑은 고딕" w:hint="eastAsia"/>
-                <w:color w:val="auto"/>
-                <w:sz w:val="18"/>
-                <w:szCs w:val="18"/>
-                <w:lang w:eastAsia="ko-KR"/>
-              </w:rPr>
-              <w:t>Note참조</w:t>
-            </w:r>
-          </w:p>
-        </w:tc>
-      </w:tr>
-      <w:tr>
-        <w:trPr>
-          <w:trHeight w:val="342"/>
-        </w:trPr>
-        <w:tc>
-          <w:tcPr>
-            <w:cnfStyle w:val="001000000000" w:firstRow="0" w:lastRow="0" w:firstColumn="1" w:lastColumn="0" w:oddVBand="0" w:evenVBand="0" w:oddHBand="0" w:evenHBand="0" w:firstRowFirstColumn="0" w:firstRowLastColumn="0" w:lastRowFirstColumn="0" w:lastRowLastColumn="0"/>
-            <w:tcW w:w="1985" w:type="dxa"/>
-            <w:tcBorders>
-              <w:top w:val="single" w:sz="4" w:space="0" w:color="088C8A"/>
-              <w:bottom w:val="single" w:sz="4" w:space="0" w:color="088C8A"/>
-            </w:tcBorders>
-          </w:tcPr>
-          <w:p>
-            <w:pPr>
-              <w:pStyle w:val="TableText"/>
-              <w:rPr>
-                <w:rFonts w:ascii="맑은 고딕" w:eastAsia="맑은 고딕" w:hAnsi="맑은 고딕" w:cs="Arial"/>
-                <w:sz w:val="18"/>
-                <w:szCs w:val="18"/>
-                <w:lang w:eastAsia="ko-KR"/>
-              </w:rPr>
-            </w:pPr>
-            <w:proofErr w:type="spellStart"/>
-            <w:r>
-              <w:rPr>
-                <w:rFonts w:ascii="맑은 고딕" w:eastAsia="맑은 고딕" w:hAnsi="맑은 고딕" w:cs="Arial" w:hint="eastAsia"/>
-                <w:sz w:val="18"/>
-                <w:szCs w:val="18"/>
-                <w:lang w:eastAsia="ko-KR"/>
-              </w:rPr>
-              <w:t>제경비</w:t>
-            </w:r>
-            <w:proofErr w:type="spellEnd"/>
-            <w:r>
-              <w:rPr>
-                <w:rFonts w:ascii="맑은 고딕" w:eastAsia="맑은 고딕" w:hAnsi="맑은 고딕" w:cs="Arial" w:hint="eastAsia"/>
-                <w:sz w:val="18"/>
-                <w:szCs w:val="18"/>
-                <w:lang w:eastAsia="ko-KR"/>
-              </w:rPr>
-              <w:t>(교통비, 숙박비)</w:t>
-            </w:r>
-          </w:p>
-        </w:tc>
-        <w:tc>
-          <w:tcPr>
-            <w:tcW w:w="2991" w:type="dxa"/>
-            <w:tcBorders>
-              <w:top w:val="single" w:sz="4" w:space="0" w:color="088C8A"/>
-              <w:bottom w:val="single" w:sz="4" w:space="0" w:color="088C8A"/>
-            </w:tcBorders>
-          </w:tcPr>
-          <w:p>
-            <w:pPr>
-              <w:pStyle w:val="TableFigures"/>
-              <w:cnfStyle w:val="000000000000" w:firstRow="0" w:lastRow="0" w:firstColumn="0" w:lastColumn="0" w:oddVBand="0" w:evenVBand="0" w:oddHBand="0" w:evenHBand="0" w:firstRowFirstColumn="0" w:firstRowLastColumn="0" w:lastRowFirstColumn="0" w:lastRowLastColumn="0"/>
-              <w:rPr>
-                <w:rFonts w:ascii="맑은 고딕" w:eastAsia="맑은 고딕" w:hAnsi="맑은 고딕"/>
-                <w:sz w:val="18"/>
-                <w:szCs w:val="18"/>
-                <w:lang w:eastAsia="ko-KR"/>
-              </w:rPr>
-            </w:pPr>
-            <w:r>
-              <w:rPr>
-                <w:rFonts w:ascii="맑은 고딕" w:eastAsia="맑은 고딕" w:hAnsi="맑은 고딕" w:hint="eastAsia"/>
-                <w:sz w:val="18"/>
-                <w:szCs w:val="18"/>
-                <w:lang w:eastAsia="ko-KR"/>
-              </w:rPr>
-              <w:t>-</w:t>
-            </w:r>
-          </w:p>
-        </w:tc>
-        <w:tc>
-          <w:tcPr>
-            <w:tcW w:w="2277" w:type="dxa"/>
-            <w:tcBorders>
-              <w:top w:val="single" w:sz="4" w:space="0" w:color="088C8A"/>
-              <w:bottom w:val="single" w:sz="4" w:space="0" w:color="088C8A"/>
-            </w:tcBorders>
-          </w:tcPr>
-          <w:p>
-            <w:pPr>
-              <w:pStyle w:val="TableFigures"/>
-              <w:cnfStyle w:val="000000000000" w:firstRow="0" w:lastRow="0" w:firstColumn="0" w:lastColumn="0" w:oddVBand="0" w:evenVBand="0" w:oddHBand="0" w:evenHBand="0" w:firstRowFirstColumn="0" w:firstRowLastColumn="0" w:lastRowFirstColumn="0" w:lastRowLastColumn="0"/>
-              <w:rPr>
-                <w:rFonts w:ascii="맑은 고딕" w:eastAsia="맑은 고딕" w:hAnsi="맑은 고딕"/>
-                <w:sz w:val="18"/>
-                <w:szCs w:val="18"/>
-              </w:rPr>
-            </w:pPr>
-            <w:proofErr w:type="gramStart"/>
-            <w:r>
-              <w:rPr>
-                <w:rFonts w:ascii="맑은 고딕" w:eastAsia="맑은 고딕" w:hAnsi="맑은 고딕"/>
-                <w:sz w:val="18"/>
-                <w:szCs w:val="18"/>
-                <w:lang w:eastAsia="ko-KR"/>
-              </w:rPr>
-              <w:t xml:space="preserve">{</w:t>
-            </w:r>
-            <w:proofErr w:type="spellStart"/>
-            <w:r>
-              <w:rPr>
-                <w:rFonts w:ascii="맑은 고딕" w:eastAsia="맑은 고딕" w:hAnsi="맑은 고딕"/>
-                <w:sz w:val="18"/>
-                <w:szCs w:val="18"/>
-                <w:lang w:eastAsia="ko-KR"/>
-              </w:rPr>
-              <w:t>travel</w:t>
-            </w:r>
-            <w:proofErr w:type="gramEnd"/>
-            <w:r>
-              <w:rPr>
-                <w:rFonts w:ascii="맑은 고딕" w:eastAsia="맑은 고딕" w:hAnsi="맑은 고딕"/>
-                <w:sz w:val="18"/>
-                <w:szCs w:val="18"/>
-                <w:lang w:eastAsia="ko-KR"/>
-              </w:rPr>
-              <w:t>_expense</w:t>
-            </w:r>
-            <w:proofErr w:type="spellEnd"/>
-            <w:r>
-              <w:rPr>
-                <w:rFonts w:ascii="맑은 고딕" w:eastAsia="맑은 고딕" w:hAnsi="맑은 고딕"/>
-                <w:sz w:val="18"/>
-                <w:szCs w:val="18"/>
-                <w:lang w:eastAsia="ko-KR"/>
-              </w:rPr>
-              <w:t xml:space="preserve"> | </w:t>
-            </w:r>
-            <w:proofErr w:type="spellStart"/>
-            <w:r>
-              <w:rPr>
-                <w:rFonts w:ascii="맑은 고딕" w:eastAsia="맑은 고딕" w:hAnsi="맑은 고딕"/>
-                <w:sz w:val="18"/>
-                <w:szCs w:val="18"/>
-                <w:lang w:eastAsia="ko-KR"/>
-              </w:rPr>
-              <w:t>format_</w:t>
-            </w:r>
-            <w:proofErr w:type="gramStart"/>
-            <w:r>
-              <w:rPr>
-                <w:rFonts w:ascii="맑은 고딕" w:eastAsia="맑은 고딕" w:hAnsi="맑은 고딕"/>
-                <w:sz w:val="18"/>
-                <w:szCs w:val="18"/>
-                <w:lang w:eastAsia="ko-KR"/>
-              </w:rPr>
-              <w:t>currency</w:t>
-            </w:r>
-            <w:proofErr w:type="spellEnd"/>
-            <w:r>
-              <w:rPr>
-                <w:rFonts w:ascii="맑은 고딕" w:eastAsia="맑은 고딕" w:hAnsi="맑은 고딕"/>
-                <w:sz w:val="18"/>
-                <w:szCs w:val="18"/>
-                <w:lang w:eastAsia="ko-KR"/>
-              </w:rPr>
-              <w:t xml:space="preserve">}</w:t>
-            </w:r>
-            <w:proofErr w:type="gramEnd"/>
-            <w:r>
-              <w:rPr>
-                <w:rFonts w:ascii="맑은 고딕" w:eastAsia="맑은 고딕" w:hAnsi="맑은 고딕"/>
-                <w:sz w:val="18"/>
-                <w:szCs w:val="18"/>
-                <w:lang w:eastAsia="ko-KR"/>
-              </w:rPr>
-              <w:t>}</w:t>
-            </w:r>
-            <w:r>
-              <w:rPr>
-                <w:rFonts w:ascii="맑은 고딕" w:eastAsia="맑은 고딕" w:hAnsi="맑은 고딕" w:hint="eastAsia"/>
-                <w:sz w:val="18"/>
-                <w:szCs w:val="18"/>
-                <w:lang w:eastAsia="ko-KR"/>
-              </w:rPr>
-              <w:t xml:space="preserve"> </w:t>
-            </w:r>
-            <w:r>
-              <w:rPr>
-                <w:rFonts w:ascii="맑은 고딕" w:eastAsia="맑은 고딕" w:hAnsi="맑은 고딕" w:hint="eastAsia"/>
-                <w:sz w:val="18"/>
-                <w:szCs w:val="18"/>
-                <w:lang w:eastAsia="ko-KR"/>
-              </w:rPr>
-              <w:t>원</w:t>
-            </w:r>
-          </w:p>
-        </w:tc>
-        <w:tc>
-          <w:tcPr>
-            <w:tcW w:w="1560" w:type="dxa"/>
-            <w:tcBorders>
-              <w:top w:val="single" w:sz="4" w:space="0" w:color="088C8A"/>
-              <w:bottom w:val="single" w:sz="4" w:space="0" w:color="088C8A"/>
-            </w:tcBorders>
-          </w:tcPr>
-          <w:p>
-            <w:pPr>
-              <w:pStyle w:val="TableFigures"/>
-              <w:cnfStyle w:val="000000000000" w:firstRow="0" w:lastRow="0" w:firstColumn="0" w:lastColumn="0" w:oddVBand="0" w:evenVBand="0" w:oddHBand="0" w:evenHBand="0" w:firstRowFirstColumn="0" w:firstRowLastColumn="0" w:lastRowFirstColumn="0" w:lastRowLastColumn="0"/>
-              <w:rPr>
-                <w:rFonts w:ascii="맑은 고딕" w:eastAsia="맑은 고딕" w:hAnsi="맑은 고딕"/>
-                <w:sz w:val="18"/>
-                <w:szCs w:val="18"/>
-              </w:rPr>
-            </w:pPr>
-            <w:r>
-              <w:rPr>
-                <w:rFonts w:ascii="맑은 고딕" w:eastAsia="맑은 고딕" w:hAnsi="맑은 고딕" w:hint="eastAsia"/>
-                <w:sz w:val="18"/>
-                <w:szCs w:val="18"/>
-                <w:lang w:eastAsia="ko-KR"/>
-              </w:rPr>
-              <w:t>추후 반영</w:t>
-            </w:r>
-          </w:p>
-        </w:tc>
-        <w:tc>
-          <w:tcPr>
-            <w:tcW w:w="1848" w:type="dxa"/>
-            <w:tcBorders>
-              <w:top w:val="single" w:sz="4" w:space="0" w:color="088C8A"/>
-              <w:bottom w:val="single" w:sz="4" w:space="0" w:color="088C8A"/>
-            </w:tcBorders>
-          </w:tcPr>
-          <w:p>
-            <w:pPr>
-              <w:pStyle w:val="Subhead"/>
-              <w:spacing w:before="80" w:after="80" w:line="280" w:lineRule="exact"/>
-              <w:jc w:val="center"/>
-              <w:cnfStyle w:val="000000000000" w:firstRow="0" w:lastRow="0" w:firstColumn="0" w:lastColumn="0" w:oddVBand="0" w:evenVBand="0" w:oddHBand="0" w:evenHBand="0" w:firstRowFirstColumn="0" w:firstRowLastColumn="0" w:lastRowFirstColumn="0" w:lastRowLastColumn="0"/>
-              <w:rPr>
-                <w:rFonts w:ascii="맑은 고딕" w:eastAsia="맑은 고딕" w:hAnsi="맑은 고딕"/>
-                <w:color w:val="auto"/>
-                <w:sz w:val="18"/>
-                <w:szCs w:val="18"/>
-                <w:lang w:eastAsia="ko-KR"/>
-              </w:rPr>
-            </w:pPr>
-            <w:r>
-              <w:rPr>
-                <w:rFonts w:ascii="맑은 고딕" w:eastAsia="맑은 고딕" w:hAnsi="맑은 고딕" w:hint="eastAsia"/>
-                <w:color w:val="auto"/>
-                <w:sz w:val="18"/>
-                <w:szCs w:val="18"/>
-                <w:lang w:eastAsia="ko-KR"/>
-              </w:rPr>
-              <w:t>심사비</w:t>
-            </w:r>
-            <w:r>
-              <w:rPr>
-                <w:rFonts w:ascii="맑은 고딕" w:eastAsia="맑은 고딕" w:hAnsi="맑은 고딕" w:hint="eastAsia"/>
-                <w:color w:val="auto"/>
-                <w:sz w:val="18"/>
-                <w:szCs w:val="18"/>
-                <w:lang w:eastAsia="ko-KR"/>
-              </w:rPr>
-              <w:t>의</w:t>
-            </w:r>
-            <w:r>
-              <w:rPr>
-                <w:rFonts w:ascii="맑은 고딕" w:eastAsia="맑은 고딕" w:hAnsi="맑은 고딕" w:hint="eastAsia"/>
-                <w:color w:val="auto"/>
-                <w:sz w:val="18"/>
-                <w:szCs w:val="18"/>
-                <w:lang w:eastAsia="ko-KR"/>
-              </w:rPr>
-              <w:t xml:space="preserve"> 1</w:t>
-            </w:r>
-            <w:r>
-              <w:rPr>
-                <w:rFonts w:ascii="맑은 고딕" w:eastAsia="맑은 고딕" w:hAnsi="맑은 고딕" w:hint="eastAsia"/>
-                <w:color w:val="auto"/>
-                <w:sz w:val="18"/>
-                <w:szCs w:val="18"/>
-                <w:lang w:eastAsia="ko-KR"/>
-              </w:rPr>
-              <w:t>0</w:t>
-            </w:r>
-            <w:r>
-              <w:rPr>
-                <w:rFonts w:ascii="맑은 고딕" w:eastAsia="맑은 고딕" w:hAnsi="맑은 고딕" w:hint="eastAsia"/>
-                <w:color w:val="auto"/>
-                <w:sz w:val="18"/>
-                <w:szCs w:val="18"/>
-                <w:lang w:eastAsia="ko-KR"/>
-              </w:rPr>
-              <w:t>%</w:t>
-            </w:r>
-          </w:p>
-        </w:tc>
-      </w:tr>
-      <w:tr>
-        <w:trPr>
-          <w:trHeight w:val="342"/>
-        </w:trPr>
-        <w:tc>
-          <w:tcPr>
-            <w:cnfStyle w:val="001000000000" w:firstRow="0" w:lastRow="0" w:firstColumn="1" w:lastColumn="0" w:oddVBand="0" w:evenVBand="0" w:oddHBand="0" w:evenHBand="0" w:firstRowFirstColumn="0" w:firstRowLastColumn="0" w:lastRowFirstColumn="0" w:lastRowLastColumn="0"/>
-            <w:tcW w:w="1985" w:type="dxa"/>
-            <w:tcBorders>
-              <w:top w:val="single" w:sz="4" w:space="0" w:color="088C8A"/>
-              <w:bottom w:val="single" w:sz="4" w:space="0" w:color="088C8A"/>
-            </w:tcBorders>
-          </w:tcPr>
-          <w:p>
-            <w:pPr>
-              <w:pStyle w:val="TableText"/>
-              <w:rPr>
-                <w:rFonts w:ascii="맑은 고딕" w:eastAsia="맑은 고딕" w:hAnsi="맑은 고딕" w:cs="Arial"/>
-                <w:sz w:val="18"/>
-                <w:szCs w:val="18"/>
-                <w:lang w:eastAsia="ko-KR"/>
-              </w:rPr>
-            </w:pPr>
-            <w:proofErr w:type="spellStart"/>
-            <w:r>
-              <w:rPr>
                 <w:rFonts w:ascii="맑은 고딕" w:eastAsia="맑은 고딕" w:hAnsi="맑은 고딕" w:hint="eastAsia"/>
                 <w:sz w:val="18"/>
                 <w:szCs w:val="20"/>
@@ -7623,7 +5392,6 @@
               </w:rPr>
               <w:t>고객포털</w:t>
             </w:r>
-            <w:proofErr w:type="spellEnd"/>
             <w:r>
               <w:rPr>
                 <w:rFonts w:ascii="맑은 고딕" w:eastAsia="맑은 고딕" w:hAnsi="맑은 고딕"/>
@@ -7861,7 +5629,6 @@
                 <w:highlight w:val="yellow"/>
               </w:rPr>
             </w:pPr>
-            <w:proofErr w:type="gramStart"/>
             <w:r>
               <w:rPr>
                 <w:rFonts w:ascii="맑은 고딕" w:eastAsia="맑은 고딕" w:hAnsi="맑은 고딕"/>
@@ -7872,72 +5639,7 @@
                 <w:highlight w:val="yellow"/>
                 <w:lang w:eastAsia="ko-KR"/>
               </w:rPr>
-              <w:t>{</w:t>
-            </w:r>
-            <w:proofErr w:type="spellStart"/>
-            <w:r>
-              <w:rPr>
-                <w:rFonts w:ascii="맑은 고딕" w:eastAsia="맑은 고딕" w:hAnsi="맑은 고딕"/>
-                <w:b/>
-                <w:bCs/>
-                <w:sz w:val="20"/>
-                <w:szCs w:val="20"/>
-                <w:highlight w:val="yellow"/>
-                <w:lang w:eastAsia="ko-KR"/>
-              </w:rPr>
-              <w:t>total</w:t>
-            </w:r>
-            <w:proofErr w:type="gramEnd"/>
-            <w:r>
-              <w:rPr>
-                <w:rFonts w:ascii="맑은 고딕" w:eastAsia="맑은 고딕" w:hAnsi="맑은 고딕"/>
-                <w:b/>
-                <w:bCs/>
-                <w:sz w:val="20"/>
-                <w:szCs w:val="20"/>
-                <w:highlight w:val="yellow"/>
-                <w:lang w:eastAsia="ko-KR"/>
-              </w:rPr>
-              <w:t>_audit_</w:t>
-            </w:r>
-            <w:proofErr w:type="gramStart"/>
-            <w:r>
-              <w:rPr>
-                <w:rFonts w:ascii="맑은 고딕" w:eastAsia="맑은 고딕" w:hAnsi="맑은 고딕"/>
-                <w:b/>
-                <w:bCs/>
-                <w:sz w:val="20"/>
-                <w:szCs w:val="20"/>
-                <w:highlight w:val="yellow"/>
-                <w:lang w:eastAsia="ko-KR"/>
-              </w:rPr>
-              <w:t>days</w:t>
-            </w:r>
-            <w:proofErr w:type="spellEnd"/>
-            <w:r>
-              <w:rPr>
-                <w:rFonts w:ascii="맑은 고딕" w:eastAsia="맑은 고딕" w:hAnsi="맑은 고딕"/>
-                <w:b/>
-                <w:bCs/>
-                <w:sz w:val="20"/>
-                <w:szCs w:val="20"/>
-                <w:highlight w:val="yellow"/>
-                <w:lang w:eastAsia="ko-KR"/>
-              </w:rPr>
-              <w:t xml:space="preserve">}</w:t>
-            </w:r>
-            <w:proofErr w:type="gramEnd"/>
-            <w:r>
-              <w:rPr>
-                <w:rFonts w:ascii="맑은 고딕" w:eastAsia="맑은 고딕" w:hAnsi="맑은 고딕"/>
-                <w:b/>
-                <w:bCs/>
-                <w:sz w:val="20"/>
-                <w:szCs w:val="20"/>
-                <w:highlight w:val="yellow"/>
-                <w:lang w:eastAsia="ko-KR"/>
-              </w:rPr>
-              <w:t>}</w:t>
+              <w:t>{{ total_audit_days }}</w:t>
             </w:r>
             <w:r>
               <w:rPr>
@@ -7986,7 +5688,6 @@
                 <w:lang w:eastAsia="ko-KR"/>
               </w:rPr>
             </w:pPr>
-            <w:proofErr w:type="gramStart"/>
             <w:r>
               <w:rPr>
                 <w:rFonts w:ascii="맑은 고딕" w:eastAsia="맑은 고딕" w:hAnsi="맑은 고딕"/>
@@ -7997,9 +5698,8 @@
                 <w:highlight w:val="yellow"/>
                 <w:lang w:eastAsia="ko-KR"/>
               </w:rPr>
-              <w:t>{ </w:t>
-            </w:r>
-            <w:proofErr w:type="spellStart"/>
+              <w:t>{{ </w:t>
+            </w:r>
             <w:r>
               <w:rPr>
                 <w:rFonts w:ascii="맑은 고딕" w:eastAsia="맑은 고딕" w:hAnsi="맑은 고딕"/>
@@ -8010,9 +5710,8 @@
                 <w:highlight w:val="yellow"/>
                 <w:lang w:eastAsia="ko-KR"/>
               </w:rPr>
-              <w:t>total</w:t>
-            </w:r>
-            <w:proofErr w:type="gramEnd"/>
+              <w:t>total_cost_with_travel</w:t>
+            </w:r>
             <w:r>
               <w:rPr>
                 <w:rFonts w:ascii="맑은 고딕" w:eastAsia="맑은 고딕" w:hAnsi="맑은 고딕"/>
@@ -8023,9 +5722,8 @@
                 <w:highlight w:val="yellow"/>
                 <w:lang w:eastAsia="ko-KR"/>
               </w:rPr>
-              <w:t>_cost_with_travel</w:t>
-            </w:r>
-            <w:proofErr w:type="spellEnd"/>
+              <w:t> </w:t>
+            </w:r>
             <w:r>
               <w:rPr>
                 <w:rFonts w:ascii="맑은 고딕" w:eastAsia="맑은 고딕" w:hAnsi="맑은 고딕"/>
@@ -8036,7 +5734,7 @@
                 <w:highlight w:val="yellow"/>
                 <w:lang w:eastAsia="ko-KR"/>
               </w:rPr>
-              <w:t> </w:t>
+              <w:t xml:space="preserve">| format_currency </w:t>
             </w:r>
             <w:r>
               <w:rPr>
@@ -8048,71 +5746,7 @@
                 <w:highlight w:val="yellow"/>
                 <w:lang w:eastAsia="ko-KR"/>
               </w:rPr>
-              <w:t xml:space="preserve">| </w:t>
-            </w:r>
-            <w:proofErr w:type="spellStart"/>
-            <w:r>
-              <w:rPr>
-                <w:rFonts w:ascii="맑은 고딕" w:eastAsia="맑은 고딕" w:hAnsi="맑은 고딕"/>
-                <w:b/>
-                <w:bCs/>
-                <w:sz w:val="20"/>
-                <w:szCs w:val="20"/>
-                <w:highlight w:val="yellow"/>
-                <w:lang w:eastAsia="ko-KR"/>
-              </w:rPr>
-              <w:t>format_</w:t>
-            </w:r>
-            <w:proofErr w:type="gramStart"/>
-            <w:r>
-              <w:rPr>
-                <w:rFonts w:ascii="맑은 고딕" w:eastAsia="맑은 고딕" w:hAnsi="맑은 고딕"/>
-                <w:b/>
-                <w:bCs/>
-                <w:sz w:val="20"/>
-                <w:szCs w:val="20"/>
-                <w:highlight w:val="yellow"/>
-                <w:lang w:eastAsia="ko-KR"/>
-              </w:rPr>
-              <w:t>currency</w:t>
-            </w:r>
-            <w:proofErr w:type="spellEnd"/>
-            <w:r>
-              <w:rPr>
-                <w:rFonts w:ascii="맑은 고딕" w:eastAsia="맑은 고딕" w:hAnsi="맑은 고딕"/>
-                <w:b/>
-                <w:bCs/>
-                <w:sz w:val="20"/>
-                <w:szCs w:val="20"/>
-                <w:highlight w:val="yellow"/>
-                <w:lang w:eastAsia="ko-KR"/>
-              </w:rPr>
-              <w:t xml:space="preserve"> </w:t>
-            </w:r>
-            <w:r>
-              <w:rPr>
-                <w:rFonts w:ascii="맑은 고딕" w:eastAsia="맑은 고딕" w:hAnsi="맑은 고딕"/>
-                <w:b/>
-                <w:bCs/>
-                <w:sz w:val="20"/>
-                <w:szCs w:val="20"/>
-                <w:highlight w:val="yellow"/>
-                <w:lang w:eastAsia="ko-KR"/>
-              </w:rPr>
-              <w:t>}</w:t>
-            </w:r>
-            <w:proofErr w:type="gramEnd"/>
-            <w:r>
-              <w:rPr>
-                <w:rFonts w:ascii="맑은 고딕" w:eastAsia="맑은 고딕" w:hAnsi="맑은 고딕"/>
-                <w:b/>
-                <w:bCs/>
-                <w:sz w:val="20"/>
-                <w:szCs w:val="20"/>
-                <w:highlight w:val="yellow"/>
-                <w:lang w:eastAsia="ko-KR"/>
-              </w:rPr>
-              <w:t>}</w:t>
+              <w:t>}}</w:t>
             </w:r>
             <w:r>
               <w:rPr>
@@ -8359,7 +5993,6 @@
               </w:rPr>
               <w:t xml:space="preserve"> </w:t>
             </w:r>
-            <w:proofErr w:type="spellStart"/>
             <w:r>
               <w:rPr>
                 <w:rFonts w:ascii="맑은 고딕" w:eastAsia="맑은 고딕" w:hAnsi="맑은 고딕" w:hint="eastAsia"/>
@@ -8369,9 +6002,41 @@
                 <w:szCs w:val="16"/>
                 <w:lang w:eastAsia="ko-KR"/>
               </w:rPr>
-              <w:t>심사요율</w:t>
-            </w:r>
-            <w:proofErr w:type="spellEnd"/>
+              <w:t>심사요율:</w:t>
+            </w:r>
+            <w:r>
+              <w:rPr>
+                <w:rFonts w:ascii="맑은 고딕" w:eastAsia="맑은 고딕" w:hAnsi="맑은 고딕"/>
+                <w:b w:val="0"/>
+                <w:bCs w:val="0"/>
+                <w:sz w:val="16"/>
+                <w:szCs w:val="16"/>
+                <w:lang w:eastAsia="ko-KR"/>
+              </w:rPr>
+              <w:t xml:space="preserve"> 1,</w:t>
+            </w:r>
+            <w:r>
+              <w:rPr>
+                <w:rFonts w:ascii="맑은 고딕" w:eastAsia="맑은 고딕" w:hAnsi="맑은 고딕"/>
+                <w:b w:val="0"/>
+                <w:bCs w:val="0"/>
+                <w:sz w:val="16"/>
+                <w:szCs w:val="16"/>
+                <w:lang w:eastAsia="ko-KR"/>
+              </w:rPr>
+              <w:t>40</w:t>
+            </w:r>
+            <w:r>
+              <w:rPr>
+                <w:rFonts w:ascii="맑은 고딕" w:eastAsia="맑은 고딕" w:hAnsi="맑은 고딕"/>
+                <w:b w:val="0"/>
+                <w:bCs w:val="0"/>
+                <w:sz w:val="16"/>
+                <w:szCs w:val="16"/>
+                <w:lang w:eastAsia="ko-KR"/>
+              </w:rPr>
+              <w:t>0,000</w:t>
+            </w:r>
             <w:r>
               <w:rPr>
                 <w:rFonts w:ascii="맑은 고딕" w:eastAsia="맑은 고딕" w:hAnsi="맑은 고딕" w:hint="eastAsia"/>
@@ -8381,7 +6046,7 @@
                 <w:szCs w:val="16"/>
                 <w:lang w:eastAsia="ko-KR"/>
               </w:rPr>
-              <w:t>:</w:t>
+              <w:t>원/</w:t>
             </w:r>
             <w:r>
               <w:rPr>
@@ -8392,29 +6057,7 @@
                 <w:szCs w:val="16"/>
                 <w:lang w:eastAsia="ko-KR"/>
               </w:rPr>
-              <w:t xml:space="preserve"> 1,</w:t>
-            </w:r>
-            <w:r>
-              <w:rPr>
-                <w:rFonts w:ascii="맑은 고딕" w:eastAsia="맑은 고딕" w:hAnsi="맑은 고딕"/>
-                <w:b w:val="0"/>
-                <w:bCs w:val="0"/>
-                <w:sz w:val="16"/>
-                <w:szCs w:val="16"/>
-                <w:lang w:eastAsia="ko-KR"/>
-              </w:rPr>
-              <w:t>40</w:t>
-            </w:r>
-            <w:r>
-              <w:rPr>
-                <w:rFonts w:ascii="맑은 고딕" w:eastAsia="맑은 고딕" w:hAnsi="맑은 고딕"/>
-                <w:b w:val="0"/>
-                <w:bCs w:val="0"/>
-                <w:sz w:val="16"/>
-                <w:szCs w:val="16"/>
-                <w:lang w:eastAsia="ko-KR"/>
-              </w:rPr>
-              <w:t>0,000</w:t>
+              <w:t>day</w:t>
             </w:r>
             <w:r>
               <w:rPr>
@@ -8425,18 +6068,7 @@
                 <w:szCs w:val="16"/>
                 <w:lang w:eastAsia="ko-KR"/>
               </w:rPr>
-              <w:t>원/</w:t>
-            </w:r>
-            <w:r>
-              <w:rPr>
-                <w:rFonts w:ascii="맑은 고딕" w:eastAsia="맑은 고딕" w:hAnsi="맑은 고딕"/>
-                <w:b w:val="0"/>
-                <w:bCs w:val="0"/>
-                <w:sz w:val="16"/>
-                <w:szCs w:val="16"/>
-                <w:lang w:eastAsia="ko-KR"/>
-              </w:rPr>
-              <w:t>day</w:t>
+              <w:t>.</w:t>
             </w:r>
             <w:r>
               <w:rPr>
@@ -8447,17 +6079,6 @@
                 <w:szCs w:val="16"/>
                 <w:lang w:eastAsia="ko-KR"/>
               </w:rPr>
-              <w:t>.</w:t>
-            </w:r>
-            <w:r>
-              <w:rPr>
-                <w:rFonts w:ascii="맑은 고딕" w:eastAsia="맑은 고딕" w:hAnsi="맑은 고딕" w:hint="eastAsia"/>
-                <w:b w:val="0"/>
-                <w:bCs w:val="0"/>
-                <w:sz w:val="16"/>
-                <w:szCs w:val="16"/>
-                <w:lang w:eastAsia="ko-KR"/>
-              </w:rPr>
               <w:t xml:space="preserve"> </w:t>
             </w:r>
           </w:p>
@@ -8503,31 +6124,7 @@
                 <w:szCs w:val="20"/>
                 <w:lang w:eastAsia="ko-KR"/>
               </w:rPr>
-              <w:t>최초심사 일수와 사후심사 일수는 IAF MD 5:2015 및 EA-</w:t>
-            </w:r>
-            <w:proofErr w:type="gramStart"/>
-            <w:r>
-              <w:rPr>
-                <w:rFonts w:ascii="맑은 고딕" w:eastAsia="맑은 고딕" w:hAnsi="맑은 고딕" w:hint="eastAsia"/>
-                <w:b w:val="0"/>
-                <w:bCs w:val="0"/>
-                <w:sz w:val="16"/>
-                <w:szCs w:val="20"/>
-                <w:lang w:eastAsia="ko-KR"/>
-              </w:rPr>
-              <w:t>3 /</w:t>
-            </w:r>
-            <w:proofErr w:type="gramEnd"/>
-            <w:r>
-              <w:rPr>
-                <w:rFonts w:ascii="맑은 고딕" w:eastAsia="맑은 고딕" w:hAnsi="맑은 고딕" w:hint="eastAsia"/>
-                <w:b w:val="0"/>
-                <w:bCs w:val="0"/>
-                <w:sz w:val="16"/>
-                <w:szCs w:val="20"/>
-                <w:lang w:eastAsia="ko-KR"/>
-              </w:rPr>
-              <w:t xml:space="preserve"> 13M:2016 인정문서 요구사항 및 관련된 인정 가이드라인 기반으로 산정되었습니다. 심사일수의 증가 또는 감소 정도는 허용된 범위 내로 적용되었습니다.</w:t>
+              <w:t>최초심사 일수와 사후심사 일수는 IAF MD 5:2015 및 EA-3 / 13M:2016 인정문서 요구사항 및 관련된 인정 가이드라인 기반으로 산정되었습니다. 심사일수의 증가 또는 감소 정도는 허용된 범위 내로 적용되었습니다.</w:t>
             </w:r>
           </w:p>
           <w:p>
@@ -9036,7 +6633,6 @@
                 </wp:anchor>
               </w:drawing>
             </w:r>
-            <w:proofErr w:type="spellStart"/>
             <w:r>
               <w:rPr>
                 <w:rFonts w:ascii="맑은 고딕" w:eastAsia="맑은 고딕" w:hAnsi="맑은 고딕" w:cs="Calmetta" w:hint="eastAsia"/>
@@ -9046,19 +6642,7 @@
                 <w:szCs w:val="18"/>
                 <w:lang w:eastAsia="ko-KR"/>
               </w:rPr>
-              <w:t>고객포털</w:t>
-            </w:r>
-            <w:proofErr w:type="spellEnd"/>
-            <w:r>
-              <w:rPr>
-                <w:rFonts w:ascii="맑은 고딕" w:eastAsia="맑은 고딕" w:hAnsi="맑은 고딕" w:cs="Calmetta" w:hint="eastAsia"/>
-                <w:bCs w:val="0"/>
-                <w:color w:val="088C8A"/>
-                <w:sz w:val="18"/>
-                <w:szCs w:val="18"/>
-                <w:lang w:eastAsia="ko-KR"/>
-              </w:rPr>
-              <w:t>(</w:t>
+              <w:t>고객포털(</w:t>
             </w:r>
             <w:r>
               <w:rPr>
@@ -9086,7 +6670,6 @@
                 <w:lang w:eastAsia="ko-KR"/>
               </w:rPr>
             </w:pPr>
-            <w:proofErr w:type="spellStart"/>
             <w:r>
               <w:rPr>
                 <w:rFonts w:ascii="맑은 고딕" w:eastAsia="맑은 고딕" w:hAnsi="맑은 고딕" w:cs="Arial" w:hint="eastAsia"/>
@@ -9097,9 +6680,20 @@
                 <w:szCs w:val="16"/>
                 <w:lang w:eastAsia="ko-KR"/>
               </w:rPr>
-              <w:t>고객포털은</w:t>
-            </w:r>
-            <w:proofErr w:type="spellEnd"/>
+              <w:t>고객포털은 로이드인증원에서 개발한 온라인 플랫폼으로,</w:t>
+            </w:r>
+            <w:r>
+              <w:rPr>
+                <w:rFonts w:ascii="맑은 고딕" w:eastAsia="맑은 고딕" w:hAnsi="맑은 고딕" w:cs="Arial"/>
+                <w:b w:val="0"/>
+                <w:bCs w:val="0"/>
+                <w:color w:val="auto"/>
+                <w:sz w:val="16"/>
+                <w:szCs w:val="16"/>
+                <w:lang w:eastAsia="ko-KR"/>
+              </w:rPr>
+              <w:t xml:space="preserve"> </w:t>
+            </w:r>
             <w:r>
               <w:rPr>
                 <w:rFonts w:ascii="맑은 고딕" w:eastAsia="맑은 고딕" w:hAnsi="맑은 고딕" w:cs="Arial" w:hint="eastAsia"/>
@@ -9110,9 +6704,20 @@
                 <w:szCs w:val="16"/>
                 <w:lang w:eastAsia="ko-KR"/>
               </w:rPr>
+              <w:t>귀사의 경영시스템 인증 프로그램을 관리하는 역할을 수행합니다.</w:t>
+            </w:r>
+            <w:r>
+              <w:rPr>
+                <w:rFonts w:ascii="맑은 고딕" w:eastAsia="맑은 고딕" w:hAnsi="맑은 고딕" w:cs="Arial"/>
+                <w:b w:val="0"/>
+                <w:bCs w:val="0"/>
+                <w:color w:val="auto"/>
+                <w:sz w:val="16"/>
+                <w:szCs w:val="16"/>
+                <w:lang w:eastAsia="ko-KR"/>
+              </w:rPr>
               <w:t xml:space="preserve"> </w:t>
             </w:r>
-            <w:proofErr w:type="spellStart"/>
             <w:r>
               <w:rPr>
                 <w:rFonts w:ascii="맑은 고딕" w:eastAsia="맑은 고딕" w:hAnsi="맑은 고딕" w:cs="Arial" w:hint="eastAsia"/>
@@ -9123,9 +6728,20 @@
                 <w:szCs w:val="16"/>
                 <w:lang w:eastAsia="ko-KR"/>
               </w:rPr>
-              <w:t>로이드인증원에서</w:t>
-            </w:r>
-            <w:proofErr w:type="spellEnd"/>
+              <w:t>포털에서는 계획된 심사일정과 심사결과를 확인할 수 있고 귀사의 최신 인증서,</w:t>
+            </w:r>
+            <w:r>
+              <w:rPr>
+                <w:rFonts w:ascii="맑은 고딕" w:eastAsia="맑은 고딕" w:hAnsi="맑은 고딕" w:cs="Arial"/>
+                <w:b w:val="0"/>
+                <w:bCs w:val="0"/>
+                <w:color w:val="auto"/>
+                <w:sz w:val="16"/>
+                <w:szCs w:val="16"/>
+                <w:lang w:eastAsia="ko-KR"/>
+              </w:rPr>
+              <w:t xml:space="preserve"> </w:t>
+            </w:r>
             <w:r>
               <w:rPr>
                 <w:rFonts w:ascii="맑은 고딕" w:eastAsia="맑은 고딕" w:hAnsi="맑은 고딕" w:cs="Arial" w:hint="eastAsia"/>
@@ -9136,7 +6752,31 @@
                 <w:szCs w:val="16"/>
                 <w:lang w:eastAsia="ko-KR"/>
               </w:rPr>
-              <w:t xml:space="preserve"> 개발한 온라인 플랫폼으로,</w:t>
+              <w:t>심사 발견사항 및 인</w:t>
+            </w:r>
+            <w:r>
+              <w:rPr>
+                <w:rFonts w:ascii="맑은 고딕" w:eastAsia="맑은 고딕" w:hAnsi="맑은 고딕" w:cs="Arial" w:hint="eastAsia"/>
+                <w:b w:val="0"/>
+                <w:bCs w:val="0"/>
+                <w:color w:val="auto"/>
+                <w:sz w:val="16"/>
+                <w:szCs w:val="16"/>
+                <w:lang w:eastAsia="ko-KR"/>
+              </w:rPr>
+              <w:t>증</w:t>
+            </w:r>
+            <w:r>
+              <w:rPr>
+                <w:rFonts w:ascii="맑은 고딕" w:eastAsia="맑은 고딕" w:hAnsi="맑은 고딕" w:cs="Arial" w:hint="eastAsia"/>
+                <w:b w:val="0"/>
+                <w:bCs w:val="0"/>
+                <w:color w:val="auto"/>
+                <w:sz w:val="16"/>
+                <w:szCs w:val="16"/>
+                <w:lang w:eastAsia="ko-KR"/>
+              </w:rPr>
+              <w:t>마크를 다운로드할 수 있습니다.</w:t>
             </w:r>
             <w:r>
               <w:rPr>
@@ -9160,7 +6800,7 @@
                 <w:szCs w:val="16"/>
                 <w:lang w:eastAsia="ko-KR"/>
               </w:rPr>
-              <w:t>귀사의 경영시스템 인증 프로그램을 관리하는 역할을 수행합니다.</w:t>
+              <w:t>또한 귀사의 인증심사 후 수집된 데이트를 통해 정성,</w:t>
             </w:r>
             <w:r>
               <w:rPr>
@@ -9184,102 +6824,6 @@
                 <w:szCs w:val="16"/>
                 <w:lang w:eastAsia="ko-KR"/>
               </w:rPr>
-              <w:t>포털에서는 계획된 심사일정과 심사결과를 확인할 수 있고 귀사의 최신 인증서,</w:t>
-            </w:r>
-            <w:r>
-              <w:rPr>
-                <w:rFonts w:ascii="맑은 고딕" w:eastAsia="맑은 고딕" w:hAnsi="맑은 고딕" w:cs="Arial"/>
-                <w:b w:val="0"/>
-                <w:bCs w:val="0"/>
-                <w:color w:val="auto"/>
-                <w:sz w:val="16"/>
-                <w:szCs w:val="16"/>
-                <w:lang w:eastAsia="ko-KR"/>
-              </w:rPr>
-              <w:t xml:space="preserve"> </w:t>
-            </w:r>
-            <w:r>
-              <w:rPr>
-                <w:rFonts w:ascii="맑은 고딕" w:eastAsia="맑은 고딕" w:hAnsi="맑은 고딕" w:cs="Arial" w:hint="eastAsia"/>
-                <w:b w:val="0"/>
-                <w:bCs w:val="0"/>
-                <w:color w:val="auto"/>
-                <w:sz w:val="16"/>
-                <w:szCs w:val="16"/>
-                <w:lang w:eastAsia="ko-KR"/>
-              </w:rPr>
-              <w:t>심사 발견사항 및 인</w:t>
-            </w:r>
-            <w:r>
-              <w:rPr>
-                <w:rFonts w:ascii="맑은 고딕" w:eastAsia="맑은 고딕" w:hAnsi="맑은 고딕" w:cs="Arial" w:hint="eastAsia"/>
-                <w:b w:val="0"/>
-                <w:bCs w:val="0"/>
-                <w:color w:val="auto"/>
-                <w:sz w:val="16"/>
-                <w:szCs w:val="16"/>
-                <w:lang w:eastAsia="ko-KR"/>
-              </w:rPr>
-              <w:t>증</w:t>
-            </w:r>
-            <w:r>
-              <w:rPr>
-                <w:rFonts w:ascii="맑은 고딕" w:eastAsia="맑은 고딕" w:hAnsi="맑은 고딕" w:cs="Arial" w:hint="eastAsia"/>
-                <w:b w:val="0"/>
-                <w:bCs w:val="0"/>
-                <w:color w:val="auto"/>
-                <w:sz w:val="16"/>
-                <w:szCs w:val="16"/>
-                <w:lang w:eastAsia="ko-KR"/>
-              </w:rPr>
-              <w:t>마크를 다운로드할 수 있습니다.</w:t>
-            </w:r>
-            <w:r>
-              <w:rPr>
-                <w:rFonts w:ascii="맑은 고딕" w:eastAsia="맑은 고딕" w:hAnsi="맑은 고딕" w:cs="Arial"/>
-                <w:b w:val="0"/>
-                <w:bCs w:val="0"/>
-                <w:color w:val="auto"/>
-                <w:sz w:val="16"/>
-                <w:szCs w:val="16"/>
-                <w:lang w:eastAsia="ko-KR"/>
-              </w:rPr>
-              <w:t xml:space="preserve"> </w:t>
-            </w:r>
-            <w:r>
-              <w:rPr>
-                <w:rFonts w:ascii="맑은 고딕" w:eastAsia="맑은 고딕" w:hAnsi="맑은 고딕" w:cs="Arial" w:hint="eastAsia"/>
-                <w:b w:val="0"/>
-                <w:bCs w:val="0"/>
-                <w:color w:val="auto"/>
-                <w:sz w:val="16"/>
-                <w:szCs w:val="16"/>
-                <w:lang w:eastAsia="ko-KR"/>
-              </w:rPr>
-              <w:t>또한 귀사의 인증심사 후 수집된 데이트를 통해 정성,</w:t>
-            </w:r>
-            <w:r>
-              <w:rPr>
-                <w:rFonts w:ascii="맑은 고딕" w:eastAsia="맑은 고딕" w:hAnsi="맑은 고딕" w:cs="Arial"/>
-                <w:b w:val="0"/>
-                <w:bCs w:val="0"/>
-                <w:color w:val="auto"/>
-                <w:sz w:val="16"/>
-                <w:szCs w:val="16"/>
-                <w:lang w:eastAsia="ko-KR"/>
-              </w:rPr>
-              <w:t xml:space="preserve"> </w:t>
-            </w:r>
-            <w:r>
-              <w:rPr>
-                <w:rFonts w:ascii="맑은 고딕" w:eastAsia="맑은 고딕" w:hAnsi="맑은 고딕" w:cs="Arial" w:hint="eastAsia"/>
-                <w:b w:val="0"/>
-                <w:bCs w:val="0"/>
-                <w:color w:val="auto"/>
-                <w:sz w:val="16"/>
-                <w:szCs w:val="16"/>
-                <w:lang w:eastAsia="ko-KR"/>
-              </w:rPr>
               <w:t>정량분석도 가능합니다.</w:t>
             </w:r>
           </w:p>
@@ -10001,196 +7545,6 @@
         <w:rPr>
           <w:lang w:eastAsia="ko-KR"/>
         </w:rPr>
-        <w:p>
-          <w:r>
-            <w:t>{quotation_date }</w:t>
-          </w:r>
-        </w:p>
-        <w:p>
-          <w:r>
-            <w:t>{quotation_number }</w:t>
-          </w:r>
-        </w:p>
-        <w:p>
-          <w:r>
-            <w:t>{client_name }</w:t>
-          </w:r>
-        </w:p>
-        <w:p>
-          <w:r>
-            <w:t>{client_address }</w:t>
-          </w:r>
-        </w:p>
-        <w:p>
-          <w:r>
-            <w:t>{contact_person }</w:t>
-          </w:r>
-        </w:p>
-        <w:p>
-          <w:r>
-            <w:t>{contact_email }</w:t>
-          </w:r>
-        </w:p>
-        <w:p>
-          <w:r>
-            <w:t>{contact_phone }</w:t>
-          </w:r>
-        </w:p>
-        <w:p>
-          <w:r>
-            <w:t>{standards_text }</w:t>
-          </w:r>
-        </w:p>
-        <w:p>
-          <w:r>
-            <w:t>{total_sites }</w:t>
-          </w:r>
-        </w:p>
-        <w:p>
-          <w:r>
-            <w:t>{total_employees }</w:t>
-          </w:r>
-        </w:p>
-        <w:p>
-          <w:r>
-            <w:t>{total_audit_days }</w:t>
-          </w:r>
-        </w:p>
-        <w:p>
-          <w:r>
-            <w:t>{total_cost_with_travel_formatted }</w:t>
-          </w:r>
-        </w:p>
-        <w:p>
-          <w:r>
-            <w:t>{travel_expense_formatted }</w:t>
-          </w:r>
-        </w:p>
-        <w:p>
-          <w:r>
-            <w:t>{iso14001_surveillance_days }</w:t>
-          </w:r>
-        </w:p>
-        <w:p>
-          <w:r>
-            <w:t>{iso14001_stage1_2_days }</w:t>
-          </w:r>
-        </w:p>
-        <w:p>
-          <w:r>
-            <w:t>{iso14001_stage1_2_cost_formatted }</w:t>
-          </w:r>
-        </w:p>
-        <w:p>
-          <w:r>
-            <w:t>{has_iso9001 }</w:t>
-          </w:r>
-        </w:p>
-        <w:p>
-          <w:r>
-            <w:t>{has_iso14001 }</w:t>
-          </w:r>
-        </w:p>
-        <w:p>
-          <w:r>
-            <w:t>{has_iso45001 }</w:t>
-          </w:r>
-        </w:p>
-        <w:p>
-          <w:r>
-            <w:t>{quotation_date }</w:t>
-          </w:r>
-        </w:p>
-        <w:p>
-          <w:r>
-            <w:t>{quotation_number }</w:t>
-          </w:r>
-        </w:p>
-        <w:p>
-          <w:r>
-            <w:t>{client_name }</w:t>
-          </w:r>
-        </w:p>
-        <w:p>
-          <w:r>
-            <w:t>{client_address }</w:t>
-          </w:r>
-        </w:p>
-        <w:p>
-          <w:r>
-            <w:t>{contact_person }</w:t>
-          </w:r>
-        </w:p>
-        <w:p>
-          <w:r>
-            <w:t>{contact_email }</w:t>
-          </w:r>
-        </w:p>
-        <w:p>
-          <w:r>
-            <w:t>{contact_phone }</w:t>
-          </w:r>
-        </w:p>
-        <w:p>
-          <w:r>
-            <w:t>{standards_text }</w:t>
-          </w:r>
-        </w:p>
-        <w:p>
-          <w:r>
-            <w:t>{total_sites }</w:t>
-          </w:r>
-        </w:p>
-        <w:p>
-          <w:r>
-            <w:t>{total_employees }</w:t>
-          </w:r>
-        </w:p>
-        <w:p>
-          <w:r>
-            <w:t>{total_audit_days }</w:t>
-          </w:r>
-        </w:p>
-        <w:p>
-          <w:r>
-            <w:t>{total_cost_with_travel_formatted }</w:t>
-          </w:r>
-        </w:p>
-        <w:p>
-          <w:r>
-            <w:t>{travel_expense_formatted }</w:t>
-          </w:r>
-        </w:p>
-        <w:p>
-          <w:r>
-            <w:t>{iso14001_surveillance_days }</w:t>
-          </w:r>
-        </w:p>
-        <w:p>
-          <w:r>
-            <w:t>{iso14001_stage1_2_days }</w:t>
-          </w:r>
-        </w:p>
-        <w:p>
-          <w:r>
-            <w:t>{iso14001_stage1_2_cost_formatted }</w:t>
-          </w:r>
-        </w:p>
-        <w:p>
-          <w:r>
-            <w:t>{has_iso9001 }</w:t>
-          </w:r>
-        </w:p>
-        <w:p>
-          <w:r>
-            <w:t>{has_iso14001 }</w:t>
-          </w:r>
-        </w:p>
-        <w:p>
-          <w:r>
-            <w:t>{has_iso45001 }</w:t>
-          </w:r>
-        </w:p>
         <w:sectPr>
           <w:headerReference w:type="default" r:id="rId20"/>
           <w:footerReference w:type="default" r:id="rId21"/>
@@ -10412,7 +7766,6 @@
                                 <w:lang w:val="fr-FR" w:eastAsia="ko-KR"/>
                               </w:rPr>
                             </w:pPr>
-                            <w:proofErr w:type="gramStart"/>
                             <w:r>
                               <w:rPr>
                                 <w:rFonts w:ascii="맑은 고딕" w:eastAsia="맑은 고딕" w:hAnsi="맑은 고딕" w:hint="eastAsia"/>
@@ -10433,18 +7786,7 @@
                                 <w:szCs w:val="26"/>
                                 <w:lang w:val="fr-FR" w:eastAsia="ko-KR"/>
                               </w:rPr>
-                              <w:t xml:space="preserve">  +</w:t>
-                            </w:r>
-                            <w:proofErr w:type="gramEnd"/>
-                            <w:r>
-                              <w:rPr>
-                                <w:rFonts w:ascii="맑은 고딕" w:eastAsia="맑은 고딕" w:hAnsi="맑은 고딕" w:hint="eastAsia"/>
-                                <w:kern w:val="24"/>
-                                <w:sz w:val="18"/>
-                                <w:szCs w:val="26"/>
-                                <w:lang w:val="fr-FR" w:eastAsia="ko-KR"/>
-                              </w:rPr>
-                              <w:t>82 (0)2 3703 75</w:t>
+                              <w:t xml:space="preserve">  +82 (0)2 3703 75</w:t>
                             </w:r>
                             <w:r>
                               <w:rPr>
@@ -10477,7 +7819,6 @@
                                 <w:lang w:val="fr-FR" w:eastAsia="ko-KR"/>
                               </w:rPr>
                             </w:pPr>
-                            <w:proofErr w:type="gramStart"/>
                             <w:r>
                               <w:rPr>
                                 <w:rFonts w:ascii="맑은 고딕" w:eastAsia="맑은 고딕" w:hAnsi="맑은 고딕" w:hint="eastAsia"/>
@@ -10566,7 +7907,6 @@
                               </w:rPr>
                               <w:t>com</w:t>
                             </w:r>
-                            <w:proofErr w:type="gramEnd"/>
                           </w:p>
                           <w:p>
                             <w:pPr>
@@ -10940,31 +8280,7 @@
                                 <w:sz w:val="16"/>
                                 <w:lang w:eastAsia="ko-KR"/>
                               </w:rPr>
-                              <w:t xml:space="preserve"> (</w:t>
-                            </w:r>
-                            <w:proofErr w:type="spellStart"/>
-                            <w:r>
-                              <w:rPr>
-                                <w:rFonts w:ascii="맑은 고딕" w:eastAsia="맑은 고딕" w:hAnsi="맑은 고딕" w:hint="eastAsia"/>
-                                <w:b/>
-                                <w:bCs/>
-                                <w:kern w:val="24"/>
-                                <w:sz w:val="16"/>
-                                <w:lang w:eastAsia="ko-KR"/>
-                              </w:rPr>
-                              <w:t>로이드인증원</w:t>
-                            </w:r>
-                            <w:proofErr w:type="spellEnd"/>
-                            <w:r>
-                              <w:rPr>
-                                <w:rFonts w:ascii="맑은 고딕" w:eastAsia="맑은 고딕" w:hAnsi="맑은 고딕" w:hint="eastAsia"/>
-                                <w:b/>
-                                <w:bCs/>
-                                <w:kern w:val="24"/>
-                                <w:sz w:val="16"/>
-                                <w:lang w:eastAsia="ko-KR"/>
-                              </w:rPr>
-                              <w:t>)</w:t>
+                              <w:t xml:space="preserve"> (로이드인증원)</w:t>
                             </w:r>
                           </w:p>
                           <w:p>
@@ -11013,19 +8329,8 @@
                                 <w:sz w:val="16"/>
                                 <w:lang w:eastAsia="ko-KR"/>
                               </w:rPr>
-                              <w:t xml:space="preserve">층 </w:t>
+                              <w:t>층 남산트라팰리스</w:t>
                             </w:r>
-                            <w:proofErr w:type="spellStart"/>
-                            <w:r>
-                              <w:rPr>
-                                <w:rFonts w:ascii="맑은 고딕" w:eastAsia="맑은 고딕" w:hAnsi="맑은 고딕" w:hint="eastAsia"/>
-                                <w:kern w:val="24"/>
-                                <w:sz w:val="16"/>
-                                <w:lang w:eastAsia="ko-KR"/>
-                              </w:rPr>
-                              <w:t>남산트라팰리스</w:t>
-                            </w:r>
-                            <w:proofErr w:type="spellEnd"/>
                           </w:p>
                           <w:p>
                             <w:pPr>
@@ -11205,31 +8510,7 @@
                                 <w:sz w:val="16"/>
                                 <w:lang w:eastAsia="ko-KR"/>
                               </w:rPr>
-                              <w:t xml:space="preserve"> (</w:t>
-                            </w:r>
-                            <w:proofErr w:type="spellStart"/>
-                            <w:r>
-                              <w:rPr>
-                                <w:rFonts w:ascii="맑은 고딕" w:eastAsia="맑은 고딕" w:hAnsi="맑은 고딕" w:hint="eastAsia"/>
-                                <w:b/>
-                                <w:bCs/>
-                                <w:kern w:val="24"/>
-                                <w:sz w:val="16"/>
-                                <w:lang w:eastAsia="ko-KR"/>
-                              </w:rPr>
-                              <w:t>로이드인증원</w:t>
-                            </w:r>
-                            <w:proofErr w:type="spellEnd"/>
-                            <w:r>
-                              <w:rPr>
-                                <w:rFonts w:ascii="맑은 고딕" w:eastAsia="맑은 고딕" w:hAnsi="맑은 고딕" w:hint="eastAsia"/>
-                                <w:b/>
-                                <w:bCs/>
-                                <w:kern w:val="24"/>
-                                <w:sz w:val="16"/>
-                                <w:lang w:eastAsia="ko-KR"/>
-                              </w:rPr>
-                              <w:t>)</w:t>
+                              <w:t xml:space="preserve"> (로이드인증원)</w:t>
                             </w:r>
                           </w:p>
                           <w:p>
@@ -11249,27 +8530,7 @@
                                 <w:sz w:val="16"/>
                                 <w:lang w:eastAsia="ko-KR"/>
                               </w:rPr>
-                              <w:t xml:space="preserve">서울특별시 영등포구 여의나루로 67 (여의도동, </w:t>
-                            </w:r>
-                            <w:proofErr w:type="spellStart"/>
-                            <w:r>
-                              <w:rPr>
-                                <w:rFonts w:ascii="맑은 고딕" w:eastAsia="맑은 고딕" w:hAnsi="맑은 고딕" w:hint="eastAsia"/>
-                                <w:kern w:val="24"/>
-                                <w:sz w:val="16"/>
-                                <w:lang w:eastAsia="ko-KR"/>
-                              </w:rPr>
-                              <w:t>신송빌딩</w:t>
-                            </w:r>
-                            <w:proofErr w:type="spellEnd"/>
-                            <w:r>
-                              <w:rPr>
-                                <w:rFonts w:ascii="맑은 고딕" w:eastAsia="맑은 고딕" w:hAnsi="맑은 고딕" w:hint="eastAsia"/>
-                                <w:kern w:val="24"/>
-                                <w:sz w:val="16"/>
-                                <w:lang w:eastAsia="ko-KR"/>
-                              </w:rPr>
-                              <w:t xml:space="preserve"> 17층</w:t>
+                              <w:t>서울특별시 영등포구 여의나루로 67 (여의도동, 신송빌딩 17층</w:t>
                             </w:r>
                             <w:r>
                               <w:rPr>
@@ -12424,196 +9685,6 @@
         </w:rPr>
       </w:pPr>
     </w:p>
-    <w:p>
-      <w:r>
-        <w:t>{quotation_date }</w:t>
-      </w:r>
-    </w:p>
-    <w:p>
-      <w:r>
-        <w:t>{quotation_number }</w:t>
-      </w:r>
-    </w:p>
-    <w:p>
-      <w:r>
-        <w:t>{client_name }</w:t>
-      </w:r>
-    </w:p>
-    <w:p>
-      <w:r>
-        <w:t>{client_address }</w:t>
-      </w:r>
-    </w:p>
-    <w:p>
-      <w:r>
-        <w:t>{contact_person }</w:t>
-      </w:r>
-    </w:p>
-    <w:p>
-      <w:r>
-        <w:t>{contact_email }</w:t>
-      </w:r>
-    </w:p>
-    <w:p>
-      <w:r>
-        <w:t>{contact_phone }</w:t>
-      </w:r>
-    </w:p>
-    <w:p>
-      <w:r>
-        <w:t>{standards_text }</w:t>
-      </w:r>
-    </w:p>
-    <w:p>
-      <w:r>
-        <w:t>{total_sites }</w:t>
-      </w:r>
-    </w:p>
-    <w:p>
-      <w:r>
-        <w:t>{total_employees }</w:t>
-      </w:r>
-    </w:p>
-    <w:p>
-      <w:r>
-        <w:t>{total_audit_days }</w:t>
-      </w:r>
-    </w:p>
-    <w:p>
-      <w:r>
-        <w:t>{total_cost_with_travel_formatted }</w:t>
-      </w:r>
-    </w:p>
-    <w:p>
-      <w:r>
-        <w:t>{travel_expense_formatted }</w:t>
-      </w:r>
-    </w:p>
-    <w:p>
-      <w:r>
-        <w:t>{iso14001_surveillance_days }</w:t>
-      </w:r>
-    </w:p>
-    <w:p>
-      <w:r>
-        <w:t>{iso14001_stage1_2_days }</w:t>
-      </w:r>
-    </w:p>
-    <w:p>
-      <w:r>
-        <w:t>{iso14001_stage1_2_cost_formatted }</w:t>
-      </w:r>
-    </w:p>
-    <w:p>
-      <w:r>
-        <w:t>{has_iso9001 }</w:t>
-      </w:r>
-    </w:p>
-    <w:p>
-      <w:r>
-        <w:t>{has_iso14001 }</w:t>
-      </w:r>
-    </w:p>
-    <w:p>
-      <w:r>
-        <w:t>{has_iso45001 }</w:t>
-      </w:r>
-    </w:p>
-    <w:p>
-      <w:r>
-        <w:t>{quotation_date }</w:t>
-      </w:r>
-    </w:p>
-    <w:p>
-      <w:r>
-        <w:t>{quotation_number }</w:t>
-      </w:r>
-    </w:p>
-    <w:p>
-      <w:r>
-        <w:t>{client_name }</w:t>
-      </w:r>
-    </w:p>
-    <w:p>
-      <w:r>
-        <w:t>{client_address }</w:t>
-      </w:r>
-    </w:p>
-    <w:p>
-      <w:r>
-        <w:t>{contact_person }</w:t>
-      </w:r>
-    </w:p>
-    <w:p>
-      <w:r>
-        <w:t>{contact_email }</w:t>
-      </w:r>
-    </w:p>
-    <w:p>
-      <w:r>
-        <w:t>{contact_phone }</w:t>
-      </w:r>
-    </w:p>
-    <w:p>
-      <w:r>
-        <w:t>{standards_text }</w:t>
-      </w:r>
-    </w:p>
-    <w:p>
-      <w:r>
-        <w:t>{total_sites }</w:t>
-      </w:r>
-    </w:p>
-    <w:p>
-      <w:r>
-        <w:t>{total_employees }</w:t>
-      </w:r>
-    </w:p>
-    <w:p>
-      <w:r>
-        <w:t>{total_audit_days }</w:t>
-      </w:r>
-    </w:p>
-    <w:p>
-      <w:r>
-        <w:t>{total_cost_with_travel_formatted }</w:t>
-      </w:r>
-    </w:p>
-    <w:p>
-      <w:r>
-        <w:t>{travel_expense_formatted }</w:t>
-      </w:r>
-    </w:p>
-    <w:p>
-      <w:r>
-        <w:t>{iso14001_surveillance_days }</w:t>
-      </w:r>
-    </w:p>
-    <w:p>
-      <w:r>
-        <w:t>{iso14001_stage1_2_days }</w:t>
-      </w:r>
-    </w:p>
-    <w:p>
-      <w:r>
-        <w:t>{iso14001_stage1_2_cost_formatted }</w:t>
-      </w:r>
-    </w:p>
-    <w:p>
-      <w:r>
-        <w:t>{has_iso9001 }</w:t>
-      </w:r>
-    </w:p>
-    <w:p>
-      <w:r>
-        <w:t>{has_iso14001 }</w:t>
-      </w:r>
-    </w:p>
-    <w:p>
-      <w:r>
-        <w:t>{has_iso45001 }</w:t>
-      </w:r>
-    </w:p>
     <w:sectPr>
       <w:headerReference w:type="first" r:id="rId24"/>
       <w:pgSz w:w="11906" w:h="16838" w:code="9"/>
@@ -12622,101 +9693,6 @@
       <w:titlePg/>
       <w:docGrid w:linePitch="360"/>
     </w:sectPr>
-    <w:p>
-      <w:r>
-        <w:t>{quotation_date }</w:t>
-      </w:r>
-    </w:p>
-    <w:p>
-      <w:r>
-        <w:t>{quotation_number }</w:t>
-      </w:r>
-    </w:p>
-    <w:p>
-      <w:r>
-        <w:t>{client_name }</w:t>
-      </w:r>
-    </w:p>
-    <w:p>
-      <w:r>
-        <w:t>{client_address }</w:t>
-      </w:r>
-    </w:p>
-    <w:p>
-      <w:r>
-        <w:t>{contact_person }</w:t>
-      </w:r>
-    </w:p>
-    <w:p>
-      <w:r>
-        <w:t>{contact_email }</w:t>
-      </w:r>
-    </w:p>
-    <w:p>
-      <w:r>
-        <w:t>{contact_phone }</w:t>
-      </w:r>
-    </w:p>
-    <w:p>
-      <w:r>
-        <w:t>{standards_text }</w:t>
-      </w:r>
-    </w:p>
-    <w:p>
-      <w:r>
-        <w:t>{total_sites }</w:t>
-      </w:r>
-    </w:p>
-    <w:p>
-      <w:r>
-        <w:t>{total_employees }</w:t>
-      </w:r>
-    </w:p>
-    <w:p>
-      <w:r>
-        <w:t>{total_audit_days }</w:t>
-      </w:r>
-    </w:p>
-    <w:p>
-      <w:r>
-        <w:t>{total_cost_with_travel_formatted }</w:t>
-      </w:r>
-    </w:p>
-    <w:p>
-      <w:r>
-        <w:t>{travel_expense_formatted }</w:t>
-      </w:r>
-    </w:p>
-    <w:p>
-      <w:r>
-        <w:t>{iso14001_surveillance_days }</w:t>
-      </w:r>
-    </w:p>
-    <w:p>
-      <w:r>
-        <w:t>{iso14001_stage1_2_days }</w:t>
-      </w:r>
-    </w:p>
-    <w:p>
-      <w:r>
-        <w:t>{iso14001_stage1_2_cost_formatted }</w:t>
-      </w:r>
-    </w:p>
-    <w:p>
-      <w:r>
-        <w:t>{has_iso9001 }</w:t>
-      </w:r>
-    </w:p>
-    <w:p>
-      <w:r>
-        <w:t>{has_iso14001 }</w:t>
-      </w:r>
-    </w:p>
-    <w:p>
-      <w:r>
-        <w:t>{has_iso45001 }</w:t>
-      </w:r>
-    </w:p>
   </w:body>
 </w:document>
 </file>
@@ -12763,6 +9739,7 @@
         <w:docPartUnique/>
       </w:docPartObj>
     </w:sdtPr>
+    <w:sdtEndPr/>
     <w:sdtContent>
       <w:p>
         <w:pPr>
@@ -16695,6 +13672,19 @@
 </file>
 
 <file path=customXml/item2.xml><?xml version="1.0" encoding="utf-8"?>
+<b:Sources xmlns:b="http://schemas.openxmlformats.org/officeDocument/2006/bibliography" xmlns="http://schemas.openxmlformats.org/officeDocument/2006/bibliography" SelectedStyle="/APASixthEditionOfficeOnline.xsl" StyleName="APA" Version="6"/>
+</file>
+
+<file path=customXml/item3.xml><?xml version="1.0" encoding="utf-8"?>
+<?mso-contentType ?>
+<FormTemplates xmlns="http://schemas.microsoft.com/sharepoint/v3/contenttype/forms">
+  <Display>DocumentLibraryForm</Display>
+  <Edit>DocumentLibraryForm</Edit>
+  <New>DocumentLibraryForm</New>
+</FormTemplates>
+</file>
+
+<file path=customXml/item4.xml><?xml version="1.0" encoding="utf-8"?>
 <ct:contentTypeSchema xmlns:ct="http://schemas.microsoft.com/office/2006/metadata/contentType" xmlns:ma="http://schemas.microsoft.com/office/2006/metadata/properties/metaAttributes" ct:_="" ma:_="" ma:contentTypeName="문서" ma:contentTypeID="0x010100BAE669FB5286554D816E6E3B1E57CB3E" ma:contentTypeVersion="13" ma:contentTypeDescription="새 문서를 만듭니다." ma:contentTypeScope="" ma:versionID="507d148797186dee3789d8636b4ec545">
   <xsd:schema xmlns:xsd="http://www.w3.org/2001/XMLSchema" xmlns:xs="http://www.w3.org/2001/XMLSchema" xmlns:p="http://schemas.microsoft.com/office/2006/metadata/properties" xmlns:ns2="f2369789-19dc-4ff2-8298-3f6d4c3d42dc" xmlns:ns3="ac62e6bc-ec19-4718-ba7c-8f33d65dd1b4" targetNamespace="http://schemas.microsoft.com/office/2006/metadata/properties" ma:root="true" ma:fieldsID="e79cd5f27e269a164aa6d7f1a8a2b388" ns2:_="" ns3:_="">
     <xsd:import namespace="f2369789-19dc-4ff2-8298-3f6d4c3d42dc"/>
@@ -16917,19 +13907,6 @@
 </ct:contentTypeSchema>
 </file>
 
-<file path=customXml/item3.xml><?xml version="1.0" encoding="utf-8"?>
-<?mso-contentType ?>
-<FormTemplates xmlns="http://schemas.microsoft.com/sharepoint/v3/contenttype/forms">
-  <Display>DocumentLibraryForm</Display>
-  <Edit>DocumentLibraryForm</Edit>
-  <New>DocumentLibraryForm</New>
-</FormTemplates>
-</file>
-
-<file path=customXml/item4.xml><?xml version="1.0" encoding="utf-8"?>
-<b:Sources xmlns:b="http://schemas.openxmlformats.org/officeDocument/2006/bibliography" xmlns="http://schemas.openxmlformats.org/officeDocument/2006/bibliography" SelectedStyle="/APASixthEditionOfficeOnline.xsl" StyleName="APA" Version="6"/>
-</file>
-
 <file path=customXml/itemProps1.xml><?xml version="1.0" encoding="utf-8"?>
 <ds:datastoreItem xmlns:ds="http://schemas.openxmlformats.org/officeDocument/2006/customXml" ds:itemID="{B10D67FC-9935-4B64-8292-B6B906E6C83D}">
   <ds:schemaRefs>
@@ -16940,6 +13917,22 @@
 </file>
 
 <file path=customXml/itemProps2.xml><?xml version="1.0" encoding="utf-8"?>
+<ds:datastoreItem xmlns:ds="http://schemas.openxmlformats.org/officeDocument/2006/customXml" ds:itemID="{0E6AD0CF-AB71-42B8-AE19-472505EDA9EB}">
+  <ds:schemaRefs>
+    <ds:schemaRef ds:uri="http://schemas.openxmlformats.org/officeDocument/2006/bibliography"/>
+  </ds:schemaRefs>
+</ds:datastoreItem>
+</file>
+
+<file path=customXml/itemProps3.xml><?xml version="1.0" encoding="utf-8"?>
+<ds:datastoreItem xmlns:ds="http://schemas.openxmlformats.org/officeDocument/2006/customXml" ds:itemID="{8326EFF0-7895-4B4D-8841-6805150EC2C0}">
+  <ds:schemaRefs>
+    <ds:schemaRef ds:uri="http://schemas.microsoft.com/sharepoint/v3/contenttype/forms"/>
+  </ds:schemaRefs>
+</ds:datastoreItem>
+</file>
+
+<file path=customXml/itemProps4.xml><?xml version="1.0" encoding="utf-8"?>
 <ds:datastoreItem xmlns:ds="http://schemas.openxmlformats.org/officeDocument/2006/customXml" ds:itemID="{75B3D781-AD21-4BEF-A2F5-BD1EE052F973}">
   <ds:schemaRefs>
     <ds:schemaRef ds:uri="http://schemas.microsoft.com/office/2006/metadata/contentType"/>
@@ -16956,20 +13949,4 @@
     <ds:schemaRef ds:uri="http://schemas.microsoft.com/internal/obd"/>
   </ds:schemaRefs>
 </ds:datastoreItem>
-</file>
-
-<file path=customXml/itemProps3.xml><?xml version="1.0" encoding="utf-8"?>
-<ds:datastoreItem xmlns:ds="http://schemas.openxmlformats.org/officeDocument/2006/customXml" ds:itemID="{8326EFF0-7895-4B4D-8841-6805150EC2C0}">
-  <ds:schemaRefs>
-    <ds:schemaRef ds:uri="http://schemas.microsoft.com/sharepoint/v3/contenttype/forms"/>
-  </ds:schemaRefs>
-</ds:datastoreItem>
-</file>
-
-<file path=customXml/itemProps4.xml><?xml version="1.0" encoding="utf-8"?>
-<ds:datastoreItem xmlns:ds="http://schemas.openxmlformats.org/officeDocument/2006/customXml" ds:itemID="{0E6AD0CF-AB71-42B8-AE19-472505EDA9EB}">
-  <ds:schemaRefs>
-    <ds:schemaRef ds:uri="http://schemas.openxmlformats.org/officeDocument/2006/bibliography"/>
-  </ds:schemaRefs>
-</ds:datastoreItem>
 </file>
--- a/vercel-deploy/public/templates/LRQA_quotation.docx
+++ b/vercel-deploy/public/templates/LRQA_quotation.docx
@@ -122,7 +122,7 @@
                 <w:noProof/>
               </w:rPr>
               <w:drawing>
-                <wp:anchor distT="0" distB="0" distL="114300" distR="114300" simplePos="0" relativeHeight="251658243" behindDoc="0" locked="0" layoutInCell="1" allowOverlap="0" wp14:anchorId="3A8D41F9" wp14:editId="75D4873D">
+                <wp:anchor distT="0" distB="0" distL="114300" distR="114300" simplePos="0" relativeHeight="251662342" behindDoc="0" locked="0" layoutInCell="1" allowOverlap="0" wp14:anchorId="3A8D41F9" wp14:editId="75D4873D">
                   <wp:simplePos x="0" y="0"/>
                   <wp:positionH relativeFrom="column">
                     <wp:posOffset>0</wp:posOffset>
@@ -378,9 +378,10 @@
                 <w:lang w:eastAsia="ko-KR"/>
               </w:rPr>
             </w:pPr>
-            <w:r>
-              <w:rPr>
-                <w:rFonts w:ascii="맑은 고딕" w:eastAsia="맑은 고딕" w:hAnsi="맑은 고딕" w:hint="eastAsia"/>
+            <w:proofErr w:type="gramStart"/>
+            <w:r>
+              <w:rPr>
+                <w:rFonts w:ascii="맑은 고딕" w:eastAsia="맑은 고딕" w:hAnsi="맑은 고딕"/>
                 <w:b/>
                 <w:spacing w:val="-1"/>
                 <w:sz w:val="32"/>
@@ -392,26 +393,62 @@
             <w:proofErr w:type="spellStart"/>
             <w:r>
               <w:rPr>
-                <w:rFonts w:ascii="맑은 고딕" w:eastAsia="맑은 고딕" w:hAnsi="맑은 고딕" w:hint="eastAsia"/>
+                <w:rFonts w:ascii="맑은 고딕" w:eastAsia="맑은 고딕" w:hAnsi="맑은 고딕"/>
                 <w:b/>
                 <w:spacing w:val="-1"/>
                 <w:sz w:val="32"/>
                 <w:szCs w:val="32"/>
                 <w:lang w:eastAsia="ko-KR"/>
               </w:rPr>
-              <w:t>client_name</w:t>
-            </w:r>
-            <w:proofErr w:type="spellEnd"/>
-            <w:r>
-              <w:rPr>
-                <w:rFonts w:ascii="맑은 고딕" w:eastAsia="맑은 고딕" w:hAnsi="맑은 고딕" w:hint="eastAsia"/>
+              <w:t>client</w:t>
+            </w:r>
+            <w:proofErr w:type="gramEnd"/>
+            <w:r>
+              <w:rPr>
+                <w:rFonts w:ascii="맑은 고딕" w:eastAsia="맑은 고딕" w:hAnsi="맑은 고딕"/>
                 <w:b/>
                 <w:spacing w:val="-1"/>
                 <w:sz w:val="32"/>
                 <w:szCs w:val="32"/>
                 <w:lang w:eastAsia="ko-KR"/>
               </w:rPr>
-              <w:t xml:space="preserve"> }}</w:t>
+              <w:t>_</w:t>
+            </w:r>
+            <w:proofErr w:type="gramStart"/>
+            <w:r>
+              <w:rPr>
+                <w:rFonts w:ascii="맑은 고딕" w:eastAsia="맑은 고딕" w:hAnsi="맑은 고딕"/>
+                <w:b/>
+                <w:spacing w:val="-1"/>
+                <w:sz w:val="32"/>
+                <w:szCs w:val="32"/>
+                <w:lang w:eastAsia="ko-KR"/>
+              </w:rPr>
+              <w:t>name</w:t>
+            </w:r>
+            <w:proofErr w:type="spellEnd"/>
+            <w:r>
+              <w:rPr>
+                <w:rFonts w:ascii="맑은 고딕" w:eastAsia="맑은 고딕" w:hAnsi="맑은 고딕"/>
+                <w:b/>
+                <w:spacing w:val="-1"/>
+                <w:sz w:val="32"/>
+                <w:szCs w:val="32"/>
+                <w:lang w:eastAsia="ko-KR"/>
+              </w:rPr>
+              <w:t xml:space="preserve"> }</w:t>
+            </w:r>
+            <w:proofErr w:type="gramEnd"/>
+            <w:r>
+              <w:rPr>
+                <w:rFonts w:ascii="맑은 고딕" w:eastAsia="맑은 고딕" w:hAnsi="맑은 고딕"/>
+                <w:b/>
+                <w:spacing w:val="-1"/>
+                <w:sz w:val="32"/>
+                <w:szCs w:val="32"/>
+                <w:lang w:eastAsia="ko-KR"/>
+              </w:rPr>
+              <w:t>}</w:t>
             </w:r>
           </w:p>
           <w:p>
@@ -432,6 +469,7 @@
                 <w:lang w:eastAsia="ko-KR"/>
               </w:rPr>
             </w:pPr>
+            <w:proofErr w:type="gramStart"/>
             <w:r>
               <w:rPr>
                 <w:rFonts w:ascii="맑은 고딕" w:eastAsia="맑은 고딕" w:hAnsi="맑은 고딕"/>
@@ -449,9 +487,9 @@
                 <w:spacing w:val="-1"/>
                 <w:lang w:eastAsia="ko-KR"/>
               </w:rPr>
-              <w:t>standards_text</w:t>
-            </w:r>
-            <w:proofErr w:type="spellEnd"/>
+              <w:t>standards</w:t>
+            </w:r>
+            <w:proofErr w:type="gramEnd"/>
             <w:r>
               <w:rPr>
                 <w:rFonts w:ascii="맑은 고딕" w:eastAsia="맑은 고딕" w:hAnsi="맑은 고딕"/>
@@ -459,7 +497,37 @@
                 <w:spacing w:val="-1"/>
                 <w:lang w:eastAsia="ko-KR"/>
               </w:rPr>
-              <w:t xml:space="preserve"> }}</w:t>
+              <w:t>_</w:t>
+            </w:r>
+            <w:proofErr w:type="gramStart"/>
+            <w:r>
+              <w:rPr>
+                <w:rFonts w:ascii="맑은 고딕" w:eastAsia="맑은 고딕" w:hAnsi="맑은 고딕"/>
+                <w:b/>
+                <w:spacing w:val="-1"/>
+                <w:lang w:eastAsia="ko-KR"/>
+              </w:rPr>
+              <w:t>text</w:t>
+            </w:r>
+            <w:proofErr w:type="spellEnd"/>
+            <w:r>
+              <w:rPr>
+                <w:rFonts w:ascii="맑은 고딕" w:eastAsia="맑은 고딕" w:hAnsi="맑은 고딕"/>
+                <w:b/>
+                <w:spacing w:val="-1"/>
+                <w:lang w:eastAsia="ko-KR"/>
+              </w:rPr>
+              <w:t xml:space="preserve"> }</w:t>
+            </w:r>
+            <w:proofErr w:type="gramEnd"/>
+            <w:r>
+              <w:rPr>
+                <w:rFonts w:ascii="맑은 고딕" w:eastAsia="맑은 고딕" w:hAnsi="맑은 고딕"/>
+                <w:b/>
+                <w:spacing w:val="-1"/>
+                <w:lang w:eastAsia="ko-KR"/>
+              </w:rPr>
+              <w:t>}</w:t>
             </w:r>
           </w:p>
           <w:p>
@@ -527,6 +595,7 @@
                 <w:lang w:eastAsia="ko-KR"/>
               </w:rPr>
             </w:pPr>
+            <w:proofErr w:type="gramStart"/>
             <w:r>
               <w:rPr>
                 <w:rFonts w:ascii="맑은 고딕" w:eastAsia="맑은 고딕" w:hAnsi="맑은 고딕" w:hint="eastAsia"/>
@@ -554,6 +623,7 @@
               </w:rPr>
               <w:t>:</w:t>
             </w:r>
+            <w:proofErr w:type="gramEnd"/>
             <w:r>
               <w:rPr>
                 <w:rFonts w:ascii="맑은 고딕" w:eastAsia="맑은 고딕" w:hAnsi="맑은 고딕" w:hint="eastAsia"/>
@@ -563,6 +633,7 @@
               </w:rPr>
               <w:t xml:space="preserve"> </w:t>
             </w:r>
+            <w:proofErr w:type="gramStart"/>
             <w:r>
               <w:rPr>
                 <w:rFonts w:ascii="맑은 고딕" w:eastAsia="맑은 고딕" w:hAnsi="맑은 고딕" w:hint="eastAsia"/>
@@ -570,8 +641,9 @@
                 <w:szCs w:val="18"/>
                 <w:lang w:eastAsia="ko-KR"/>
               </w:rPr>
-              <w:t>{</w:t>
-            </w:r>
+              <w:t xml:space="preserve">{{ </w:t>
+            </w:r>
+            <w:proofErr w:type="spellStart"/>
             <w:r>
               <w:rPr>
                 <w:rFonts w:ascii="맑은 고딕" w:eastAsia="맑은 고딕" w:hAnsi="맑은 고딕" w:hint="eastAsia"/>
@@ -579,9 +651,9 @@
                 <w:szCs w:val="18"/>
                 <w:lang w:eastAsia="ko-KR"/>
               </w:rPr>
-              <w:t xml:space="preserve">{ </w:t>
-            </w:r>
-            <w:proofErr w:type="spellStart"/>
+              <w:t>quotation</w:t>
+            </w:r>
+            <w:proofErr w:type="gramEnd"/>
             <w:r>
               <w:rPr>
                 <w:rFonts w:ascii="맑은 고딕" w:eastAsia="맑은 고딕" w:hAnsi="맑은 고딕" w:hint="eastAsia"/>
@@ -589,7 +661,17 @@
                 <w:szCs w:val="18"/>
                 <w:lang w:eastAsia="ko-KR"/>
               </w:rPr>
-              <w:t>quotation_date</w:t>
+              <w:t>_</w:t>
+            </w:r>
+            <w:proofErr w:type="gramStart"/>
+            <w:r>
+              <w:rPr>
+                <w:rFonts w:ascii="맑은 고딕" w:eastAsia="맑은 고딕" w:hAnsi="맑은 고딕" w:hint="eastAsia"/>
+                <w:sz w:val="18"/>
+                <w:szCs w:val="18"/>
+                <w:lang w:eastAsia="ko-KR"/>
+              </w:rPr>
+              <w:t>date</w:t>
             </w:r>
             <w:proofErr w:type="spellEnd"/>
             <w:r>
@@ -601,6 +683,7 @@
               </w:rPr>
               <w:t xml:space="preserve"> }</w:t>
             </w:r>
+            <w:proofErr w:type="gramEnd"/>
             <w:r>
               <w:rPr>
                 <w:rFonts w:ascii="맑은 고딕" w:eastAsia="맑은 고딕" w:hAnsi="맑은 고딕" w:hint="eastAsia"/>
@@ -714,6 +797,7 @@
               </w:rPr>
               <w:t xml:space="preserve"> </w:t>
             </w:r>
+            <w:proofErr w:type="gramStart"/>
             <w:r>
               <w:rPr>
                 <w:rFonts w:ascii="Calibri" w:hAnsi="Calibri" w:cs="Calibri"/>
@@ -735,9 +819,9 @@
                 <w:shd w:val="clear" w:color="auto" w:fill="FFFFFF"/>
                 <w:lang w:eastAsia="ko-KR"/>
               </w:rPr>
-              <w:t>quotation_number</w:t>
-            </w:r>
-            <w:proofErr w:type="spellEnd"/>
+              <w:t>quotation</w:t>
+            </w:r>
+            <w:proofErr w:type="gramEnd"/>
             <w:r>
               <w:rPr>
                 <w:rFonts w:ascii="Calibri" w:hAnsi="Calibri" w:cs="Calibri"/>
@@ -747,7 +831,43 @@
                 <w:shd w:val="clear" w:color="auto" w:fill="FFFFFF"/>
                 <w:lang w:eastAsia="ko-KR"/>
               </w:rPr>
-              <w:t xml:space="preserve"> }}</w:t>
+              <w:t>_</w:t>
+            </w:r>
+            <w:proofErr w:type="gramStart"/>
+            <w:r>
+              <w:rPr>
+                <w:rFonts w:ascii="Calibri" w:hAnsi="Calibri" w:cs="Calibri"/>
+                <w:color w:val="444444"/>
+                <w:sz w:val="22"/>
+                <w:szCs w:val="22"/>
+                <w:shd w:val="clear" w:color="auto" w:fill="FFFFFF"/>
+                <w:lang w:eastAsia="ko-KR"/>
+              </w:rPr>
+              <w:t>number</w:t>
+            </w:r>
+            <w:proofErr w:type="spellEnd"/>
+            <w:r>
+              <w:rPr>
+                <w:rFonts w:ascii="Calibri" w:hAnsi="Calibri" w:cs="Calibri"/>
+                <w:color w:val="444444"/>
+                <w:sz w:val="22"/>
+                <w:szCs w:val="22"/>
+                <w:shd w:val="clear" w:color="auto" w:fill="FFFFFF"/>
+                <w:lang w:eastAsia="ko-KR"/>
+              </w:rPr>
+              <w:t xml:space="preserve"> }</w:t>
+            </w:r>
+            <w:proofErr w:type="gramEnd"/>
+            <w:r>
+              <w:rPr>
+                <w:rFonts w:ascii="Calibri" w:hAnsi="Calibri" w:cs="Calibri"/>
+                <w:color w:val="444444"/>
+                <w:sz w:val="22"/>
+                <w:szCs w:val="22"/>
+                <w:shd w:val="clear" w:color="auto" w:fill="FFFFFF"/>
+                <w:lang w:eastAsia="ko-KR"/>
+              </w:rPr>
+              <w:t>}</w:t>
             </w:r>
           </w:p>
           <w:p>
@@ -1040,7 +1160,7 @@
           <w:noProof/>
         </w:rPr>
         <w:drawing>
-          <wp:anchor distT="0" distB="0" distL="114300" distR="114300" simplePos="0" relativeHeight="251658240" behindDoc="1" locked="0" layoutInCell="1" allowOverlap="1" wp14:anchorId="5E048A6E" wp14:editId="56D24162">
+          <wp:anchor distT="0" distB="0" distL="114300" distR="114300" simplePos="0" relativeHeight="251658244" behindDoc="1" locked="0" layoutInCell="1" allowOverlap="1" wp14:anchorId="5E048A6E" wp14:editId="56D24162">
             <wp:simplePos x="0" y="0"/>
             <wp:positionH relativeFrom="margin">
               <wp:align>center</wp:align>
@@ -1108,7 +1228,7 @@
         <mc:AlternateContent>
           <mc:Choice Requires="wps">
             <w:drawing>
-              <wp:anchor distT="0" distB="0" distL="114300" distR="114300" simplePos="0" relativeHeight="251658241" behindDoc="1" locked="0" layoutInCell="1" allowOverlap="1" wp14:anchorId="4EA43331" wp14:editId="2E52BC38">
+              <wp:anchor distT="0" distB="0" distL="114300" distR="114300" simplePos="0" relativeHeight="251659269" behindDoc="1" locked="0" layoutInCell="1" allowOverlap="1" wp14:anchorId="4EA43331" wp14:editId="2E52BC38">
                 <wp:simplePos x="0" y="0"/>
                 <wp:positionH relativeFrom="column">
                   <wp:posOffset>-2384425</wp:posOffset>
@@ -1282,7 +1402,7 @@
         <mc:AlternateContent>
           <mc:Choice Requires="wps">
             <w:drawing>
-              <wp:anchor distT="45720" distB="45720" distL="114300" distR="114300" simplePos="0" relativeHeight="251658242" behindDoc="0" locked="0" layoutInCell="1" allowOverlap="1" wp14:anchorId="1846FADE" wp14:editId="59938F79">
+              <wp:anchor distT="45720" distB="45720" distL="114300" distR="114300" simplePos="0" relativeHeight="251660294" behindDoc="0" locked="0" layoutInCell="1" allowOverlap="1" wp14:anchorId="1846FADE" wp14:editId="59938F79">
                 <wp:simplePos x="0" y="0"/>
                 <wp:positionH relativeFrom="margin">
                   <wp:posOffset>5220335</wp:posOffset>
@@ -1964,7 +2084,7 @@
                 <v:stroke joinstyle="miter"/>
                 <v:path gradientshapeok="t" o:connecttype="rect"/>
               </v:shapetype>
-              <v:shape id="Text Box 2" o:spid="_x0000_s1026" type="#_x0000_t202" style="position:absolute;margin-left:411.05pt;margin-top:.75pt;width:123pt;height:546pt;z-index:251658242;visibility:visible;mso-wrap-style:square;mso-width-percent:0;mso-height-percent:0;mso-wrap-distance-left:9pt;mso-wrap-distance-top:3.6pt;mso-wrap-distance-right:9pt;mso-wrap-distance-bottom:3.6pt;mso-position-horizontal:absolute;mso-position-horizontal-relative:margin;mso-position-vertical:absolute;mso-position-vertical-relative:text;mso-width-percent:0;mso-height-percent:0;mso-width-relative:margin;mso-height-relative:margin;v-text-anchor:top" o:gfxdata="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" stroked="f">
+              <v:shape id="Text Box 2" o:spid="_x0000_s1026" type="#_x0000_t202" style="position:absolute;margin-left:411.05pt;margin-top:.75pt;width:123pt;height:546pt;z-index:251660294;visibility:visible;mso-wrap-style:square;mso-width-percent:0;mso-height-percent:0;mso-wrap-distance-left:9pt;mso-wrap-distance-top:3.6pt;mso-wrap-distance-right:9pt;mso-wrap-distance-bottom:3.6pt;mso-position-horizontal:absolute;mso-position-horizontal-relative:margin;mso-position-vertical:absolute;mso-position-vertical-relative:text;mso-width-percent:0;mso-height-percent:0;mso-width-relative:margin;mso-height-relative:margin;v-text-anchor:top" o:gfxdata="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" stroked="f">
                 <v:textbox inset="0,0,2mm">
                   <w:txbxContent>
                     <w:p>
@@ -3270,7 +3390,27 @@
                 <w:szCs w:val="20"/>
                 <w:lang w:eastAsia="ko-KR"/>
               </w:rPr>
-              <w:t>LRQA는 120개 이상의 국가에서 운영되며, 전 세계 30개 이상의 인정기구를 통해 인정받았습니다. 또한, 거의 모든 산업  분야에 대응 가능하며, 리스크 관리, 개선 추진 및 전 세계 이해관계자들 과의 신뢰 구축을 지원합니다</w:t>
+              <w:t xml:space="preserve">LRQA는 120개 이상의 국가에서 운영되며, 전 세계 30개 이상의 인정기구를 통해 인정받았습니다. 또한, 거의 모든 </w:t>
+            </w:r>
+            <w:proofErr w:type="gramStart"/>
+            <w:r>
+              <w:rPr>
+                <w:rFonts w:ascii="맑은 고딕" w:eastAsia="맑은 고딕" w:hAnsi="맑은 고딕" w:hint="eastAsia"/>
+                <w:sz w:val="20"/>
+                <w:szCs w:val="20"/>
+                <w:lang w:eastAsia="ko-KR"/>
+              </w:rPr>
+              <w:t>산업  분야에</w:t>
+            </w:r>
+            <w:proofErr w:type="gramEnd"/>
+            <w:r>
+              <w:rPr>
+                <w:rFonts w:ascii="맑은 고딕" w:eastAsia="맑은 고딕" w:hAnsi="맑은 고딕" w:hint="eastAsia"/>
+                <w:sz w:val="20"/>
+                <w:szCs w:val="20"/>
+                <w:lang w:eastAsia="ko-KR"/>
+              </w:rPr>
+              <w:t xml:space="preserve"> 대응 가능하며, 리스크 관리, 개선 추진 및 전 세계 이해관계자들 과의 신뢰 구축을 지원합니다</w:t>
             </w:r>
             <w:r>
               <w:rPr>
@@ -3730,7 +3870,27 @@
                 <w:szCs w:val="20"/>
                 <w:lang w:eastAsia="ko-KR"/>
               </w:rPr>
-              <w:t>온라인 고객 포털은 사용이 간편하고 언제 어디서든지 귀사 전체의 인증서 및 심사 프로그램을 관리할 수 LRQA 시스템 입니다. 포털을 통해 계획 및 완료된 심사 일정을 확인할 수 있습니다. 인증서, 보고서 및 인증마크를</w:t>
+              <w:t xml:space="preserve">온라인 고객 포털은 사용이 간편하고 언제 어디서든지 귀사 전체의 인증서 및 심사 프로그램을 관리할 수 LRQA </w:t>
+            </w:r>
+            <w:proofErr w:type="gramStart"/>
+            <w:r>
+              <w:rPr>
+                <w:rFonts w:ascii="맑은 고딕" w:eastAsia="맑은 고딕" w:hAnsi="맑은 고딕" w:hint="eastAsia"/>
+                <w:sz w:val="20"/>
+                <w:szCs w:val="20"/>
+                <w:lang w:eastAsia="ko-KR"/>
+              </w:rPr>
+              <w:t>시스템 입니다</w:t>
+            </w:r>
+            <w:proofErr w:type="gramEnd"/>
+            <w:r>
+              <w:rPr>
+                <w:rFonts w:ascii="맑은 고딕" w:eastAsia="맑은 고딕" w:hAnsi="맑은 고딕" w:hint="eastAsia"/>
+                <w:sz w:val="20"/>
+                <w:szCs w:val="20"/>
+                <w:lang w:eastAsia="ko-KR"/>
+              </w:rPr>
+              <w:t>. 포털을 통해 계획 및 완료된 심사 일정을 확인할 수 있습니다. 인증서, 보고서 및 인증마크를</w:t>
             </w:r>
             <w:r>
               <w:rPr>
@@ -3976,6 +4136,7 @@
           <w:lang w:eastAsia="ko-KR"/>
         </w:rPr>
       </w:pPr>
+      <w:proofErr w:type="gramStart"/>
       <w:r>
         <w:rPr>
           <w:rFonts w:ascii="맑은 고딕" w:eastAsia="맑은 고딕" w:hAnsi="맑은 고딕"/>
@@ -3995,7 +4156,15 @@
           <w:rFonts w:ascii="맑은 고딕" w:eastAsia="맑은 고딕" w:hAnsi="맑은 고딕" w:hint="eastAsia"/>
           <w:lang w:eastAsia="ko-KR"/>
         </w:rPr>
-        <w:t xml:space="preserve">는 고객의 </w:t>
+        <w:t>는</w:t>
+      </w:r>
+      <w:proofErr w:type="gramEnd"/>
+      <w:r>
+        <w:rPr>
+          <w:rFonts w:ascii="맑은 고딕" w:eastAsia="맑은 고딕" w:hAnsi="맑은 고딕" w:hint="eastAsia"/>
+          <w:lang w:eastAsia="ko-KR"/>
+        </w:rPr>
+        <w:t xml:space="preserve"> 고객의 </w:t>
       </w:r>
       <w:r>
         <w:rPr>
@@ -4032,6 +4201,7 @@
         </w:rPr>
         <w:t xml:space="preserve"> 심사를 </w:t>
       </w:r>
+      <w:proofErr w:type="gramStart"/>
       <w:r>
         <w:rPr>
           <w:rFonts w:ascii="맑은 고딕" w:eastAsia="맑은 고딕" w:hAnsi="맑은 고딕" w:hint="eastAsia"/>
@@ -4044,7 +4214,15 @@
           <w:rFonts w:ascii="맑은 고딕" w:eastAsia="맑은 고딕" w:hAnsi="맑은 고딕" w:hint="eastAsia"/>
           <w:lang w:eastAsia="ko-KR"/>
         </w:rPr>
-        <w:t>합니다.</w:t>
+        <w:t>합니다</w:t>
+      </w:r>
+      <w:proofErr w:type="gramEnd"/>
+      <w:r>
+        <w:rPr>
+          <w:rFonts w:ascii="맑은 고딕" w:eastAsia="맑은 고딕" w:hAnsi="맑은 고딕" w:hint="eastAsia"/>
+          <w:lang w:eastAsia="ko-KR"/>
+        </w:rPr>
+        <w:t>.</w:t>
       </w:r>
       <w:r>
         <w:rPr>
@@ -4101,9 +4279,13 @@
         </w:rPr>
         <w:t xml:space="preserve"> </w:t>
       </w:r>
+      <w:proofErr w:type="gramStart"/>
       <w:r>
         <w:rPr>
           <w:rFonts w:ascii="맑은 고딕" w:eastAsia="맑은 고딕" w:hAnsi="맑은 고딕"/>
+          <w:color w:val="088C8A"/>
+          <w:sz w:val="20"/>
+          <w:szCs w:val="20"/>
           <w:lang w:eastAsia="ko-KR"/>
         </w:rPr>
         <w:t xml:space="preserve">{{ </w:t>
@@ -4112,21 +4294,71 @@
       <w:r>
         <w:rPr>
           <w:rFonts w:ascii="맑은 고딕" w:eastAsia="맑은 고딕" w:hAnsi="맑은 고딕"/>
-          <w:lang w:eastAsia="ko-KR"/>
-        </w:rPr>
-        <w:t>standards_text</w:t>
+          <w:color w:val="088C8A"/>
+          <w:sz w:val="20"/>
+          <w:szCs w:val="20"/>
+          <w:lang w:eastAsia="ko-KR"/>
+        </w:rPr>
+        <w:t>standards</w:t>
+      </w:r>
+      <w:proofErr w:type="gramEnd"/>
+      <w:r>
+        <w:rPr>
+          <w:rFonts w:ascii="맑은 고딕" w:eastAsia="맑은 고딕" w:hAnsi="맑은 고딕"/>
+          <w:color w:val="088C8A"/>
+          <w:sz w:val="20"/>
+          <w:szCs w:val="20"/>
+          <w:lang w:eastAsia="ko-KR"/>
+        </w:rPr>
+        <w:t>_</w:t>
+      </w:r>
+      <w:proofErr w:type="gramStart"/>
+      <w:r>
+        <w:rPr>
+          <w:rFonts w:ascii="맑은 고딕" w:eastAsia="맑은 고딕" w:hAnsi="맑은 고딕"/>
+          <w:color w:val="088C8A"/>
+          <w:sz w:val="20"/>
+          <w:szCs w:val="20"/>
+          <w:lang w:eastAsia="ko-KR"/>
+        </w:rPr>
+        <w:t>text</w:t>
       </w:r>
       <w:proofErr w:type="spellEnd"/>
       <w:r>
         <w:rPr>
           <w:rFonts w:ascii="맑은 고딕" w:eastAsia="맑은 고딕" w:hAnsi="맑은 고딕"/>
-          <w:lang w:eastAsia="ko-KR"/>
-        </w:rPr>
-        <w:t xml:space="preserve"> }} </w:t>
+          <w:color w:val="088C8A"/>
+          <w:sz w:val="20"/>
+          <w:szCs w:val="20"/>
+          <w:lang w:eastAsia="ko-KR"/>
+        </w:rPr>
+        <w:t xml:space="preserve"> }</w:t>
+      </w:r>
+      <w:proofErr w:type="gramEnd"/>
+      <w:r>
+        <w:rPr>
+          <w:rFonts w:ascii="맑은 고딕" w:eastAsia="맑은 고딕" w:hAnsi="맑은 고딕"/>
+          <w:color w:val="088C8A"/>
+          <w:sz w:val="20"/>
+          <w:szCs w:val="20"/>
+          <w:lang w:eastAsia="ko-KR"/>
+        </w:rPr>
+        <w:t>}</w:t>
       </w:r>
       <w:r>
         <w:rPr>
+          <w:rFonts w:ascii="맑은 고딕" w:eastAsia="맑은 고딕" w:hAnsi="맑은 고딕" w:hint="eastAsia"/>
+          <w:color w:val="088C8A"/>
+          <w:sz w:val="20"/>
+          <w:szCs w:val="20"/>
+          <w:lang w:eastAsia="ko-KR"/>
+        </w:rPr>
+        <w:t xml:space="preserve"> </w:t>
+      </w:r>
+      <w:r>
+        <w:rPr>
           <w:rFonts w:ascii="맑은 고딕" w:eastAsia="맑은 고딕" w:hAnsi="맑은 고딕"/>
+          <w:color w:val="088C8A"/>
           <w:sz w:val="20"/>
           <w:szCs w:val="20"/>
           <w:lang w:eastAsia="ko-KR"/>
@@ -4136,6 +4368,7 @@
       <w:r>
         <w:rPr>
           <w:rFonts w:ascii="맑은 고딕" w:eastAsia="맑은 고딕" w:hAnsi="맑은 고딕" w:hint="eastAsia"/>
+          <w:color w:val="088C8A"/>
           <w:sz w:val="20"/>
           <w:szCs w:val="20"/>
           <w:lang w:eastAsia="ko-KR"/>
@@ -4145,6 +4378,7 @@
       <w:r>
         <w:rPr>
           <w:rFonts w:ascii="맑은 고딕" w:eastAsia="맑은 고딕" w:hAnsi="맑은 고딕" w:hint="eastAsia"/>
+          <w:color w:val="088C8A"/>
           <w:sz w:val="20"/>
           <w:szCs w:val="20"/>
           <w:lang w:eastAsia="ko-KR"/>
@@ -4154,6 +4388,7 @@
       <w:r>
         <w:rPr>
           <w:rFonts w:ascii="맑은 고딕" w:eastAsia="맑은 고딕" w:hAnsi="맑은 고딕" w:hint="eastAsia"/>
+          <w:color w:val="088C8A"/>
           <w:sz w:val="20"/>
           <w:szCs w:val="20"/>
           <w:lang w:eastAsia="ko-KR"/>
@@ -4401,6 +4636,7 @@
                 <w:lang w:eastAsia="ko-KR"/>
               </w:rPr>
             </w:pPr>
+            <w:proofErr w:type="gramStart"/>
             <w:r>
               <w:rPr>
                 <w:rFonts w:ascii="맑은 고딕" w:eastAsia="맑은 고딕" w:hAnsi="맑은 고딕"/>
@@ -4422,9 +4658,9 @@
                 <w:szCs w:val="18"/>
                 <w:lang w:eastAsia="ko-KR"/>
               </w:rPr>
-              <w:t>client_name</w:t>
-            </w:r>
-            <w:proofErr w:type="spellEnd"/>
+              <w:t>client</w:t>
+            </w:r>
+            <w:proofErr w:type="gramEnd"/>
             <w:r>
               <w:rPr>
                 <w:rFonts w:ascii="맑은 고딕" w:eastAsia="맑은 고딕" w:hAnsi="맑은 고딕"/>
@@ -4434,7 +4670,43 @@
                 <w:szCs w:val="18"/>
                 <w:lang w:eastAsia="ko-KR"/>
               </w:rPr>
-              <w:t xml:space="preserve"> }}</w:t>
+              <w:t>_</w:t>
+            </w:r>
+            <w:proofErr w:type="gramStart"/>
+            <w:r>
+              <w:rPr>
+                <w:rFonts w:ascii="맑은 고딕" w:eastAsia="맑은 고딕" w:hAnsi="맑은 고딕"/>
+                <w:b w:val="0"/>
+                <w:bCs w:val="0"/>
+                <w:sz w:val="18"/>
+                <w:szCs w:val="18"/>
+                <w:lang w:eastAsia="ko-KR"/>
+              </w:rPr>
+              <w:t>name</w:t>
+            </w:r>
+            <w:proofErr w:type="spellEnd"/>
+            <w:r>
+              <w:rPr>
+                <w:rFonts w:ascii="맑은 고딕" w:eastAsia="맑은 고딕" w:hAnsi="맑은 고딕"/>
+                <w:b w:val="0"/>
+                <w:bCs w:val="0"/>
+                <w:sz w:val="18"/>
+                <w:szCs w:val="18"/>
+                <w:lang w:eastAsia="ko-KR"/>
+              </w:rPr>
+              <w:t xml:space="preserve"> }</w:t>
+            </w:r>
+            <w:proofErr w:type="gramEnd"/>
+            <w:r>
+              <w:rPr>
+                <w:rFonts w:ascii="맑은 고딕" w:eastAsia="맑은 고딕" w:hAnsi="맑은 고딕"/>
+                <w:b w:val="0"/>
+                <w:bCs w:val="0"/>
+                <w:sz w:val="18"/>
+                <w:szCs w:val="18"/>
+                <w:lang w:eastAsia="ko-KR"/>
+              </w:rPr>
+              <w:t>}</w:t>
             </w:r>
             <w:r>
               <w:rPr>
@@ -4467,6 +4739,7 @@
                 <w:lang w:eastAsia="ko-KR"/>
               </w:rPr>
             </w:pPr>
+            <w:proofErr w:type="gramStart"/>
             <w:r>
               <w:rPr>
                 <w:rFonts w:ascii="맑은 고딕" w:eastAsia="맑은 고딕" w:hAnsi="맑은 고딕"/>
@@ -4488,7 +4761,19 @@
                 <w:szCs w:val="18"/>
                 <w:lang w:eastAsia="ko-KR"/>
               </w:rPr>
-              <w:t>client_address</w:t>
+              <w:t>client</w:t>
+            </w:r>
+            <w:proofErr w:type="gramEnd"/>
+            <w:r>
+              <w:rPr>
+                <w:rFonts w:ascii="맑은 고딕" w:eastAsia="맑은 고딕" w:hAnsi="맑은 고딕"/>
+                <w:b w:val="0"/>
+                <w:bCs w:val="0"/>
+                <w:sz w:val="18"/>
+                <w:szCs w:val="18"/>
+                <w:lang w:eastAsia="ko-KR"/>
+              </w:rPr>
+              <w:t>_address</w:t>
             </w:r>
             <w:proofErr w:type="spellEnd"/>
             <w:r>
@@ -4611,9 +4896,9 @@
           <w:szCs w:val="20"/>
           <w:lang w:eastAsia="ko-KR"/>
         </w:rPr>
-        <w:t xml:space="preserve">- `{{ </w:t>
+        <w:t>- `</w:t>
       </w:r>
-      <w:proofErr w:type="spellStart"/>
+      <w:proofErr w:type="gramStart"/>
       <w:r>
         <w:rPr>
           <w:rFonts w:ascii="맑은 고딕" w:eastAsia="맑은 고딕" w:hAnsi="맑은 고딕" w:hint="eastAsia"/>
@@ -4624,9 +4909,9 @@
           <w:szCs w:val="20"/>
           <w:lang w:eastAsia="ko-KR"/>
         </w:rPr>
-        <w:t>total_sites</w:t>
+        <w:t xml:space="preserve">{{ </w:t>
       </w:r>
-      <w:proofErr w:type="spellEnd"/>
+      <w:proofErr w:type="spellStart"/>
       <w:r>
         <w:rPr>
           <w:rFonts w:ascii="맑은 고딕" w:eastAsia="맑은 고딕" w:hAnsi="맑은 고딕" w:hint="eastAsia"/>
@@ -4637,7 +4922,59 @@
           <w:szCs w:val="20"/>
           <w:lang w:eastAsia="ko-KR"/>
         </w:rPr>
-        <w:t xml:space="preserve"> }}` - 총 사업장 수</w:t>
+        <w:t>total</w:t>
+      </w:r>
+      <w:proofErr w:type="gramEnd"/>
+      <w:r>
+        <w:rPr>
+          <w:rFonts w:ascii="맑은 고딕" w:eastAsia="맑은 고딕" w:hAnsi="맑은 고딕" w:hint="eastAsia"/>
+          <w:b/>
+          <w:bCs/>
+          <w:color w:val="auto"/>
+          <w:sz w:val="20"/>
+          <w:szCs w:val="20"/>
+          <w:lang w:eastAsia="ko-KR"/>
+        </w:rPr>
+        <w:t>_</w:t>
+      </w:r>
+      <w:proofErr w:type="gramStart"/>
+      <w:r>
+        <w:rPr>
+          <w:rFonts w:ascii="맑은 고딕" w:eastAsia="맑은 고딕" w:hAnsi="맑은 고딕" w:hint="eastAsia"/>
+          <w:b/>
+          <w:bCs/>
+          <w:color w:val="auto"/>
+          <w:sz w:val="20"/>
+          <w:szCs w:val="20"/>
+          <w:lang w:eastAsia="ko-KR"/>
+        </w:rPr>
+        <w:t>sites</w:t>
+      </w:r>
+      <w:proofErr w:type="spellEnd"/>
+      <w:r>
+        <w:rPr>
+          <w:rFonts w:ascii="맑은 고딕" w:eastAsia="맑은 고딕" w:hAnsi="맑은 고딕" w:hint="eastAsia"/>
+          <w:b/>
+          <w:bCs/>
+          <w:color w:val="auto"/>
+          <w:sz w:val="20"/>
+          <w:szCs w:val="20"/>
+          <w:lang w:eastAsia="ko-KR"/>
+        </w:rPr>
+        <w:t xml:space="preserve"> }</w:t>
+      </w:r>
+      <w:proofErr w:type="gramEnd"/>
+      <w:r>
+        <w:rPr>
+          <w:rFonts w:ascii="맑은 고딕" w:eastAsia="맑은 고딕" w:hAnsi="맑은 고딕" w:hint="eastAsia"/>
+          <w:b/>
+          <w:bCs/>
+          <w:color w:val="auto"/>
+          <w:sz w:val="20"/>
+          <w:szCs w:val="20"/>
+          <w:lang w:eastAsia="ko-KR"/>
+        </w:rPr>
+        <w:t>}` - 총 사업장 수</w:t>
       </w:r>
     </w:p>
     <w:p>
@@ -4664,9 +5001,9 @@
           <w:szCs w:val="20"/>
           <w:lang w:eastAsia="ko-KR"/>
         </w:rPr>
-        <w:t xml:space="preserve">- `{{ </w:t>
+        <w:t>- `</w:t>
       </w:r>
-      <w:proofErr w:type="spellStart"/>
+      <w:proofErr w:type="gramStart"/>
       <w:r>
         <w:rPr>
           <w:rFonts w:ascii="맑은 고딕" w:eastAsia="맑은 고딕" w:hAnsi="맑은 고딕" w:hint="eastAsia"/>
@@ -4677,9 +5014,9 @@
           <w:szCs w:val="20"/>
           <w:lang w:eastAsia="ko-KR"/>
         </w:rPr>
-        <w:t>total_employees</w:t>
+        <w:t xml:space="preserve">{{ </w:t>
       </w:r>
-      <w:proofErr w:type="spellEnd"/>
+      <w:proofErr w:type="spellStart"/>
       <w:r>
         <w:rPr>
           <w:rFonts w:ascii="맑은 고딕" w:eastAsia="맑은 고딕" w:hAnsi="맑은 고딕" w:hint="eastAsia"/>
@@ -4690,7 +5027,59 @@
           <w:szCs w:val="20"/>
           <w:lang w:eastAsia="ko-KR"/>
         </w:rPr>
-        <w:t xml:space="preserve"> }}` - 총 직원 수</w:t>
+        <w:t>total</w:t>
+      </w:r>
+      <w:proofErr w:type="gramEnd"/>
+      <w:r>
+        <w:rPr>
+          <w:rFonts w:ascii="맑은 고딕" w:eastAsia="맑은 고딕" w:hAnsi="맑은 고딕" w:hint="eastAsia"/>
+          <w:b/>
+          <w:bCs/>
+          <w:color w:val="auto"/>
+          <w:sz w:val="20"/>
+          <w:szCs w:val="20"/>
+          <w:lang w:eastAsia="ko-KR"/>
+        </w:rPr>
+        <w:t>_</w:t>
+      </w:r>
+      <w:proofErr w:type="gramStart"/>
+      <w:r>
+        <w:rPr>
+          <w:rFonts w:ascii="맑은 고딕" w:eastAsia="맑은 고딕" w:hAnsi="맑은 고딕" w:hint="eastAsia"/>
+          <w:b/>
+          <w:bCs/>
+          <w:color w:val="auto"/>
+          <w:sz w:val="20"/>
+          <w:szCs w:val="20"/>
+          <w:lang w:eastAsia="ko-KR"/>
+        </w:rPr>
+        <w:t>employees</w:t>
+      </w:r>
+      <w:proofErr w:type="spellEnd"/>
+      <w:r>
+        <w:rPr>
+          <w:rFonts w:ascii="맑은 고딕" w:eastAsia="맑은 고딕" w:hAnsi="맑은 고딕" w:hint="eastAsia"/>
+          <w:b/>
+          <w:bCs/>
+          <w:color w:val="auto"/>
+          <w:sz w:val="20"/>
+          <w:szCs w:val="20"/>
+          <w:lang w:eastAsia="ko-KR"/>
+        </w:rPr>
+        <w:t xml:space="preserve"> }</w:t>
+      </w:r>
+      <w:proofErr w:type="gramEnd"/>
+      <w:r>
+        <w:rPr>
+          <w:rFonts w:ascii="맑은 고딕" w:eastAsia="맑은 고딕" w:hAnsi="맑은 고딕" w:hint="eastAsia"/>
+          <w:b/>
+          <w:bCs/>
+          <w:color w:val="auto"/>
+          <w:sz w:val="20"/>
+          <w:szCs w:val="20"/>
+          <w:lang w:eastAsia="ko-KR"/>
+        </w:rPr>
+        <w:t>}` - 총 직원 수</w:t>
       </w:r>
     </w:p>
     <w:p>
@@ -5324,25 +5713,7 @@
                 <w:szCs w:val="18"/>
                 <w:lang w:eastAsia="ko-KR"/>
               </w:rPr>
-              <w:t>{% if has_iso9001 %}ISO 9001 최초심사</w:t>
-            </w:r>
-            <w:r>
-              <w:rPr>
-                <w:rFonts w:ascii="맑은 고딕" w:eastAsia="맑은 고딕" w:hAnsi="맑은 고딕" w:hint="eastAsia"/>
-                <w:sz w:val="18"/>
-                <w:szCs w:val="18"/>
-                <w:lang w:eastAsia="ko-KR"/>
-              </w:rPr>
-              <w:t xml:space="preserve"> {</w:t>
-            </w:r>
-            <w:r>
-              <w:rPr>
-                <w:rFonts w:ascii="맑은 고딕" w:eastAsia="맑은 고딕" w:hAnsi="맑은 고딕" w:hint="eastAsia"/>
-                <w:sz w:val="18"/>
-                <w:szCs w:val="18"/>
-                <w:lang w:eastAsia="ko-KR"/>
-              </w:rPr>
-              <w:t>% endif %}</w:t>
+              <w:t>{% if has_iso9001 %}ISO 9001 최초심사{% endif %}</w:t>
             </w:r>
           </w:p>
         </w:tc>
@@ -5365,14 +5736,35 @@
                 <w:lang w:eastAsia="ko-KR"/>
               </w:rPr>
             </w:pPr>
-            <w:r>
-              <w:rPr>
-                <w:rFonts w:ascii="맑은 고딕" w:eastAsia="맑은 고딕" w:hAnsi="맑은 고딕"/>
-                <w:sz w:val="18"/>
-                <w:szCs w:val="18"/>
-                <w:lang w:eastAsia="ko-KR"/>
-              </w:rPr>
-              <w:t>{{ iso9001_stage1_2_days }}</w:t>
+            <w:proofErr w:type="gramStart"/>
+            <w:r>
+              <w:rPr>
+                <w:rFonts w:ascii="맑은 고딕" w:eastAsia="맑은 고딕" w:hAnsi="맑은 고딕"/>
+                <w:sz w:val="18"/>
+                <w:szCs w:val="18"/>
+                <w:lang w:eastAsia="ko-KR"/>
+              </w:rPr>
+              <w:t>{{ iso</w:t>
+            </w:r>
+            <w:proofErr w:type="gramEnd"/>
+            <w:r>
+              <w:rPr>
+                <w:rFonts w:ascii="맑은 고딕" w:eastAsia="맑은 고딕" w:hAnsi="맑은 고딕"/>
+                <w:sz w:val="18"/>
+                <w:szCs w:val="18"/>
+                <w:lang w:eastAsia="ko-KR"/>
+              </w:rPr>
+              <w:t>9001_stage1_2_</w:t>
+            </w:r>
+            <w:proofErr w:type="gramStart"/>
+            <w:r>
+              <w:rPr>
+                <w:rFonts w:ascii="맑은 고딕" w:eastAsia="맑은 고딕" w:hAnsi="맑은 고딕"/>
+                <w:sz w:val="18"/>
+                <w:szCs w:val="18"/>
+                <w:lang w:eastAsia="ko-KR"/>
+              </w:rPr>
+              <w:t>days }}</w:t>
             </w:r>
             <w:r>
               <w:rPr>
@@ -5383,6 +5775,7 @@
               </w:rPr>
               <w:t>days</w:t>
             </w:r>
+            <w:proofErr w:type="gramEnd"/>
           </w:p>
           <w:p>
             <w:pPr>
@@ -5403,14 +5796,35 @@
               </w:rPr>
               <w:t xml:space="preserve">(Stage1: </w:t>
             </w:r>
-            <w:r>
-              <w:rPr>
-                <w:rFonts w:ascii="맑은 고딕" w:eastAsia="맑은 고딕" w:hAnsi="맑은 고딕"/>
-                <w:sz w:val="18"/>
-                <w:szCs w:val="18"/>
-                <w:lang w:eastAsia="ko-KR"/>
-              </w:rPr>
-              <w:t>{{ iso9001_stage1_days }}</w:t>
+            <w:proofErr w:type="gramStart"/>
+            <w:r>
+              <w:rPr>
+                <w:rFonts w:ascii="맑은 고딕" w:eastAsia="맑은 고딕" w:hAnsi="맑은 고딕"/>
+                <w:sz w:val="18"/>
+                <w:szCs w:val="18"/>
+                <w:lang w:eastAsia="ko-KR"/>
+              </w:rPr>
+              <w:t>{{ iso</w:t>
+            </w:r>
+            <w:proofErr w:type="gramEnd"/>
+            <w:r>
+              <w:rPr>
+                <w:rFonts w:ascii="맑은 고딕" w:eastAsia="맑은 고딕" w:hAnsi="맑은 고딕"/>
+                <w:sz w:val="18"/>
+                <w:szCs w:val="18"/>
+                <w:lang w:eastAsia="ko-KR"/>
+              </w:rPr>
+              <w:t>9001_stage1_</w:t>
+            </w:r>
+            <w:proofErr w:type="gramStart"/>
+            <w:r>
+              <w:rPr>
+                <w:rFonts w:ascii="맑은 고딕" w:eastAsia="맑은 고딕" w:hAnsi="맑은 고딕"/>
+                <w:sz w:val="18"/>
+                <w:szCs w:val="18"/>
+                <w:lang w:eastAsia="ko-KR"/>
+              </w:rPr>
+              <w:t>days }}</w:t>
             </w:r>
             <w:r>
               <w:rPr>
@@ -5421,6 +5835,7 @@
               </w:rPr>
               <w:t>days</w:t>
             </w:r>
+            <w:proofErr w:type="gramEnd"/>
             <w:r>
               <w:rPr>
                 <w:rFonts w:ascii="맑은 고딕" w:eastAsia="맑은 고딕" w:hAnsi="맑은 고딕"/>
@@ -5439,14 +5854,25 @@
               </w:rPr>
               <w:t xml:space="preserve"> Stage2: </w:t>
             </w:r>
-            <w:r>
-              <w:rPr>
-                <w:rFonts w:ascii="맑은 고딕" w:eastAsia="맑은 고딕" w:hAnsi="맑은 고딕"/>
-                <w:sz w:val="18"/>
-                <w:szCs w:val="18"/>
-                <w:lang w:eastAsia="ko-KR"/>
-              </w:rPr>
-              <w:t>{{ iso9001_stage</w:t>
+            <w:proofErr w:type="gramStart"/>
+            <w:r>
+              <w:rPr>
+                <w:rFonts w:ascii="맑은 고딕" w:eastAsia="맑은 고딕" w:hAnsi="맑은 고딕"/>
+                <w:sz w:val="18"/>
+                <w:szCs w:val="18"/>
+                <w:lang w:eastAsia="ko-KR"/>
+              </w:rPr>
+              <w:t>{{ iso</w:t>
+            </w:r>
+            <w:proofErr w:type="gramEnd"/>
+            <w:r>
+              <w:rPr>
+                <w:rFonts w:ascii="맑은 고딕" w:eastAsia="맑은 고딕" w:hAnsi="맑은 고딕"/>
+                <w:sz w:val="18"/>
+                <w:szCs w:val="18"/>
+                <w:lang w:eastAsia="ko-KR"/>
+              </w:rPr>
+              <w:t>9001_stage</w:t>
             </w:r>
             <w:r>
               <w:rPr>
@@ -5464,7 +5890,17 @@
                 <w:szCs w:val="18"/>
                 <w:lang w:eastAsia="ko-KR"/>
               </w:rPr>
-              <w:t>_days }}</w:t>
+              <w:t>_</w:t>
+            </w:r>
+            <w:proofErr w:type="gramStart"/>
+            <w:r>
+              <w:rPr>
+                <w:rFonts w:ascii="맑은 고딕" w:eastAsia="맑은 고딕" w:hAnsi="맑은 고딕"/>
+                <w:sz w:val="18"/>
+                <w:szCs w:val="18"/>
+                <w:lang w:eastAsia="ko-KR"/>
+              </w:rPr>
+              <w:t>days }}</w:t>
             </w:r>
             <w:r>
               <w:rPr>
@@ -5473,7 +5909,17 @@
                 <w:szCs w:val="18"/>
                 <w:lang w:eastAsia="ko-KR"/>
               </w:rPr>
-              <w:t>days)</w:t>
+              <w:t>days</w:t>
+            </w:r>
+            <w:proofErr w:type="gramEnd"/>
+            <w:r>
+              <w:rPr>
+                <w:rFonts w:ascii="맑은 고딕" w:eastAsia="맑은 고딕" w:hAnsi="맑은 고딕" w:hint="eastAsia"/>
+                <w:sz w:val="18"/>
+                <w:szCs w:val="18"/>
+                <w:lang w:eastAsia="ko-KR"/>
+              </w:rPr>
+              <w:t>)</w:t>
             </w:r>
           </w:p>
         </w:tc>
@@ -5495,13 +5941,92 @@
                 <w:szCs w:val="18"/>
               </w:rPr>
             </w:pPr>
-            <w:r>
-              <w:rPr>
-                <w:rFonts w:ascii="맑은 고딕" w:eastAsia="맑은 고딕" w:hAnsi="맑은 고딕"/>
-                <w:sz w:val="18"/>
-                <w:szCs w:val="18"/>
-              </w:rPr>
-              <w:t>{{ iso9001_stage1_2_cost_formatted }}</w:t>
+            <w:proofErr w:type="gramStart"/>
+            <w:r>
+              <w:rPr>
+                <w:rFonts w:ascii="맑은 고딕" w:eastAsia="맑은 고딕" w:hAnsi="맑은 고딕"/>
+                <w:sz w:val="18"/>
+                <w:szCs w:val="18"/>
+                <w:lang w:eastAsia="ko-KR"/>
+              </w:rPr>
+              <w:t>{{ iso</w:t>
+            </w:r>
+            <w:proofErr w:type="gramEnd"/>
+            <w:r>
+              <w:rPr>
+                <w:rFonts w:ascii="맑은 고딕" w:eastAsia="맑은 고딕" w:hAnsi="맑은 고딕"/>
+                <w:sz w:val="18"/>
+                <w:szCs w:val="18"/>
+                <w:lang w:eastAsia="ko-KR"/>
+              </w:rPr>
+              <w:t xml:space="preserve">9001_stage1_2_cost </w:t>
+            </w:r>
+            <w:r>
+              <w:rPr>
+                <w:rFonts w:ascii="맑은 고딕" w:eastAsia="맑은 고딕" w:hAnsi="맑은 고딕" w:hint="eastAsia"/>
+                <w:sz w:val="18"/>
+                <w:szCs w:val="18"/>
+                <w:lang w:eastAsia="ko-KR"/>
+              </w:rPr>
+              <w:t xml:space="preserve">| </w:t>
+            </w:r>
+            <w:proofErr w:type="spellStart"/>
+            <w:r>
+              <w:rPr>
+                <w:rFonts w:ascii="맑은 고딕" w:eastAsia="맑은 고딕" w:hAnsi="맑은 고딕" w:hint="eastAsia"/>
+                <w:sz w:val="18"/>
+                <w:szCs w:val="18"/>
+                <w:lang w:eastAsia="ko-KR"/>
+              </w:rPr>
+              <w:t>format_</w:t>
+            </w:r>
+            <w:proofErr w:type="gramStart"/>
+            <w:r>
+              <w:rPr>
+                <w:rFonts w:ascii="맑은 고딕" w:eastAsia="맑은 고딕" w:hAnsi="맑은 고딕" w:hint="eastAsia"/>
+                <w:sz w:val="18"/>
+                <w:szCs w:val="18"/>
+                <w:lang w:eastAsia="ko-KR"/>
+              </w:rPr>
+              <w:t>currency</w:t>
+            </w:r>
+            <w:proofErr w:type="spellEnd"/>
+            <w:r>
+              <w:rPr>
+                <w:rFonts w:ascii="맑은 고딕" w:eastAsia="맑은 고딕" w:hAnsi="맑은 고딕" w:hint="eastAsia"/>
+                <w:sz w:val="18"/>
+                <w:szCs w:val="18"/>
+                <w:lang w:eastAsia="ko-KR"/>
+              </w:rPr>
+              <w:t xml:space="preserve"> </w:t>
+            </w:r>
+            <w:r>
+              <w:rPr>
+                <w:rFonts w:ascii="맑은 고딕" w:eastAsia="맑은 고딕" w:hAnsi="맑은 고딕"/>
+                <w:sz w:val="18"/>
+                <w:szCs w:val="18"/>
+                <w:lang w:eastAsia="ko-KR"/>
+              </w:rPr>
+              <w:t>}</w:t>
+            </w:r>
+            <w:proofErr w:type="gramEnd"/>
+            <w:r>
+              <w:rPr>
+                <w:rFonts w:ascii="맑은 고딕" w:eastAsia="맑은 고딕" w:hAnsi="맑은 고딕"/>
+                <w:sz w:val="18"/>
+                <w:szCs w:val="18"/>
+                <w:lang w:eastAsia="ko-KR"/>
+              </w:rPr>
+              <w:t>}</w:t>
+            </w:r>
+            <w:r>
+              <w:rPr>
+                <w:rFonts w:ascii="맑은 고딕" w:eastAsia="맑은 고딕" w:hAnsi="맑은 고딕" w:hint="eastAsia"/>
+                <w:sz w:val="18"/>
+                <w:szCs w:val="18"/>
+                <w:lang w:eastAsia="ko-KR"/>
+              </w:rPr>
+              <w:t>원</w:t>
             </w:r>
           </w:p>
         </w:tc>
@@ -5524,14 +6049,45 @@
                 <w:lang w:eastAsia="ko-KR"/>
               </w:rPr>
             </w:pPr>
-            <w:r>
-              <w:rPr>
-                <w:rFonts w:ascii="맑은 고딕" w:eastAsia="맑은 고딕" w:hAnsi="맑은 고딕"/>
-                <w:sz w:val="18"/>
-                <w:szCs w:val="18"/>
-                <w:lang w:eastAsia="ko-KR"/>
-              </w:rPr>
-              <w:t>{{ iso9001_surveillance_days }}</w:t>
+            <w:proofErr w:type="gramStart"/>
+            <w:r>
+              <w:rPr>
+                <w:rFonts w:ascii="맑은 고딕" w:eastAsia="맑은 고딕" w:hAnsi="맑은 고딕"/>
+                <w:sz w:val="18"/>
+                <w:szCs w:val="18"/>
+                <w:lang w:eastAsia="ko-KR"/>
+              </w:rPr>
+              <w:t>{{ iso</w:t>
+            </w:r>
+            <w:proofErr w:type="gramEnd"/>
+            <w:r>
+              <w:rPr>
+                <w:rFonts w:ascii="맑은 고딕" w:eastAsia="맑은 고딕" w:hAnsi="맑은 고딕"/>
+                <w:sz w:val="18"/>
+                <w:szCs w:val="18"/>
+                <w:lang w:eastAsia="ko-KR"/>
+              </w:rPr>
+              <w:t>9001_surveillance_</w:t>
+            </w:r>
+            <w:proofErr w:type="gramStart"/>
+            <w:r>
+              <w:rPr>
+                <w:rFonts w:ascii="맑은 고딕" w:eastAsia="맑은 고딕" w:hAnsi="맑은 고딕"/>
+                <w:sz w:val="18"/>
+                <w:szCs w:val="18"/>
+                <w:lang w:eastAsia="ko-KR"/>
+              </w:rPr>
+              <w:t>days }</w:t>
+            </w:r>
+            <w:proofErr w:type="gramEnd"/>
+            <w:r>
+              <w:rPr>
+                <w:rFonts w:ascii="맑은 고딕" w:eastAsia="맑은 고딕" w:hAnsi="맑은 고딕"/>
+                <w:sz w:val="18"/>
+                <w:szCs w:val="18"/>
+                <w:lang w:eastAsia="ko-KR"/>
+              </w:rPr>
+              <w:t>}</w:t>
             </w:r>
             <w:r>
               <w:rPr>
@@ -5610,25 +6166,7 @@
                 <w:szCs w:val="18"/>
                 <w:lang w:eastAsia="ko-KR"/>
               </w:rPr>
-              <w:t>{% if has_iso14001 %}ISO 14001 최초심사</w:t>
-            </w:r>
-            <w:r>
-              <w:rPr>
-                <w:rFonts w:ascii="맑은 고딕" w:eastAsia="맑은 고딕" w:hAnsi="맑은 고딕" w:hint="eastAsia"/>
-                <w:sz w:val="18"/>
-                <w:szCs w:val="18"/>
-                <w:lang w:eastAsia="ko-KR"/>
-              </w:rPr>
-              <w:t xml:space="preserve"> </w:t>
-            </w:r>
-            <w:r>
-              <w:rPr>
-                <w:rFonts w:ascii="맑은 고딕" w:eastAsia="맑은 고딕" w:hAnsi="맑은 고딕"/>
-                <w:sz w:val="18"/>
-                <w:szCs w:val="18"/>
-                <w:lang w:eastAsia="ko-KR"/>
-              </w:rPr>
-              <w:t>{% endif %}</w:t>
+              <w:t>{% if has_iso14001 %}ISO 14001 최초심사{% endif %}</w:t>
             </w:r>
           </w:p>
         </w:tc>
@@ -5651,6 +6189,7 @@
                 <w:lang w:eastAsia="ko-KR"/>
               </w:rPr>
             </w:pPr>
+            <w:proofErr w:type="gramStart"/>
             <w:r>
               <w:rPr>
                 <w:rFonts w:ascii="맑은 고딕" w:eastAsia="맑은 고딕" w:hAnsi="맑은 고딕"/>
@@ -5660,6 +6199,7 @@
               </w:rPr>
               <w:t>{{ iso</w:t>
             </w:r>
+            <w:proofErr w:type="gramEnd"/>
             <w:r>
               <w:rPr>
                 <w:rFonts w:ascii="맑은 고딕" w:eastAsia="맑은 고딕" w:hAnsi="맑은 고딕" w:hint="eastAsia"/>
@@ -5676,8 +6216,19 @@
                 <w:szCs w:val="18"/>
                 <w:lang w:eastAsia="ko-KR"/>
               </w:rPr>
-              <w:t>001_stage1_2_days }}days</w:t>
-            </w:r>
+              <w:t>001_stage1_2_</w:t>
+            </w:r>
+            <w:proofErr w:type="gramStart"/>
+            <w:r>
+              <w:rPr>
+                <w:rFonts w:ascii="맑은 고딕" w:eastAsia="맑은 고딕" w:hAnsi="맑은 고딕"/>
+                <w:sz w:val="18"/>
+                <w:szCs w:val="18"/>
+                <w:lang w:eastAsia="ko-KR"/>
+              </w:rPr>
+              <w:t>days }}days</w:t>
+            </w:r>
+            <w:proofErr w:type="gramEnd"/>
           </w:p>
           <w:p>
             <w:pPr>
@@ -5699,6 +6250,7 @@
               </w:rPr>
               <w:t xml:space="preserve">(Stage1: </w:t>
             </w:r>
+            <w:proofErr w:type="gramStart"/>
             <w:r>
               <w:rPr>
                 <w:rFonts w:ascii="맑은 고딕" w:eastAsia="맑은 고딕" w:hAnsi="맑은 고딕"/>
@@ -5708,6 +6260,7 @@
               </w:rPr>
               <w:t>{{ iso</w:t>
             </w:r>
+            <w:proofErr w:type="gramEnd"/>
             <w:r>
               <w:rPr>
                 <w:rFonts w:ascii="맑은 고딕" w:eastAsia="맑은 고딕" w:hAnsi="맑은 고딕" w:hint="eastAsia"/>
@@ -5724,7 +6277,17 @@
                 <w:szCs w:val="18"/>
                 <w:lang w:eastAsia="ko-KR"/>
               </w:rPr>
-              <w:t>001_stage1_days }}</w:t>
+              <w:t>001_stage1_</w:t>
+            </w:r>
+            <w:proofErr w:type="gramStart"/>
+            <w:r>
+              <w:rPr>
+                <w:rFonts w:ascii="맑은 고딕" w:eastAsia="맑은 고딕" w:hAnsi="맑은 고딕"/>
+                <w:sz w:val="18"/>
+                <w:szCs w:val="18"/>
+                <w:lang w:eastAsia="ko-KR"/>
+              </w:rPr>
+              <w:t>days }}</w:t>
             </w:r>
             <w:r>
               <w:rPr>
@@ -5735,6 +6298,7 @@
               </w:rPr>
               <w:t>days</w:t>
             </w:r>
+            <w:proofErr w:type="gramEnd"/>
             <w:r>
               <w:rPr>
                 <w:rFonts w:ascii="맑은 고딕" w:eastAsia="맑은 고딕" w:hAnsi="맑은 고딕"/>
@@ -5753,6 +6317,7 @@
               </w:rPr>
               <w:t xml:space="preserve"> Stage2: </w:t>
             </w:r>
+            <w:proofErr w:type="gramStart"/>
             <w:r>
               <w:rPr>
                 <w:rFonts w:ascii="맑은 고딕" w:eastAsia="맑은 고딕" w:hAnsi="맑은 고딕"/>
@@ -5762,6 +6327,7 @@
               </w:rPr>
               <w:t>{{ iso</w:t>
             </w:r>
+            <w:proofErr w:type="gramEnd"/>
             <w:r>
               <w:rPr>
                 <w:rFonts w:ascii="맑은 고딕" w:eastAsia="맑은 고딕" w:hAnsi="맑은 고딕" w:hint="eastAsia"/>
@@ -5796,7 +6362,17 @@
                 <w:szCs w:val="18"/>
                 <w:lang w:eastAsia="ko-KR"/>
               </w:rPr>
-              <w:t>_days }}</w:t>
+              <w:t>_</w:t>
+            </w:r>
+            <w:proofErr w:type="gramStart"/>
+            <w:r>
+              <w:rPr>
+                <w:rFonts w:ascii="맑은 고딕" w:eastAsia="맑은 고딕" w:hAnsi="맑은 고딕"/>
+                <w:sz w:val="18"/>
+                <w:szCs w:val="18"/>
+                <w:lang w:eastAsia="ko-KR"/>
+              </w:rPr>
+              <w:t>days }}</w:t>
             </w:r>
             <w:r>
               <w:rPr>
@@ -5805,7 +6381,17 @@
                 <w:szCs w:val="18"/>
                 <w:lang w:eastAsia="ko-KR"/>
               </w:rPr>
-              <w:t>days)</w:t>
+              <w:t>days</w:t>
+            </w:r>
+            <w:proofErr w:type="gramEnd"/>
+            <w:r>
+              <w:rPr>
+                <w:rFonts w:ascii="맑은 고딕" w:eastAsia="맑은 고딕" w:hAnsi="맑은 고딕" w:hint="eastAsia"/>
+                <w:sz w:val="18"/>
+                <w:szCs w:val="18"/>
+                <w:lang w:eastAsia="ko-KR"/>
+              </w:rPr>
+              <w:t>)</w:t>
             </w:r>
           </w:p>
         </w:tc>
@@ -5828,14 +6414,101 @@
                 <w:lang w:eastAsia="ko-KR"/>
               </w:rPr>
             </w:pPr>
-            <w:r>
-              <w:rPr>
-                <w:rFonts w:ascii="맑은 고딕" w:eastAsia="맑은 고딕" w:hAnsi="맑은 고딕"/>
-                <w:sz w:val="18"/>
-                <w:szCs w:val="18"/>
-                <w:lang w:eastAsia="ko-KR"/>
-              </w:rPr>
-              <w:t>{{ iso14001_stage1_2_cost_formatted }}</w:t>
+            <w:proofErr w:type="gramStart"/>
+            <w:r>
+              <w:rPr>
+                <w:rFonts w:ascii="맑은 고딕" w:eastAsia="맑은 고딕" w:hAnsi="맑은 고딕"/>
+                <w:sz w:val="18"/>
+                <w:szCs w:val="18"/>
+                <w:lang w:eastAsia="ko-KR"/>
+              </w:rPr>
+              <w:t>{{ iso</w:t>
+            </w:r>
+            <w:proofErr w:type="gramEnd"/>
+            <w:r>
+              <w:rPr>
+                <w:rFonts w:ascii="맑은 고딕" w:eastAsia="맑은 고딕" w:hAnsi="맑은 고딕" w:hint="eastAsia"/>
+                <w:sz w:val="18"/>
+                <w:szCs w:val="18"/>
+                <w:lang w:eastAsia="ko-KR"/>
+              </w:rPr>
+              <w:t>14</w:t>
+            </w:r>
+            <w:r>
+              <w:rPr>
+                <w:rFonts w:ascii="맑은 고딕" w:eastAsia="맑은 고딕" w:hAnsi="맑은 고딕"/>
+                <w:sz w:val="18"/>
+                <w:szCs w:val="18"/>
+                <w:lang w:eastAsia="ko-KR"/>
+              </w:rPr>
+              <w:t xml:space="preserve">001_stage1_2_cost </w:t>
+            </w:r>
+            <w:r>
+              <w:rPr>
+                <w:rFonts w:ascii="맑은 고딕" w:eastAsia="맑은 고딕" w:hAnsi="맑은 고딕" w:hint="eastAsia"/>
+                <w:sz w:val="18"/>
+                <w:szCs w:val="18"/>
+                <w:lang w:eastAsia="ko-KR"/>
+              </w:rPr>
+              <w:t xml:space="preserve">| </w:t>
+            </w:r>
+            <w:proofErr w:type="spellStart"/>
+            <w:r>
+              <w:rPr>
+                <w:rFonts w:ascii="맑은 고딕" w:eastAsia="맑은 고딕" w:hAnsi="맑은 고딕" w:hint="eastAsia"/>
+                <w:sz w:val="18"/>
+                <w:szCs w:val="18"/>
+                <w:lang w:eastAsia="ko-KR"/>
+              </w:rPr>
+              <w:t>format_</w:t>
+            </w:r>
+            <w:proofErr w:type="gramStart"/>
+            <w:r>
+              <w:rPr>
+                <w:rFonts w:ascii="맑은 고딕" w:eastAsia="맑은 고딕" w:hAnsi="맑은 고딕" w:hint="eastAsia"/>
+                <w:sz w:val="18"/>
+                <w:szCs w:val="18"/>
+                <w:lang w:eastAsia="ko-KR"/>
+              </w:rPr>
+              <w:t>currency</w:t>
+            </w:r>
+            <w:proofErr w:type="spellEnd"/>
+            <w:r>
+              <w:rPr>
+                <w:rFonts w:ascii="맑은 고딕" w:eastAsia="맑은 고딕" w:hAnsi="맑은 고딕" w:hint="eastAsia"/>
+                <w:sz w:val="18"/>
+                <w:szCs w:val="18"/>
+                <w:lang w:eastAsia="ko-KR"/>
+              </w:rPr>
+              <w:t xml:space="preserve"> </w:t>
+            </w:r>
+            <w:r>
+              <w:rPr>
+                <w:rFonts w:ascii="맑은 고딕" w:eastAsia="맑은 고딕" w:hAnsi="맑은 고딕"/>
+                <w:sz w:val="18"/>
+                <w:szCs w:val="18"/>
+                <w:lang w:eastAsia="ko-KR"/>
+              </w:rPr>
+              <w:t>}</w:t>
+            </w:r>
+            <w:proofErr w:type="gramEnd"/>
+            <w:r>
+              <w:rPr>
+                <w:rFonts w:ascii="맑은 고딕" w:eastAsia="맑은 고딕" w:hAnsi="맑은 고딕"/>
+                <w:sz w:val="18"/>
+                <w:szCs w:val="18"/>
+                <w:lang w:eastAsia="ko-KR"/>
+              </w:rPr>
+              <w:t>}</w:t>
+            </w:r>
+            <w:r>
+              <w:rPr>
+                <w:rFonts w:ascii="맑은 고딕" w:eastAsia="맑은 고딕" w:hAnsi="맑은 고딕" w:hint="eastAsia"/>
+                <w:sz w:val="18"/>
+                <w:szCs w:val="18"/>
+                <w:lang w:eastAsia="ko-KR"/>
+              </w:rPr>
+              <w:t>원</w:t>
             </w:r>
           </w:p>
         </w:tc>
@@ -5858,6 +6531,7 @@
                 <w:lang w:eastAsia="ko-KR"/>
               </w:rPr>
             </w:pPr>
+            <w:proofErr w:type="gramStart"/>
             <w:r>
               <w:rPr>
                 <w:rFonts w:ascii="맑은 고딕" w:eastAsia="맑은 고딕" w:hAnsi="맑은 고딕"/>
@@ -5867,6 +6541,7 @@
               </w:rPr>
               <w:t>{{ iso</w:t>
             </w:r>
+            <w:proofErr w:type="gramEnd"/>
             <w:r>
               <w:rPr>
                 <w:rFonts w:ascii="맑은 고딕" w:eastAsia="맑은 고딕" w:hAnsi="맑은 고딕" w:hint="eastAsia"/>
@@ -5883,7 +6558,27 @@
                 <w:szCs w:val="18"/>
                 <w:lang w:eastAsia="ko-KR"/>
               </w:rPr>
-              <w:t>001_surveillance_days }}</w:t>
+              <w:t>001_surveillance_</w:t>
+            </w:r>
+            <w:proofErr w:type="gramStart"/>
+            <w:r>
+              <w:rPr>
+                <w:rFonts w:ascii="맑은 고딕" w:eastAsia="맑은 고딕" w:hAnsi="맑은 고딕"/>
+                <w:sz w:val="18"/>
+                <w:szCs w:val="18"/>
+                <w:lang w:eastAsia="ko-KR"/>
+              </w:rPr>
+              <w:t>days }</w:t>
+            </w:r>
+            <w:proofErr w:type="gramEnd"/>
+            <w:r>
+              <w:rPr>
+                <w:rFonts w:ascii="맑은 고딕" w:eastAsia="맑은 고딕" w:hAnsi="맑은 고딕"/>
+                <w:sz w:val="18"/>
+                <w:szCs w:val="18"/>
+                <w:lang w:eastAsia="ko-KR"/>
+              </w:rPr>
+              <w:t>}</w:t>
             </w:r>
             <w:r>
               <w:rPr>
@@ -5962,25 +6657,7 @@
                 <w:szCs w:val="18"/>
                 <w:lang w:eastAsia="ko-KR"/>
               </w:rPr>
-              <w:t>{% if has_iso45001 %}ISO 45001 최초심사</w:t>
-            </w:r>
-            <w:r>
-              <w:rPr>
-                <w:rFonts w:ascii="맑은 고딕" w:eastAsia="맑은 고딕" w:hAnsi="맑은 고딕" w:hint="eastAsia"/>
-                <w:sz w:val="18"/>
-                <w:szCs w:val="18"/>
-                <w:lang w:eastAsia="ko-KR"/>
-              </w:rPr>
-              <w:t xml:space="preserve"> </w:t>
-            </w:r>
-            <w:r>
-              <w:rPr>
-                <w:rFonts w:ascii="맑은 고딕" w:eastAsia="맑은 고딕" w:hAnsi="맑은 고딕"/>
-                <w:sz w:val="18"/>
-                <w:szCs w:val="18"/>
-                <w:lang w:eastAsia="ko-KR"/>
-              </w:rPr>
-              <w:t>{% endif %}</w:t>
+              <w:t>{% if has_iso45001 %}ISO 45001 최초심사{% endif %}</w:t>
             </w:r>
           </w:p>
         </w:tc>
@@ -6003,6 +6680,7 @@
                 <w:lang w:eastAsia="ko-KR"/>
               </w:rPr>
             </w:pPr>
+            <w:proofErr w:type="gramStart"/>
             <w:r>
               <w:rPr>
                 <w:rFonts w:ascii="맑은 고딕" w:eastAsia="맑은 고딕" w:hAnsi="맑은 고딕"/>
@@ -6012,6 +6690,7 @@
               </w:rPr>
               <w:t>{{ iso</w:t>
             </w:r>
+            <w:proofErr w:type="gramEnd"/>
             <w:r>
               <w:rPr>
                 <w:rFonts w:ascii="맑은 고딕" w:eastAsia="맑은 고딕" w:hAnsi="맑은 고딕" w:hint="eastAsia"/>
@@ -6028,8 +6707,19 @@
                 <w:szCs w:val="18"/>
                 <w:lang w:eastAsia="ko-KR"/>
               </w:rPr>
-              <w:t>001_stage1_2_days }}days</w:t>
-            </w:r>
+              <w:t>001_stage1_2_</w:t>
+            </w:r>
+            <w:proofErr w:type="gramStart"/>
+            <w:r>
+              <w:rPr>
+                <w:rFonts w:ascii="맑은 고딕" w:eastAsia="맑은 고딕" w:hAnsi="맑은 고딕"/>
+                <w:sz w:val="18"/>
+                <w:szCs w:val="18"/>
+                <w:lang w:eastAsia="ko-KR"/>
+              </w:rPr>
+              <w:t>days }}days</w:t>
+            </w:r>
+            <w:proofErr w:type="gramEnd"/>
           </w:p>
           <w:p>
             <w:pPr>
@@ -6044,20 +6734,31 @@
             </w:pPr>
             <w:r>
               <w:rPr>
-                <w:rFonts w:ascii="맑은 고딕" w:eastAsia="맑은 고딕" w:hAnsi="맑은 고딕"/>
-                <w:sz w:val="18"/>
-                <w:szCs w:val="18"/>
-                <w:lang w:eastAsia="ko-KR"/>
-              </w:rPr>
-              <w:t>(Stage1: {{ iso</w:t>
-            </w:r>
-            <w:r>
-              <w:rPr>
                 <w:rFonts w:ascii="맑은 고딕" w:eastAsia="맑은 고딕" w:hAnsi="맑은 고딕" w:hint="eastAsia"/>
                 <w:sz w:val="18"/>
                 <w:szCs w:val="18"/>
                 <w:lang w:eastAsia="ko-KR"/>
               </w:rPr>
+              <w:t xml:space="preserve">(Stage1: </w:t>
+            </w:r>
+            <w:proofErr w:type="gramStart"/>
+            <w:r>
+              <w:rPr>
+                <w:rFonts w:ascii="맑은 고딕" w:eastAsia="맑은 고딕" w:hAnsi="맑은 고딕"/>
+                <w:sz w:val="18"/>
+                <w:szCs w:val="18"/>
+                <w:lang w:eastAsia="ko-KR"/>
+              </w:rPr>
+              <w:t>{{ iso</w:t>
+            </w:r>
+            <w:proofErr w:type="gramEnd"/>
+            <w:r>
+              <w:rPr>
+                <w:rFonts w:ascii="맑은 고딕" w:eastAsia="맑은 고딕" w:hAnsi="맑은 고딕" w:hint="eastAsia"/>
+                <w:sz w:val="18"/>
+                <w:szCs w:val="18"/>
+                <w:lang w:eastAsia="ko-KR"/>
+              </w:rPr>
               <w:t>45</w:t>
             </w:r>
             <w:r>
@@ -6067,7 +6768,17 @@
                 <w:szCs w:val="18"/>
                 <w:lang w:eastAsia="ko-KR"/>
               </w:rPr>
-              <w:t>001_stage1_days }}days, Stage2: {{ iso</w:t>
+              <w:t>001_stage1_</w:t>
+            </w:r>
+            <w:proofErr w:type="gramStart"/>
+            <w:r>
+              <w:rPr>
+                <w:rFonts w:ascii="맑은 고딕" w:eastAsia="맑은 고딕" w:hAnsi="맑은 고딕"/>
+                <w:sz w:val="18"/>
+                <w:szCs w:val="18"/>
+                <w:lang w:eastAsia="ko-KR"/>
+              </w:rPr>
+              <w:t>days }}</w:t>
             </w:r>
             <w:r>
               <w:rPr>
@@ -6076,6 +6787,45 @@
                 <w:szCs w:val="18"/>
                 <w:lang w:eastAsia="ko-KR"/>
               </w:rPr>
+              <w:t>days</w:t>
+            </w:r>
+            <w:proofErr w:type="gramEnd"/>
+            <w:r>
+              <w:rPr>
+                <w:rFonts w:ascii="맑은 고딕" w:eastAsia="맑은 고딕" w:hAnsi="맑은 고딕"/>
+                <w:sz w:val="18"/>
+                <w:szCs w:val="18"/>
+                <w:lang w:eastAsia="ko-KR"/>
+              </w:rPr>
+              <w:t>,</w:t>
+            </w:r>
+            <w:r>
+              <w:rPr>
+                <w:rFonts w:ascii="맑은 고딕" w:eastAsia="맑은 고딕" w:hAnsi="맑은 고딕" w:hint="eastAsia"/>
+                <w:sz w:val="18"/>
+                <w:szCs w:val="18"/>
+                <w:lang w:eastAsia="ko-KR"/>
+              </w:rPr>
+              <w:t xml:space="preserve"> Stage2: </w:t>
+            </w:r>
+            <w:proofErr w:type="gramStart"/>
+            <w:r>
+              <w:rPr>
+                <w:rFonts w:ascii="맑은 고딕" w:eastAsia="맑은 고딕" w:hAnsi="맑은 고딕"/>
+                <w:sz w:val="18"/>
+                <w:szCs w:val="18"/>
+                <w:lang w:eastAsia="ko-KR"/>
+              </w:rPr>
+              <w:t>{{ iso</w:t>
+            </w:r>
+            <w:proofErr w:type="gramEnd"/>
+            <w:r>
+              <w:rPr>
+                <w:rFonts w:ascii="맑은 고딕" w:eastAsia="맑은 고딕" w:hAnsi="맑은 고딕" w:hint="eastAsia"/>
+                <w:sz w:val="18"/>
+                <w:szCs w:val="18"/>
+                <w:lang w:eastAsia="ko-KR"/>
+              </w:rPr>
               <w:t>45</w:t>
             </w:r>
             <w:r>
@@ -6085,7 +6835,54 @@
                 <w:szCs w:val="18"/>
                 <w:lang w:eastAsia="ko-KR"/>
               </w:rPr>
-              <w:t>001_stage2_days }}days)</w:t>
+              <w:t>001_stage</w:t>
+            </w:r>
+            <w:r>
+              <w:rPr>
+                <w:rFonts w:ascii="맑은 고딕" w:eastAsia="맑은 고딕" w:hAnsi="맑은 고딕" w:hint="eastAsia"/>
+                <w:sz w:val="18"/>
+                <w:szCs w:val="18"/>
+                <w:lang w:eastAsia="ko-KR"/>
+              </w:rPr>
+              <w:t>2</w:t>
+            </w:r>
+            <w:r>
+              <w:rPr>
+                <w:rFonts w:ascii="맑은 고딕" w:eastAsia="맑은 고딕" w:hAnsi="맑은 고딕"/>
+                <w:sz w:val="18"/>
+                <w:szCs w:val="18"/>
+                <w:lang w:eastAsia="ko-KR"/>
+              </w:rPr>
+              <w:t>_</w:t>
+            </w:r>
+            <w:proofErr w:type="gramStart"/>
+            <w:r>
+              <w:rPr>
+                <w:rFonts w:ascii="맑은 고딕" w:eastAsia="맑은 고딕" w:hAnsi="맑은 고딕"/>
+                <w:sz w:val="18"/>
+                <w:szCs w:val="18"/>
+                <w:lang w:eastAsia="ko-KR"/>
+              </w:rPr>
+              <w:t>days }}</w:t>
+            </w:r>
+            <w:r>
+              <w:rPr>
+                <w:rFonts w:ascii="맑은 고딕" w:eastAsia="맑은 고딕" w:hAnsi="맑은 고딕" w:hint="eastAsia"/>
+                <w:sz w:val="18"/>
+                <w:szCs w:val="18"/>
+                <w:lang w:eastAsia="ko-KR"/>
+              </w:rPr>
+              <w:t>days</w:t>
+            </w:r>
+            <w:proofErr w:type="gramEnd"/>
+            <w:r>
+              <w:rPr>
+                <w:rFonts w:ascii="맑은 고딕" w:eastAsia="맑은 고딕" w:hAnsi="맑은 고딕" w:hint="eastAsia"/>
+                <w:sz w:val="18"/>
+                <w:szCs w:val="18"/>
+                <w:lang w:eastAsia="ko-KR"/>
+              </w:rPr>
+              <w:t>)</w:t>
             </w:r>
           </w:p>
         </w:tc>
@@ -6108,6 +6905,7 @@
                 <w:lang w:eastAsia="ko-KR"/>
               </w:rPr>
             </w:pPr>
+            <w:proofErr w:type="gramStart"/>
             <w:r>
               <w:rPr>
                 <w:rFonts w:ascii="맑은 고딕" w:eastAsia="맑은 고딕" w:hAnsi="맑은 고딕"/>
@@ -6117,6 +6915,7 @@
               </w:rPr>
               <w:t>{{ iso</w:t>
             </w:r>
+            <w:proofErr w:type="gramEnd"/>
             <w:r>
               <w:rPr>
                 <w:rFonts w:ascii="맑은 고딕" w:eastAsia="맑은 고딕" w:hAnsi="맑은 고딕" w:hint="eastAsia"/>
@@ -6133,7 +6932,74 @@
                 <w:szCs w:val="18"/>
                 <w:lang w:eastAsia="ko-KR"/>
               </w:rPr>
-              <w:t>001_stage1_2_cost_formatted }}</w:t>
+              <w:t>001_stage1_2_cost</w:t>
+            </w:r>
+            <w:r>
+              <w:rPr>
+                <w:rFonts w:ascii="맑은 고딕" w:eastAsia="맑은 고딕" w:hAnsi="맑은 고딕"/>
+                <w:sz w:val="18"/>
+                <w:szCs w:val="18"/>
+                <w:lang w:eastAsia="ko-KR"/>
+              </w:rPr>
+              <w:t xml:space="preserve"> </w:t>
+            </w:r>
+            <w:r>
+              <w:rPr>
+                <w:rFonts w:ascii="맑은 고딕" w:eastAsia="맑은 고딕" w:hAnsi="맑은 고딕" w:hint="eastAsia"/>
+                <w:sz w:val="18"/>
+                <w:szCs w:val="18"/>
+                <w:lang w:eastAsia="ko-KR"/>
+              </w:rPr>
+              <w:t xml:space="preserve">| </w:t>
+            </w:r>
+            <w:proofErr w:type="spellStart"/>
+            <w:r>
+              <w:rPr>
+                <w:rFonts w:ascii="맑은 고딕" w:eastAsia="맑은 고딕" w:hAnsi="맑은 고딕" w:hint="eastAsia"/>
+                <w:sz w:val="18"/>
+                <w:szCs w:val="18"/>
+                <w:lang w:eastAsia="ko-KR"/>
+              </w:rPr>
+              <w:t>format_</w:t>
+            </w:r>
+            <w:proofErr w:type="gramStart"/>
+            <w:r>
+              <w:rPr>
+                <w:rFonts w:ascii="맑은 고딕" w:eastAsia="맑은 고딕" w:hAnsi="맑은 고딕" w:hint="eastAsia"/>
+                <w:sz w:val="18"/>
+                <w:szCs w:val="18"/>
+                <w:lang w:eastAsia="ko-KR"/>
+              </w:rPr>
+              <w:t>currency</w:t>
+            </w:r>
+            <w:proofErr w:type="spellEnd"/>
+            <w:r>
+              <w:rPr>
+                <w:rFonts w:ascii="맑은 고딕" w:eastAsia="맑은 고딕" w:hAnsi="맑은 고딕"/>
+                <w:sz w:val="18"/>
+                <w:szCs w:val="18"/>
+                <w:lang w:eastAsia="ko-KR"/>
+              </w:rPr>
+              <w:t xml:space="preserve"> }</w:t>
+            </w:r>
+            <w:proofErr w:type="gramEnd"/>
+            <w:r>
+              <w:rPr>
+                <w:rFonts w:ascii="맑은 고딕" w:eastAsia="맑은 고딕" w:hAnsi="맑은 고딕"/>
+                <w:sz w:val="18"/>
+                <w:szCs w:val="18"/>
+                <w:lang w:eastAsia="ko-KR"/>
+              </w:rPr>
+              <w:t>}</w:t>
+            </w:r>
+            <w:r>
+              <w:rPr>
+                <w:rFonts w:ascii="맑은 고딕" w:eastAsia="맑은 고딕" w:hAnsi="맑은 고딕" w:hint="eastAsia"/>
+                <w:sz w:val="18"/>
+                <w:szCs w:val="18"/>
+                <w:lang w:eastAsia="ko-KR"/>
+              </w:rPr>
+              <w:t>원</w:t>
             </w:r>
           </w:p>
         </w:tc>
@@ -6156,6 +7022,7 @@
                 <w:lang w:eastAsia="ko-KR"/>
               </w:rPr>
             </w:pPr>
+            <w:proofErr w:type="gramStart"/>
             <w:r>
               <w:rPr>
                 <w:rFonts w:ascii="맑은 고딕" w:eastAsia="맑은 고딕" w:hAnsi="맑은 고딕"/>
@@ -6165,6 +7032,7 @@
               </w:rPr>
               <w:t>{{ iso</w:t>
             </w:r>
+            <w:proofErr w:type="gramEnd"/>
             <w:r>
               <w:rPr>
                 <w:rFonts w:ascii="맑은 고딕" w:eastAsia="맑은 고딕" w:hAnsi="맑은 고딕" w:hint="eastAsia"/>
@@ -6181,7 +7049,27 @@
                 <w:szCs w:val="18"/>
                 <w:lang w:eastAsia="ko-KR"/>
               </w:rPr>
-              <w:t>001_surveillance_days }}</w:t>
+              <w:t>001_surveillance_</w:t>
+            </w:r>
+            <w:proofErr w:type="gramStart"/>
+            <w:r>
+              <w:rPr>
+                <w:rFonts w:ascii="맑은 고딕" w:eastAsia="맑은 고딕" w:hAnsi="맑은 고딕"/>
+                <w:sz w:val="18"/>
+                <w:szCs w:val="18"/>
+                <w:lang w:eastAsia="ko-KR"/>
+              </w:rPr>
+              <w:t>days }</w:t>
+            </w:r>
+            <w:proofErr w:type="gramEnd"/>
+            <w:r>
+              <w:rPr>
+                <w:rFonts w:ascii="맑은 고딕" w:eastAsia="맑은 고딕" w:hAnsi="맑은 고딕"/>
+                <w:sz w:val="18"/>
+                <w:szCs w:val="18"/>
+                <w:lang w:eastAsia="ko-KR"/>
+              </w:rPr>
+              <w:t>}</w:t>
             </w:r>
             <w:r>
               <w:rPr>
@@ -6498,11 +7386,13 @@
                 <w:szCs w:val="18"/>
               </w:rPr>
             </w:pPr>
-            <w:r>
-              <w:rPr>
-                <w:rFonts w:ascii="맑은 고딕" w:eastAsia="맑은 고딕" w:hAnsi="맑은 고딕"/>
-                <w:sz w:val="18"/>
-                <w:szCs w:val="18"/>
+            <w:proofErr w:type="gramStart"/>
+            <w:r>
+              <w:rPr>
+                <w:rFonts w:ascii="맑은 고딕" w:eastAsia="맑은 고딕" w:hAnsi="맑은 고딕"/>
+                <w:sz w:val="18"/>
+                <w:szCs w:val="18"/>
+                <w:lang w:eastAsia="ko-KR"/>
               </w:rPr>
               <w:t xml:space="preserve">{{ </w:t>
             </w:r>
@@ -6512,8 +7402,19 @@
                 <w:rFonts w:ascii="맑은 고딕" w:eastAsia="맑은 고딕" w:hAnsi="맑은 고딕"/>
                 <w:sz w:val="18"/>
                 <w:szCs w:val="18"/>
-              </w:rPr>
-              <w:t>travel_expense_formatted</w:t>
+                <w:lang w:eastAsia="ko-KR"/>
+              </w:rPr>
+              <w:t>travel</w:t>
+            </w:r>
+            <w:proofErr w:type="gramEnd"/>
+            <w:r>
+              <w:rPr>
+                <w:rFonts w:ascii="맑은 고딕" w:eastAsia="맑은 고딕" w:hAnsi="맑은 고딕"/>
+                <w:sz w:val="18"/>
+                <w:szCs w:val="18"/>
+                <w:lang w:eastAsia="ko-KR"/>
+              </w:rPr>
+              <w:t>_expense</w:t>
             </w:r>
             <w:proofErr w:type="spellEnd"/>
             <w:r>
@@ -6521,8 +7422,67 @@
                 <w:rFonts w:ascii="맑은 고딕" w:eastAsia="맑은 고딕" w:hAnsi="맑은 고딕"/>
                 <w:sz w:val="18"/>
                 <w:szCs w:val="18"/>
-              </w:rPr>
-              <w:t xml:space="preserve"> }}</w:t>
+                <w:lang w:eastAsia="ko-KR"/>
+              </w:rPr>
+              <w:t xml:space="preserve"> | </w:t>
+            </w:r>
+            <w:proofErr w:type="spellStart"/>
+            <w:r>
+              <w:rPr>
+                <w:rFonts w:ascii="맑은 고딕" w:eastAsia="맑은 고딕" w:hAnsi="맑은 고딕"/>
+                <w:sz w:val="18"/>
+                <w:szCs w:val="18"/>
+                <w:lang w:eastAsia="ko-KR"/>
+              </w:rPr>
+              <w:t>format_</w:t>
+            </w:r>
+            <w:proofErr w:type="gramStart"/>
+            <w:r>
+              <w:rPr>
+                <w:rFonts w:ascii="맑은 고딕" w:eastAsia="맑은 고딕" w:hAnsi="맑은 고딕"/>
+                <w:sz w:val="18"/>
+                <w:szCs w:val="18"/>
+                <w:lang w:eastAsia="ko-KR"/>
+              </w:rPr>
+              <w:t>currency</w:t>
+            </w:r>
+            <w:proofErr w:type="spellEnd"/>
+            <w:r>
+              <w:rPr>
+                <w:rFonts w:ascii="맑은 고딕" w:eastAsia="맑은 고딕" w:hAnsi="맑은 고딕"/>
+                <w:sz w:val="18"/>
+                <w:szCs w:val="18"/>
+                <w:lang w:eastAsia="ko-KR"/>
+              </w:rPr>
+              <w:t xml:space="preserve"> }</w:t>
+            </w:r>
+            <w:proofErr w:type="gramEnd"/>
+            <w:r>
+              <w:rPr>
+                <w:rFonts w:ascii="맑은 고딕" w:eastAsia="맑은 고딕" w:hAnsi="맑은 고딕"/>
+                <w:sz w:val="18"/>
+                <w:szCs w:val="18"/>
+                <w:lang w:eastAsia="ko-KR"/>
+              </w:rPr>
+              <w:t>}</w:t>
+            </w:r>
+            <w:r>
+              <w:rPr>
+                <w:rFonts w:ascii="맑은 고딕" w:eastAsia="맑은 고딕" w:hAnsi="맑은 고딕" w:hint="eastAsia"/>
+                <w:sz w:val="18"/>
+                <w:szCs w:val="18"/>
+                <w:lang w:eastAsia="ko-KR"/>
+              </w:rPr>
+              <w:t xml:space="preserve"> </w:t>
+            </w:r>
+            <w:r>
+              <w:rPr>
+                <w:rFonts w:ascii="맑은 고딕" w:eastAsia="맑은 고딕" w:hAnsi="맑은 고딕" w:hint="eastAsia"/>
+                <w:sz w:val="18"/>
+                <w:szCs w:val="18"/>
+                <w:lang w:eastAsia="ko-KR"/>
+              </w:rPr>
+              <w:t>원</w:t>
             </w:r>
           </w:p>
         </w:tc>
@@ -6901,6 +7861,7 @@
                 <w:highlight w:val="yellow"/>
               </w:rPr>
             </w:pPr>
+            <w:proofErr w:type="gramStart"/>
             <w:r>
               <w:rPr>
                 <w:rFonts w:ascii="맑은 고딕" w:eastAsia="맑은 고딕" w:hAnsi="맑은 고딕"/>
@@ -6924,9 +7885,9 @@
                 <w:highlight w:val="yellow"/>
                 <w:lang w:eastAsia="ko-KR"/>
               </w:rPr>
-              <w:t>total_audit_days</w:t>
-            </w:r>
-            <w:proofErr w:type="spellEnd"/>
+              <w:t>total</w:t>
+            </w:r>
+            <w:proofErr w:type="gramEnd"/>
             <w:r>
               <w:rPr>
                 <w:rFonts w:ascii="맑은 고딕" w:eastAsia="맑은 고딕" w:hAnsi="맑은 고딕"/>
@@ -6937,7 +7898,46 @@
                 <w:highlight w:val="yellow"/>
                 <w:lang w:eastAsia="ko-KR"/>
               </w:rPr>
-              <w:t xml:space="preserve"> }}</w:t>
+              <w:t>_audit_</w:t>
+            </w:r>
+            <w:proofErr w:type="gramStart"/>
+            <w:r>
+              <w:rPr>
+                <w:rFonts w:ascii="맑은 고딕" w:eastAsia="맑은 고딕" w:hAnsi="맑은 고딕"/>
+                <w:b/>
+                <w:bCs/>
+                <w:sz w:val="20"/>
+                <w:szCs w:val="20"/>
+                <w:highlight w:val="yellow"/>
+                <w:lang w:eastAsia="ko-KR"/>
+              </w:rPr>
+              <w:t>days</w:t>
+            </w:r>
+            <w:proofErr w:type="spellEnd"/>
+            <w:r>
+              <w:rPr>
+                <w:rFonts w:ascii="맑은 고딕" w:eastAsia="맑은 고딕" w:hAnsi="맑은 고딕"/>
+                <w:b/>
+                <w:bCs/>
+                <w:sz w:val="20"/>
+                <w:szCs w:val="20"/>
+                <w:highlight w:val="yellow"/>
+                <w:lang w:eastAsia="ko-KR"/>
+              </w:rPr>
+              <w:t xml:space="preserve"> }</w:t>
+            </w:r>
+            <w:proofErr w:type="gramEnd"/>
+            <w:r>
+              <w:rPr>
+                <w:rFonts w:ascii="맑은 고딕" w:eastAsia="맑은 고딕" w:hAnsi="맑은 고딕"/>
+                <w:b/>
+                <w:bCs/>
+                <w:sz w:val="20"/>
+                <w:szCs w:val="20"/>
+                <w:highlight w:val="yellow"/>
+                <w:lang w:eastAsia="ko-KR"/>
+              </w:rPr>
+              <w:t>}</w:t>
             </w:r>
             <w:r>
               <w:rPr>
@@ -6986,6 +7986,7 @@
                 <w:lang w:eastAsia="ko-KR"/>
               </w:rPr>
             </w:pPr>
+            <w:proofErr w:type="gramStart"/>
             <w:r>
               <w:rPr>
                 <w:rFonts w:ascii="맑은 고딕" w:eastAsia="맑은 고딕" w:hAnsi="맑은 고딕"/>
@@ -7009,9 +8010,9 @@
                 <w:highlight w:val="yellow"/>
                 <w:lang w:eastAsia="ko-KR"/>
               </w:rPr>
-              <w:t>total_cost_with_travel_formatted</w:t>
-            </w:r>
-            <w:proofErr w:type="spellEnd"/>
+              <w:t>total</w:t>
+            </w:r>
+            <w:proofErr w:type="gramEnd"/>
             <w:r>
               <w:rPr>
                 <w:rFonts w:ascii="맑은 고딕" w:eastAsia="맑은 고딕" w:hAnsi="맑은 고딕"/>
@@ -7022,7 +8023,120 @@
                 <w:highlight w:val="yellow"/>
                 <w:lang w:eastAsia="ko-KR"/>
               </w:rPr>
-              <w:t> }}</w:t>
+              <w:t>_cost_with_travel</w:t>
+            </w:r>
+            <w:proofErr w:type="spellEnd"/>
+            <w:r>
+              <w:rPr>
+                <w:rFonts w:ascii="맑은 고딕" w:eastAsia="맑은 고딕" w:hAnsi="맑은 고딕"/>
+                <w:b/>
+                <w:bCs/>
+                <w:sz w:val="20"/>
+                <w:szCs w:val="20"/>
+                <w:highlight w:val="yellow"/>
+                <w:lang w:eastAsia="ko-KR"/>
+              </w:rPr>
+              <w:t> </w:t>
+            </w:r>
+            <w:r>
+              <w:rPr>
+                <w:rFonts w:ascii="맑은 고딕" w:eastAsia="맑은 고딕" w:hAnsi="맑은 고딕"/>
+                <w:b/>
+                <w:bCs/>
+                <w:sz w:val="20"/>
+                <w:szCs w:val="20"/>
+                <w:highlight w:val="yellow"/>
+                <w:lang w:eastAsia="ko-KR"/>
+              </w:rPr>
+              <w:t xml:space="preserve">| </w:t>
+            </w:r>
+            <w:proofErr w:type="spellStart"/>
+            <w:r>
+              <w:rPr>
+                <w:rFonts w:ascii="맑은 고딕" w:eastAsia="맑은 고딕" w:hAnsi="맑은 고딕"/>
+                <w:b/>
+                <w:bCs/>
+                <w:sz w:val="20"/>
+                <w:szCs w:val="20"/>
+                <w:highlight w:val="yellow"/>
+                <w:lang w:eastAsia="ko-KR"/>
+              </w:rPr>
+              <w:t>format_</w:t>
+            </w:r>
+            <w:proofErr w:type="gramStart"/>
+            <w:r>
+              <w:rPr>
+                <w:rFonts w:ascii="맑은 고딕" w:eastAsia="맑은 고딕" w:hAnsi="맑은 고딕"/>
+                <w:b/>
+                <w:bCs/>
+                <w:sz w:val="20"/>
+                <w:szCs w:val="20"/>
+                <w:highlight w:val="yellow"/>
+                <w:lang w:eastAsia="ko-KR"/>
+              </w:rPr>
+              <w:t>currency</w:t>
+            </w:r>
+            <w:proofErr w:type="spellEnd"/>
+            <w:r>
+              <w:rPr>
+                <w:rFonts w:ascii="맑은 고딕" w:eastAsia="맑은 고딕" w:hAnsi="맑은 고딕"/>
+                <w:b/>
+                <w:bCs/>
+                <w:sz w:val="20"/>
+                <w:szCs w:val="20"/>
+                <w:highlight w:val="yellow"/>
+                <w:lang w:eastAsia="ko-KR"/>
+              </w:rPr>
+              <w:t xml:space="preserve"> </w:t>
+            </w:r>
+            <w:r>
+              <w:rPr>
+                <w:rFonts w:ascii="맑은 고딕" w:eastAsia="맑은 고딕" w:hAnsi="맑은 고딕"/>
+                <w:b/>
+                <w:bCs/>
+                <w:sz w:val="20"/>
+                <w:szCs w:val="20"/>
+                <w:highlight w:val="yellow"/>
+                <w:lang w:eastAsia="ko-KR"/>
+              </w:rPr>
+              <w:t>}</w:t>
+            </w:r>
+            <w:proofErr w:type="gramEnd"/>
+            <w:r>
+              <w:rPr>
+                <w:rFonts w:ascii="맑은 고딕" w:eastAsia="맑은 고딕" w:hAnsi="맑은 고딕"/>
+                <w:b/>
+                <w:bCs/>
+                <w:sz w:val="20"/>
+                <w:szCs w:val="20"/>
+                <w:highlight w:val="yellow"/>
+                <w:lang w:eastAsia="ko-KR"/>
+              </w:rPr>
+              <w:t>}</w:t>
+            </w:r>
+            <w:r>
+              <w:rPr>
+                <w:rFonts w:ascii="맑은 고딕" w:eastAsia="맑은 고딕" w:hAnsi="맑은 고딕" w:hint="eastAsia"/>
+                <w:b/>
+                <w:bCs/>
+                <w:sz w:val="20"/>
+                <w:szCs w:val="20"/>
+                <w:highlight w:val="yellow"/>
+                <w:lang w:eastAsia="ko-KR"/>
+              </w:rPr>
+              <w:t xml:space="preserve"> </w:t>
+            </w:r>
+            <w:r>
+              <w:rPr>
+                <w:rFonts w:ascii="맑은 고딕" w:eastAsia="맑은 고딕" w:hAnsi="맑은 고딕" w:hint="eastAsia"/>
+                <w:b/>
+                <w:bCs/>
+                <w:sz w:val="20"/>
+                <w:szCs w:val="20"/>
+                <w:highlight w:val="yellow"/>
+                <w:lang w:eastAsia="ko-KR"/>
+              </w:rPr>
+              <w:t>원</w:t>
             </w:r>
           </w:p>
         </w:tc>
@@ -7389,7 +8503,31 @@
                 <w:szCs w:val="20"/>
                 <w:lang w:eastAsia="ko-KR"/>
               </w:rPr>
-              <w:t>최초심사 일수와 사후심사 일수는 IAF MD 5:2015 및 EA-3 / 13M:2016 인정문서 요구사항 및 관련된 인정 가이드라인 기반으로 산정되었습니다. 심사일수의 증가 또는 감소 정도는 허용된 범위 내로 적용되었습니다.</w:t>
+              <w:t>최초심사 일수와 사후심사 일수는 IAF MD 5:2015 및 EA-</w:t>
+            </w:r>
+            <w:proofErr w:type="gramStart"/>
+            <w:r>
+              <w:rPr>
+                <w:rFonts w:ascii="맑은 고딕" w:eastAsia="맑은 고딕" w:hAnsi="맑은 고딕" w:hint="eastAsia"/>
+                <w:b w:val="0"/>
+                <w:bCs w:val="0"/>
+                <w:sz w:val="16"/>
+                <w:szCs w:val="20"/>
+                <w:lang w:eastAsia="ko-KR"/>
+              </w:rPr>
+              <w:t>3 /</w:t>
+            </w:r>
+            <w:proofErr w:type="gramEnd"/>
+            <w:r>
+              <w:rPr>
+                <w:rFonts w:ascii="맑은 고딕" w:eastAsia="맑은 고딕" w:hAnsi="맑은 고딕" w:hint="eastAsia"/>
+                <w:b w:val="0"/>
+                <w:bCs w:val="0"/>
+                <w:sz w:val="16"/>
+                <w:szCs w:val="20"/>
+                <w:lang w:eastAsia="ko-KR"/>
+              </w:rPr>
+              <w:t xml:space="preserve"> 13M:2016 인정문서 요구사항 및 관련된 인정 가이드라인 기반으로 산정되었습니다. 심사일수의 증가 또는 감소 정도는 허용된 범위 내로 적용되었습니다.</w:t>
             </w:r>
           </w:p>
           <w:p>
@@ -7821,7 +8959,7 @@
                 <w:lang w:eastAsia="ko-KR"/>
               </w:rPr>
               <w:drawing>
-                <wp:anchor distT="0" distB="0" distL="114300" distR="114300" simplePos="0" relativeHeight="251658247" behindDoc="0" locked="0" layoutInCell="1" allowOverlap="1" wp14:anchorId="56A4E773" wp14:editId="0F4FFB73">
+                <wp:anchor distT="0" distB="0" distL="114300" distR="114300" simplePos="0" relativeHeight="251674630" behindDoc="0" locked="0" layoutInCell="1" allowOverlap="1" wp14:anchorId="56A4E773" wp14:editId="0F4FFB73">
                   <wp:simplePos x="0" y="0"/>
                   <wp:positionH relativeFrom="column">
                     <wp:posOffset>-635</wp:posOffset>
@@ -8184,6 +9322,7 @@
           <w:szCs w:val="21"/>
           <w:lang w:eastAsia="ko-KR"/>
         </w:rPr>
+        <w:lastRenderedPageBreak/>
         <w:t>견적 유효기간</w:t>
       </w:r>
       <w:r>
@@ -8218,7 +9357,6 @@
           <w:szCs w:val="18"/>
           <w:lang w:eastAsia="ko-KR"/>
         </w:rPr>
-        <w:lastRenderedPageBreak/>
         <w:t xml:space="preserve">본 견적의 유효기간은 </w:t>
       </w:r>
       <w:r>
@@ -8900,7 +10038,7 @@
         <mc:AlternateContent>
           <mc:Choice Requires="wps">
             <w:drawing>
-              <wp:anchor distT="0" distB="0" distL="114300" distR="114300" simplePos="0" relativeHeight="251658246" behindDoc="0" locked="0" layoutInCell="1" allowOverlap="1" wp14:anchorId="6E5FF746" wp14:editId="72A589BA">
+              <wp:anchor distT="0" distB="0" distL="114300" distR="114300" simplePos="0" relativeHeight="251672582" behindDoc="0" locked="0" layoutInCell="1" allowOverlap="1" wp14:anchorId="6E5FF746" wp14:editId="72A589BA">
                 <wp:simplePos x="0" y="0"/>
                 <wp:positionH relativeFrom="column">
                   <wp:posOffset>-64135</wp:posOffset>
@@ -9084,6 +10222,7 @@
                                 <w:lang w:val="fr-FR" w:eastAsia="ko-KR"/>
                               </w:rPr>
                             </w:pPr>
+                            <w:proofErr w:type="gramStart"/>
                             <w:r>
                               <w:rPr>
                                 <w:rFonts w:ascii="맑은 고딕" w:eastAsia="맑은 고딕" w:hAnsi="맑은 고딕" w:hint="eastAsia"/>
@@ -9104,7 +10243,18 @@
                                 <w:szCs w:val="26"/>
                                 <w:lang w:val="fr-FR" w:eastAsia="ko-KR"/>
                               </w:rPr>
-                              <w:t xml:space="preserve">  +82 (0)2 3703 75</w:t>
+                              <w:t xml:space="preserve">  +</w:t>
+                            </w:r>
+                            <w:proofErr w:type="gramEnd"/>
+                            <w:r>
+                              <w:rPr>
+                                <w:rFonts w:ascii="맑은 고딕" w:eastAsia="맑은 고딕" w:hAnsi="맑은 고딕" w:hint="eastAsia"/>
+                                <w:kern w:val="24"/>
+                                <w:sz w:val="18"/>
+                                <w:szCs w:val="26"/>
+                                <w:lang w:val="fr-FR" w:eastAsia="ko-KR"/>
+                              </w:rPr>
+                              <w:t>82 (0)2 3703 75</w:t>
                             </w:r>
                             <w:r>
                               <w:rPr>
@@ -9137,6 +10287,7 @@
                                 <w:lang w:val="fr-FR" w:eastAsia="ko-KR"/>
                               </w:rPr>
                             </w:pPr>
+                            <w:proofErr w:type="gramStart"/>
                             <w:r>
                               <w:rPr>
                                 <w:rFonts w:ascii="맑은 고딕" w:eastAsia="맑은 고딕" w:hAnsi="맑은 고딕" w:hint="eastAsia"/>
@@ -9225,6 +10376,7 @@
                               </w:rPr>
                               <w:t>com</w:t>
                             </w:r>
+                            <w:proofErr w:type="gramEnd"/>
                           </w:p>
                           <w:p>
                             <w:pPr>
@@ -9598,7 +10750,31 @@
                                 <w:sz w:val="16"/>
                                 <w:lang w:eastAsia="ko-KR"/>
                               </w:rPr>
-                              <w:t xml:space="preserve"> (로이드인증원)</w:t>
+                              <w:t xml:space="preserve"> (</w:t>
+                            </w:r>
+                            <w:proofErr w:type="spellStart"/>
+                            <w:r>
+                              <w:rPr>
+                                <w:rFonts w:ascii="맑은 고딕" w:eastAsia="맑은 고딕" w:hAnsi="맑은 고딕" w:hint="eastAsia"/>
+                                <w:b/>
+                                <w:bCs/>
+                                <w:kern w:val="24"/>
+                                <w:sz w:val="16"/>
+                                <w:lang w:eastAsia="ko-KR"/>
+                              </w:rPr>
+                              <w:t>로이드인증원</w:t>
+                            </w:r>
+                            <w:proofErr w:type="spellEnd"/>
+                            <w:r>
+                              <w:rPr>
+                                <w:rFonts w:ascii="맑은 고딕" w:eastAsia="맑은 고딕" w:hAnsi="맑은 고딕" w:hint="eastAsia"/>
+                                <w:b/>
+                                <w:bCs/>
+                                <w:kern w:val="24"/>
+                                <w:sz w:val="16"/>
+                                <w:lang w:eastAsia="ko-KR"/>
+                              </w:rPr>
+                              <w:t>)</w:t>
                             </w:r>
                           </w:p>
                           <w:p>
@@ -9647,8 +10823,19 @@
                                 <w:sz w:val="16"/>
                                 <w:lang w:eastAsia="ko-KR"/>
                               </w:rPr>
-                              <w:t>층 남산트라팰리스</w:t>
+                              <w:t xml:space="preserve">층 </w:t>
                             </w:r>
+                            <w:proofErr w:type="spellStart"/>
+                            <w:r>
+                              <w:rPr>
+                                <w:rFonts w:ascii="맑은 고딕" w:eastAsia="맑은 고딕" w:hAnsi="맑은 고딕" w:hint="eastAsia"/>
+                                <w:kern w:val="24"/>
+                                <w:sz w:val="16"/>
+                                <w:lang w:eastAsia="ko-KR"/>
+                              </w:rPr>
+                              <w:t>남산트라팰리스</w:t>
+                            </w:r>
+                            <w:proofErr w:type="spellEnd"/>
                           </w:p>
                           <w:p>
                             <w:pPr>
@@ -9828,7 +11015,31 @@
                                 <w:sz w:val="16"/>
                                 <w:lang w:eastAsia="ko-KR"/>
                               </w:rPr>
-                              <w:t xml:space="preserve"> (로이드인증원)</w:t>
+                              <w:t xml:space="preserve"> (</w:t>
+                            </w:r>
+                            <w:proofErr w:type="spellStart"/>
+                            <w:r>
+                              <w:rPr>
+                                <w:rFonts w:ascii="맑은 고딕" w:eastAsia="맑은 고딕" w:hAnsi="맑은 고딕" w:hint="eastAsia"/>
+                                <w:b/>
+                                <w:bCs/>
+                                <w:kern w:val="24"/>
+                                <w:sz w:val="16"/>
+                                <w:lang w:eastAsia="ko-KR"/>
+                              </w:rPr>
+                              <w:t>로이드인증원</w:t>
+                            </w:r>
+                            <w:proofErr w:type="spellEnd"/>
+                            <w:r>
+                              <w:rPr>
+                                <w:rFonts w:ascii="맑은 고딕" w:eastAsia="맑은 고딕" w:hAnsi="맑은 고딕" w:hint="eastAsia"/>
+                                <w:b/>
+                                <w:bCs/>
+                                <w:kern w:val="24"/>
+                                <w:sz w:val="16"/>
+                                <w:lang w:eastAsia="ko-KR"/>
+                              </w:rPr>
+                              <w:t>)</w:t>
                             </w:r>
                           </w:p>
                           <w:p>
@@ -9848,7 +11059,27 @@
                                 <w:sz w:val="16"/>
                                 <w:lang w:eastAsia="ko-KR"/>
                               </w:rPr>
-                              <w:t>서울특별시 영등포구 여의나루로 67 (여의도동, 신송빌딩 17층</w:t>
+                              <w:t xml:space="preserve">서울특별시 영등포구 여의나루로 67 (여의도동, </w:t>
+                            </w:r>
+                            <w:proofErr w:type="spellStart"/>
+                            <w:r>
+                              <w:rPr>
+                                <w:rFonts w:ascii="맑은 고딕" w:eastAsia="맑은 고딕" w:hAnsi="맑은 고딕" w:hint="eastAsia"/>
+                                <w:kern w:val="24"/>
+                                <w:sz w:val="16"/>
+                                <w:lang w:eastAsia="ko-KR"/>
+                              </w:rPr>
+                              <w:t>신송빌딩</w:t>
+                            </w:r>
+                            <w:proofErr w:type="spellEnd"/>
+                            <w:r>
+                              <w:rPr>
+                                <w:rFonts w:ascii="맑은 고딕" w:eastAsia="맑은 고딕" w:hAnsi="맑은 고딕" w:hint="eastAsia"/>
+                                <w:kern w:val="24"/>
+                                <w:sz w:val="16"/>
+                                <w:lang w:eastAsia="ko-KR"/>
+                              </w:rPr>
+                              <w:t xml:space="preserve"> 17층</w:t>
                             </w:r>
                             <w:r>
                               <w:rPr>
@@ -9881,7 +11112,7 @@
           </mc:Choice>
           <mc:Fallback>
             <w:pict>
-              <v:shape w14:anchorId="6E5FF746" id="TextBox 3" o:spid="_x0000_s1027" type="#_x0000_t202" style="position:absolute;margin-left:-5.05pt;margin-top:47.7pt;width:509.25pt;height:683.3pt;z-index:251658246;visibility:visible;mso-wrap-style:square;mso-width-percent:0;mso-height-percent:0;mso-wrap-distance-left:9pt;mso-wrap-distance-top:0;mso-wrap-distance-right:9pt;mso-wrap-distance-bottom:0;mso-position-horizontal:absolute;mso-position-horizontal-relative:text;mso-position-vertical:absolute;mso-position-vertical-relative:text;mso-width-percent:0;mso-height-percent:0;mso-width-relative:margin;mso-height-relative:margin;v-text-anchor:top" o:gfxdata="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" filled="f" stroked="f">
+              <v:shape w14:anchorId="6E5FF746" id="TextBox 3" o:spid="_x0000_s1027" type="#_x0000_t202" style="position:absolute;margin-left:-5.05pt;margin-top:47.7pt;width:509.25pt;height:683.3pt;z-index:251672582;visibility:visible;mso-wrap-style:square;mso-width-percent:0;mso-height-percent:0;mso-wrap-distance-left:9pt;mso-wrap-distance-top:0;mso-wrap-distance-right:9pt;mso-wrap-distance-bottom:0;mso-position-horizontal:absolute;mso-position-horizontal-relative:text;mso-position-vertical:absolute;mso-position-vertical-relative:text;mso-width-percent:0;mso-height-percent:0;mso-width-relative:margin;mso-height-relative:margin;v-text-anchor:top" o:gfxdata="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" filled="f" stroked="f">
                 <v:textbox>
                   <w:txbxContent>
                     <w:p>
@@ -10013,6 +11244,7 @@
                           <w:lang w:val="fr-FR" w:eastAsia="ko-KR"/>
                         </w:rPr>
                       </w:pPr>
+                      <w:proofErr w:type="gramStart"/>
                       <w:r>
                         <w:rPr>
                           <w:rFonts w:ascii="맑은 고딕" w:eastAsia="맑은 고딕" w:hAnsi="맑은 고딕" w:hint="eastAsia"/>
@@ -10033,7 +11265,18 @@
                           <w:szCs w:val="26"/>
                           <w:lang w:val="fr-FR" w:eastAsia="ko-KR"/>
                         </w:rPr>
-                        <w:t xml:space="preserve">  +82 (0)2 3703 75</w:t>
+                        <w:t xml:space="preserve">  +</w:t>
+                      </w:r>
+                      <w:proofErr w:type="gramEnd"/>
+                      <w:r>
+                        <w:rPr>
+                          <w:rFonts w:ascii="맑은 고딕" w:eastAsia="맑은 고딕" w:hAnsi="맑은 고딕" w:hint="eastAsia"/>
+                          <w:kern w:val="24"/>
+                          <w:sz w:val="18"/>
+                          <w:szCs w:val="26"/>
+                          <w:lang w:val="fr-FR" w:eastAsia="ko-KR"/>
+                        </w:rPr>
+                        <w:t>82 (0)2 3703 75</w:t>
                       </w:r>
                       <w:r>
                         <w:rPr>
@@ -10066,6 +11309,7 @@
                           <w:lang w:val="fr-FR" w:eastAsia="ko-KR"/>
                         </w:rPr>
                       </w:pPr>
+                      <w:proofErr w:type="gramStart"/>
                       <w:r>
                         <w:rPr>
                           <w:rFonts w:ascii="맑은 고딕" w:eastAsia="맑은 고딕" w:hAnsi="맑은 고딕" w:hint="eastAsia"/>
@@ -10154,6 +11398,7 @@
                         </w:rPr>
                         <w:t>com</w:t>
                       </w:r>
+                      <w:proofErr w:type="gramEnd"/>
                     </w:p>
                     <w:p>
                       <w:pPr>
@@ -10527,7 +11772,31 @@
                           <w:sz w:val="16"/>
                           <w:lang w:eastAsia="ko-KR"/>
                         </w:rPr>
-                        <w:t xml:space="preserve"> (로이드인증원)</w:t>
+                        <w:t xml:space="preserve"> (</w:t>
+                      </w:r>
+                      <w:proofErr w:type="spellStart"/>
+                      <w:r>
+                        <w:rPr>
+                          <w:rFonts w:ascii="맑은 고딕" w:eastAsia="맑은 고딕" w:hAnsi="맑은 고딕" w:hint="eastAsia"/>
+                          <w:b/>
+                          <w:bCs/>
+                          <w:kern w:val="24"/>
+                          <w:sz w:val="16"/>
+                          <w:lang w:eastAsia="ko-KR"/>
+                        </w:rPr>
+                        <w:t>로이드인증원</w:t>
+                      </w:r>
+                      <w:proofErr w:type="spellEnd"/>
+                      <w:r>
+                        <w:rPr>
+                          <w:rFonts w:ascii="맑은 고딕" w:eastAsia="맑은 고딕" w:hAnsi="맑은 고딕" w:hint="eastAsia"/>
+                          <w:b/>
+                          <w:bCs/>
+                          <w:kern w:val="24"/>
+                          <w:sz w:val="16"/>
+                          <w:lang w:eastAsia="ko-KR"/>
+                        </w:rPr>
+                        <w:t>)</w:t>
                       </w:r>
                     </w:p>
                     <w:p>
@@ -10576,8 +11845,19 @@
                           <w:sz w:val="16"/>
                           <w:lang w:eastAsia="ko-KR"/>
                         </w:rPr>
-                        <w:t>층 남산트라팰리스</w:t>
+                        <w:t xml:space="preserve">층 </w:t>
                       </w:r>
+                      <w:proofErr w:type="spellStart"/>
+                      <w:r>
+                        <w:rPr>
+                          <w:rFonts w:ascii="맑은 고딕" w:eastAsia="맑은 고딕" w:hAnsi="맑은 고딕" w:hint="eastAsia"/>
+                          <w:kern w:val="24"/>
+                          <w:sz w:val="16"/>
+                          <w:lang w:eastAsia="ko-KR"/>
+                        </w:rPr>
+                        <w:t>남산트라팰리스</w:t>
+                      </w:r>
+                      <w:proofErr w:type="spellEnd"/>
                     </w:p>
                     <w:p>
                       <w:pPr>
@@ -10757,7 +12037,31 @@
                           <w:sz w:val="16"/>
                           <w:lang w:eastAsia="ko-KR"/>
                         </w:rPr>
-                        <w:t xml:space="preserve"> (로이드인증원)</w:t>
+                        <w:t xml:space="preserve"> (</w:t>
+                      </w:r>
+                      <w:proofErr w:type="spellStart"/>
+                      <w:r>
+                        <w:rPr>
+                          <w:rFonts w:ascii="맑은 고딕" w:eastAsia="맑은 고딕" w:hAnsi="맑은 고딕" w:hint="eastAsia"/>
+                          <w:b/>
+                          <w:bCs/>
+                          <w:kern w:val="24"/>
+                          <w:sz w:val="16"/>
+                          <w:lang w:eastAsia="ko-KR"/>
+                        </w:rPr>
+                        <w:t>로이드인증원</w:t>
+                      </w:r>
+                      <w:proofErr w:type="spellEnd"/>
+                      <w:r>
+                        <w:rPr>
+                          <w:rFonts w:ascii="맑은 고딕" w:eastAsia="맑은 고딕" w:hAnsi="맑은 고딕" w:hint="eastAsia"/>
+                          <w:b/>
+                          <w:bCs/>
+                          <w:kern w:val="24"/>
+                          <w:sz w:val="16"/>
+                          <w:lang w:eastAsia="ko-KR"/>
+                        </w:rPr>
+                        <w:t>)</w:t>
                       </w:r>
                     </w:p>
                     <w:p>
@@ -10777,7 +12081,27 @@
                           <w:sz w:val="16"/>
                           <w:lang w:eastAsia="ko-KR"/>
                         </w:rPr>
-                        <w:t>서울특별시 영등포구 여의나루로 67 (여의도동, 신송빌딩 17층</w:t>
+                        <w:t xml:space="preserve">서울특별시 영등포구 여의나루로 67 (여의도동, </w:t>
+                      </w:r>
+                      <w:proofErr w:type="spellStart"/>
+                      <w:r>
+                        <w:rPr>
+                          <w:rFonts w:ascii="맑은 고딕" w:eastAsia="맑은 고딕" w:hAnsi="맑은 고딕" w:hint="eastAsia"/>
+                          <w:kern w:val="24"/>
+                          <w:sz w:val="16"/>
+                          <w:lang w:eastAsia="ko-KR"/>
+                        </w:rPr>
+                        <w:t>신송빌딩</w:t>
+                      </w:r>
+                      <w:proofErr w:type="spellEnd"/>
+                      <w:r>
+                        <w:rPr>
+                          <w:rFonts w:ascii="맑은 고딕" w:eastAsia="맑은 고딕" w:hAnsi="맑은 고딕" w:hint="eastAsia"/>
+                          <w:kern w:val="24"/>
+                          <w:sz w:val="16"/>
+                          <w:lang w:eastAsia="ko-KR"/>
+                        </w:rPr>
+                        <w:t xml:space="preserve"> 17층</w:t>
                       </w:r>
                       <w:r>
                         <w:rPr>
@@ -10803,7 +12127,7 @@
           <w:noProof/>
         </w:rPr>
         <w:drawing>
-          <wp:anchor distT="0" distB="0" distL="114300" distR="114300" simplePos="0" relativeHeight="251658245" behindDoc="0" locked="0" layoutInCell="1" allowOverlap="0" wp14:anchorId="24B10F0E" wp14:editId="3C4BE2DB">
+          <wp:anchor distT="0" distB="0" distL="114300" distR="114300" simplePos="0" relativeHeight="251670534" behindDoc="0" locked="0" layoutInCell="1" allowOverlap="0" wp14:anchorId="24B10F0E" wp14:editId="3C4BE2DB">
             <wp:simplePos x="0" y="0"/>
             <wp:positionH relativeFrom="column">
               <wp:posOffset>-73660</wp:posOffset>
@@ -10874,7 +12198,7 @@
         <mc:AlternateContent>
           <mc:Choice Requires="wps">
             <w:drawing>
-              <wp:anchor distT="0" distB="0" distL="114300" distR="114300" simplePos="0" relativeHeight="251658244" behindDoc="1" locked="0" layoutInCell="1" allowOverlap="1" wp14:anchorId="740FF5FF" wp14:editId="384C4438">
+              <wp:anchor distT="0" distB="0" distL="114300" distR="114300" simplePos="0" relativeHeight="251668486" behindDoc="1" locked="0" layoutInCell="1" allowOverlap="1" wp14:anchorId="740FF5FF" wp14:editId="384C4438">
                 <wp:simplePos x="0" y="0"/>
                 <wp:positionH relativeFrom="page">
                   <wp:posOffset>-240665</wp:posOffset>
@@ -13527,7 +14851,6 @@
   <w:style w:type="character" w:default="1" w:styleId="a1">
     <w:name w:val="Default Paragraph Font"/>
     <w:uiPriority w:val="1"/>
-    <w:semiHidden/>
     <w:unhideWhenUsed/>
   </w:style>
   <w:style w:type="table" w:default="1" w:styleId="a2">
@@ -14990,6 +16313,19 @@
 </file>
 
 <file path=customXml/item2.xml><?xml version="1.0" encoding="utf-8"?>
+<b:Sources xmlns:b="http://schemas.openxmlformats.org/officeDocument/2006/bibliography" xmlns="http://schemas.openxmlformats.org/officeDocument/2006/bibliography" SelectedStyle="/APASixthEditionOfficeOnline.xsl" StyleName="APA" Version="6"/>
+</file>
+
+<file path=customXml/item3.xml><?xml version="1.0" encoding="utf-8"?>
+<?mso-contentType ?>
+<FormTemplates xmlns="http://schemas.microsoft.com/sharepoint/v3/contenttype/forms">
+  <Display>DocumentLibraryForm</Display>
+  <Edit>DocumentLibraryForm</Edit>
+  <New>DocumentLibraryForm</New>
+</FormTemplates>
+</file>
+
+<file path=customXml/item4.xml><?xml version="1.0" encoding="utf-8"?>
 <ct:contentTypeSchema xmlns:ct="http://schemas.microsoft.com/office/2006/metadata/contentType" xmlns:ma="http://schemas.microsoft.com/office/2006/metadata/properties/metaAttributes" ct:_="" ma:_="" ma:contentTypeName="문서" ma:contentTypeID="0x010100BAE669FB5286554D816E6E3B1E57CB3E" ma:contentTypeVersion="13" ma:contentTypeDescription="새 문서를 만듭니다." ma:contentTypeScope="" ma:versionID="507d148797186dee3789d8636b4ec545">
   <xsd:schema xmlns:xsd="http://www.w3.org/2001/XMLSchema" xmlns:xs="http://www.w3.org/2001/XMLSchema" xmlns:p="http://schemas.microsoft.com/office/2006/metadata/properties" xmlns:ns2="f2369789-19dc-4ff2-8298-3f6d4c3d42dc" xmlns:ns3="ac62e6bc-ec19-4718-ba7c-8f33d65dd1b4" targetNamespace="http://schemas.microsoft.com/office/2006/metadata/properties" ma:root="true" ma:fieldsID="e79cd5f27e269a164aa6d7f1a8a2b388" ns2:_="" ns3:_="">
     <xsd:import namespace="f2369789-19dc-4ff2-8298-3f6d4c3d42dc"/>
@@ -15212,19 +16548,6 @@
 </ct:contentTypeSchema>
 </file>
 
-<file path=customXml/item3.xml><?xml version="1.0" encoding="utf-8"?>
-<?mso-contentType ?>
-<FormTemplates xmlns="http://schemas.microsoft.com/sharepoint/v3/contenttype/forms">
-  <Display>DocumentLibraryForm</Display>
-  <Edit>DocumentLibraryForm</Edit>
-  <New>DocumentLibraryForm</New>
-</FormTemplates>
-</file>
-
-<file path=customXml/item4.xml><?xml version="1.0" encoding="utf-8"?>
-<b:Sources xmlns:b="http://schemas.openxmlformats.org/officeDocument/2006/bibliography" xmlns="http://schemas.openxmlformats.org/officeDocument/2006/bibliography" SelectedStyle="/APASixthEditionOfficeOnline.xsl" StyleName="APA" Version="6"/>
-</file>
-
 <file path=customXml/itemProps1.xml><?xml version="1.0" encoding="utf-8"?>
 <ds:datastoreItem xmlns:ds="http://schemas.openxmlformats.org/officeDocument/2006/customXml" ds:itemID="{B10D67FC-9935-4B64-8292-B6B906E6C83D}">
   <ds:schemaRefs>
@@ -15235,6 +16558,22 @@
 </file>
 
 <file path=customXml/itemProps2.xml><?xml version="1.0" encoding="utf-8"?>
+<ds:datastoreItem xmlns:ds="http://schemas.openxmlformats.org/officeDocument/2006/customXml" ds:itemID="{0E6AD0CF-AB71-42B8-AE19-472505EDA9EB}">
+  <ds:schemaRefs>
+    <ds:schemaRef ds:uri="http://schemas.openxmlformats.org/officeDocument/2006/bibliography"/>
+  </ds:schemaRefs>
+</ds:datastoreItem>
+</file>
+
+<file path=customXml/itemProps3.xml><?xml version="1.0" encoding="utf-8"?>
+<ds:datastoreItem xmlns:ds="http://schemas.openxmlformats.org/officeDocument/2006/customXml" ds:itemID="{8326EFF0-7895-4B4D-8841-6805150EC2C0}">
+  <ds:schemaRefs>
+    <ds:schemaRef ds:uri="http://schemas.microsoft.com/sharepoint/v3/contenttype/forms"/>
+  </ds:schemaRefs>
+</ds:datastoreItem>
+</file>
+
+<file path=customXml/itemProps4.xml><?xml version="1.0" encoding="utf-8"?>
 <ds:datastoreItem xmlns:ds="http://schemas.openxmlformats.org/officeDocument/2006/customXml" ds:itemID="{75B3D781-AD21-4BEF-A2F5-BD1EE052F973}">
   <ds:schemaRefs>
     <ds:schemaRef ds:uri="http://schemas.microsoft.com/office/2006/metadata/contentType"/>
@@ -15251,20 +16590,4 @@
     <ds:schemaRef ds:uri="http://schemas.microsoft.com/internal/obd"/>
   </ds:schemaRefs>
 </ds:datastoreItem>
-</file>
-
-<file path=customXml/itemProps3.xml><?xml version="1.0" encoding="utf-8"?>
-<ds:datastoreItem xmlns:ds="http://schemas.openxmlformats.org/officeDocument/2006/customXml" ds:itemID="{8326EFF0-7895-4B4D-8841-6805150EC2C0}">
-  <ds:schemaRefs>
-    <ds:schemaRef ds:uri="http://schemas.microsoft.com/sharepoint/v3/contenttype/forms"/>
-  </ds:schemaRefs>
-</ds:datastoreItem>
-</file>
-
-<file path=customXml/itemProps4.xml><?xml version="1.0" encoding="utf-8"?>
-<ds:datastoreItem xmlns:ds="http://schemas.openxmlformats.org/officeDocument/2006/customXml" ds:itemID="{0E6AD0CF-AB71-42B8-AE19-472505EDA9EB}">
-  <ds:schemaRefs>
-    <ds:schemaRef ds:uri="http://schemas.openxmlformats.org/officeDocument/2006/bibliography"/>
-  </ds:schemaRefs>
-</ds:datastoreItem>
 </file>
--- a/vercel-deploy/public/templates/LRQA_quotation.docx
+++ b/vercel-deploy/public/templates/LRQA_quotation.docx
@@ -122,7 +122,7 @@
                 <w:noProof/>
               </w:rPr>
               <w:drawing>
-                <wp:anchor distT="0" distB="0" distL="114300" distR="114300" simplePos="0" relativeHeight="251662342" behindDoc="0" locked="0" layoutInCell="1" allowOverlap="0" wp14:anchorId="3A8D41F9" wp14:editId="75D4873D">
+                <wp:anchor distT="0" distB="0" distL="114300" distR="114300" simplePos="0" relativeHeight="251658243" behindDoc="0" locked="0" layoutInCell="1" allowOverlap="0" wp14:anchorId="3A8D41F9" wp14:editId="75D4873D">
                   <wp:simplePos x="0" y="0"/>
                   <wp:positionH relativeFrom="column">
                     <wp:posOffset>0</wp:posOffset>
@@ -378,16 +378,77 @@
                 <w:lang w:eastAsia="ko-KR"/>
               </w:rPr>
             </w:pPr>
-            <w:r>
-              <w:rPr>
-                <w:rFonts w:ascii="맑은 고딕" w:eastAsia="맑은 고딕" w:hAnsi="맑은 고딕"/>
+            <w:proofErr w:type="gramStart"/>
+            <w:r>
+              <w:rPr>
+                <w:rFonts w:ascii="맑은 고딕" w:eastAsia="맑은 고딕" w:hAnsi="맑은 고딕" w:hint="eastAsia"/>
                 <w:b/>
                 <w:spacing w:val="-1"/>
                 <w:sz w:val="32"/>
                 <w:szCs w:val="32"/>
                 <w:lang w:eastAsia="ko-KR"/>
               </w:rPr>
-              <w:t>{ client_name }</w:t>
+              <w:t xml:space="preserve">{{ </w:t>
+            </w:r>
+            <w:proofErr w:type="spellStart"/>
+            <w:r>
+              <w:rPr>
+                <w:rFonts w:ascii="맑은 고딕" w:eastAsia="맑은 고딕" w:hAnsi="맑은 고딕" w:hint="eastAsia"/>
+                <w:b/>
+                <w:spacing w:val="-1"/>
+                <w:sz w:val="32"/>
+                <w:szCs w:val="32"/>
+                <w:lang w:eastAsia="ko-KR"/>
+              </w:rPr>
+              <w:t>client</w:t>
+            </w:r>
+            <w:proofErr w:type="gramEnd"/>
+            <w:r>
+              <w:rPr>
+                <w:rFonts w:ascii="맑은 고딕" w:eastAsia="맑은 고딕" w:hAnsi="맑은 고딕" w:hint="eastAsia"/>
+                <w:b/>
+                <w:spacing w:val="-1"/>
+                <w:sz w:val="32"/>
+                <w:szCs w:val="32"/>
+                <w:lang w:eastAsia="ko-KR"/>
+              </w:rPr>
+              <w:t>_</w:t>
+            </w:r>
+            <w:proofErr w:type="gramStart"/>
+            <w:r>
+              <w:rPr>
+                <w:rFonts w:ascii="맑은 고딕" w:eastAsia="맑은 고딕" w:hAnsi="맑은 고딕" w:hint="eastAsia"/>
+                <w:b/>
+                <w:spacing w:val="-1"/>
+                <w:sz w:val="32"/>
+                <w:szCs w:val="32"/>
+                <w:lang w:eastAsia="ko-KR"/>
+              </w:rPr>
+              <w:t>name</w:t>
+            </w:r>
+            <w:proofErr w:type="spellEnd"/>
+            <w:r>
+              <w:rPr>
+                <w:rFonts w:ascii="맑은 고딕" w:eastAsia="맑은 고딕" w:hAnsi="맑은 고딕" w:hint="eastAsia"/>
+                <w:b/>
+                <w:spacing w:val="-1"/>
+                <w:sz w:val="32"/>
+                <w:szCs w:val="32"/>
+                <w:lang w:eastAsia="ko-KR"/>
+              </w:rPr>
+              <w:t xml:space="preserve"> }</w:t>
+            </w:r>
+            <w:proofErr w:type="gramEnd"/>
+            <w:r>
+              <w:rPr>
+                <w:rFonts w:ascii="맑은 고딕" w:eastAsia="맑은 고딕" w:hAnsi="맑은 고딕" w:hint="eastAsia"/>
+                <w:b/>
+                <w:spacing w:val="-1"/>
+                <w:sz w:val="32"/>
+                <w:szCs w:val="32"/>
+                <w:lang w:eastAsia="ko-KR"/>
+              </w:rPr>
+              <w:t>}</w:t>
             </w:r>
           </w:p>
           <w:p>
@@ -408,6 +469,7 @@
                 <w:lang w:eastAsia="ko-KR"/>
               </w:rPr>
             </w:pPr>
+            <w:proofErr w:type="gramStart"/>
             <w:r>
               <w:rPr>
                 <w:rFonts w:ascii="맑은 고딕" w:eastAsia="맑은 고딕" w:hAnsi="맑은 고딕"/>
@@ -415,7 +477,57 @@
                 <w:spacing w:val="-1"/>
                 <w:lang w:eastAsia="ko-KR"/>
               </w:rPr>
-              <w:t>{{ standards_text }}</w:t>
+              <w:t xml:space="preserve">{{ </w:t>
+            </w:r>
+            <w:proofErr w:type="spellStart"/>
+            <w:r>
+              <w:rPr>
+                <w:rFonts w:ascii="맑은 고딕" w:eastAsia="맑은 고딕" w:hAnsi="맑은 고딕"/>
+                <w:b/>
+                <w:spacing w:val="-1"/>
+                <w:lang w:eastAsia="ko-KR"/>
+              </w:rPr>
+              <w:t>standards</w:t>
+            </w:r>
+            <w:proofErr w:type="gramEnd"/>
+            <w:r>
+              <w:rPr>
+                <w:rFonts w:ascii="맑은 고딕" w:eastAsia="맑은 고딕" w:hAnsi="맑은 고딕"/>
+                <w:b/>
+                <w:spacing w:val="-1"/>
+                <w:lang w:eastAsia="ko-KR"/>
+              </w:rPr>
+              <w:t>_</w:t>
+            </w:r>
+            <w:proofErr w:type="gramStart"/>
+            <w:r>
+              <w:rPr>
+                <w:rFonts w:ascii="맑은 고딕" w:eastAsia="맑은 고딕" w:hAnsi="맑은 고딕"/>
+                <w:b/>
+                <w:spacing w:val="-1"/>
+                <w:lang w:eastAsia="ko-KR"/>
+              </w:rPr>
+              <w:t>text</w:t>
+            </w:r>
+            <w:proofErr w:type="spellEnd"/>
+            <w:r>
+              <w:rPr>
+                <w:rFonts w:ascii="맑은 고딕" w:eastAsia="맑은 고딕" w:hAnsi="맑은 고딕"/>
+                <w:b/>
+                <w:spacing w:val="-1"/>
+                <w:lang w:eastAsia="ko-KR"/>
+              </w:rPr>
+              <w:t xml:space="preserve"> }</w:t>
+            </w:r>
+            <w:proofErr w:type="gramEnd"/>
+            <w:r>
+              <w:rPr>
+                <w:rFonts w:ascii="맑은 고딕" w:eastAsia="맑은 고딕" w:hAnsi="맑은 고딕"/>
+                <w:b/>
+                <w:spacing w:val="-1"/>
+                <w:lang w:eastAsia="ko-KR"/>
+              </w:rPr>
+              <w:t>}</w:t>
             </w:r>
           </w:p>
           <w:p>
@@ -483,6 +595,7 @@
                 <w:lang w:eastAsia="ko-KR"/>
               </w:rPr>
             </w:pPr>
+            <w:proofErr w:type="gramStart"/>
             <w:r>
               <w:rPr>
                 <w:rFonts w:ascii="맑은 고딕" w:eastAsia="맑은 고딕" w:hAnsi="맑은 고딕" w:hint="eastAsia"/>
@@ -510,6 +623,7 @@
               </w:rPr>
               <w:t>:</w:t>
             </w:r>
+            <w:proofErr w:type="gramEnd"/>
             <w:r>
               <w:rPr>
                 <w:rFonts w:ascii="맑은 고딕" w:eastAsia="맑은 고딕" w:hAnsi="맑은 고딕" w:hint="eastAsia"/>
@@ -517,7 +631,76 @@
                 <w:szCs w:val="18"/>
                 <w:lang w:eastAsia="ko-KR"/>
               </w:rPr>
-              <w:t xml:space="preserve"> {{ quotation_date }}</w:t>
+              <w:t xml:space="preserve"> </w:t>
+            </w:r>
+            <w:proofErr w:type="gramStart"/>
+            <w:r>
+              <w:rPr>
+                <w:rFonts w:ascii="맑은 고딕" w:eastAsia="맑은 고딕" w:hAnsi="맑은 고딕" w:hint="eastAsia"/>
+                <w:sz w:val="18"/>
+                <w:szCs w:val="18"/>
+                <w:lang w:eastAsia="ko-KR"/>
+              </w:rPr>
+              <w:t>{</w:t>
+            </w:r>
+            <w:r>
+              <w:rPr>
+                <w:rFonts w:ascii="맑은 고딕" w:eastAsia="맑은 고딕" w:hAnsi="맑은 고딕" w:hint="eastAsia"/>
+                <w:sz w:val="18"/>
+                <w:szCs w:val="18"/>
+                <w:lang w:eastAsia="ko-KR"/>
+              </w:rPr>
+              <w:t xml:space="preserve">{ </w:t>
+            </w:r>
+            <w:proofErr w:type="spellStart"/>
+            <w:r>
+              <w:rPr>
+                <w:rFonts w:ascii="맑은 고딕" w:eastAsia="맑은 고딕" w:hAnsi="맑은 고딕" w:hint="eastAsia"/>
+                <w:sz w:val="18"/>
+                <w:szCs w:val="18"/>
+                <w:lang w:eastAsia="ko-KR"/>
+              </w:rPr>
+              <w:t>quotation</w:t>
+            </w:r>
+            <w:proofErr w:type="gramEnd"/>
+            <w:r>
+              <w:rPr>
+                <w:rFonts w:ascii="맑은 고딕" w:eastAsia="맑은 고딕" w:hAnsi="맑은 고딕" w:hint="eastAsia"/>
+                <w:sz w:val="18"/>
+                <w:szCs w:val="18"/>
+                <w:lang w:eastAsia="ko-KR"/>
+              </w:rPr>
+              <w:t>_</w:t>
+            </w:r>
+            <w:proofErr w:type="gramStart"/>
+            <w:r>
+              <w:rPr>
+                <w:rFonts w:ascii="맑은 고딕" w:eastAsia="맑은 고딕" w:hAnsi="맑은 고딕" w:hint="eastAsia"/>
+                <w:sz w:val="18"/>
+                <w:szCs w:val="18"/>
+                <w:lang w:eastAsia="ko-KR"/>
+              </w:rPr>
+              <w:t>date</w:t>
+            </w:r>
+            <w:proofErr w:type="spellEnd"/>
+            <w:r>
+              <w:rPr>
+                <w:rFonts w:ascii="맑은 고딕" w:eastAsia="맑은 고딕" w:hAnsi="맑은 고딕" w:hint="eastAsia"/>
+                <w:sz w:val="18"/>
+                <w:szCs w:val="18"/>
+                <w:lang w:eastAsia="ko-KR"/>
+              </w:rPr>
+              <w:t xml:space="preserve"> }</w:t>
+            </w:r>
+            <w:proofErr w:type="gramEnd"/>
+            <w:r>
+              <w:rPr>
+                <w:rFonts w:ascii="맑은 고딕" w:eastAsia="맑은 고딕" w:hAnsi="맑은 고딕" w:hint="eastAsia"/>
+                <w:sz w:val="18"/>
+                <w:szCs w:val="18"/>
+                <w:lang w:eastAsia="ko-KR"/>
+              </w:rPr>
+              <w:t>}</w:t>
             </w:r>
           </w:p>
         </w:tc>
@@ -623,6 +806,7 @@
               </w:rPr>
               <w:t xml:space="preserve"> </w:t>
             </w:r>
+            <w:proofErr w:type="gramStart"/>
             <w:r>
               <w:rPr>
                 <w:rFonts w:ascii="Calibri" w:hAnsi="Calibri" w:cs="Calibri"/>
@@ -632,7 +816,67 @@
                 <w:shd w:val="clear" w:color="auto" w:fill="FFFFFF"/>
                 <w:lang w:eastAsia="ko-KR"/>
               </w:rPr>
-              <w:t>{{ quotation_number }}</w:t>
+              <w:t xml:space="preserve">{{ </w:t>
+            </w:r>
+            <w:proofErr w:type="spellStart"/>
+            <w:r>
+              <w:rPr>
+                <w:rFonts w:ascii="Calibri" w:hAnsi="Calibri" w:cs="Calibri"/>
+                <w:color w:val="444444"/>
+                <w:sz w:val="22"/>
+                <w:szCs w:val="22"/>
+                <w:shd w:val="clear" w:color="auto" w:fill="FFFFFF"/>
+                <w:lang w:eastAsia="ko-KR"/>
+              </w:rPr>
+              <w:t>quotation</w:t>
+            </w:r>
+            <w:proofErr w:type="gramEnd"/>
+            <w:r>
+              <w:rPr>
+                <w:rFonts w:ascii="Calibri" w:hAnsi="Calibri" w:cs="Calibri"/>
+                <w:color w:val="444444"/>
+                <w:sz w:val="22"/>
+                <w:szCs w:val="22"/>
+                <w:shd w:val="clear" w:color="auto" w:fill="FFFFFF"/>
+                <w:lang w:eastAsia="ko-KR"/>
+              </w:rPr>
+              <w:t>_</w:t>
+            </w:r>
+            <w:proofErr w:type="gramStart"/>
+            <w:r>
+              <w:rPr>
+                <w:rFonts w:ascii="Calibri" w:hAnsi="Calibri" w:cs="Calibri"/>
+                <w:color w:val="444444"/>
+                <w:sz w:val="22"/>
+                <w:szCs w:val="22"/>
+                <w:shd w:val="clear" w:color="auto" w:fill="FFFFFF"/>
+                <w:lang w:eastAsia="ko-KR"/>
+              </w:rPr>
+              <w:t>number</w:t>
+            </w:r>
+            <w:proofErr w:type="spellEnd"/>
+            <w:r>
+              <w:rPr>
+                <w:rFonts w:ascii="Calibri" w:hAnsi="Calibri" w:cs="Calibri"/>
+                <w:color w:val="444444"/>
+                <w:sz w:val="22"/>
+                <w:szCs w:val="22"/>
+                <w:shd w:val="clear" w:color="auto" w:fill="FFFFFF"/>
+                <w:lang w:eastAsia="ko-KR"/>
+              </w:rPr>
+              <w:t xml:space="preserve"> }</w:t>
+            </w:r>
+            <w:proofErr w:type="gramEnd"/>
+            <w:r>
+              <w:rPr>
+                <w:rFonts w:ascii="Calibri" w:hAnsi="Calibri" w:cs="Calibri"/>
+                <w:color w:val="444444"/>
+                <w:sz w:val="22"/>
+                <w:szCs w:val="22"/>
+                <w:shd w:val="clear" w:color="auto" w:fill="FFFFFF"/>
+                <w:lang w:eastAsia="ko-KR"/>
+              </w:rPr>
+              <w:t>}</w:t>
             </w:r>
           </w:p>
           <w:p>
@@ -925,7 +1169,7 @@
           <w:noProof/>
         </w:rPr>
         <w:drawing>
-          <wp:anchor distT="0" distB="0" distL="114300" distR="114300" simplePos="0" relativeHeight="251658244" behindDoc="1" locked="0" layoutInCell="1" allowOverlap="1" wp14:anchorId="5E048A6E" wp14:editId="56D24162">
+          <wp:anchor distT="0" distB="0" distL="114300" distR="114300" simplePos="0" relativeHeight="251658240" behindDoc="1" locked="0" layoutInCell="1" allowOverlap="1" wp14:anchorId="5E048A6E" wp14:editId="56D24162">
             <wp:simplePos x="0" y="0"/>
             <wp:positionH relativeFrom="margin">
               <wp:align>center</wp:align>
@@ -993,7 +1237,7 @@
         <mc:AlternateContent>
           <mc:Choice Requires="wps">
             <w:drawing>
-              <wp:anchor distT="0" distB="0" distL="114300" distR="114300" simplePos="0" relativeHeight="251659269" behindDoc="1" locked="0" layoutInCell="1" allowOverlap="1" wp14:anchorId="4EA43331" wp14:editId="2E52BC38">
+              <wp:anchor distT="0" distB="0" distL="114300" distR="114300" simplePos="0" relativeHeight="251658241" behindDoc="1" locked="0" layoutInCell="1" allowOverlap="1" wp14:anchorId="4EA43331" wp14:editId="2E52BC38">
                 <wp:simplePos x="0" y="0"/>
                 <wp:positionH relativeFrom="column">
                   <wp:posOffset>-2384425</wp:posOffset>
@@ -1122,7 +1366,7 @@
           </mc:Choice>
           <mc:Fallback>
             <w:pict>
-              <v:shape w14:anchorId="5D2C4677" id="Parallelogram 7" o:spid="_x0000_s1026" style="position:absolute;margin-left:-187.75pt;margin-top:-54.15pt;width:600.45pt;height:423.1pt;z-index:-251657211;visibility:visible;mso-wrap-style:square;mso-width-percent:0;mso-height-percent:0;mso-wrap-distance-left:9pt;mso-wrap-distance-top:0;mso-wrap-distance-right:9pt;mso-wrap-distance-bottom:0;mso-position-horizontal:absolute;mso-position-horizontal-relative:text;mso-position-vertical:absolute;mso-position-vertical-relative:text;mso-width-percent:0;mso-height-percent:0;mso-width-relative:margin;mso-height-relative:margin;v-text-anchor:middle" coordsize="7625471,5373370" o:gfxdata="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" path="m,5373370l1343343,,7625471,,5494338,5373370,,5373370xe" fillcolor="white [3212]" stroked="f" strokeweight="1pt">
+              <v:shape w14:anchorId="7FD5AA21" id="Parallelogram 7" o:spid="_x0000_s1026" style="position:absolute;margin-left:-187.75pt;margin-top:-54.15pt;width:600.45pt;height:423.1pt;z-index:-251658239;visibility:visible;mso-wrap-style:square;mso-width-percent:0;mso-height-percent:0;mso-wrap-distance-left:9pt;mso-wrap-distance-top:0;mso-wrap-distance-right:9pt;mso-wrap-distance-bottom:0;mso-position-horizontal:absolute;mso-position-horizontal-relative:text;mso-position-vertical:absolute;mso-position-vertical-relative:text;mso-width-percent:0;mso-height-percent:0;mso-width-relative:margin;mso-height-relative:margin;v-text-anchor:middle" coordsize="7625471,5373370" o:gfxdata="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" path="m,5373370l1343343,,7625471,,5494338,5373370,,5373370xe" fillcolor="white [3212]" stroked="f" strokeweight="1pt">
                 <v:stroke joinstyle="miter"/>
                 <v:path arrowok="t" o:connecttype="custom" o:connectlocs="0,5373370;1343386,0;7625715,0;5494514,5373370;0,5373370" o:connectangles="0,0,0,0,0"/>
               </v:shape>
@@ -1167,7 +1411,7 @@
         <mc:AlternateContent>
           <mc:Choice Requires="wps">
             <w:drawing>
-              <wp:anchor distT="45720" distB="45720" distL="114300" distR="114300" simplePos="0" relativeHeight="251660294" behindDoc="0" locked="0" layoutInCell="1" allowOverlap="1" wp14:anchorId="1846FADE" wp14:editId="59938F79">
+              <wp:anchor distT="45720" distB="45720" distL="114300" distR="114300" simplePos="0" relativeHeight="251658242" behindDoc="0" locked="0" layoutInCell="1" allowOverlap="1" wp14:anchorId="1846FADE" wp14:editId="59938F79">
                 <wp:simplePos x="0" y="0"/>
                 <wp:positionH relativeFrom="margin">
                   <wp:posOffset>5220335</wp:posOffset>
@@ -1849,7 +2093,7 @@
                 <v:stroke joinstyle="miter"/>
                 <v:path gradientshapeok="t" o:connecttype="rect"/>
               </v:shapetype>
-              <v:shape id="Text Box 2" o:spid="_x0000_s1026" type="#_x0000_t202" style="position:absolute;margin-left:411.05pt;margin-top:.75pt;width:123pt;height:546pt;z-index:251660294;visibility:visible;mso-wrap-style:square;mso-width-percent:0;mso-height-percent:0;mso-wrap-distance-left:9pt;mso-wrap-distance-top:3.6pt;mso-wrap-distance-right:9pt;mso-wrap-distance-bottom:3.6pt;mso-position-horizontal:absolute;mso-position-horizontal-relative:margin;mso-position-vertical:absolute;mso-position-vertical-relative:text;mso-width-percent:0;mso-height-percent:0;mso-width-relative:margin;mso-height-relative:margin;v-text-anchor:top" o:gfxdata="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" stroked="f">
+              <v:shape id="Text Box 2" o:spid="_x0000_s1026" type="#_x0000_t202" style="position:absolute;margin-left:411.05pt;margin-top:.75pt;width:123pt;height:546pt;z-index:251658242;visibility:visible;mso-wrap-style:square;mso-width-percent:0;mso-height-percent:0;mso-wrap-distance-left:9pt;mso-wrap-distance-top:3.6pt;mso-wrap-distance-right:9pt;mso-wrap-distance-bottom:3.6pt;mso-position-horizontal:absolute;mso-position-horizontal-relative:margin;mso-position-vertical:absolute;mso-position-vertical-relative:text;mso-width-percent:0;mso-height-percent:0;mso-width-relative:margin;mso-height-relative:margin;v-text-anchor:top" o:gfxdata="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" stroked="f">
                 <v:textbox inset="0,0,2mm">
                   <w:txbxContent>
                     <w:p>
@@ -2541,6 +2785,7 @@
                 <w:lang w:eastAsia="ko-KR"/>
               </w:rPr>
             </w:pPr>
+            <w:proofErr w:type="spellStart"/>
             <w:r>
               <w:rPr>
                 <w:rFonts w:ascii="맑은 고딕" w:eastAsia="맑은 고딕" w:hAnsi="맑은 고딕" w:hint="eastAsia"/>
@@ -2549,18 +2794,9 @@
                 <w:szCs w:val="24"/>
                 <w:lang w:eastAsia="ko-KR"/>
               </w:rPr>
-              <w:t xml:space="preserve">로이드인증원은 귀사가 선택한 </w:t>
-            </w:r>
-            <w:r>
-              <w:rPr>
-                <w:rFonts w:ascii="맑은 고딕" w:eastAsia="맑은 고딕" w:hAnsi="맑은 고딕"/>
-                <w:color w:val="auto"/>
-                <w:sz w:val="24"/>
-                <w:szCs w:val="24"/>
-                <w:lang w:eastAsia="ko-KR"/>
-              </w:rPr>
-              <w:t xml:space="preserve">Business Assurance </w:t>
-            </w:r>
+              <w:t>로이드인증원은</w:t>
+            </w:r>
+            <w:proofErr w:type="spellEnd"/>
             <w:r>
               <w:rPr>
                 <w:rFonts w:ascii="맑은 고딕" w:eastAsia="맑은 고딕" w:hAnsi="맑은 고딕" w:hint="eastAsia"/>
@@ -2569,7 +2805,7 @@
                 <w:szCs w:val="24"/>
                 <w:lang w:eastAsia="ko-KR"/>
               </w:rPr>
-              <w:t xml:space="preserve">파트너로서 귀사와 협력하여 당면한 리스크를 관리하고 완화함으로써 급변하는 비즈니스 세상을 대처하는 데 도움을 드리고자 합니다. 또한 귀사의 </w:t>
+              <w:t xml:space="preserve"> 귀사가 선택한 </w:t>
             </w:r>
             <w:r>
               <w:rPr>
@@ -2579,7 +2815,7 @@
                 <w:szCs w:val="24"/>
                 <w:lang w:eastAsia="ko-KR"/>
               </w:rPr>
-              <w:t>미래</w:t>
+              <w:t xml:space="preserve">Business Assurance </w:t>
             </w:r>
             <w:r>
               <w:rPr>
@@ -2589,7 +2825,7 @@
                 <w:szCs w:val="24"/>
                 <w:lang w:eastAsia="ko-KR"/>
               </w:rPr>
-              <w:t>를</w:t>
+              <w:t xml:space="preserve">파트너로서 귀사와 협력하여 당면한 리스크를 관리하고 완화함으로써 급변하는 비즈니스 세상을 대처하는 데 도움을 드리고자 합니다. 또한 귀사의 </w:t>
             </w:r>
             <w:r>
               <w:rPr>
@@ -2599,7 +2835,7 @@
                 <w:szCs w:val="24"/>
                 <w:lang w:eastAsia="ko-KR"/>
               </w:rPr>
-              <w:t xml:space="preserve"> </w:t>
+              <w:t>미래</w:t>
             </w:r>
             <w:r>
               <w:rPr>
@@ -2609,7 +2845,49 @@
                 <w:szCs w:val="24"/>
                 <w:lang w:eastAsia="ko-KR"/>
               </w:rPr>
-              <w:t>설계할 수 있도록 지원하는 것이며 이를 위해 로이드인증원은 다음을 제공함을 약속합니다.</w:t>
+              <w:t>를</w:t>
+            </w:r>
+            <w:r>
+              <w:rPr>
+                <w:rFonts w:ascii="맑은 고딕" w:eastAsia="맑은 고딕" w:hAnsi="맑은 고딕"/>
+                <w:color w:val="auto"/>
+                <w:sz w:val="24"/>
+                <w:szCs w:val="24"/>
+                <w:lang w:eastAsia="ko-KR"/>
+              </w:rPr>
+              <w:t xml:space="preserve"> </w:t>
+            </w:r>
+            <w:r>
+              <w:rPr>
+                <w:rFonts w:ascii="맑은 고딕" w:eastAsia="맑은 고딕" w:hAnsi="맑은 고딕" w:hint="eastAsia"/>
+                <w:color w:val="auto"/>
+                <w:sz w:val="24"/>
+                <w:szCs w:val="24"/>
+                <w:lang w:eastAsia="ko-KR"/>
+              </w:rPr>
+              <w:t xml:space="preserve">설계할 수 있도록 지원하는 것이며 이를 위해 </w:t>
+            </w:r>
+            <w:proofErr w:type="spellStart"/>
+            <w:r>
+              <w:rPr>
+                <w:rFonts w:ascii="맑은 고딕" w:eastAsia="맑은 고딕" w:hAnsi="맑은 고딕" w:hint="eastAsia"/>
+                <w:color w:val="auto"/>
+                <w:sz w:val="24"/>
+                <w:szCs w:val="24"/>
+                <w:lang w:eastAsia="ko-KR"/>
+              </w:rPr>
+              <w:t>로이드인증원은</w:t>
+            </w:r>
+            <w:proofErr w:type="spellEnd"/>
+            <w:r>
+              <w:rPr>
+                <w:rFonts w:ascii="맑은 고딕" w:eastAsia="맑은 고딕" w:hAnsi="맑은 고딕" w:hint="eastAsia"/>
+                <w:color w:val="auto"/>
+                <w:sz w:val="24"/>
+                <w:szCs w:val="24"/>
+                <w:lang w:eastAsia="ko-KR"/>
+              </w:rPr>
+              <w:t xml:space="preserve"> 다음을 제공함을 약속합니다.</w:t>
             </w:r>
             <w:r>
               <w:rPr>
@@ -3121,7 +3399,27 @@
                 <w:szCs w:val="20"/>
                 <w:lang w:eastAsia="ko-KR"/>
               </w:rPr>
-              <w:t>LRQA는 120개 이상의 국가에서 운영되며, 전 세계 30개 이상의 인정기구를 통해 인정받았습니다. 또한, 거의 모든 산업  분야에 대응 가능하며, 리스크 관리, 개선 추진 및 전 세계 이해관계자들 과의 신뢰 구축을 지원합니다</w:t>
+              <w:t xml:space="preserve">LRQA는 120개 이상의 국가에서 운영되며, 전 세계 30개 이상의 인정기구를 통해 인정받았습니다. 또한, 거의 모든 </w:t>
+            </w:r>
+            <w:proofErr w:type="gramStart"/>
+            <w:r>
+              <w:rPr>
+                <w:rFonts w:ascii="맑은 고딕" w:eastAsia="맑은 고딕" w:hAnsi="맑은 고딕" w:hint="eastAsia"/>
+                <w:sz w:val="20"/>
+                <w:szCs w:val="20"/>
+                <w:lang w:eastAsia="ko-KR"/>
+              </w:rPr>
+              <w:t>산업  분야에</w:t>
+            </w:r>
+            <w:proofErr w:type="gramEnd"/>
+            <w:r>
+              <w:rPr>
+                <w:rFonts w:ascii="맑은 고딕" w:eastAsia="맑은 고딕" w:hAnsi="맑은 고딕" w:hint="eastAsia"/>
+                <w:sz w:val="20"/>
+                <w:szCs w:val="20"/>
+                <w:lang w:eastAsia="ko-KR"/>
+              </w:rPr>
+              <w:t xml:space="preserve"> 대응 가능하며, 리스크 관리, 개선 추진 및 전 세계 이해관계자들 과의 신뢰 구축을 지원합니다</w:t>
             </w:r>
             <w:r>
               <w:rPr>
@@ -3581,7 +3879,27 @@
                 <w:szCs w:val="20"/>
                 <w:lang w:eastAsia="ko-KR"/>
               </w:rPr>
-              <w:t>온라인 고객 포털은 사용이 간편하고 언제 어디서든지 귀사 전체의 인증서 및 심사 프로그램을 관리할 수 LRQA 시스템 입니다. 포털을 통해 계획 및 완료된 심사 일정을 확인할 수 있습니다. 인증서, 보고서 및 인증마크를</w:t>
+              <w:t xml:space="preserve">온라인 고객 포털은 사용이 간편하고 언제 어디서든지 귀사 전체의 인증서 및 심사 프로그램을 관리할 수 LRQA </w:t>
+            </w:r>
+            <w:proofErr w:type="gramStart"/>
+            <w:r>
+              <w:rPr>
+                <w:rFonts w:ascii="맑은 고딕" w:eastAsia="맑은 고딕" w:hAnsi="맑은 고딕" w:hint="eastAsia"/>
+                <w:sz w:val="20"/>
+                <w:szCs w:val="20"/>
+                <w:lang w:eastAsia="ko-KR"/>
+              </w:rPr>
+              <w:t>시스템 입니다</w:t>
+            </w:r>
+            <w:proofErr w:type="gramEnd"/>
+            <w:r>
+              <w:rPr>
+                <w:rFonts w:ascii="맑은 고딕" w:eastAsia="맑은 고딕" w:hAnsi="맑은 고딕" w:hint="eastAsia"/>
+                <w:sz w:val="20"/>
+                <w:szCs w:val="20"/>
+                <w:lang w:eastAsia="ko-KR"/>
+              </w:rPr>
+              <w:t>. 포털을 통해 계획 및 완료된 심사 일정을 확인할 수 있습니다. 인증서, 보고서 및 인증마크를</w:t>
             </w:r>
             <w:r>
               <w:rPr>
@@ -3827,6 +4145,7 @@
           <w:lang w:eastAsia="ko-KR"/>
         </w:rPr>
       </w:pPr>
+      <w:proofErr w:type="gramStart"/>
       <w:r>
         <w:rPr>
           <w:rFonts w:ascii="맑은 고딕" w:eastAsia="맑은 고딕" w:hAnsi="맑은 고딕"/>
@@ -3846,7 +4165,15 @@
           <w:rFonts w:ascii="맑은 고딕" w:eastAsia="맑은 고딕" w:hAnsi="맑은 고딕" w:hint="eastAsia"/>
           <w:lang w:eastAsia="ko-KR"/>
         </w:rPr>
-        <w:t xml:space="preserve">는 고객의 </w:t>
+        <w:t>는</w:t>
+      </w:r>
+      <w:proofErr w:type="gramEnd"/>
+      <w:r>
+        <w:rPr>
+          <w:rFonts w:ascii="맑은 고딕" w:eastAsia="맑은 고딕" w:hAnsi="맑은 고딕" w:hint="eastAsia"/>
+          <w:lang w:eastAsia="ko-KR"/>
+        </w:rPr>
+        <w:t xml:space="preserve"> 고객의 </w:t>
       </w:r>
       <w:r>
         <w:rPr>
@@ -3883,6 +4210,7 @@
         </w:rPr>
         <w:t xml:space="preserve"> 심사를 </w:t>
       </w:r>
+      <w:proofErr w:type="gramStart"/>
       <w:r>
         <w:rPr>
           <w:rFonts w:ascii="맑은 고딕" w:eastAsia="맑은 고딕" w:hAnsi="맑은 고딕" w:hint="eastAsia"/>
@@ -3895,7 +4223,15 @@
           <w:rFonts w:ascii="맑은 고딕" w:eastAsia="맑은 고딕" w:hAnsi="맑은 고딕" w:hint="eastAsia"/>
           <w:lang w:eastAsia="ko-KR"/>
         </w:rPr>
-        <w:t>합니다.</w:t>
+        <w:t>합니다</w:t>
+      </w:r>
+      <w:proofErr w:type="gramEnd"/>
+      <w:r>
+        <w:rPr>
+          <w:rFonts w:ascii="맑은 고딕" w:eastAsia="맑은 고딕" w:hAnsi="맑은 고딕" w:hint="eastAsia"/>
+          <w:lang w:eastAsia="ko-KR"/>
+        </w:rPr>
+        <w:t>.</w:t>
       </w:r>
       <w:r>
         <w:rPr>
@@ -3952,20 +4288,66 @@
         </w:rPr>
         <w:t xml:space="preserve"> </w:t>
       </w:r>
+      <w:proofErr w:type="gramStart"/>
       <w:r>
         <w:rPr>
           <w:rFonts w:ascii="맑은 고딕" w:eastAsia="맑은 고딕" w:hAnsi="맑은 고딕"/>
-          <w:color w:val="088C8A"/>
+          <w:lang w:eastAsia="ko-KR"/>
+        </w:rPr>
+        <w:t xml:space="preserve">{{ </w:t>
+      </w:r>
+      <w:proofErr w:type="spellStart"/>
+      <w:r>
+        <w:rPr>
+          <w:rFonts w:ascii="맑은 고딕" w:eastAsia="맑은 고딕" w:hAnsi="맑은 고딕"/>
+          <w:lang w:eastAsia="ko-KR"/>
+        </w:rPr>
+        <w:t>standards</w:t>
+      </w:r>
+      <w:proofErr w:type="gramEnd"/>
+      <w:r>
+        <w:rPr>
+          <w:rFonts w:ascii="맑은 고딕" w:eastAsia="맑은 고딕" w:hAnsi="맑은 고딕"/>
+          <w:lang w:eastAsia="ko-KR"/>
+        </w:rPr>
+        <w:t>_</w:t>
+      </w:r>
+      <w:proofErr w:type="gramStart"/>
+      <w:r>
+        <w:rPr>
+          <w:rFonts w:ascii="맑은 고딕" w:eastAsia="맑은 고딕" w:hAnsi="맑은 고딕"/>
+          <w:lang w:eastAsia="ko-KR"/>
+        </w:rPr>
+        <w:t>text</w:t>
+      </w:r>
+      <w:proofErr w:type="spellEnd"/>
+      <w:r>
+        <w:rPr>
+          <w:rFonts w:ascii="맑은 고딕" w:eastAsia="맑은 고딕" w:hAnsi="맑은 고딕"/>
+          <w:lang w:eastAsia="ko-KR"/>
+        </w:rPr>
+        <w:t xml:space="preserve"> }</w:t>
+      </w:r>
+      <w:proofErr w:type="gramEnd"/>
+      <w:r>
+        <w:rPr>
+          <w:rFonts w:ascii="맑은 고딕" w:eastAsia="맑은 고딕" w:hAnsi="맑은 고딕"/>
+          <w:lang w:eastAsia="ko-KR"/>
+        </w:rPr>
+        <w:t xml:space="preserve">} </w:t>
+      </w:r>
+      <w:r>
+        <w:rPr>
+          <w:rFonts w:ascii="맑은 고딕" w:eastAsia="맑은 고딕" w:hAnsi="맑은 고딕"/>
           <w:sz w:val="20"/>
           <w:szCs w:val="20"/>
           <w:lang w:eastAsia="ko-KR"/>
         </w:rPr>
-        <w:t/>
+        <w:t>(UKAS)</w:t>
       </w:r>
       <w:r>
         <w:rPr>
           <w:rFonts w:ascii="맑은 고딕" w:eastAsia="맑은 고딕" w:hAnsi="맑은 고딕" w:hint="eastAsia"/>
-          <w:color w:val="088C8A"/>
           <w:sz w:val="20"/>
           <w:szCs w:val="20"/>
           <w:lang w:eastAsia="ko-KR"/>
@@ -3974,28 +4356,7 @@
       </w:r>
       <w:r>
         <w:rPr>
-          <w:rFonts w:ascii="맑은 고딕" w:eastAsia="맑은 고딕" w:hAnsi="맑은 고딕"/>
-          <w:color w:val="088C8A"/>
-          <w:sz w:val="20"/>
-          <w:szCs w:val="20"/>
-          <w:lang w:eastAsia="ko-KR"/>
-        </w:rPr>
-        <w:t>(UKAS)</w:t>
-      </w:r>
-      <w:r>
-        <w:rPr>
           <w:rFonts w:ascii="맑은 고딕" w:eastAsia="맑은 고딕" w:hAnsi="맑은 고딕" w:hint="eastAsia"/>
-          <w:color w:val="088C8A"/>
-          <w:sz w:val="20"/>
-          <w:szCs w:val="20"/>
-          <w:lang w:eastAsia="ko-KR"/>
-        </w:rPr>
-        <w:t xml:space="preserve"> </w:t>
-      </w:r>
-      <w:r>
-        <w:rPr>
-          <w:rFonts w:ascii="맑은 고딕" w:eastAsia="맑은 고딕" w:hAnsi="맑은 고딕" w:hint="eastAsia"/>
-          <w:color w:val="088C8A"/>
           <w:sz w:val="20"/>
           <w:szCs w:val="20"/>
           <w:lang w:eastAsia="ko-KR"/>
@@ -4005,7 +4366,6 @@
       <w:r>
         <w:rPr>
           <w:rFonts w:ascii="맑은 고딕" w:eastAsia="맑은 고딕" w:hAnsi="맑은 고딕" w:hint="eastAsia"/>
-          <w:color w:val="088C8A"/>
           <w:sz w:val="20"/>
           <w:szCs w:val="20"/>
           <w:lang w:eastAsia="ko-KR"/>
@@ -4253,6 +4613,7 @@
                 <w:lang w:eastAsia="ko-KR"/>
               </w:rPr>
             </w:pPr>
+            <w:proofErr w:type="gramStart"/>
             <w:r>
               <w:rPr>
                 <w:rFonts w:ascii="맑은 고딕" w:eastAsia="맑은 고딕" w:hAnsi="맑은 고딕"/>
@@ -4262,7 +4623,67 @@
                 <w:szCs w:val="18"/>
                 <w:lang w:eastAsia="ko-KR"/>
               </w:rPr>
-              <w:t>{{ client_name }}</w:t>
+              <w:t xml:space="preserve">{{ </w:t>
+            </w:r>
+            <w:proofErr w:type="spellStart"/>
+            <w:r>
+              <w:rPr>
+                <w:rFonts w:ascii="맑은 고딕" w:eastAsia="맑은 고딕" w:hAnsi="맑은 고딕"/>
+                <w:b w:val="0"/>
+                <w:bCs w:val="0"/>
+                <w:sz w:val="18"/>
+                <w:szCs w:val="18"/>
+                <w:lang w:eastAsia="ko-KR"/>
+              </w:rPr>
+              <w:t>client</w:t>
+            </w:r>
+            <w:proofErr w:type="gramEnd"/>
+            <w:r>
+              <w:rPr>
+                <w:rFonts w:ascii="맑은 고딕" w:eastAsia="맑은 고딕" w:hAnsi="맑은 고딕"/>
+                <w:b w:val="0"/>
+                <w:bCs w:val="0"/>
+                <w:sz w:val="18"/>
+                <w:szCs w:val="18"/>
+                <w:lang w:eastAsia="ko-KR"/>
+              </w:rPr>
+              <w:t>_</w:t>
+            </w:r>
+            <w:proofErr w:type="gramStart"/>
+            <w:r>
+              <w:rPr>
+                <w:rFonts w:ascii="맑은 고딕" w:eastAsia="맑은 고딕" w:hAnsi="맑은 고딕"/>
+                <w:b w:val="0"/>
+                <w:bCs w:val="0"/>
+                <w:sz w:val="18"/>
+                <w:szCs w:val="18"/>
+                <w:lang w:eastAsia="ko-KR"/>
+              </w:rPr>
+              <w:t>name</w:t>
+            </w:r>
+            <w:proofErr w:type="spellEnd"/>
+            <w:r>
+              <w:rPr>
+                <w:rFonts w:ascii="맑은 고딕" w:eastAsia="맑은 고딕" w:hAnsi="맑은 고딕"/>
+                <w:b w:val="0"/>
+                <w:bCs w:val="0"/>
+                <w:sz w:val="18"/>
+                <w:szCs w:val="18"/>
+                <w:lang w:eastAsia="ko-KR"/>
+              </w:rPr>
+              <w:t xml:space="preserve"> }</w:t>
+            </w:r>
+            <w:proofErr w:type="gramEnd"/>
+            <w:r>
+              <w:rPr>
+                <w:rFonts w:ascii="맑은 고딕" w:eastAsia="맑은 고딕" w:hAnsi="맑은 고딕"/>
+                <w:b w:val="0"/>
+                <w:bCs w:val="0"/>
+                <w:sz w:val="18"/>
+                <w:szCs w:val="18"/>
+                <w:lang w:eastAsia="ko-KR"/>
+              </w:rPr>
+              <w:t>}</w:t>
             </w:r>
             <w:r>
               <w:rPr>
@@ -4295,6 +4716,7 @@
                 <w:lang w:eastAsia="ko-KR"/>
               </w:rPr>
             </w:pPr>
+            <w:proofErr w:type="gramStart"/>
             <w:r>
               <w:rPr>
                 <w:rFonts w:ascii="맑은 고딕" w:eastAsia="맑은 고딕" w:hAnsi="맑은 고딕"/>
@@ -4304,7 +4726,43 @@
                 <w:szCs w:val="18"/>
                 <w:lang w:eastAsia="ko-KR"/>
               </w:rPr>
-              <w:t>{{ client_address }}</w:t>
+              <w:t xml:space="preserve">{{ </w:t>
+            </w:r>
+            <w:proofErr w:type="spellStart"/>
+            <w:r>
+              <w:rPr>
+                <w:rFonts w:ascii="맑은 고딕" w:eastAsia="맑은 고딕" w:hAnsi="맑은 고딕"/>
+                <w:b w:val="0"/>
+                <w:bCs w:val="0"/>
+                <w:sz w:val="18"/>
+                <w:szCs w:val="18"/>
+                <w:lang w:eastAsia="ko-KR"/>
+              </w:rPr>
+              <w:t>client</w:t>
+            </w:r>
+            <w:proofErr w:type="gramEnd"/>
+            <w:r>
+              <w:rPr>
+                <w:rFonts w:ascii="맑은 고딕" w:eastAsia="맑은 고딕" w:hAnsi="맑은 고딕"/>
+                <w:b w:val="0"/>
+                <w:bCs w:val="0"/>
+                <w:sz w:val="18"/>
+                <w:szCs w:val="18"/>
+                <w:lang w:eastAsia="ko-KR"/>
+              </w:rPr>
+              <w:t>_address</w:t>
+            </w:r>
+            <w:proofErr w:type="spellEnd"/>
+            <w:r>
+              <w:rPr>
+                <w:rFonts w:ascii="맑은 고딕" w:eastAsia="맑은 고딕" w:hAnsi="맑은 고딕"/>
+                <w:b w:val="0"/>
+                <w:bCs w:val="0"/>
+                <w:sz w:val="18"/>
+                <w:szCs w:val="18"/>
+                <w:lang w:eastAsia="ko-KR"/>
+              </w:rPr>
+              <w:t xml:space="preserve"> }}</w:t>
             </w:r>
           </w:p>
         </w:tc>
@@ -4415,7 +4873,85 @@
           <w:szCs w:val="20"/>
           <w:lang w:eastAsia="ko-KR"/>
         </w:rPr>
-        <w:t>- `{{ total_sites }}` - 총 사업장 수</w:t>
+        <w:t>- `</w:t>
+      </w:r>
+      <w:proofErr w:type="gramStart"/>
+      <w:r>
+        <w:rPr>
+          <w:rFonts w:ascii="맑은 고딕" w:eastAsia="맑은 고딕" w:hAnsi="맑은 고딕" w:hint="eastAsia"/>
+          <w:b/>
+          <w:bCs/>
+          <w:color w:val="auto"/>
+          <w:sz w:val="20"/>
+          <w:szCs w:val="20"/>
+          <w:lang w:eastAsia="ko-KR"/>
+        </w:rPr>
+        <w:t xml:space="preserve">{{ </w:t>
+      </w:r>
+      <w:proofErr w:type="spellStart"/>
+      <w:r>
+        <w:rPr>
+          <w:rFonts w:ascii="맑은 고딕" w:eastAsia="맑은 고딕" w:hAnsi="맑은 고딕" w:hint="eastAsia"/>
+          <w:b/>
+          <w:bCs/>
+          <w:color w:val="auto"/>
+          <w:sz w:val="20"/>
+          <w:szCs w:val="20"/>
+          <w:lang w:eastAsia="ko-KR"/>
+        </w:rPr>
+        <w:t>total</w:t>
+      </w:r>
+      <w:proofErr w:type="gramEnd"/>
+      <w:r>
+        <w:rPr>
+          <w:rFonts w:ascii="맑은 고딕" w:eastAsia="맑은 고딕" w:hAnsi="맑은 고딕" w:hint="eastAsia"/>
+          <w:b/>
+          <w:bCs/>
+          <w:color w:val="auto"/>
+          <w:sz w:val="20"/>
+          <w:szCs w:val="20"/>
+          <w:lang w:eastAsia="ko-KR"/>
+        </w:rPr>
+        <w:t>_</w:t>
+      </w:r>
+      <w:proofErr w:type="gramStart"/>
+      <w:r>
+        <w:rPr>
+          <w:rFonts w:ascii="맑은 고딕" w:eastAsia="맑은 고딕" w:hAnsi="맑은 고딕" w:hint="eastAsia"/>
+          <w:b/>
+          <w:bCs/>
+          <w:color w:val="auto"/>
+          <w:sz w:val="20"/>
+          <w:szCs w:val="20"/>
+          <w:lang w:eastAsia="ko-KR"/>
+        </w:rPr>
+        <w:t>sites</w:t>
+      </w:r>
+      <w:proofErr w:type="spellEnd"/>
+      <w:r>
+        <w:rPr>
+          <w:rFonts w:ascii="맑은 고딕" w:eastAsia="맑은 고딕" w:hAnsi="맑은 고딕" w:hint="eastAsia"/>
+          <w:b/>
+          <w:bCs/>
+          <w:color w:val="auto"/>
+          <w:sz w:val="20"/>
+          <w:szCs w:val="20"/>
+          <w:lang w:eastAsia="ko-KR"/>
+        </w:rPr>
+        <w:t xml:space="preserve"> }</w:t>
+      </w:r>
+      <w:proofErr w:type="gramEnd"/>
+      <w:r>
+        <w:rPr>
+          <w:rFonts w:ascii="맑은 고딕" w:eastAsia="맑은 고딕" w:hAnsi="맑은 고딕" w:hint="eastAsia"/>
+          <w:b/>
+          <w:bCs/>
+          <w:color w:val="auto"/>
+          <w:sz w:val="20"/>
+          <w:szCs w:val="20"/>
+          <w:lang w:eastAsia="ko-KR"/>
+        </w:rPr>
+        <w:t>}` - 총 사업장 수</w:t>
       </w:r>
     </w:p>
     <w:p>
@@ -4442,7 +4978,85 @@
           <w:szCs w:val="20"/>
           <w:lang w:eastAsia="ko-KR"/>
         </w:rPr>
-        <w:t>- `{{ total_employees }}` - 총 직원 수</w:t>
+        <w:t>- `</w:t>
+      </w:r>
+      <w:proofErr w:type="gramStart"/>
+      <w:r>
+        <w:rPr>
+          <w:rFonts w:ascii="맑은 고딕" w:eastAsia="맑은 고딕" w:hAnsi="맑은 고딕" w:hint="eastAsia"/>
+          <w:b/>
+          <w:bCs/>
+          <w:color w:val="auto"/>
+          <w:sz w:val="20"/>
+          <w:szCs w:val="20"/>
+          <w:lang w:eastAsia="ko-KR"/>
+        </w:rPr>
+        <w:t xml:space="preserve">{{ </w:t>
+      </w:r>
+      <w:proofErr w:type="spellStart"/>
+      <w:r>
+        <w:rPr>
+          <w:rFonts w:ascii="맑은 고딕" w:eastAsia="맑은 고딕" w:hAnsi="맑은 고딕" w:hint="eastAsia"/>
+          <w:b/>
+          <w:bCs/>
+          <w:color w:val="auto"/>
+          <w:sz w:val="20"/>
+          <w:szCs w:val="20"/>
+          <w:lang w:eastAsia="ko-KR"/>
+        </w:rPr>
+        <w:t>total</w:t>
+      </w:r>
+      <w:proofErr w:type="gramEnd"/>
+      <w:r>
+        <w:rPr>
+          <w:rFonts w:ascii="맑은 고딕" w:eastAsia="맑은 고딕" w:hAnsi="맑은 고딕" w:hint="eastAsia"/>
+          <w:b/>
+          <w:bCs/>
+          <w:color w:val="auto"/>
+          <w:sz w:val="20"/>
+          <w:szCs w:val="20"/>
+          <w:lang w:eastAsia="ko-KR"/>
+        </w:rPr>
+        <w:t>_</w:t>
+      </w:r>
+      <w:proofErr w:type="gramStart"/>
+      <w:r>
+        <w:rPr>
+          <w:rFonts w:ascii="맑은 고딕" w:eastAsia="맑은 고딕" w:hAnsi="맑은 고딕" w:hint="eastAsia"/>
+          <w:b/>
+          <w:bCs/>
+          <w:color w:val="auto"/>
+          <w:sz w:val="20"/>
+          <w:szCs w:val="20"/>
+          <w:lang w:eastAsia="ko-KR"/>
+        </w:rPr>
+        <w:t>employees</w:t>
+      </w:r>
+      <w:proofErr w:type="spellEnd"/>
+      <w:r>
+        <w:rPr>
+          <w:rFonts w:ascii="맑은 고딕" w:eastAsia="맑은 고딕" w:hAnsi="맑은 고딕" w:hint="eastAsia"/>
+          <w:b/>
+          <w:bCs/>
+          <w:color w:val="auto"/>
+          <w:sz w:val="20"/>
+          <w:szCs w:val="20"/>
+          <w:lang w:eastAsia="ko-KR"/>
+        </w:rPr>
+        <w:t xml:space="preserve"> }</w:t>
+      </w:r>
+      <w:proofErr w:type="gramEnd"/>
+      <w:r>
+        <w:rPr>
+          <w:rFonts w:ascii="맑은 고딕" w:eastAsia="맑은 고딕" w:hAnsi="맑은 고딕" w:hint="eastAsia"/>
+          <w:b/>
+          <w:bCs/>
+          <w:color w:val="auto"/>
+          <w:sz w:val="20"/>
+          <w:szCs w:val="20"/>
+          <w:lang w:eastAsia="ko-KR"/>
+        </w:rPr>
+        <w:t>}` - 총 직원 수</w:t>
       </w:r>
     </w:p>
     <w:p>
@@ -4907,6 +5521,7 @@
                 <w:szCs w:val="18"/>
               </w:rPr>
             </w:pPr>
+            <w:proofErr w:type="spellStart"/>
             <w:r>
               <w:rPr>
                 <w:rFonts w:ascii="맑은 고딕" w:eastAsia="맑은 고딕" w:hAnsi="맑은 고딕" w:hint="eastAsia"/>
@@ -4916,6 +5531,7 @@
               </w:rPr>
               <w:t>신청비</w:t>
             </w:r>
+            <w:proofErr w:type="spellEnd"/>
           </w:p>
         </w:tc>
         <w:tc>
@@ -5074,7 +5690,25 @@
                 <w:szCs w:val="18"/>
                 <w:lang w:eastAsia="ko-KR"/>
               </w:rPr>
-              <w:t>{% if has_iso9001  %}ISO 9001 최초심사{% endif %}</w:t>
+              <w:t>{% if has_iso9001 %}ISO 9001 최초심사</w:t>
+            </w:r>
+            <w:r>
+              <w:rPr>
+                <w:rFonts w:ascii="맑은 고딕" w:eastAsia="맑은 고딕" w:hAnsi="맑은 고딕" w:hint="eastAsia"/>
+                <w:sz w:val="18"/>
+                <w:szCs w:val="18"/>
+                <w:lang w:eastAsia="ko-KR"/>
+              </w:rPr>
+              <w:t xml:space="preserve"> {</w:t>
+            </w:r>
+            <w:r>
+              <w:rPr>
+                <w:rFonts w:ascii="맑은 고딕" w:eastAsia="맑은 고딕" w:hAnsi="맑은 고딕" w:hint="eastAsia"/>
+                <w:sz w:val="18"/>
+                <w:szCs w:val="18"/>
+                <w:lang w:eastAsia="ko-KR"/>
+              </w:rPr>
+              <w:t>% endif %}</w:t>
             </w:r>
           </w:p>
         </w:tc>
@@ -5097,14 +5731,35 @@
                 <w:lang w:eastAsia="ko-KR"/>
               </w:rPr>
             </w:pPr>
-            <w:r>
-              <w:rPr>
-                <w:rFonts w:ascii="맑은 고딕" w:eastAsia="맑은 고딕" w:hAnsi="맑은 고딕"/>
-                <w:sz w:val="18"/>
-                <w:szCs w:val="18"/>
-                <w:lang w:eastAsia="ko-KR"/>
-              </w:rPr>
-              <w:t>{{ iso9001_stage1_2_days }}</w:t>
+            <w:proofErr w:type="gramStart"/>
+            <w:r>
+              <w:rPr>
+                <w:rFonts w:ascii="맑은 고딕" w:eastAsia="맑은 고딕" w:hAnsi="맑은 고딕"/>
+                <w:sz w:val="18"/>
+                <w:szCs w:val="18"/>
+                <w:lang w:eastAsia="ko-KR"/>
+              </w:rPr>
+              <w:t>{{ iso</w:t>
+            </w:r>
+            <w:proofErr w:type="gramEnd"/>
+            <w:r>
+              <w:rPr>
+                <w:rFonts w:ascii="맑은 고딕" w:eastAsia="맑은 고딕" w:hAnsi="맑은 고딕"/>
+                <w:sz w:val="18"/>
+                <w:szCs w:val="18"/>
+                <w:lang w:eastAsia="ko-KR"/>
+              </w:rPr>
+              <w:t>9001_stage1_2_</w:t>
+            </w:r>
+            <w:proofErr w:type="gramStart"/>
+            <w:r>
+              <w:rPr>
+                <w:rFonts w:ascii="맑은 고딕" w:eastAsia="맑은 고딕" w:hAnsi="맑은 고딕"/>
+                <w:sz w:val="18"/>
+                <w:szCs w:val="18"/>
+                <w:lang w:eastAsia="ko-KR"/>
+              </w:rPr>
+              <w:t>days }}</w:t>
             </w:r>
             <w:r>
               <w:rPr>
@@ -5115,6 +5770,7 @@
               </w:rPr>
               <w:t>days</w:t>
             </w:r>
+            <w:proofErr w:type="gramEnd"/>
           </w:p>
           <w:p>
             <w:pPr>
@@ -5135,14 +5791,35 @@
               </w:rPr>
               <w:t xml:space="preserve">(Stage1: </w:t>
             </w:r>
-            <w:r>
-              <w:rPr>
-                <w:rFonts w:ascii="맑은 고딕" w:eastAsia="맑은 고딕" w:hAnsi="맑은 고딕"/>
-                <w:sz w:val="18"/>
-                <w:szCs w:val="18"/>
-                <w:lang w:eastAsia="ko-KR"/>
-              </w:rPr>
-              <w:t>{{ iso9001_stage1_days }}</w:t>
+            <w:proofErr w:type="gramStart"/>
+            <w:r>
+              <w:rPr>
+                <w:rFonts w:ascii="맑은 고딕" w:eastAsia="맑은 고딕" w:hAnsi="맑은 고딕"/>
+                <w:sz w:val="18"/>
+                <w:szCs w:val="18"/>
+                <w:lang w:eastAsia="ko-KR"/>
+              </w:rPr>
+              <w:t>{{ iso</w:t>
+            </w:r>
+            <w:proofErr w:type="gramEnd"/>
+            <w:r>
+              <w:rPr>
+                <w:rFonts w:ascii="맑은 고딕" w:eastAsia="맑은 고딕" w:hAnsi="맑은 고딕"/>
+                <w:sz w:val="18"/>
+                <w:szCs w:val="18"/>
+                <w:lang w:eastAsia="ko-KR"/>
+              </w:rPr>
+              <w:t>9001_stage1_</w:t>
+            </w:r>
+            <w:proofErr w:type="gramStart"/>
+            <w:r>
+              <w:rPr>
+                <w:rFonts w:ascii="맑은 고딕" w:eastAsia="맑은 고딕" w:hAnsi="맑은 고딕"/>
+                <w:sz w:val="18"/>
+                <w:szCs w:val="18"/>
+                <w:lang w:eastAsia="ko-KR"/>
+              </w:rPr>
+              <w:t>days }}</w:t>
             </w:r>
             <w:r>
               <w:rPr>
@@ -5153,6 +5830,7 @@
               </w:rPr>
               <w:t>days</w:t>
             </w:r>
+            <w:proofErr w:type="gramEnd"/>
             <w:r>
               <w:rPr>
                 <w:rFonts w:ascii="맑은 고딕" w:eastAsia="맑은 고딕" w:hAnsi="맑은 고딕"/>
@@ -5171,14 +5849,25 @@
               </w:rPr>
               <w:t xml:space="preserve"> Stage2: </w:t>
             </w:r>
-            <w:r>
-              <w:rPr>
-                <w:rFonts w:ascii="맑은 고딕" w:eastAsia="맑은 고딕" w:hAnsi="맑은 고딕"/>
-                <w:sz w:val="18"/>
-                <w:szCs w:val="18"/>
-                <w:lang w:eastAsia="ko-KR"/>
-              </w:rPr>
-              <w:t>{{ iso9001_stage</w:t>
+            <w:proofErr w:type="gramStart"/>
+            <w:r>
+              <w:rPr>
+                <w:rFonts w:ascii="맑은 고딕" w:eastAsia="맑은 고딕" w:hAnsi="맑은 고딕"/>
+                <w:sz w:val="18"/>
+                <w:szCs w:val="18"/>
+                <w:lang w:eastAsia="ko-KR"/>
+              </w:rPr>
+              <w:t>{{ iso</w:t>
+            </w:r>
+            <w:proofErr w:type="gramEnd"/>
+            <w:r>
+              <w:rPr>
+                <w:rFonts w:ascii="맑은 고딕" w:eastAsia="맑은 고딕" w:hAnsi="맑은 고딕"/>
+                <w:sz w:val="18"/>
+                <w:szCs w:val="18"/>
+                <w:lang w:eastAsia="ko-KR"/>
+              </w:rPr>
+              <w:t>9001_stage</w:t>
             </w:r>
             <w:r>
               <w:rPr>
@@ -5196,7 +5885,17 @@
                 <w:szCs w:val="18"/>
                 <w:lang w:eastAsia="ko-KR"/>
               </w:rPr>
-              <w:t>_days }}</w:t>
+              <w:t>_</w:t>
+            </w:r>
+            <w:proofErr w:type="gramStart"/>
+            <w:r>
+              <w:rPr>
+                <w:rFonts w:ascii="맑은 고딕" w:eastAsia="맑은 고딕" w:hAnsi="맑은 고딕"/>
+                <w:sz w:val="18"/>
+                <w:szCs w:val="18"/>
+                <w:lang w:eastAsia="ko-KR"/>
+              </w:rPr>
+              <w:t>days }}</w:t>
             </w:r>
             <w:r>
               <w:rPr>
@@ -5205,7 +5904,17 @@
                 <w:szCs w:val="18"/>
                 <w:lang w:eastAsia="ko-KR"/>
               </w:rPr>
-              <w:t>days)</w:t>
+              <w:t>days</w:t>
+            </w:r>
+            <w:proofErr w:type="gramEnd"/>
+            <w:r>
+              <w:rPr>
+                <w:rFonts w:ascii="맑은 고딕" w:eastAsia="맑은 고딕" w:hAnsi="맑은 고딕" w:hint="eastAsia"/>
+                <w:sz w:val="18"/>
+                <w:szCs w:val="18"/>
+                <w:lang w:eastAsia="ko-KR"/>
+              </w:rPr>
+              <w:t>)</w:t>
             </w:r>
           </w:p>
         </w:tc>
@@ -5227,32 +5936,23 @@
                 <w:szCs w:val="18"/>
               </w:rPr>
             </w:pPr>
-            <w:r>
-              <w:rPr>
-                <w:rFonts w:ascii="맑은 고딕" w:eastAsia="맑은 고딕" w:hAnsi="맑은 고딕"/>
-                <w:sz w:val="18"/>
-                <w:szCs w:val="18"/>
-                <w:lang w:eastAsia="ko-KR"/>
-              </w:rPr>
-              <w:t xml:space="preserve">{{ iso9001_stage1_2_cost | format_currency }}</w:t>
-            </w:r>
-            <w:r>
-              <w:rPr>
-                <w:rFonts w:ascii="맑은 고딕" w:eastAsia="맑은 고딕" w:hAnsi="맑은 고딕" w:hint="eastAsia"/>
-                <w:sz w:val="18"/>
-                <w:szCs w:val="18"/>
-                <w:lang w:eastAsia="ko-KR"/>
-              </w:rPr>
-              <w:t xml:space="preserve"> </w:t>
-            </w:r>
-            <w:r>
-              <w:rPr>
-                <w:rFonts w:ascii="맑은 고딕" w:eastAsia="맑은 고딕" w:hAnsi="맑은 고딕" w:hint="eastAsia"/>
-                <w:sz w:val="18"/>
-                <w:szCs w:val="18"/>
-                <w:lang w:eastAsia="ko-KR"/>
-              </w:rPr>
-              <w:t>원</w:t>
+            <w:proofErr w:type="gramStart"/>
+            <w:r>
+              <w:rPr>
+                <w:rFonts w:ascii="맑은 고딕" w:eastAsia="맑은 고딕" w:hAnsi="맑은 고딕"/>
+                <w:sz w:val="18"/>
+                <w:szCs w:val="18"/>
+              </w:rPr>
+              <w:t>{{ iso</w:t>
+            </w:r>
+            <w:proofErr w:type="gramEnd"/>
+            <w:r>
+              <w:rPr>
+                <w:rFonts w:ascii="맑은 고딕" w:eastAsia="맑은 고딕" w:hAnsi="맑은 고딕"/>
+                <w:sz w:val="18"/>
+                <w:szCs w:val="18"/>
+              </w:rPr>
+              <w:t>9001_stage1_2_cost_formatted }}</w:t>
             </w:r>
           </w:p>
         </w:tc>
@@ -5272,8 +5972,49 @@
                 <w:rFonts w:ascii="맑은 고딕" w:eastAsia="맑은 고딕" w:hAnsi="맑은 고딕"/>
                 <w:sz w:val="18"/>
                 <w:szCs w:val="18"/>
+                <w:lang w:eastAsia="ko-KR"/>
               </w:rPr>
             </w:pPr>
+            <w:proofErr w:type="gramStart"/>
+            <w:r>
+              <w:rPr>
+                <w:rFonts w:ascii="맑은 고딕" w:eastAsia="맑은 고딕" w:hAnsi="맑은 고딕"/>
+                <w:sz w:val="18"/>
+                <w:szCs w:val="18"/>
+                <w:lang w:eastAsia="ko-KR"/>
+              </w:rPr>
+              <w:t>{{ iso</w:t>
+            </w:r>
+            <w:proofErr w:type="gramEnd"/>
+            <w:r>
+              <w:rPr>
+                <w:rFonts w:ascii="맑은 고딕" w:eastAsia="맑은 고딕" w:hAnsi="맑은 고딕"/>
+                <w:sz w:val="18"/>
+                <w:szCs w:val="18"/>
+                <w:lang w:eastAsia="ko-KR"/>
+              </w:rPr>
+              <w:t>9001_surveillance_</w:t>
+            </w:r>
+            <w:proofErr w:type="gramStart"/>
+            <w:r>
+              <w:rPr>
+                <w:rFonts w:ascii="맑은 고딕" w:eastAsia="맑은 고딕" w:hAnsi="맑은 고딕"/>
+                <w:sz w:val="18"/>
+                <w:szCs w:val="18"/>
+                <w:lang w:eastAsia="ko-KR"/>
+              </w:rPr>
+              <w:t>days }</w:t>
+            </w:r>
+            <w:proofErr w:type="gramEnd"/>
+            <w:r>
+              <w:rPr>
+                <w:rFonts w:ascii="맑은 고딕" w:eastAsia="맑은 고딕" w:hAnsi="맑은 고딕"/>
+                <w:sz w:val="18"/>
+                <w:szCs w:val="18"/>
+                <w:lang w:eastAsia="ko-KR"/>
+              </w:rPr>
+              <w:t>}</w:t>
+            </w:r>
             <w:r>
               <w:rPr>
                 <w:rFonts w:ascii="맑은 고딕" w:eastAsia="맑은 고딕" w:hAnsi="맑은 고딕" w:hint="eastAsia"/>
@@ -5281,7 +6022,16 @@
                 <w:szCs w:val="18"/>
                 <w:lang w:eastAsia="ko-KR"/>
               </w:rPr>
-              <w:t>추후 반영</w:t>
+              <w:t xml:space="preserve"> </w:t>
+            </w:r>
+            <w:r>
+              <w:rPr>
+                <w:rFonts w:ascii="맑은 고딕" w:eastAsia="맑은 고딕" w:hAnsi="맑은 고딕" w:hint="eastAsia"/>
+                <w:sz w:val="18"/>
+                <w:szCs w:val="18"/>
+                <w:lang w:eastAsia="ko-KR"/>
+              </w:rPr>
+              <w:t>days</w:t>
             </w:r>
           </w:p>
         </w:tc>
@@ -5301,62 +6051,14 @@
               <w:cnfStyle w:val="000000000000" w:firstRow="0" w:lastRow="0" w:firstColumn="0" w:lastColumn="0" w:oddVBand="0" w:evenVBand="0" w:oddHBand="0" w:evenHBand="0" w:firstRowFirstColumn="0" w:firstRowLastColumn="0" w:lastRowFirstColumn="0" w:lastRowLastColumn="0"/>
               <w:rPr>
                 <w:rFonts w:ascii="맑은 고딕" w:eastAsia="맑은 고딕" w:hAnsi="맑은 고딕"/>
+                <w:b/>
+                <w:bCs/>
                 <w:color w:val="auto"/>
                 <w:sz w:val="18"/>
                 <w:szCs w:val="18"/>
                 <w:lang w:eastAsia="ko-KR"/>
               </w:rPr>
             </w:pPr>
-            <w:r>
-              <w:rPr>
-                <w:rFonts w:ascii="맑은 고딕" w:eastAsia="맑은 고딕" w:hAnsi="맑은 고딕" w:hint="eastAsia"/>
-                <w:color w:val="auto"/>
-                <w:sz w:val="18"/>
-                <w:szCs w:val="18"/>
-                <w:lang w:eastAsia="ko-KR"/>
-              </w:rPr>
-              <w:t>심사비</w:t>
-            </w:r>
-            <w:r>
-              <w:rPr>
-                <w:rFonts w:ascii="맑은 고딕" w:eastAsia="맑은 고딕" w:hAnsi="맑은 고딕" w:hint="eastAsia"/>
-                <w:color w:val="auto"/>
-                <w:sz w:val="18"/>
-                <w:szCs w:val="18"/>
-                <w:lang w:eastAsia="ko-KR"/>
-              </w:rPr>
-              <w:t>의</w:t>
-            </w:r>
-            <w:r>
-              <w:rPr>
-                <w:rFonts w:ascii="맑은 고딕" w:eastAsia="맑은 고딕" w:hAnsi="맑은 고딕" w:hint="eastAsia"/>
-                <w:color w:val="auto"/>
-                <w:sz w:val="18"/>
-                <w:szCs w:val="18"/>
-                <w:lang w:eastAsia="ko-KR"/>
-              </w:rPr>
-              <w:t xml:space="preserve"> 1</w:t>
-            </w:r>
-            <w:r>
-              <w:rPr>
-                <w:rFonts w:ascii="맑은 고딕" w:eastAsia="맑은 고딕" w:hAnsi="맑은 고딕" w:hint="eastAsia"/>
-                <w:color w:val="auto"/>
-                <w:sz w:val="18"/>
-                <w:szCs w:val="18"/>
-                <w:lang w:eastAsia="ko-KR"/>
-              </w:rPr>
-              <w:t>0</w:t>
-            </w:r>
-            <w:r>
-              <w:rPr>
-                <w:rFonts w:ascii="맑은 고딕" w:eastAsia="맑은 고딕" w:hAnsi="맑은 고딕" w:hint="eastAsia"/>
-                <w:color w:val="auto"/>
-                <w:sz w:val="18"/>
-                <w:szCs w:val="18"/>
-                <w:lang w:eastAsia="ko-KR"/>
-              </w:rPr>
-              <w:t>%</w:t>
-            </w:r>
           </w:p>
         </w:tc>
       </w:tr>
@@ -5377,6 +6079,836 @@
             <w:pPr>
               <w:pStyle w:val="TableText"/>
               <w:rPr>
+                <w:rFonts w:ascii="맑은 고딕" w:eastAsia="맑은 고딕" w:hAnsi="맑은 고딕"/>
+                <w:sz w:val="18"/>
+                <w:szCs w:val="18"/>
+                <w:lang w:eastAsia="ko-KR"/>
+              </w:rPr>
+            </w:pPr>
+            <w:r>
+              <w:rPr>
+                <w:rFonts w:ascii="맑은 고딕" w:eastAsia="맑은 고딕" w:hAnsi="맑은 고딕" w:hint="eastAsia"/>
+                <w:sz w:val="18"/>
+                <w:szCs w:val="18"/>
+                <w:lang w:eastAsia="ko-KR"/>
+              </w:rPr>
+              <w:t>{% if has_iso14001 %}ISO 14001 최초심사</w:t>
+            </w:r>
+            <w:r>
+              <w:rPr>
+                <w:rFonts w:ascii="맑은 고딕" w:eastAsia="맑은 고딕" w:hAnsi="맑은 고딕" w:hint="eastAsia"/>
+                <w:sz w:val="18"/>
+                <w:szCs w:val="18"/>
+                <w:lang w:eastAsia="ko-KR"/>
+              </w:rPr>
+              <w:t xml:space="preserve"> </w:t>
+            </w:r>
+            <w:r>
+              <w:rPr>
+                <w:rFonts w:ascii="맑은 고딕" w:eastAsia="맑은 고딕" w:hAnsi="맑은 고딕"/>
+                <w:sz w:val="18"/>
+                <w:szCs w:val="18"/>
+                <w:lang w:eastAsia="ko-KR"/>
+              </w:rPr>
+              <w:t>{% endif %}</w:t>
+            </w:r>
+          </w:p>
+        </w:tc>
+        <w:tc>
+          <w:tcPr>
+            <w:tcW w:w="2991" w:type="dxa"/>
+            <w:tcBorders>
+              <w:top w:val="single" w:sz="4" w:space="0" w:color="088C8A"/>
+              <w:bottom w:val="single" w:sz="4" w:space="0" w:color="088C8A"/>
+            </w:tcBorders>
+          </w:tcPr>
+          <w:p>
+            <w:pPr>
+              <w:pStyle w:val="TableFigures"/>
+              <w:cnfStyle w:val="000000000000" w:firstRow="0" w:lastRow="0" w:firstColumn="0" w:lastColumn="0" w:oddVBand="0" w:evenVBand="0" w:oddHBand="0" w:evenHBand="0" w:firstRowFirstColumn="0" w:firstRowLastColumn="0" w:lastRowFirstColumn="0" w:lastRowLastColumn="0"/>
+              <w:rPr>
+                <w:rFonts w:ascii="맑은 고딕" w:eastAsia="맑은 고딕" w:hAnsi="맑은 고딕"/>
+                <w:sz w:val="18"/>
+                <w:szCs w:val="18"/>
+                <w:lang w:eastAsia="ko-KR"/>
+              </w:rPr>
+            </w:pPr>
+            <w:proofErr w:type="gramStart"/>
+            <w:r>
+              <w:rPr>
+                <w:rFonts w:ascii="맑은 고딕" w:eastAsia="맑은 고딕" w:hAnsi="맑은 고딕"/>
+                <w:sz w:val="18"/>
+                <w:szCs w:val="18"/>
+                <w:lang w:eastAsia="ko-KR"/>
+              </w:rPr>
+              <w:t>{{ iso</w:t>
+            </w:r>
+            <w:proofErr w:type="gramEnd"/>
+            <w:r>
+              <w:rPr>
+                <w:rFonts w:ascii="맑은 고딕" w:eastAsia="맑은 고딕" w:hAnsi="맑은 고딕" w:hint="eastAsia"/>
+                <w:sz w:val="18"/>
+                <w:szCs w:val="18"/>
+                <w:lang w:eastAsia="ko-KR"/>
+              </w:rPr>
+              <w:t>14</w:t>
+            </w:r>
+            <w:r>
+              <w:rPr>
+                <w:rFonts w:ascii="맑은 고딕" w:eastAsia="맑은 고딕" w:hAnsi="맑은 고딕"/>
+                <w:sz w:val="18"/>
+                <w:szCs w:val="18"/>
+                <w:lang w:eastAsia="ko-KR"/>
+              </w:rPr>
+              <w:t>001_stage1_2_</w:t>
+            </w:r>
+            <w:proofErr w:type="gramStart"/>
+            <w:r>
+              <w:rPr>
+                <w:rFonts w:ascii="맑은 고딕" w:eastAsia="맑은 고딕" w:hAnsi="맑은 고딕"/>
+                <w:sz w:val="18"/>
+                <w:szCs w:val="18"/>
+                <w:lang w:eastAsia="ko-KR"/>
+              </w:rPr>
+              <w:t>days }}days</w:t>
+            </w:r>
+            <w:proofErr w:type="gramEnd"/>
+          </w:p>
+          <w:p>
+            <w:pPr>
+              <w:pStyle w:val="TableFigures"/>
+              <w:cnfStyle w:val="000000000000" w:firstRow="0" w:lastRow="0" w:firstColumn="0" w:lastColumn="0" w:oddVBand="0" w:evenVBand="0" w:oddHBand="0" w:evenHBand="0" w:firstRowFirstColumn="0" w:firstRowLastColumn="0" w:lastRowFirstColumn="0" w:lastRowLastColumn="0"/>
+              <w:rPr>
+                <w:rFonts w:ascii="맑은 고딕" w:eastAsia="맑은 고딕" w:hAnsi="맑은 고딕"/>
+                <w:sz w:val="18"/>
+                <w:szCs w:val="18"/>
+                <w:lang w:eastAsia="ko-KR"/>
+              </w:rPr>
+            </w:pPr>
+            <w:r>
+              <w:rPr>
+                <w:rFonts w:ascii="맑은 고딕" w:eastAsia="맑은 고딕" w:hAnsi="맑은 고딕" w:hint="eastAsia"/>
+                <w:sz w:val="18"/>
+                <w:szCs w:val="18"/>
+                <w:lang w:eastAsia="ko-KR"/>
+              </w:rPr>
+              <w:t xml:space="preserve">(Stage1: </w:t>
+            </w:r>
+            <w:proofErr w:type="gramStart"/>
+            <w:r>
+              <w:rPr>
+                <w:rFonts w:ascii="맑은 고딕" w:eastAsia="맑은 고딕" w:hAnsi="맑은 고딕"/>
+                <w:sz w:val="18"/>
+                <w:szCs w:val="18"/>
+                <w:lang w:eastAsia="ko-KR"/>
+              </w:rPr>
+              <w:t>{{ iso</w:t>
+            </w:r>
+            <w:proofErr w:type="gramEnd"/>
+            <w:r>
+              <w:rPr>
+                <w:rFonts w:ascii="맑은 고딕" w:eastAsia="맑은 고딕" w:hAnsi="맑은 고딕" w:hint="eastAsia"/>
+                <w:sz w:val="18"/>
+                <w:szCs w:val="18"/>
+                <w:lang w:eastAsia="ko-KR"/>
+              </w:rPr>
+              <w:t>14</w:t>
+            </w:r>
+            <w:r>
+              <w:rPr>
+                <w:rFonts w:ascii="맑은 고딕" w:eastAsia="맑은 고딕" w:hAnsi="맑은 고딕"/>
+                <w:sz w:val="18"/>
+                <w:szCs w:val="18"/>
+                <w:lang w:eastAsia="ko-KR"/>
+              </w:rPr>
+              <w:t>001_stage1_</w:t>
+            </w:r>
+            <w:proofErr w:type="gramStart"/>
+            <w:r>
+              <w:rPr>
+                <w:rFonts w:ascii="맑은 고딕" w:eastAsia="맑은 고딕" w:hAnsi="맑은 고딕"/>
+                <w:sz w:val="18"/>
+                <w:szCs w:val="18"/>
+                <w:lang w:eastAsia="ko-KR"/>
+              </w:rPr>
+              <w:t>days }}</w:t>
+            </w:r>
+            <w:r>
+              <w:rPr>
+                <w:rFonts w:ascii="맑은 고딕" w:eastAsia="맑은 고딕" w:hAnsi="맑은 고딕" w:hint="eastAsia"/>
+                <w:sz w:val="18"/>
+                <w:szCs w:val="18"/>
+                <w:lang w:eastAsia="ko-KR"/>
+              </w:rPr>
+              <w:t>days</w:t>
+            </w:r>
+            <w:proofErr w:type="gramEnd"/>
+            <w:r>
+              <w:rPr>
+                <w:rFonts w:ascii="맑은 고딕" w:eastAsia="맑은 고딕" w:hAnsi="맑은 고딕"/>
+                <w:sz w:val="18"/>
+                <w:szCs w:val="18"/>
+                <w:lang w:eastAsia="ko-KR"/>
+              </w:rPr>
+              <w:t>,</w:t>
+            </w:r>
+            <w:r>
+              <w:rPr>
+                <w:rFonts w:ascii="맑은 고딕" w:eastAsia="맑은 고딕" w:hAnsi="맑은 고딕" w:hint="eastAsia"/>
+                <w:sz w:val="18"/>
+                <w:szCs w:val="18"/>
+                <w:lang w:eastAsia="ko-KR"/>
+              </w:rPr>
+              <w:t xml:space="preserve"> Stage2: </w:t>
+            </w:r>
+            <w:proofErr w:type="gramStart"/>
+            <w:r>
+              <w:rPr>
+                <w:rFonts w:ascii="맑은 고딕" w:eastAsia="맑은 고딕" w:hAnsi="맑은 고딕"/>
+                <w:sz w:val="18"/>
+                <w:szCs w:val="18"/>
+                <w:lang w:eastAsia="ko-KR"/>
+              </w:rPr>
+              <w:t>{{ iso</w:t>
+            </w:r>
+            <w:proofErr w:type="gramEnd"/>
+            <w:r>
+              <w:rPr>
+                <w:rFonts w:ascii="맑은 고딕" w:eastAsia="맑은 고딕" w:hAnsi="맑은 고딕" w:hint="eastAsia"/>
+                <w:sz w:val="18"/>
+                <w:szCs w:val="18"/>
+                <w:lang w:eastAsia="ko-KR"/>
+              </w:rPr>
+              <w:t>14</w:t>
+            </w:r>
+            <w:r>
+              <w:rPr>
+                <w:rFonts w:ascii="맑은 고딕" w:eastAsia="맑은 고딕" w:hAnsi="맑은 고딕"/>
+                <w:sz w:val="18"/>
+                <w:szCs w:val="18"/>
+                <w:lang w:eastAsia="ko-KR"/>
+              </w:rPr>
+              <w:t>001_stage</w:t>
+            </w:r>
+            <w:r>
+              <w:rPr>
+                <w:rFonts w:ascii="맑은 고딕" w:eastAsia="맑은 고딕" w:hAnsi="맑은 고딕" w:hint="eastAsia"/>
+                <w:sz w:val="18"/>
+                <w:szCs w:val="18"/>
+                <w:lang w:eastAsia="ko-KR"/>
+              </w:rPr>
+              <w:t>2</w:t>
+            </w:r>
+            <w:r>
+              <w:rPr>
+                <w:rFonts w:ascii="맑은 고딕" w:eastAsia="맑은 고딕" w:hAnsi="맑은 고딕"/>
+                <w:sz w:val="18"/>
+                <w:szCs w:val="18"/>
+                <w:lang w:eastAsia="ko-KR"/>
+              </w:rPr>
+              <w:t>_</w:t>
+            </w:r>
+            <w:proofErr w:type="gramStart"/>
+            <w:r>
+              <w:rPr>
+                <w:rFonts w:ascii="맑은 고딕" w:eastAsia="맑은 고딕" w:hAnsi="맑은 고딕"/>
+                <w:sz w:val="18"/>
+                <w:szCs w:val="18"/>
+                <w:lang w:eastAsia="ko-KR"/>
+              </w:rPr>
+              <w:t>days }}</w:t>
+            </w:r>
+            <w:r>
+              <w:rPr>
+                <w:rFonts w:ascii="맑은 고딕" w:eastAsia="맑은 고딕" w:hAnsi="맑은 고딕" w:hint="eastAsia"/>
+                <w:sz w:val="18"/>
+                <w:szCs w:val="18"/>
+                <w:lang w:eastAsia="ko-KR"/>
+              </w:rPr>
+              <w:t>days</w:t>
+            </w:r>
+            <w:proofErr w:type="gramEnd"/>
+            <w:r>
+              <w:rPr>
+                <w:rFonts w:ascii="맑은 고딕" w:eastAsia="맑은 고딕" w:hAnsi="맑은 고딕" w:hint="eastAsia"/>
+                <w:sz w:val="18"/>
+                <w:szCs w:val="18"/>
+                <w:lang w:eastAsia="ko-KR"/>
+              </w:rPr>
+              <w:t>)</w:t>
+            </w:r>
+          </w:p>
+        </w:tc>
+        <w:tc>
+          <w:tcPr>
+            <w:tcW w:w="2277" w:type="dxa"/>
+            <w:tcBorders>
+              <w:top w:val="single" w:sz="4" w:space="0" w:color="088C8A"/>
+              <w:bottom w:val="single" w:sz="4" w:space="0" w:color="088C8A"/>
+            </w:tcBorders>
+          </w:tcPr>
+          <w:p>
+            <w:pPr>
+              <w:pStyle w:val="TableFigures"/>
+              <w:cnfStyle w:val="000000000000" w:firstRow="0" w:lastRow="0" w:firstColumn="0" w:lastColumn="0" w:oddVBand="0" w:evenVBand="0" w:oddHBand="0" w:evenHBand="0" w:firstRowFirstColumn="0" w:firstRowLastColumn="0" w:lastRowFirstColumn="0" w:lastRowLastColumn="0"/>
+              <w:rPr>
+                <w:rFonts w:ascii="맑은 고딕" w:eastAsia="맑은 고딕" w:hAnsi="맑은 고딕"/>
+                <w:sz w:val="18"/>
+                <w:szCs w:val="18"/>
+                <w:lang w:eastAsia="ko-KR"/>
+              </w:rPr>
+            </w:pPr>
+            <w:proofErr w:type="gramStart"/>
+            <w:r>
+              <w:rPr>
+                <w:rFonts w:ascii="맑은 고딕" w:eastAsia="맑은 고딕" w:hAnsi="맑은 고딕"/>
+                <w:sz w:val="18"/>
+                <w:szCs w:val="18"/>
+                <w:lang w:eastAsia="ko-KR"/>
+              </w:rPr>
+              <w:t>{{ iso</w:t>
+            </w:r>
+            <w:proofErr w:type="gramEnd"/>
+            <w:r>
+              <w:rPr>
+                <w:rFonts w:ascii="맑은 고딕" w:eastAsia="맑은 고딕" w:hAnsi="맑은 고딕"/>
+                <w:sz w:val="18"/>
+                <w:szCs w:val="18"/>
+                <w:lang w:eastAsia="ko-KR"/>
+              </w:rPr>
+              <w:t>14001_stage1_2_cost_formatted }}</w:t>
+            </w:r>
+          </w:p>
+        </w:tc>
+        <w:tc>
+          <w:tcPr>
+            <w:tcW w:w="1560" w:type="dxa"/>
+            <w:tcBorders>
+              <w:top w:val="single" w:sz="4" w:space="0" w:color="088C8A"/>
+              <w:bottom w:val="single" w:sz="4" w:space="0" w:color="088C8A"/>
+            </w:tcBorders>
+          </w:tcPr>
+          <w:p>
+            <w:pPr>
+              <w:pStyle w:val="TableFigures"/>
+              <w:cnfStyle w:val="000000000000" w:firstRow="0" w:lastRow="0" w:firstColumn="0" w:lastColumn="0" w:oddVBand="0" w:evenVBand="0" w:oddHBand="0" w:evenHBand="0" w:firstRowFirstColumn="0" w:firstRowLastColumn="0" w:lastRowFirstColumn="0" w:lastRowLastColumn="0"/>
+              <w:rPr>
+                <w:rFonts w:ascii="맑은 고딕" w:eastAsia="맑은 고딕" w:hAnsi="맑은 고딕"/>
+                <w:sz w:val="18"/>
+                <w:szCs w:val="18"/>
+                <w:lang w:eastAsia="ko-KR"/>
+              </w:rPr>
+            </w:pPr>
+            <w:proofErr w:type="gramStart"/>
+            <w:r>
+              <w:rPr>
+                <w:rFonts w:ascii="맑은 고딕" w:eastAsia="맑은 고딕" w:hAnsi="맑은 고딕"/>
+                <w:sz w:val="18"/>
+                <w:szCs w:val="18"/>
+                <w:lang w:eastAsia="ko-KR"/>
+              </w:rPr>
+              <w:t>{{ iso</w:t>
+            </w:r>
+            <w:proofErr w:type="gramEnd"/>
+            <w:r>
+              <w:rPr>
+                <w:rFonts w:ascii="맑은 고딕" w:eastAsia="맑은 고딕" w:hAnsi="맑은 고딕" w:hint="eastAsia"/>
+                <w:sz w:val="18"/>
+                <w:szCs w:val="18"/>
+                <w:lang w:eastAsia="ko-KR"/>
+              </w:rPr>
+              <w:t>14</w:t>
+            </w:r>
+            <w:r>
+              <w:rPr>
+                <w:rFonts w:ascii="맑은 고딕" w:eastAsia="맑은 고딕" w:hAnsi="맑은 고딕"/>
+                <w:sz w:val="18"/>
+                <w:szCs w:val="18"/>
+                <w:lang w:eastAsia="ko-KR"/>
+              </w:rPr>
+              <w:t>001_surveillance_</w:t>
+            </w:r>
+            <w:proofErr w:type="gramStart"/>
+            <w:r>
+              <w:rPr>
+                <w:rFonts w:ascii="맑은 고딕" w:eastAsia="맑은 고딕" w:hAnsi="맑은 고딕"/>
+                <w:sz w:val="18"/>
+                <w:szCs w:val="18"/>
+                <w:lang w:eastAsia="ko-KR"/>
+              </w:rPr>
+              <w:t>days }</w:t>
+            </w:r>
+            <w:proofErr w:type="gramEnd"/>
+            <w:r>
+              <w:rPr>
+                <w:rFonts w:ascii="맑은 고딕" w:eastAsia="맑은 고딕" w:hAnsi="맑은 고딕"/>
+                <w:sz w:val="18"/>
+                <w:szCs w:val="18"/>
+                <w:lang w:eastAsia="ko-KR"/>
+              </w:rPr>
+              <w:t>}</w:t>
+            </w:r>
+            <w:r>
+              <w:rPr>
+                <w:rFonts w:ascii="맑은 고딕" w:eastAsia="맑은 고딕" w:hAnsi="맑은 고딕" w:hint="eastAsia"/>
+                <w:sz w:val="18"/>
+                <w:szCs w:val="18"/>
+                <w:lang w:eastAsia="ko-KR"/>
+              </w:rPr>
+              <w:t xml:space="preserve"> </w:t>
+            </w:r>
+            <w:r>
+              <w:rPr>
+                <w:rFonts w:ascii="맑은 고딕" w:eastAsia="맑은 고딕" w:hAnsi="맑은 고딕" w:hint="eastAsia"/>
+                <w:sz w:val="18"/>
+                <w:szCs w:val="18"/>
+                <w:lang w:eastAsia="ko-KR"/>
+              </w:rPr>
+              <w:t>days</w:t>
+            </w:r>
+          </w:p>
+        </w:tc>
+        <w:tc>
+          <w:tcPr>
+            <w:tcW w:w="1848" w:type="dxa"/>
+            <w:tcBorders>
+              <w:top w:val="single" w:sz="4" w:space="0" w:color="088C8A"/>
+              <w:bottom w:val="single" w:sz="4" w:space="0" w:color="088C8A"/>
+            </w:tcBorders>
+          </w:tcPr>
+          <w:p>
+            <w:pPr>
+              <w:pStyle w:val="Subhead"/>
+              <w:spacing w:before="80" w:after="80" w:line="280" w:lineRule="exact"/>
+              <w:jc w:val="center"/>
+              <w:cnfStyle w:val="000000000000" w:firstRow="0" w:lastRow="0" w:firstColumn="0" w:lastColumn="0" w:oddVBand="0" w:evenVBand="0" w:oddHBand="0" w:evenHBand="0" w:firstRowFirstColumn="0" w:firstRowLastColumn="0" w:lastRowFirstColumn="0" w:lastRowLastColumn="0"/>
+              <w:rPr>
+                <w:rFonts w:ascii="맑은 고딕" w:eastAsia="맑은 고딕" w:hAnsi="맑은 고딕"/>
+                <w:b/>
+                <w:bCs/>
+                <w:color w:val="auto"/>
+                <w:sz w:val="18"/>
+                <w:szCs w:val="18"/>
+                <w:lang w:eastAsia="ko-KR"/>
+              </w:rPr>
+            </w:pPr>
+          </w:p>
+        </w:tc>
+      </w:tr>
+      <w:tr>
+        <w:trPr>
+          <w:trHeight w:val="342"/>
+        </w:trPr>
+        <w:tc>
+          <w:tcPr>
+            <w:cnfStyle w:val="001000000000" w:firstRow="0" w:lastRow="0" w:firstColumn="1" w:lastColumn="0" w:oddVBand="0" w:evenVBand="0" w:oddHBand="0" w:evenHBand="0" w:firstRowFirstColumn="0" w:firstRowLastColumn="0" w:lastRowFirstColumn="0" w:lastRowLastColumn="0"/>
+            <w:tcW w:w="1985" w:type="dxa"/>
+            <w:tcBorders>
+              <w:top w:val="single" w:sz="4" w:space="0" w:color="088C8A"/>
+              <w:bottom w:val="single" w:sz="4" w:space="0" w:color="088C8A"/>
+            </w:tcBorders>
+          </w:tcPr>
+          <w:p>
+            <w:pPr>
+              <w:pStyle w:val="TableText"/>
+              <w:rPr>
+                <w:rFonts w:ascii="맑은 고딕" w:eastAsia="맑은 고딕" w:hAnsi="맑은 고딕"/>
+                <w:sz w:val="18"/>
+                <w:szCs w:val="18"/>
+                <w:lang w:eastAsia="ko-KR"/>
+              </w:rPr>
+            </w:pPr>
+            <w:r>
+              <w:rPr>
+                <w:rFonts w:ascii="맑은 고딕" w:eastAsia="맑은 고딕" w:hAnsi="맑은 고딕" w:hint="eastAsia"/>
+                <w:sz w:val="18"/>
+                <w:szCs w:val="18"/>
+                <w:lang w:eastAsia="ko-KR"/>
+              </w:rPr>
+              <w:t>{% if has_iso45001 %}ISO 45001 최초심사</w:t>
+            </w:r>
+            <w:r>
+              <w:rPr>
+                <w:rFonts w:ascii="맑은 고딕" w:eastAsia="맑은 고딕" w:hAnsi="맑은 고딕" w:hint="eastAsia"/>
+                <w:sz w:val="18"/>
+                <w:szCs w:val="18"/>
+                <w:lang w:eastAsia="ko-KR"/>
+              </w:rPr>
+              <w:t xml:space="preserve"> </w:t>
+            </w:r>
+            <w:r>
+              <w:rPr>
+                <w:rFonts w:ascii="맑은 고딕" w:eastAsia="맑은 고딕" w:hAnsi="맑은 고딕"/>
+                <w:sz w:val="18"/>
+                <w:szCs w:val="18"/>
+                <w:lang w:eastAsia="ko-KR"/>
+              </w:rPr>
+              <w:t>{% endif %}</w:t>
+            </w:r>
+          </w:p>
+        </w:tc>
+        <w:tc>
+          <w:tcPr>
+            <w:tcW w:w="2991" w:type="dxa"/>
+            <w:tcBorders>
+              <w:top w:val="single" w:sz="4" w:space="0" w:color="088C8A"/>
+              <w:bottom w:val="single" w:sz="4" w:space="0" w:color="088C8A"/>
+            </w:tcBorders>
+          </w:tcPr>
+          <w:p>
+            <w:pPr>
+              <w:pStyle w:val="TableFigures"/>
+              <w:cnfStyle w:val="000000000000" w:firstRow="0" w:lastRow="0" w:firstColumn="0" w:lastColumn="0" w:oddVBand="0" w:evenVBand="0" w:oddHBand="0" w:evenHBand="0" w:firstRowFirstColumn="0" w:firstRowLastColumn="0" w:lastRowFirstColumn="0" w:lastRowLastColumn="0"/>
+              <w:rPr>
+                <w:rFonts w:ascii="맑은 고딕" w:eastAsia="맑은 고딕" w:hAnsi="맑은 고딕"/>
+                <w:sz w:val="18"/>
+                <w:szCs w:val="18"/>
+                <w:lang w:eastAsia="ko-KR"/>
+              </w:rPr>
+            </w:pPr>
+            <w:proofErr w:type="gramStart"/>
+            <w:r>
+              <w:rPr>
+                <w:rFonts w:ascii="맑은 고딕" w:eastAsia="맑은 고딕" w:hAnsi="맑은 고딕"/>
+                <w:sz w:val="18"/>
+                <w:szCs w:val="18"/>
+                <w:lang w:eastAsia="ko-KR"/>
+              </w:rPr>
+              <w:t>{{ iso</w:t>
+            </w:r>
+            <w:proofErr w:type="gramEnd"/>
+            <w:r>
+              <w:rPr>
+                <w:rFonts w:ascii="맑은 고딕" w:eastAsia="맑은 고딕" w:hAnsi="맑은 고딕" w:hint="eastAsia"/>
+                <w:sz w:val="18"/>
+                <w:szCs w:val="18"/>
+                <w:lang w:eastAsia="ko-KR"/>
+              </w:rPr>
+              <w:t>45</w:t>
+            </w:r>
+            <w:r>
+              <w:rPr>
+                <w:rFonts w:ascii="맑은 고딕" w:eastAsia="맑은 고딕" w:hAnsi="맑은 고딕"/>
+                <w:sz w:val="18"/>
+                <w:szCs w:val="18"/>
+                <w:lang w:eastAsia="ko-KR"/>
+              </w:rPr>
+              <w:t>001_stage1_2_</w:t>
+            </w:r>
+            <w:proofErr w:type="gramStart"/>
+            <w:r>
+              <w:rPr>
+                <w:rFonts w:ascii="맑은 고딕" w:eastAsia="맑은 고딕" w:hAnsi="맑은 고딕"/>
+                <w:sz w:val="18"/>
+                <w:szCs w:val="18"/>
+                <w:lang w:eastAsia="ko-KR"/>
+              </w:rPr>
+              <w:t>days }}days</w:t>
+            </w:r>
+            <w:proofErr w:type="gramEnd"/>
+          </w:p>
+          <w:p>
+            <w:pPr>
+              <w:pStyle w:val="TableFigures"/>
+              <w:cnfStyle w:val="000000000000" w:firstRow="0" w:lastRow="0" w:firstColumn="0" w:lastColumn="0" w:oddVBand="0" w:evenVBand="0" w:oddHBand="0" w:evenHBand="0" w:firstRowFirstColumn="0" w:firstRowLastColumn="0" w:lastRowFirstColumn="0" w:lastRowLastColumn="0"/>
+              <w:rPr>
+                <w:rFonts w:ascii="맑은 고딕" w:eastAsia="맑은 고딕" w:hAnsi="맑은 고딕"/>
+                <w:sz w:val="18"/>
+                <w:szCs w:val="18"/>
+                <w:lang w:eastAsia="ko-KR"/>
+              </w:rPr>
+            </w:pPr>
+            <w:r>
+              <w:rPr>
+                <w:rFonts w:ascii="맑은 고딕" w:eastAsia="맑은 고딕" w:hAnsi="맑은 고딕"/>
+                <w:sz w:val="18"/>
+                <w:szCs w:val="18"/>
+                <w:lang w:eastAsia="ko-KR"/>
+              </w:rPr>
+              <w:t xml:space="preserve">(Stage1: </w:t>
+            </w:r>
+            <w:proofErr w:type="gramStart"/>
+            <w:r>
+              <w:rPr>
+                <w:rFonts w:ascii="맑은 고딕" w:eastAsia="맑은 고딕" w:hAnsi="맑은 고딕"/>
+                <w:sz w:val="18"/>
+                <w:szCs w:val="18"/>
+                <w:lang w:eastAsia="ko-KR"/>
+              </w:rPr>
+              <w:t>{{ iso</w:t>
+            </w:r>
+            <w:proofErr w:type="gramEnd"/>
+            <w:r>
+              <w:rPr>
+                <w:rFonts w:ascii="맑은 고딕" w:eastAsia="맑은 고딕" w:hAnsi="맑은 고딕" w:hint="eastAsia"/>
+                <w:sz w:val="18"/>
+                <w:szCs w:val="18"/>
+                <w:lang w:eastAsia="ko-KR"/>
+              </w:rPr>
+              <w:t>45</w:t>
+            </w:r>
+            <w:r>
+              <w:rPr>
+                <w:rFonts w:ascii="맑은 고딕" w:eastAsia="맑은 고딕" w:hAnsi="맑은 고딕"/>
+                <w:sz w:val="18"/>
+                <w:szCs w:val="18"/>
+                <w:lang w:eastAsia="ko-KR"/>
+              </w:rPr>
+              <w:t>001_stage1_</w:t>
+            </w:r>
+            <w:proofErr w:type="gramStart"/>
+            <w:r>
+              <w:rPr>
+                <w:rFonts w:ascii="맑은 고딕" w:eastAsia="맑은 고딕" w:hAnsi="맑은 고딕"/>
+                <w:sz w:val="18"/>
+                <w:szCs w:val="18"/>
+                <w:lang w:eastAsia="ko-KR"/>
+              </w:rPr>
+              <w:t>days }}days</w:t>
+            </w:r>
+            <w:proofErr w:type="gramEnd"/>
+            <w:r>
+              <w:rPr>
+                <w:rFonts w:ascii="맑은 고딕" w:eastAsia="맑은 고딕" w:hAnsi="맑은 고딕"/>
+                <w:sz w:val="18"/>
+                <w:szCs w:val="18"/>
+                <w:lang w:eastAsia="ko-KR"/>
+              </w:rPr>
+              <w:t xml:space="preserve">, Stage2: </w:t>
+            </w:r>
+            <w:proofErr w:type="gramStart"/>
+            <w:r>
+              <w:rPr>
+                <w:rFonts w:ascii="맑은 고딕" w:eastAsia="맑은 고딕" w:hAnsi="맑은 고딕"/>
+                <w:sz w:val="18"/>
+                <w:szCs w:val="18"/>
+                <w:lang w:eastAsia="ko-KR"/>
+              </w:rPr>
+              <w:t>{{ iso</w:t>
+            </w:r>
+            <w:proofErr w:type="gramEnd"/>
+            <w:r>
+              <w:rPr>
+                <w:rFonts w:ascii="맑은 고딕" w:eastAsia="맑은 고딕" w:hAnsi="맑은 고딕" w:hint="eastAsia"/>
+                <w:sz w:val="18"/>
+                <w:szCs w:val="18"/>
+                <w:lang w:eastAsia="ko-KR"/>
+              </w:rPr>
+              <w:t>45</w:t>
+            </w:r>
+            <w:r>
+              <w:rPr>
+                <w:rFonts w:ascii="맑은 고딕" w:eastAsia="맑은 고딕" w:hAnsi="맑은 고딕"/>
+                <w:sz w:val="18"/>
+                <w:szCs w:val="18"/>
+                <w:lang w:eastAsia="ko-KR"/>
+              </w:rPr>
+              <w:t>001_stage2_</w:t>
+            </w:r>
+            <w:proofErr w:type="gramStart"/>
+            <w:r>
+              <w:rPr>
+                <w:rFonts w:ascii="맑은 고딕" w:eastAsia="맑은 고딕" w:hAnsi="맑은 고딕"/>
+                <w:sz w:val="18"/>
+                <w:szCs w:val="18"/>
+                <w:lang w:eastAsia="ko-KR"/>
+              </w:rPr>
+              <w:t>days }}days</w:t>
+            </w:r>
+            <w:proofErr w:type="gramEnd"/>
+            <w:r>
+              <w:rPr>
+                <w:rFonts w:ascii="맑은 고딕" w:eastAsia="맑은 고딕" w:hAnsi="맑은 고딕"/>
+                <w:sz w:val="18"/>
+                <w:szCs w:val="18"/>
+                <w:lang w:eastAsia="ko-KR"/>
+              </w:rPr>
+              <w:t>)</w:t>
+            </w:r>
+          </w:p>
+        </w:tc>
+        <w:tc>
+          <w:tcPr>
+            <w:tcW w:w="2277" w:type="dxa"/>
+            <w:tcBorders>
+              <w:top w:val="single" w:sz="4" w:space="0" w:color="088C8A"/>
+              <w:bottom w:val="single" w:sz="4" w:space="0" w:color="088C8A"/>
+            </w:tcBorders>
+          </w:tcPr>
+          <w:p>
+            <w:pPr>
+              <w:pStyle w:val="TableFigures"/>
+              <w:cnfStyle w:val="000000000000" w:firstRow="0" w:lastRow="0" w:firstColumn="0" w:lastColumn="0" w:oddVBand="0" w:evenVBand="0" w:oddHBand="0" w:evenHBand="0" w:firstRowFirstColumn="0" w:firstRowLastColumn="0" w:lastRowFirstColumn="0" w:lastRowLastColumn="0"/>
+              <w:rPr>
+                <w:rFonts w:ascii="맑은 고딕" w:eastAsia="맑은 고딕" w:hAnsi="맑은 고딕"/>
+                <w:sz w:val="18"/>
+                <w:szCs w:val="18"/>
+                <w:lang w:eastAsia="ko-KR"/>
+              </w:rPr>
+            </w:pPr>
+            <w:proofErr w:type="gramStart"/>
+            <w:r>
+              <w:rPr>
+                <w:rFonts w:ascii="맑은 고딕" w:eastAsia="맑은 고딕" w:hAnsi="맑은 고딕"/>
+                <w:sz w:val="18"/>
+                <w:szCs w:val="18"/>
+                <w:lang w:eastAsia="ko-KR"/>
+              </w:rPr>
+              <w:t>{{ iso</w:t>
+            </w:r>
+            <w:proofErr w:type="gramEnd"/>
+            <w:r>
+              <w:rPr>
+                <w:rFonts w:ascii="맑은 고딕" w:eastAsia="맑은 고딕" w:hAnsi="맑은 고딕" w:hint="eastAsia"/>
+                <w:sz w:val="18"/>
+                <w:szCs w:val="18"/>
+                <w:lang w:eastAsia="ko-KR"/>
+              </w:rPr>
+              <w:t>45</w:t>
+            </w:r>
+            <w:r>
+              <w:rPr>
+                <w:rFonts w:ascii="맑은 고딕" w:eastAsia="맑은 고딕" w:hAnsi="맑은 고딕"/>
+                <w:sz w:val="18"/>
+                <w:szCs w:val="18"/>
+                <w:lang w:eastAsia="ko-KR"/>
+              </w:rPr>
+              <w:t>001_stage1_2_cost_formatted }}</w:t>
+            </w:r>
+          </w:p>
+        </w:tc>
+        <w:tc>
+          <w:tcPr>
+            <w:tcW w:w="1560" w:type="dxa"/>
+            <w:tcBorders>
+              <w:top w:val="single" w:sz="4" w:space="0" w:color="088C8A"/>
+              <w:bottom w:val="single" w:sz="4" w:space="0" w:color="088C8A"/>
+            </w:tcBorders>
+          </w:tcPr>
+          <w:p>
+            <w:pPr>
+              <w:pStyle w:val="TableFigures"/>
+              <w:cnfStyle w:val="000000000000" w:firstRow="0" w:lastRow="0" w:firstColumn="0" w:lastColumn="0" w:oddVBand="0" w:evenVBand="0" w:oddHBand="0" w:evenHBand="0" w:firstRowFirstColumn="0" w:firstRowLastColumn="0" w:lastRowFirstColumn="0" w:lastRowLastColumn="0"/>
+              <w:rPr>
+                <w:rFonts w:ascii="맑은 고딕" w:eastAsia="맑은 고딕" w:hAnsi="맑은 고딕"/>
+                <w:sz w:val="18"/>
+                <w:szCs w:val="18"/>
+                <w:lang w:eastAsia="ko-KR"/>
+              </w:rPr>
+            </w:pPr>
+            <w:proofErr w:type="gramStart"/>
+            <w:r>
+              <w:rPr>
+                <w:rFonts w:ascii="맑은 고딕" w:eastAsia="맑은 고딕" w:hAnsi="맑은 고딕"/>
+                <w:sz w:val="18"/>
+                <w:szCs w:val="18"/>
+                <w:lang w:eastAsia="ko-KR"/>
+              </w:rPr>
+              <w:t>{{ iso</w:t>
+            </w:r>
+            <w:proofErr w:type="gramEnd"/>
+            <w:r>
+              <w:rPr>
+                <w:rFonts w:ascii="맑은 고딕" w:eastAsia="맑은 고딕" w:hAnsi="맑은 고딕" w:hint="eastAsia"/>
+                <w:sz w:val="18"/>
+                <w:szCs w:val="18"/>
+                <w:lang w:eastAsia="ko-KR"/>
+              </w:rPr>
+              <w:t>45</w:t>
+            </w:r>
+            <w:r>
+              <w:rPr>
+                <w:rFonts w:ascii="맑은 고딕" w:eastAsia="맑은 고딕" w:hAnsi="맑은 고딕"/>
+                <w:sz w:val="18"/>
+                <w:szCs w:val="18"/>
+                <w:lang w:eastAsia="ko-KR"/>
+              </w:rPr>
+              <w:t>001_surveillance_</w:t>
+            </w:r>
+            <w:proofErr w:type="gramStart"/>
+            <w:r>
+              <w:rPr>
+                <w:rFonts w:ascii="맑은 고딕" w:eastAsia="맑은 고딕" w:hAnsi="맑은 고딕"/>
+                <w:sz w:val="18"/>
+                <w:szCs w:val="18"/>
+                <w:lang w:eastAsia="ko-KR"/>
+              </w:rPr>
+              <w:t>days }</w:t>
+            </w:r>
+            <w:proofErr w:type="gramEnd"/>
+            <w:r>
+              <w:rPr>
+                <w:rFonts w:ascii="맑은 고딕" w:eastAsia="맑은 고딕" w:hAnsi="맑은 고딕"/>
+                <w:sz w:val="18"/>
+                <w:szCs w:val="18"/>
+                <w:lang w:eastAsia="ko-KR"/>
+              </w:rPr>
+              <w:t>}</w:t>
+            </w:r>
+            <w:r>
+              <w:rPr>
+                <w:rFonts w:ascii="맑은 고딕" w:eastAsia="맑은 고딕" w:hAnsi="맑은 고딕" w:hint="eastAsia"/>
+                <w:sz w:val="18"/>
+                <w:szCs w:val="18"/>
+                <w:lang w:eastAsia="ko-KR"/>
+              </w:rPr>
+              <w:t xml:space="preserve"> </w:t>
+            </w:r>
+            <w:r>
+              <w:rPr>
+                <w:rFonts w:ascii="맑은 고딕" w:eastAsia="맑은 고딕" w:hAnsi="맑은 고딕" w:hint="eastAsia"/>
+                <w:sz w:val="18"/>
+                <w:szCs w:val="18"/>
+                <w:lang w:eastAsia="ko-KR"/>
+              </w:rPr>
+              <w:t>days</w:t>
+            </w:r>
+          </w:p>
+        </w:tc>
+        <w:tc>
+          <w:tcPr>
+            <w:tcW w:w="1848" w:type="dxa"/>
+            <w:tcBorders>
+              <w:top w:val="single" w:sz="4" w:space="0" w:color="088C8A"/>
+              <w:bottom w:val="single" w:sz="4" w:space="0" w:color="088C8A"/>
+            </w:tcBorders>
+          </w:tcPr>
+          <w:p>
+            <w:pPr>
+              <w:pStyle w:val="Subhead"/>
+              <w:spacing w:before="80" w:after="80" w:line="280" w:lineRule="exact"/>
+              <w:jc w:val="center"/>
+              <w:cnfStyle w:val="000000000000" w:firstRow="0" w:lastRow="0" w:firstColumn="0" w:lastColumn="0" w:oddVBand="0" w:evenVBand="0" w:oddHBand="0" w:evenHBand="0" w:firstRowFirstColumn="0" w:firstRowLastColumn="0" w:lastRowFirstColumn="0" w:lastRowLastColumn="0"/>
+              <w:rPr>
+                <w:rFonts w:ascii="맑은 고딕" w:eastAsia="맑은 고딕" w:hAnsi="맑은 고딕"/>
+                <w:b/>
+                <w:bCs/>
+                <w:color w:val="auto"/>
+                <w:sz w:val="18"/>
+                <w:szCs w:val="18"/>
+                <w:lang w:eastAsia="ko-KR"/>
+              </w:rPr>
+            </w:pPr>
+          </w:p>
+        </w:tc>
+      </w:tr>
+      <w:tr>
+        <w:trPr>
+          <w:trHeight w:val="342"/>
+        </w:trPr>
+        <w:tc>
+          <w:tcPr>
+            <w:cnfStyle w:val="001000000000" w:firstRow="0" w:lastRow="0" w:firstColumn="1" w:lastColumn="0" w:oddVBand="0" w:evenVBand="0" w:oddHBand="0" w:evenHBand="0" w:firstRowFirstColumn="0" w:firstRowLastColumn="0" w:lastRowFirstColumn="0" w:lastRowLastColumn="0"/>
+            <w:tcW w:w="1985" w:type="dxa"/>
+            <w:tcBorders>
+              <w:top w:val="single" w:sz="4" w:space="0" w:color="088C8A"/>
+              <w:bottom w:val="single" w:sz="4" w:space="0" w:color="088C8A"/>
+            </w:tcBorders>
+          </w:tcPr>
+          <w:p>
+            <w:pPr>
+              <w:pStyle w:val="TableText"/>
+              <w:rPr>
                 <w:rFonts w:ascii="맑은 고딕" w:eastAsia="맑은 고딕" w:hAnsi="맑은 고딕" w:cs="Arial"/>
                 <w:sz w:val="18"/>
                 <w:szCs w:val="18"/>
@@ -5385,13 +6917,425 @@
             </w:pPr>
             <w:r>
               <w:rPr>
+                <w:rFonts w:ascii="맑은 고딕" w:eastAsia="맑은 고딕" w:hAnsi="맑은 고딕" w:cs="Arial" w:hint="eastAsia"/>
+                <w:sz w:val="18"/>
+                <w:szCs w:val="18"/>
+                <w:lang w:eastAsia="ko-KR"/>
+              </w:rPr>
+              <w:t>연간관리비</w:t>
+            </w:r>
+          </w:p>
+        </w:tc>
+        <w:tc>
+          <w:tcPr>
+            <w:tcW w:w="2991" w:type="dxa"/>
+            <w:tcBorders>
+              <w:top w:val="single" w:sz="4" w:space="0" w:color="088C8A"/>
+              <w:bottom w:val="single" w:sz="4" w:space="0" w:color="088C8A"/>
+            </w:tcBorders>
+          </w:tcPr>
+          <w:p>
+            <w:pPr>
+              <w:pStyle w:val="TableFigures"/>
+              <w:cnfStyle w:val="000000000000" w:firstRow="0" w:lastRow="0" w:firstColumn="0" w:lastColumn="0" w:oddVBand="0" w:evenVBand="0" w:oddHBand="0" w:evenHBand="0" w:firstRowFirstColumn="0" w:firstRowLastColumn="0" w:lastRowFirstColumn="0" w:lastRowLastColumn="0"/>
+              <w:rPr>
+                <w:rFonts w:ascii="맑은 고딕" w:eastAsia="맑은 고딕" w:hAnsi="맑은 고딕"/>
+                <w:sz w:val="18"/>
+                <w:szCs w:val="18"/>
+                <w:lang w:eastAsia="ko-KR"/>
+              </w:rPr>
+            </w:pPr>
+            <w:r>
+              <w:rPr>
                 <w:rFonts w:ascii="맑은 고딕" w:eastAsia="맑은 고딕" w:hAnsi="맑은 고딕" w:hint="eastAsia"/>
                 <w:sz w:val="18"/>
+                <w:szCs w:val="18"/>
+                <w:lang w:eastAsia="ko-KR"/>
+              </w:rPr>
+              <w:t>-</w:t>
+            </w:r>
+          </w:p>
+        </w:tc>
+        <w:tc>
+          <w:tcPr>
+            <w:tcW w:w="2277" w:type="dxa"/>
+            <w:tcBorders>
+              <w:top w:val="single" w:sz="4" w:space="0" w:color="088C8A"/>
+              <w:bottom w:val="single" w:sz="4" w:space="0" w:color="088C8A"/>
+            </w:tcBorders>
+          </w:tcPr>
+          <w:p>
+            <w:pPr>
+              <w:pStyle w:val="TableFigures"/>
+              <w:cnfStyle w:val="000000000000" w:firstRow="0" w:lastRow="0" w:firstColumn="0" w:lastColumn="0" w:oddVBand="0" w:evenVBand="0" w:oddHBand="0" w:evenHBand="0" w:firstRowFirstColumn="0" w:firstRowLastColumn="0" w:lastRowFirstColumn="0" w:lastRowLastColumn="0"/>
+              <w:rPr>
+                <w:rFonts w:ascii="맑은 고딕" w:eastAsia="맑은 고딕" w:hAnsi="맑은 고딕"/>
+                <w:sz w:val="18"/>
+                <w:szCs w:val="18"/>
+              </w:rPr>
+            </w:pPr>
+            <w:r>
+              <w:rPr>
+                <w:rFonts w:ascii="맑은 고딕" w:eastAsia="맑은 고딕" w:hAnsi="맑은 고딕" w:hint="eastAsia"/>
+                <w:sz w:val="18"/>
+                <w:szCs w:val="18"/>
+                <w:lang w:eastAsia="ko-KR"/>
+              </w:rPr>
+              <w:t>45</w:t>
+            </w:r>
+            <w:r>
+              <w:rPr>
+                <w:rFonts w:ascii="맑은 고딕" w:eastAsia="맑은 고딕" w:hAnsi="맑은 고딕"/>
+                <w:sz w:val="18"/>
+                <w:szCs w:val="18"/>
+              </w:rPr>
+              <w:t>0,000</w:t>
+            </w:r>
+            <w:r>
+              <w:rPr>
+                <w:rFonts w:ascii="맑은 고딕" w:eastAsia="맑은 고딕" w:hAnsi="맑은 고딕" w:hint="eastAsia"/>
+                <w:sz w:val="18"/>
+                <w:szCs w:val="18"/>
+                <w:lang w:eastAsia="ko-KR"/>
+              </w:rPr>
+              <w:t>원</w:t>
+            </w:r>
+          </w:p>
+        </w:tc>
+        <w:tc>
+          <w:tcPr>
+            <w:tcW w:w="1560" w:type="dxa"/>
+            <w:tcBorders>
+              <w:top w:val="single" w:sz="4" w:space="0" w:color="088C8A"/>
+              <w:bottom w:val="single" w:sz="4" w:space="0" w:color="088C8A"/>
+            </w:tcBorders>
+          </w:tcPr>
+          <w:p>
+            <w:pPr>
+              <w:pStyle w:val="TableFigures"/>
+              <w:cnfStyle w:val="000000000000" w:firstRow="0" w:lastRow="0" w:firstColumn="0" w:lastColumn="0" w:oddVBand="0" w:evenVBand="0" w:oddHBand="0" w:evenHBand="0" w:firstRowFirstColumn="0" w:firstRowLastColumn="0" w:lastRowFirstColumn="0" w:lastRowLastColumn="0"/>
+              <w:rPr>
+                <w:rFonts w:ascii="맑은 고딕" w:eastAsia="맑은 고딕" w:hAnsi="맑은 고딕"/>
+                <w:sz w:val="18"/>
+                <w:szCs w:val="18"/>
+                <w:lang w:eastAsia="ko-KR"/>
+              </w:rPr>
+            </w:pPr>
+            <w:r>
+              <w:rPr>
+                <w:rFonts w:ascii="맑은 고딕" w:eastAsia="맑은 고딕" w:hAnsi="맑은 고딕" w:hint="eastAsia"/>
+                <w:sz w:val="18"/>
+                <w:szCs w:val="18"/>
+                <w:lang w:eastAsia="ko-KR"/>
+              </w:rPr>
+              <w:t>450,000원</w:t>
+            </w:r>
+          </w:p>
+        </w:tc>
+        <w:tc>
+          <w:tcPr>
+            <w:tcW w:w="1848" w:type="dxa"/>
+            <w:tcBorders>
+              <w:top w:val="single" w:sz="4" w:space="0" w:color="088C8A"/>
+              <w:bottom w:val="single" w:sz="4" w:space="0" w:color="088C8A"/>
+            </w:tcBorders>
+          </w:tcPr>
+          <w:p>
+            <w:pPr>
+              <w:pStyle w:val="Subhead"/>
+              <w:spacing w:before="80" w:after="80" w:line="280" w:lineRule="exact"/>
+              <w:jc w:val="center"/>
+              <w:cnfStyle w:val="000000000000" w:firstRow="0" w:lastRow="0" w:firstColumn="0" w:lastColumn="0" w:oddVBand="0" w:evenVBand="0" w:oddHBand="0" w:evenHBand="0" w:firstRowFirstColumn="0" w:firstRowLastColumn="0" w:lastRowFirstColumn="0" w:lastRowLastColumn="0"/>
+              <w:rPr>
+                <w:rFonts w:ascii="맑은 고딕" w:eastAsia="맑은 고딕" w:hAnsi="맑은 고딕"/>
+                <w:color w:val="auto"/>
+                <w:sz w:val="18"/>
+                <w:szCs w:val="18"/>
+                <w:lang w:eastAsia="ko-KR"/>
+              </w:rPr>
+            </w:pPr>
+            <w:r>
+              <w:rPr>
+                <w:rFonts w:ascii="맑은 고딕" w:eastAsia="맑은 고딕" w:hAnsi="맑은 고딕" w:hint="eastAsia"/>
+                <w:color w:val="auto"/>
+                <w:sz w:val="18"/>
+                <w:szCs w:val="18"/>
+                <w:lang w:eastAsia="ko-KR"/>
+              </w:rPr>
+              <w:t>Note참조</w:t>
+            </w:r>
+          </w:p>
+        </w:tc>
+      </w:tr>
+      <w:tr>
+        <w:trPr>
+          <w:trHeight w:val="342"/>
+        </w:trPr>
+        <w:tc>
+          <w:tcPr>
+            <w:cnfStyle w:val="001000000000" w:firstRow="0" w:lastRow="0" w:firstColumn="1" w:lastColumn="0" w:oddVBand="0" w:evenVBand="0" w:oddHBand="0" w:evenHBand="0" w:firstRowFirstColumn="0" w:firstRowLastColumn="0" w:lastRowFirstColumn="0" w:lastRowLastColumn="0"/>
+            <w:tcW w:w="1985" w:type="dxa"/>
+            <w:tcBorders>
+              <w:top w:val="single" w:sz="4" w:space="0" w:color="088C8A"/>
+              <w:bottom w:val="single" w:sz="4" w:space="0" w:color="088C8A"/>
+            </w:tcBorders>
+          </w:tcPr>
+          <w:p>
+            <w:pPr>
+              <w:pStyle w:val="TableText"/>
+              <w:rPr>
+                <w:rFonts w:ascii="맑은 고딕" w:eastAsia="맑은 고딕" w:hAnsi="맑은 고딕" w:cs="Arial"/>
+                <w:sz w:val="18"/>
+                <w:szCs w:val="18"/>
+                <w:lang w:eastAsia="ko-KR"/>
+              </w:rPr>
+            </w:pPr>
+            <w:proofErr w:type="spellStart"/>
+            <w:r>
+              <w:rPr>
+                <w:rFonts w:ascii="맑은 고딕" w:eastAsia="맑은 고딕" w:hAnsi="맑은 고딕" w:cs="Arial" w:hint="eastAsia"/>
+                <w:sz w:val="18"/>
+                <w:szCs w:val="18"/>
+                <w:lang w:eastAsia="ko-KR"/>
+              </w:rPr>
+              <w:t>제경비</w:t>
+            </w:r>
+            <w:proofErr w:type="spellEnd"/>
+            <w:r>
+              <w:rPr>
+                <w:rFonts w:ascii="맑은 고딕" w:eastAsia="맑은 고딕" w:hAnsi="맑은 고딕" w:cs="Arial" w:hint="eastAsia"/>
+                <w:sz w:val="18"/>
+                <w:szCs w:val="18"/>
+                <w:lang w:eastAsia="ko-KR"/>
+              </w:rPr>
+              <w:t>(교통비, 숙박비)</w:t>
+            </w:r>
+          </w:p>
+        </w:tc>
+        <w:tc>
+          <w:tcPr>
+            <w:tcW w:w="2991" w:type="dxa"/>
+            <w:tcBorders>
+              <w:top w:val="single" w:sz="4" w:space="0" w:color="088C8A"/>
+              <w:bottom w:val="single" w:sz="4" w:space="0" w:color="088C8A"/>
+            </w:tcBorders>
+          </w:tcPr>
+          <w:p>
+            <w:pPr>
+              <w:pStyle w:val="TableFigures"/>
+              <w:cnfStyle w:val="000000000000" w:firstRow="0" w:lastRow="0" w:firstColumn="0" w:lastColumn="0" w:oddVBand="0" w:evenVBand="0" w:oddHBand="0" w:evenHBand="0" w:firstRowFirstColumn="0" w:firstRowLastColumn="0" w:lastRowFirstColumn="0" w:lastRowLastColumn="0"/>
+              <w:rPr>
+                <w:rFonts w:ascii="맑은 고딕" w:eastAsia="맑은 고딕" w:hAnsi="맑은 고딕"/>
+                <w:sz w:val="18"/>
+                <w:szCs w:val="18"/>
+                <w:lang w:eastAsia="ko-KR"/>
+              </w:rPr>
+            </w:pPr>
+            <w:r>
+              <w:rPr>
+                <w:rFonts w:ascii="맑은 고딕" w:eastAsia="맑은 고딕" w:hAnsi="맑은 고딕" w:hint="eastAsia"/>
+                <w:sz w:val="18"/>
+                <w:szCs w:val="18"/>
+                <w:lang w:eastAsia="ko-KR"/>
+              </w:rPr>
+              <w:t>-</w:t>
+            </w:r>
+          </w:p>
+        </w:tc>
+        <w:tc>
+          <w:tcPr>
+            <w:tcW w:w="2277" w:type="dxa"/>
+            <w:tcBorders>
+              <w:top w:val="single" w:sz="4" w:space="0" w:color="088C8A"/>
+              <w:bottom w:val="single" w:sz="4" w:space="0" w:color="088C8A"/>
+            </w:tcBorders>
+          </w:tcPr>
+          <w:p>
+            <w:pPr>
+              <w:pStyle w:val="TableFigures"/>
+              <w:cnfStyle w:val="000000000000" w:firstRow="0" w:lastRow="0" w:firstColumn="0" w:lastColumn="0" w:oddVBand="0" w:evenVBand="0" w:oddHBand="0" w:evenHBand="0" w:firstRowFirstColumn="0" w:firstRowLastColumn="0" w:lastRowFirstColumn="0" w:lastRowLastColumn="0"/>
+              <w:rPr>
+                <w:rFonts w:ascii="맑은 고딕" w:eastAsia="맑은 고딕" w:hAnsi="맑은 고딕"/>
+                <w:sz w:val="18"/>
+                <w:szCs w:val="18"/>
+              </w:rPr>
+            </w:pPr>
+            <w:proofErr w:type="gramStart"/>
+            <w:r>
+              <w:rPr>
+                <w:rFonts w:ascii="맑은 고딕" w:eastAsia="맑은 고딕" w:hAnsi="맑은 고딕"/>
+                <w:sz w:val="18"/>
+                <w:szCs w:val="18"/>
+              </w:rPr>
+              <w:t xml:space="preserve">{{ </w:t>
+            </w:r>
+            <w:proofErr w:type="spellStart"/>
+            <w:r>
+              <w:rPr>
+                <w:rFonts w:ascii="맑은 고딕" w:eastAsia="맑은 고딕" w:hAnsi="맑은 고딕"/>
+                <w:sz w:val="18"/>
+                <w:szCs w:val="18"/>
+              </w:rPr>
+              <w:t>travel</w:t>
+            </w:r>
+            <w:proofErr w:type="gramEnd"/>
+            <w:r>
+              <w:rPr>
+                <w:rFonts w:ascii="맑은 고딕" w:eastAsia="맑은 고딕" w:hAnsi="맑은 고딕"/>
+                <w:sz w:val="18"/>
+                <w:szCs w:val="18"/>
+              </w:rPr>
+              <w:t>_expense_formatted</w:t>
+            </w:r>
+            <w:proofErr w:type="spellEnd"/>
+            <w:r>
+              <w:rPr>
+                <w:rFonts w:ascii="맑은 고딕" w:eastAsia="맑은 고딕" w:hAnsi="맑은 고딕"/>
+                <w:sz w:val="18"/>
+                <w:szCs w:val="18"/>
+              </w:rPr>
+              <w:t xml:space="preserve"> }}</w:t>
+            </w:r>
+          </w:p>
+        </w:tc>
+        <w:tc>
+          <w:tcPr>
+            <w:tcW w:w="1560" w:type="dxa"/>
+            <w:tcBorders>
+              <w:top w:val="single" w:sz="4" w:space="0" w:color="088C8A"/>
+              <w:bottom w:val="single" w:sz="4" w:space="0" w:color="088C8A"/>
+            </w:tcBorders>
+          </w:tcPr>
+          <w:p>
+            <w:pPr>
+              <w:pStyle w:val="TableFigures"/>
+              <w:cnfStyle w:val="000000000000" w:firstRow="0" w:lastRow="0" w:firstColumn="0" w:lastColumn="0" w:oddVBand="0" w:evenVBand="0" w:oddHBand="0" w:evenHBand="0" w:firstRowFirstColumn="0" w:firstRowLastColumn="0" w:lastRowFirstColumn="0" w:lastRowLastColumn="0"/>
+              <w:rPr>
+                <w:rFonts w:ascii="맑은 고딕" w:eastAsia="맑은 고딕" w:hAnsi="맑은 고딕"/>
+                <w:sz w:val="18"/>
+                <w:szCs w:val="18"/>
+              </w:rPr>
+            </w:pPr>
+            <w:r>
+              <w:rPr>
+                <w:rFonts w:ascii="맑은 고딕" w:eastAsia="맑은 고딕" w:hAnsi="맑은 고딕" w:hint="eastAsia"/>
+                <w:sz w:val="18"/>
+                <w:szCs w:val="18"/>
+                <w:lang w:eastAsia="ko-KR"/>
+              </w:rPr>
+              <w:t>추후 반영</w:t>
+            </w:r>
+          </w:p>
+        </w:tc>
+        <w:tc>
+          <w:tcPr>
+            <w:tcW w:w="1848" w:type="dxa"/>
+            <w:tcBorders>
+              <w:top w:val="single" w:sz="4" w:space="0" w:color="088C8A"/>
+              <w:bottom w:val="single" w:sz="4" w:space="0" w:color="088C8A"/>
+            </w:tcBorders>
+          </w:tcPr>
+          <w:p>
+            <w:pPr>
+              <w:pStyle w:val="Subhead"/>
+              <w:spacing w:before="80" w:after="80" w:line="280" w:lineRule="exact"/>
+              <w:jc w:val="center"/>
+              <w:cnfStyle w:val="000000000000" w:firstRow="0" w:lastRow="0" w:firstColumn="0" w:lastColumn="0" w:oddVBand="0" w:evenVBand="0" w:oddHBand="0" w:evenHBand="0" w:firstRowFirstColumn="0" w:firstRowLastColumn="0" w:lastRowFirstColumn="0" w:lastRowLastColumn="0"/>
+              <w:rPr>
+                <w:rFonts w:ascii="맑은 고딕" w:eastAsia="맑은 고딕" w:hAnsi="맑은 고딕"/>
+                <w:color w:val="auto"/>
+                <w:sz w:val="18"/>
+                <w:szCs w:val="18"/>
+                <w:lang w:eastAsia="ko-KR"/>
+              </w:rPr>
+            </w:pPr>
+            <w:r>
+              <w:rPr>
+                <w:rFonts w:ascii="맑은 고딕" w:eastAsia="맑은 고딕" w:hAnsi="맑은 고딕" w:hint="eastAsia"/>
+                <w:color w:val="auto"/>
+                <w:sz w:val="18"/>
+                <w:szCs w:val="18"/>
+                <w:lang w:eastAsia="ko-KR"/>
+              </w:rPr>
+              <w:t>심사비</w:t>
+            </w:r>
+            <w:r>
+              <w:rPr>
+                <w:rFonts w:ascii="맑은 고딕" w:eastAsia="맑은 고딕" w:hAnsi="맑은 고딕" w:hint="eastAsia"/>
+                <w:color w:val="auto"/>
+                <w:sz w:val="18"/>
+                <w:szCs w:val="18"/>
+                <w:lang w:eastAsia="ko-KR"/>
+              </w:rPr>
+              <w:t>의</w:t>
+            </w:r>
+            <w:r>
+              <w:rPr>
+                <w:rFonts w:ascii="맑은 고딕" w:eastAsia="맑은 고딕" w:hAnsi="맑은 고딕" w:hint="eastAsia"/>
+                <w:color w:val="auto"/>
+                <w:sz w:val="18"/>
+                <w:szCs w:val="18"/>
+                <w:lang w:eastAsia="ko-KR"/>
+              </w:rPr>
+              <w:t xml:space="preserve"> 1</w:t>
+            </w:r>
+            <w:r>
+              <w:rPr>
+                <w:rFonts w:ascii="맑은 고딕" w:eastAsia="맑은 고딕" w:hAnsi="맑은 고딕" w:hint="eastAsia"/>
+                <w:color w:val="auto"/>
+                <w:sz w:val="18"/>
+                <w:szCs w:val="18"/>
+                <w:lang w:eastAsia="ko-KR"/>
+              </w:rPr>
+              <w:t>0</w:t>
+            </w:r>
+            <w:r>
+              <w:rPr>
+                <w:rFonts w:ascii="맑은 고딕" w:eastAsia="맑은 고딕" w:hAnsi="맑은 고딕" w:hint="eastAsia"/>
+                <w:color w:val="auto"/>
+                <w:sz w:val="18"/>
+                <w:szCs w:val="18"/>
+                <w:lang w:eastAsia="ko-KR"/>
+              </w:rPr>
+              <w:t>%</w:t>
+            </w:r>
+          </w:p>
+        </w:tc>
+      </w:tr>
+      <w:tr>
+        <w:trPr>
+          <w:trHeight w:val="342"/>
+        </w:trPr>
+        <w:tc>
+          <w:tcPr>
+            <w:cnfStyle w:val="001000000000" w:firstRow="0" w:lastRow="0" w:firstColumn="1" w:lastColumn="0" w:oddVBand="0" w:evenVBand="0" w:oddHBand="0" w:evenHBand="0" w:firstRowFirstColumn="0" w:firstRowLastColumn="0" w:lastRowFirstColumn="0" w:lastRowLastColumn="0"/>
+            <w:tcW w:w="1985" w:type="dxa"/>
+            <w:tcBorders>
+              <w:top w:val="single" w:sz="4" w:space="0" w:color="088C8A"/>
+              <w:bottom w:val="single" w:sz="4" w:space="0" w:color="088C8A"/>
+            </w:tcBorders>
+          </w:tcPr>
+          <w:p>
+            <w:pPr>
+              <w:pStyle w:val="TableText"/>
+              <w:rPr>
+                <w:rFonts w:ascii="맑은 고딕" w:eastAsia="맑은 고딕" w:hAnsi="맑은 고딕" w:cs="Arial"/>
+                <w:sz w:val="18"/>
+                <w:szCs w:val="18"/>
+                <w:lang w:eastAsia="ko-KR"/>
+              </w:rPr>
+            </w:pPr>
+            <w:proofErr w:type="spellStart"/>
+            <w:r>
+              <w:rPr>
+                <w:rFonts w:ascii="맑은 고딕" w:eastAsia="맑은 고딕" w:hAnsi="맑은 고딕" w:hint="eastAsia"/>
+                <w:sz w:val="18"/>
                 <w:szCs w:val="20"/>
                 <w:lang w:eastAsia="ko-KR"/>
               </w:rPr>
               <w:t>고객포털</w:t>
             </w:r>
+            <w:proofErr w:type="spellEnd"/>
             <w:r>
               <w:rPr>
                 <w:rFonts w:ascii="맑은 고딕" w:eastAsia="맑은 고딕" w:hAnsi="맑은 고딕"/>
@@ -5629,6 +7573,7 @@
                 <w:highlight w:val="yellow"/>
               </w:rPr>
             </w:pPr>
+            <w:proofErr w:type="gramStart"/>
             <w:r>
               <w:rPr>
                 <w:rFonts w:ascii="맑은 고딕" w:eastAsia="맑은 고딕" w:hAnsi="맑은 고딕"/>
@@ -5639,7 +7584,72 @@
                 <w:highlight w:val="yellow"/>
                 <w:lang w:eastAsia="ko-KR"/>
               </w:rPr>
-              <w:t>{{ total_audit_days }}</w:t>
+              <w:t>{{ </w:t>
+            </w:r>
+            <w:proofErr w:type="spellStart"/>
+            <w:r>
+              <w:rPr>
+                <w:rFonts w:ascii="맑은 고딕" w:eastAsia="맑은 고딕" w:hAnsi="맑은 고딕"/>
+                <w:b/>
+                <w:bCs/>
+                <w:sz w:val="20"/>
+                <w:szCs w:val="20"/>
+                <w:highlight w:val="yellow"/>
+                <w:lang w:eastAsia="ko-KR"/>
+              </w:rPr>
+              <w:t>total</w:t>
+            </w:r>
+            <w:proofErr w:type="gramEnd"/>
+            <w:r>
+              <w:rPr>
+                <w:rFonts w:ascii="맑은 고딕" w:eastAsia="맑은 고딕" w:hAnsi="맑은 고딕"/>
+                <w:b/>
+                <w:bCs/>
+                <w:sz w:val="20"/>
+                <w:szCs w:val="20"/>
+                <w:highlight w:val="yellow"/>
+                <w:lang w:eastAsia="ko-KR"/>
+              </w:rPr>
+              <w:t>_audit_</w:t>
+            </w:r>
+            <w:proofErr w:type="gramStart"/>
+            <w:r>
+              <w:rPr>
+                <w:rFonts w:ascii="맑은 고딕" w:eastAsia="맑은 고딕" w:hAnsi="맑은 고딕"/>
+                <w:b/>
+                <w:bCs/>
+                <w:sz w:val="20"/>
+                <w:szCs w:val="20"/>
+                <w:highlight w:val="yellow"/>
+                <w:lang w:eastAsia="ko-KR"/>
+              </w:rPr>
+              <w:t>days</w:t>
+            </w:r>
+            <w:proofErr w:type="spellEnd"/>
+            <w:r>
+              <w:rPr>
+                <w:rFonts w:ascii="맑은 고딕" w:eastAsia="맑은 고딕" w:hAnsi="맑은 고딕"/>
+                <w:b/>
+                <w:bCs/>
+                <w:sz w:val="20"/>
+                <w:szCs w:val="20"/>
+                <w:highlight w:val="yellow"/>
+                <w:lang w:eastAsia="ko-KR"/>
+              </w:rPr>
+              <w:t xml:space="preserve"> }</w:t>
+            </w:r>
+            <w:proofErr w:type="gramEnd"/>
+            <w:r>
+              <w:rPr>
+                <w:rFonts w:ascii="맑은 고딕" w:eastAsia="맑은 고딕" w:hAnsi="맑은 고딕"/>
+                <w:b/>
+                <w:bCs/>
+                <w:sz w:val="20"/>
+                <w:szCs w:val="20"/>
+                <w:highlight w:val="yellow"/>
+                <w:lang w:eastAsia="ko-KR"/>
+              </w:rPr>
+              <w:t>}</w:t>
             </w:r>
             <w:r>
               <w:rPr>
@@ -5688,6 +7698,7 @@
                 <w:lang w:eastAsia="ko-KR"/>
               </w:rPr>
             </w:pPr>
+            <w:proofErr w:type="gramStart"/>
             <w:r>
               <w:rPr>
                 <w:rFonts w:ascii="맑은 고딕" w:eastAsia="맑은 고딕" w:hAnsi="맑은 고딕"/>
@@ -5700,6 +7711,7 @@
               </w:rPr>
               <w:t>{{ </w:t>
             </w:r>
+            <w:proofErr w:type="spellStart"/>
             <w:r>
               <w:rPr>
                 <w:rFonts w:ascii="맑은 고딕" w:eastAsia="맑은 고딕" w:hAnsi="맑은 고딕"/>
@@ -5710,8 +7722,9 @@
                 <w:highlight w:val="yellow"/>
                 <w:lang w:eastAsia="ko-KR"/>
               </w:rPr>
-              <w:t>total_cost_with_travel</w:t>
-            </w:r>
+              <w:t>total</w:t>
+            </w:r>
+            <w:proofErr w:type="gramEnd"/>
             <w:r>
               <w:rPr>
                 <w:rFonts w:ascii="맑은 고딕" w:eastAsia="맑은 고딕" w:hAnsi="맑은 고딕"/>
@@ -5722,8 +7735,9 @@
                 <w:highlight w:val="yellow"/>
                 <w:lang w:eastAsia="ko-KR"/>
               </w:rPr>
-              <w:t> </w:t>
-            </w:r>
+              <w:t>_cost_with_travel_formatted</w:t>
+            </w:r>
+            <w:proofErr w:type="spellEnd"/>
             <w:r>
               <w:rPr>
                 <w:rFonts w:ascii="맑은 고딕" w:eastAsia="맑은 고딕" w:hAnsi="맑은 고딕"/>
@@ -5734,43 +7748,7 @@
                 <w:highlight w:val="yellow"/>
                 <w:lang w:eastAsia="ko-KR"/>
               </w:rPr>
-              <w:t xml:space="preserve">| format_currency </w:t>
-            </w:r>
-            <w:r>
-              <w:rPr>
-                <w:rFonts w:ascii="맑은 고딕" w:eastAsia="맑은 고딕" w:hAnsi="맑은 고딕"/>
-                <w:b/>
-                <w:bCs/>
-                <w:sz w:val="20"/>
-                <w:szCs w:val="20"/>
-                <w:highlight w:val="yellow"/>
-                <w:lang w:eastAsia="ko-KR"/>
-              </w:rPr>
-              <w:t>}}</w:t>
-            </w:r>
-            <w:r>
-              <w:rPr>
-                <w:rFonts w:ascii="맑은 고딕" w:eastAsia="맑은 고딕" w:hAnsi="맑은 고딕" w:hint="eastAsia"/>
-                <w:b/>
-                <w:bCs/>
-                <w:sz w:val="20"/>
-                <w:szCs w:val="20"/>
-                <w:highlight w:val="yellow"/>
-                <w:lang w:eastAsia="ko-KR"/>
-              </w:rPr>
-              <w:t xml:space="preserve"> </w:t>
-            </w:r>
-            <w:r>
-              <w:rPr>
-                <w:rFonts w:ascii="맑은 고딕" w:eastAsia="맑은 고딕" w:hAnsi="맑은 고딕" w:hint="eastAsia"/>
-                <w:b/>
-                <w:bCs/>
-                <w:sz w:val="20"/>
-                <w:szCs w:val="20"/>
-                <w:highlight w:val="yellow"/>
-                <w:lang w:eastAsia="ko-KR"/>
-              </w:rPr>
-              <w:t>원</w:t>
+              <w:t> }}</w:t>
             </w:r>
           </w:p>
         </w:tc>
@@ -5993,6 +7971,7 @@
               </w:rPr>
               <w:t xml:space="preserve"> </w:t>
             </w:r>
+            <w:proofErr w:type="spellStart"/>
             <w:r>
               <w:rPr>
                 <w:rFonts w:ascii="맑은 고딕" w:eastAsia="맑은 고딕" w:hAnsi="맑은 고딕" w:hint="eastAsia"/>
@@ -6002,41 +7981,9 @@
                 <w:szCs w:val="16"/>
                 <w:lang w:eastAsia="ko-KR"/>
               </w:rPr>
-              <w:t>심사요율:</w:t>
-            </w:r>
-            <w:r>
-              <w:rPr>
-                <w:rFonts w:ascii="맑은 고딕" w:eastAsia="맑은 고딕" w:hAnsi="맑은 고딕"/>
-                <w:b w:val="0"/>
-                <w:bCs w:val="0"/>
-                <w:sz w:val="16"/>
-                <w:szCs w:val="16"/>
-                <w:lang w:eastAsia="ko-KR"/>
-              </w:rPr>
-              <w:t xml:space="preserve"> 1,</w:t>
-            </w:r>
-            <w:r>
-              <w:rPr>
-                <w:rFonts w:ascii="맑은 고딕" w:eastAsia="맑은 고딕" w:hAnsi="맑은 고딕"/>
-                <w:b w:val="0"/>
-                <w:bCs w:val="0"/>
-                <w:sz w:val="16"/>
-                <w:szCs w:val="16"/>
-                <w:lang w:eastAsia="ko-KR"/>
-              </w:rPr>
-              <w:t>40</w:t>
-            </w:r>
-            <w:r>
-              <w:rPr>
-                <w:rFonts w:ascii="맑은 고딕" w:eastAsia="맑은 고딕" w:hAnsi="맑은 고딕"/>
-                <w:b w:val="0"/>
-                <w:bCs w:val="0"/>
-                <w:sz w:val="16"/>
-                <w:szCs w:val="16"/>
-                <w:lang w:eastAsia="ko-KR"/>
-              </w:rPr>
-              <w:t>0,000</w:t>
-            </w:r>
+              <w:t>심사요율</w:t>
+            </w:r>
+            <w:proofErr w:type="spellEnd"/>
             <w:r>
               <w:rPr>
                 <w:rFonts w:ascii="맑은 고딕" w:eastAsia="맑은 고딕" w:hAnsi="맑은 고딕" w:hint="eastAsia"/>
@@ -6046,7 +7993,7 @@
                 <w:szCs w:val="16"/>
                 <w:lang w:eastAsia="ko-KR"/>
               </w:rPr>
-              <w:t>원/</w:t>
+              <w:t>:</w:t>
             </w:r>
             <w:r>
               <w:rPr>
@@ -6057,7 +8004,29 @@
                 <w:szCs w:val="16"/>
                 <w:lang w:eastAsia="ko-KR"/>
               </w:rPr>
-              <w:t>day</w:t>
+              <w:t xml:space="preserve"> 1,</w:t>
+            </w:r>
+            <w:r>
+              <w:rPr>
+                <w:rFonts w:ascii="맑은 고딕" w:eastAsia="맑은 고딕" w:hAnsi="맑은 고딕"/>
+                <w:b w:val="0"/>
+                <w:bCs w:val="0"/>
+                <w:sz w:val="16"/>
+                <w:szCs w:val="16"/>
+                <w:lang w:eastAsia="ko-KR"/>
+              </w:rPr>
+              <w:t>40</w:t>
+            </w:r>
+            <w:r>
+              <w:rPr>
+                <w:rFonts w:ascii="맑은 고딕" w:eastAsia="맑은 고딕" w:hAnsi="맑은 고딕"/>
+                <w:b w:val="0"/>
+                <w:bCs w:val="0"/>
+                <w:sz w:val="16"/>
+                <w:szCs w:val="16"/>
+                <w:lang w:eastAsia="ko-KR"/>
+              </w:rPr>
+              <w:t>0,000</w:t>
             </w:r>
             <w:r>
               <w:rPr>
@@ -6068,7 +8037,18 @@
                 <w:szCs w:val="16"/>
                 <w:lang w:eastAsia="ko-KR"/>
               </w:rPr>
-              <w:t>.</w:t>
+              <w:t>원/</w:t>
+            </w:r>
+            <w:r>
+              <w:rPr>
+                <w:rFonts w:ascii="맑은 고딕" w:eastAsia="맑은 고딕" w:hAnsi="맑은 고딕"/>
+                <w:b w:val="0"/>
+                <w:bCs w:val="0"/>
+                <w:sz w:val="16"/>
+                <w:szCs w:val="16"/>
+                <w:lang w:eastAsia="ko-KR"/>
+              </w:rPr>
+              <w:t>day</w:t>
             </w:r>
             <w:r>
               <w:rPr>
@@ -6079,6 +8059,17 @@
                 <w:szCs w:val="16"/>
                 <w:lang w:eastAsia="ko-KR"/>
               </w:rPr>
+              <w:t>.</w:t>
+            </w:r>
+            <w:r>
+              <w:rPr>
+                <w:rFonts w:ascii="맑은 고딕" w:eastAsia="맑은 고딕" w:hAnsi="맑은 고딕" w:hint="eastAsia"/>
+                <w:b w:val="0"/>
+                <w:bCs w:val="0"/>
+                <w:sz w:val="16"/>
+                <w:szCs w:val="16"/>
+                <w:lang w:eastAsia="ko-KR"/>
+              </w:rPr>
               <w:t xml:space="preserve"> </w:t>
             </w:r>
           </w:p>
@@ -6124,7 +8115,31 @@
                 <w:szCs w:val="20"/>
                 <w:lang w:eastAsia="ko-KR"/>
               </w:rPr>
-              <w:t>최초심사 일수와 사후심사 일수는 IAF MD 5:2015 및 EA-3 / 13M:2016 인정문서 요구사항 및 관련된 인정 가이드라인 기반으로 산정되었습니다. 심사일수의 증가 또는 감소 정도는 허용된 범위 내로 적용되었습니다.</w:t>
+              <w:t>최초심사 일수와 사후심사 일수는 IAF MD 5:2015 및 EA-</w:t>
+            </w:r>
+            <w:proofErr w:type="gramStart"/>
+            <w:r>
+              <w:rPr>
+                <w:rFonts w:ascii="맑은 고딕" w:eastAsia="맑은 고딕" w:hAnsi="맑은 고딕" w:hint="eastAsia"/>
+                <w:b w:val="0"/>
+                <w:bCs w:val="0"/>
+                <w:sz w:val="16"/>
+                <w:szCs w:val="20"/>
+                <w:lang w:eastAsia="ko-KR"/>
+              </w:rPr>
+              <w:t>3 /</w:t>
+            </w:r>
+            <w:proofErr w:type="gramEnd"/>
+            <w:r>
+              <w:rPr>
+                <w:rFonts w:ascii="맑은 고딕" w:eastAsia="맑은 고딕" w:hAnsi="맑은 고딕" w:hint="eastAsia"/>
+                <w:b w:val="0"/>
+                <w:bCs w:val="0"/>
+                <w:sz w:val="16"/>
+                <w:szCs w:val="20"/>
+                <w:lang w:eastAsia="ko-KR"/>
+              </w:rPr>
+              <w:t xml:space="preserve"> 13M:2016 인정문서 요구사항 및 관련된 인정 가이드라인 기반으로 산정되었습니다. 심사일수의 증가 또는 감소 정도는 허용된 범위 내로 적용되었습니다.</w:t>
             </w:r>
           </w:p>
           <w:p>
@@ -6556,7 +8571,7 @@
                 <w:lang w:eastAsia="ko-KR"/>
               </w:rPr>
               <w:drawing>
-                <wp:anchor distT="0" distB="0" distL="114300" distR="114300" simplePos="0" relativeHeight="251674630" behindDoc="0" locked="0" layoutInCell="1" allowOverlap="1" wp14:anchorId="56A4E773" wp14:editId="0F4FFB73">
+                <wp:anchor distT="0" distB="0" distL="114300" distR="114300" simplePos="0" relativeHeight="251658247" behindDoc="0" locked="0" layoutInCell="1" allowOverlap="1" wp14:anchorId="56A4E773" wp14:editId="0F4FFB73">
                   <wp:simplePos x="0" y="0"/>
                   <wp:positionH relativeFrom="column">
                     <wp:posOffset>-635</wp:posOffset>
@@ -6633,6 +8648,7 @@
                 </wp:anchor>
               </w:drawing>
             </w:r>
+            <w:proofErr w:type="spellStart"/>
             <w:r>
               <w:rPr>
                 <w:rFonts w:ascii="맑은 고딕" w:eastAsia="맑은 고딕" w:hAnsi="맑은 고딕" w:cs="Calmetta" w:hint="eastAsia"/>
@@ -6642,7 +8658,19 @@
                 <w:szCs w:val="18"/>
                 <w:lang w:eastAsia="ko-KR"/>
               </w:rPr>
-              <w:t>고객포털(</w:t>
+              <w:t>고객포털</w:t>
+            </w:r>
+            <w:proofErr w:type="spellEnd"/>
+            <w:r>
+              <w:rPr>
+                <w:rFonts w:ascii="맑은 고딕" w:eastAsia="맑은 고딕" w:hAnsi="맑은 고딕" w:cs="Calmetta" w:hint="eastAsia"/>
+                <w:bCs w:val="0"/>
+                <w:color w:val="088C8A"/>
+                <w:sz w:val="18"/>
+                <w:szCs w:val="18"/>
+                <w:lang w:eastAsia="ko-KR"/>
+              </w:rPr>
+              <w:t>(</w:t>
             </w:r>
             <w:r>
               <w:rPr>
@@ -6670,6 +8698,7 @@
                 <w:lang w:eastAsia="ko-KR"/>
               </w:rPr>
             </w:pPr>
+            <w:proofErr w:type="spellStart"/>
             <w:r>
               <w:rPr>
                 <w:rFonts w:ascii="맑은 고딕" w:eastAsia="맑은 고딕" w:hAnsi="맑은 고딕" w:cs="Arial" w:hint="eastAsia"/>
@@ -6680,7 +8709,46 @@
                 <w:szCs w:val="16"/>
                 <w:lang w:eastAsia="ko-KR"/>
               </w:rPr>
-              <w:t>고객포털은 로이드인증원에서 개발한 온라인 플랫폼으로,</w:t>
+              <w:t>고객포털은</w:t>
+            </w:r>
+            <w:proofErr w:type="spellEnd"/>
+            <w:r>
+              <w:rPr>
+                <w:rFonts w:ascii="맑은 고딕" w:eastAsia="맑은 고딕" w:hAnsi="맑은 고딕" w:cs="Arial" w:hint="eastAsia"/>
+                <w:b w:val="0"/>
+                <w:bCs w:val="0"/>
+                <w:color w:val="auto"/>
+                <w:sz w:val="16"/>
+                <w:szCs w:val="16"/>
+                <w:lang w:eastAsia="ko-KR"/>
+              </w:rPr>
+              <w:t xml:space="preserve"> </w:t>
+            </w:r>
+            <w:proofErr w:type="spellStart"/>
+            <w:r>
+              <w:rPr>
+                <w:rFonts w:ascii="맑은 고딕" w:eastAsia="맑은 고딕" w:hAnsi="맑은 고딕" w:cs="Arial" w:hint="eastAsia"/>
+                <w:b w:val="0"/>
+                <w:bCs w:val="0"/>
+                <w:color w:val="auto"/>
+                <w:sz w:val="16"/>
+                <w:szCs w:val="16"/>
+                <w:lang w:eastAsia="ko-KR"/>
+              </w:rPr>
+              <w:t>로이드인증원에서</w:t>
+            </w:r>
+            <w:proofErr w:type="spellEnd"/>
+            <w:r>
+              <w:rPr>
+                <w:rFonts w:ascii="맑은 고딕" w:eastAsia="맑은 고딕" w:hAnsi="맑은 고딕" w:cs="Arial" w:hint="eastAsia"/>
+                <w:b w:val="0"/>
+                <w:bCs w:val="0"/>
+                <w:color w:val="auto"/>
+                <w:sz w:val="16"/>
+                <w:szCs w:val="16"/>
+                <w:lang w:eastAsia="ko-KR"/>
+              </w:rPr>
+              <w:t xml:space="preserve"> 개발한 온라인 플랫폼으로,</w:t>
             </w:r>
             <w:r>
               <w:rPr>
@@ -6866,7 +8934,6 @@
           <w:szCs w:val="21"/>
           <w:lang w:eastAsia="ko-KR"/>
         </w:rPr>
-        <w:lastRenderedPageBreak/>
         <w:t>견적 유효기간</w:t>
       </w:r>
       <w:r>
@@ -6901,6 +8968,7 @@
           <w:szCs w:val="18"/>
           <w:lang w:eastAsia="ko-KR"/>
         </w:rPr>
+        <w:lastRenderedPageBreak/>
         <w:t xml:space="preserve">본 견적의 유효기간은 </w:t>
       </w:r>
       <w:r>
@@ -7582,7 +9650,7 @@
         <mc:AlternateContent>
           <mc:Choice Requires="wps">
             <w:drawing>
-              <wp:anchor distT="0" distB="0" distL="114300" distR="114300" simplePos="0" relativeHeight="251672582" behindDoc="0" locked="0" layoutInCell="1" allowOverlap="1" wp14:anchorId="6E5FF746" wp14:editId="72A589BA">
+              <wp:anchor distT="0" distB="0" distL="114300" distR="114300" simplePos="0" relativeHeight="251658246" behindDoc="0" locked="0" layoutInCell="1" allowOverlap="1" wp14:anchorId="6E5FF746" wp14:editId="72A589BA">
                 <wp:simplePos x="0" y="0"/>
                 <wp:positionH relativeFrom="column">
                   <wp:posOffset>-64135</wp:posOffset>
@@ -7766,6 +9834,7 @@
                                 <w:lang w:val="fr-FR" w:eastAsia="ko-KR"/>
                               </w:rPr>
                             </w:pPr>
+                            <w:proofErr w:type="gramStart"/>
                             <w:r>
                               <w:rPr>
                                 <w:rFonts w:ascii="맑은 고딕" w:eastAsia="맑은 고딕" w:hAnsi="맑은 고딕" w:hint="eastAsia"/>
@@ -7786,7 +9855,18 @@
                                 <w:szCs w:val="26"/>
                                 <w:lang w:val="fr-FR" w:eastAsia="ko-KR"/>
                               </w:rPr>
-                              <w:t xml:space="preserve">  +82 (0)2 3703 75</w:t>
+                              <w:t xml:space="preserve">  +</w:t>
+                            </w:r>
+                            <w:proofErr w:type="gramEnd"/>
+                            <w:r>
+                              <w:rPr>
+                                <w:rFonts w:ascii="맑은 고딕" w:eastAsia="맑은 고딕" w:hAnsi="맑은 고딕" w:hint="eastAsia"/>
+                                <w:kern w:val="24"/>
+                                <w:sz w:val="18"/>
+                                <w:szCs w:val="26"/>
+                                <w:lang w:val="fr-FR" w:eastAsia="ko-KR"/>
+                              </w:rPr>
+                              <w:t>82 (0)2 3703 75</w:t>
                             </w:r>
                             <w:r>
                               <w:rPr>
@@ -7819,6 +9899,7 @@
                                 <w:lang w:val="fr-FR" w:eastAsia="ko-KR"/>
                               </w:rPr>
                             </w:pPr>
+                            <w:proofErr w:type="gramStart"/>
                             <w:r>
                               <w:rPr>
                                 <w:rFonts w:ascii="맑은 고딕" w:eastAsia="맑은 고딕" w:hAnsi="맑은 고딕" w:hint="eastAsia"/>
@@ -7907,6 +9988,7 @@
                               </w:rPr>
                               <w:t>com</w:t>
                             </w:r>
+                            <w:proofErr w:type="gramEnd"/>
                           </w:p>
                           <w:p>
                             <w:pPr>
@@ -8563,7 +10645,7 @@
           </mc:Choice>
           <mc:Fallback>
             <w:pict>
-              <v:shape w14:anchorId="6E5FF746" id="TextBox 3" o:spid="_x0000_s1027" type="#_x0000_t202" style="position:absolute;margin-left:-5.05pt;margin-top:47.7pt;width:509.25pt;height:683.3pt;z-index:251672582;visibility:visible;mso-wrap-style:square;mso-width-percent:0;mso-height-percent:0;mso-wrap-distance-left:9pt;mso-wrap-distance-top:0;mso-wrap-distance-right:9pt;mso-wrap-distance-bottom:0;mso-position-horizontal:absolute;mso-position-horizontal-relative:text;mso-position-vertical:absolute;mso-position-vertical-relative:text;mso-width-percent:0;mso-height-percent:0;mso-width-relative:margin;mso-height-relative:margin;v-text-anchor:top" o:gfxdata="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" filled="f" stroked="f">
+              <v:shape w14:anchorId="6E5FF746" id="TextBox 3" o:spid="_x0000_s1027" type="#_x0000_t202" style="position:absolute;margin-left:-5.05pt;margin-top:47.7pt;width:509.25pt;height:683.3pt;z-index:251658246;visibility:visible;mso-wrap-style:square;mso-width-percent:0;mso-height-percent:0;mso-wrap-distance-left:9pt;mso-wrap-distance-top:0;mso-wrap-distance-right:9pt;mso-wrap-distance-bottom:0;mso-position-horizontal:absolute;mso-position-horizontal-relative:text;mso-position-vertical:absolute;mso-position-vertical-relative:text;mso-width-percent:0;mso-height-percent:0;mso-width-relative:margin;mso-height-relative:margin;v-text-anchor:top" o:gfxdata="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" filled="f" stroked="f">
                 <v:textbox>
                   <w:txbxContent>
                     <w:p>
@@ -8695,6 +10777,7 @@
                           <w:lang w:val="fr-FR" w:eastAsia="ko-KR"/>
                         </w:rPr>
                       </w:pPr>
+                      <w:proofErr w:type="gramStart"/>
                       <w:r>
                         <w:rPr>
                           <w:rFonts w:ascii="맑은 고딕" w:eastAsia="맑은 고딕" w:hAnsi="맑은 고딕" w:hint="eastAsia"/>
@@ -8715,7 +10798,18 @@
                           <w:szCs w:val="26"/>
                           <w:lang w:val="fr-FR" w:eastAsia="ko-KR"/>
                         </w:rPr>
-                        <w:t xml:space="preserve">  +82 (0)2 3703 75</w:t>
+                        <w:t xml:space="preserve">  +</w:t>
+                      </w:r>
+                      <w:proofErr w:type="gramEnd"/>
+                      <w:r>
+                        <w:rPr>
+                          <w:rFonts w:ascii="맑은 고딕" w:eastAsia="맑은 고딕" w:hAnsi="맑은 고딕" w:hint="eastAsia"/>
+                          <w:kern w:val="24"/>
+                          <w:sz w:val="18"/>
+                          <w:szCs w:val="26"/>
+                          <w:lang w:val="fr-FR" w:eastAsia="ko-KR"/>
+                        </w:rPr>
+                        <w:t>82 (0)2 3703 75</w:t>
                       </w:r>
                       <w:r>
                         <w:rPr>
@@ -8748,6 +10842,7 @@
                           <w:lang w:val="fr-FR" w:eastAsia="ko-KR"/>
                         </w:rPr>
                       </w:pPr>
+                      <w:proofErr w:type="gramStart"/>
                       <w:r>
                         <w:rPr>
                           <w:rFonts w:ascii="맑은 고딕" w:eastAsia="맑은 고딕" w:hAnsi="맑은 고딕" w:hint="eastAsia"/>
@@ -8836,6 +10931,7 @@
                         </w:rPr>
                         <w:t>com</w:t>
                       </w:r>
+                      <w:proofErr w:type="gramEnd"/>
                     </w:p>
                     <w:p>
                       <w:pPr>
@@ -9485,7 +11581,7 @@
           <w:noProof/>
         </w:rPr>
         <w:drawing>
-          <wp:anchor distT="0" distB="0" distL="114300" distR="114300" simplePos="0" relativeHeight="251670534" behindDoc="0" locked="0" layoutInCell="1" allowOverlap="0" wp14:anchorId="24B10F0E" wp14:editId="3C4BE2DB">
+          <wp:anchor distT="0" distB="0" distL="114300" distR="114300" simplePos="0" relativeHeight="251658245" behindDoc="0" locked="0" layoutInCell="1" allowOverlap="0" wp14:anchorId="24B10F0E" wp14:editId="3C4BE2DB">
             <wp:simplePos x="0" y="0"/>
             <wp:positionH relativeFrom="column">
               <wp:posOffset>-73660</wp:posOffset>
@@ -9556,7 +11652,7 @@
         <mc:AlternateContent>
           <mc:Choice Requires="wps">
             <w:drawing>
-              <wp:anchor distT="0" distB="0" distL="114300" distR="114300" simplePos="0" relativeHeight="251668486" behindDoc="1" locked="0" layoutInCell="1" allowOverlap="1" wp14:anchorId="740FF5FF" wp14:editId="384C4438">
+              <wp:anchor distT="0" distB="0" distL="114300" distR="114300" simplePos="0" relativeHeight="251658244" behindDoc="1" locked="0" layoutInCell="1" allowOverlap="1" wp14:anchorId="740FF5FF" wp14:editId="384C4438">
                 <wp:simplePos x="0" y="0"/>
                 <wp:positionH relativeFrom="page">
                   <wp:posOffset>-240665</wp:posOffset>
@@ -9627,7 +11723,7 @@
           </mc:Choice>
           <mc:Fallback>
             <w:pict>
-              <v:rect w14:anchorId="2855A387" id="Rectangle 12" o:spid="_x0000_s1026" style="position:absolute;margin-left:-18.95pt;margin-top:-.45pt;width:626.75pt;height:1009.1pt;z-index:-251647994;visibility:visible;mso-wrap-style:square;mso-width-percent:0;mso-height-percent:0;mso-wrap-distance-left:9pt;mso-wrap-distance-top:0;mso-wrap-distance-right:9pt;mso-wrap-distance-bottom:0;mso-position-horizontal:absolute;mso-position-horizontal-relative:page;mso-position-vertical:absolute;mso-position-vertical-relative:page;mso-width-percent:0;mso-height-percent:0;mso-width-relative:margin;mso-height-relative:margin;v-text-anchor:middle" o:gfxdata="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" fillcolor="#b8feee [663]" stroked="f" strokeweight="1pt">
+              <v:rect w14:anchorId="52556216" id="Rectangle 12" o:spid="_x0000_s1026" style="position:absolute;margin-left:-18.95pt;margin-top:-.45pt;width:626.75pt;height:1009.1pt;z-index:-251658236;visibility:visible;mso-wrap-style:square;mso-width-percent:0;mso-height-percent:0;mso-wrap-distance-left:9pt;mso-wrap-distance-top:0;mso-wrap-distance-right:9pt;mso-wrap-distance-bottom:0;mso-position-horizontal:absolute;mso-position-horizontal-relative:page;mso-position-vertical:absolute;mso-position-vertical-relative:page;mso-width-percent:0;mso-height-percent:0;mso-width-relative:margin;mso-height-relative:margin;v-text-anchor:middle" o:gfxdata="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" fillcolor="#b8feee [663]" stroked="f" strokeweight="1pt">
                 <w10:wrap anchorx="page" anchory="page"/>
               </v:rect>
             </w:pict>

--- a/vercel-deploy/public/templates/LRQA_quotation.docx
+++ b/vercel-deploy/public/templates/LRQA_quotation.docx
@@ -5739,27 +5739,7 @@
                 <w:szCs w:val="18"/>
                 <w:lang w:eastAsia="ko-KR"/>
               </w:rPr>
-              <w:t>{{ iso</w:t>
-            </w:r>
-            <w:proofErr w:type="gramEnd"/>
-            <w:r>
-              <w:rPr>
-                <w:rFonts w:ascii="맑은 고딕" w:eastAsia="맑은 고딕" w:hAnsi="맑은 고딕"/>
-                <w:sz w:val="18"/>
-                <w:szCs w:val="18"/>
-                <w:lang w:eastAsia="ko-KR"/>
-              </w:rPr>
-              <w:t>9001_stage1_2_</w:t>
-            </w:r>
-            <w:proofErr w:type="gramStart"/>
-            <w:r>
-              <w:rPr>
-                <w:rFonts w:ascii="맑은 고딕" w:eastAsia="맑은 고딕" w:hAnsi="맑은 고딕"/>
-                <w:sz w:val="18"/>
-                <w:szCs w:val="18"/>
-                <w:lang w:eastAsia="ko-KR"/>
-              </w:rPr>
-              <w:t>days }}</w:t>
+              <w:t>{{ iso9001_stage1_2_days }}</w:t>
             </w:r>
             <w:r>
               <w:rPr>
@@ -5799,7 +5779,16 @@
                 <w:szCs w:val="18"/>
                 <w:lang w:eastAsia="ko-KR"/>
               </w:rPr>
-              <w:t>{{ iso</w:t>
+              <w:t>{{ iso9001_stage1_days }}</w:t>
+            </w:r>
+            <w:r>
+              <w:rPr>
+                <w:rFonts w:ascii="맑은 고딕" w:eastAsia="맑은 고딕" w:hAnsi="맑은 고딕" w:hint="eastAsia"/>
+                <w:sz w:val="18"/>
+                <w:szCs w:val="18"/>
+                <w:lang w:eastAsia="ko-KR"/>
+              </w:rPr>
+              <w:t>days</w:t>
             </w:r>
             <w:proofErr w:type="gramEnd"/>
             <w:r>
@@ -5809,7 +5798,16 @@
                 <w:szCs w:val="18"/>
                 <w:lang w:eastAsia="ko-KR"/>
               </w:rPr>
-              <w:t>9001_stage1_</w:t>
+              <w:t>,</w:t>
+            </w:r>
+            <w:r>
+              <w:rPr>
+                <w:rFonts w:ascii="맑은 고딕" w:eastAsia="맑은 고딕" w:hAnsi="맑은 고딕" w:hint="eastAsia"/>
+                <w:sz w:val="18"/>
+                <w:szCs w:val="18"/>
+                <w:lang w:eastAsia="ko-KR"/>
+              </w:rPr>
+              <w:t xml:space="preserve"> Stage2: </w:t>
             </w:r>
             <w:proofErr w:type="gramStart"/>
             <w:r>
@@ -5819,140 +5817,7 @@
                 <w:szCs w:val="18"/>
                 <w:lang w:eastAsia="ko-KR"/>
               </w:rPr>
-              <w:t>days }}</w:t>
-            </w:r>
-            <w:r>
-              <w:rPr>
-                <w:rFonts w:ascii="맑은 고딕" w:eastAsia="맑은 고딕" w:hAnsi="맑은 고딕" w:hint="eastAsia"/>
-                <w:sz w:val="18"/>
-                <w:szCs w:val="18"/>
-                <w:lang w:eastAsia="ko-KR"/>
-              </w:rPr>
-              <w:t>days</w:t>
-            </w:r>
-            <w:proofErr w:type="gramEnd"/>
-            <w:r>
-              <w:rPr>
-                <w:rFonts w:ascii="맑은 고딕" w:eastAsia="맑은 고딕" w:hAnsi="맑은 고딕"/>
-                <w:sz w:val="18"/>
-                <w:szCs w:val="18"/>
-                <w:lang w:eastAsia="ko-KR"/>
-              </w:rPr>
-              <w:t>,</w:t>
-            </w:r>
-            <w:r>
-              <w:rPr>
-                <w:rFonts w:ascii="맑은 고딕" w:eastAsia="맑은 고딕" w:hAnsi="맑은 고딕" w:hint="eastAsia"/>
-                <w:sz w:val="18"/>
-                <w:szCs w:val="18"/>
-                <w:lang w:eastAsia="ko-KR"/>
-              </w:rPr>
-              <w:t xml:space="preserve"> Stage2: </w:t>
-            </w:r>
-            <w:proofErr w:type="gramStart"/>
-            <w:r>
-              <w:rPr>
-                <w:rFonts w:ascii="맑은 고딕" w:eastAsia="맑은 고딕" w:hAnsi="맑은 고딕"/>
-                <w:sz w:val="18"/>
-                <w:szCs w:val="18"/>
-                <w:lang w:eastAsia="ko-KR"/>
-              </w:rPr>
-              <w:t>{{ iso</w:t>
-            </w:r>
-            <w:proofErr w:type="gramEnd"/>
-            <w:r>
-              <w:rPr>
-                <w:rFonts w:ascii="맑은 고딕" w:eastAsia="맑은 고딕" w:hAnsi="맑은 고딕"/>
-                <w:sz w:val="18"/>
-                <w:szCs w:val="18"/>
-                <w:lang w:eastAsia="ko-KR"/>
-              </w:rPr>
-              <w:t>9001_stage</w:t>
-            </w:r>
-            <w:r>
-              <w:rPr>
-                <w:rFonts w:ascii="맑은 고딕" w:eastAsia="맑은 고딕" w:hAnsi="맑은 고딕" w:hint="eastAsia"/>
-                <w:sz w:val="18"/>
-                <w:szCs w:val="18"/>
-                <w:lang w:eastAsia="ko-KR"/>
-              </w:rPr>
-              <w:t>2</w:t>
-            </w:r>
-            <w:r>
-              <w:rPr>
-                <w:rFonts w:ascii="맑은 고딕" w:eastAsia="맑은 고딕" w:hAnsi="맑은 고딕"/>
-                <w:sz w:val="18"/>
-                <w:szCs w:val="18"/>
-                <w:lang w:eastAsia="ko-KR"/>
-              </w:rPr>
-              <w:t>_</w:t>
-            </w:r>
-            <w:proofErr w:type="gramStart"/>
-            <w:r>
-              <w:rPr>
-                <w:rFonts w:ascii="맑은 고딕" w:eastAsia="맑은 고딕" w:hAnsi="맑은 고딕"/>
-                <w:sz w:val="18"/>
-                <w:szCs w:val="18"/>
-                <w:lang w:eastAsia="ko-KR"/>
-              </w:rPr>
-              <w:t>days }}</w:t>
-            </w:r>
-            <w:r>
-              <w:rPr>
-                <w:rFonts w:ascii="맑은 고딕" w:eastAsia="맑은 고딕" w:hAnsi="맑은 고딕" w:hint="eastAsia"/>
-                <w:sz w:val="18"/>
-                <w:szCs w:val="18"/>
-                <w:lang w:eastAsia="ko-KR"/>
-              </w:rPr>
-              <w:t>days</w:t>
-            </w:r>
-            <w:proofErr w:type="gramEnd"/>
-            <w:r>
-              <w:rPr>
-                <w:rFonts w:ascii="맑은 고딕" w:eastAsia="맑은 고딕" w:hAnsi="맑은 고딕" w:hint="eastAsia"/>
-                <w:sz w:val="18"/>
-                <w:szCs w:val="18"/>
-                <w:lang w:eastAsia="ko-KR"/>
-              </w:rPr>
-              <w:t>)</w:t>
-            </w:r>
-          </w:p>
-        </w:tc>
-        <w:tc>
-          <w:tcPr>
-            <w:tcW w:w="2277" w:type="dxa"/>
-            <w:tcBorders>
-              <w:top w:val="single" w:sz="4" w:space="0" w:color="088C8A"/>
-              <w:bottom w:val="single" w:sz="4" w:space="0" w:color="088C8A"/>
-            </w:tcBorders>
-          </w:tcPr>
-          <w:p>
-            <w:pPr>
-              <w:pStyle w:val="TableFigures"/>
-              <w:cnfStyle w:val="000000000000" w:firstRow="0" w:lastRow="0" w:firstColumn="0" w:lastColumn="0" w:oddVBand="0" w:evenVBand="0" w:oddHBand="0" w:evenHBand="0" w:firstRowFirstColumn="0" w:firstRowLastColumn="0" w:lastRowFirstColumn="0" w:lastRowLastColumn="0"/>
-              <w:rPr>
-                <w:rFonts w:ascii="맑은 고딕" w:eastAsia="맑은 고딕" w:hAnsi="맑은 고딕"/>
-                <w:sz w:val="18"/>
-                <w:szCs w:val="18"/>
-              </w:rPr>
-            </w:pPr>
-            <w:proofErr w:type="gramStart"/>
-            <w:r>
-              <w:rPr>
-                <w:rFonts w:ascii="맑은 고딕" w:eastAsia="맑은 고딕" w:hAnsi="맑은 고딕"/>
-                <w:sz w:val="18"/>
-                <w:szCs w:val="18"/>
-              </w:rPr>
-              <w:t>{{ iso</w:t>
-            </w:r>
-            <w:proofErr w:type="gramEnd"/>
-            <w:r>
-              <w:rPr>
-                <w:rFonts w:ascii="맑은 고딕" w:eastAsia="맑은 고딕" w:hAnsi="맑은 고딕"/>
-                <w:sz w:val="18"/>
-                <w:szCs w:val="18"/>
-              </w:rPr>
-              <w:t>9001_stage1_2_cost_formatted }}</w:t>
+              <w:t>{{ iso9001_stage1_2_cost_formatted }}</w:t>
             </w:r>
           </w:p>
         </w:tc>
@@ -5983,400 +5848,7 @@
                 <w:szCs w:val="18"/>
                 <w:lang w:eastAsia="ko-KR"/>
               </w:rPr>
-              <w:t>{{ iso</w:t>
-            </w:r>
-            <w:proofErr w:type="gramEnd"/>
-            <w:r>
-              <w:rPr>
-                <w:rFonts w:ascii="맑은 고딕" w:eastAsia="맑은 고딕" w:hAnsi="맑은 고딕"/>
-                <w:sz w:val="18"/>
-                <w:szCs w:val="18"/>
-                <w:lang w:eastAsia="ko-KR"/>
-              </w:rPr>
-              <w:t>9001_surveillance_</w:t>
-            </w:r>
-            <w:proofErr w:type="gramStart"/>
-            <w:r>
-              <w:rPr>
-                <w:rFonts w:ascii="맑은 고딕" w:eastAsia="맑은 고딕" w:hAnsi="맑은 고딕"/>
-                <w:sz w:val="18"/>
-                <w:szCs w:val="18"/>
-                <w:lang w:eastAsia="ko-KR"/>
-              </w:rPr>
-              <w:t>days }</w:t>
-            </w:r>
-            <w:proofErr w:type="gramEnd"/>
-            <w:r>
-              <w:rPr>
-                <w:rFonts w:ascii="맑은 고딕" w:eastAsia="맑은 고딕" w:hAnsi="맑은 고딕"/>
-                <w:sz w:val="18"/>
-                <w:szCs w:val="18"/>
-                <w:lang w:eastAsia="ko-KR"/>
-              </w:rPr>
-              <w:t>}</w:t>
-            </w:r>
-            <w:r>
-              <w:rPr>
-                <w:rFonts w:ascii="맑은 고딕" w:eastAsia="맑은 고딕" w:hAnsi="맑은 고딕" w:hint="eastAsia"/>
-                <w:sz w:val="18"/>
-                <w:szCs w:val="18"/>
-                <w:lang w:eastAsia="ko-KR"/>
-              </w:rPr>
-              <w:t xml:space="preserve"> </w:t>
-            </w:r>
-            <w:r>
-              <w:rPr>
-                <w:rFonts w:ascii="맑은 고딕" w:eastAsia="맑은 고딕" w:hAnsi="맑은 고딕" w:hint="eastAsia"/>
-                <w:sz w:val="18"/>
-                <w:szCs w:val="18"/>
-                <w:lang w:eastAsia="ko-KR"/>
-              </w:rPr>
-              <w:t>days</w:t>
-            </w:r>
-          </w:p>
-        </w:tc>
-        <w:tc>
-          <w:tcPr>
-            <w:tcW w:w="1848" w:type="dxa"/>
-            <w:tcBorders>
-              <w:top w:val="single" w:sz="4" w:space="0" w:color="088C8A"/>
-              <w:bottom w:val="single" w:sz="4" w:space="0" w:color="088C8A"/>
-            </w:tcBorders>
-          </w:tcPr>
-          <w:p>
-            <w:pPr>
-              <w:pStyle w:val="Subhead"/>
-              <w:spacing w:before="80" w:after="80" w:line="280" w:lineRule="exact"/>
-              <w:jc w:val="center"/>
-              <w:cnfStyle w:val="000000000000" w:firstRow="0" w:lastRow="0" w:firstColumn="0" w:lastColumn="0" w:oddVBand="0" w:evenVBand="0" w:oddHBand="0" w:evenHBand="0" w:firstRowFirstColumn="0" w:firstRowLastColumn="0" w:lastRowFirstColumn="0" w:lastRowLastColumn="0"/>
-              <w:rPr>
-                <w:rFonts w:ascii="맑은 고딕" w:eastAsia="맑은 고딕" w:hAnsi="맑은 고딕"/>
-                <w:b/>
-                <w:bCs/>
-                <w:color w:val="auto"/>
-                <w:sz w:val="18"/>
-                <w:szCs w:val="18"/>
-                <w:lang w:eastAsia="ko-KR"/>
-              </w:rPr>
-            </w:pPr>
-          </w:p>
-        </w:tc>
-      </w:tr>
-      <w:tr>
-        <w:trPr>
-          <w:trHeight w:val="342"/>
-        </w:trPr>
-        <w:tc>
-          <w:tcPr>
-            <w:cnfStyle w:val="001000000000" w:firstRow="0" w:lastRow="0" w:firstColumn="1" w:lastColumn="0" w:oddVBand="0" w:evenVBand="0" w:oddHBand="0" w:evenHBand="0" w:firstRowFirstColumn="0" w:firstRowLastColumn="0" w:lastRowFirstColumn="0" w:lastRowLastColumn="0"/>
-            <w:tcW w:w="1985" w:type="dxa"/>
-            <w:tcBorders>
-              <w:top w:val="single" w:sz="4" w:space="0" w:color="088C8A"/>
-              <w:bottom w:val="single" w:sz="4" w:space="0" w:color="088C8A"/>
-            </w:tcBorders>
-          </w:tcPr>
-          <w:p>
-            <w:pPr>
-              <w:pStyle w:val="TableText"/>
-              <w:rPr>
-                <w:rFonts w:ascii="맑은 고딕" w:eastAsia="맑은 고딕" w:hAnsi="맑은 고딕"/>
-                <w:sz w:val="18"/>
-                <w:szCs w:val="18"/>
-                <w:lang w:eastAsia="ko-KR"/>
-              </w:rPr>
-            </w:pPr>
-            <w:r>
-              <w:rPr>
-                <w:rFonts w:ascii="맑은 고딕" w:eastAsia="맑은 고딕" w:hAnsi="맑은 고딕" w:hint="eastAsia"/>
-                <w:sz w:val="18"/>
-                <w:szCs w:val="18"/>
-                <w:lang w:eastAsia="ko-KR"/>
-              </w:rPr>
-              <w:t>{% if has_iso14001 %}ISO 14001 최초심사</w:t>
-            </w:r>
-            <w:r>
-              <w:rPr>
-                <w:rFonts w:ascii="맑은 고딕" w:eastAsia="맑은 고딕" w:hAnsi="맑은 고딕" w:hint="eastAsia"/>
-                <w:sz w:val="18"/>
-                <w:szCs w:val="18"/>
-                <w:lang w:eastAsia="ko-KR"/>
-              </w:rPr>
-              <w:t xml:space="preserve"> </w:t>
-            </w:r>
-            <w:r>
-              <w:rPr>
-                <w:rFonts w:ascii="맑은 고딕" w:eastAsia="맑은 고딕" w:hAnsi="맑은 고딕"/>
-                <w:sz w:val="18"/>
-                <w:szCs w:val="18"/>
-                <w:lang w:eastAsia="ko-KR"/>
-              </w:rPr>
-              <w:t>{% endif %}</w:t>
-            </w:r>
-          </w:p>
-        </w:tc>
-        <w:tc>
-          <w:tcPr>
-            <w:tcW w:w="2991" w:type="dxa"/>
-            <w:tcBorders>
-              <w:top w:val="single" w:sz="4" w:space="0" w:color="088C8A"/>
-              <w:bottom w:val="single" w:sz="4" w:space="0" w:color="088C8A"/>
-            </w:tcBorders>
-          </w:tcPr>
-          <w:p>
-            <w:pPr>
-              <w:pStyle w:val="TableFigures"/>
-              <w:cnfStyle w:val="000000000000" w:firstRow="0" w:lastRow="0" w:firstColumn="0" w:lastColumn="0" w:oddVBand="0" w:evenVBand="0" w:oddHBand="0" w:evenHBand="0" w:firstRowFirstColumn="0" w:firstRowLastColumn="0" w:lastRowFirstColumn="0" w:lastRowLastColumn="0"/>
-              <w:rPr>
-                <w:rFonts w:ascii="맑은 고딕" w:eastAsia="맑은 고딕" w:hAnsi="맑은 고딕"/>
-                <w:sz w:val="18"/>
-                <w:szCs w:val="18"/>
-                <w:lang w:eastAsia="ko-KR"/>
-              </w:rPr>
-            </w:pPr>
-            <w:proofErr w:type="gramStart"/>
-            <w:r>
-              <w:rPr>
-                <w:rFonts w:ascii="맑은 고딕" w:eastAsia="맑은 고딕" w:hAnsi="맑은 고딕"/>
-                <w:sz w:val="18"/>
-                <w:szCs w:val="18"/>
-                <w:lang w:eastAsia="ko-KR"/>
-              </w:rPr>
-              <w:t>{{ iso</w:t>
-            </w:r>
-            <w:proofErr w:type="gramEnd"/>
-            <w:r>
-              <w:rPr>
-                <w:rFonts w:ascii="맑은 고딕" w:eastAsia="맑은 고딕" w:hAnsi="맑은 고딕" w:hint="eastAsia"/>
-                <w:sz w:val="18"/>
-                <w:szCs w:val="18"/>
-                <w:lang w:eastAsia="ko-KR"/>
-              </w:rPr>
-              <w:t>14</w:t>
-            </w:r>
-            <w:r>
-              <w:rPr>
-                <w:rFonts w:ascii="맑은 고딕" w:eastAsia="맑은 고딕" w:hAnsi="맑은 고딕"/>
-                <w:sz w:val="18"/>
-                <w:szCs w:val="18"/>
-                <w:lang w:eastAsia="ko-KR"/>
-              </w:rPr>
-              <w:t>001_stage1_2_</w:t>
-            </w:r>
-            <w:proofErr w:type="gramStart"/>
-            <w:r>
-              <w:rPr>
-                <w:rFonts w:ascii="맑은 고딕" w:eastAsia="맑은 고딕" w:hAnsi="맑은 고딕"/>
-                <w:sz w:val="18"/>
-                <w:szCs w:val="18"/>
-                <w:lang w:eastAsia="ko-KR"/>
-              </w:rPr>
-              <w:t>days }}days</w:t>
-            </w:r>
-            <w:proofErr w:type="gramEnd"/>
-          </w:p>
-          <w:p>
-            <w:pPr>
-              <w:pStyle w:val="TableFigures"/>
-              <w:cnfStyle w:val="000000000000" w:firstRow="0" w:lastRow="0" w:firstColumn="0" w:lastColumn="0" w:oddVBand="0" w:evenVBand="0" w:oddHBand="0" w:evenHBand="0" w:firstRowFirstColumn="0" w:firstRowLastColumn="0" w:lastRowFirstColumn="0" w:lastRowLastColumn="0"/>
-              <w:rPr>
-                <w:rFonts w:ascii="맑은 고딕" w:eastAsia="맑은 고딕" w:hAnsi="맑은 고딕"/>
-                <w:sz w:val="18"/>
-                <w:szCs w:val="18"/>
-                <w:lang w:eastAsia="ko-KR"/>
-              </w:rPr>
-            </w:pPr>
-            <w:r>
-              <w:rPr>
-                <w:rFonts w:ascii="맑은 고딕" w:eastAsia="맑은 고딕" w:hAnsi="맑은 고딕" w:hint="eastAsia"/>
-                <w:sz w:val="18"/>
-                <w:szCs w:val="18"/>
-                <w:lang w:eastAsia="ko-KR"/>
-              </w:rPr>
-              <w:t xml:space="preserve">(Stage1: </w:t>
-            </w:r>
-            <w:proofErr w:type="gramStart"/>
-            <w:r>
-              <w:rPr>
-                <w:rFonts w:ascii="맑은 고딕" w:eastAsia="맑은 고딕" w:hAnsi="맑은 고딕"/>
-                <w:sz w:val="18"/>
-                <w:szCs w:val="18"/>
-                <w:lang w:eastAsia="ko-KR"/>
-              </w:rPr>
-              <w:t>{{ iso</w:t>
-            </w:r>
-            <w:proofErr w:type="gramEnd"/>
-            <w:r>
-              <w:rPr>
-                <w:rFonts w:ascii="맑은 고딕" w:eastAsia="맑은 고딕" w:hAnsi="맑은 고딕" w:hint="eastAsia"/>
-                <w:sz w:val="18"/>
-                <w:szCs w:val="18"/>
-                <w:lang w:eastAsia="ko-KR"/>
-              </w:rPr>
-              <w:t>14</w:t>
-            </w:r>
-            <w:r>
-              <w:rPr>
-                <w:rFonts w:ascii="맑은 고딕" w:eastAsia="맑은 고딕" w:hAnsi="맑은 고딕"/>
-                <w:sz w:val="18"/>
-                <w:szCs w:val="18"/>
-                <w:lang w:eastAsia="ko-KR"/>
-              </w:rPr>
-              <w:t>001_stage1_</w:t>
-            </w:r>
-            <w:proofErr w:type="gramStart"/>
-            <w:r>
-              <w:rPr>
-                <w:rFonts w:ascii="맑은 고딕" w:eastAsia="맑은 고딕" w:hAnsi="맑은 고딕"/>
-                <w:sz w:val="18"/>
-                <w:szCs w:val="18"/>
-                <w:lang w:eastAsia="ko-KR"/>
-              </w:rPr>
-              <w:t>days }}</w:t>
-            </w:r>
-            <w:r>
-              <w:rPr>
-                <w:rFonts w:ascii="맑은 고딕" w:eastAsia="맑은 고딕" w:hAnsi="맑은 고딕" w:hint="eastAsia"/>
-                <w:sz w:val="18"/>
-                <w:szCs w:val="18"/>
-                <w:lang w:eastAsia="ko-KR"/>
-              </w:rPr>
-              <w:t>days</w:t>
-            </w:r>
-            <w:proofErr w:type="gramEnd"/>
-            <w:r>
-              <w:rPr>
-                <w:rFonts w:ascii="맑은 고딕" w:eastAsia="맑은 고딕" w:hAnsi="맑은 고딕"/>
-                <w:sz w:val="18"/>
-                <w:szCs w:val="18"/>
-                <w:lang w:eastAsia="ko-KR"/>
-              </w:rPr>
-              <w:t>,</w:t>
-            </w:r>
-            <w:r>
-              <w:rPr>
-                <w:rFonts w:ascii="맑은 고딕" w:eastAsia="맑은 고딕" w:hAnsi="맑은 고딕" w:hint="eastAsia"/>
-                <w:sz w:val="18"/>
-                <w:szCs w:val="18"/>
-                <w:lang w:eastAsia="ko-KR"/>
-              </w:rPr>
-              <w:t xml:space="preserve"> Stage2: </w:t>
-            </w:r>
-            <w:proofErr w:type="gramStart"/>
-            <w:r>
-              <w:rPr>
-                <w:rFonts w:ascii="맑은 고딕" w:eastAsia="맑은 고딕" w:hAnsi="맑은 고딕"/>
-                <w:sz w:val="18"/>
-                <w:szCs w:val="18"/>
-                <w:lang w:eastAsia="ko-KR"/>
-              </w:rPr>
-              <w:t>{{ iso</w:t>
-            </w:r>
-            <w:proofErr w:type="gramEnd"/>
-            <w:r>
-              <w:rPr>
-                <w:rFonts w:ascii="맑은 고딕" w:eastAsia="맑은 고딕" w:hAnsi="맑은 고딕" w:hint="eastAsia"/>
-                <w:sz w:val="18"/>
-                <w:szCs w:val="18"/>
-                <w:lang w:eastAsia="ko-KR"/>
-              </w:rPr>
-              <w:t>14</w:t>
-            </w:r>
-            <w:r>
-              <w:rPr>
-                <w:rFonts w:ascii="맑은 고딕" w:eastAsia="맑은 고딕" w:hAnsi="맑은 고딕"/>
-                <w:sz w:val="18"/>
-                <w:szCs w:val="18"/>
-                <w:lang w:eastAsia="ko-KR"/>
-              </w:rPr>
-              <w:t>001_stage</w:t>
-            </w:r>
-            <w:r>
-              <w:rPr>
-                <w:rFonts w:ascii="맑은 고딕" w:eastAsia="맑은 고딕" w:hAnsi="맑은 고딕" w:hint="eastAsia"/>
-                <w:sz w:val="18"/>
-                <w:szCs w:val="18"/>
-                <w:lang w:eastAsia="ko-KR"/>
-              </w:rPr>
-              <w:t>2</w:t>
-            </w:r>
-            <w:r>
-              <w:rPr>
-                <w:rFonts w:ascii="맑은 고딕" w:eastAsia="맑은 고딕" w:hAnsi="맑은 고딕"/>
-                <w:sz w:val="18"/>
-                <w:szCs w:val="18"/>
-                <w:lang w:eastAsia="ko-KR"/>
-              </w:rPr>
-              <w:t>_</w:t>
-            </w:r>
-            <w:proofErr w:type="gramStart"/>
-            <w:r>
-              <w:rPr>
-                <w:rFonts w:ascii="맑은 고딕" w:eastAsia="맑은 고딕" w:hAnsi="맑은 고딕"/>
-                <w:sz w:val="18"/>
-                <w:szCs w:val="18"/>
-                <w:lang w:eastAsia="ko-KR"/>
-              </w:rPr>
-              <w:t>days }}</w:t>
-            </w:r>
-            <w:r>
-              <w:rPr>
-                <w:rFonts w:ascii="맑은 고딕" w:eastAsia="맑은 고딕" w:hAnsi="맑은 고딕" w:hint="eastAsia"/>
-                <w:sz w:val="18"/>
-                <w:szCs w:val="18"/>
-                <w:lang w:eastAsia="ko-KR"/>
-              </w:rPr>
-              <w:t>days</w:t>
-            </w:r>
-            <w:proofErr w:type="gramEnd"/>
-            <w:r>
-              <w:rPr>
-                <w:rFonts w:ascii="맑은 고딕" w:eastAsia="맑은 고딕" w:hAnsi="맑은 고딕" w:hint="eastAsia"/>
-                <w:sz w:val="18"/>
-                <w:szCs w:val="18"/>
-                <w:lang w:eastAsia="ko-KR"/>
-              </w:rPr>
-              <w:t>)</w:t>
-            </w:r>
-          </w:p>
-        </w:tc>
-        <w:tc>
-          <w:tcPr>
-            <w:tcW w:w="2277" w:type="dxa"/>
-            <w:tcBorders>
-              <w:top w:val="single" w:sz="4" w:space="0" w:color="088C8A"/>
-              <w:bottom w:val="single" w:sz="4" w:space="0" w:color="088C8A"/>
-            </w:tcBorders>
-          </w:tcPr>
-          <w:p>
-            <w:pPr>
-              <w:pStyle w:val="TableFigures"/>
-              <w:cnfStyle w:val="000000000000" w:firstRow="0" w:lastRow="0" w:firstColumn="0" w:lastColumn="0" w:oddVBand="0" w:evenVBand="0" w:oddHBand="0" w:evenHBand="0" w:firstRowFirstColumn="0" w:firstRowLastColumn="0" w:lastRowFirstColumn="0" w:lastRowLastColumn="0"/>
-              <w:rPr>
-                <w:rFonts w:ascii="맑은 고딕" w:eastAsia="맑은 고딕" w:hAnsi="맑은 고딕"/>
-                <w:sz w:val="18"/>
-                <w:szCs w:val="18"/>
-                <w:lang w:eastAsia="ko-KR"/>
-              </w:rPr>
-            </w:pPr>
-            <w:proofErr w:type="gramStart"/>
-            <w:r>
-              <w:rPr>
-                <w:rFonts w:ascii="맑은 고딕" w:eastAsia="맑은 고딕" w:hAnsi="맑은 고딕"/>
-                <w:sz w:val="18"/>
-                <w:szCs w:val="18"/>
-                <w:lang w:eastAsia="ko-KR"/>
-              </w:rPr>
-              <w:t>{{ iso</w:t>
-            </w:r>
-            <w:proofErr w:type="gramEnd"/>
-            <w:r>
-              <w:rPr>
-                <w:rFonts w:ascii="맑은 고딕" w:eastAsia="맑은 고딕" w:hAnsi="맑은 고딕"/>
-                <w:sz w:val="18"/>
-                <w:szCs w:val="18"/>
-                <w:lang w:eastAsia="ko-KR"/>
-              </w:rPr>
-              <w:t>14001_stage1_2_cost_formatted }}</w:t>
+              <w:t>{{ iso14001_stage1_2_cost_formatted }}</w:t>
             </w:r>
           </w:p>
         </w:tc>

--- a/vercel-deploy/public/templates/LRQA_quotation.docx
+++ b/vercel-deploy/public/templates/LRQA_quotation.docx
@@ -378,7 +378,6 @@
                 <w:lang w:eastAsia="ko-KR"/>
               </w:rPr>
             </w:pPr>
-            <w:proofErr w:type="gramStart"/>
             <w:r>
               <w:rPr>
                 <w:rFonts w:ascii="맑은 고딕" w:eastAsia="맑은 고딕" w:hAnsi="맑은 고딕" w:hint="eastAsia"/>
@@ -388,67 +387,7 @@
                 <w:szCs w:val="32"/>
                 <w:lang w:eastAsia="ko-KR"/>
               </w:rPr>
-              <w:t xml:space="preserve">{{ </w:t>
-            </w:r>
-            <w:proofErr w:type="spellStart"/>
-            <w:r>
-              <w:rPr>
-                <w:rFonts w:ascii="맑은 고딕" w:eastAsia="맑은 고딕" w:hAnsi="맑은 고딕" w:hint="eastAsia"/>
-                <w:b/>
-                <w:spacing w:val="-1"/>
-                <w:sz w:val="32"/>
-                <w:szCs w:val="32"/>
-                <w:lang w:eastAsia="ko-KR"/>
-              </w:rPr>
-              <w:t>client</w:t>
-            </w:r>
-            <w:proofErr w:type="gramEnd"/>
-            <w:r>
-              <w:rPr>
-                <w:rFonts w:ascii="맑은 고딕" w:eastAsia="맑은 고딕" w:hAnsi="맑은 고딕" w:hint="eastAsia"/>
-                <w:b/>
-                <w:spacing w:val="-1"/>
-                <w:sz w:val="32"/>
-                <w:szCs w:val="32"/>
-                <w:lang w:eastAsia="ko-KR"/>
-              </w:rPr>
-              <w:t>_</w:t>
-            </w:r>
-            <w:proofErr w:type="gramStart"/>
-            <w:r>
-              <w:rPr>
-                <w:rFonts w:ascii="맑은 고딕" w:eastAsia="맑은 고딕" w:hAnsi="맑은 고딕" w:hint="eastAsia"/>
-                <w:b/>
-                <w:spacing w:val="-1"/>
-                <w:sz w:val="32"/>
-                <w:szCs w:val="32"/>
-                <w:lang w:eastAsia="ko-KR"/>
-              </w:rPr>
-              <w:t>name</w:t>
-            </w:r>
-            <w:proofErr w:type="spellEnd"/>
-            <w:r>
-              <w:rPr>
-                <w:rFonts w:ascii="맑은 고딕" w:eastAsia="맑은 고딕" w:hAnsi="맑은 고딕" w:hint="eastAsia"/>
-                <w:b/>
-                <w:spacing w:val="-1"/>
-                <w:sz w:val="32"/>
-                <w:szCs w:val="32"/>
-                <w:lang w:eastAsia="ko-KR"/>
-              </w:rPr>
-              <w:t xml:space="preserve"> }</w:t>
-            </w:r>
-            <w:proofErr w:type="gramEnd"/>
-            <w:r>
-              <w:rPr>
-                <w:rFonts w:ascii="맑은 고딕" w:eastAsia="맑은 고딕" w:hAnsi="맑은 고딕" w:hint="eastAsia"/>
-                <w:b/>
-                <w:spacing w:val="-1"/>
-                <w:sz w:val="32"/>
-                <w:szCs w:val="32"/>
-                <w:lang w:eastAsia="ko-KR"/>
-              </w:rPr>
-              <w:t>}</w:t>
+              <w:t>{{ client_name }}</w:t>
             </w:r>
           </w:p>
           <w:p>
@@ -469,7 +408,6 @@
                 <w:lang w:eastAsia="ko-KR"/>
               </w:rPr>
             </w:pPr>
-            <w:proofErr w:type="gramStart"/>
             <w:r>
               <w:rPr>
                 <w:rFonts w:ascii="맑은 고딕" w:eastAsia="맑은 고딕" w:hAnsi="맑은 고딕"/>
@@ -477,57 +415,7 @@
                 <w:spacing w:val="-1"/>
                 <w:lang w:eastAsia="ko-KR"/>
               </w:rPr>
-              <w:t xml:space="preserve">{{ </w:t>
-            </w:r>
-            <w:proofErr w:type="spellStart"/>
-            <w:r>
-              <w:rPr>
-                <w:rFonts w:ascii="맑은 고딕" w:eastAsia="맑은 고딕" w:hAnsi="맑은 고딕"/>
-                <w:b/>
-                <w:spacing w:val="-1"/>
-                <w:lang w:eastAsia="ko-KR"/>
-              </w:rPr>
-              <w:t>standards</w:t>
-            </w:r>
-            <w:proofErr w:type="gramEnd"/>
-            <w:r>
-              <w:rPr>
-                <w:rFonts w:ascii="맑은 고딕" w:eastAsia="맑은 고딕" w:hAnsi="맑은 고딕"/>
-                <w:b/>
-                <w:spacing w:val="-1"/>
-                <w:lang w:eastAsia="ko-KR"/>
-              </w:rPr>
-              <w:t>_</w:t>
-            </w:r>
-            <w:proofErr w:type="gramStart"/>
-            <w:r>
-              <w:rPr>
-                <w:rFonts w:ascii="맑은 고딕" w:eastAsia="맑은 고딕" w:hAnsi="맑은 고딕"/>
-                <w:b/>
-                <w:spacing w:val="-1"/>
-                <w:lang w:eastAsia="ko-KR"/>
-              </w:rPr>
-              <w:t>text</w:t>
-            </w:r>
-            <w:proofErr w:type="spellEnd"/>
-            <w:r>
-              <w:rPr>
-                <w:rFonts w:ascii="맑은 고딕" w:eastAsia="맑은 고딕" w:hAnsi="맑은 고딕"/>
-                <w:b/>
-                <w:spacing w:val="-1"/>
-                <w:lang w:eastAsia="ko-KR"/>
-              </w:rPr>
-              <w:t xml:space="preserve"> }</w:t>
-            </w:r>
-            <w:proofErr w:type="gramEnd"/>
-            <w:r>
-              <w:rPr>
-                <w:rFonts w:ascii="맑은 고딕" w:eastAsia="맑은 고딕" w:hAnsi="맑은 고딕"/>
-                <w:b/>
-                <w:spacing w:val="-1"/>
-                <w:lang w:eastAsia="ko-KR"/>
-              </w:rPr>
-              <w:t>}</w:t>
+              <w:t>{{ standards_text }}</w:t>
             </w:r>
           </w:p>
           <w:p>
@@ -595,7 +483,6 @@
                 <w:lang w:eastAsia="ko-KR"/>
               </w:rPr>
             </w:pPr>
-            <w:proofErr w:type="gramStart"/>
             <w:r>
               <w:rPr>
                 <w:rFonts w:ascii="맑은 고딕" w:eastAsia="맑은 고딕" w:hAnsi="맑은 고딕" w:hint="eastAsia"/>
@@ -623,7 +510,6 @@
               </w:rPr>
               <w:t>:</w:t>
             </w:r>
-            <w:proofErr w:type="gramEnd"/>
             <w:r>
               <w:rPr>
                 <w:rFonts w:ascii="맑은 고딕" w:eastAsia="맑은 고딕" w:hAnsi="맑은 고딕" w:hint="eastAsia"/>
@@ -633,7 +519,6 @@
               </w:rPr>
               <w:t xml:space="preserve"> </w:t>
             </w:r>
-            <w:proofErr w:type="gramStart"/>
             <w:r>
               <w:rPr>
                 <w:rFonts w:ascii="맑은 고딕" w:eastAsia="맑은 고딕" w:hAnsi="맑은 고딕" w:hint="eastAsia"/>
@@ -650,49 +535,8 @@
                 <w:szCs w:val="18"/>
                 <w:lang w:eastAsia="ko-KR"/>
               </w:rPr>
-              <w:t xml:space="preserve">{ </w:t>
-            </w:r>
-            <w:proofErr w:type="spellStart"/>
-            <w:r>
-              <w:rPr>
-                <w:rFonts w:ascii="맑은 고딕" w:eastAsia="맑은 고딕" w:hAnsi="맑은 고딕" w:hint="eastAsia"/>
-                <w:sz w:val="18"/>
-                <w:szCs w:val="18"/>
-                <w:lang w:eastAsia="ko-KR"/>
-              </w:rPr>
-              <w:t>quotation</w:t>
-            </w:r>
-            <w:proofErr w:type="gramEnd"/>
-            <w:r>
-              <w:rPr>
-                <w:rFonts w:ascii="맑은 고딕" w:eastAsia="맑은 고딕" w:hAnsi="맑은 고딕" w:hint="eastAsia"/>
-                <w:sz w:val="18"/>
-                <w:szCs w:val="18"/>
-                <w:lang w:eastAsia="ko-KR"/>
-              </w:rPr>
-              <w:t>_</w:t>
-            </w:r>
-            <w:proofErr w:type="gramStart"/>
-            <w:r>
-              <w:rPr>
-                <w:rFonts w:ascii="맑은 고딕" w:eastAsia="맑은 고딕" w:hAnsi="맑은 고딕" w:hint="eastAsia"/>
-                <w:sz w:val="18"/>
-                <w:szCs w:val="18"/>
-                <w:lang w:eastAsia="ko-KR"/>
-              </w:rPr>
-              <w:t>date</w:t>
-            </w:r>
-            <w:proofErr w:type="spellEnd"/>
-            <w:r>
-              <w:rPr>
-                <w:rFonts w:ascii="맑은 고딕" w:eastAsia="맑은 고딕" w:hAnsi="맑은 고딕" w:hint="eastAsia"/>
-                <w:sz w:val="18"/>
-                <w:szCs w:val="18"/>
-                <w:lang w:eastAsia="ko-KR"/>
-              </w:rPr>
-              <w:t xml:space="preserve"> }</w:t>
-            </w:r>
-            <w:proofErr w:type="gramEnd"/>
+              <w:t>{ quotation_date }</w:t>
+            </w:r>
             <w:r>
               <w:rPr>
                 <w:rFonts w:ascii="맑은 고딕" w:eastAsia="맑은 고딕" w:hAnsi="맑은 고딕" w:hint="eastAsia"/>
@@ -806,7 +650,6 @@
               </w:rPr>
               <w:t xml:space="preserve"> </w:t>
             </w:r>
-            <w:proofErr w:type="gramStart"/>
             <w:r>
               <w:rPr>
                 <w:rFonts w:ascii="Calibri" w:hAnsi="Calibri" w:cs="Calibri"/>
@@ -816,67 +659,7 @@
                 <w:shd w:val="clear" w:color="auto" w:fill="FFFFFF"/>
                 <w:lang w:eastAsia="ko-KR"/>
               </w:rPr>
-              <w:t xml:space="preserve">{{ </w:t>
-            </w:r>
-            <w:proofErr w:type="spellStart"/>
-            <w:r>
-              <w:rPr>
-                <w:rFonts w:ascii="Calibri" w:hAnsi="Calibri" w:cs="Calibri"/>
-                <w:color w:val="444444"/>
-                <w:sz w:val="22"/>
-                <w:szCs w:val="22"/>
-                <w:shd w:val="clear" w:color="auto" w:fill="FFFFFF"/>
-                <w:lang w:eastAsia="ko-KR"/>
-              </w:rPr>
-              <w:t>quotation</w:t>
-            </w:r>
-            <w:proofErr w:type="gramEnd"/>
-            <w:r>
-              <w:rPr>
-                <w:rFonts w:ascii="Calibri" w:hAnsi="Calibri" w:cs="Calibri"/>
-                <w:color w:val="444444"/>
-                <w:sz w:val="22"/>
-                <w:szCs w:val="22"/>
-                <w:shd w:val="clear" w:color="auto" w:fill="FFFFFF"/>
-                <w:lang w:eastAsia="ko-KR"/>
-              </w:rPr>
-              <w:t>_</w:t>
-            </w:r>
-            <w:proofErr w:type="gramStart"/>
-            <w:r>
-              <w:rPr>
-                <w:rFonts w:ascii="Calibri" w:hAnsi="Calibri" w:cs="Calibri"/>
-                <w:color w:val="444444"/>
-                <w:sz w:val="22"/>
-                <w:szCs w:val="22"/>
-                <w:shd w:val="clear" w:color="auto" w:fill="FFFFFF"/>
-                <w:lang w:eastAsia="ko-KR"/>
-              </w:rPr>
-              <w:t>number</w:t>
-            </w:r>
-            <w:proofErr w:type="spellEnd"/>
-            <w:r>
-              <w:rPr>
-                <w:rFonts w:ascii="Calibri" w:hAnsi="Calibri" w:cs="Calibri"/>
-                <w:color w:val="444444"/>
-                <w:sz w:val="22"/>
-                <w:szCs w:val="22"/>
-                <w:shd w:val="clear" w:color="auto" w:fill="FFFFFF"/>
-                <w:lang w:eastAsia="ko-KR"/>
-              </w:rPr>
-              <w:t xml:space="preserve"> }</w:t>
-            </w:r>
-            <w:proofErr w:type="gramEnd"/>
-            <w:r>
-              <w:rPr>
-                <w:rFonts w:ascii="Calibri" w:hAnsi="Calibri" w:cs="Calibri"/>
-                <w:color w:val="444444"/>
-                <w:sz w:val="22"/>
-                <w:szCs w:val="22"/>
-                <w:shd w:val="clear" w:color="auto" w:fill="FFFFFF"/>
-                <w:lang w:eastAsia="ko-KR"/>
-              </w:rPr>
-              <w:t>}</w:t>
+              <w:t>{{ quotation_number }}</w:t>
             </w:r>
           </w:p>
           <w:p>
@@ -1248,7 +1031,7 @@
                 <wp:extent cx="7625715" cy="5373370"/>
                 <wp:effectExtent l="0" t="0" r="0" b="0"/>
                 <wp:wrapNone/>
-                <wp:docPr id="7" name="Parallelogram 7"/>
+                <wp:docPr id="1234092219" name="Parallelogram 7"/>
                 <wp:cNvGraphicFramePr/>
                 <a:graphic xmlns:a="http://schemas.openxmlformats.org/drawingml/2006/main">
                   <a:graphicData uri="http://schemas.microsoft.com/office/word/2010/wordprocessingShape">
@@ -1366,7 +1149,7 @@
           </mc:Choice>
           <mc:Fallback>
             <w:pict>
-              <v:shape w14:anchorId="7FD5AA21" id="Parallelogram 7" o:spid="_x0000_s1026" style="position:absolute;margin-left:-187.75pt;margin-top:-54.15pt;width:600.45pt;height:423.1pt;z-index:-251658239;visibility:visible;mso-wrap-style:square;mso-width-percent:0;mso-height-percent:0;mso-wrap-distance-left:9pt;mso-wrap-distance-top:0;mso-wrap-distance-right:9pt;mso-wrap-distance-bottom:0;mso-position-horizontal:absolute;mso-position-horizontal-relative:text;mso-position-vertical:absolute;mso-position-vertical-relative:text;mso-width-percent:0;mso-height-percent:0;mso-width-relative:margin;mso-height-relative:margin;v-text-anchor:middle" coordsize="7625471,5373370" o:gfxdata="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" path="m,5373370l1343343,,7625471,,5494338,5373370,,5373370xe" fillcolor="white [3212]" stroked="f" strokeweight="1pt">
+              <v:shape w14:anchorId="0980842F" id="Parallelogram 7" o:spid="_x0000_s1026" style="position:absolute;margin-left:-187.75pt;margin-top:-54.15pt;width:600.45pt;height:423.1pt;z-index:-251658239;visibility:visible;mso-wrap-style:square;mso-width-percent:0;mso-height-percent:0;mso-wrap-distance-left:9pt;mso-wrap-distance-top:0;mso-wrap-distance-right:9pt;mso-wrap-distance-bottom:0;mso-position-horizontal:absolute;mso-position-horizontal-relative:text;mso-position-vertical:absolute;mso-position-vertical-relative:text;mso-width-percent:0;mso-height-percent:0;mso-width-relative:margin;mso-height-relative:margin;v-text-anchor:middle" coordsize="7625471,5373370" o:gfxdata="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" path="m,5373370l1343343,,7625471,,5494338,5373370,,5373370xe" fillcolor="white [3212]" stroked="f" strokeweight="1pt">
                 <v:stroke joinstyle="miter"/>
                 <v:path arrowok="t" o:connecttype="custom" o:connectlocs="0,5373370;1343386,0;7625715,0;5494514,5373370;0,5373370" o:connectangles="0,0,0,0,0"/>
               </v:shape>
@@ -2785,7 +2568,6 @@
                 <w:lang w:eastAsia="ko-KR"/>
               </w:rPr>
             </w:pPr>
-            <w:proofErr w:type="spellStart"/>
             <w:r>
               <w:rPr>
                 <w:rFonts w:ascii="맑은 고딕" w:eastAsia="맑은 고딕" w:hAnsi="맑은 고딕" w:hint="eastAsia"/>
@@ -2794,9 +2576,18 @@
                 <w:szCs w:val="24"/>
                 <w:lang w:eastAsia="ko-KR"/>
               </w:rPr>
-              <w:t>로이드인증원은</w:t>
-            </w:r>
-            <w:proofErr w:type="spellEnd"/>
+              <w:t xml:space="preserve">로이드인증원은 귀사가 선택한 </w:t>
+            </w:r>
+            <w:r>
+              <w:rPr>
+                <w:rFonts w:ascii="맑은 고딕" w:eastAsia="맑은 고딕" w:hAnsi="맑은 고딕"/>
+                <w:color w:val="auto"/>
+                <w:sz w:val="24"/>
+                <w:szCs w:val="24"/>
+                <w:lang w:eastAsia="ko-KR"/>
+              </w:rPr>
+              <w:t xml:space="preserve">Business Assurance </w:t>
+            </w:r>
             <w:r>
               <w:rPr>
                 <w:rFonts w:ascii="맑은 고딕" w:eastAsia="맑은 고딕" w:hAnsi="맑은 고딕" w:hint="eastAsia"/>
@@ -2805,7 +2596,7 @@
                 <w:szCs w:val="24"/>
                 <w:lang w:eastAsia="ko-KR"/>
               </w:rPr>
-              <w:t xml:space="preserve"> 귀사가 선택한 </w:t>
+              <w:t xml:space="preserve">파트너로서 귀사와 협력하여 당면한 리스크를 관리하고 완화함으로써 급변하는 비즈니스 세상을 대처하는 데 도움을 드리고자 합니다. 또한 귀사의 </w:t>
             </w:r>
             <w:r>
               <w:rPr>
@@ -2815,7 +2606,7 @@
                 <w:szCs w:val="24"/>
                 <w:lang w:eastAsia="ko-KR"/>
               </w:rPr>
-              <w:t xml:space="preserve">Business Assurance </w:t>
+              <w:t>미래</w:t>
             </w:r>
             <w:r>
               <w:rPr>
@@ -2825,7 +2616,7 @@
                 <w:szCs w:val="24"/>
                 <w:lang w:eastAsia="ko-KR"/>
               </w:rPr>
-              <w:t xml:space="preserve">파트너로서 귀사와 협력하여 당면한 리스크를 관리하고 완화함으로써 급변하는 비즈니스 세상을 대처하는 데 도움을 드리고자 합니다. 또한 귀사의 </w:t>
+              <w:t>를</w:t>
             </w:r>
             <w:r>
               <w:rPr>
@@ -2835,7 +2626,7 @@
                 <w:szCs w:val="24"/>
                 <w:lang w:eastAsia="ko-KR"/>
               </w:rPr>
-              <w:t>미래</w:t>
+              <w:t xml:space="preserve"> </w:t>
             </w:r>
             <w:r>
               <w:rPr>
@@ -2845,49 +2636,7 @@
                 <w:szCs w:val="24"/>
                 <w:lang w:eastAsia="ko-KR"/>
               </w:rPr>
-              <w:t>를</w:t>
-            </w:r>
-            <w:r>
-              <w:rPr>
-                <w:rFonts w:ascii="맑은 고딕" w:eastAsia="맑은 고딕" w:hAnsi="맑은 고딕"/>
-                <w:color w:val="auto"/>
-                <w:sz w:val="24"/>
-                <w:szCs w:val="24"/>
-                <w:lang w:eastAsia="ko-KR"/>
-              </w:rPr>
-              <w:t xml:space="preserve"> </w:t>
-            </w:r>
-            <w:r>
-              <w:rPr>
-                <w:rFonts w:ascii="맑은 고딕" w:eastAsia="맑은 고딕" w:hAnsi="맑은 고딕" w:hint="eastAsia"/>
-                <w:color w:val="auto"/>
-                <w:sz w:val="24"/>
-                <w:szCs w:val="24"/>
-                <w:lang w:eastAsia="ko-KR"/>
-              </w:rPr>
-              <w:t xml:space="preserve">설계할 수 있도록 지원하는 것이며 이를 위해 </w:t>
-            </w:r>
-            <w:proofErr w:type="spellStart"/>
-            <w:r>
-              <w:rPr>
-                <w:rFonts w:ascii="맑은 고딕" w:eastAsia="맑은 고딕" w:hAnsi="맑은 고딕" w:hint="eastAsia"/>
-                <w:color w:val="auto"/>
-                <w:sz w:val="24"/>
-                <w:szCs w:val="24"/>
-                <w:lang w:eastAsia="ko-KR"/>
-              </w:rPr>
-              <w:t>로이드인증원은</w:t>
-            </w:r>
-            <w:proofErr w:type="spellEnd"/>
-            <w:r>
-              <w:rPr>
-                <w:rFonts w:ascii="맑은 고딕" w:eastAsia="맑은 고딕" w:hAnsi="맑은 고딕" w:hint="eastAsia"/>
-                <w:color w:val="auto"/>
-                <w:sz w:val="24"/>
-                <w:szCs w:val="24"/>
-                <w:lang w:eastAsia="ko-KR"/>
-              </w:rPr>
-              <w:t xml:space="preserve"> 다음을 제공함을 약속합니다.</w:t>
+              <w:t>설계할 수 있도록 지원하는 것이며 이를 위해 로이드인증원은 다음을 제공함을 약속합니다.</w:t>
             </w:r>
             <w:r>
               <w:rPr>
@@ -3399,27 +3148,7 @@
                 <w:szCs w:val="20"/>
                 <w:lang w:eastAsia="ko-KR"/>
               </w:rPr>
-              <w:t xml:space="preserve">LRQA는 120개 이상의 국가에서 운영되며, 전 세계 30개 이상의 인정기구를 통해 인정받았습니다. 또한, 거의 모든 </w:t>
-            </w:r>
-            <w:proofErr w:type="gramStart"/>
-            <w:r>
-              <w:rPr>
-                <w:rFonts w:ascii="맑은 고딕" w:eastAsia="맑은 고딕" w:hAnsi="맑은 고딕" w:hint="eastAsia"/>
-                <w:sz w:val="20"/>
-                <w:szCs w:val="20"/>
-                <w:lang w:eastAsia="ko-KR"/>
-              </w:rPr>
-              <w:t>산업  분야에</w:t>
-            </w:r>
-            <w:proofErr w:type="gramEnd"/>
-            <w:r>
-              <w:rPr>
-                <w:rFonts w:ascii="맑은 고딕" w:eastAsia="맑은 고딕" w:hAnsi="맑은 고딕" w:hint="eastAsia"/>
-                <w:sz w:val="20"/>
-                <w:szCs w:val="20"/>
-                <w:lang w:eastAsia="ko-KR"/>
-              </w:rPr>
-              <w:t xml:space="preserve"> 대응 가능하며, 리스크 관리, 개선 추진 및 전 세계 이해관계자들 과의 신뢰 구축을 지원합니다</w:t>
+              <w:t>LRQA는 120개 이상의 국가에서 운영되며, 전 세계 30개 이상의 인정기구를 통해 인정받았습니다. 또한, 거의 모든 산업  분야에 대응 가능하며, 리스크 관리, 개선 추진 및 전 세계 이해관계자들 과의 신뢰 구축을 지원합니다</w:t>
             </w:r>
             <w:r>
               <w:rPr>
@@ -3879,27 +3608,7 @@
                 <w:szCs w:val="20"/>
                 <w:lang w:eastAsia="ko-KR"/>
               </w:rPr>
-              <w:t xml:space="preserve">온라인 고객 포털은 사용이 간편하고 언제 어디서든지 귀사 전체의 인증서 및 심사 프로그램을 관리할 수 LRQA </w:t>
-            </w:r>
-            <w:proofErr w:type="gramStart"/>
-            <w:r>
-              <w:rPr>
-                <w:rFonts w:ascii="맑은 고딕" w:eastAsia="맑은 고딕" w:hAnsi="맑은 고딕" w:hint="eastAsia"/>
-                <w:sz w:val="20"/>
-                <w:szCs w:val="20"/>
-                <w:lang w:eastAsia="ko-KR"/>
-              </w:rPr>
-              <w:t>시스템 입니다</w:t>
-            </w:r>
-            <w:proofErr w:type="gramEnd"/>
-            <w:r>
-              <w:rPr>
-                <w:rFonts w:ascii="맑은 고딕" w:eastAsia="맑은 고딕" w:hAnsi="맑은 고딕" w:hint="eastAsia"/>
-                <w:sz w:val="20"/>
-                <w:szCs w:val="20"/>
-                <w:lang w:eastAsia="ko-KR"/>
-              </w:rPr>
-              <w:t>. 포털을 통해 계획 및 완료된 심사 일정을 확인할 수 있습니다. 인증서, 보고서 및 인증마크를</w:t>
+              <w:t>온라인 고객 포털은 사용이 간편하고 언제 어디서든지 귀사 전체의 인증서 및 심사 프로그램을 관리할 수 LRQA 시스템 입니다. 포털을 통해 계획 및 완료된 심사 일정을 확인할 수 있습니다. 인증서, 보고서 및 인증마크를</w:t>
             </w:r>
             <w:r>
               <w:rPr>
@@ -4145,7 +3854,6 @@
           <w:lang w:eastAsia="ko-KR"/>
         </w:rPr>
       </w:pPr>
-      <w:proofErr w:type="gramStart"/>
       <w:r>
         <w:rPr>
           <w:rFonts w:ascii="맑은 고딕" w:eastAsia="맑은 고딕" w:hAnsi="맑은 고딕"/>
@@ -4165,15 +3873,7 @@
           <w:rFonts w:ascii="맑은 고딕" w:eastAsia="맑은 고딕" w:hAnsi="맑은 고딕" w:hint="eastAsia"/>
           <w:lang w:eastAsia="ko-KR"/>
         </w:rPr>
-        <w:t>는</w:t>
-      </w:r>
-      <w:proofErr w:type="gramEnd"/>
-      <w:r>
-        <w:rPr>
-          <w:rFonts w:ascii="맑은 고딕" w:eastAsia="맑은 고딕" w:hAnsi="맑은 고딕" w:hint="eastAsia"/>
-          <w:lang w:eastAsia="ko-KR"/>
-        </w:rPr>
-        <w:t xml:space="preserve"> 고객의 </w:t>
+        <w:t xml:space="preserve">는 고객의 </w:t>
       </w:r>
       <w:r>
         <w:rPr>
@@ -4210,7 +3910,6 @@
         </w:rPr>
         <w:t xml:space="preserve"> 심사를 </w:t>
       </w:r>
-      <w:proofErr w:type="gramStart"/>
       <w:r>
         <w:rPr>
           <w:rFonts w:ascii="맑은 고딕" w:eastAsia="맑은 고딕" w:hAnsi="맑은 고딕" w:hint="eastAsia"/>
@@ -4223,15 +3922,7 @@
           <w:rFonts w:ascii="맑은 고딕" w:eastAsia="맑은 고딕" w:hAnsi="맑은 고딕" w:hint="eastAsia"/>
           <w:lang w:eastAsia="ko-KR"/>
         </w:rPr>
-        <w:t>합니다</w:t>
-      </w:r>
-      <w:proofErr w:type="gramEnd"/>
-      <w:r>
-        <w:rPr>
-          <w:rFonts w:ascii="맑은 고딕" w:eastAsia="맑은 고딕" w:hAnsi="맑은 고딕" w:hint="eastAsia"/>
-          <w:lang w:eastAsia="ko-KR"/>
-        </w:rPr>
-        <w:t>.</w:t>
+        <w:t>합니다.</w:t>
       </w:r>
       <w:r>
         <w:rPr>
@@ -4288,53 +3979,12 @@
         </w:rPr>
         <w:t xml:space="preserve"> </w:t>
       </w:r>
-      <w:proofErr w:type="gramStart"/>
       <w:r>
         <w:rPr>
           <w:rFonts w:ascii="맑은 고딕" w:eastAsia="맑은 고딕" w:hAnsi="맑은 고딕"/>
           <w:lang w:eastAsia="ko-KR"/>
         </w:rPr>
-        <w:t xml:space="preserve">{{ </w:t>
-      </w:r>
-      <w:proofErr w:type="spellStart"/>
-      <w:r>
-        <w:rPr>
-          <w:rFonts w:ascii="맑은 고딕" w:eastAsia="맑은 고딕" w:hAnsi="맑은 고딕"/>
-          <w:lang w:eastAsia="ko-KR"/>
-        </w:rPr>
-        <w:t>standards</w:t>
-      </w:r>
-      <w:proofErr w:type="gramEnd"/>
-      <w:r>
-        <w:rPr>
-          <w:rFonts w:ascii="맑은 고딕" w:eastAsia="맑은 고딕" w:hAnsi="맑은 고딕"/>
-          <w:lang w:eastAsia="ko-KR"/>
-        </w:rPr>
-        <w:t>_</w:t>
-      </w:r>
-      <w:proofErr w:type="gramStart"/>
-      <w:r>
-        <w:rPr>
-          <w:rFonts w:ascii="맑은 고딕" w:eastAsia="맑은 고딕" w:hAnsi="맑은 고딕"/>
-          <w:lang w:eastAsia="ko-KR"/>
-        </w:rPr>
-        <w:t>text</w:t>
-      </w:r>
-      <w:proofErr w:type="spellEnd"/>
-      <w:r>
-        <w:rPr>
-          <w:rFonts w:ascii="맑은 고딕" w:eastAsia="맑은 고딕" w:hAnsi="맑은 고딕"/>
-          <w:lang w:eastAsia="ko-KR"/>
-        </w:rPr>
-        <w:t xml:space="preserve"> }</w:t>
-      </w:r>
-      <w:proofErr w:type="gramEnd"/>
-      <w:r>
-        <w:rPr>
-          <w:rFonts w:ascii="맑은 고딕" w:eastAsia="맑은 고딕" w:hAnsi="맑은 고딕"/>
-          <w:lang w:eastAsia="ko-KR"/>
-        </w:rPr>
-        <w:t xml:space="preserve">} </w:t>
+        <w:t xml:space="preserve">{{ standards_text }} </w:t>
       </w:r>
       <w:r>
         <w:rPr>
@@ -4613,7 +4263,6 @@
                 <w:lang w:eastAsia="ko-KR"/>
               </w:rPr>
             </w:pPr>
-            <w:proofErr w:type="gramStart"/>
             <w:r>
               <w:rPr>
                 <w:rFonts w:ascii="맑은 고딕" w:eastAsia="맑은 고딕" w:hAnsi="맑은 고딕"/>
@@ -4623,67 +4272,7 @@
                 <w:szCs w:val="18"/>
                 <w:lang w:eastAsia="ko-KR"/>
               </w:rPr>
-              <w:t xml:space="preserve">{{ </w:t>
-            </w:r>
-            <w:proofErr w:type="spellStart"/>
-            <w:r>
-              <w:rPr>
-                <w:rFonts w:ascii="맑은 고딕" w:eastAsia="맑은 고딕" w:hAnsi="맑은 고딕"/>
-                <w:b w:val="0"/>
-                <w:bCs w:val="0"/>
-                <w:sz w:val="18"/>
-                <w:szCs w:val="18"/>
-                <w:lang w:eastAsia="ko-KR"/>
-              </w:rPr>
-              <w:t>client</w:t>
-            </w:r>
-            <w:proofErr w:type="gramEnd"/>
-            <w:r>
-              <w:rPr>
-                <w:rFonts w:ascii="맑은 고딕" w:eastAsia="맑은 고딕" w:hAnsi="맑은 고딕"/>
-                <w:b w:val="0"/>
-                <w:bCs w:val="0"/>
-                <w:sz w:val="18"/>
-                <w:szCs w:val="18"/>
-                <w:lang w:eastAsia="ko-KR"/>
-              </w:rPr>
-              <w:t>_</w:t>
-            </w:r>
-            <w:proofErr w:type="gramStart"/>
-            <w:r>
-              <w:rPr>
-                <w:rFonts w:ascii="맑은 고딕" w:eastAsia="맑은 고딕" w:hAnsi="맑은 고딕"/>
-                <w:b w:val="0"/>
-                <w:bCs w:val="0"/>
-                <w:sz w:val="18"/>
-                <w:szCs w:val="18"/>
-                <w:lang w:eastAsia="ko-KR"/>
-              </w:rPr>
-              <w:t>name</w:t>
-            </w:r>
-            <w:proofErr w:type="spellEnd"/>
-            <w:r>
-              <w:rPr>
-                <w:rFonts w:ascii="맑은 고딕" w:eastAsia="맑은 고딕" w:hAnsi="맑은 고딕"/>
-                <w:b w:val="0"/>
-                <w:bCs w:val="0"/>
-                <w:sz w:val="18"/>
-                <w:szCs w:val="18"/>
-                <w:lang w:eastAsia="ko-KR"/>
-              </w:rPr>
-              <w:t xml:space="preserve"> }</w:t>
-            </w:r>
-            <w:proofErr w:type="gramEnd"/>
-            <w:r>
-              <w:rPr>
-                <w:rFonts w:ascii="맑은 고딕" w:eastAsia="맑은 고딕" w:hAnsi="맑은 고딕"/>
-                <w:b w:val="0"/>
-                <w:bCs w:val="0"/>
-                <w:sz w:val="18"/>
-                <w:szCs w:val="18"/>
-                <w:lang w:eastAsia="ko-KR"/>
-              </w:rPr>
-              <w:t>}</w:t>
+              <w:t>{{ client_name }}</w:t>
             </w:r>
             <w:r>
               <w:rPr>
@@ -4716,7 +4305,6 @@
                 <w:lang w:eastAsia="ko-KR"/>
               </w:rPr>
             </w:pPr>
-            <w:proofErr w:type="gramStart"/>
             <w:r>
               <w:rPr>
                 <w:rFonts w:ascii="맑은 고딕" w:eastAsia="맑은 고딕" w:hAnsi="맑은 고딕"/>
@@ -4726,43 +4314,7 @@
                 <w:szCs w:val="18"/>
                 <w:lang w:eastAsia="ko-KR"/>
               </w:rPr>
-              <w:t xml:space="preserve">{{ </w:t>
-            </w:r>
-            <w:proofErr w:type="spellStart"/>
-            <w:r>
-              <w:rPr>
-                <w:rFonts w:ascii="맑은 고딕" w:eastAsia="맑은 고딕" w:hAnsi="맑은 고딕"/>
-                <w:b w:val="0"/>
-                <w:bCs w:val="0"/>
-                <w:sz w:val="18"/>
-                <w:szCs w:val="18"/>
-                <w:lang w:eastAsia="ko-KR"/>
-              </w:rPr>
-              <w:t>client</w:t>
-            </w:r>
-            <w:proofErr w:type="gramEnd"/>
-            <w:r>
-              <w:rPr>
-                <w:rFonts w:ascii="맑은 고딕" w:eastAsia="맑은 고딕" w:hAnsi="맑은 고딕"/>
-                <w:b w:val="0"/>
-                <w:bCs w:val="0"/>
-                <w:sz w:val="18"/>
-                <w:szCs w:val="18"/>
-                <w:lang w:eastAsia="ko-KR"/>
-              </w:rPr>
-              <w:t>_address</w:t>
-            </w:r>
-            <w:proofErr w:type="spellEnd"/>
-            <w:r>
-              <w:rPr>
-                <w:rFonts w:ascii="맑은 고딕" w:eastAsia="맑은 고딕" w:hAnsi="맑은 고딕"/>
-                <w:b w:val="0"/>
-                <w:bCs w:val="0"/>
-                <w:sz w:val="18"/>
-                <w:szCs w:val="18"/>
-                <w:lang w:eastAsia="ko-KR"/>
-              </w:rPr>
-              <w:t xml:space="preserve"> }}</w:t>
+              <w:t>{{ client_address }}</w:t>
             </w:r>
           </w:p>
         </w:tc>
@@ -4873,9 +4425,23 @@
           <w:szCs w:val="20"/>
           <w:lang w:eastAsia="ko-KR"/>
         </w:rPr>
-        <w:t>- `</w:t>
+        <w:t>- `{{ total_sites }}` - 총 사업장 수</w:t>
       </w:r>
-      <w:proofErr w:type="gramStart"/>
+    </w:p>
+    <w:p>
+      <w:pPr>
+        <w:pStyle w:val="Subhead"/>
+        <w:spacing w:line="240" w:lineRule="auto"/>
+        <w:rPr>
+          <w:rFonts w:ascii="맑은 고딕" w:eastAsia="맑은 고딕" w:hAnsi="맑은 고딕"/>
+          <w:b/>
+          <w:bCs/>
+          <w:color w:val="auto"/>
+          <w:sz w:val="20"/>
+          <w:szCs w:val="20"/>
+          <w:lang w:eastAsia="ko-KR"/>
+        </w:rPr>
+      </w:pPr>
       <w:r>
         <w:rPr>
           <w:rFonts w:ascii="맑은 고딕" w:eastAsia="맑은 고딕" w:hAnsi="맑은 고딕" w:hint="eastAsia"/>
@@ -4886,177 +4452,7 @@
           <w:szCs w:val="20"/>
           <w:lang w:eastAsia="ko-KR"/>
         </w:rPr>
-        <w:t xml:space="preserve">{{ </w:t>
-      </w:r>
-      <w:proofErr w:type="spellStart"/>
-      <w:r>
-        <w:rPr>
-          <w:rFonts w:ascii="맑은 고딕" w:eastAsia="맑은 고딕" w:hAnsi="맑은 고딕" w:hint="eastAsia"/>
-          <w:b/>
-          <w:bCs/>
-          <w:color w:val="auto"/>
-          <w:sz w:val="20"/>
-          <w:szCs w:val="20"/>
-          <w:lang w:eastAsia="ko-KR"/>
-        </w:rPr>
-        <w:t>total</w:t>
-      </w:r>
-      <w:proofErr w:type="gramEnd"/>
-      <w:r>
-        <w:rPr>
-          <w:rFonts w:ascii="맑은 고딕" w:eastAsia="맑은 고딕" w:hAnsi="맑은 고딕" w:hint="eastAsia"/>
-          <w:b/>
-          <w:bCs/>
-          <w:color w:val="auto"/>
-          <w:sz w:val="20"/>
-          <w:szCs w:val="20"/>
-          <w:lang w:eastAsia="ko-KR"/>
-        </w:rPr>
-        <w:t>_</w:t>
-      </w:r>
-      <w:proofErr w:type="gramStart"/>
-      <w:r>
-        <w:rPr>
-          <w:rFonts w:ascii="맑은 고딕" w:eastAsia="맑은 고딕" w:hAnsi="맑은 고딕" w:hint="eastAsia"/>
-          <w:b/>
-          <w:bCs/>
-          <w:color w:val="auto"/>
-          <w:sz w:val="20"/>
-          <w:szCs w:val="20"/>
-          <w:lang w:eastAsia="ko-KR"/>
-        </w:rPr>
-        <w:t>sites</w:t>
-      </w:r>
-      <w:proofErr w:type="spellEnd"/>
-      <w:r>
-        <w:rPr>
-          <w:rFonts w:ascii="맑은 고딕" w:eastAsia="맑은 고딕" w:hAnsi="맑은 고딕" w:hint="eastAsia"/>
-          <w:b/>
-          <w:bCs/>
-          <w:color w:val="auto"/>
-          <w:sz w:val="20"/>
-          <w:szCs w:val="20"/>
-          <w:lang w:eastAsia="ko-KR"/>
-        </w:rPr>
-        <w:t xml:space="preserve"> }</w:t>
-      </w:r>
-      <w:proofErr w:type="gramEnd"/>
-      <w:r>
-        <w:rPr>
-          <w:rFonts w:ascii="맑은 고딕" w:eastAsia="맑은 고딕" w:hAnsi="맑은 고딕" w:hint="eastAsia"/>
-          <w:b/>
-          <w:bCs/>
-          <w:color w:val="auto"/>
-          <w:sz w:val="20"/>
-          <w:szCs w:val="20"/>
-          <w:lang w:eastAsia="ko-KR"/>
-        </w:rPr>
-        <w:t>}` - 총 사업장 수</w:t>
-      </w:r>
-    </w:p>
-    <w:p>
-      <w:pPr>
-        <w:pStyle w:val="Subhead"/>
-        <w:spacing w:line="240" w:lineRule="auto"/>
-        <w:rPr>
-          <w:rFonts w:ascii="맑은 고딕" w:eastAsia="맑은 고딕" w:hAnsi="맑은 고딕"/>
-          <w:b/>
-          <w:bCs/>
-          <w:color w:val="auto"/>
-          <w:sz w:val="20"/>
-          <w:szCs w:val="20"/>
-          <w:lang w:eastAsia="ko-KR"/>
-        </w:rPr>
-      </w:pPr>
-      <w:r>
-        <w:rPr>
-          <w:rFonts w:ascii="맑은 고딕" w:eastAsia="맑은 고딕" w:hAnsi="맑은 고딕" w:hint="eastAsia"/>
-          <w:b/>
-          <w:bCs/>
-          <w:color w:val="auto"/>
-          <w:sz w:val="20"/>
-          <w:szCs w:val="20"/>
-          <w:lang w:eastAsia="ko-KR"/>
-        </w:rPr>
-        <w:t>- `</w:t>
-      </w:r>
-      <w:proofErr w:type="gramStart"/>
-      <w:r>
-        <w:rPr>
-          <w:rFonts w:ascii="맑은 고딕" w:eastAsia="맑은 고딕" w:hAnsi="맑은 고딕" w:hint="eastAsia"/>
-          <w:b/>
-          <w:bCs/>
-          <w:color w:val="auto"/>
-          <w:sz w:val="20"/>
-          <w:szCs w:val="20"/>
-          <w:lang w:eastAsia="ko-KR"/>
-        </w:rPr>
-        <w:t xml:space="preserve">{{ </w:t>
-      </w:r>
-      <w:proofErr w:type="spellStart"/>
-      <w:r>
-        <w:rPr>
-          <w:rFonts w:ascii="맑은 고딕" w:eastAsia="맑은 고딕" w:hAnsi="맑은 고딕" w:hint="eastAsia"/>
-          <w:b/>
-          <w:bCs/>
-          <w:color w:val="auto"/>
-          <w:sz w:val="20"/>
-          <w:szCs w:val="20"/>
-          <w:lang w:eastAsia="ko-KR"/>
-        </w:rPr>
-        <w:t>total</w:t>
-      </w:r>
-      <w:proofErr w:type="gramEnd"/>
-      <w:r>
-        <w:rPr>
-          <w:rFonts w:ascii="맑은 고딕" w:eastAsia="맑은 고딕" w:hAnsi="맑은 고딕" w:hint="eastAsia"/>
-          <w:b/>
-          <w:bCs/>
-          <w:color w:val="auto"/>
-          <w:sz w:val="20"/>
-          <w:szCs w:val="20"/>
-          <w:lang w:eastAsia="ko-KR"/>
-        </w:rPr>
-        <w:t>_</w:t>
-      </w:r>
-      <w:proofErr w:type="gramStart"/>
-      <w:r>
-        <w:rPr>
-          <w:rFonts w:ascii="맑은 고딕" w:eastAsia="맑은 고딕" w:hAnsi="맑은 고딕" w:hint="eastAsia"/>
-          <w:b/>
-          <w:bCs/>
-          <w:color w:val="auto"/>
-          <w:sz w:val="20"/>
-          <w:szCs w:val="20"/>
-          <w:lang w:eastAsia="ko-KR"/>
-        </w:rPr>
-        <w:t>employees</w:t>
-      </w:r>
-      <w:proofErr w:type="spellEnd"/>
-      <w:r>
-        <w:rPr>
-          <w:rFonts w:ascii="맑은 고딕" w:eastAsia="맑은 고딕" w:hAnsi="맑은 고딕" w:hint="eastAsia"/>
-          <w:b/>
-          <w:bCs/>
-          <w:color w:val="auto"/>
-          <w:sz w:val="20"/>
-          <w:szCs w:val="20"/>
-          <w:lang w:eastAsia="ko-KR"/>
-        </w:rPr>
-        <w:t xml:space="preserve"> }</w:t>
-      </w:r>
-      <w:proofErr w:type="gramEnd"/>
-      <w:r>
-        <w:rPr>
-          <w:rFonts w:ascii="맑은 고딕" w:eastAsia="맑은 고딕" w:hAnsi="맑은 고딕" w:hint="eastAsia"/>
-          <w:b/>
-          <w:bCs/>
-          <w:color w:val="auto"/>
-          <w:sz w:val="20"/>
-          <w:szCs w:val="20"/>
-          <w:lang w:eastAsia="ko-KR"/>
-        </w:rPr>
-        <w:t>}` - 총 직원 수</w:t>
+        <w:t>- `{{ total_employees }}` - 총 직원 수</w:t>
       </w:r>
     </w:p>
     <w:p>
@@ -5521,7 +4917,6 @@
                 <w:szCs w:val="18"/>
               </w:rPr>
             </w:pPr>
-            <w:proofErr w:type="spellStart"/>
             <w:r>
               <w:rPr>
                 <w:rFonts w:ascii="맑은 고딕" w:eastAsia="맑은 고딕" w:hAnsi="맑은 고딕" w:hint="eastAsia"/>
@@ -5531,7 +4926,6 @@
               </w:rPr>
               <w:t>신청비</w:t>
             </w:r>
-            <w:proofErr w:type="spellEnd"/>
           </w:p>
         </w:tc>
         <w:tc>
@@ -5731,7 +5125,6 @@
                 <w:lang w:eastAsia="ko-KR"/>
               </w:rPr>
             </w:pPr>
-            <w:proofErr w:type="gramStart"/>
             <w:r>
               <w:rPr>
                 <w:rFonts w:ascii="맑은 고딕" w:eastAsia="맑은 고딕" w:hAnsi="맑은 고딕"/>
@@ -5750,7 +5143,6 @@
               </w:rPr>
               <w:t>days</w:t>
             </w:r>
-            <w:proofErr w:type="gramEnd"/>
           </w:p>
           <w:p>
             <w:pPr>
@@ -5771,7 +5163,6 @@
               </w:rPr>
               <w:t xml:space="preserve">(Stage1: </w:t>
             </w:r>
-            <w:proofErr w:type="gramStart"/>
             <w:r>
               <w:rPr>
                 <w:rFonts w:ascii="맑은 고딕" w:eastAsia="맑은 고딕" w:hAnsi="맑은 고딕"/>
@@ -5790,7 +5181,6 @@
               </w:rPr>
               <w:t>days</w:t>
             </w:r>
-            <w:proofErr w:type="gramEnd"/>
             <w:r>
               <w:rPr>
                 <w:rFonts w:ascii="맑은 고딕" w:eastAsia="맑은 고딕" w:hAnsi="맑은 고딕"/>
@@ -5809,7 +5199,6 @@
               </w:rPr>
               <w:t xml:space="preserve"> Stage2: </w:t>
             </w:r>
-            <w:proofErr w:type="gramStart"/>
             <w:r>
               <w:rPr>
                 <w:rFonts w:ascii="맑은 고딕" w:eastAsia="맑은 고딕" w:hAnsi="맑은 고딕"/>
@@ -5840,7 +5229,6 @@
                 <w:lang w:eastAsia="ko-KR"/>
               </w:rPr>
             </w:pPr>
-            <w:proofErr w:type="gramStart"/>
             <w:r>
               <w:rPr>
                 <w:rFonts w:ascii="맑은 고딕" w:eastAsia="맑은 고딕" w:hAnsi="맑은 고딕"/>
@@ -5871,7 +5259,6 @@
                 <w:lang w:eastAsia="ko-KR"/>
               </w:rPr>
             </w:pPr>
-            <w:proofErr w:type="gramStart"/>
             <w:r>
               <w:rPr>
                 <w:rFonts w:ascii="맑은 고딕" w:eastAsia="맑은 고딕" w:hAnsi="맑은 고딕"/>
@@ -5881,7 +5268,6 @@
               </w:rPr>
               <w:t>{{ iso</w:t>
             </w:r>
-            <w:proofErr w:type="gramEnd"/>
             <w:r>
               <w:rPr>
                 <w:rFonts w:ascii="맑은 고딕" w:eastAsia="맑은 고딕" w:hAnsi="맑은 고딕" w:hint="eastAsia"/>
@@ -5898,27 +5284,7 @@
                 <w:szCs w:val="18"/>
                 <w:lang w:eastAsia="ko-KR"/>
               </w:rPr>
-              <w:t>001_surveillance_</w:t>
-            </w:r>
-            <w:proofErr w:type="gramStart"/>
-            <w:r>
-              <w:rPr>
-                <w:rFonts w:ascii="맑은 고딕" w:eastAsia="맑은 고딕" w:hAnsi="맑은 고딕"/>
-                <w:sz w:val="18"/>
-                <w:szCs w:val="18"/>
-                <w:lang w:eastAsia="ko-KR"/>
-              </w:rPr>
-              <w:t>days }</w:t>
-            </w:r>
-            <w:proofErr w:type="gramEnd"/>
-            <w:r>
-              <w:rPr>
-                <w:rFonts w:ascii="맑은 고딕" w:eastAsia="맑은 고딕" w:hAnsi="맑은 고딕"/>
-                <w:sz w:val="18"/>
-                <w:szCs w:val="18"/>
-                <w:lang w:eastAsia="ko-KR"/>
-              </w:rPr>
-              <w:t>}</w:t>
+              <w:t>001_surveillance_days }}</w:t>
             </w:r>
             <w:r>
               <w:rPr>
@@ -6038,7 +5404,6 @@
                 <w:lang w:eastAsia="ko-KR"/>
               </w:rPr>
             </w:pPr>
-            <w:proofErr w:type="gramStart"/>
             <w:r>
               <w:rPr>
                 <w:rFonts w:ascii="맑은 고딕" w:eastAsia="맑은 고딕" w:hAnsi="맑은 고딕"/>
@@ -6048,7 +5413,6 @@
               </w:rPr>
               <w:t>{{ iso</w:t>
             </w:r>
-            <w:proofErr w:type="gramEnd"/>
             <w:r>
               <w:rPr>
                 <w:rFonts w:ascii="맑은 고딕" w:eastAsia="맑은 고딕" w:hAnsi="맑은 고딕" w:hint="eastAsia"/>
@@ -6065,19 +5429,8 @@
                 <w:szCs w:val="18"/>
                 <w:lang w:eastAsia="ko-KR"/>
               </w:rPr>
-              <w:t>001_stage1_2_</w:t>
-            </w:r>
-            <w:proofErr w:type="gramStart"/>
-            <w:r>
-              <w:rPr>
-                <w:rFonts w:ascii="맑은 고딕" w:eastAsia="맑은 고딕" w:hAnsi="맑은 고딕"/>
-                <w:sz w:val="18"/>
-                <w:szCs w:val="18"/>
-                <w:lang w:eastAsia="ko-KR"/>
-              </w:rPr>
-              <w:t>days }}days</w:t>
-            </w:r>
-            <w:proofErr w:type="gramEnd"/>
+              <w:t>001_stage1_2_days }}days</w:t>
+            </w:r>
           </w:p>
           <w:p>
             <w:pPr>
@@ -6097,9 +5450,17 @@
                 <w:szCs w:val="18"/>
                 <w:lang w:eastAsia="ko-KR"/>
               </w:rPr>
-              <w:t xml:space="preserve">(Stage1: </w:t>
-            </w:r>
-            <w:proofErr w:type="gramStart"/>
+              <w:t>(Stage1: {{ iso</w:t>
+            </w:r>
+            <w:r>
+              <w:rPr>
+                <w:rFonts w:ascii="맑은 고딕" w:eastAsia="맑은 고딕" w:hAnsi="맑은 고딕" w:hint="eastAsia"/>
+                <w:sz w:val="18"/>
+                <w:szCs w:val="18"/>
+                <w:lang w:eastAsia="ko-KR"/>
+              </w:rPr>
+              <w:t>45</w:t>
+            </w:r>
             <w:r>
               <w:rPr>
                 <w:rFonts w:ascii="맑은 고딕" w:eastAsia="맑은 고딕" w:hAnsi="맑은 고딕"/>
@@ -6107,9 +5468,8 @@
                 <w:szCs w:val="18"/>
                 <w:lang w:eastAsia="ko-KR"/>
               </w:rPr>
-              <w:t>{{ iso</w:t>
-            </w:r>
-            <w:proofErr w:type="gramEnd"/>
+              <w:t>001_stage1_days }}days, Stage2: {{ iso</w:t>
+            </w:r>
             <w:r>
               <w:rPr>
                 <w:rFonts w:ascii="맑은 고딕" w:eastAsia="맑은 고딕" w:hAnsi="맑은 고딕" w:hint="eastAsia"/>
@@ -6126,76 +5486,7 @@
                 <w:szCs w:val="18"/>
                 <w:lang w:eastAsia="ko-KR"/>
               </w:rPr>
-              <w:t>001_stage1_</w:t>
-            </w:r>
-            <w:proofErr w:type="gramStart"/>
-            <w:r>
-              <w:rPr>
-                <w:rFonts w:ascii="맑은 고딕" w:eastAsia="맑은 고딕" w:hAnsi="맑은 고딕"/>
-                <w:sz w:val="18"/>
-                <w:szCs w:val="18"/>
-                <w:lang w:eastAsia="ko-KR"/>
-              </w:rPr>
-              <w:t>days }}days</w:t>
-            </w:r>
-            <w:proofErr w:type="gramEnd"/>
-            <w:r>
-              <w:rPr>
-                <w:rFonts w:ascii="맑은 고딕" w:eastAsia="맑은 고딕" w:hAnsi="맑은 고딕"/>
-                <w:sz w:val="18"/>
-                <w:szCs w:val="18"/>
-                <w:lang w:eastAsia="ko-KR"/>
-              </w:rPr>
-              <w:t xml:space="preserve">, Stage2: </w:t>
-            </w:r>
-            <w:proofErr w:type="gramStart"/>
-            <w:r>
-              <w:rPr>
-                <w:rFonts w:ascii="맑은 고딕" w:eastAsia="맑은 고딕" w:hAnsi="맑은 고딕"/>
-                <w:sz w:val="18"/>
-                <w:szCs w:val="18"/>
-                <w:lang w:eastAsia="ko-KR"/>
-              </w:rPr>
-              <w:t>{{ iso</w:t>
-            </w:r>
-            <w:proofErr w:type="gramEnd"/>
-            <w:r>
-              <w:rPr>
-                <w:rFonts w:ascii="맑은 고딕" w:eastAsia="맑은 고딕" w:hAnsi="맑은 고딕" w:hint="eastAsia"/>
-                <w:sz w:val="18"/>
-                <w:szCs w:val="18"/>
-                <w:lang w:eastAsia="ko-KR"/>
-              </w:rPr>
-              <w:t>45</w:t>
-            </w:r>
-            <w:r>
-              <w:rPr>
-                <w:rFonts w:ascii="맑은 고딕" w:eastAsia="맑은 고딕" w:hAnsi="맑은 고딕"/>
-                <w:sz w:val="18"/>
-                <w:szCs w:val="18"/>
-                <w:lang w:eastAsia="ko-KR"/>
-              </w:rPr>
-              <w:t>001_stage2_</w:t>
-            </w:r>
-            <w:proofErr w:type="gramStart"/>
-            <w:r>
-              <w:rPr>
-                <w:rFonts w:ascii="맑은 고딕" w:eastAsia="맑은 고딕" w:hAnsi="맑은 고딕"/>
-                <w:sz w:val="18"/>
-                <w:szCs w:val="18"/>
-                <w:lang w:eastAsia="ko-KR"/>
-              </w:rPr>
-              <w:t>days }}days</w:t>
-            </w:r>
-            <w:proofErr w:type="gramEnd"/>
-            <w:r>
-              <w:rPr>
-                <w:rFonts w:ascii="맑은 고딕" w:eastAsia="맑은 고딕" w:hAnsi="맑은 고딕"/>
-                <w:sz w:val="18"/>
-                <w:szCs w:val="18"/>
-                <w:lang w:eastAsia="ko-KR"/>
-              </w:rPr>
-              <w:t>)</w:t>
+              <w:t>001_stage2_days }}days)</w:t>
             </w:r>
           </w:p>
         </w:tc>
@@ -6218,7 +5509,6 @@
                 <w:lang w:eastAsia="ko-KR"/>
               </w:rPr>
             </w:pPr>
-            <w:proofErr w:type="gramStart"/>
             <w:r>
               <w:rPr>
                 <w:rFonts w:ascii="맑은 고딕" w:eastAsia="맑은 고딕" w:hAnsi="맑은 고딕"/>
@@ -6228,7 +5518,6 @@
               </w:rPr>
               <w:t>{{ iso</w:t>
             </w:r>
-            <w:proofErr w:type="gramEnd"/>
             <w:r>
               <w:rPr>
                 <w:rFonts w:ascii="맑은 고딕" w:eastAsia="맑은 고딕" w:hAnsi="맑은 고딕" w:hint="eastAsia"/>
@@ -6268,7 +5557,6 @@
                 <w:lang w:eastAsia="ko-KR"/>
               </w:rPr>
             </w:pPr>
-            <w:proofErr w:type="gramStart"/>
             <w:r>
               <w:rPr>
                 <w:rFonts w:ascii="맑은 고딕" w:eastAsia="맑은 고딕" w:hAnsi="맑은 고딕"/>
@@ -6278,7 +5566,6 @@
               </w:rPr>
               <w:t>{{ iso</w:t>
             </w:r>
-            <w:proofErr w:type="gramEnd"/>
             <w:r>
               <w:rPr>
                 <w:rFonts w:ascii="맑은 고딕" w:eastAsia="맑은 고딕" w:hAnsi="맑은 고딕" w:hint="eastAsia"/>
@@ -6295,27 +5582,7 @@
                 <w:szCs w:val="18"/>
                 <w:lang w:eastAsia="ko-KR"/>
               </w:rPr>
-              <w:t>001_surveillance_</w:t>
-            </w:r>
-            <w:proofErr w:type="gramStart"/>
-            <w:r>
-              <w:rPr>
-                <w:rFonts w:ascii="맑은 고딕" w:eastAsia="맑은 고딕" w:hAnsi="맑은 고딕"/>
-                <w:sz w:val="18"/>
-                <w:szCs w:val="18"/>
-                <w:lang w:eastAsia="ko-KR"/>
-              </w:rPr>
-              <w:t>days }</w:t>
-            </w:r>
-            <w:proofErr w:type="gramEnd"/>
-            <w:r>
-              <w:rPr>
-                <w:rFonts w:ascii="맑은 고딕" w:eastAsia="맑은 고딕" w:hAnsi="맑은 고딕"/>
-                <w:sz w:val="18"/>
-                <w:szCs w:val="18"/>
-                <w:lang w:eastAsia="ko-KR"/>
-              </w:rPr>
-              <w:t>}</w:t>
+              <w:t>001_surveillance_days }}</w:t>
             </w:r>
             <w:r>
               <w:rPr>
@@ -6562,7 +5829,6 @@
                 <w:lang w:eastAsia="ko-KR"/>
               </w:rPr>
             </w:pPr>
-            <w:proofErr w:type="spellStart"/>
             <w:r>
               <w:rPr>
                 <w:rFonts w:ascii="맑은 고딕" w:eastAsia="맑은 고딕" w:hAnsi="맑은 고딕" w:cs="Arial" w:hint="eastAsia"/>
@@ -6570,17 +5836,7 @@
                 <w:szCs w:val="18"/>
                 <w:lang w:eastAsia="ko-KR"/>
               </w:rPr>
-              <w:t>제경비</w:t>
-            </w:r>
-            <w:proofErr w:type="spellEnd"/>
-            <w:r>
-              <w:rPr>
-                <w:rFonts w:ascii="맑은 고딕" w:eastAsia="맑은 고딕" w:hAnsi="맑은 고딕" w:cs="Arial" w:hint="eastAsia"/>
-                <w:sz w:val="18"/>
-                <w:szCs w:val="18"/>
-                <w:lang w:eastAsia="ko-KR"/>
-              </w:rPr>
-              <w:t>(교통비, 숙박비)</w:t>
+              <w:t>제경비(교통비, 숙박비)</w:t>
             </w:r>
           </w:p>
         </w:tc>
@@ -6632,41 +5888,13 @@
                 <w:szCs w:val="18"/>
               </w:rPr>
             </w:pPr>
-            <w:proofErr w:type="gramStart"/>
             <w:r>
               <w:rPr>
                 <w:rFonts w:ascii="맑은 고딕" w:eastAsia="맑은 고딕" w:hAnsi="맑은 고딕"/>
                 <w:sz w:val="18"/>
                 <w:szCs w:val="18"/>
               </w:rPr>
-              <w:t xml:space="preserve">{{ </w:t>
-            </w:r>
-            <w:proofErr w:type="spellStart"/>
-            <w:r>
-              <w:rPr>
-                <w:rFonts w:ascii="맑은 고딕" w:eastAsia="맑은 고딕" w:hAnsi="맑은 고딕"/>
-                <w:sz w:val="18"/>
-                <w:szCs w:val="18"/>
-              </w:rPr>
-              <w:t>travel</w:t>
-            </w:r>
-            <w:proofErr w:type="gramEnd"/>
-            <w:r>
-              <w:rPr>
-                <w:rFonts w:ascii="맑은 고딕" w:eastAsia="맑은 고딕" w:hAnsi="맑은 고딕"/>
-                <w:sz w:val="18"/>
-                <w:szCs w:val="18"/>
-              </w:rPr>
-              <w:t>_expense_formatted</w:t>
-            </w:r>
-            <w:proofErr w:type="spellEnd"/>
-            <w:r>
-              <w:rPr>
-                <w:rFonts w:ascii="맑은 고딕" w:eastAsia="맑은 고딕" w:hAnsi="맑은 고딕"/>
-                <w:sz w:val="18"/>
-                <w:szCs w:val="18"/>
-              </w:rPr>
-              <w:t xml:space="preserve"> }}</w:t>
+              <w:t>{{ travel_expense_formatted }}</w:t>
             </w:r>
           </w:p>
         </w:tc>
@@ -6797,7 +6025,6 @@
                 <w:lang w:eastAsia="ko-KR"/>
               </w:rPr>
             </w:pPr>
-            <w:proofErr w:type="spellStart"/>
             <w:r>
               <w:rPr>
                 <w:rFonts w:ascii="맑은 고딕" w:eastAsia="맑은 고딕" w:hAnsi="맑은 고딕" w:hint="eastAsia"/>
@@ -6807,7 +6034,6 @@
               </w:rPr>
               <w:t>고객포털</w:t>
             </w:r>
-            <w:proofErr w:type="spellEnd"/>
             <w:r>
               <w:rPr>
                 <w:rFonts w:ascii="맑은 고딕" w:eastAsia="맑은 고딕" w:hAnsi="맑은 고딕"/>
@@ -7045,7 +6271,6 @@
                 <w:highlight w:val="yellow"/>
               </w:rPr>
             </w:pPr>
-            <w:proofErr w:type="gramStart"/>
             <w:r>
               <w:rPr>
                 <w:rFonts w:ascii="맑은 고딕" w:eastAsia="맑은 고딕" w:hAnsi="맑은 고딕"/>
@@ -7056,72 +6281,7 @@
                 <w:highlight w:val="yellow"/>
                 <w:lang w:eastAsia="ko-KR"/>
               </w:rPr>
-              <w:t>{{ </w:t>
-            </w:r>
-            <w:proofErr w:type="spellStart"/>
-            <w:r>
-              <w:rPr>
-                <w:rFonts w:ascii="맑은 고딕" w:eastAsia="맑은 고딕" w:hAnsi="맑은 고딕"/>
-                <w:b/>
-                <w:bCs/>
-                <w:sz w:val="20"/>
-                <w:szCs w:val="20"/>
-                <w:highlight w:val="yellow"/>
-                <w:lang w:eastAsia="ko-KR"/>
-              </w:rPr>
-              <w:t>total</w:t>
-            </w:r>
-            <w:proofErr w:type="gramEnd"/>
-            <w:r>
-              <w:rPr>
-                <w:rFonts w:ascii="맑은 고딕" w:eastAsia="맑은 고딕" w:hAnsi="맑은 고딕"/>
-                <w:b/>
-                <w:bCs/>
-                <w:sz w:val="20"/>
-                <w:szCs w:val="20"/>
-                <w:highlight w:val="yellow"/>
-                <w:lang w:eastAsia="ko-KR"/>
-              </w:rPr>
-              <w:t>_audit_</w:t>
-            </w:r>
-            <w:proofErr w:type="gramStart"/>
-            <w:r>
-              <w:rPr>
-                <w:rFonts w:ascii="맑은 고딕" w:eastAsia="맑은 고딕" w:hAnsi="맑은 고딕"/>
-                <w:b/>
-                <w:bCs/>
-                <w:sz w:val="20"/>
-                <w:szCs w:val="20"/>
-                <w:highlight w:val="yellow"/>
-                <w:lang w:eastAsia="ko-KR"/>
-              </w:rPr>
-              <w:t>days</w:t>
-            </w:r>
-            <w:proofErr w:type="spellEnd"/>
-            <w:r>
-              <w:rPr>
-                <w:rFonts w:ascii="맑은 고딕" w:eastAsia="맑은 고딕" w:hAnsi="맑은 고딕"/>
-                <w:b/>
-                <w:bCs/>
-                <w:sz w:val="20"/>
-                <w:szCs w:val="20"/>
-                <w:highlight w:val="yellow"/>
-                <w:lang w:eastAsia="ko-KR"/>
-              </w:rPr>
-              <w:t xml:space="preserve"> }</w:t>
-            </w:r>
-            <w:proofErr w:type="gramEnd"/>
-            <w:r>
-              <w:rPr>
-                <w:rFonts w:ascii="맑은 고딕" w:eastAsia="맑은 고딕" w:hAnsi="맑은 고딕"/>
-                <w:b/>
-                <w:bCs/>
-                <w:sz w:val="20"/>
-                <w:szCs w:val="20"/>
-                <w:highlight w:val="yellow"/>
-                <w:lang w:eastAsia="ko-KR"/>
-              </w:rPr>
-              <w:t>}</w:t>
+              <w:t>{{ total_audit_days }}</w:t>
             </w:r>
             <w:r>
               <w:rPr>
@@ -7170,7 +6330,6 @@
                 <w:lang w:eastAsia="ko-KR"/>
               </w:rPr>
             </w:pPr>
-            <w:proofErr w:type="gramStart"/>
             <w:r>
               <w:rPr>
                 <w:rFonts w:ascii="맑은 고딕" w:eastAsia="맑은 고딕" w:hAnsi="맑은 고딕"/>
@@ -7181,46 +6340,7 @@
                 <w:highlight w:val="yellow"/>
                 <w:lang w:eastAsia="ko-KR"/>
               </w:rPr>
-              <w:t>{{ </w:t>
-            </w:r>
-            <w:proofErr w:type="spellStart"/>
-            <w:r>
-              <w:rPr>
-                <w:rFonts w:ascii="맑은 고딕" w:eastAsia="맑은 고딕" w:hAnsi="맑은 고딕"/>
-                <w:b/>
-                <w:bCs/>
-                <w:sz w:val="20"/>
-                <w:szCs w:val="20"/>
-                <w:highlight w:val="yellow"/>
-                <w:lang w:eastAsia="ko-KR"/>
-              </w:rPr>
-              <w:t>total</w:t>
-            </w:r>
-            <w:proofErr w:type="gramEnd"/>
-            <w:r>
-              <w:rPr>
-                <w:rFonts w:ascii="맑은 고딕" w:eastAsia="맑은 고딕" w:hAnsi="맑은 고딕"/>
-                <w:b/>
-                <w:bCs/>
-                <w:sz w:val="20"/>
-                <w:szCs w:val="20"/>
-                <w:highlight w:val="yellow"/>
-                <w:lang w:eastAsia="ko-KR"/>
-              </w:rPr>
-              <w:t>_cost_with_travel_formatted</w:t>
-            </w:r>
-            <w:proofErr w:type="spellEnd"/>
-            <w:r>
-              <w:rPr>
-                <w:rFonts w:ascii="맑은 고딕" w:eastAsia="맑은 고딕" w:hAnsi="맑은 고딕"/>
-                <w:b/>
-                <w:bCs/>
-                <w:sz w:val="20"/>
-                <w:szCs w:val="20"/>
-                <w:highlight w:val="yellow"/>
-                <w:lang w:eastAsia="ko-KR"/>
-              </w:rPr>
-              <w:t> }}</w:t>
+              <w:t>{{ total_cost_with_travel_formatted }}</w:t>
             </w:r>
           </w:p>
         </w:tc>
@@ -7443,7 +6563,6 @@
               </w:rPr>
               <w:t xml:space="preserve"> </w:t>
             </w:r>
-            <w:proofErr w:type="spellStart"/>
             <w:r>
               <w:rPr>
                 <w:rFonts w:ascii="맑은 고딕" w:eastAsia="맑은 고딕" w:hAnsi="맑은 고딕" w:hint="eastAsia"/>
@@ -7453,9 +6572,41 @@
                 <w:szCs w:val="16"/>
                 <w:lang w:eastAsia="ko-KR"/>
               </w:rPr>
-              <w:t>심사요율</w:t>
-            </w:r>
-            <w:proofErr w:type="spellEnd"/>
+              <w:t>심사요율:</w:t>
+            </w:r>
+            <w:r>
+              <w:rPr>
+                <w:rFonts w:ascii="맑은 고딕" w:eastAsia="맑은 고딕" w:hAnsi="맑은 고딕"/>
+                <w:b w:val="0"/>
+                <w:bCs w:val="0"/>
+                <w:sz w:val="16"/>
+                <w:szCs w:val="16"/>
+                <w:lang w:eastAsia="ko-KR"/>
+              </w:rPr>
+              <w:t xml:space="preserve"> 1,</w:t>
+            </w:r>
+            <w:r>
+              <w:rPr>
+                <w:rFonts w:ascii="맑은 고딕" w:eastAsia="맑은 고딕" w:hAnsi="맑은 고딕"/>
+                <w:b w:val="0"/>
+                <w:bCs w:val="0"/>
+                <w:sz w:val="16"/>
+                <w:szCs w:val="16"/>
+                <w:lang w:eastAsia="ko-KR"/>
+              </w:rPr>
+              <w:t>40</w:t>
+            </w:r>
+            <w:r>
+              <w:rPr>
+                <w:rFonts w:ascii="맑은 고딕" w:eastAsia="맑은 고딕" w:hAnsi="맑은 고딕"/>
+                <w:b w:val="0"/>
+                <w:bCs w:val="0"/>
+                <w:sz w:val="16"/>
+                <w:szCs w:val="16"/>
+                <w:lang w:eastAsia="ko-KR"/>
+              </w:rPr>
+              <w:t>0,000</w:t>
+            </w:r>
             <w:r>
               <w:rPr>
                 <w:rFonts w:ascii="맑은 고딕" w:eastAsia="맑은 고딕" w:hAnsi="맑은 고딕" w:hint="eastAsia"/>
@@ -7465,7 +6616,7 @@
                 <w:szCs w:val="16"/>
                 <w:lang w:eastAsia="ko-KR"/>
               </w:rPr>
-              <w:t>:</w:t>
+              <w:t>원/</w:t>
             </w:r>
             <w:r>
               <w:rPr>
@@ -7476,29 +6627,7 @@
                 <w:szCs w:val="16"/>
                 <w:lang w:eastAsia="ko-KR"/>
               </w:rPr>
-              <w:t xml:space="preserve"> 1,</w:t>
-            </w:r>
-            <w:r>
-              <w:rPr>
-                <w:rFonts w:ascii="맑은 고딕" w:eastAsia="맑은 고딕" w:hAnsi="맑은 고딕"/>
-                <w:b w:val="0"/>
-                <w:bCs w:val="0"/>
-                <w:sz w:val="16"/>
-                <w:szCs w:val="16"/>
-                <w:lang w:eastAsia="ko-KR"/>
-              </w:rPr>
-              <w:t>40</w:t>
-            </w:r>
-            <w:r>
-              <w:rPr>
-                <w:rFonts w:ascii="맑은 고딕" w:eastAsia="맑은 고딕" w:hAnsi="맑은 고딕"/>
-                <w:b w:val="0"/>
-                <w:bCs w:val="0"/>
-                <w:sz w:val="16"/>
-                <w:szCs w:val="16"/>
-                <w:lang w:eastAsia="ko-KR"/>
-              </w:rPr>
-              <w:t>0,000</w:t>
+              <w:t>day</w:t>
             </w:r>
             <w:r>
               <w:rPr>
@@ -7509,18 +6638,7 @@
                 <w:szCs w:val="16"/>
                 <w:lang w:eastAsia="ko-KR"/>
               </w:rPr>
-              <w:t>원/</w:t>
-            </w:r>
-            <w:r>
-              <w:rPr>
-                <w:rFonts w:ascii="맑은 고딕" w:eastAsia="맑은 고딕" w:hAnsi="맑은 고딕"/>
-                <w:b w:val="0"/>
-                <w:bCs w:val="0"/>
-                <w:sz w:val="16"/>
-                <w:szCs w:val="16"/>
-                <w:lang w:eastAsia="ko-KR"/>
-              </w:rPr>
-              <w:t>day</w:t>
+              <w:t>.</w:t>
             </w:r>
             <w:r>
               <w:rPr>
@@ -7531,17 +6649,6 @@
                 <w:szCs w:val="16"/>
                 <w:lang w:eastAsia="ko-KR"/>
               </w:rPr>
-              <w:t>.</w:t>
-            </w:r>
-            <w:r>
-              <w:rPr>
-                <w:rFonts w:ascii="맑은 고딕" w:eastAsia="맑은 고딕" w:hAnsi="맑은 고딕" w:hint="eastAsia"/>
-                <w:b w:val="0"/>
-                <w:bCs w:val="0"/>
-                <w:sz w:val="16"/>
-                <w:szCs w:val="16"/>
-                <w:lang w:eastAsia="ko-KR"/>
-              </w:rPr>
               <w:t xml:space="preserve"> </w:t>
             </w:r>
           </w:p>
@@ -7587,31 +6694,7 @@
                 <w:szCs w:val="20"/>
                 <w:lang w:eastAsia="ko-KR"/>
               </w:rPr>
-              <w:t>최초심사 일수와 사후심사 일수는 IAF MD 5:2015 및 EA-</w:t>
-            </w:r>
-            <w:proofErr w:type="gramStart"/>
-            <w:r>
-              <w:rPr>
-                <w:rFonts w:ascii="맑은 고딕" w:eastAsia="맑은 고딕" w:hAnsi="맑은 고딕" w:hint="eastAsia"/>
-                <w:b w:val="0"/>
-                <w:bCs w:val="0"/>
-                <w:sz w:val="16"/>
-                <w:szCs w:val="20"/>
-                <w:lang w:eastAsia="ko-KR"/>
-              </w:rPr>
-              <w:t>3 /</w:t>
-            </w:r>
-            <w:proofErr w:type="gramEnd"/>
-            <w:r>
-              <w:rPr>
-                <w:rFonts w:ascii="맑은 고딕" w:eastAsia="맑은 고딕" w:hAnsi="맑은 고딕" w:hint="eastAsia"/>
-                <w:b w:val="0"/>
-                <w:bCs w:val="0"/>
-                <w:sz w:val="16"/>
-                <w:szCs w:val="20"/>
-                <w:lang w:eastAsia="ko-KR"/>
-              </w:rPr>
-              <w:t xml:space="preserve"> 13M:2016 인정문서 요구사항 및 관련된 인정 가이드라인 기반으로 산정되었습니다. 심사일수의 증가 또는 감소 정도는 허용된 범위 내로 적용되었습니다.</w:t>
+              <w:t>최초심사 일수와 사후심사 일수는 IAF MD 5:2015 및 EA-3 / 13M:2016 인정문서 요구사항 및 관련된 인정 가이드라인 기반으로 산정되었습니다. 심사일수의 증가 또는 감소 정도는 허용된 범위 내로 적용되었습니다.</w:t>
             </w:r>
           </w:p>
           <w:p>
@@ -8120,7 +7203,6 @@
                 </wp:anchor>
               </w:drawing>
             </w:r>
-            <w:proofErr w:type="spellStart"/>
             <w:r>
               <w:rPr>
                 <w:rFonts w:ascii="맑은 고딕" w:eastAsia="맑은 고딕" w:hAnsi="맑은 고딕" w:cs="Calmetta" w:hint="eastAsia"/>
@@ -8130,19 +7212,7 @@
                 <w:szCs w:val="18"/>
                 <w:lang w:eastAsia="ko-KR"/>
               </w:rPr>
-              <w:t>고객포털</w:t>
-            </w:r>
-            <w:proofErr w:type="spellEnd"/>
-            <w:r>
-              <w:rPr>
-                <w:rFonts w:ascii="맑은 고딕" w:eastAsia="맑은 고딕" w:hAnsi="맑은 고딕" w:cs="Calmetta" w:hint="eastAsia"/>
-                <w:bCs w:val="0"/>
-                <w:color w:val="088C8A"/>
-                <w:sz w:val="18"/>
-                <w:szCs w:val="18"/>
-                <w:lang w:eastAsia="ko-KR"/>
-              </w:rPr>
-              <w:t>(</w:t>
+              <w:t>고객포털(</w:t>
             </w:r>
             <w:r>
               <w:rPr>
@@ -8170,7 +7240,6 @@
                 <w:lang w:eastAsia="ko-KR"/>
               </w:rPr>
             </w:pPr>
-            <w:proofErr w:type="spellStart"/>
             <w:r>
               <w:rPr>
                 <w:rFonts w:ascii="맑은 고딕" w:eastAsia="맑은 고딕" w:hAnsi="맑은 고딕" w:cs="Arial" w:hint="eastAsia"/>
@@ -8181,9 +7250,20 @@
                 <w:szCs w:val="16"/>
                 <w:lang w:eastAsia="ko-KR"/>
               </w:rPr>
-              <w:t>고객포털은</w:t>
-            </w:r>
-            <w:proofErr w:type="spellEnd"/>
+              <w:t>고객포털은 로이드인증원에서 개발한 온라인 플랫폼으로,</w:t>
+            </w:r>
+            <w:r>
+              <w:rPr>
+                <w:rFonts w:ascii="맑은 고딕" w:eastAsia="맑은 고딕" w:hAnsi="맑은 고딕" w:cs="Arial"/>
+                <w:b w:val="0"/>
+                <w:bCs w:val="0"/>
+                <w:color w:val="auto"/>
+                <w:sz w:val="16"/>
+                <w:szCs w:val="16"/>
+                <w:lang w:eastAsia="ko-KR"/>
+              </w:rPr>
+              <w:t xml:space="preserve"> </w:t>
+            </w:r>
             <w:r>
               <w:rPr>
                 <w:rFonts w:ascii="맑은 고딕" w:eastAsia="맑은 고딕" w:hAnsi="맑은 고딕" w:cs="Arial" w:hint="eastAsia"/>
@@ -8194,9 +7274,20 @@
                 <w:szCs w:val="16"/>
                 <w:lang w:eastAsia="ko-KR"/>
               </w:rPr>
+              <w:t>귀사의 경영시스템 인증 프로그램을 관리하는 역할을 수행합니다.</w:t>
+            </w:r>
+            <w:r>
+              <w:rPr>
+                <w:rFonts w:ascii="맑은 고딕" w:eastAsia="맑은 고딕" w:hAnsi="맑은 고딕" w:cs="Arial"/>
+                <w:b w:val="0"/>
+                <w:bCs w:val="0"/>
+                <w:color w:val="auto"/>
+                <w:sz w:val="16"/>
+                <w:szCs w:val="16"/>
+                <w:lang w:eastAsia="ko-KR"/>
+              </w:rPr>
               <w:t xml:space="preserve"> </w:t>
             </w:r>
-            <w:proofErr w:type="spellStart"/>
             <w:r>
               <w:rPr>
                 <w:rFonts w:ascii="맑은 고딕" w:eastAsia="맑은 고딕" w:hAnsi="맑은 고딕" w:cs="Arial" w:hint="eastAsia"/>
@@ -8207,9 +7298,20 @@
                 <w:szCs w:val="16"/>
                 <w:lang w:eastAsia="ko-KR"/>
               </w:rPr>
-              <w:t>로이드인증원에서</w:t>
-            </w:r>
-            <w:proofErr w:type="spellEnd"/>
+              <w:t>포털에서는 계획된 심사일정과 심사결과를 확인할 수 있고 귀사의 최신 인증서,</w:t>
+            </w:r>
+            <w:r>
+              <w:rPr>
+                <w:rFonts w:ascii="맑은 고딕" w:eastAsia="맑은 고딕" w:hAnsi="맑은 고딕" w:cs="Arial"/>
+                <w:b w:val="0"/>
+                <w:bCs w:val="0"/>
+                <w:color w:val="auto"/>
+                <w:sz w:val="16"/>
+                <w:szCs w:val="16"/>
+                <w:lang w:eastAsia="ko-KR"/>
+              </w:rPr>
+              <w:t xml:space="preserve"> </w:t>
+            </w:r>
             <w:r>
               <w:rPr>
                 <w:rFonts w:ascii="맑은 고딕" w:eastAsia="맑은 고딕" w:hAnsi="맑은 고딕" w:cs="Arial" w:hint="eastAsia"/>
@@ -8220,7 +7322,31 @@
                 <w:szCs w:val="16"/>
                 <w:lang w:eastAsia="ko-KR"/>
               </w:rPr>
-              <w:t xml:space="preserve"> 개발한 온라인 플랫폼으로,</w:t>
+              <w:t>심사 발견사항 및 인</w:t>
+            </w:r>
+            <w:r>
+              <w:rPr>
+                <w:rFonts w:ascii="맑은 고딕" w:eastAsia="맑은 고딕" w:hAnsi="맑은 고딕" w:cs="Arial" w:hint="eastAsia"/>
+                <w:b w:val="0"/>
+                <w:bCs w:val="0"/>
+                <w:color w:val="auto"/>
+                <w:sz w:val="16"/>
+                <w:szCs w:val="16"/>
+                <w:lang w:eastAsia="ko-KR"/>
+              </w:rPr>
+              <w:t>증</w:t>
+            </w:r>
+            <w:r>
+              <w:rPr>
+                <w:rFonts w:ascii="맑은 고딕" w:eastAsia="맑은 고딕" w:hAnsi="맑은 고딕" w:cs="Arial" w:hint="eastAsia"/>
+                <w:b w:val="0"/>
+                <w:bCs w:val="0"/>
+                <w:color w:val="auto"/>
+                <w:sz w:val="16"/>
+                <w:szCs w:val="16"/>
+                <w:lang w:eastAsia="ko-KR"/>
+              </w:rPr>
+              <w:t>마크를 다운로드할 수 있습니다.</w:t>
             </w:r>
             <w:r>
               <w:rPr>
@@ -8244,7 +7370,7 @@
                 <w:szCs w:val="16"/>
                 <w:lang w:eastAsia="ko-KR"/>
               </w:rPr>
-              <w:t>귀사의 경영시스템 인증 프로그램을 관리하는 역할을 수행합니다.</w:t>
+              <w:t>또한 귀사의 인증심사 후 수집된 데이트를 통해 정성,</w:t>
             </w:r>
             <w:r>
               <w:rPr>
@@ -8268,102 +7394,6 @@
                 <w:szCs w:val="16"/>
                 <w:lang w:eastAsia="ko-KR"/>
               </w:rPr>
-              <w:t>포털에서는 계획된 심사일정과 심사결과를 확인할 수 있고 귀사의 최신 인증서,</w:t>
-            </w:r>
-            <w:r>
-              <w:rPr>
-                <w:rFonts w:ascii="맑은 고딕" w:eastAsia="맑은 고딕" w:hAnsi="맑은 고딕" w:cs="Arial"/>
-                <w:b w:val="0"/>
-                <w:bCs w:val="0"/>
-                <w:color w:val="auto"/>
-                <w:sz w:val="16"/>
-                <w:szCs w:val="16"/>
-                <w:lang w:eastAsia="ko-KR"/>
-              </w:rPr>
-              <w:t xml:space="preserve"> </w:t>
-            </w:r>
-            <w:r>
-              <w:rPr>
-                <w:rFonts w:ascii="맑은 고딕" w:eastAsia="맑은 고딕" w:hAnsi="맑은 고딕" w:cs="Arial" w:hint="eastAsia"/>
-                <w:b w:val="0"/>
-                <w:bCs w:val="0"/>
-                <w:color w:val="auto"/>
-                <w:sz w:val="16"/>
-                <w:szCs w:val="16"/>
-                <w:lang w:eastAsia="ko-KR"/>
-              </w:rPr>
-              <w:t>심사 발견사항 및 인</w:t>
-            </w:r>
-            <w:r>
-              <w:rPr>
-                <w:rFonts w:ascii="맑은 고딕" w:eastAsia="맑은 고딕" w:hAnsi="맑은 고딕" w:cs="Arial" w:hint="eastAsia"/>
-                <w:b w:val="0"/>
-                <w:bCs w:val="0"/>
-                <w:color w:val="auto"/>
-                <w:sz w:val="16"/>
-                <w:szCs w:val="16"/>
-                <w:lang w:eastAsia="ko-KR"/>
-              </w:rPr>
-              <w:t>증</w:t>
-            </w:r>
-            <w:r>
-              <w:rPr>
-                <w:rFonts w:ascii="맑은 고딕" w:eastAsia="맑은 고딕" w:hAnsi="맑은 고딕" w:cs="Arial" w:hint="eastAsia"/>
-                <w:b w:val="0"/>
-                <w:bCs w:val="0"/>
-                <w:color w:val="auto"/>
-                <w:sz w:val="16"/>
-                <w:szCs w:val="16"/>
-                <w:lang w:eastAsia="ko-KR"/>
-              </w:rPr>
-              <w:t>마크를 다운로드할 수 있습니다.</w:t>
-            </w:r>
-            <w:r>
-              <w:rPr>
-                <w:rFonts w:ascii="맑은 고딕" w:eastAsia="맑은 고딕" w:hAnsi="맑은 고딕" w:cs="Arial"/>
-                <w:b w:val="0"/>
-                <w:bCs w:val="0"/>
-                <w:color w:val="auto"/>
-                <w:sz w:val="16"/>
-                <w:szCs w:val="16"/>
-                <w:lang w:eastAsia="ko-KR"/>
-              </w:rPr>
-              <w:t xml:space="preserve"> </w:t>
-            </w:r>
-            <w:r>
-              <w:rPr>
-                <w:rFonts w:ascii="맑은 고딕" w:eastAsia="맑은 고딕" w:hAnsi="맑은 고딕" w:cs="Arial" w:hint="eastAsia"/>
-                <w:b w:val="0"/>
-                <w:bCs w:val="0"/>
-                <w:color w:val="auto"/>
-                <w:sz w:val="16"/>
-                <w:szCs w:val="16"/>
-                <w:lang w:eastAsia="ko-KR"/>
-              </w:rPr>
-              <w:t>또한 귀사의 인증심사 후 수집된 데이트를 통해 정성,</w:t>
-            </w:r>
-            <w:r>
-              <w:rPr>
-                <w:rFonts w:ascii="맑은 고딕" w:eastAsia="맑은 고딕" w:hAnsi="맑은 고딕" w:cs="Arial"/>
-                <w:b w:val="0"/>
-                <w:bCs w:val="0"/>
-                <w:color w:val="auto"/>
-                <w:sz w:val="16"/>
-                <w:szCs w:val="16"/>
-                <w:lang w:eastAsia="ko-KR"/>
-              </w:rPr>
-              <w:t xml:space="preserve"> </w:t>
-            </w:r>
-            <w:r>
-              <w:rPr>
-                <w:rFonts w:ascii="맑은 고딕" w:eastAsia="맑은 고딕" w:hAnsi="맑은 고딕" w:cs="Arial" w:hint="eastAsia"/>
-                <w:b w:val="0"/>
-                <w:bCs w:val="0"/>
-                <w:color w:val="auto"/>
-                <w:sz w:val="16"/>
-                <w:szCs w:val="16"/>
-                <w:lang w:eastAsia="ko-KR"/>
-              </w:rPr>
               <w:t>정량분석도 가능합니다.</w:t>
             </w:r>
           </w:p>
@@ -8440,7 +7470,6 @@
           <w:szCs w:val="18"/>
           <w:lang w:eastAsia="ko-KR"/>
         </w:rPr>
-        <w:lastRenderedPageBreak/>
         <w:t xml:space="preserve">본 견적의 유효기간은 </w:t>
       </w:r>
       <w:r>
@@ -9118,7 +8147,6 @@
           <w:sz w:val="14"/>
           <w:szCs w:val="14"/>
         </w:rPr>
-        <w:lastRenderedPageBreak/>
         <mc:AlternateContent>
           <mc:Choice Requires="wps">
             <w:drawing>
@@ -9306,7 +8334,6 @@
                                 <w:lang w:val="fr-FR" w:eastAsia="ko-KR"/>
                               </w:rPr>
                             </w:pPr>
-                            <w:proofErr w:type="gramStart"/>
                             <w:r>
                               <w:rPr>
                                 <w:rFonts w:ascii="맑은 고딕" w:eastAsia="맑은 고딕" w:hAnsi="맑은 고딕" w:hint="eastAsia"/>
@@ -9327,18 +8354,7 @@
                                 <w:szCs w:val="26"/>
                                 <w:lang w:val="fr-FR" w:eastAsia="ko-KR"/>
                               </w:rPr>
-                              <w:t xml:space="preserve">  +</w:t>
-                            </w:r>
-                            <w:proofErr w:type="gramEnd"/>
-                            <w:r>
-                              <w:rPr>
-                                <w:rFonts w:ascii="맑은 고딕" w:eastAsia="맑은 고딕" w:hAnsi="맑은 고딕" w:hint="eastAsia"/>
-                                <w:kern w:val="24"/>
-                                <w:sz w:val="18"/>
-                                <w:szCs w:val="26"/>
-                                <w:lang w:val="fr-FR" w:eastAsia="ko-KR"/>
-                              </w:rPr>
-                              <w:t>82 (0)2 3703 75</w:t>
+                              <w:t xml:space="preserve">  +82 (0)2 3703 75</w:t>
                             </w:r>
                             <w:r>
                               <w:rPr>
@@ -9371,7 +8387,6 @@
                                 <w:lang w:val="fr-FR" w:eastAsia="ko-KR"/>
                               </w:rPr>
                             </w:pPr>
-                            <w:proofErr w:type="gramStart"/>
                             <w:r>
                               <w:rPr>
                                 <w:rFonts w:ascii="맑은 고딕" w:eastAsia="맑은 고딕" w:hAnsi="맑은 고딕" w:hint="eastAsia"/>
@@ -9460,7 +8475,6 @@
                               </w:rPr>
                               <w:t>com</w:t>
                             </w:r>
-                            <w:proofErr w:type="gramEnd"/>
                           </w:p>
                           <w:p>
                             <w:pPr>
@@ -10249,7 +9263,6 @@
                           <w:lang w:val="fr-FR" w:eastAsia="ko-KR"/>
                         </w:rPr>
                       </w:pPr>
-                      <w:proofErr w:type="gramStart"/>
                       <w:r>
                         <w:rPr>
                           <w:rFonts w:ascii="맑은 고딕" w:eastAsia="맑은 고딕" w:hAnsi="맑은 고딕" w:hint="eastAsia"/>
@@ -10270,18 +9283,7 @@
                           <w:szCs w:val="26"/>
                           <w:lang w:val="fr-FR" w:eastAsia="ko-KR"/>
                         </w:rPr>
-                        <w:t xml:space="preserve">  +</w:t>
-                      </w:r>
-                      <w:proofErr w:type="gramEnd"/>
-                      <w:r>
-                        <w:rPr>
-                          <w:rFonts w:ascii="맑은 고딕" w:eastAsia="맑은 고딕" w:hAnsi="맑은 고딕" w:hint="eastAsia"/>
-                          <w:kern w:val="24"/>
-                          <w:sz w:val="18"/>
-                          <w:szCs w:val="26"/>
-                          <w:lang w:val="fr-FR" w:eastAsia="ko-KR"/>
-                        </w:rPr>
-                        <w:t>82 (0)2 3703 75</w:t>
+                        <w:t xml:space="preserve">  +82 (0)2 3703 75</w:t>
                       </w:r>
                       <w:r>
                         <w:rPr>
@@ -10314,7 +9316,6 @@
                           <w:lang w:val="fr-FR" w:eastAsia="ko-KR"/>
                         </w:rPr>
                       </w:pPr>
-                      <w:proofErr w:type="gramStart"/>
                       <w:r>
                         <w:rPr>
                           <w:rFonts w:ascii="맑은 고딕" w:eastAsia="맑은 고딕" w:hAnsi="맑은 고딕" w:hint="eastAsia"/>
@@ -10403,7 +9404,6 @@
                         </w:rPr>
                         <w:t>com</w:t>
                       </w:r>
-                      <w:proofErr w:type="gramEnd"/>
                     </w:p>
                     <w:p>
                       <w:pPr>
@@ -11195,7 +10195,7 @@
           </mc:Choice>
           <mc:Fallback>
             <w:pict>
-              <v:rect w14:anchorId="52556216" id="Rectangle 12" o:spid="_x0000_s1026" style="position:absolute;margin-left:-18.95pt;margin-top:-.45pt;width:626.75pt;height:1009.1pt;z-index:-251658236;visibility:visible;mso-wrap-style:square;mso-width-percent:0;mso-height-percent:0;mso-wrap-distance-left:9pt;mso-wrap-distance-top:0;mso-wrap-distance-right:9pt;mso-wrap-distance-bottom:0;mso-position-horizontal:absolute;mso-position-horizontal-relative:page;mso-position-vertical:absolute;mso-position-vertical-relative:page;mso-width-percent:0;mso-height-percent:0;mso-width-relative:margin;mso-height-relative:margin;v-text-anchor:middle" o:gfxdata="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" fillcolor="#b8feee [663]" stroked="f" strokeweight="1pt">
+              <v:rect w14:anchorId="06A99AAE" id="Rectangle 12" o:spid="_x0000_s1026" style="position:absolute;margin-left:-18.95pt;margin-top:-.45pt;width:626.75pt;height:1009.1pt;z-index:-251658236;visibility:visible;mso-wrap-style:square;mso-width-percent:0;mso-height-percent:0;mso-wrap-distance-left:9pt;mso-wrap-distance-top:0;mso-wrap-distance-right:9pt;mso-wrap-distance-bottom:0;mso-position-horizontal:absolute;mso-position-horizontal-relative:page;mso-position-vertical:absolute;mso-position-vertical-relative:page;mso-width-percent:0;mso-height-percent:0;mso-width-relative:margin;mso-height-relative:margin;v-text-anchor:middle" o:gfxdata="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" fillcolor="#b8feee [663]" stroked="f" strokeweight="1pt">
                 <w10:wrap anchorx="page" anchory="page"/>
               </v:rect>
             </w:pict>
@@ -15234,25 +14234,16 @@
 </file>
 
 <file path=customXml/item1.xml><?xml version="1.0" encoding="utf-8"?>
+<b:Sources xmlns:b="http://schemas.openxmlformats.org/officeDocument/2006/bibliography" xmlns="http://schemas.openxmlformats.org/officeDocument/2006/bibliography" SelectedStyle="/APASixthEditionOfficeOnline.xsl" StyleName="APA" Version="6"/>
+</file>
+
+<file path=customXml/item2.xml><?xml version="1.0" encoding="utf-8"?>
 <p:properties xmlns:p="http://schemas.microsoft.com/office/2006/metadata/properties" xmlns:xsi="http://www.w3.org/2001/XMLSchema-instance" xmlns:pc="http://schemas.microsoft.com/office/infopath/2007/PartnerControls">
   <documentManagement/>
 </p:properties>
 </file>
 
-<file path=customXml/item2.xml><?xml version="1.0" encoding="utf-8"?>
-<b:Sources xmlns:b="http://schemas.openxmlformats.org/officeDocument/2006/bibliography" xmlns="http://schemas.openxmlformats.org/officeDocument/2006/bibliography" SelectedStyle="/APASixthEditionOfficeOnline.xsl" StyleName="APA" Version="6"/>
-</file>
-
 <file path=customXml/item3.xml><?xml version="1.0" encoding="utf-8"?>
-<?mso-contentType ?>
-<FormTemplates xmlns="http://schemas.microsoft.com/sharepoint/v3/contenttype/forms">
-  <Display>DocumentLibraryForm</Display>
-  <Edit>DocumentLibraryForm</Edit>
-  <New>DocumentLibraryForm</New>
-</FormTemplates>
-</file>
-
-<file path=customXml/item4.xml><?xml version="1.0" encoding="utf-8"?>
 <ct:contentTypeSchema xmlns:ct="http://schemas.microsoft.com/office/2006/metadata/contentType" xmlns:ma="http://schemas.microsoft.com/office/2006/metadata/properties/metaAttributes" ct:_="" ma:_="" ma:contentTypeName="문서" ma:contentTypeID="0x010100BAE669FB5286554D816E6E3B1E57CB3E" ma:contentTypeVersion="13" ma:contentTypeDescription="새 문서를 만듭니다." ma:contentTypeScope="" ma:versionID="507d148797186dee3789d8636b4ec545">
   <xsd:schema xmlns:xsd="http://www.w3.org/2001/XMLSchema" xmlns:xs="http://www.w3.org/2001/XMLSchema" xmlns:p="http://schemas.microsoft.com/office/2006/metadata/properties" xmlns:ns2="f2369789-19dc-4ff2-8298-3f6d4c3d42dc" xmlns:ns3="ac62e6bc-ec19-4718-ba7c-8f33d65dd1b4" targetNamespace="http://schemas.microsoft.com/office/2006/metadata/properties" ma:root="true" ma:fieldsID="e79cd5f27e269a164aa6d7f1a8a2b388" ns2:_="" ns3:_="">
     <xsd:import namespace="f2369789-19dc-4ff2-8298-3f6d4c3d42dc"/>
@@ -15475,7 +14466,24 @@
 </ct:contentTypeSchema>
 </file>
 
+<file path=customXml/item4.xml><?xml version="1.0" encoding="utf-8"?>
+<?mso-contentType ?>
+<FormTemplates xmlns="http://schemas.microsoft.com/sharepoint/v3/contenttype/forms">
+  <Display>DocumentLibraryForm</Display>
+  <Edit>DocumentLibraryForm</Edit>
+  <New>DocumentLibraryForm</New>
+</FormTemplates>
+</file>
+
 <file path=customXml/itemProps1.xml><?xml version="1.0" encoding="utf-8"?>
+<ds:datastoreItem xmlns:ds="http://schemas.openxmlformats.org/officeDocument/2006/customXml" ds:itemID="{0E6AD0CF-AB71-42B8-AE19-472505EDA9EB}">
+  <ds:schemaRefs>
+    <ds:schemaRef ds:uri="http://schemas.openxmlformats.org/officeDocument/2006/bibliography"/>
+  </ds:schemaRefs>
+</ds:datastoreItem>
+</file>
+
+<file path=customXml/itemProps2.xml><?xml version="1.0" encoding="utf-8"?>
 <ds:datastoreItem xmlns:ds="http://schemas.openxmlformats.org/officeDocument/2006/customXml" ds:itemID="{B10D67FC-9935-4B64-8292-B6B906E6C83D}">
   <ds:schemaRefs>
     <ds:schemaRef ds:uri="http://schemas.microsoft.com/office/2006/metadata/properties"/>
@@ -15484,23 +14492,7 @@
 </ds:datastoreItem>
 </file>
 
-<file path=customXml/itemProps2.xml><?xml version="1.0" encoding="utf-8"?>
-<ds:datastoreItem xmlns:ds="http://schemas.openxmlformats.org/officeDocument/2006/customXml" ds:itemID="{0E6AD0CF-AB71-42B8-AE19-472505EDA9EB}">
-  <ds:schemaRefs>
-    <ds:schemaRef ds:uri="http://schemas.openxmlformats.org/officeDocument/2006/bibliography"/>
-  </ds:schemaRefs>
-</ds:datastoreItem>
-</file>
-
 <file path=customXml/itemProps3.xml><?xml version="1.0" encoding="utf-8"?>
-<ds:datastoreItem xmlns:ds="http://schemas.openxmlformats.org/officeDocument/2006/customXml" ds:itemID="{8326EFF0-7895-4B4D-8841-6805150EC2C0}">
-  <ds:schemaRefs>
-    <ds:schemaRef ds:uri="http://schemas.microsoft.com/sharepoint/v3/contenttype/forms"/>
-  </ds:schemaRefs>
-</ds:datastoreItem>
-</file>
-
-<file path=customXml/itemProps4.xml><?xml version="1.0" encoding="utf-8"?>
 <ds:datastoreItem xmlns:ds="http://schemas.openxmlformats.org/officeDocument/2006/customXml" ds:itemID="{75B3D781-AD21-4BEF-A2F5-BD1EE052F973}">
   <ds:schemaRefs>
     <ds:schemaRef ds:uri="http://schemas.microsoft.com/office/2006/metadata/contentType"/>
@@ -15517,4 +14509,12 @@
     <ds:schemaRef ds:uri="http://schemas.microsoft.com/internal/obd"/>
   </ds:schemaRefs>
 </ds:datastoreItem>
+</file>
+
+<file path=customXml/itemProps4.xml><?xml version="1.0" encoding="utf-8"?>
+<ds:datastoreItem xmlns:ds="http://schemas.openxmlformats.org/officeDocument/2006/customXml" ds:itemID="{8326EFF0-7895-4B4D-8841-6805150EC2C0}">
+  <ds:schemaRefs>
+    <ds:schemaRef ds:uri="http://schemas.microsoft.com/sharepoint/v3/contenttype/forms"/>
+  </ds:schemaRefs>
+</ds:datastoreItem>
 </file>
--- a/vercel-deploy/public/templates/LRQA_quotation.docx
+++ b/vercel-deploy/public/templates/LRQA_quotation.docx
@@ -387,7 +387,7 @@
                 <w:szCs w:val="32"/>
                 <w:lang w:eastAsia="ko-KR"/>
               </w:rPr>
-              <w:t>{{ client_name }}</w:t>
+              <w:t>{{client_name}}</w:t>
             </w:r>
           </w:p>
           <w:p>
@@ -415,7 +415,7 @@
                 <w:spacing w:val="-1"/>
                 <w:lang w:eastAsia="ko-KR"/>
               </w:rPr>
-              <w:t>{{ standards_text }}</w:t>
+              <w:t>{{standards_text}}</w:t>
             </w:r>
           </w:p>
           <w:p>
@@ -526,16 +526,7 @@
                 <w:szCs w:val="18"/>
                 <w:lang w:eastAsia="ko-KR"/>
               </w:rPr>
-              <w:t>{{ quotation_date }}</w:t>
-            </w:r>
-            <w:r>
-              <w:rPr>
-                <w:rFonts w:ascii="맑은 고딕" w:eastAsia="맑은 고딕" w:hAnsi="맑은 고딕" w:hint="eastAsia"/>
-                <w:sz w:val="18"/>
-                <w:szCs w:val="18"/>
-                <w:lang w:eastAsia="ko-KR"/>
-              </w:rPr>
-              <w:t>}</w:t>
+              <w:t>{{quotation_date}}</w:t>
             </w:r>
           </w:p>
         </w:tc>
@@ -650,7 +641,7 @@
                 <w:shd w:val="clear" w:color="auto" w:fill="FFFFFF"/>
                 <w:lang w:eastAsia="ko-KR"/>
               </w:rPr>
-              <w:t>{{ quotation_number }}</w:t>
+              <w:t>{{quotation_number}}</w:t>
             </w:r>
           </w:p>
           <w:p>
@@ -3975,7 +3966,7 @@
           <w:rFonts w:ascii="맑은 고딕" w:eastAsia="맑은 고딕" w:hAnsi="맑은 고딕"/>
           <w:lang w:eastAsia="ko-KR"/>
         </w:rPr>
-        <w:t xml:space="preserve">{{ standards_text }} </w:t>
+        <w:t xml:space="preserve">{{standards_text}} </w:t>
       </w:r>
       <w:r>
         <w:rPr>
@@ -4263,7 +4254,7 @@
                 <w:szCs w:val="18"/>
                 <w:lang w:eastAsia="ko-KR"/>
               </w:rPr>
-              <w:t>{{ client_name }}</w:t>
+              <w:t>{{client_name}}</w:t>
             </w:r>
             <w:r>
               <w:rPr>
@@ -4305,7 +4296,7 @@
                 <w:szCs w:val="18"/>
                 <w:lang w:eastAsia="ko-KR"/>
               </w:rPr>
-              <w:t>{{ client_address }}</w:t>
+              <w:t>{{client_address}}</w:t>
             </w:r>
           </w:p>
         </w:tc>
@@ -4416,7 +4407,7 @@
           <w:szCs w:val="20"/>
           <w:lang w:eastAsia="ko-KR"/>
         </w:rPr>
-        <w:t>- `{{ total_sites }}` - 총 사업장 수</w:t>
+        <w:t>- `{{total_sites}}` - 총 사업장 수</w:t>
       </w:r>
     </w:p>
     <w:p>
@@ -4443,7 +4434,7 @@
           <w:szCs w:val="20"/>
           <w:lang w:eastAsia="ko-KR"/>
         </w:rPr>
-        <w:t>- `{{ total_employees }}` - 총 직원 수</w:t>
+        <w:t>- `{{total_employees}}` - 총 직원 수</w:t>
       </w:r>
     </w:p>
     <w:p>
@@ -5075,7 +5066,7 @@
                 <w:szCs w:val="18"/>
                 <w:lang w:eastAsia="ko-KR"/>
               </w:rPr>
-              <w:t>{% if has_iso9001 %}ISO 9001 최초심사</w:t>
+              <w:t>{</w:t>
             </w:r>
             <w:r>
               <w:rPr>
@@ -5084,6 +5075,42 @@
                 <w:szCs w:val="18"/>
                 <w:lang w:eastAsia="ko-KR"/>
               </w:rPr>
+              <w:t>#</w:t>
+            </w:r>
+            <w:r>
+              <w:rPr>
+                <w:rFonts w:ascii="맑은 고딕" w:eastAsia="맑은 고딕" w:hAnsi="맑은 고딕" w:hint="eastAsia"/>
+                <w:sz w:val="18"/>
+                <w:szCs w:val="18"/>
+                <w:lang w:eastAsia="ko-KR"/>
+              </w:rPr>
+              <w:t>has_iso9001</w:t>
+            </w:r>
+            <w:r>
+              <w:rPr>
+                <w:rFonts w:ascii="맑은 고딕" w:eastAsia="맑은 고딕" w:hAnsi="맑은 고딕" w:hint="eastAsia"/>
+                <w:sz w:val="18"/>
+                <w:szCs w:val="18"/>
+                <w:lang w:eastAsia="ko-KR"/>
+              </w:rPr>
+              <w:t>}</w:t>
+            </w:r>
+            <w:r>
+              <w:rPr>
+                <w:rFonts w:ascii="맑은 고딕" w:eastAsia="맑은 고딕" w:hAnsi="맑은 고딕" w:hint="eastAsia"/>
+                <w:sz w:val="18"/>
+                <w:szCs w:val="18"/>
+                <w:lang w:eastAsia="ko-KR"/>
+              </w:rPr>
+              <w:t>}ISO 9001 최초심사</w:t>
+            </w:r>
+            <w:r>
+              <w:rPr>
+                <w:rFonts w:ascii="맑은 고딕" w:eastAsia="맑은 고딕" w:hAnsi="맑은 고딕" w:hint="eastAsia"/>
+                <w:sz w:val="18"/>
+                <w:szCs w:val="18"/>
+                <w:lang w:eastAsia="ko-KR"/>
+              </w:rPr>
               <w:t xml:space="preserve"> {</w:t>
             </w:r>
             <w:r>
@@ -5093,7 +5120,34 @@
                 <w:szCs w:val="18"/>
                 <w:lang w:eastAsia="ko-KR"/>
               </w:rPr>
-              <w:t>% endif %}</w:t>
+              <w:t>{</w:t>
+            </w:r>
+            <w:r>
+              <w:rPr>
+                <w:rFonts w:ascii="맑은 고딕" w:eastAsia="맑은 고딕" w:hAnsi="맑은 고딕" w:hint="eastAsia"/>
+                <w:sz w:val="18"/>
+                <w:szCs w:val="18"/>
+                <w:lang w:eastAsia="ko-KR"/>
+              </w:rPr>
+              <w:t>/has_iso9001</w:t>
+            </w:r>
+            <w:r>
+              <w:rPr>
+                <w:rFonts w:ascii="맑은 고딕" w:eastAsia="맑은 고딕" w:hAnsi="맑은 고딕" w:hint="eastAsia"/>
+                <w:sz w:val="18"/>
+                <w:szCs w:val="18"/>
+                <w:lang w:eastAsia="ko-KR"/>
+              </w:rPr>
+              <w:t>}</w:t>
+            </w:r>
+            <w:r>
+              <w:rPr>
+                <w:rFonts w:ascii="맑은 고딕" w:eastAsia="맑은 고딕" w:hAnsi="맑은 고딕" w:hint="eastAsia"/>
+                <w:sz w:val="18"/>
+                <w:szCs w:val="18"/>
+                <w:lang w:eastAsia="ko-KR"/>
+              </w:rPr>
+              <w:t>}</w:t>
             </w:r>
           </w:p>
         </w:tc>
@@ -5123,7 +5177,7 @@
                 <w:szCs w:val="18"/>
                 <w:lang w:eastAsia="ko-KR"/>
               </w:rPr>
-              <w:t>{{ iso9001_stage1_2_days }}</w:t>
+              <w:t>{{iso9001_stage1_2_days}}</w:t>
             </w:r>
             <w:r>
               <w:rPr>
@@ -5140,11 +5194,29 @@
               <w:pStyle w:val="TableFigures"/>
               <w:cnfStyle w:val="000000000000" w:firstRow="0" w:lastRow="0" w:firstColumn="0" w:lastColumn="0" w:oddVBand="0" w:evenVBand="0" w:oddHBand="0" w:evenHBand="0" w:firstRowFirstColumn="0" w:firstRowLastColumn="0" w:lastRowFirstColumn="0" w:lastRowLastColumn="0"/>
               <w:rPr>
+                <w:rFonts w:ascii="맑은 고딕" w:eastAsia="맑은 고딕" w:hAnsi="맑은 고딕" w:hint="eastAsia"/>
+                <w:sz w:val="18"/>
+                <w:szCs w:val="18"/>
+              </w:rPr>
+            </w:pPr>
+            <w:r>
+              <w:rPr>
+                <w:rFonts w:ascii="맑은 고딕" w:eastAsia="맑은 고딕" w:hAnsi="맑은 고딕" w:hint="eastAsia"/>
+                <w:sz w:val="18"/>
+                <w:szCs w:val="18"/>
+                <w:lang w:eastAsia="ko-KR"/>
+              </w:rPr>
+              <w:t xml:space="preserve">(Stage1: </w:t>
+            </w:r>
+            <w:r>
+              <w:rPr>
                 <w:rFonts w:ascii="맑은 고딕" w:eastAsia="맑은 고딕" w:hAnsi="맑은 고딕"/>
                 <w:sz w:val="18"/>
                 <w:szCs w:val="18"/>
-              </w:rPr>
-            </w:pPr>
+                <w:lang w:eastAsia="ko-KR"/>
+              </w:rPr>
+              <w:t>{{iso9001_stage1_days}}</w:t>
+            </w:r>
             <w:r>
               <w:rPr>
                 <w:rFonts w:ascii="맑은 고딕" w:eastAsia="맑은 고딕" w:hAnsi="맑은 고딕" w:hint="eastAsia"/>
@@ -5152,7 +5224,7 @@
                 <w:szCs w:val="18"/>
                 <w:lang w:eastAsia="ko-KR"/>
               </w:rPr>
-              <w:t xml:space="preserve">(Stage1: </w:t>
+              <w:t>days</w:t>
             </w:r>
             <w:r>
               <w:rPr>
@@ -5161,7 +5233,7 @@
                 <w:szCs w:val="18"/>
                 <w:lang w:eastAsia="ko-KR"/>
               </w:rPr>
-              <w:t>{{ iso9001_stage1_days }}</w:t>
+              <w:t>,</w:t>
             </w:r>
             <w:r>
               <w:rPr>
@@ -5170,7 +5242,7 @@
                 <w:szCs w:val="18"/>
                 <w:lang w:eastAsia="ko-KR"/>
               </w:rPr>
-              <w:t>days</w:t>
+              <w:t xml:space="preserve"> Stage2: </w:t>
             </w:r>
             <w:r>
               <w:rPr>
@@ -5179,7 +5251,7 @@
                 <w:szCs w:val="18"/>
                 <w:lang w:eastAsia="ko-KR"/>
               </w:rPr>
-              <w:t>,</w:t>
+              <w:t>{</w:t>
             </w:r>
             <w:r>
               <w:rPr>
@@ -5188,7 +5260,7 @@
                 <w:szCs w:val="18"/>
                 <w:lang w:eastAsia="ko-KR"/>
               </w:rPr>
-              <w:t xml:space="preserve"> Stage2: </w:t>
+              <w:t>{</w:t>
             </w:r>
             <w:r>
               <w:rPr>
@@ -5197,7 +5269,25 @@
                 <w:szCs w:val="18"/>
                 <w:lang w:eastAsia="ko-KR"/>
               </w:rPr>
-              <w:t>{{ iso9001_stage1_2_cost_formatted }}</w:t>
+              <w:t>iso9001_stage1_2_</w:t>
+            </w:r>
+            <w:r>
+              <w:rPr>
+                <w:rFonts w:ascii="맑은 고딕" w:eastAsia="맑은 고딕" w:hAnsi="맑은 고딕" w:hint="eastAsia"/>
+                <w:sz w:val="18"/>
+                <w:szCs w:val="18"/>
+                <w:lang w:eastAsia="ko-KR"/>
+              </w:rPr>
+              <w:t>days}}</w:t>
+            </w:r>
+            <w:r>
+              <w:rPr>
+                <w:rFonts w:ascii="맑은 고딕" w:eastAsia="맑은 고딕" w:hAnsi="맑은 고딕" w:hint="eastAsia"/>
+                <w:sz w:val="18"/>
+                <w:szCs w:val="18"/>
+                <w:lang w:eastAsia="ko-KR"/>
+              </w:rPr>
+              <w:t>days)</w:t>
             </w:r>
           </w:p>
         </w:tc>
@@ -5227,7 +5317,7 @@
                 <w:szCs w:val="18"/>
                 <w:lang w:eastAsia="ko-KR"/>
               </w:rPr>
-              <w:t>{{ iso14001_stage1_2_cost_formatted }}</w:t>
+              <w:t>{{iso14001_stage1_2_cost_formatted}}</w:t>
             </w:r>
           </w:p>
         </w:tc>
@@ -5257,7 +5347,7 @@
                 <w:szCs w:val="18"/>
                 <w:lang w:eastAsia="ko-KR"/>
               </w:rPr>
-              <w:t>{{ iso</w:t>
+              <w:t>{{iso</w:t>
             </w:r>
             <w:r>
               <w:rPr>
@@ -5275,7 +5365,7 @@
                 <w:szCs w:val="18"/>
                 <w:lang w:eastAsia="ko-KR"/>
               </w:rPr>
-              <w:t>001_surveillance_days }}</w:t>
+              <w:t>001_surveillance_days}}</w:t>
             </w:r>
             <w:r>
               <w:rPr>
@@ -5341,7 +5431,7 @@
             <w:pPr>
               <w:pStyle w:val="TableText"/>
               <w:rPr>
-                <w:rFonts w:ascii="맑은 고딕" w:eastAsia="맑은 고딕" w:hAnsi="맑은 고딕"/>
+                <w:rFonts w:ascii="맑은 고딕" w:eastAsia="맑은 고딕" w:hAnsi="맑은 고딕" w:hint="eastAsia"/>
                 <w:sz w:val="18"/>
                 <w:szCs w:val="18"/>
                 <w:lang w:eastAsia="ko-KR"/>
@@ -5354,7 +5444,7 @@
                 <w:szCs w:val="18"/>
                 <w:lang w:eastAsia="ko-KR"/>
               </w:rPr>
-              <w:t>{% if has_iso45001 %}ISO 45001 최초심사</w:t>
+              <w:t>{</w:t>
             </w:r>
             <w:r>
               <w:rPr>
@@ -5363,16 +5453,79 @@
                 <w:szCs w:val="18"/>
                 <w:lang w:eastAsia="ko-KR"/>
               </w:rPr>
-              <w:t xml:space="preserve"> </w:t>
-            </w:r>
-            <w:r>
-              <w:rPr>
-                <w:rFonts w:ascii="맑은 고딕" w:eastAsia="맑은 고딕" w:hAnsi="맑은 고딕"/>
-                <w:sz w:val="18"/>
-                <w:szCs w:val="18"/>
-                <w:lang w:eastAsia="ko-KR"/>
-              </w:rPr>
-              <w:t>{% endif %}</w:t>
+              <w:t>#</w:t>
+            </w:r>
+            <w:r>
+              <w:rPr>
+                <w:rFonts w:ascii="맑은 고딕" w:eastAsia="맑은 고딕" w:hAnsi="맑은 고딕" w:hint="eastAsia"/>
+                <w:sz w:val="18"/>
+                <w:szCs w:val="18"/>
+                <w:lang w:eastAsia="ko-KR"/>
+              </w:rPr>
+              <w:t>has_iso</w:t>
+            </w:r>
+            <w:r>
+              <w:rPr>
+                <w:rFonts w:ascii="맑은 고딕" w:eastAsia="맑은 고딕" w:hAnsi="맑은 고딕" w:hint="eastAsia"/>
+                <w:sz w:val="18"/>
+                <w:szCs w:val="18"/>
+                <w:lang w:eastAsia="ko-KR"/>
+              </w:rPr>
+              <w:t>450</w:t>
+            </w:r>
+            <w:r>
+              <w:rPr>
+                <w:rFonts w:ascii="맑은 고딕" w:eastAsia="맑은 고딕" w:hAnsi="맑은 고딕" w:hint="eastAsia"/>
+                <w:sz w:val="18"/>
+                <w:szCs w:val="18"/>
+                <w:lang w:eastAsia="ko-KR"/>
+              </w:rPr>
+              <w:t>01</w:t>
+            </w:r>
+            <w:r>
+              <w:rPr>
+                <w:rFonts w:ascii="맑은 고딕" w:eastAsia="맑은 고딕" w:hAnsi="맑은 고딕" w:hint="eastAsia"/>
+                <w:sz w:val="18"/>
+                <w:szCs w:val="18"/>
+                <w:lang w:eastAsia="ko-KR"/>
+              </w:rPr>
+              <w:t>}</w:t>
+            </w:r>
+            <w:r>
+              <w:rPr>
+                <w:rFonts w:ascii="맑은 고딕" w:eastAsia="맑은 고딕" w:hAnsi="맑은 고딕" w:hint="eastAsia"/>
+                <w:sz w:val="18"/>
+                <w:szCs w:val="18"/>
+                <w:lang w:eastAsia="ko-KR"/>
+              </w:rPr>
+              <w:t>}ISO 9001 최초심사</w:t>
+            </w:r>
+            <w:r>
+              <w:rPr>
+                <w:rFonts w:ascii="맑은 고딕" w:eastAsia="맑은 고딕" w:hAnsi="맑은 고딕" w:hint="eastAsia"/>
+                <w:sz w:val="18"/>
+                <w:szCs w:val="18"/>
+                <w:lang w:eastAsia="ko-KR"/>
+              </w:rPr>
+              <w:t xml:space="preserve"> {{/has_iso</w:t>
+            </w:r>
+            <w:r>
+              <w:rPr>
+                <w:rFonts w:ascii="맑은 고딕" w:eastAsia="맑은 고딕" w:hAnsi="맑은 고딕" w:hint="eastAsia"/>
+                <w:sz w:val="18"/>
+                <w:szCs w:val="18"/>
+                <w:lang w:eastAsia="ko-KR"/>
+              </w:rPr>
+              <w:t>450</w:t>
+            </w:r>
+            <w:r>
+              <w:rPr>
+                <w:rFonts w:ascii="맑은 고딕" w:eastAsia="맑은 고딕" w:hAnsi="맑은 고딕" w:hint="eastAsia"/>
+                <w:sz w:val="18"/>
+                <w:szCs w:val="18"/>
+                <w:lang w:eastAsia="ko-KR"/>
+              </w:rPr>
+              <w:t>01}}</w:t>
             </w:r>
           </w:p>
         </w:tc>
@@ -5402,7 +5555,7 @@
                 <w:szCs w:val="18"/>
                 <w:lang w:eastAsia="ko-KR"/>
               </w:rPr>
-              <w:t>{{ iso</w:t>
+              <w:t>{{iso</w:t>
             </w:r>
             <w:r>
               <w:rPr>
@@ -5420,7 +5573,7 @@
                 <w:szCs w:val="18"/>
                 <w:lang w:eastAsia="ko-KR"/>
               </w:rPr>
-              <w:t>001_stage1_2_days }}days</w:t>
+              <w:t>001_stage1_2_days}}days</w:t>
             </w:r>
           </w:p>
           <w:p>
@@ -5441,7 +5594,7 @@
                 <w:szCs w:val="18"/>
                 <w:lang w:eastAsia="ko-KR"/>
               </w:rPr>
-              <w:t>(Stage1: {{ iso</w:t>
+              <w:t>(Stage1: {{iso</w:t>
             </w:r>
             <w:r>
               <w:rPr>
@@ -5459,7 +5612,7 @@
                 <w:szCs w:val="18"/>
                 <w:lang w:eastAsia="ko-KR"/>
               </w:rPr>
-              <w:t>001_stage1_days }}days, Stage2: {{ iso</w:t>
+              <w:t>001_stage1_days}}days, Stage2: {{iso</w:t>
             </w:r>
             <w:r>
               <w:rPr>
@@ -5477,7 +5630,7 @@
                 <w:szCs w:val="18"/>
                 <w:lang w:eastAsia="ko-KR"/>
               </w:rPr>
-              <w:t>001_stage2_days }}days)</w:t>
+              <w:t>001_stage2_days}}days)</w:t>
             </w:r>
           </w:p>
         </w:tc>
@@ -5507,7 +5660,7 @@
                 <w:szCs w:val="18"/>
                 <w:lang w:eastAsia="ko-KR"/>
               </w:rPr>
-              <w:t>{{ iso</w:t>
+              <w:t>{{iso</w:t>
             </w:r>
             <w:r>
               <w:rPr>
@@ -5525,7 +5678,7 @@
                 <w:szCs w:val="18"/>
                 <w:lang w:eastAsia="ko-KR"/>
               </w:rPr>
-              <w:t>001_stage1_2_cost_formatted }}</w:t>
+              <w:t>001_stage1_2_cost_formatted}}</w:t>
             </w:r>
           </w:p>
         </w:tc>
@@ -5555,7 +5708,7 @@
                 <w:szCs w:val="18"/>
                 <w:lang w:eastAsia="ko-KR"/>
               </w:rPr>
-              <w:t>{{ iso</w:t>
+              <w:t>{{</w:t>
             </w:r>
             <w:r>
               <w:rPr>
@@ -5564,6 +5717,24 @@
                 <w:szCs w:val="18"/>
                 <w:lang w:eastAsia="ko-KR"/>
               </w:rPr>
+              <w:t>i</w:t>
+            </w:r>
+            <w:r>
+              <w:rPr>
+                <w:rFonts w:ascii="맑은 고딕" w:eastAsia="맑은 고딕" w:hAnsi="맑은 고딕"/>
+                <w:sz w:val="18"/>
+                <w:szCs w:val="18"/>
+                <w:lang w:eastAsia="ko-KR"/>
+              </w:rPr>
+              <w:t>so</w:t>
+            </w:r>
+            <w:r>
+              <w:rPr>
+                <w:rFonts w:ascii="맑은 고딕" w:eastAsia="맑은 고딕" w:hAnsi="맑은 고딕" w:hint="eastAsia"/>
+                <w:sz w:val="18"/>
+                <w:szCs w:val="18"/>
+                <w:lang w:eastAsia="ko-KR"/>
+              </w:rPr>
               <w:t>45</w:t>
             </w:r>
             <w:r>
@@ -5573,7 +5744,7 @@
                 <w:szCs w:val="18"/>
                 <w:lang w:eastAsia="ko-KR"/>
               </w:rPr>
-              <w:t>001_surveillance_days }}</w:t>
+              <w:t>001_surveillance_days}}</w:t>
             </w:r>
             <w:r>
               <w:rPr>
@@ -5885,7 +6056,7 @@
                 <w:sz w:val="18"/>
                 <w:szCs w:val="18"/>
               </w:rPr>
-              <w:t>{{ travel_expense_formatted }}</w:t>
+              <w:t>{{travel_expense_formatted}}</w:t>
             </w:r>
           </w:p>
         </w:tc>
@@ -6272,7 +6443,7 @@
                 <w:highlight w:val="yellow"/>
                 <w:lang w:eastAsia="ko-KR"/>
               </w:rPr>
-              <w:t>{{ total_audit_days }}</w:t>
+              <w:t>{{total_audit_days}}</w:t>
             </w:r>
             <w:r>
               <w:rPr>
@@ -6331,7 +6502,7 @@
                 <w:highlight w:val="yellow"/>
                 <w:lang w:eastAsia="ko-KR"/>
               </w:rPr>
-              <w:t>{{ total_cost_with_travel_formatted }}</w:t>
+              <w:t>{{total_cost_with_travel_formatted}}</w:t>
             </w:r>
           </w:p>
         </w:tc>
@@ -7836,6 +8007,7 @@
           <w:szCs w:val="18"/>
           <w:lang w:eastAsia="ko-KR"/>
         </w:rPr>
+        <w:lastRenderedPageBreak/>
         <w:t>서비스 범위</w:t>
       </w:r>
       <w:r>
@@ -8138,6 +8310,7 @@
           <w:sz w:val="14"/>
           <w:szCs w:val="14"/>
         </w:rPr>
+        <w:lastRenderedPageBreak/>
         <mc:AlternateContent>
           <mc:Choice Requires="wps">
             <w:drawing>
@@ -10298,7 +10471,6 @@
         <w:docPartUnique/>
       </w:docPartObj>
     </w:sdtPr>
-    <w:sdtEndPr/>
     <w:sdtContent>
       <w:p>
         <w:pPr>
@@ -14229,9 +14401,12 @@
 </file>
 
 <file path=customXml/item2.xml><?xml version="1.0" encoding="utf-8"?>
-<p:properties xmlns:p="http://schemas.microsoft.com/office/2006/metadata/properties" xmlns:xsi="http://www.w3.org/2001/XMLSchema-instance" xmlns:pc="http://schemas.microsoft.com/office/infopath/2007/PartnerControls">
-  <documentManagement/>
-</p:properties>
+<?mso-contentType ?>
+<FormTemplates xmlns="http://schemas.microsoft.com/sharepoint/v3/contenttype/forms">
+  <Display>DocumentLibraryForm</Display>
+  <Edit>DocumentLibraryForm</Edit>
+  <New>DocumentLibraryForm</New>
+</FormTemplates>
 </file>
 
 <file path=customXml/item3.xml><?xml version="1.0" encoding="utf-8"?>
@@ -14458,12 +14633,9 @@
 </file>
 
 <file path=customXml/item4.xml><?xml version="1.0" encoding="utf-8"?>
-<?mso-contentType ?>
-<FormTemplates xmlns="http://schemas.microsoft.com/sharepoint/v3/contenttype/forms">
-  <Display>DocumentLibraryForm</Display>
-  <Edit>DocumentLibraryForm</Edit>
-  <New>DocumentLibraryForm</New>
-</FormTemplates>
+<p:properties xmlns:p="http://schemas.microsoft.com/office/2006/metadata/properties" xmlns:xsi="http://www.w3.org/2001/XMLSchema-instance" xmlns:pc="http://schemas.microsoft.com/office/infopath/2007/PartnerControls">
+  <documentManagement/>
+</p:properties>
 </file>
 
 <file path=customXml/itemProps1.xml><?xml version="1.0" encoding="utf-8"?>
@@ -14475,10 +14647,9 @@
 </file>
 
 <file path=customXml/itemProps2.xml><?xml version="1.0" encoding="utf-8"?>
-<ds:datastoreItem xmlns:ds="http://schemas.openxmlformats.org/officeDocument/2006/customXml" ds:itemID="{B10D67FC-9935-4B64-8292-B6B906E6C83D}">
+<ds:datastoreItem xmlns:ds="http://schemas.openxmlformats.org/officeDocument/2006/customXml" ds:itemID="{8326EFF0-7895-4B4D-8841-6805150EC2C0}">
   <ds:schemaRefs>
-    <ds:schemaRef ds:uri="http://schemas.microsoft.com/office/2006/metadata/properties"/>
-    <ds:schemaRef ds:uri="http://schemas.microsoft.com/office/infopath/2007/PartnerControls"/>
+    <ds:schemaRef ds:uri="http://schemas.microsoft.com/sharepoint/v3/contenttype/forms"/>
   </ds:schemaRefs>
 </ds:datastoreItem>
 </file>
@@ -14503,9 +14674,10 @@
 </file>
 
 <file path=customXml/itemProps4.xml><?xml version="1.0" encoding="utf-8"?>
-<ds:datastoreItem xmlns:ds="http://schemas.openxmlformats.org/officeDocument/2006/customXml" ds:itemID="{8326EFF0-7895-4B4D-8841-6805150EC2C0}">
+<ds:datastoreItem xmlns:ds="http://schemas.openxmlformats.org/officeDocument/2006/customXml" ds:itemID="{B10D67FC-9935-4B64-8292-B6B906E6C83D}">
   <ds:schemaRefs>
-    <ds:schemaRef ds:uri="http://schemas.microsoft.com/sharepoint/v3/contenttype/forms"/>
+    <ds:schemaRef ds:uri="http://schemas.microsoft.com/office/2006/metadata/properties"/>
+    <ds:schemaRef ds:uri="http://schemas.microsoft.com/office/infopath/2007/PartnerControls"/>
   </ds:schemaRefs>
 </ds:datastoreItem>
 </file>
--- a/vercel-deploy/public/templates/LRQA_quotation.docx
+++ b/vercel-deploy/public/templates/LRQA_quotation.docx
@@ -5075,6 +5075,15 @@
                 <w:szCs w:val="18"/>
                 <w:lang w:eastAsia="ko-KR"/>
               </w:rPr>
+              <w:t>{</w:t>
+            </w:r>
+            <w:r>
+              <w:rPr>
+                <w:rFonts w:ascii="맑은 고딕" w:eastAsia="맑은 고딕" w:hAnsi="맑은 고딕" w:hint="eastAsia"/>
+                <w:sz w:val="18"/>
+                <w:szCs w:val="18"/>
+                <w:lang w:eastAsia="ko-KR"/>
+              </w:rPr>
               <w:t>#</w:t>
             </w:r>
             <w:r>
@@ -5194,11 +5203,29 @@
               <w:pStyle w:val="TableFigures"/>
               <w:cnfStyle w:val="000000000000" w:firstRow="0" w:lastRow="0" w:firstColumn="0" w:lastColumn="0" w:oddVBand="0" w:evenVBand="0" w:oddHBand="0" w:evenHBand="0" w:firstRowFirstColumn="0" w:firstRowLastColumn="0" w:lastRowFirstColumn="0" w:lastRowLastColumn="0"/>
               <w:rPr>
+                <w:rFonts w:ascii="맑은 고딕" w:eastAsia="맑은 고딕" w:hAnsi="맑은 고딕"/>
+                <w:sz w:val="18"/>
+                <w:szCs w:val="18"/>
+              </w:rPr>
+            </w:pPr>
+            <w:r>
+              <w:rPr>
                 <w:rFonts w:ascii="맑은 고딕" w:eastAsia="맑은 고딕" w:hAnsi="맑은 고딕" w:hint="eastAsia"/>
                 <w:sz w:val="18"/>
                 <w:szCs w:val="18"/>
-              </w:rPr>
-            </w:pPr>
+                <w:lang w:eastAsia="ko-KR"/>
+              </w:rPr>
+              <w:t xml:space="preserve">(Stage1: </w:t>
+            </w:r>
+            <w:r>
+              <w:rPr>
+                <w:rFonts w:ascii="맑은 고딕" w:eastAsia="맑은 고딕" w:hAnsi="맑은 고딕"/>
+                <w:sz w:val="18"/>
+                <w:szCs w:val="18"/>
+                <w:lang w:eastAsia="ko-KR"/>
+              </w:rPr>
+              <w:t>{{iso9001_stage1_days}}</w:t>
+            </w:r>
             <w:r>
               <w:rPr>
                 <w:rFonts w:ascii="맑은 고딕" w:eastAsia="맑은 고딕" w:hAnsi="맑은 고딕" w:hint="eastAsia"/>
@@ -5206,7 +5233,7 @@
                 <w:szCs w:val="18"/>
                 <w:lang w:eastAsia="ko-KR"/>
               </w:rPr>
-              <w:t xml:space="preserve">(Stage1: </w:t>
+              <w:t>days</w:t>
             </w:r>
             <w:r>
               <w:rPr>
@@ -5215,7 +5242,7 @@
                 <w:szCs w:val="18"/>
                 <w:lang w:eastAsia="ko-KR"/>
               </w:rPr>
-              <w:t>{{iso9001_stage1_days}}</w:t>
+              <w:t>,</w:t>
             </w:r>
             <w:r>
               <w:rPr>
@@ -5224,7 +5251,7 @@
                 <w:szCs w:val="18"/>
                 <w:lang w:eastAsia="ko-KR"/>
               </w:rPr>
-              <w:t>days</w:t>
+              <w:t xml:space="preserve"> Stage2: </w:t>
             </w:r>
             <w:r>
               <w:rPr>
@@ -5233,7 +5260,7 @@
                 <w:szCs w:val="18"/>
                 <w:lang w:eastAsia="ko-KR"/>
               </w:rPr>
-              <w:t>,</w:t>
+              <w:t>{</w:t>
             </w:r>
             <w:r>
               <w:rPr>
@@ -5242,7 +5269,7 @@
                 <w:szCs w:val="18"/>
                 <w:lang w:eastAsia="ko-KR"/>
               </w:rPr>
-              <w:t xml:space="preserve"> Stage2: </w:t>
+              <w:t>{</w:t>
             </w:r>
             <w:r>
               <w:rPr>
@@ -5251,25 +5278,7 @@
                 <w:szCs w:val="18"/>
                 <w:lang w:eastAsia="ko-KR"/>
               </w:rPr>
-              <w:t>{</w:t>
-            </w:r>
-            <w:r>
-              <w:rPr>
-                <w:rFonts w:ascii="맑은 고딕" w:eastAsia="맑은 고딕" w:hAnsi="맑은 고딕" w:hint="eastAsia"/>
-                <w:sz w:val="18"/>
-                <w:szCs w:val="18"/>
-                <w:lang w:eastAsia="ko-KR"/>
-              </w:rPr>
-              <w:t>{</w:t>
-            </w:r>
-            <w:r>
-              <w:rPr>
-                <w:rFonts w:ascii="맑은 고딕" w:eastAsia="맑은 고딕" w:hAnsi="맑은 고딕"/>
-                <w:sz w:val="18"/>
-                <w:szCs w:val="18"/>
-                <w:lang w:eastAsia="ko-KR"/>
-              </w:rPr>
-              <w:t>iso9001_stage1_2_</w:t>
+              <w:t>iso9001_stage2_</w:t>
             </w:r>
             <w:r>
               <w:rPr>
@@ -5431,12 +5440,21 @@
             <w:pPr>
               <w:pStyle w:val="TableText"/>
               <w:rPr>
+                <w:rFonts w:ascii="맑은 고딕" w:eastAsia="맑은 고딕" w:hAnsi="맑은 고딕"/>
+                <w:sz w:val="18"/>
+                <w:szCs w:val="18"/>
+                <w:lang w:eastAsia="ko-KR"/>
+              </w:rPr>
+            </w:pPr>
+            <w:r>
+              <w:rPr>
                 <w:rFonts w:ascii="맑은 고딕" w:eastAsia="맑은 고딕" w:hAnsi="맑은 고딕" w:hint="eastAsia"/>
                 <w:sz w:val="18"/>
                 <w:szCs w:val="18"/>
                 <w:lang w:eastAsia="ko-KR"/>
               </w:rPr>
-            </w:pPr>
+              <w:t>{</w:t>
+            </w:r>
             <w:r>
               <w:rPr>
                 <w:rFonts w:ascii="맑은 고딕" w:eastAsia="맑은 고딕" w:hAnsi="맑은 고딕" w:hint="eastAsia"/>
@@ -5507,25 +5525,7 @@
                 <w:szCs w:val="18"/>
                 <w:lang w:eastAsia="ko-KR"/>
               </w:rPr>
-              <w:t xml:space="preserve"> {{/has_iso</w:t>
-            </w:r>
-            <w:r>
-              <w:rPr>
-                <w:rFonts w:ascii="맑은 고딕" w:eastAsia="맑은 고딕" w:hAnsi="맑은 고딕" w:hint="eastAsia"/>
-                <w:sz w:val="18"/>
-                <w:szCs w:val="18"/>
-                <w:lang w:eastAsia="ko-KR"/>
-              </w:rPr>
-              <w:t>450</w:t>
-            </w:r>
-            <w:r>
-              <w:rPr>
-                <w:rFonts w:ascii="맑은 고딕" w:eastAsia="맑은 고딕" w:hAnsi="맑은 고딕" w:hint="eastAsia"/>
-                <w:sz w:val="18"/>
-                <w:szCs w:val="18"/>
-                <w:lang w:eastAsia="ko-KR"/>
-              </w:rPr>
-              <w:t>01}}</w:t>
+              <w:t xml:space="preserve"> {{/has_iso45001}}</w:t>
             </w:r>
           </w:p>
         </w:tc>
@@ -14401,12 +14401,9 @@
 </file>
 
 <file path=customXml/item2.xml><?xml version="1.0" encoding="utf-8"?>
-<?mso-contentType ?>
-<FormTemplates xmlns="http://schemas.microsoft.com/sharepoint/v3/contenttype/forms">
-  <Display>DocumentLibraryForm</Display>
-  <Edit>DocumentLibraryForm</Edit>
-  <New>DocumentLibraryForm</New>
-</FormTemplates>
+<p:properties xmlns:p="http://schemas.microsoft.com/office/2006/metadata/properties" xmlns:xsi="http://www.w3.org/2001/XMLSchema-instance" xmlns:pc="http://schemas.microsoft.com/office/infopath/2007/PartnerControls">
+  <documentManagement/>
+</p:properties>
 </file>
 
 <file path=customXml/item3.xml><?xml version="1.0" encoding="utf-8"?>
@@ -14633,9 +14630,12 @@
 </file>
 
 <file path=customXml/item4.xml><?xml version="1.0" encoding="utf-8"?>
-<p:properties xmlns:p="http://schemas.microsoft.com/office/2006/metadata/properties" xmlns:xsi="http://www.w3.org/2001/XMLSchema-instance" xmlns:pc="http://schemas.microsoft.com/office/infopath/2007/PartnerControls">
-  <documentManagement/>
-</p:properties>
+<?mso-contentType ?>
+<FormTemplates xmlns="http://schemas.microsoft.com/sharepoint/v3/contenttype/forms">
+  <Display>DocumentLibraryForm</Display>
+  <Edit>DocumentLibraryForm</Edit>
+  <New>DocumentLibraryForm</New>
+</FormTemplates>
 </file>
 
 <file path=customXml/itemProps1.xml><?xml version="1.0" encoding="utf-8"?>
@@ -14647,9 +14647,10 @@
 </file>
 
 <file path=customXml/itemProps2.xml><?xml version="1.0" encoding="utf-8"?>
-<ds:datastoreItem xmlns:ds="http://schemas.openxmlformats.org/officeDocument/2006/customXml" ds:itemID="{8326EFF0-7895-4B4D-8841-6805150EC2C0}">
+<ds:datastoreItem xmlns:ds="http://schemas.openxmlformats.org/officeDocument/2006/customXml" ds:itemID="{B10D67FC-9935-4B64-8292-B6B906E6C83D}">
   <ds:schemaRefs>
-    <ds:schemaRef ds:uri="http://schemas.microsoft.com/sharepoint/v3/contenttype/forms"/>
+    <ds:schemaRef ds:uri="http://schemas.microsoft.com/office/2006/metadata/properties"/>
+    <ds:schemaRef ds:uri="http://schemas.microsoft.com/office/infopath/2007/PartnerControls"/>
   </ds:schemaRefs>
 </ds:datastoreItem>
 </file>
@@ -14674,10 +14675,9 @@
 </file>
 
 <file path=customXml/itemProps4.xml><?xml version="1.0" encoding="utf-8"?>
-<ds:datastoreItem xmlns:ds="http://schemas.openxmlformats.org/officeDocument/2006/customXml" ds:itemID="{B10D67FC-9935-4B64-8292-B6B906E6C83D}">
+<ds:datastoreItem xmlns:ds="http://schemas.openxmlformats.org/officeDocument/2006/customXml" ds:itemID="{8326EFF0-7895-4B4D-8841-6805150EC2C0}">
   <ds:schemaRefs>
-    <ds:schemaRef ds:uri="http://schemas.microsoft.com/office/2006/metadata/properties"/>
-    <ds:schemaRef ds:uri="http://schemas.microsoft.com/office/infopath/2007/PartnerControls"/>
+    <ds:schemaRef ds:uri="http://schemas.microsoft.com/sharepoint/v3/contenttype/forms"/>
   </ds:schemaRefs>
 </ds:datastoreItem>
 </file>
--- a/vercel-deploy/public/templates/LRQA_quotation.docx
+++ b/vercel-deploy/public/templates/LRQA_quotation.docx
@@ -387,7 +387,7 @@
                 <w:szCs w:val="32"/>
                 <w:lang w:eastAsia="ko-KR"/>
               </w:rPr>
-              <w:t>{{ client_name }}</w:t>
+              <w:t>{{client_name}}</w:t>
             </w:r>
           </w:p>
           <w:p>
@@ -415,7 +415,7 @@
                 <w:spacing w:val="-1"/>
                 <w:lang w:eastAsia="ko-KR"/>
               </w:rPr>
-              <w:t>{{ standards_text }}</w:t>
+              <w:t>{{standards_text}}</w:t>
             </w:r>
           </w:p>
           <w:p>
@@ -526,16 +526,7 @@
                 <w:szCs w:val="18"/>
                 <w:lang w:eastAsia="ko-KR"/>
               </w:rPr>
-              <w:t>{{ quotation_date }}</w:t>
-            </w:r>
-            <w:r>
-              <w:rPr>
-                <w:rFonts w:ascii="맑은 고딕" w:eastAsia="맑은 고딕" w:hAnsi="맑은 고딕" w:hint="eastAsia"/>
-                <w:sz w:val="18"/>
-                <w:szCs w:val="18"/>
-                <w:lang w:eastAsia="ko-KR"/>
-              </w:rPr>
-              <w:t>}</w:t>
+              <w:t>{{quotation_date}}</w:t>
             </w:r>
           </w:p>
         </w:tc>
@@ -650,7 +641,7 @@
                 <w:shd w:val="clear" w:color="auto" w:fill="FFFFFF"/>
                 <w:lang w:eastAsia="ko-KR"/>
               </w:rPr>
-              <w:t>{{ quotation_number }}</w:t>
+              <w:t>{{quotation_number}}</w:t>
             </w:r>
           </w:p>
           <w:p>
@@ -3975,7 +3966,7 @@
           <w:rFonts w:ascii="맑은 고딕" w:eastAsia="맑은 고딕" w:hAnsi="맑은 고딕"/>
           <w:lang w:eastAsia="ko-KR"/>
         </w:rPr>
-        <w:t xml:space="preserve">{{ standards_text }} </w:t>
+        <w:t xml:space="preserve">{{standards_text}} </w:t>
       </w:r>
       <w:r>
         <w:rPr>
@@ -4263,7 +4254,7 @@
                 <w:szCs w:val="18"/>
                 <w:lang w:eastAsia="ko-KR"/>
               </w:rPr>
-              <w:t>{{ client_name }}</w:t>
+              <w:t>{{client_name}}</w:t>
             </w:r>
             <w:r>
               <w:rPr>
@@ -4305,7 +4296,7 @@
                 <w:szCs w:val="18"/>
                 <w:lang w:eastAsia="ko-KR"/>
               </w:rPr>
-              <w:t>{{ client_address }}</w:t>
+              <w:t>{{client_address}}</w:t>
             </w:r>
           </w:p>
         </w:tc>
@@ -4416,7 +4407,7 @@
           <w:szCs w:val="20"/>
           <w:lang w:eastAsia="ko-KR"/>
         </w:rPr>
-        <w:t>- `{{ total_sites }}` - 총 사업장 수</w:t>
+        <w:t>- `{{total_sites}}` - 총 사업장 수</w:t>
       </w:r>
     </w:p>
     <w:p>
@@ -4443,7 +4434,7 @@
           <w:szCs w:val="20"/>
           <w:lang w:eastAsia="ko-KR"/>
         </w:rPr>
-        <w:t>- `{{ total_employees }}` - 총 직원 수</w:t>
+        <w:t>- `{{total_employees}}` - 총 직원 수</w:t>
       </w:r>
     </w:p>
     <w:p>
@@ -5075,7 +5066,7 @@
                 <w:szCs w:val="18"/>
                 <w:lang w:eastAsia="ko-KR"/>
               </w:rPr>
-              <w:t>{% if has_iso9001 %}ISO 9001 최초심사</w:t>
+              <w:t>{</w:t>
             </w:r>
             <w:r>
               <w:rPr>
@@ -5084,6 +5075,51 @@
                 <w:szCs w:val="18"/>
                 <w:lang w:eastAsia="ko-KR"/>
               </w:rPr>
+              <w:t>{</w:t>
+            </w:r>
+            <w:r>
+              <w:rPr>
+                <w:rFonts w:ascii="맑은 고딕" w:eastAsia="맑은 고딕" w:hAnsi="맑은 고딕" w:hint="eastAsia"/>
+                <w:sz w:val="18"/>
+                <w:szCs w:val="18"/>
+                <w:lang w:eastAsia="ko-KR"/>
+              </w:rPr>
+              <w:t>#</w:t>
+            </w:r>
+            <w:r>
+              <w:rPr>
+                <w:rFonts w:ascii="맑은 고딕" w:eastAsia="맑은 고딕" w:hAnsi="맑은 고딕" w:hint="eastAsia"/>
+                <w:sz w:val="18"/>
+                <w:szCs w:val="18"/>
+                <w:lang w:eastAsia="ko-KR"/>
+              </w:rPr>
+              <w:t>has_iso9001</w:t>
+            </w:r>
+            <w:r>
+              <w:rPr>
+                <w:rFonts w:ascii="맑은 고딕" w:eastAsia="맑은 고딕" w:hAnsi="맑은 고딕" w:hint="eastAsia"/>
+                <w:sz w:val="18"/>
+                <w:szCs w:val="18"/>
+                <w:lang w:eastAsia="ko-KR"/>
+              </w:rPr>
+              <w:t>}</w:t>
+            </w:r>
+            <w:r>
+              <w:rPr>
+                <w:rFonts w:ascii="맑은 고딕" w:eastAsia="맑은 고딕" w:hAnsi="맑은 고딕" w:hint="eastAsia"/>
+                <w:sz w:val="18"/>
+                <w:szCs w:val="18"/>
+                <w:lang w:eastAsia="ko-KR"/>
+              </w:rPr>
+              <w:t>}ISO 9001 최초심사</w:t>
+            </w:r>
+            <w:r>
+              <w:rPr>
+                <w:rFonts w:ascii="맑은 고딕" w:eastAsia="맑은 고딕" w:hAnsi="맑은 고딕" w:hint="eastAsia"/>
+                <w:sz w:val="18"/>
+                <w:szCs w:val="18"/>
+                <w:lang w:eastAsia="ko-KR"/>
+              </w:rPr>
               <w:t xml:space="preserve"> {</w:t>
             </w:r>
             <w:r>
@@ -5093,7 +5129,34 @@
                 <w:szCs w:val="18"/>
                 <w:lang w:eastAsia="ko-KR"/>
               </w:rPr>
-              <w:t>% endif %}</w:t>
+              <w:t>{</w:t>
+            </w:r>
+            <w:r>
+              <w:rPr>
+                <w:rFonts w:ascii="맑은 고딕" w:eastAsia="맑은 고딕" w:hAnsi="맑은 고딕" w:hint="eastAsia"/>
+                <w:sz w:val="18"/>
+                <w:szCs w:val="18"/>
+                <w:lang w:eastAsia="ko-KR"/>
+              </w:rPr>
+              <w:t>/has_iso9001</w:t>
+            </w:r>
+            <w:r>
+              <w:rPr>
+                <w:rFonts w:ascii="맑은 고딕" w:eastAsia="맑은 고딕" w:hAnsi="맑은 고딕" w:hint="eastAsia"/>
+                <w:sz w:val="18"/>
+                <w:szCs w:val="18"/>
+                <w:lang w:eastAsia="ko-KR"/>
+              </w:rPr>
+              <w:t>}</w:t>
+            </w:r>
+            <w:r>
+              <w:rPr>
+                <w:rFonts w:ascii="맑은 고딕" w:eastAsia="맑은 고딕" w:hAnsi="맑은 고딕" w:hint="eastAsia"/>
+                <w:sz w:val="18"/>
+                <w:szCs w:val="18"/>
+                <w:lang w:eastAsia="ko-KR"/>
+              </w:rPr>
+              <w:t>}</w:t>
             </w:r>
           </w:p>
         </w:tc>
@@ -5123,7 +5186,7 @@
                 <w:szCs w:val="18"/>
                 <w:lang w:eastAsia="ko-KR"/>
               </w:rPr>
-              <w:t>{{ iso9001_stage1_2_days }}</w:t>
+              <w:t>{{iso9001_stage1_2_days}}</w:t>
             </w:r>
             <w:r>
               <w:rPr>
@@ -5161,7 +5224,7 @@
                 <w:szCs w:val="18"/>
                 <w:lang w:eastAsia="ko-KR"/>
               </w:rPr>
-              <w:t>{{ iso9001_stage1_days }}</w:t>
+              <w:t>{{iso9001_stage1_days}}</w:t>
             </w:r>
             <w:r>
               <w:rPr>
@@ -5197,7 +5260,43 @@
                 <w:szCs w:val="18"/>
                 <w:lang w:eastAsia="ko-KR"/>
               </w:rPr>
-              <w:t>{{ iso9001_stage1_2_cost_formatted }}</w:t>
+              <w:t>{</w:t>
+            </w:r>
+            <w:r>
+              <w:rPr>
+                <w:rFonts w:ascii="맑은 고딕" w:eastAsia="맑은 고딕" w:hAnsi="맑은 고딕" w:hint="eastAsia"/>
+                <w:sz w:val="18"/>
+                <w:szCs w:val="18"/>
+                <w:lang w:eastAsia="ko-KR"/>
+              </w:rPr>
+              <w:t>{</w:t>
+            </w:r>
+            <w:r>
+              <w:rPr>
+                <w:rFonts w:ascii="맑은 고딕" w:eastAsia="맑은 고딕" w:hAnsi="맑은 고딕"/>
+                <w:sz w:val="18"/>
+                <w:szCs w:val="18"/>
+                <w:lang w:eastAsia="ko-KR"/>
+              </w:rPr>
+              <w:t>iso9001_stage2_</w:t>
+            </w:r>
+            <w:r>
+              <w:rPr>
+                <w:rFonts w:ascii="맑은 고딕" w:eastAsia="맑은 고딕" w:hAnsi="맑은 고딕" w:hint="eastAsia"/>
+                <w:sz w:val="18"/>
+                <w:szCs w:val="18"/>
+                <w:lang w:eastAsia="ko-KR"/>
+              </w:rPr>
+              <w:t>days}}</w:t>
+            </w:r>
+            <w:r>
+              <w:rPr>
+                <w:rFonts w:ascii="맑은 고딕" w:eastAsia="맑은 고딕" w:hAnsi="맑은 고딕" w:hint="eastAsia"/>
+                <w:sz w:val="18"/>
+                <w:szCs w:val="18"/>
+                <w:lang w:eastAsia="ko-KR"/>
+              </w:rPr>
+              <w:t>days)</w:t>
             </w:r>
           </w:p>
         </w:tc>
@@ -5227,7 +5326,7 @@
                 <w:szCs w:val="18"/>
                 <w:lang w:eastAsia="ko-KR"/>
               </w:rPr>
-              <w:t>{{ iso14001_stage1_2_cost_formatted }}</w:t>
+              <w:t>{{iso14001_stage1_2_cost_formatted}}</w:t>
             </w:r>
           </w:p>
         </w:tc>
@@ -5257,7 +5356,7 @@
                 <w:szCs w:val="18"/>
                 <w:lang w:eastAsia="ko-KR"/>
               </w:rPr>
-              <w:t>{{ iso</w:t>
+              <w:t>{{iso</w:t>
             </w:r>
             <w:r>
               <w:rPr>
@@ -5275,7 +5374,7 @@
                 <w:szCs w:val="18"/>
                 <w:lang w:eastAsia="ko-KR"/>
               </w:rPr>
-              <w:t>001_surveillance_days }}</w:t>
+              <w:t>001_surveillance_days}}</w:t>
             </w:r>
             <w:r>
               <w:rPr>
@@ -5354,7 +5453,7 @@
                 <w:szCs w:val="18"/>
                 <w:lang w:eastAsia="ko-KR"/>
               </w:rPr>
-              <w:t>{% if has_iso45001 %}ISO 45001 최초심사</w:t>
+              <w:t>{</w:t>
             </w:r>
             <w:r>
               <w:rPr>
@@ -5363,16 +5462,70 @@
                 <w:szCs w:val="18"/>
                 <w:lang w:eastAsia="ko-KR"/>
               </w:rPr>
-              <w:t xml:space="preserve"> </w:t>
-            </w:r>
-            <w:r>
-              <w:rPr>
-                <w:rFonts w:ascii="맑은 고딕" w:eastAsia="맑은 고딕" w:hAnsi="맑은 고딕"/>
-                <w:sz w:val="18"/>
-                <w:szCs w:val="18"/>
-                <w:lang w:eastAsia="ko-KR"/>
-              </w:rPr>
-              <w:t>{% endif %}</w:t>
+              <w:t>{</w:t>
+            </w:r>
+            <w:r>
+              <w:rPr>
+                <w:rFonts w:ascii="맑은 고딕" w:eastAsia="맑은 고딕" w:hAnsi="맑은 고딕" w:hint="eastAsia"/>
+                <w:sz w:val="18"/>
+                <w:szCs w:val="18"/>
+                <w:lang w:eastAsia="ko-KR"/>
+              </w:rPr>
+              <w:t>#</w:t>
+            </w:r>
+            <w:r>
+              <w:rPr>
+                <w:rFonts w:ascii="맑은 고딕" w:eastAsia="맑은 고딕" w:hAnsi="맑은 고딕" w:hint="eastAsia"/>
+                <w:sz w:val="18"/>
+                <w:szCs w:val="18"/>
+                <w:lang w:eastAsia="ko-KR"/>
+              </w:rPr>
+              <w:t>has_iso</w:t>
+            </w:r>
+            <w:r>
+              <w:rPr>
+                <w:rFonts w:ascii="맑은 고딕" w:eastAsia="맑은 고딕" w:hAnsi="맑은 고딕" w:hint="eastAsia"/>
+                <w:sz w:val="18"/>
+                <w:szCs w:val="18"/>
+                <w:lang w:eastAsia="ko-KR"/>
+              </w:rPr>
+              <w:t>450</w:t>
+            </w:r>
+            <w:r>
+              <w:rPr>
+                <w:rFonts w:ascii="맑은 고딕" w:eastAsia="맑은 고딕" w:hAnsi="맑은 고딕" w:hint="eastAsia"/>
+                <w:sz w:val="18"/>
+                <w:szCs w:val="18"/>
+                <w:lang w:eastAsia="ko-KR"/>
+              </w:rPr>
+              <w:t>01</w:t>
+            </w:r>
+            <w:r>
+              <w:rPr>
+                <w:rFonts w:ascii="맑은 고딕" w:eastAsia="맑은 고딕" w:hAnsi="맑은 고딕" w:hint="eastAsia"/>
+                <w:sz w:val="18"/>
+                <w:szCs w:val="18"/>
+                <w:lang w:eastAsia="ko-KR"/>
+              </w:rPr>
+              <w:t>}</w:t>
+            </w:r>
+            <w:r>
+              <w:rPr>
+                <w:rFonts w:ascii="맑은 고딕" w:eastAsia="맑은 고딕" w:hAnsi="맑은 고딕" w:hint="eastAsia"/>
+                <w:sz w:val="18"/>
+                <w:szCs w:val="18"/>
+                <w:lang w:eastAsia="ko-KR"/>
+              </w:rPr>
+              <w:t>}ISO 9001 최초심사</w:t>
+            </w:r>
+            <w:r>
+              <w:rPr>
+                <w:rFonts w:ascii="맑은 고딕" w:eastAsia="맑은 고딕" w:hAnsi="맑은 고딕" w:hint="eastAsia"/>
+                <w:sz w:val="18"/>
+                <w:szCs w:val="18"/>
+                <w:lang w:eastAsia="ko-KR"/>
+              </w:rPr>
+              <w:t xml:space="preserve"> {{/has_iso45001}}</w:t>
             </w:r>
           </w:p>
         </w:tc>
@@ -5402,7 +5555,7 @@
                 <w:szCs w:val="18"/>
                 <w:lang w:eastAsia="ko-KR"/>
               </w:rPr>
-              <w:t>{{ iso</w:t>
+              <w:t>{{iso</w:t>
             </w:r>
             <w:r>
               <w:rPr>
@@ -5420,7 +5573,7 @@
                 <w:szCs w:val="18"/>
                 <w:lang w:eastAsia="ko-KR"/>
               </w:rPr>
-              <w:t>001_stage1_2_days }}days</w:t>
+              <w:t>001_stage1_2_days}}days</w:t>
             </w:r>
           </w:p>
           <w:p>
@@ -5441,7 +5594,7 @@
                 <w:szCs w:val="18"/>
                 <w:lang w:eastAsia="ko-KR"/>
               </w:rPr>
-              <w:t>(Stage1: {{ iso</w:t>
+              <w:t>(Stage1: {{iso</w:t>
             </w:r>
             <w:r>
               <w:rPr>
@@ -5459,7 +5612,7 @@
                 <w:szCs w:val="18"/>
                 <w:lang w:eastAsia="ko-KR"/>
               </w:rPr>
-              <w:t>001_stage1_days }}days, Stage2: {{ iso</w:t>
+              <w:t>001_stage1_days}}days, Stage2: {{iso</w:t>
             </w:r>
             <w:r>
               <w:rPr>
@@ -5477,7 +5630,7 @@
                 <w:szCs w:val="18"/>
                 <w:lang w:eastAsia="ko-KR"/>
               </w:rPr>
-              <w:t>001_stage2_days }}days)</w:t>
+              <w:t>001_stage2_days}}days)</w:t>
             </w:r>
           </w:p>
         </w:tc>
@@ -5507,7 +5660,7 @@
                 <w:szCs w:val="18"/>
                 <w:lang w:eastAsia="ko-KR"/>
               </w:rPr>
-              <w:t>{{ iso</w:t>
+              <w:t>{{iso</w:t>
             </w:r>
             <w:r>
               <w:rPr>
@@ -5525,7 +5678,7 @@
                 <w:szCs w:val="18"/>
                 <w:lang w:eastAsia="ko-KR"/>
               </w:rPr>
-              <w:t>001_stage1_2_cost_formatted }}</w:t>
+              <w:t>001_stage1_2_cost_formatted}}</w:t>
             </w:r>
           </w:p>
         </w:tc>
@@ -5555,7 +5708,7 @@
                 <w:szCs w:val="18"/>
                 <w:lang w:eastAsia="ko-KR"/>
               </w:rPr>
-              <w:t>{{ iso</w:t>
+              <w:t>{{</w:t>
             </w:r>
             <w:r>
               <w:rPr>
@@ -5564,6 +5717,24 @@
                 <w:szCs w:val="18"/>
                 <w:lang w:eastAsia="ko-KR"/>
               </w:rPr>
+              <w:t>i</w:t>
+            </w:r>
+            <w:r>
+              <w:rPr>
+                <w:rFonts w:ascii="맑은 고딕" w:eastAsia="맑은 고딕" w:hAnsi="맑은 고딕"/>
+                <w:sz w:val="18"/>
+                <w:szCs w:val="18"/>
+                <w:lang w:eastAsia="ko-KR"/>
+              </w:rPr>
+              <w:t>so</w:t>
+            </w:r>
+            <w:r>
+              <w:rPr>
+                <w:rFonts w:ascii="맑은 고딕" w:eastAsia="맑은 고딕" w:hAnsi="맑은 고딕" w:hint="eastAsia"/>
+                <w:sz w:val="18"/>
+                <w:szCs w:val="18"/>
+                <w:lang w:eastAsia="ko-KR"/>
+              </w:rPr>
               <w:t>45</w:t>
             </w:r>
             <w:r>
@@ -5573,7 +5744,7 @@
                 <w:szCs w:val="18"/>
                 <w:lang w:eastAsia="ko-KR"/>
               </w:rPr>
-              <w:t>001_surveillance_days }}</w:t>
+              <w:t>001_surveillance_days}}</w:t>
             </w:r>
             <w:r>
               <w:rPr>
@@ -5885,7 +6056,7 @@
                 <w:sz w:val="18"/>
                 <w:szCs w:val="18"/>
               </w:rPr>
-              <w:t>{{ travel_expense_formatted }}</w:t>
+              <w:t>{{travel_expense_formatted}}</w:t>
             </w:r>
           </w:p>
         </w:tc>
@@ -6272,7 +6443,7 @@
                 <w:highlight w:val="yellow"/>
                 <w:lang w:eastAsia="ko-KR"/>
               </w:rPr>
-              <w:t>{{ total_audit_days }}</w:t>
+              <w:t>{{total_audit_days}}</w:t>
             </w:r>
             <w:r>
               <w:rPr>
@@ -6331,7 +6502,7 @@
                 <w:highlight w:val="yellow"/>
                 <w:lang w:eastAsia="ko-KR"/>
               </w:rPr>
-              <w:t>{{ total_cost_with_travel_formatted }}</w:t>
+              <w:t>{{total_cost_with_travel_formatted}}</w:t>
             </w:r>
           </w:p>
         </w:tc>
@@ -7836,6 +8007,7 @@
           <w:szCs w:val="18"/>
           <w:lang w:eastAsia="ko-KR"/>
         </w:rPr>
+        <w:lastRenderedPageBreak/>
         <w:t>서비스 범위</w:t>
       </w:r>
       <w:r>
@@ -8138,6 +8310,7 @@
           <w:sz w:val="14"/>
           <w:szCs w:val="14"/>
         </w:rPr>
+        <w:lastRenderedPageBreak/>
         <mc:AlternateContent>
           <mc:Choice Requires="wps">
             <w:drawing>
@@ -10298,7 +10471,6 @@
         <w:docPartUnique/>
       </w:docPartObj>
     </w:sdtPr>
-    <w:sdtEndPr/>
     <w:sdtContent>
       <w:p>
         <w:pPr>

--- a/vercel-deploy/public/templates/LRQA_quotation.docx
+++ b/vercel-deploy/public/templates/LRQA_quotation.docx
@@ -387,7 +387,7 @@
                 <w:szCs w:val="32"/>
                 <w:lang w:eastAsia="ko-KR"/>
               </w:rPr>
-              <w:t>{{client_name}}</w:t>
+              <w:t>{{ client_name   }}</w:t>
             </w:r>
           </w:p>
           <w:p>
@@ -415,7 +415,7 @@
                 <w:spacing w:val="-1"/>
                 <w:lang w:eastAsia="ko-KR"/>
               </w:rPr>
-              <w:t>{{standards_text}}</w:t>
+              <w:t>{{ standards_text   }}</w:t>
             </w:r>
           </w:p>
           <w:p>
@@ -526,7 +526,7 @@
                 <w:szCs w:val="18"/>
                 <w:lang w:eastAsia="ko-KR"/>
               </w:rPr>
-              <w:t>{{quotation_date}}</w:t>
+              <w:t>{{ quotation_date   }}</w:t>
             </w:r>
           </w:p>
         </w:tc>
@@ -641,7 +641,7 @@
                 <w:shd w:val="clear" w:color="auto" w:fill="FFFFFF"/>
                 <w:lang w:eastAsia="ko-KR"/>
               </w:rPr>
-              <w:t>{{quotation_number}}</w:t>
+              <w:t>{{ quotation_number   }}</w:t>
             </w:r>
           </w:p>
           <w:p>
@@ -3966,7 +3966,7 @@
           <w:rFonts w:ascii="맑은 고딕" w:eastAsia="맑은 고딕" w:hAnsi="맑은 고딕"/>
           <w:lang w:eastAsia="ko-KR"/>
         </w:rPr>
-        <w:t xml:space="preserve">{{standards_text}} </w:t>
+        <w:t xml:space="preserve">{{ standards_text   }} </w:t>
       </w:r>
       <w:r>
         <w:rPr>
@@ -4254,7 +4254,7 @@
                 <w:szCs w:val="18"/>
                 <w:lang w:eastAsia="ko-KR"/>
               </w:rPr>
-              <w:t>{{client_name}}</w:t>
+              <w:t>{{ client_name   }}</w:t>
             </w:r>
             <w:r>
               <w:rPr>
@@ -4296,7 +4296,7 @@
                 <w:szCs w:val="18"/>
                 <w:lang w:eastAsia="ko-KR"/>
               </w:rPr>
-              <w:t>{{client_address}}</w:t>
+              <w:t>{{ client_address   }}</w:t>
             </w:r>
           </w:p>
         </w:tc>
@@ -4407,7 +4407,7 @@
           <w:szCs w:val="20"/>
           <w:lang w:eastAsia="ko-KR"/>
         </w:rPr>
-        <w:t>- `{{total_sites}}` - 총 사업장 수</w:t>
+        <w:t>- `{{ total_sites   }}` - 총 사업장 수</w:t>
       </w:r>
     </w:p>
     <w:p>
@@ -4434,7 +4434,7 @@
           <w:szCs w:val="20"/>
           <w:lang w:eastAsia="ko-KR"/>
         </w:rPr>
-        <w:t>- `{{total_employees}}` - 총 직원 수</w:t>
+        <w:t>- `{{ total_employees   }}` - 총 직원 수</w:t>
       </w:r>
     </w:p>
     <w:p>
@@ -5093,7 +5093,7 @@
                 <w:szCs w:val="18"/>
                 <w:lang w:eastAsia="ko-KR"/>
               </w:rPr>
-              <w:t>has_iso9001</w:t>
+              <w:t>{{ has_iso9001  }}</w:t>
             </w:r>
             <w:r>
               <w:rPr>
@@ -5138,7 +5138,7 @@
                 <w:szCs w:val="18"/>
                 <w:lang w:eastAsia="ko-KR"/>
               </w:rPr>
-              <w:t>/has_iso9001</w:t>
+              <w:t>/{{ has_iso9001  }}</w:t>
             </w:r>
             <w:r>
               <w:rPr>
@@ -5186,7 +5186,7 @@
                 <w:szCs w:val="18"/>
                 <w:lang w:eastAsia="ko-KR"/>
               </w:rPr>
-              <w:t>{{iso9001_stage1_2_days}}</w:t>
+              <w:t>{{ iso9001_stage1_2_days   }}</w:t>
             </w:r>
             <w:r>
               <w:rPr>
@@ -5224,7 +5224,7 @@
                 <w:szCs w:val="18"/>
                 <w:lang w:eastAsia="ko-KR"/>
               </w:rPr>
-              <w:t>{{iso9001_stage1_days}}</w:t>
+              <w:t>{{ iso9001_stage1_days   }}</w:t>
             </w:r>
             <w:r>
               <w:rPr>
@@ -5326,7 +5326,7 @@
                 <w:szCs w:val="18"/>
                 <w:lang w:eastAsia="ko-KR"/>
               </w:rPr>
-              <w:t>{{iso14001_stage1_2_cost_formatted}}</w:t>
+              <w:t>{{ iso14001_stage1_2_cost_formatted   }}</w:t>
             </w:r>
           </w:p>
         </w:tc>
@@ -5356,17 +5356,20 @@
                 <w:szCs w:val="18"/>
                 <w:lang w:eastAsia="ko-KR"/>
               </w:rPr>
-              <w:t>{{iso</w:t>
-            </w:r>
-            <w:r>
-              <w:rPr>
-                <w:rFonts w:ascii="맑은 고딕" w:eastAsia="맑은 고딕" w:hAnsi="맑은 고딕" w:hint="eastAsia"/>
+              <w:t>{{ iso45001_stage1_2_days   }}days</w:t>
+            </w:r>
+          </w:p>
+          <w:p>
+            <w:pPr>
+              <w:pStyle w:val="TableFigures"/>
+              <w:cnfStyle w:val="000000000000" w:firstRow="0" w:lastRow="0" w:firstColumn="0" w:lastColumn="0" w:oddVBand="0" w:evenVBand="0" w:oddHBand="0" w:evenHBand="0" w:firstRowFirstColumn="0" w:firstRowLastColumn="0" w:lastRowFirstColumn="0" w:lastRowLastColumn="0"/>
+              <w:rPr>
+                <w:rFonts w:ascii="맑은 고딕" w:eastAsia="맑은 고딕" w:hAnsi="맑은 고딕"/>
                 <w:sz w:val="18"/>
                 <w:szCs w:val="18"/>
                 <w:lang w:eastAsia="ko-KR"/>
               </w:rPr>
-              <w:t>14</w:t>
-            </w:r>
+            </w:pPr>
             <w:r>
               <w:rPr>
                 <w:rFonts w:ascii="맑은 고딕" w:eastAsia="맑은 고딕" w:hAnsi="맑은 고딕"/>
@@ -5374,7 +5377,37 @@
                 <w:szCs w:val="18"/>
                 <w:lang w:eastAsia="ko-KR"/>
               </w:rPr>
-              <w:t>001_surveillance_days}}</w:t>
+              <w:t>(Stage1: {{ iso45001_stage1_days   }}days, Stage2: {{ iso45001_stage2_days   }}days)</w:t>
+            </w:r>
+          </w:p>
+        </w:tc>
+        <w:tc>
+          <w:tcPr>
+            <w:tcW w:w="2277" w:type="dxa"/>
+            <w:tcBorders>
+              <w:top w:val="single" w:sz="4" w:space="0" w:color="088C8A"/>
+              <w:bottom w:val="single" w:sz="4" w:space="0" w:color="088C8A"/>
+            </w:tcBorders>
+          </w:tcPr>
+          <w:p>
+            <w:pPr>
+              <w:pStyle w:val="TableFigures"/>
+              <w:cnfStyle w:val="000000000000" w:firstRow="0" w:lastRow="0" w:firstColumn="0" w:lastColumn="0" w:oddVBand="0" w:evenVBand="0" w:oddHBand="0" w:evenHBand="0" w:firstRowFirstColumn="0" w:firstRowLastColumn="0" w:lastRowFirstColumn="0" w:lastRowLastColumn="0"/>
+              <w:rPr>
+                <w:rFonts w:ascii="맑은 고딕" w:eastAsia="맑은 고딕" w:hAnsi="맑은 고딕"/>
+                <w:sz w:val="18"/>
+                <w:szCs w:val="18"/>
+                <w:lang w:eastAsia="ko-KR"/>
+              </w:rPr>
+            </w:pPr>
+            <w:r>
+              <w:rPr>
+                <w:rFonts w:ascii="맑은 고딕" w:eastAsia="맑은 고딕" w:hAnsi="맑은 고딕"/>
+                <w:sz w:val="18"/>
+                <w:szCs w:val="18"/>
+                <w:lang w:eastAsia="ko-KR"/>
+              </w:rPr>
+              <w:t>{{ iso45001_surveillance_days   }}</w:t>
             </w:r>
             <w:r>
               <w:rPr>
@@ -5440,7 +5473,7 @@
             <w:pPr>
               <w:pStyle w:val="TableText"/>
               <w:rPr>
-                <w:rFonts w:ascii="맑은 고딕" w:eastAsia="맑은 고딕" w:hAnsi="맑은 고딕"/>
+                <w:rFonts w:ascii="맑은 고딕" w:eastAsia="맑은 고딕" w:hAnsi="맑은 고딕" w:cs="Arial"/>
                 <w:sz w:val="18"/>
                 <w:szCs w:val="18"/>
                 <w:lang w:eastAsia="ko-KR"/>
@@ -5448,84 +5481,12 @@
             </w:pPr>
             <w:r>
               <w:rPr>
-                <w:rFonts w:ascii="맑은 고딕" w:eastAsia="맑은 고딕" w:hAnsi="맑은 고딕" w:hint="eastAsia"/>
+                <w:rFonts w:ascii="맑은 고딕" w:eastAsia="맑은 고딕" w:hAnsi="맑은 고딕" w:cs="Arial" w:hint="eastAsia"/>
                 <w:sz w:val="18"/>
                 <w:szCs w:val="18"/>
                 <w:lang w:eastAsia="ko-KR"/>
               </w:rPr>
-              <w:t>{</w:t>
-            </w:r>
-            <w:r>
-              <w:rPr>
-                <w:rFonts w:ascii="맑은 고딕" w:eastAsia="맑은 고딕" w:hAnsi="맑은 고딕" w:hint="eastAsia"/>
-                <w:sz w:val="18"/>
-                <w:szCs w:val="18"/>
-                <w:lang w:eastAsia="ko-KR"/>
-              </w:rPr>
-              <w:t>{</w:t>
-            </w:r>
-            <w:r>
-              <w:rPr>
-                <w:rFonts w:ascii="맑은 고딕" w:eastAsia="맑은 고딕" w:hAnsi="맑은 고딕" w:hint="eastAsia"/>
-                <w:sz w:val="18"/>
-                <w:szCs w:val="18"/>
-                <w:lang w:eastAsia="ko-KR"/>
-              </w:rPr>
-              <w:t>#</w:t>
-            </w:r>
-            <w:r>
-              <w:rPr>
-                <w:rFonts w:ascii="맑은 고딕" w:eastAsia="맑은 고딕" w:hAnsi="맑은 고딕" w:hint="eastAsia"/>
-                <w:sz w:val="18"/>
-                <w:szCs w:val="18"/>
-                <w:lang w:eastAsia="ko-KR"/>
-              </w:rPr>
-              <w:t>has_iso</w:t>
-            </w:r>
-            <w:r>
-              <w:rPr>
-                <w:rFonts w:ascii="맑은 고딕" w:eastAsia="맑은 고딕" w:hAnsi="맑은 고딕" w:hint="eastAsia"/>
-                <w:sz w:val="18"/>
-                <w:szCs w:val="18"/>
-                <w:lang w:eastAsia="ko-KR"/>
-              </w:rPr>
-              <w:t>450</w:t>
-            </w:r>
-            <w:r>
-              <w:rPr>
-                <w:rFonts w:ascii="맑은 고딕" w:eastAsia="맑은 고딕" w:hAnsi="맑은 고딕" w:hint="eastAsia"/>
-                <w:sz w:val="18"/>
-                <w:szCs w:val="18"/>
-                <w:lang w:eastAsia="ko-KR"/>
-              </w:rPr>
-              <w:t>01</w:t>
-            </w:r>
-            <w:r>
-              <w:rPr>
-                <w:rFonts w:ascii="맑은 고딕" w:eastAsia="맑은 고딕" w:hAnsi="맑은 고딕" w:hint="eastAsia"/>
-                <w:sz w:val="18"/>
-                <w:szCs w:val="18"/>
-                <w:lang w:eastAsia="ko-KR"/>
-              </w:rPr>
-              <w:t>}</w:t>
-            </w:r>
-            <w:r>
-              <w:rPr>
-                <w:rFonts w:ascii="맑은 고딕" w:eastAsia="맑은 고딕" w:hAnsi="맑은 고딕" w:hint="eastAsia"/>
-                <w:sz w:val="18"/>
-                <w:szCs w:val="18"/>
-                <w:lang w:eastAsia="ko-KR"/>
-              </w:rPr>
-              <w:t>}ISO 9001 최초심사</w:t>
-            </w:r>
-            <w:r>
-              <w:rPr>
-                <w:rFonts w:ascii="맑은 고딕" w:eastAsia="맑은 고딕" w:hAnsi="맑은 고딕" w:hint="eastAsia"/>
-                <w:sz w:val="18"/>
-                <w:szCs w:val="18"/>
-                <w:lang w:eastAsia="ko-KR"/>
-              </w:rPr>
-              <w:t xml:space="preserve"> {{/has_iso45001}}</w:t>
+              <w:t>연간관리비</w:t>
             </w:r>
           </w:p>
         </w:tc>
@@ -5550,87 +5511,12 @@
             </w:pPr>
             <w:r>
               <w:rPr>
-                <w:rFonts w:ascii="맑은 고딕" w:eastAsia="맑은 고딕" w:hAnsi="맑은 고딕"/>
+                <w:rFonts w:ascii="맑은 고딕" w:eastAsia="맑은 고딕" w:hAnsi="맑은 고딕" w:hint="eastAsia"/>
                 <w:sz w:val="18"/>
                 <w:szCs w:val="18"/>
                 <w:lang w:eastAsia="ko-KR"/>
               </w:rPr>
-              <w:t>{{iso</w:t>
-            </w:r>
-            <w:r>
-              <w:rPr>
-                <w:rFonts w:ascii="맑은 고딕" w:eastAsia="맑은 고딕" w:hAnsi="맑은 고딕" w:hint="eastAsia"/>
-                <w:sz w:val="18"/>
-                <w:szCs w:val="18"/>
-                <w:lang w:eastAsia="ko-KR"/>
-              </w:rPr>
-              <w:t>45</w:t>
-            </w:r>
-            <w:r>
-              <w:rPr>
-                <w:rFonts w:ascii="맑은 고딕" w:eastAsia="맑은 고딕" w:hAnsi="맑은 고딕"/>
-                <w:sz w:val="18"/>
-                <w:szCs w:val="18"/>
-                <w:lang w:eastAsia="ko-KR"/>
-              </w:rPr>
-              <w:t>001_stage1_2_days}}days</w:t>
-            </w:r>
-          </w:p>
-          <w:p>
-            <w:pPr>
-              <w:pStyle w:val="TableFigures"/>
-              <w:cnfStyle w:val="000000000000" w:firstRow="0" w:lastRow="0" w:firstColumn="0" w:lastColumn="0" w:oddVBand="0" w:evenVBand="0" w:oddHBand="0" w:evenHBand="0" w:firstRowFirstColumn="0" w:firstRowLastColumn="0" w:lastRowFirstColumn="0" w:lastRowLastColumn="0"/>
-              <w:rPr>
-                <w:rFonts w:ascii="맑은 고딕" w:eastAsia="맑은 고딕" w:hAnsi="맑은 고딕"/>
-                <w:sz w:val="18"/>
-                <w:szCs w:val="18"/>
-                <w:lang w:eastAsia="ko-KR"/>
-              </w:rPr>
-            </w:pPr>
-            <w:r>
-              <w:rPr>
-                <w:rFonts w:ascii="맑은 고딕" w:eastAsia="맑은 고딕" w:hAnsi="맑은 고딕"/>
-                <w:sz w:val="18"/>
-                <w:szCs w:val="18"/>
-                <w:lang w:eastAsia="ko-KR"/>
-              </w:rPr>
-              <w:t>(Stage1: {{iso</w:t>
-            </w:r>
-            <w:r>
-              <w:rPr>
-                <w:rFonts w:ascii="맑은 고딕" w:eastAsia="맑은 고딕" w:hAnsi="맑은 고딕" w:hint="eastAsia"/>
-                <w:sz w:val="18"/>
-                <w:szCs w:val="18"/>
-                <w:lang w:eastAsia="ko-KR"/>
-              </w:rPr>
-              <w:t>45</w:t>
-            </w:r>
-            <w:r>
-              <w:rPr>
-                <w:rFonts w:ascii="맑은 고딕" w:eastAsia="맑은 고딕" w:hAnsi="맑은 고딕"/>
-                <w:sz w:val="18"/>
-                <w:szCs w:val="18"/>
-                <w:lang w:eastAsia="ko-KR"/>
-              </w:rPr>
-              <w:t>001_stage1_days}}days, Stage2: {{iso</w:t>
-            </w:r>
-            <w:r>
-              <w:rPr>
-                <w:rFonts w:ascii="맑은 고딕" w:eastAsia="맑은 고딕" w:hAnsi="맑은 고딕" w:hint="eastAsia"/>
-                <w:sz w:val="18"/>
-                <w:szCs w:val="18"/>
-                <w:lang w:eastAsia="ko-KR"/>
-              </w:rPr>
-              <w:t>45</w:t>
-            </w:r>
-            <w:r>
-              <w:rPr>
-                <w:rFonts w:ascii="맑은 고딕" w:eastAsia="맑은 고딕" w:hAnsi="맑은 고딕"/>
-                <w:sz w:val="18"/>
-                <w:szCs w:val="18"/>
-                <w:lang w:eastAsia="ko-KR"/>
-              </w:rPr>
-              <w:t>001_stage2_days}}days)</w:t>
+              <w:t>-</w:t>
             </w:r>
           </w:p>
         </w:tc>
@@ -5650,17 +5536,24 @@
                 <w:rFonts w:ascii="맑은 고딕" w:eastAsia="맑은 고딕" w:hAnsi="맑은 고딕"/>
                 <w:sz w:val="18"/>
                 <w:szCs w:val="18"/>
-                <w:lang w:eastAsia="ko-KR"/>
               </w:rPr>
             </w:pPr>
             <w:r>
               <w:rPr>
+                <w:rFonts w:ascii="맑은 고딕" w:eastAsia="맑은 고딕" w:hAnsi="맑은 고딕" w:hint="eastAsia"/>
+                <w:sz w:val="18"/>
+                <w:szCs w:val="18"/>
+                <w:lang w:eastAsia="ko-KR"/>
+              </w:rPr>
+              <w:t>45</w:t>
+            </w:r>
+            <w:r>
+              <w:rPr>
                 <w:rFonts w:ascii="맑은 고딕" w:eastAsia="맑은 고딕" w:hAnsi="맑은 고딕"/>
                 <w:sz w:val="18"/>
                 <w:szCs w:val="18"/>
-                <w:lang w:eastAsia="ko-KR"/>
-              </w:rPr>
-              <w:t>{{iso</w:t>
+              </w:rPr>
+              <w:t>0,000</w:t>
             </w:r>
             <w:r>
               <w:rPr>
@@ -5669,16 +5562,7 @@
                 <w:szCs w:val="18"/>
                 <w:lang w:eastAsia="ko-KR"/>
               </w:rPr>
-              <w:t>45</w:t>
-            </w:r>
-            <w:r>
-              <w:rPr>
-                <w:rFonts w:ascii="맑은 고딕" w:eastAsia="맑은 고딕" w:hAnsi="맑은 고딕"/>
-                <w:sz w:val="18"/>
-                <w:szCs w:val="18"/>
-                <w:lang w:eastAsia="ko-KR"/>
-              </w:rPr>
-              <w:t>001_stage1_2_cost_formatted}}</w:t>
+              <w:t>원</w:t>
             </w:r>
           </w:p>
         </w:tc>
@@ -5703,66 +5587,12 @@
             </w:pPr>
             <w:r>
               <w:rPr>
-                <w:rFonts w:ascii="맑은 고딕" w:eastAsia="맑은 고딕" w:hAnsi="맑은 고딕"/>
+                <w:rFonts w:ascii="맑은 고딕" w:eastAsia="맑은 고딕" w:hAnsi="맑은 고딕" w:hint="eastAsia"/>
                 <w:sz w:val="18"/>
                 <w:szCs w:val="18"/>
                 <w:lang w:eastAsia="ko-KR"/>
               </w:rPr>
-              <w:t>{{</w:t>
-            </w:r>
-            <w:r>
-              <w:rPr>
-                <w:rFonts w:ascii="맑은 고딕" w:eastAsia="맑은 고딕" w:hAnsi="맑은 고딕" w:hint="eastAsia"/>
-                <w:sz w:val="18"/>
-                <w:szCs w:val="18"/>
-                <w:lang w:eastAsia="ko-KR"/>
-              </w:rPr>
-              <w:t>i</w:t>
-            </w:r>
-            <w:r>
-              <w:rPr>
-                <w:rFonts w:ascii="맑은 고딕" w:eastAsia="맑은 고딕" w:hAnsi="맑은 고딕"/>
-                <w:sz w:val="18"/>
-                <w:szCs w:val="18"/>
-                <w:lang w:eastAsia="ko-KR"/>
-              </w:rPr>
-              <w:t>so</w:t>
-            </w:r>
-            <w:r>
-              <w:rPr>
-                <w:rFonts w:ascii="맑은 고딕" w:eastAsia="맑은 고딕" w:hAnsi="맑은 고딕" w:hint="eastAsia"/>
-                <w:sz w:val="18"/>
-                <w:szCs w:val="18"/>
-                <w:lang w:eastAsia="ko-KR"/>
-              </w:rPr>
-              <w:t>45</w:t>
-            </w:r>
-            <w:r>
-              <w:rPr>
-                <w:rFonts w:ascii="맑은 고딕" w:eastAsia="맑은 고딕" w:hAnsi="맑은 고딕"/>
-                <w:sz w:val="18"/>
-                <w:szCs w:val="18"/>
-                <w:lang w:eastAsia="ko-KR"/>
-              </w:rPr>
-              <w:t>001_surveillance_days}}</w:t>
-            </w:r>
-            <w:r>
-              <w:rPr>
-                <w:rFonts w:ascii="맑은 고딕" w:eastAsia="맑은 고딕" w:hAnsi="맑은 고딕" w:hint="eastAsia"/>
-                <w:sz w:val="18"/>
-                <w:szCs w:val="18"/>
-                <w:lang w:eastAsia="ko-KR"/>
-              </w:rPr>
-              <w:t xml:space="preserve"> </w:t>
-            </w:r>
-            <w:r>
-              <w:rPr>
-                <w:rFonts w:ascii="맑은 고딕" w:eastAsia="맑은 고딕" w:hAnsi="맑은 고딕" w:hint="eastAsia"/>
-                <w:sz w:val="18"/>
-                <w:szCs w:val="18"/>
-                <w:lang w:eastAsia="ko-KR"/>
-              </w:rPr>
-              <w:t>days</w:t>
+              <w:t>450,000원</w:t>
             </w:r>
           </w:p>
         </w:tc>
@@ -5782,14 +5612,22 @@
               <w:cnfStyle w:val="000000000000" w:firstRow="0" w:lastRow="0" w:firstColumn="0" w:lastColumn="0" w:oddVBand="0" w:evenVBand="0" w:oddHBand="0" w:evenHBand="0" w:firstRowFirstColumn="0" w:firstRowLastColumn="0" w:lastRowFirstColumn="0" w:lastRowLastColumn="0"/>
               <w:rPr>
                 <w:rFonts w:ascii="맑은 고딕" w:eastAsia="맑은 고딕" w:hAnsi="맑은 고딕"/>
-                <w:b/>
-                <w:bCs/>
                 <w:color w:val="auto"/>
                 <w:sz w:val="18"/>
                 <w:szCs w:val="18"/>
                 <w:lang w:eastAsia="ko-KR"/>
               </w:rPr>
             </w:pPr>
+            <w:r>
+              <w:rPr>
+                <w:rFonts w:ascii="맑은 고딕" w:eastAsia="맑은 고딕" w:hAnsi="맑은 고딕" w:hint="eastAsia"/>
+                <w:color w:val="auto"/>
+                <w:sz w:val="18"/>
+                <w:szCs w:val="18"/>
+                <w:lang w:eastAsia="ko-KR"/>
+              </w:rPr>
+              <w:t>Note참조</w:t>
+            </w:r>
           </w:p>
         </w:tc>
       </w:tr>
@@ -5823,7 +5661,7 @@
                 <w:szCs w:val="18"/>
                 <w:lang w:eastAsia="ko-KR"/>
               </w:rPr>
-              <w:t>연간관리비</w:t>
+              <w:t>제경비(교통비, 숙박비)</w:t>
             </w:r>
           </w:p>
         </w:tc>
@@ -5877,186 +5715,11 @@
             </w:pPr>
             <w:r>
               <w:rPr>
-                <w:rFonts w:ascii="맑은 고딕" w:eastAsia="맑은 고딕" w:hAnsi="맑은 고딕" w:hint="eastAsia"/>
+                <w:rFonts w:ascii="맑은 고딕" w:eastAsia="맑은 고딕" w:hAnsi="맑은 고딕"/>
                 <w:sz w:val="18"/>
                 <w:szCs w:val="18"/>
-                <w:lang w:eastAsia="ko-KR"/>
-              </w:rPr>
-              <w:t>45</w:t>
-            </w:r>
-            <w:r>
-              <w:rPr>
-                <w:rFonts w:ascii="맑은 고딕" w:eastAsia="맑은 고딕" w:hAnsi="맑은 고딕"/>
-                <w:sz w:val="18"/>
-                <w:szCs w:val="18"/>
-              </w:rPr>
-              <w:t>0,000</w:t>
-            </w:r>
-            <w:r>
-              <w:rPr>
-                <w:rFonts w:ascii="맑은 고딕" w:eastAsia="맑은 고딕" w:hAnsi="맑은 고딕" w:hint="eastAsia"/>
-                <w:sz w:val="18"/>
-                <w:szCs w:val="18"/>
-                <w:lang w:eastAsia="ko-KR"/>
-              </w:rPr>
-              <w:t>원</w:t>
-            </w:r>
-          </w:p>
-        </w:tc>
-        <w:tc>
-          <w:tcPr>
-            <w:tcW w:w="1560" w:type="dxa"/>
-            <w:tcBorders>
-              <w:top w:val="single" w:sz="4" w:space="0" w:color="088C8A"/>
-              <w:bottom w:val="single" w:sz="4" w:space="0" w:color="088C8A"/>
-            </w:tcBorders>
-          </w:tcPr>
-          <w:p>
-            <w:pPr>
-              <w:pStyle w:val="TableFigures"/>
-              <w:cnfStyle w:val="000000000000" w:firstRow="0" w:lastRow="0" w:firstColumn="0" w:lastColumn="0" w:oddVBand="0" w:evenVBand="0" w:oddHBand="0" w:evenHBand="0" w:firstRowFirstColumn="0" w:firstRowLastColumn="0" w:lastRowFirstColumn="0" w:lastRowLastColumn="0"/>
-              <w:rPr>
-                <w:rFonts w:ascii="맑은 고딕" w:eastAsia="맑은 고딕" w:hAnsi="맑은 고딕"/>
-                <w:sz w:val="18"/>
-                <w:szCs w:val="18"/>
-                <w:lang w:eastAsia="ko-KR"/>
-              </w:rPr>
-            </w:pPr>
-            <w:r>
-              <w:rPr>
-                <w:rFonts w:ascii="맑은 고딕" w:eastAsia="맑은 고딕" w:hAnsi="맑은 고딕" w:hint="eastAsia"/>
-                <w:sz w:val="18"/>
-                <w:szCs w:val="18"/>
-                <w:lang w:eastAsia="ko-KR"/>
-              </w:rPr>
-              <w:t>450,000원</w:t>
-            </w:r>
-          </w:p>
-        </w:tc>
-        <w:tc>
-          <w:tcPr>
-            <w:tcW w:w="1848" w:type="dxa"/>
-            <w:tcBorders>
-              <w:top w:val="single" w:sz="4" w:space="0" w:color="088C8A"/>
-              <w:bottom w:val="single" w:sz="4" w:space="0" w:color="088C8A"/>
-            </w:tcBorders>
-          </w:tcPr>
-          <w:p>
-            <w:pPr>
-              <w:pStyle w:val="Subhead"/>
-              <w:spacing w:before="80" w:after="80" w:line="280" w:lineRule="exact"/>
-              <w:jc w:val="center"/>
-              <w:cnfStyle w:val="000000000000" w:firstRow="0" w:lastRow="0" w:firstColumn="0" w:lastColumn="0" w:oddVBand="0" w:evenVBand="0" w:oddHBand="0" w:evenHBand="0" w:firstRowFirstColumn="0" w:firstRowLastColumn="0" w:lastRowFirstColumn="0" w:lastRowLastColumn="0"/>
-              <w:rPr>
-                <w:rFonts w:ascii="맑은 고딕" w:eastAsia="맑은 고딕" w:hAnsi="맑은 고딕"/>
-                <w:color w:val="auto"/>
-                <w:sz w:val="18"/>
-                <w:szCs w:val="18"/>
-                <w:lang w:eastAsia="ko-KR"/>
-              </w:rPr>
-            </w:pPr>
-            <w:r>
-              <w:rPr>
-                <w:rFonts w:ascii="맑은 고딕" w:eastAsia="맑은 고딕" w:hAnsi="맑은 고딕" w:hint="eastAsia"/>
-                <w:color w:val="auto"/>
-                <w:sz w:val="18"/>
-                <w:szCs w:val="18"/>
-                <w:lang w:eastAsia="ko-KR"/>
-              </w:rPr>
-              <w:t>Note참조</w:t>
-            </w:r>
-          </w:p>
-        </w:tc>
-      </w:tr>
-      <w:tr>
-        <w:trPr>
-          <w:trHeight w:val="342"/>
-        </w:trPr>
-        <w:tc>
-          <w:tcPr>
-            <w:cnfStyle w:val="001000000000" w:firstRow="0" w:lastRow="0" w:firstColumn="1" w:lastColumn="0" w:oddVBand="0" w:evenVBand="0" w:oddHBand="0" w:evenHBand="0" w:firstRowFirstColumn="0" w:firstRowLastColumn="0" w:lastRowFirstColumn="0" w:lastRowLastColumn="0"/>
-            <w:tcW w:w="1985" w:type="dxa"/>
-            <w:tcBorders>
-              <w:top w:val="single" w:sz="4" w:space="0" w:color="088C8A"/>
-              <w:bottom w:val="single" w:sz="4" w:space="0" w:color="088C8A"/>
-            </w:tcBorders>
-          </w:tcPr>
-          <w:p>
-            <w:pPr>
-              <w:pStyle w:val="TableText"/>
-              <w:rPr>
-                <w:rFonts w:ascii="맑은 고딕" w:eastAsia="맑은 고딕" w:hAnsi="맑은 고딕" w:cs="Arial"/>
-                <w:sz w:val="18"/>
-                <w:szCs w:val="18"/>
-                <w:lang w:eastAsia="ko-KR"/>
-              </w:rPr>
-            </w:pPr>
-            <w:r>
-              <w:rPr>
-                <w:rFonts w:ascii="맑은 고딕" w:eastAsia="맑은 고딕" w:hAnsi="맑은 고딕" w:cs="Arial" w:hint="eastAsia"/>
-                <w:sz w:val="18"/>
-                <w:szCs w:val="18"/>
-                <w:lang w:eastAsia="ko-KR"/>
-              </w:rPr>
-              <w:t>제경비(교통비, 숙박비)</w:t>
-            </w:r>
-          </w:p>
-        </w:tc>
-        <w:tc>
-          <w:tcPr>
-            <w:tcW w:w="2991" w:type="dxa"/>
-            <w:tcBorders>
-              <w:top w:val="single" w:sz="4" w:space="0" w:color="088C8A"/>
-              <w:bottom w:val="single" w:sz="4" w:space="0" w:color="088C8A"/>
-            </w:tcBorders>
-          </w:tcPr>
-          <w:p>
-            <w:pPr>
-              <w:pStyle w:val="TableFigures"/>
-              <w:cnfStyle w:val="000000000000" w:firstRow="0" w:lastRow="0" w:firstColumn="0" w:lastColumn="0" w:oddVBand="0" w:evenVBand="0" w:oddHBand="0" w:evenHBand="0" w:firstRowFirstColumn="0" w:firstRowLastColumn="0" w:lastRowFirstColumn="0" w:lastRowLastColumn="0"/>
-              <w:rPr>
-                <w:rFonts w:ascii="맑은 고딕" w:eastAsia="맑은 고딕" w:hAnsi="맑은 고딕"/>
-                <w:sz w:val="18"/>
-                <w:szCs w:val="18"/>
-                <w:lang w:eastAsia="ko-KR"/>
-              </w:rPr>
-            </w:pPr>
-            <w:r>
-              <w:rPr>
-                <w:rFonts w:ascii="맑은 고딕" w:eastAsia="맑은 고딕" w:hAnsi="맑은 고딕" w:hint="eastAsia"/>
-                <w:sz w:val="18"/>
-                <w:szCs w:val="18"/>
-                <w:lang w:eastAsia="ko-KR"/>
-              </w:rPr>
-              <w:t>-</w:t>
-            </w:r>
-          </w:p>
-        </w:tc>
-        <w:tc>
-          <w:tcPr>
-            <w:tcW w:w="2277" w:type="dxa"/>
-            <w:tcBorders>
-              <w:top w:val="single" w:sz="4" w:space="0" w:color="088C8A"/>
-              <w:bottom w:val="single" w:sz="4" w:space="0" w:color="088C8A"/>
-            </w:tcBorders>
-          </w:tcPr>
-          <w:p>
-            <w:pPr>
-              <w:pStyle w:val="TableFigures"/>
-              <w:cnfStyle w:val="000000000000" w:firstRow="0" w:lastRow="0" w:firstColumn="0" w:lastColumn="0" w:oddVBand="0" w:evenVBand="0" w:oddHBand="0" w:evenHBand="0" w:firstRowFirstColumn="0" w:firstRowLastColumn="0" w:lastRowFirstColumn="0" w:lastRowLastColumn="0"/>
-              <w:rPr>
-                <w:rFonts w:ascii="맑은 고딕" w:eastAsia="맑은 고딕" w:hAnsi="맑은 고딕"/>
-                <w:sz w:val="18"/>
-                <w:szCs w:val="18"/>
-              </w:rPr>
-            </w:pPr>
-            <w:r>
-              <w:rPr>
-                <w:rFonts w:ascii="맑은 고딕" w:eastAsia="맑은 고딕" w:hAnsi="맑은 고딕"/>
-                <w:sz w:val="18"/>
-                <w:szCs w:val="18"/>
-              </w:rPr>
-              <w:t>{{travel_expense_formatted}}</w:t>
+              </w:rPr>
+              <w:t>{{ travel_expense_formatted   }}</w:t>
             </w:r>
           </w:p>
         </w:tc>
@@ -6443,7 +6106,7 @@
                 <w:highlight w:val="yellow"/>
                 <w:lang w:eastAsia="ko-KR"/>
               </w:rPr>
-              <w:t>{{total_audit_days}}</w:t>
+              <w:t>{{ total_audit_days   }}</w:t>
             </w:r>
             <w:r>
               <w:rPr>
@@ -6502,7 +6165,7 @@
                 <w:highlight w:val="yellow"/>
                 <w:lang w:eastAsia="ko-KR"/>
               </w:rPr>
-              <w:t>{{total_cost_with_travel_formatted}}</w:t>
+              <w:t>{{ total_cost_with_travel_formatted   }}</w:t>
             </w:r>
           </w:p>
         </w:tc>

--- a/vercel-deploy/public/templates/LRQA_quotation.docx
+++ b/vercel-deploy/public/templates/LRQA_quotation.docx
@@ -387,7 +387,7 @@
                 <w:szCs w:val="32"/>
                 <w:lang w:eastAsia="ko-KR"/>
               </w:rPr>
-              <w:t>{{client_name}}</w:t>
+              <w:t>{{ client_name }}</w:t>
             </w:r>
           </w:p>
           <w:p>
@@ -415,7 +415,7 @@
                 <w:spacing w:val="-1"/>
                 <w:lang w:eastAsia="ko-KR"/>
               </w:rPr>
-              <w:t>{{standards_text}}</w:t>
+              <w:t>{{ standards_text }}</w:t>
             </w:r>
           </w:p>
           <w:p>
@@ -526,7 +526,7 @@
                 <w:szCs w:val="18"/>
                 <w:lang w:eastAsia="ko-KR"/>
               </w:rPr>
-              <w:t>{{quotation_date}}</w:t>
+              <w:t>{{ quotation_date|format_date }}</w:t>
             </w:r>
           </w:p>
         </w:tc>
@@ -641,7 +641,7 @@
                 <w:shd w:val="clear" w:color="auto" w:fill="FFFFFF"/>
                 <w:lang w:eastAsia="ko-KR"/>
               </w:rPr>
-              <w:t>{{quotation_number}}</w:t>
+              <w:t>{{ quotation_number }}</w:t>
             </w:r>
           </w:p>
           <w:p>
@@ -810,7 +810,7 @@
                 <w:szCs w:val="18"/>
                 <w:lang w:val="fr-FR" w:eastAsia="ko-KR"/>
               </w:rPr>
-              <w:t xml:space="preserve">  </w:t>
+              <w:t xml:space="preserve"> </w:t>
             </w:r>
             <w:r>
               <w:rPr>
@@ -3130,7 +3130,7 @@
                 <w:szCs w:val="20"/>
                 <w:lang w:eastAsia="ko-KR"/>
               </w:rPr>
-              <w:t>LRQA는 120개 이상의 국가에서 운영되며, 전 세계 30개 이상의 인정기구를 통해 인정받았습니다. 또한, 거의 모든 산업  분야에 대응 가능하며, 리스크 관리, 개선 추진 및 전 세계 이해관계자들 과의 신뢰 구축을 지원합니다</w:t>
+              <w:t>LRQA는 120개 이상의 국가에서 운영되며, 전 세계 30개 이상의 인정기구를 통해 인정받았습니다. 또한, 거의 모든 산업 분야에 대응 가능하며, 리스크 관리, 개선 추진 및 전 세계 이해관계자들 과의 신뢰 구축을 지원합니다</w:t>
             </w:r>
             <w:r>
               <w:rPr>
@@ -3918,7 +3918,7 @@
           <w:rFonts w:ascii="맑은 고딕" w:eastAsia="맑은 고딕" w:hAnsi="맑은 고딕" w:hint="eastAsia"/>
           <w:lang w:eastAsia="ko-KR"/>
         </w:rPr>
-        <w:t xml:space="preserve">  </w:t>
+        <w:t xml:space="preserve"> </w:t>
       </w:r>
     </w:p>
     <w:p>
@@ -3966,7 +3966,7 @@
           <w:rFonts w:ascii="맑은 고딕" w:eastAsia="맑은 고딕" w:hAnsi="맑은 고딕"/>
           <w:lang w:eastAsia="ko-KR"/>
         </w:rPr>
-        <w:t xml:space="preserve">{{standards_text}} </w:t>
+        <w:t xml:space="preserve">{{ standards_text }} </w:t>
       </w:r>
       <w:r>
         <w:rPr>
@@ -4254,7 +4254,7 @@
                 <w:szCs w:val="18"/>
                 <w:lang w:eastAsia="ko-KR"/>
               </w:rPr>
-              <w:t>{{client_name}}</w:t>
+              <w:t>{{ client_name }}</w:t>
             </w:r>
             <w:r>
               <w:rPr>
@@ -4296,7 +4296,7 @@
                 <w:szCs w:val="18"/>
                 <w:lang w:eastAsia="ko-KR"/>
               </w:rPr>
-              <w:t>{{client_address}}</w:t>
+              <w:t>{{ client_address }}</w:t>
             </w:r>
           </w:p>
         </w:tc>
@@ -4407,7 +4407,7 @@
           <w:szCs w:val="20"/>
           <w:lang w:eastAsia="ko-KR"/>
         </w:rPr>
-        <w:t>- `{{total_sites}}` - 총 사업장 수</w:t>
+        <w:t>- `{{ total_sites|format_number }}개` - 총 사업장 수</w:t>
       </w:r>
     </w:p>
     <w:p>
@@ -4434,7 +4434,7 @@
           <w:szCs w:val="20"/>
           <w:lang w:eastAsia="ko-KR"/>
         </w:rPr>
-        <w:t>- `{{total_employees}}` - 총 직원 수</w:t>
+        <w:t>- `{{ total_employees|format_number }}명` - 총 직원 수</w:t>
       </w:r>
     </w:p>
     <w:p>
@@ -5093,7 +5093,7 @@
                 <w:szCs w:val="18"/>
                 <w:lang w:eastAsia="ko-KR"/>
               </w:rPr>
-              <w:t>has_iso9001</w:t>
+              <w:t>{% if has_iso9001 %}포함{% else %}미포함{% endif %}</w:t>
             </w:r>
             <w:r>
               <w:rPr>
@@ -5138,7 +5138,7 @@
                 <w:szCs w:val="18"/>
                 <w:lang w:eastAsia="ko-KR"/>
               </w:rPr>
-              <w:t>/has_iso9001</w:t>
+              <w:t>/{% if has_iso9001 %}포함{% else %}미포함{% endif %}</w:t>
             </w:r>
             <w:r>
               <w:rPr>
@@ -5186,7 +5186,7 @@
                 <w:szCs w:val="18"/>
                 <w:lang w:eastAsia="ko-KR"/>
               </w:rPr>
-              <w:t>{{iso9001_stage1_2_days}}</w:t>
+              <w:t>{{ iso9001_stage1_2_days|format_number }}일</w:t>
             </w:r>
             <w:r>
               <w:rPr>
@@ -5224,7 +5224,7 @@
                 <w:szCs w:val="18"/>
                 <w:lang w:eastAsia="ko-KR"/>
               </w:rPr>
-              <w:t>{{iso9001_stage1_days}}</w:t>
+              <w:t>{{ iso9001_stage1_days }}</w:t>
             </w:r>
             <w:r>
               <w:rPr>
@@ -5326,7 +5326,7 @@
                 <w:szCs w:val="18"/>
                 <w:lang w:eastAsia="ko-KR"/>
               </w:rPr>
-              <w:t>{{iso14001_stage1_2_cost_formatted}}</w:t>
+              <w:t>{{ iso14001_stage1_2_cost|format_currency }}</w:t>
             </w:r>
           </w:p>
         </w:tc>
@@ -5356,17 +5356,20 @@
                 <w:szCs w:val="18"/>
                 <w:lang w:eastAsia="ko-KR"/>
               </w:rPr>
-              <w:t>{{iso</w:t>
-            </w:r>
-            <w:r>
-              <w:rPr>
-                <w:rFonts w:ascii="맑은 고딕" w:eastAsia="맑은 고딕" w:hAnsi="맑은 고딕" w:hint="eastAsia"/>
+              <w:t>{{ iso45001_stage1_2_days|format_number }}일days</w:t>
+            </w:r>
+          </w:p>
+          <w:p>
+            <w:pPr>
+              <w:pStyle w:val="TableFigures"/>
+              <w:cnfStyle w:val="000000000000" w:firstRow="0" w:lastRow="0" w:firstColumn="0" w:lastColumn="0" w:oddVBand="0" w:evenVBand="0" w:oddHBand="0" w:evenHBand="0" w:firstRowFirstColumn="0" w:firstRowLastColumn="0" w:lastRowFirstColumn="0" w:lastRowLastColumn="0"/>
+              <w:rPr>
+                <w:rFonts w:ascii="맑은 고딕" w:eastAsia="맑은 고딕" w:hAnsi="맑은 고딕"/>
                 <w:sz w:val="18"/>
                 <w:szCs w:val="18"/>
                 <w:lang w:eastAsia="ko-KR"/>
               </w:rPr>
-              <w:t>14</w:t>
-            </w:r>
+            </w:pPr>
             <w:r>
               <w:rPr>
                 <w:rFonts w:ascii="맑은 고딕" w:eastAsia="맑은 고딕" w:hAnsi="맑은 고딕"/>
@@ -5374,7 +5377,37 @@
                 <w:szCs w:val="18"/>
                 <w:lang w:eastAsia="ko-KR"/>
               </w:rPr>
-              <w:t>001_surveillance_days}}</w:t>
+              <w:t>(Stage1: {{ iso45001_stage1_days }}days, Stage2: {{ iso45001_stage2_days }}days)</w:t>
+            </w:r>
+          </w:p>
+        </w:tc>
+        <w:tc>
+          <w:tcPr>
+            <w:tcW w:w="2277" w:type="dxa"/>
+            <w:tcBorders>
+              <w:top w:val="single" w:sz="4" w:space="0" w:color="088C8A"/>
+              <w:bottom w:val="single" w:sz="4" w:space="0" w:color="088C8A"/>
+            </w:tcBorders>
+          </w:tcPr>
+          <w:p>
+            <w:pPr>
+              <w:pStyle w:val="TableFigures"/>
+              <w:cnfStyle w:val="000000000000" w:firstRow="0" w:lastRow="0" w:firstColumn="0" w:lastColumn="0" w:oddVBand="0" w:evenVBand="0" w:oddHBand="0" w:evenHBand="0" w:firstRowFirstColumn="0" w:firstRowLastColumn="0" w:lastRowFirstColumn="0" w:lastRowLastColumn="0"/>
+              <w:rPr>
+                <w:rFonts w:ascii="맑은 고딕" w:eastAsia="맑은 고딕" w:hAnsi="맑은 고딕"/>
+                <w:sz w:val="18"/>
+                <w:szCs w:val="18"/>
+                <w:lang w:eastAsia="ko-KR"/>
+              </w:rPr>
+            </w:pPr>
+            <w:r>
+              <w:rPr>
+                <w:rFonts w:ascii="맑은 고딕" w:eastAsia="맑은 고딕" w:hAnsi="맑은 고딕"/>
+                <w:sz w:val="18"/>
+                <w:szCs w:val="18"/>
+                <w:lang w:eastAsia="ko-KR"/>
+              </w:rPr>
+              <w:t>{{ iso45001_surveillance_days }}</w:t>
             </w:r>
             <w:r>
               <w:rPr>
@@ -5440,7 +5473,7 @@
             <w:pPr>
               <w:pStyle w:val="TableText"/>
               <w:rPr>
-                <w:rFonts w:ascii="맑은 고딕" w:eastAsia="맑은 고딕" w:hAnsi="맑은 고딕"/>
+                <w:rFonts w:ascii="맑은 고딕" w:eastAsia="맑은 고딕" w:hAnsi="맑은 고딕" w:cs="Arial"/>
                 <w:sz w:val="18"/>
                 <w:szCs w:val="18"/>
                 <w:lang w:eastAsia="ko-KR"/>
@@ -5448,84 +5481,12 @@
             </w:pPr>
             <w:r>
               <w:rPr>
-                <w:rFonts w:ascii="맑은 고딕" w:eastAsia="맑은 고딕" w:hAnsi="맑은 고딕" w:hint="eastAsia"/>
+                <w:rFonts w:ascii="맑은 고딕" w:eastAsia="맑은 고딕" w:hAnsi="맑은 고딕" w:cs="Arial" w:hint="eastAsia"/>
                 <w:sz w:val="18"/>
                 <w:szCs w:val="18"/>
                 <w:lang w:eastAsia="ko-KR"/>
               </w:rPr>
-              <w:t>{</w:t>
-            </w:r>
-            <w:r>
-              <w:rPr>
-                <w:rFonts w:ascii="맑은 고딕" w:eastAsia="맑은 고딕" w:hAnsi="맑은 고딕" w:hint="eastAsia"/>
-                <w:sz w:val="18"/>
-                <w:szCs w:val="18"/>
-                <w:lang w:eastAsia="ko-KR"/>
-              </w:rPr>
-              <w:t>{</w:t>
-            </w:r>
-            <w:r>
-              <w:rPr>
-                <w:rFonts w:ascii="맑은 고딕" w:eastAsia="맑은 고딕" w:hAnsi="맑은 고딕" w:hint="eastAsia"/>
-                <w:sz w:val="18"/>
-                <w:szCs w:val="18"/>
-                <w:lang w:eastAsia="ko-KR"/>
-              </w:rPr>
-              <w:t>#</w:t>
-            </w:r>
-            <w:r>
-              <w:rPr>
-                <w:rFonts w:ascii="맑은 고딕" w:eastAsia="맑은 고딕" w:hAnsi="맑은 고딕" w:hint="eastAsia"/>
-                <w:sz w:val="18"/>
-                <w:szCs w:val="18"/>
-                <w:lang w:eastAsia="ko-KR"/>
-              </w:rPr>
-              <w:t>has_iso</w:t>
-            </w:r>
-            <w:r>
-              <w:rPr>
-                <w:rFonts w:ascii="맑은 고딕" w:eastAsia="맑은 고딕" w:hAnsi="맑은 고딕" w:hint="eastAsia"/>
-                <w:sz w:val="18"/>
-                <w:szCs w:val="18"/>
-                <w:lang w:eastAsia="ko-KR"/>
-              </w:rPr>
-              <w:t>450</w:t>
-            </w:r>
-            <w:r>
-              <w:rPr>
-                <w:rFonts w:ascii="맑은 고딕" w:eastAsia="맑은 고딕" w:hAnsi="맑은 고딕" w:hint="eastAsia"/>
-                <w:sz w:val="18"/>
-                <w:szCs w:val="18"/>
-                <w:lang w:eastAsia="ko-KR"/>
-              </w:rPr>
-              <w:t>01</w:t>
-            </w:r>
-            <w:r>
-              <w:rPr>
-                <w:rFonts w:ascii="맑은 고딕" w:eastAsia="맑은 고딕" w:hAnsi="맑은 고딕" w:hint="eastAsia"/>
-                <w:sz w:val="18"/>
-                <w:szCs w:val="18"/>
-                <w:lang w:eastAsia="ko-KR"/>
-              </w:rPr>
-              <w:t>}</w:t>
-            </w:r>
-            <w:r>
-              <w:rPr>
-                <w:rFonts w:ascii="맑은 고딕" w:eastAsia="맑은 고딕" w:hAnsi="맑은 고딕" w:hint="eastAsia"/>
-                <w:sz w:val="18"/>
-                <w:szCs w:val="18"/>
-                <w:lang w:eastAsia="ko-KR"/>
-              </w:rPr>
-              <w:t>}ISO 9001 최초심사</w:t>
-            </w:r>
-            <w:r>
-              <w:rPr>
-                <w:rFonts w:ascii="맑은 고딕" w:eastAsia="맑은 고딕" w:hAnsi="맑은 고딕" w:hint="eastAsia"/>
-                <w:sz w:val="18"/>
-                <w:szCs w:val="18"/>
-                <w:lang w:eastAsia="ko-KR"/>
-              </w:rPr>
-              <w:t xml:space="preserve"> {{/has_iso45001}}</w:t>
+              <w:t>연간관리비</w:t>
             </w:r>
           </w:p>
         </w:tc>
@@ -5550,87 +5511,12 @@
             </w:pPr>
             <w:r>
               <w:rPr>
-                <w:rFonts w:ascii="맑은 고딕" w:eastAsia="맑은 고딕" w:hAnsi="맑은 고딕"/>
+                <w:rFonts w:ascii="맑은 고딕" w:eastAsia="맑은 고딕" w:hAnsi="맑은 고딕" w:hint="eastAsia"/>
                 <w:sz w:val="18"/>
                 <w:szCs w:val="18"/>
                 <w:lang w:eastAsia="ko-KR"/>
               </w:rPr>
-              <w:t>{{iso</w:t>
-            </w:r>
-            <w:r>
-              <w:rPr>
-                <w:rFonts w:ascii="맑은 고딕" w:eastAsia="맑은 고딕" w:hAnsi="맑은 고딕" w:hint="eastAsia"/>
-                <w:sz w:val="18"/>
-                <w:szCs w:val="18"/>
-                <w:lang w:eastAsia="ko-KR"/>
-              </w:rPr>
-              <w:t>45</w:t>
-            </w:r>
-            <w:r>
-              <w:rPr>
-                <w:rFonts w:ascii="맑은 고딕" w:eastAsia="맑은 고딕" w:hAnsi="맑은 고딕"/>
-                <w:sz w:val="18"/>
-                <w:szCs w:val="18"/>
-                <w:lang w:eastAsia="ko-KR"/>
-              </w:rPr>
-              <w:t>001_stage1_2_days}}days</w:t>
-            </w:r>
-          </w:p>
-          <w:p>
-            <w:pPr>
-              <w:pStyle w:val="TableFigures"/>
-              <w:cnfStyle w:val="000000000000" w:firstRow="0" w:lastRow="0" w:firstColumn="0" w:lastColumn="0" w:oddVBand="0" w:evenVBand="0" w:oddHBand="0" w:evenHBand="0" w:firstRowFirstColumn="0" w:firstRowLastColumn="0" w:lastRowFirstColumn="0" w:lastRowLastColumn="0"/>
-              <w:rPr>
-                <w:rFonts w:ascii="맑은 고딕" w:eastAsia="맑은 고딕" w:hAnsi="맑은 고딕"/>
-                <w:sz w:val="18"/>
-                <w:szCs w:val="18"/>
-                <w:lang w:eastAsia="ko-KR"/>
-              </w:rPr>
-            </w:pPr>
-            <w:r>
-              <w:rPr>
-                <w:rFonts w:ascii="맑은 고딕" w:eastAsia="맑은 고딕" w:hAnsi="맑은 고딕"/>
-                <w:sz w:val="18"/>
-                <w:szCs w:val="18"/>
-                <w:lang w:eastAsia="ko-KR"/>
-              </w:rPr>
-              <w:t>(Stage1: {{iso</w:t>
-            </w:r>
-            <w:r>
-              <w:rPr>
-                <w:rFonts w:ascii="맑은 고딕" w:eastAsia="맑은 고딕" w:hAnsi="맑은 고딕" w:hint="eastAsia"/>
-                <w:sz w:val="18"/>
-                <w:szCs w:val="18"/>
-                <w:lang w:eastAsia="ko-KR"/>
-              </w:rPr>
-              <w:t>45</w:t>
-            </w:r>
-            <w:r>
-              <w:rPr>
-                <w:rFonts w:ascii="맑은 고딕" w:eastAsia="맑은 고딕" w:hAnsi="맑은 고딕"/>
-                <w:sz w:val="18"/>
-                <w:szCs w:val="18"/>
-                <w:lang w:eastAsia="ko-KR"/>
-              </w:rPr>
-              <w:t>001_stage1_days}}days, Stage2: {{iso</w:t>
-            </w:r>
-            <w:r>
-              <w:rPr>
-                <w:rFonts w:ascii="맑은 고딕" w:eastAsia="맑은 고딕" w:hAnsi="맑은 고딕" w:hint="eastAsia"/>
-                <w:sz w:val="18"/>
-                <w:szCs w:val="18"/>
-                <w:lang w:eastAsia="ko-KR"/>
-              </w:rPr>
-              <w:t>45</w:t>
-            </w:r>
-            <w:r>
-              <w:rPr>
-                <w:rFonts w:ascii="맑은 고딕" w:eastAsia="맑은 고딕" w:hAnsi="맑은 고딕"/>
-                <w:sz w:val="18"/>
-                <w:szCs w:val="18"/>
-                <w:lang w:eastAsia="ko-KR"/>
-              </w:rPr>
-              <w:t>001_stage2_days}}days)</w:t>
+              <w:t>-</w:t>
             </w:r>
           </w:p>
         </w:tc>
@@ -5650,17 +5536,24 @@
                 <w:rFonts w:ascii="맑은 고딕" w:eastAsia="맑은 고딕" w:hAnsi="맑은 고딕"/>
                 <w:sz w:val="18"/>
                 <w:szCs w:val="18"/>
-                <w:lang w:eastAsia="ko-KR"/>
               </w:rPr>
             </w:pPr>
             <w:r>
               <w:rPr>
+                <w:rFonts w:ascii="맑은 고딕" w:eastAsia="맑은 고딕" w:hAnsi="맑은 고딕" w:hint="eastAsia"/>
+                <w:sz w:val="18"/>
+                <w:szCs w:val="18"/>
+                <w:lang w:eastAsia="ko-KR"/>
+              </w:rPr>
+              <w:t>45</w:t>
+            </w:r>
+            <w:r>
+              <w:rPr>
                 <w:rFonts w:ascii="맑은 고딕" w:eastAsia="맑은 고딕" w:hAnsi="맑은 고딕"/>
                 <w:sz w:val="18"/>
                 <w:szCs w:val="18"/>
-                <w:lang w:eastAsia="ko-KR"/>
-              </w:rPr>
-              <w:t>{{iso</w:t>
+              </w:rPr>
+              <w:t>0,000</w:t>
             </w:r>
             <w:r>
               <w:rPr>
@@ -5669,16 +5562,7 @@
                 <w:szCs w:val="18"/>
                 <w:lang w:eastAsia="ko-KR"/>
               </w:rPr>
-              <w:t>45</w:t>
-            </w:r>
-            <w:r>
-              <w:rPr>
-                <w:rFonts w:ascii="맑은 고딕" w:eastAsia="맑은 고딕" w:hAnsi="맑은 고딕"/>
-                <w:sz w:val="18"/>
-                <w:szCs w:val="18"/>
-                <w:lang w:eastAsia="ko-KR"/>
-              </w:rPr>
-              <w:t>001_stage1_2_cost_formatted}}</w:t>
+              <w:t>원</w:t>
             </w:r>
           </w:p>
         </w:tc>
@@ -5703,66 +5587,12 @@
             </w:pPr>
             <w:r>
               <w:rPr>
-                <w:rFonts w:ascii="맑은 고딕" w:eastAsia="맑은 고딕" w:hAnsi="맑은 고딕"/>
+                <w:rFonts w:ascii="맑은 고딕" w:eastAsia="맑은 고딕" w:hAnsi="맑은 고딕" w:hint="eastAsia"/>
                 <w:sz w:val="18"/>
                 <w:szCs w:val="18"/>
                 <w:lang w:eastAsia="ko-KR"/>
               </w:rPr>
-              <w:t>{{</w:t>
-            </w:r>
-            <w:r>
-              <w:rPr>
-                <w:rFonts w:ascii="맑은 고딕" w:eastAsia="맑은 고딕" w:hAnsi="맑은 고딕" w:hint="eastAsia"/>
-                <w:sz w:val="18"/>
-                <w:szCs w:val="18"/>
-                <w:lang w:eastAsia="ko-KR"/>
-              </w:rPr>
-              <w:t>i</w:t>
-            </w:r>
-            <w:r>
-              <w:rPr>
-                <w:rFonts w:ascii="맑은 고딕" w:eastAsia="맑은 고딕" w:hAnsi="맑은 고딕"/>
-                <w:sz w:val="18"/>
-                <w:szCs w:val="18"/>
-                <w:lang w:eastAsia="ko-KR"/>
-              </w:rPr>
-              <w:t>so</w:t>
-            </w:r>
-            <w:r>
-              <w:rPr>
-                <w:rFonts w:ascii="맑은 고딕" w:eastAsia="맑은 고딕" w:hAnsi="맑은 고딕" w:hint="eastAsia"/>
-                <w:sz w:val="18"/>
-                <w:szCs w:val="18"/>
-                <w:lang w:eastAsia="ko-KR"/>
-              </w:rPr>
-              <w:t>45</w:t>
-            </w:r>
-            <w:r>
-              <w:rPr>
-                <w:rFonts w:ascii="맑은 고딕" w:eastAsia="맑은 고딕" w:hAnsi="맑은 고딕"/>
-                <w:sz w:val="18"/>
-                <w:szCs w:val="18"/>
-                <w:lang w:eastAsia="ko-KR"/>
-              </w:rPr>
-              <w:t>001_surveillance_days}}</w:t>
-            </w:r>
-            <w:r>
-              <w:rPr>
-                <w:rFonts w:ascii="맑은 고딕" w:eastAsia="맑은 고딕" w:hAnsi="맑은 고딕" w:hint="eastAsia"/>
-                <w:sz w:val="18"/>
-                <w:szCs w:val="18"/>
-                <w:lang w:eastAsia="ko-KR"/>
-              </w:rPr>
-              <w:t xml:space="preserve"> </w:t>
-            </w:r>
-            <w:r>
-              <w:rPr>
-                <w:rFonts w:ascii="맑은 고딕" w:eastAsia="맑은 고딕" w:hAnsi="맑은 고딕" w:hint="eastAsia"/>
-                <w:sz w:val="18"/>
-                <w:szCs w:val="18"/>
-                <w:lang w:eastAsia="ko-KR"/>
-              </w:rPr>
-              <w:t>days</w:t>
+              <w:t>450,000원</w:t>
             </w:r>
           </w:p>
         </w:tc>
@@ -5782,14 +5612,22 @@
               <w:cnfStyle w:val="000000000000" w:firstRow="0" w:lastRow="0" w:firstColumn="0" w:lastColumn="0" w:oddVBand="0" w:evenVBand="0" w:oddHBand="0" w:evenHBand="0" w:firstRowFirstColumn="0" w:firstRowLastColumn="0" w:lastRowFirstColumn="0" w:lastRowLastColumn="0"/>
               <w:rPr>
                 <w:rFonts w:ascii="맑은 고딕" w:eastAsia="맑은 고딕" w:hAnsi="맑은 고딕"/>
-                <w:b/>
-                <w:bCs/>
                 <w:color w:val="auto"/>
                 <w:sz w:val="18"/>
                 <w:szCs w:val="18"/>
                 <w:lang w:eastAsia="ko-KR"/>
               </w:rPr>
             </w:pPr>
+            <w:r>
+              <w:rPr>
+                <w:rFonts w:ascii="맑은 고딕" w:eastAsia="맑은 고딕" w:hAnsi="맑은 고딕" w:hint="eastAsia"/>
+                <w:color w:val="auto"/>
+                <w:sz w:val="18"/>
+                <w:szCs w:val="18"/>
+                <w:lang w:eastAsia="ko-KR"/>
+              </w:rPr>
+              <w:t>Note참조</w:t>
+            </w:r>
           </w:p>
         </w:tc>
       </w:tr>
@@ -5823,7 +5661,7 @@
                 <w:szCs w:val="18"/>
                 <w:lang w:eastAsia="ko-KR"/>
               </w:rPr>
-              <w:t>연간관리비</w:t>
+              <w:t>제경비(교통비, 숙박비)</w:t>
             </w:r>
           </w:p>
         </w:tc>
@@ -5877,186 +5715,11 @@
             </w:pPr>
             <w:r>
               <w:rPr>
-                <w:rFonts w:ascii="맑은 고딕" w:eastAsia="맑은 고딕" w:hAnsi="맑은 고딕" w:hint="eastAsia"/>
+                <w:rFonts w:ascii="맑은 고딕" w:eastAsia="맑은 고딕" w:hAnsi="맑은 고딕"/>
                 <w:sz w:val="18"/>
                 <w:szCs w:val="18"/>
-                <w:lang w:eastAsia="ko-KR"/>
-              </w:rPr>
-              <w:t>45</w:t>
-            </w:r>
-            <w:r>
-              <w:rPr>
-                <w:rFonts w:ascii="맑은 고딕" w:eastAsia="맑은 고딕" w:hAnsi="맑은 고딕"/>
-                <w:sz w:val="18"/>
-                <w:szCs w:val="18"/>
-              </w:rPr>
-              <w:t>0,000</w:t>
-            </w:r>
-            <w:r>
-              <w:rPr>
-                <w:rFonts w:ascii="맑은 고딕" w:eastAsia="맑은 고딕" w:hAnsi="맑은 고딕" w:hint="eastAsia"/>
-                <w:sz w:val="18"/>
-                <w:szCs w:val="18"/>
-                <w:lang w:eastAsia="ko-KR"/>
-              </w:rPr>
-              <w:t>원</w:t>
-            </w:r>
-          </w:p>
-        </w:tc>
-        <w:tc>
-          <w:tcPr>
-            <w:tcW w:w="1560" w:type="dxa"/>
-            <w:tcBorders>
-              <w:top w:val="single" w:sz="4" w:space="0" w:color="088C8A"/>
-              <w:bottom w:val="single" w:sz="4" w:space="0" w:color="088C8A"/>
-            </w:tcBorders>
-          </w:tcPr>
-          <w:p>
-            <w:pPr>
-              <w:pStyle w:val="TableFigures"/>
-              <w:cnfStyle w:val="000000000000" w:firstRow="0" w:lastRow="0" w:firstColumn="0" w:lastColumn="0" w:oddVBand="0" w:evenVBand="0" w:oddHBand="0" w:evenHBand="0" w:firstRowFirstColumn="0" w:firstRowLastColumn="0" w:lastRowFirstColumn="0" w:lastRowLastColumn="0"/>
-              <w:rPr>
-                <w:rFonts w:ascii="맑은 고딕" w:eastAsia="맑은 고딕" w:hAnsi="맑은 고딕"/>
-                <w:sz w:val="18"/>
-                <w:szCs w:val="18"/>
-                <w:lang w:eastAsia="ko-KR"/>
-              </w:rPr>
-            </w:pPr>
-            <w:r>
-              <w:rPr>
-                <w:rFonts w:ascii="맑은 고딕" w:eastAsia="맑은 고딕" w:hAnsi="맑은 고딕" w:hint="eastAsia"/>
-                <w:sz w:val="18"/>
-                <w:szCs w:val="18"/>
-                <w:lang w:eastAsia="ko-KR"/>
-              </w:rPr>
-              <w:t>450,000원</w:t>
-            </w:r>
-          </w:p>
-        </w:tc>
-        <w:tc>
-          <w:tcPr>
-            <w:tcW w:w="1848" w:type="dxa"/>
-            <w:tcBorders>
-              <w:top w:val="single" w:sz="4" w:space="0" w:color="088C8A"/>
-              <w:bottom w:val="single" w:sz="4" w:space="0" w:color="088C8A"/>
-            </w:tcBorders>
-          </w:tcPr>
-          <w:p>
-            <w:pPr>
-              <w:pStyle w:val="Subhead"/>
-              <w:spacing w:before="80" w:after="80" w:line="280" w:lineRule="exact"/>
-              <w:jc w:val="center"/>
-              <w:cnfStyle w:val="000000000000" w:firstRow="0" w:lastRow="0" w:firstColumn="0" w:lastColumn="0" w:oddVBand="0" w:evenVBand="0" w:oddHBand="0" w:evenHBand="0" w:firstRowFirstColumn="0" w:firstRowLastColumn="0" w:lastRowFirstColumn="0" w:lastRowLastColumn="0"/>
-              <w:rPr>
-                <w:rFonts w:ascii="맑은 고딕" w:eastAsia="맑은 고딕" w:hAnsi="맑은 고딕"/>
-                <w:color w:val="auto"/>
-                <w:sz w:val="18"/>
-                <w:szCs w:val="18"/>
-                <w:lang w:eastAsia="ko-KR"/>
-              </w:rPr>
-            </w:pPr>
-            <w:r>
-              <w:rPr>
-                <w:rFonts w:ascii="맑은 고딕" w:eastAsia="맑은 고딕" w:hAnsi="맑은 고딕" w:hint="eastAsia"/>
-                <w:color w:val="auto"/>
-                <w:sz w:val="18"/>
-                <w:szCs w:val="18"/>
-                <w:lang w:eastAsia="ko-KR"/>
-              </w:rPr>
-              <w:t>Note참조</w:t>
-            </w:r>
-          </w:p>
-        </w:tc>
-      </w:tr>
-      <w:tr>
-        <w:trPr>
-          <w:trHeight w:val="342"/>
-        </w:trPr>
-        <w:tc>
-          <w:tcPr>
-            <w:cnfStyle w:val="001000000000" w:firstRow="0" w:lastRow="0" w:firstColumn="1" w:lastColumn="0" w:oddVBand="0" w:evenVBand="0" w:oddHBand="0" w:evenHBand="0" w:firstRowFirstColumn="0" w:firstRowLastColumn="0" w:lastRowFirstColumn="0" w:lastRowLastColumn="0"/>
-            <w:tcW w:w="1985" w:type="dxa"/>
-            <w:tcBorders>
-              <w:top w:val="single" w:sz="4" w:space="0" w:color="088C8A"/>
-              <w:bottom w:val="single" w:sz="4" w:space="0" w:color="088C8A"/>
-            </w:tcBorders>
-          </w:tcPr>
-          <w:p>
-            <w:pPr>
-              <w:pStyle w:val="TableText"/>
-              <w:rPr>
-                <w:rFonts w:ascii="맑은 고딕" w:eastAsia="맑은 고딕" w:hAnsi="맑은 고딕" w:cs="Arial"/>
-                <w:sz w:val="18"/>
-                <w:szCs w:val="18"/>
-                <w:lang w:eastAsia="ko-KR"/>
-              </w:rPr>
-            </w:pPr>
-            <w:r>
-              <w:rPr>
-                <w:rFonts w:ascii="맑은 고딕" w:eastAsia="맑은 고딕" w:hAnsi="맑은 고딕" w:cs="Arial" w:hint="eastAsia"/>
-                <w:sz w:val="18"/>
-                <w:szCs w:val="18"/>
-                <w:lang w:eastAsia="ko-KR"/>
-              </w:rPr>
-              <w:t>제경비(교통비, 숙박비)</w:t>
-            </w:r>
-          </w:p>
-        </w:tc>
-        <w:tc>
-          <w:tcPr>
-            <w:tcW w:w="2991" w:type="dxa"/>
-            <w:tcBorders>
-              <w:top w:val="single" w:sz="4" w:space="0" w:color="088C8A"/>
-              <w:bottom w:val="single" w:sz="4" w:space="0" w:color="088C8A"/>
-            </w:tcBorders>
-          </w:tcPr>
-          <w:p>
-            <w:pPr>
-              <w:pStyle w:val="TableFigures"/>
-              <w:cnfStyle w:val="000000000000" w:firstRow="0" w:lastRow="0" w:firstColumn="0" w:lastColumn="0" w:oddVBand="0" w:evenVBand="0" w:oddHBand="0" w:evenHBand="0" w:firstRowFirstColumn="0" w:firstRowLastColumn="0" w:lastRowFirstColumn="0" w:lastRowLastColumn="0"/>
-              <w:rPr>
-                <w:rFonts w:ascii="맑은 고딕" w:eastAsia="맑은 고딕" w:hAnsi="맑은 고딕"/>
-                <w:sz w:val="18"/>
-                <w:szCs w:val="18"/>
-                <w:lang w:eastAsia="ko-KR"/>
-              </w:rPr>
-            </w:pPr>
-            <w:r>
-              <w:rPr>
-                <w:rFonts w:ascii="맑은 고딕" w:eastAsia="맑은 고딕" w:hAnsi="맑은 고딕" w:hint="eastAsia"/>
-                <w:sz w:val="18"/>
-                <w:szCs w:val="18"/>
-                <w:lang w:eastAsia="ko-KR"/>
-              </w:rPr>
-              <w:t>-</w:t>
-            </w:r>
-          </w:p>
-        </w:tc>
-        <w:tc>
-          <w:tcPr>
-            <w:tcW w:w="2277" w:type="dxa"/>
-            <w:tcBorders>
-              <w:top w:val="single" w:sz="4" w:space="0" w:color="088C8A"/>
-              <w:bottom w:val="single" w:sz="4" w:space="0" w:color="088C8A"/>
-            </w:tcBorders>
-          </w:tcPr>
-          <w:p>
-            <w:pPr>
-              <w:pStyle w:val="TableFigures"/>
-              <w:cnfStyle w:val="000000000000" w:firstRow="0" w:lastRow="0" w:firstColumn="0" w:lastColumn="0" w:oddVBand="0" w:evenVBand="0" w:oddHBand="0" w:evenHBand="0" w:firstRowFirstColumn="0" w:firstRowLastColumn="0" w:lastRowFirstColumn="0" w:lastRowLastColumn="0"/>
-              <w:rPr>
-                <w:rFonts w:ascii="맑은 고딕" w:eastAsia="맑은 고딕" w:hAnsi="맑은 고딕"/>
-                <w:sz w:val="18"/>
-                <w:szCs w:val="18"/>
-              </w:rPr>
-            </w:pPr>
-            <w:r>
-              <w:rPr>
-                <w:rFonts w:ascii="맑은 고딕" w:eastAsia="맑은 고딕" w:hAnsi="맑은 고딕"/>
-                <w:sz w:val="18"/>
-                <w:szCs w:val="18"/>
-              </w:rPr>
-              <w:t>{{travel_expense_formatted}}</w:t>
+              </w:rPr>
+              <w:t>{{ travel_expense|format_currency }}</w:t>
             </w:r>
           </w:p>
         </w:tc>
@@ -6443,7 +6106,7 @@
                 <w:highlight w:val="yellow"/>
                 <w:lang w:eastAsia="ko-KR"/>
               </w:rPr>
-              <w:t>{{total_audit_days}}</w:t>
+              <w:t>{{ total_audit_days|format_number }}일</w:t>
             </w:r>
             <w:r>
               <w:rPr>
@@ -6502,7 +6165,7 @@
                 <w:highlight w:val="yellow"/>
                 <w:lang w:eastAsia="ko-KR"/>
               </w:rPr>
-              <w:t>{{total_cost_with_travel_formatted}}</w:t>
+              <w:t>{{ total_cost_with_travel|format_currency }}</w:t>
             </w:r>
           </w:p>
         </w:tc>
@@ -8518,7 +8181,7 @@
                                 <w:szCs w:val="26"/>
                                 <w:lang w:val="fr-FR" w:eastAsia="ko-KR"/>
                               </w:rPr>
-                              <w:t xml:space="preserve">  +82 (0)2 3703 75</w:t>
+                              <w:t xml:space="preserve"> +82 (0)2 3703 75</w:t>
                             </w:r>
                             <w:r>
                               <w:rPr>
@@ -9447,7 +9110,7 @@
                           <w:szCs w:val="26"/>
                           <w:lang w:val="fr-FR" w:eastAsia="ko-KR"/>
                         </w:rPr>
-                        <w:t xml:space="preserve">  +82 (0)2 3703 75</w:t>
+                        <w:t xml:space="preserve"> +82 (0)2 3703 75</w:t>
                       </w:r>
                       <w:r>
                         <w:rPr>

--- a/vercel-deploy/public/templates/LRQA_quotation.docx
+++ b/vercel-deploy/public/templates/LRQA_quotation.docx
@@ -387,7 +387,7 @@
                 <w:szCs w:val="32"/>
                 <w:lang w:eastAsia="ko-KR"/>
               </w:rPr>
-              <w:t>{{ client_name }}</w:t>
+              <w:t>{client_name }</w:t>
             </w:r>
           </w:p>
           <w:p>
@@ -415,7 +415,7 @@
                 <w:spacing w:val="-1"/>
                 <w:lang w:eastAsia="ko-KR"/>
               </w:rPr>
-              <w:t>{{ standards_text }}</w:t>
+              <w:t>{standards_text }</w:t>
             </w:r>
           </w:p>
           <w:p>
@@ -526,7 +526,7 @@
                 <w:szCs w:val="18"/>
                 <w:lang w:eastAsia="ko-KR"/>
               </w:rPr>
-              <w:t>{{ quotation_date|format_date }}</w:t>
+              <w:t>{quotation_date }</w:t>
             </w:r>
           </w:p>
         </w:tc>
@@ -641,7 +641,7 @@
                 <w:shd w:val="clear" w:color="auto" w:fill="FFFFFF"/>
                 <w:lang w:eastAsia="ko-KR"/>
               </w:rPr>
-              <w:t>{{ quotation_number }}</w:t>
+              <w:t>{quotation_number }</w:t>
             </w:r>
           </w:p>
           <w:p>
@@ -1858,7 +1858,7 @@
                 <v:stroke joinstyle="miter"/>
                 <v:path gradientshapeok="t" o:connecttype="rect"/>
               </v:shapetype>
-              <v:shape id="Text Box 2" o:spid="_x0000_s1026" type="#_x0000_t202" style="position:absolute;margin-left:411.05pt;margin-top:.75pt;width:123pt;height:546pt;z-index:251658242;visibility:visible;mso-wrap-style:square;mso-width-percent:0;mso-height-percent:0;mso-wrap-distance-left:9pt;mso-wrap-distance-top:3.6pt;mso-wrap-distance-right:9pt;mso-wrap-distance-bottom:3.6pt;mso-position-horizontal:absolute;mso-position-horizontal-relative:margin;mso-position-vertical:absolute;mso-position-vertical-relative:text;mso-width-percent:0;mso-height-percent:0;mso-width-relative:margin;mso-height-relative:margin;v-text-anchor:top" o:gfxdata="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" stroked="f">
+              <v:shape id="Text Box 2" o:spid="_x0000_s1026" type="#_x0000_t202" style="position:absolute;margin-left:411.05pt;margin-top:.75pt;width:123pt;height:546pt;z-index:251658242;visibility:visible;mso-wrap-style:square;mso-width-percent:0;mso-height-percent:0;mso-wrap-distance-left:9pt;mso-wrap-distance-top:3.6pt;mso-wrap-distance-right:9pt;mso-wrap-distance-bottom:3.6pt;mso-position-horizontal:absolute;mso-position-horizontal-relative:margin;mso-position-vertical:absolute;mso-position-vertical-relative:text;mso-width-percent:0;mso-height-percent:0;mso-width-relative:margin;mso-height-relative:margin;v-text-anchor:top" o:gfxdata="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" stroked="f">
                 <v:textbox inset="0,0,2mm">
                   <w:txbxContent>
                     <w:p>
@@ -3966,7 +3966,7 @@
           <w:rFonts w:ascii="맑은 고딕" w:eastAsia="맑은 고딕" w:hAnsi="맑은 고딕"/>
           <w:lang w:eastAsia="ko-KR"/>
         </w:rPr>
-        <w:t xml:space="preserve">{{ standards_text }} </w:t>
+        <w:t xml:space="preserve">{standards_text }</w:t>
       </w:r>
       <w:r>
         <w:rPr>
@@ -4254,7 +4254,7 @@
                 <w:szCs w:val="18"/>
                 <w:lang w:eastAsia="ko-KR"/>
               </w:rPr>
-              <w:t>{{ client_name }}</w:t>
+              <w:t>{client_name }</w:t>
             </w:r>
             <w:r>
               <w:rPr>
@@ -4296,7 +4296,7 @@
                 <w:szCs w:val="18"/>
                 <w:lang w:eastAsia="ko-KR"/>
               </w:rPr>
-              <w:t>{{ client_address }}</w:t>
+              <w:t>{client_address }</w:t>
             </w:r>
           </w:p>
         </w:tc>
@@ -4407,7 +4407,7 @@
           <w:szCs w:val="20"/>
           <w:lang w:eastAsia="ko-KR"/>
         </w:rPr>
-        <w:t>- `{{ total_sites|format_number }}개` - 총 사업장 수</w:t>
+        <w:t>- `{total_sites }개` - 총 사업장 수</w:t>
       </w:r>
     </w:p>
     <w:p>
@@ -4434,7 +4434,7 @@
           <w:szCs w:val="20"/>
           <w:lang w:eastAsia="ko-KR"/>
         </w:rPr>
-        <w:t>- `{{ total_employees|format_number }}명` - 총 직원 수</w:t>
+        <w:t>- `{total_employees }명` - 총 직원 수</w:t>
       </w:r>
     </w:p>
     <w:p>
@@ -5093,7 +5093,7 @@
                 <w:szCs w:val="18"/>
                 <w:lang w:eastAsia="ko-KR"/>
               </w:rPr>
-              <w:t>{% if has_iso9001 %}포함{% else %}미포함{% endif %}</w:t>
+              <w:t>{#if has_iso9001}포함{else}미포함{if}</w:t>
             </w:r>
             <w:r>
               <w:rPr>
@@ -5120,7 +5120,7 @@
                 <w:szCs w:val="18"/>
                 <w:lang w:eastAsia="ko-KR"/>
               </w:rPr>
-              <w:t xml:space="preserve"> {</w:t>
+              <w:t xml:space="preserve">{</w:t>
             </w:r>
             <w:r>
               <w:rPr>
@@ -5138,7 +5138,7 @@
                 <w:szCs w:val="18"/>
                 <w:lang w:eastAsia="ko-KR"/>
               </w:rPr>
-              <w:t>/{% if has_iso9001 %}포함{% else %}미포함{% endif %}</w:t>
+              <w:t>/{#if has_iso9001}포함{else}미포함{if}</w:t>
             </w:r>
             <w:r>
               <w:rPr>
@@ -5186,7 +5186,7 @@
                 <w:szCs w:val="18"/>
                 <w:lang w:eastAsia="ko-KR"/>
               </w:rPr>
-              <w:t>{{ iso9001_stage1_2_days|format_number }}일</w:t>
+              <w:t>{iso9001_stage1_2_days }일</w:t>
             </w:r>
             <w:r>
               <w:rPr>
@@ -5224,7 +5224,7 @@
                 <w:szCs w:val="18"/>
                 <w:lang w:eastAsia="ko-KR"/>
               </w:rPr>
-              <w:t>{{ iso9001_stage1_days }}</w:t>
+              <w:t>{iso9001_stage1_days }</w:t>
             </w:r>
             <w:r>
               <w:rPr>
@@ -5326,7 +5326,7 @@
                 <w:szCs w:val="18"/>
                 <w:lang w:eastAsia="ko-KR"/>
               </w:rPr>
-              <w:t>{{ iso14001_stage1_2_cost|format_currency }}</w:t>
+              <w:t>{iso14001_stage1_2_cost }</w:t>
             </w:r>
           </w:p>
         </w:tc>
@@ -5356,7 +5356,7 @@
                 <w:szCs w:val="18"/>
                 <w:lang w:eastAsia="ko-KR"/>
               </w:rPr>
-              <w:t>{{ iso45001_stage1_2_days|format_number }}일days</w:t>
+              <w:t>{iso45001_stage1_2_days }일days</w:t>
             </w:r>
           </w:p>
           <w:p>
@@ -5377,7 +5377,7 @@
                 <w:szCs w:val="18"/>
                 <w:lang w:eastAsia="ko-KR"/>
               </w:rPr>
-              <w:t>(Stage1: {{ iso45001_stage1_days }}days, Stage2: {{ iso45001_stage2_days }}days)</w:t>
+              <w:t>(Stage1:{iso45001_stage1_days }days, Stage2:{iso45001_stage2_days }days)</w:t>
             </w:r>
           </w:p>
         </w:tc>
@@ -5407,7 +5407,7 @@
                 <w:szCs w:val="18"/>
                 <w:lang w:eastAsia="ko-KR"/>
               </w:rPr>
-              <w:t>{{ iso45001_surveillance_days }}</w:t>
+              <w:t>{iso45001_surveillance_days }</w:t>
             </w:r>
             <w:r>
               <w:rPr>
@@ -5719,7 +5719,7 @@
                 <w:sz w:val="18"/>
                 <w:szCs w:val="18"/>
               </w:rPr>
-              <w:t>{{ travel_expense|format_currency }}</w:t>
+              <w:t>{travel_expense }</w:t>
             </w:r>
           </w:p>
         </w:tc>
@@ -6106,7 +6106,7 @@
                 <w:highlight w:val="yellow"/>
                 <w:lang w:eastAsia="ko-KR"/>
               </w:rPr>
-              <w:t>{{ total_audit_days|format_number }}일</w:t>
+              <w:t>{total_audit_days }일</w:t>
             </w:r>
             <w:r>
               <w:rPr>
@@ -6165,7 +6165,7 @@
                 <w:highlight w:val="yellow"/>
                 <w:lang w:eastAsia="ko-KR"/>
               </w:rPr>
-              <w:t>{{ total_cost_with_travel|format_currency }}</w:t>
+              <w:t>{total_cost_with_travel }</w:t>
             </w:r>
           </w:p>
         </w:tc>

--- a/vercel-deploy/public/templates/LRQA_quotation.docx
+++ b/vercel-deploy/public/templates/LRQA_quotation.docx
@@ -387,7 +387,31 @@
                 <w:szCs w:val="32"/>
                 <w:lang w:eastAsia="ko-KR"/>
               </w:rPr>
-              <w:t>{client_name}</w:t>
+              <w:t>{</w:t>
+            </w:r>
+            <w:proofErr w:type="spellStart"/>
+            <w:r>
+              <w:rPr>
+                <w:rFonts w:ascii="맑은 고딕" w:eastAsia="맑은 고딕" w:hAnsi="맑은 고딕"/>
+                <w:b/>
+                <w:spacing w:val="-1"/>
+                <w:sz w:val="32"/>
+                <w:szCs w:val="32"/>
+                <w:lang w:eastAsia="ko-KR"/>
+              </w:rPr>
+              <w:t>client_name</w:t>
+            </w:r>
+            <w:proofErr w:type="spellEnd"/>
+            <w:r>
+              <w:rPr>
+                <w:rFonts w:ascii="맑은 고딕" w:eastAsia="맑은 고딕" w:hAnsi="맑은 고딕"/>
+                <w:b/>
+                <w:spacing w:val="-1"/>
+                <w:sz w:val="32"/>
+                <w:szCs w:val="32"/>
+                <w:lang w:eastAsia="ko-KR"/>
+              </w:rPr>
+              <w:t>}</w:t>
             </w:r>
           </w:p>
           <w:p>
@@ -415,7 +439,27 @@
                 <w:spacing w:val="-1"/>
                 <w:lang w:eastAsia="ko-KR"/>
               </w:rPr>
-              <w:t>{standards_text }</w:t>
+              <w:t>{</w:t>
+            </w:r>
+            <w:proofErr w:type="spellStart"/>
+            <w:r>
+              <w:rPr>
+                <w:rFonts w:ascii="맑은 고딕" w:eastAsia="맑은 고딕" w:hAnsi="맑은 고딕"/>
+                <w:b/>
+                <w:spacing w:val="-1"/>
+                <w:lang w:eastAsia="ko-KR"/>
+              </w:rPr>
+              <w:t>standards_text</w:t>
+            </w:r>
+            <w:proofErr w:type="spellEnd"/>
+            <w:r>
+              <w:rPr>
+                <w:rFonts w:ascii="맑은 고딕" w:eastAsia="맑은 고딕" w:hAnsi="맑은 고딕"/>
+                <w:b/>
+                <w:spacing w:val="-1"/>
+                <w:lang w:eastAsia="ko-KR"/>
+              </w:rPr>
+              <w:t xml:space="preserve"> }</w:t>
             </w:r>
           </w:p>
           <w:p>
@@ -526,7 +570,27 @@
                 <w:szCs w:val="18"/>
                 <w:lang w:eastAsia="ko-KR"/>
               </w:rPr>
-              <w:t>{quotation_date }</w:t>
+              <w:t>{</w:t>
+            </w:r>
+            <w:proofErr w:type="spellStart"/>
+            <w:r>
+              <w:rPr>
+                <w:rFonts w:ascii="맑은 고딕" w:eastAsia="맑은 고딕" w:hAnsi="맑은 고딕" w:hint="eastAsia"/>
+                <w:sz w:val="18"/>
+                <w:szCs w:val="18"/>
+                <w:lang w:eastAsia="ko-KR"/>
+              </w:rPr>
+              <w:t>quotation_date</w:t>
+            </w:r>
+            <w:proofErr w:type="spellEnd"/>
+            <w:r>
+              <w:rPr>
+                <w:rFonts w:ascii="맑은 고딕" w:eastAsia="맑은 고딕" w:hAnsi="맑은 고딕" w:hint="eastAsia"/>
+                <w:sz w:val="18"/>
+                <w:szCs w:val="18"/>
+                <w:lang w:eastAsia="ko-KR"/>
+              </w:rPr>
+              <w:t xml:space="preserve"> }</w:t>
             </w:r>
           </w:p>
         </w:tc>
@@ -641,7 +705,31 @@
                 <w:shd w:val="clear" w:color="auto" w:fill="FFFFFF"/>
                 <w:lang w:eastAsia="ko-KR"/>
               </w:rPr>
-              <w:t>{quotation_number }</w:t>
+              <w:t>{</w:t>
+            </w:r>
+            <w:proofErr w:type="spellStart"/>
+            <w:r>
+              <w:rPr>
+                <w:rFonts w:ascii="Calibri" w:hAnsi="Calibri" w:cs="Calibri"/>
+                <w:color w:val="444444"/>
+                <w:sz w:val="22"/>
+                <w:szCs w:val="22"/>
+                <w:shd w:val="clear" w:color="auto" w:fill="FFFFFF"/>
+                <w:lang w:eastAsia="ko-KR"/>
+              </w:rPr>
+              <w:t>quotation_number</w:t>
+            </w:r>
+            <w:proofErr w:type="spellEnd"/>
+            <w:r>
+              <w:rPr>
+                <w:rFonts w:ascii="Calibri" w:hAnsi="Calibri" w:cs="Calibri"/>
+                <w:color w:val="444444"/>
+                <w:sz w:val="22"/>
+                <w:szCs w:val="22"/>
+                <w:shd w:val="clear" w:color="auto" w:fill="FFFFFF"/>
+                <w:lang w:eastAsia="ko-KR"/>
+              </w:rPr>
+              <w:t xml:space="preserve"> }</w:t>
             </w:r>
           </w:p>
           <w:p>
@@ -2543,6 +2631,501 @@
               <w:pStyle w:val="Subhead"/>
               <w:spacing w:line="336" w:lineRule="exact"/>
               <w:rPr>
+                <w:rFonts w:ascii="맑은 고딕" w:eastAsia="맑은 고딕" w:hAnsi="맑은 고딕" w:hint="eastAsia"/>
+                <w:color w:val="auto"/>
+                <w:sz w:val="24"/>
+                <w:szCs w:val="24"/>
+                <w:lang w:val="fr-FR" w:eastAsia="ko-KR"/>
+              </w:rPr>
+            </w:pPr>
+            <w:r>
+              <w:rPr>
+                <w:rFonts w:ascii="맑은 고딕" w:eastAsia="맑은 고딕" w:hAnsi="맑은 고딕" w:hint="eastAsia"/>
+                <w:color w:val="auto"/>
+                <w:sz w:val="24"/>
+                <w:szCs w:val="24"/>
+                <w:lang w:eastAsia="ko-KR"/>
+              </w:rPr>
+              <w:t>견적서</w:t>
+            </w:r>
+            <w:r>
+              <w:rPr>
+                <w:rFonts w:ascii="맑은 고딕" w:eastAsia="맑은 고딕" w:hAnsi="맑은 고딕" w:hint="eastAsia"/>
+                <w:color w:val="auto"/>
+                <w:sz w:val="24"/>
+                <w:szCs w:val="24"/>
+                <w:lang w:val="fr-FR" w:eastAsia="ko-KR"/>
+              </w:rPr>
+              <w:t xml:space="preserve"> </w:t>
+            </w:r>
+            <w:r>
+              <w:rPr>
+                <w:rFonts w:ascii="맑은 고딕" w:eastAsia="맑은 고딕" w:hAnsi="맑은 고딕" w:hint="eastAsia"/>
+                <w:color w:val="auto"/>
+                <w:sz w:val="24"/>
+                <w:szCs w:val="24"/>
+                <w:lang w:eastAsia="ko-KR"/>
+              </w:rPr>
+              <w:t>번호</w:t>
+            </w:r>
+            <w:r>
+              <w:rPr>
+                <w:rFonts w:ascii="맑은 고딕" w:eastAsia="맑은 고딕" w:hAnsi="맑은 고딕" w:hint="eastAsia"/>
+                <w:color w:val="auto"/>
+                <w:sz w:val="24"/>
+                <w:szCs w:val="24"/>
+                <w:lang w:val="fr-FR" w:eastAsia="ko-KR"/>
+              </w:rPr>
+              <w:t>: {quotation_number}</w:t>
+            </w:r>
+          </w:p>
+          <w:p>
+            <w:pPr>
+              <w:pStyle w:val="Subhead"/>
+              <w:spacing w:line="336" w:lineRule="exact"/>
+              <w:rPr>
+                <w:rFonts w:ascii="맑은 고딕" w:eastAsia="맑은 고딕" w:hAnsi="맑은 고딕" w:hint="eastAsia"/>
+                <w:color w:val="auto"/>
+                <w:sz w:val="24"/>
+                <w:szCs w:val="24"/>
+                <w:lang w:val="fr-FR" w:eastAsia="ko-KR"/>
+              </w:rPr>
+            </w:pPr>
+            <w:r>
+              <w:rPr>
+                <w:rFonts w:ascii="맑은 고딕" w:eastAsia="맑은 고딕" w:hAnsi="맑은 고딕" w:hint="eastAsia"/>
+                <w:color w:val="auto"/>
+                <w:sz w:val="24"/>
+                <w:szCs w:val="24"/>
+                <w:lang w:eastAsia="ko-KR"/>
+              </w:rPr>
+              <w:t>회사명</w:t>
+            </w:r>
+            <w:r>
+              <w:rPr>
+                <w:rFonts w:ascii="맑은 고딕" w:eastAsia="맑은 고딕" w:hAnsi="맑은 고딕" w:hint="eastAsia"/>
+                <w:color w:val="auto"/>
+                <w:sz w:val="24"/>
+                <w:szCs w:val="24"/>
+                <w:lang w:val="fr-FR" w:eastAsia="ko-KR"/>
+              </w:rPr>
+              <w:t>: {client_name}</w:t>
+            </w:r>
+          </w:p>
+          <w:p>
+            <w:pPr>
+              <w:pStyle w:val="Subhead"/>
+              <w:spacing w:line="336" w:lineRule="exact"/>
+              <w:rPr>
+                <w:rFonts w:ascii="맑은 고딕" w:eastAsia="맑은 고딕" w:hAnsi="맑은 고딕" w:hint="eastAsia"/>
+                <w:color w:val="auto"/>
+                <w:sz w:val="24"/>
+                <w:szCs w:val="24"/>
+                <w:lang w:val="fr-FR" w:eastAsia="ko-KR"/>
+              </w:rPr>
+            </w:pPr>
+            <w:r>
+              <w:rPr>
+                <w:rFonts w:ascii="맑은 고딕" w:eastAsia="맑은 고딕" w:hAnsi="맑은 고딕" w:hint="eastAsia"/>
+                <w:color w:val="auto"/>
+                <w:sz w:val="24"/>
+                <w:szCs w:val="24"/>
+                <w:lang w:eastAsia="ko-KR"/>
+              </w:rPr>
+              <w:t>주소</w:t>
+            </w:r>
+            <w:r>
+              <w:rPr>
+                <w:rFonts w:ascii="맑은 고딕" w:eastAsia="맑은 고딕" w:hAnsi="맑은 고딕" w:hint="eastAsia"/>
+                <w:color w:val="auto"/>
+                <w:sz w:val="24"/>
+                <w:szCs w:val="24"/>
+                <w:lang w:val="fr-FR" w:eastAsia="ko-KR"/>
+              </w:rPr>
+              <w:t>: {client_address}</w:t>
+            </w:r>
+          </w:p>
+          <w:p>
+            <w:pPr>
+              <w:pStyle w:val="Subhead"/>
+              <w:spacing w:line="336" w:lineRule="exact"/>
+              <w:rPr>
+                <w:rFonts w:ascii="맑은 고딕" w:eastAsia="맑은 고딕" w:hAnsi="맑은 고딕" w:hint="eastAsia"/>
+                <w:color w:val="auto"/>
+                <w:sz w:val="24"/>
+                <w:szCs w:val="24"/>
+                <w:lang w:val="fr-FR" w:eastAsia="ko-KR"/>
+              </w:rPr>
+            </w:pPr>
+            <w:r>
+              <w:rPr>
+                <w:rFonts w:ascii="맑은 고딕" w:eastAsia="맑은 고딕" w:hAnsi="맑은 고딕" w:hint="eastAsia"/>
+                <w:color w:val="auto"/>
+                <w:sz w:val="24"/>
+                <w:szCs w:val="24"/>
+                <w:lang w:eastAsia="ko-KR"/>
+              </w:rPr>
+              <w:t>표준</w:t>
+            </w:r>
+            <w:r>
+              <w:rPr>
+                <w:rFonts w:ascii="맑은 고딕" w:eastAsia="맑은 고딕" w:hAnsi="맑은 고딕" w:hint="eastAsia"/>
+                <w:color w:val="auto"/>
+                <w:sz w:val="24"/>
+                <w:szCs w:val="24"/>
+                <w:lang w:val="fr-FR" w:eastAsia="ko-KR"/>
+              </w:rPr>
+              <w:t>: {standards_text}</w:t>
+            </w:r>
+          </w:p>
+          <w:p>
+            <w:pPr>
+              <w:pStyle w:val="Subhead"/>
+              <w:spacing w:line="336" w:lineRule="exact"/>
+              <w:rPr>
+                <w:rFonts w:ascii="맑은 고딕" w:eastAsia="맑은 고딕" w:hAnsi="맑은 고딕" w:hint="eastAsia"/>
+                <w:color w:val="auto"/>
+                <w:sz w:val="24"/>
+                <w:szCs w:val="24"/>
+                <w:lang w:val="fr-FR" w:eastAsia="ko-KR"/>
+              </w:rPr>
+            </w:pPr>
+            <w:r>
+              <w:rPr>
+                <w:rFonts w:ascii="맑은 고딕" w:eastAsia="맑은 고딕" w:hAnsi="맑은 고딕" w:hint="eastAsia"/>
+                <w:color w:val="auto"/>
+                <w:sz w:val="24"/>
+                <w:szCs w:val="24"/>
+                <w:lang w:eastAsia="ko-KR"/>
+              </w:rPr>
+              <w:t>견적일</w:t>
+            </w:r>
+            <w:r>
+              <w:rPr>
+                <w:rFonts w:ascii="맑은 고딕" w:eastAsia="맑은 고딕" w:hAnsi="맑은 고딕" w:hint="eastAsia"/>
+                <w:color w:val="auto"/>
+                <w:sz w:val="24"/>
+                <w:szCs w:val="24"/>
+                <w:lang w:val="fr-FR" w:eastAsia="ko-KR"/>
+              </w:rPr>
+              <w:t>: {quotation_date}</w:t>
+            </w:r>
+          </w:p>
+          <w:p>
+            <w:pPr>
+              <w:pStyle w:val="Subhead"/>
+              <w:spacing w:line="336" w:lineRule="exact"/>
+              <w:rPr>
+                <w:rFonts w:ascii="맑은 고딕" w:eastAsia="맑은 고딕" w:hAnsi="맑은 고딕" w:hint="eastAsia"/>
+                <w:color w:val="auto"/>
+                <w:sz w:val="24"/>
+                <w:szCs w:val="24"/>
+                <w:lang w:val="fr-FR" w:eastAsia="ko-KR"/>
+              </w:rPr>
+            </w:pPr>
+            <w:r>
+              <w:rPr>
+                <w:rFonts w:ascii="맑은 고딕" w:eastAsia="맑은 고딕" w:hAnsi="맑은 고딕" w:hint="eastAsia"/>
+                <w:color w:val="auto"/>
+                <w:sz w:val="24"/>
+                <w:szCs w:val="24"/>
+                <w:lang w:eastAsia="ko-KR"/>
+              </w:rPr>
+              <w:t>사업장</w:t>
+            </w:r>
+            <w:r>
+              <w:rPr>
+                <w:rFonts w:ascii="맑은 고딕" w:eastAsia="맑은 고딕" w:hAnsi="맑은 고딕" w:hint="eastAsia"/>
+                <w:color w:val="auto"/>
+                <w:sz w:val="24"/>
+                <w:szCs w:val="24"/>
+                <w:lang w:val="fr-FR" w:eastAsia="ko-KR"/>
+              </w:rPr>
+              <w:t xml:space="preserve"> </w:t>
+            </w:r>
+            <w:r>
+              <w:rPr>
+                <w:rFonts w:ascii="맑은 고딕" w:eastAsia="맑은 고딕" w:hAnsi="맑은 고딕" w:hint="eastAsia"/>
+                <w:color w:val="auto"/>
+                <w:sz w:val="24"/>
+                <w:szCs w:val="24"/>
+                <w:lang w:eastAsia="ko-KR"/>
+              </w:rPr>
+              <w:t>수</w:t>
+            </w:r>
+            <w:r>
+              <w:rPr>
+                <w:rFonts w:ascii="맑은 고딕" w:eastAsia="맑은 고딕" w:hAnsi="맑은 고딕" w:hint="eastAsia"/>
+                <w:color w:val="auto"/>
+                <w:sz w:val="24"/>
+                <w:szCs w:val="24"/>
+                <w:lang w:val="fr-FR" w:eastAsia="ko-KR"/>
+              </w:rPr>
+              <w:t>: {total_sites}</w:t>
+            </w:r>
+          </w:p>
+          <w:p>
+            <w:pPr>
+              <w:pStyle w:val="Subhead"/>
+              <w:spacing w:line="336" w:lineRule="exact"/>
+              <w:rPr>
+                <w:rFonts w:ascii="맑은 고딕" w:eastAsia="맑은 고딕" w:hAnsi="맑은 고딕" w:hint="eastAsia"/>
+                <w:color w:val="auto"/>
+                <w:sz w:val="24"/>
+                <w:szCs w:val="24"/>
+                <w:lang w:val="fr-FR" w:eastAsia="ko-KR"/>
+              </w:rPr>
+            </w:pPr>
+            <w:r>
+              <w:rPr>
+                <w:rFonts w:ascii="맑은 고딕" w:eastAsia="맑은 고딕" w:hAnsi="맑은 고딕" w:hint="eastAsia"/>
+                <w:color w:val="auto"/>
+                <w:sz w:val="24"/>
+                <w:szCs w:val="24"/>
+                <w:lang w:eastAsia="ko-KR"/>
+              </w:rPr>
+              <w:t>직원</w:t>
+            </w:r>
+            <w:r>
+              <w:rPr>
+                <w:rFonts w:ascii="맑은 고딕" w:eastAsia="맑은 고딕" w:hAnsi="맑은 고딕" w:hint="eastAsia"/>
+                <w:color w:val="auto"/>
+                <w:sz w:val="24"/>
+                <w:szCs w:val="24"/>
+                <w:lang w:val="fr-FR" w:eastAsia="ko-KR"/>
+              </w:rPr>
+              <w:t xml:space="preserve"> </w:t>
+            </w:r>
+            <w:r>
+              <w:rPr>
+                <w:rFonts w:ascii="맑은 고딕" w:eastAsia="맑은 고딕" w:hAnsi="맑은 고딕" w:hint="eastAsia"/>
+                <w:color w:val="auto"/>
+                <w:sz w:val="24"/>
+                <w:szCs w:val="24"/>
+                <w:lang w:eastAsia="ko-KR"/>
+              </w:rPr>
+              <w:t>수</w:t>
+            </w:r>
+            <w:r>
+              <w:rPr>
+                <w:rFonts w:ascii="맑은 고딕" w:eastAsia="맑은 고딕" w:hAnsi="맑은 고딕" w:hint="eastAsia"/>
+                <w:color w:val="auto"/>
+                <w:sz w:val="24"/>
+                <w:szCs w:val="24"/>
+                <w:lang w:val="fr-FR" w:eastAsia="ko-KR"/>
+              </w:rPr>
+              <w:t>: {total_employees}</w:t>
+            </w:r>
+            <w:r>
+              <w:rPr>
+                <w:rFonts w:ascii="맑은 고딕" w:eastAsia="맑은 고딕" w:hAnsi="맑은 고딕" w:hint="eastAsia"/>
+                <w:color w:val="auto"/>
+                <w:sz w:val="24"/>
+                <w:szCs w:val="24"/>
+                <w:lang w:eastAsia="ko-KR"/>
+              </w:rPr>
+              <w:t>명</w:t>
+            </w:r>
+          </w:p>
+          <w:p>
+            <w:pPr>
+              <w:pStyle w:val="Subhead"/>
+              <w:spacing w:line="336" w:lineRule="exact"/>
+              <w:rPr>
+                <w:rFonts w:ascii="맑은 고딕" w:eastAsia="맑은 고딕" w:hAnsi="맑은 고딕" w:hint="eastAsia"/>
+                <w:color w:val="auto"/>
+                <w:sz w:val="24"/>
+                <w:szCs w:val="24"/>
+                <w:lang w:val="fr-FR" w:eastAsia="ko-KR"/>
+              </w:rPr>
+            </w:pPr>
+            <w:r>
+              <w:rPr>
+                <w:rFonts w:ascii="맑은 고딕" w:eastAsia="맑은 고딕" w:hAnsi="맑은 고딕" w:hint="eastAsia"/>
+                <w:color w:val="auto"/>
+                <w:sz w:val="24"/>
+                <w:szCs w:val="24"/>
+                <w:lang w:eastAsia="ko-KR"/>
+              </w:rPr>
+              <w:t>심사</w:t>
+            </w:r>
+            <w:r>
+              <w:rPr>
+                <w:rFonts w:ascii="맑은 고딕" w:eastAsia="맑은 고딕" w:hAnsi="맑은 고딕" w:hint="eastAsia"/>
+                <w:color w:val="auto"/>
+                <w:sz w:val="24"/>
+                <w:szCs w:val="24"/>
+                <w:lang w:val="fr-FR" w:eastAsia="ko-KR"/>
+              </w:rPr>
+              <w:t xml:space="preserve"> </w:t>
+            </w:r>
+            <w:r>
+              <w:rPr>
+                <w:rFonts w:ascii="맑은 고딕" w:eastAsia="맑은 고딕" w:hAnsi="맑은 고딕" w:hint="eastAsia"/>
+                <w:color w:val="auto"/>
+                <w:sz w:val="24"/>
+                <w:szCs w:val="24"/>
+                <w:lang w:eastAsia="ko-KR"/>
+              </w:rPr>
+              <w:t>일수</w:t>
+            </w:r>
+            <w:r>
+              <w:rPr>
+                <w:rFonts w:ascii="맑은 고딕" w:eastAsia="맑은 고딕" w:hAnsi="맑은 고딕" w:hint="eastAsia"/>
+                <w:color w:val="auto"/>
+                <w:sz w:val="24"/>
+                <w:szCs w:val="24"/>
+                <w:lang w:val="fr-FR" w:eastAsia="ko-KR"/>
+              </w:rPr>
+              <w:t>: {total_audit_days}</w:t>
+            </w:r>
+            <w:r>
+              <w:rPr>
+                <w:rFonts w:ascii="맑은 고딕" w:eastAsia="맑은 고딕" w:hAnsi="맑은 고딕" w:hint="eastAsia"/>
+                <w:color w:val="auto"/>
+                <w:sz w:val="24"/>
+                <w:szCs w:val="24"/>
+                <w:lang w:eastAsia="ko-KR"/>
+              </w:rPr>
+              <w:t>일</w:t>
+            </w:r>
+          </w:p>
+          <w:p>
+            <w:pPr>
+              <w:pStyle w:val="Subhead"/>
+              <w:spacing w:line="336" w:lineRule="exact"/>
+              <w:rPr>
+                <w:rFonts w:ascii="맑은 고딕" w:eastAsia="맑은 고딕" w:hAnsi="맑은 고딕" w:hint="eastAsia"/>
+                <w:color w:val="auto"/>
+                <w:sz w:val="24"/>
+                <w:szCs w:val="24"/>
+                <w:lang w:val="fr-FR" w:eastAsia="ko-KR"/>
+              </w:rPr>
+            </w:pPr>
+            <w:r>
+              <w:rPr>
+                <w:rFonts w:ascii="맑은 고딕" w:eastAsia="맑은 고딕" w:hAnsi="맑은 고딕" w:hint="eastAsia"/>
+                <w:color w:val="auto"/>
+                <w:sz w:val="24"/>
+                <w:szCs w:val="24"/>
+                <w:lang w:eastAsia="ko-KR"/>
+              </w:rPr>
+              <w:t>총</w:t>
+            </w:r>
+            <w:r>
+              <w:rPr>
+                <w:rFonts w:ascii="맑은 고딕" w:eastAsia="맑은 고딕" w:hAnsi="맑은 고딕" w:hint="eastAsia"/>
+                <w:color w:val="auto"/>
+                <w:sz w:val="24"/>
+                <w:szCs w:val="24"/>
+                <w:lang w:val="fr-FR" w:eastAsia="ko-KR"/>
+              </w:rPr>
+              <w:t xml:space="preserve"> </w:t>
+            </w:r>
+            <w:r>
+              <w:rPr>
+                <w:rFonts w:ascii="맑은 고딕" w:eastAsia="맑은 고딕" w:hAnsi="맑은 고딕" w:hint="eastAsia"/>
+                <w:color w:val="auto"/>
+                <w:sz w:val="24"/>
+                <w:szCs w:val="24"/>
+                <w:lang w:eastAsia="ko-KR"/>
+              </w:rPr>
+              <w:t>비용</w:t>
+            </w:r>
+            <w:r>
+              <w:rPr>
+                <w:rFonts w:ascii="맑은 고딕" w:eastAsia="맑은 고딕" w:hAnsi="맑은 고딕" w:hint="eastAsia"/>
+                <w:color w:val="auto"/>
+                <w:sz w:val="24"/>
+                <w:szCs w:val="24"/>
+                <w:lang w:val="fr-FR" w:eastAsia="ko-KR"/>
+              </w:rPr>
+              <w:t>: {total_cost_with_travel}</w:t>
+            </w:r>
+            <w:r>
+              <w:rPr>
+                <w:rFonts w:ascii="맑은 고딕" w:eastAsia="맑은 고딕" w:hAnsi="맑은 고딕" w:hint="eastAsia"/>
+                <w:color w:val="auto"/>
+                <w:sz w:val="24"/>
+                <w:szCs w:val="24"/>
+                <w:lang w:eastAsia="ko-KR"/>
+              </w:rPr>
+              <w:t>원</w:t>
+            </w:r>
+          </w:p>
+          <w:p>
+            <w:pPr>
+              <w:pStyle w:val="Subhead"/>
+              <w:spacing w:line="336" w:lineRule="exact"/>
+              <w:rPr>
+                <w:rFonts w:ascii="맑은 고딕" w:eastAsia="맑은 고딕" w:hAnsi="맑은 고딕" w:hint="eastAsia"/>
+                <w:color w:val="auto"/>
+                <w:sz w:val="24"/>
+                <w:szCs w:val="24"/>
+                <w:lang w:val="fr-FR" w:eastAsia="ko-KR"/>
+              </w:rPr>
+            </w:pPr>
+            <w:proofErr w:type="spellStart"/>
+            <w:r>
+              <w:rPr>
+                <w:rFonts w:ascii="맑은 고딕" w:eastAsia="맑은 고딕" w:hAnsi="맑은 고딕" w:hint="eastAsia"/>
+                <w:color w:val="auto"/>
+                <w:sz w:val="24"/>
+                <w:szCs w:val="24"/>
+                <w:lang w:eastAsia="ko-KR"/>
+              </w:rPr>
+              <w:t>제경비</w:t>
+            </w:r>
+            <w:proofErr w:type="spellEnd"/>
+            <w:r>
+              <w:rPr>
+                <w:rFonts w:ascii="맑은 고딕" w:eastAsia="맑은 고딕" w:hAnsi="맑은 고딕" w:hint="eastAsia"/>
+                <w:color w:val="auto"/>
+                <w:sz w:val="24"/>
+                <w:szCs w:val="24"/>
+                <w:lang w:val="fr-FR" w:eastAsia="ko-KR"/>
+              </w:rPr>
+              <w:t>: {travel_expense}</w:t>
+            </w:r>
+            <w:r>
+              <w:rPr>
+                <w:rFonts w:ascii="맑은 고딕" w:eastAsia="맑은 고딕" w:hAnsi="맑은 고딕" w:hint="eastAsia"/>
+                <w:color w:val="auto"/>
+                <w:sz w:val="24"/>
+                <w:szCs w:val="24"/>
+                <w:lang w:eastAsia="ko-KR"/>
+              </w:rPr>
+              <w:t>원</w:t>
+            </w:r>
+          </w:p>
+          <w:p>
+            <w:pPr>
+              <w:pStyle w:val="Subhead"/>
+              <w:spacing w:line="336" w:lineRule="exact"/>
+              <w:rPr>
+                <w:rFonts w:ascii="맑은 고딕" w:eastAsia="맑은 고딕" w:hAnsi="맑은 고딕" w:hint="eastAsia"/>
+                <w:color w:val="auto"/>
+                <w:sz w:val="24"/>
+                <w:szCs w:val="24"/>
+                <w:lang w:eastAsia="ko-KR"/>
+              </w:rPr>
+            </w:pPr>
+            <w:r>
+              <w:rPr>
+                <w:rFonts w:ascii="맑은 고딕" w:eastAsia="맑은 고딕" w:hAnsi="맑은 고딕" w:hint="eastAsia"/>
+                <w:color w:val="auto"/>
+                <w:sz w:val="24"/>
+                <w:szCs w:val="24"/>
+                <w:lang w:eastAsia="ko-KR"/>
+              </w:rPr>
+              <w:t>ISO 9001 일수: {iso9001_days}일</w:t>
+            </w:r>
+          </w:p>
+          <w:p>
+            <w:pPr>
+              <w:pStyle w:val="Subhead"/>
+              <w:spacing w:line="336" w:lineRule="exact"/>
+              <w:rPr>
                 <w:rFonts w:ascii="맑은 고딕" w:eastAsia="맑은 고딕" w:hAnsi="맑은 고딕"/>
                 <w:color w:val="000000" w:themeColor="text1"/>
                 <w:sz w:val="24"/>
@@ -2558,7 +3141,39 @@
                 <w:szCs w:val="24"/>
                 <w:lang w:eastAsia="ko-KR"/>
               </w:rPr>
-              <w:t xml:space="preserve">로이드인증원은 귀사가 선택한 </w:t>
+              <w:t>ISO 9001 비용: {iso9001_cost}</w:t>
+            </w:r>
+            <w:proofErr w:type="spellStart"/>
+            <w:r>
+              <w:rPr>
+                <w:rFonts w:ascii="맑은 고딕" w:eastAsia="맑은 고딕" w:hAnsi="맑은 고딕" w:hint="eastAsia"/>
+                <w:color w:val="auto"/>
+                <w:sz w:val="24"/>
+                <w:szCs w:val="24"/>
+                <w:lang w:eastAsia="ko-KR"/>
+              </w:rPr>
+              <w:t>원</w:t>
+            </w:r>
+            <w:r>
+              <w:rPr>
+                <w:rFonts w:ascii="맑은 고딕" w:eastAsia="맑은 고딕" w:hAnsi="맑은 고딕" w:hint="eastAsia"/>
+                <w:color w:val="auto"/>
+                <w:sz w:val="24"/>
+                <w:szCs w:val="24"/>
+                <w:lang w:eastAsia="ko-KR"/>
+              </w:rPr>
+              <w:t>로이드인증원은</w:t>
+            </w:r>
+            <w:proofErr w:type="spellEnd"/>
+            <w:r>
+              <w:rPr>
+                <w:rFonts w:ascii="맑은 고딕" w:eastAsia="맑은 고딕" w:hAnsi="맑은 고딕" w:hint="eastAsia"/>
+                <w:color w:val="auto"/>
+                <w:sz w:val="24"/>
+                <w:szCs w:val="24"/>
+                <w:lang w:eastAsia="ko-KR"/>
+              </w:rPr>
+              <w:t xml:space="preserve"> 귀사가 선택한 </w:t>
             </w:r>
             <w:r>
               <w:rPr>
@@ -2618,7 +3233,29 @@
                 <w:szCs w:val="24"/>
                 <w:lang w:eastAsia="ko-KR"/>
               </w:rPr>
-              <w:t>설계할 수 있도록 지원하는 것이며 이를 위해 로이드인증원은 다음을 제공함을 약속합니다.</w:t>
+              <w:t xml:space="preserve">설계할 수 있도록 지원하는 것이며 이를 위해 </w:t>
+            </w:r>
+            <w:proofErr w:type="spellStart"/>
+            <w:r>
+              <w:rPr>
+                <w:rFonts w:ascii="맑은 고딕" w:eastAsia="맑은 고딕" w:hAnsi="맑은 고딕" w:hint="eastAsia"/>
+                <w:color w:val="auto"/>
+                <w:sz w:val="24"/>
+                <w:szCs w:val="24"/>
+                <w:lang w:eastAsia="ko-KR"/>
+              </w:rPr>
+              <w:t>로이드인증원은</w:t>
+            </w:r>
+            <w:proofErr w:type="spellEnd"/>
+            <w:r>
+              <w:rPr>
+                <w:rFonts w:ascii="맑은 고딕" w:eastAsia="맑은 고딕" w:hAnsi="맑은 고딕" w:hint="eastAsia"/>
+                <w:color w:val="auto"/>
+                <w:sz w:val="24"/>
+                <w:szCs w:val="24"/>
+                <w:lang w:eastAsia="ko-KR"/>
+              </w:rPr>
+              <w:t xml:space="preserve"> 다음을 제공함을 약속합니다.</w:t>
             </w:r>
             <w:r>
               <w:rPr>
@@ -3486,6 +4123,7 @@
               <w:rPr>
                 <w:noProof/>
               </w:rPr>
+              <w:lastRenderedPageBreak/>
               <w:drawing>
                 <wp:inline distT="0" distB="0" distL="0" distR="0" wp14:anchorId="418FE85A" wp14:editId="48D196E4">
                   <wp:extent cx="396240" cy="396240"/>
@@ -3966,7 +4604,23 @@
           <w:rFonts w:ascii="맑은 고딕" w:eastAsia="맑은 고딕" w:hAnsi="맑은 고딕"/>
           <w:lang w:eastAsia="ko-KR"/>
         </w:rPr>
-        <w:t>{standards_text }</w:t>
+        <w:t>{</w:t>
+      </w:r>
+      <w:proofErr w:type="spellStart"/>
+      <w:r>
+        <w:rPr>
+          <w:rFonts w:ascii="맑은 고딕" w:eastAsia="맑은 고딕" w:hAnsi="맑은 고딕"/>
+          <w:lang w:eastAsia="ko-KR"/>
+        </w:rPr>
+        <w:t>standards_text</w:t>
+      </w:r>
+      <w:proofErr w:type="spellEnd"/>
+      <w:r>
+        <w:rPr>
+          <w:rFonts w:ascii="맑은 고딕" w:eastAsia="맑은 고딕" w:hAnsi="맑은 고딕"/>
+          <w:lang w:eastAsia="ko-KR"/>
+        </w:rPr>
+        <w:t xml:space="preserve"> }</w:t>
       </w:r>
       <w:r>
         <w:rPr>
@@ -4254,7 +4908,31 @@
                 <w:szCs w:val="18"/>
                 <w:lang w:eastAsia="ko-KR"/>
               </w:rPr>
-              <w:t>{client_name }</w:t>
+              <w:t>{</w:t>
+            </w:r>
+            <w:proofErr w:type="spellStart"/>
+            <w:r>
+              <w:rPr>
+                <w:rFonts w:ascii="맑은 고딕" w:eastAsia="맑은 고딕" w:hAnsi="맑은 고딕"/>
+                <w:b w:val="0"/>
+                <w:bCs w:val="0"/>
+                <w:sz w:val="18"/>
+                <w:szCs w:val="18"/>
+                <w:lang w:eastAsia="ko-KR"/>
+              </w:rPr>
+              <w:t>client_name</w:t>
+            </w:r>
+            <w:proofErr w:type="spellEnd"/>
+            <w:r>
+              <w:rPr>
+                <w:rFonts w:ascii="맑은 고딕" w:eastAsia="맑은 고딕" w:hAnsi="맑은 고딕"/>
+                <w:b w:val="0"/>
+                <w:bCs w:val="0"/>
+                <w:sz w:val="18"/>
+                <w:szCs w:val="18"/>
+                <w:lang w:eastAsia="ko-KR"/>
+              </w:rPr>
+              <w:t xml:space="preserve"> }</w:t>
             </w:r>
             <w:r>
               <w:rPr>
@@ -4296,7 +4974,31 @@
                 <w:szCs w:val="18"/>
                 <w:lang w:eastAsia="ko-KR"/>
               </w:rPr>
-              <w:t>{client_address }</w:t>
+              <w:t>{</w:t>
+            </w:r>
+            <w:proofErr w:type="spellStart"/>
+            <w:r>
+              <w:rPr>
+                <w:rFonts w:ascii="맑은 고딕" w:eastAsia="맑은 고딕" w:hAnsi="맑은 고딕"/>
+                <w:b w:val="0"/>
+                <w:bCs w:val="0"/>
+                <w:sz w:val="18"/>
+                <w:szCs w:val="18"/>
+                <w:lang w:eastAsia="ko-KR"/>
+              </w:rPr>
+              <w:t>client_address</w:t>
+            </w:r>
+            <w:proofErr w:type="spellEnd"/>
+            <w:r>
+              <w:rPr>
+                <w:rFonts w:ascii="맑은 고딕" w:eastAsia="맑은 고딕" w:hAnsi="맑은 고딕"/>
+                <w:b w:val="0"/>
+                <w:bCs w:val="0"/>
+                <w:sz w:val="18"/>
+                <w:szCs w:val="18"/>
+                <w:lang w:eastAsia="ko-KR"/>
+              </w:rPr>
+              <w:t xml:space="preserve"> }</w:t>
             </w:r>
           </w:p>
         </w:tc>
@@ -4407,7 +5109,33 @@
           <w:szCs w:val="20"/>
           <w:lang w:eastAsia="ko-KR"/>
         </w:rPr>
-        <w:t>- `{total_sites }개` - 총 사업장 수</w:t>
+        <w:t>- `{</w:t>
+      </w:r>
+      <w:proofErr w:type="spellStart"/>
+      <w:r>
+        <w:rPr>
+          <w:rFonts w:ascii="맑은 고딕" w:eastAsia="맑은 고딕" w:hAnsi="맑은 고딕" w:hint="eastAsia"/>
+          <w:b/>
+          <w:bCs/>
+          <w:color w:val="auto"/>
+          <w:sz w:val="20"/>
+          <w:szCs w:val="20"/>
+          <w:lang w:eastAsia="ko-KR"/>
+        </w:rPr>
+        <w:t>total_sites</w:t>
+      </w:r>
+      <w:proofErr w:type="spellEnd"/>
+      <w:r>
+        <w:rPr>
+          <w:rFonts w:ascii="맑은 고딕" w:eastAsia="맑은 고딕" w:hAnsi="맑은 고딕" w:hint="eastAsia"/>
+          <w:b/>
+          <w:bCs/>
+          <w:color w:val="auto"/>
+          <w:sz w:val="20"/>
+          <w:szCs w:val="20"/>
+          <w:lang w:eastAsia="ko-KR"/>
+        </w:rPr>
+        <w:t xml:space="preserve"> }개` - 총 사업장 수</w:t>
       </w:r>
     </w:p>
     <w:p>
@@ -4434,7 +5162,33 @@
           <w:szCs w:val="20"/>
           <w:lang w:eastAsia="ko-KR"/>
         </w:rPr>
-        <w:t>- `{total_employees }명` - 총 직원 수</w:t>
+        <w:t>- `{</w:t>
+      </w:r>
+      <w:proofErr w:type="spellStart"/>
+      <w:r>
+        <w:rPr>
+          <w:rFonts w:ascii="맑은 고딕" w:eastAsia="맑은 고딕" w:hAnsi="맑은 고딕" w:hint="eastAsia"/>
+          <w:b/>
+          <w:bCs/>
+          <w:color w:val="auto"/>
+          <w:sz w:val="20"/>
+          <w:szCs w:val="20"/>
+          <w:lang w:eastAsia="ko-KR"/>
+        </w:rPr>
+        <w:t>total_employees</w:t>
+      </w:r>
+      <w:proofErr w:type="spellEnd"/>
+      <w:r>
+        <w:rPr>
+          <w:rFonts w:ascii="맑은 고딕" w:eastAsia="맑은 고딕" w:hAnsi="맑은 고딕" w:hint="eastAsia"/>
+          <w:b/>
+          <w:bCs/>
+          <w:color w:val="auto"/>
+          <w:sz w:val="20"/>
+          <w:szCs w:val="20"/>
+          <w:lang w:eastAsia="ko-KR"/>
+        </w:rPr>
+        <w:t xml:space="preserve"> }명` - 총 직원 수</w:t>
       </w:r>
     </w:p>
     <w:p>
@@ -4904,6 +5658,7 @@
                 <w:szCs w:val="18"/>
               </w:rPr>
             </w:pPr>
+            <w:proofErr w:type="spellStart"/>
             <w:r>
               <w:rPr>
                 <w:rFonts w:ascii="맑은 고딕" w:eastAsia="맑은 고딕" w:hAnsi="맑은 고딕" w:hint="eastAsia"/>
@@ -4913,6 +5668,7 @@
               </w:rPr>
               <w:t>신청비</w:t>
             </w:r>
+            <w:proofErr w:type="spellEnd"/>
           </w:p>
         </w:tc>
         <w:tc>
@@ -5663,6 +6419,7 @@
                 <w:lang w:eastAsia="ko-KR"/>
               </w:rPr>
             </w:pPr>
+            <w:proofErr w:type="spellStart"/>
             <w:r>
               <w:rPr>
                 <w:rFonts w:ascii="맑은 고딕" w:eastAsia="맑은 고딕" w:hAnsi="맑은 고딕" w:cs="Arial" w:hint="eastAsia"/>
@@ -5670,7 +6427,17 @@
                 <w:szCs w:val="18"/>
                 <w:lang w:eastAsia="ko-KR"/>
               </w:rPr>
-              <w:t>제경비(교통비, 숙박비)</w:t>
+              <w:t>제경비</w:t>
+            </w:r>
+            <w:proofErr w:type="spellEnd"/>
+            <w:r>
+              <w:rPr>
+                <w:rFonts w:ascii="맑은 고딕" w:eastAsia="맑은 고딕" w:hAnsi="맑은 고딕" w:cs="Arial" w:hint="eastAsia"/>
+                <w:sz w:val="18"/>
+                <w:szCs w:val="18"/>
+                <w:lang w:eastAsia="ko-KR"/>
+              </w:rPr>
+              <w:t>(교통비, 숙박비)</w:t>
             </w:r>
           </w:p>
         </w:tc>
@@ -5728,7 +6495,25 @@
                 <w:sz w:val="18"/>
                 <w:szCs w:val="18"/>
               </w:rPr>
-              <w:t>{travel_expense }</w:t>
+              <w:t>{</w:t>
+            </w:r>
+            <w:proofErr w:type="spellStart"/>
+            <w:r>
+              <w:rPr>
+                <w:rFonts w:ascii="맑은 고딕" w:eastAsia="맑은 고딕" w:hAnsi="맑은 고딕"/>
+                <w:sz w:val="18"/>
+                <w:szCs w:val="18"/>
+              </w:rPr>
+              <w:t>travel_expense</w:t>
+            </w:r>
+            <w:proofErr w:type="spellEnd"/>
+            <w:r>
+              <w:rPr>
+                <w:rFonts w:ascii="맑은 고딕" w:eastAsia="맑은 고딕" w:hAnsi="맑은 고딕"/>
+                <w:sz w:val="18"/>
+                <w:szCs w:val="18"/>
+              </w:rPr>
+              <w:t xml:space="preserve"> }</w:t>
             </w:r>
           </w:p>
         </w:tc>
@@ -5861,6 +6646,7 @@
                 <w:lang w:eastAsia="ko-KR"/>
               </w:rPr>
             </w:pPr>
+            <w:proofErr w:type="spellStart"/>
             <w:r>
               <w:rPr>
                 <w:rFonts w:ascii="맑은 고딕" w:eastAsia="맑은 고딕" w:hAnsi="맑은 고딕" w:hint="eastAsia"/>
@@ -5870,6 +6656,7 @@
               </w:rPr>
               <w:t>고객포털</w:t>
             </w:r>
+            <w:proofErr w:type="spellEnd"/>
             <w:r>
               <w:rPr>
                 <w:rFonts w:ascii="맑은 고딕" w:eastAsia="맑은 고딕" w:hAnsi="맑은 고딕"/>
@@ -6119,7 +6906,33 @@
                 <w:highlight w:val="yellow"/>
                 <w:lang w:eastAsia="ko-KR"/>
               </w:rPr>
-              <w:t>{total_audit_days }일</w:t>
+              <w:t>{</w:t>
+            </w:r>
+            <w:proofErr w:type="spellStart"/>
+            <w:r>
+              <w:rPr>
+                <w:rFonts w:ascii="맑은 고딕" w:eastAsia="맑은 고딕" w:hAnsi="맑은 고딕"/>
+                <w:b/>
+                <w:bCs/>
+                <w:sz w:val="20"/>
+                <w:szCs w:val="20"/>
+                <w:highlight w:val="yellow"/>
+                <w:lang w:eastAsia="ko-KR"/>
+              </w:rPr>
+              <w:t>total_audit_days</w:t>
+            </w:r>
+            <w:proofErr w:type="spellEnd"/>
+            <w:r>
+              <w:rPr>
+                <w:rFonts w:ascii="맑은 고딕" w:eastAsia="맑은 고딕" w:hAnsi="맑은 고딕"/>
+                <w:b/>
+                <w:bCs/>
+                <w:sz w:val="20"/>
+                <w:szCs w:val="20"/>
+                <w:highlight w:val="yellow"/>
+                <w:lang w:eastAsia="ko-KR"/>
+              </w:rPr>
+              <w:t xml:space="preserve"> }일</w:t>
             </w:r>
             <w:r>
               <w:rPr>
@@ -6178,7 +6991,33 @@
                 <w:highlight w:val="yellow"/>
                 <w:lang w:eastAsia="ko-KR"/>
               </w:rPr>
-              <w:t>{total_cost_with_travel }</w:t>
+              <w:t>{</w:t>
+            </w:r>
+            <w:proofErr w:type="spellStart"/>
+            <w:r>
+              <w:rPr>
+                <w:rFonts w:ascii="맑은 고딕" w:eastAsia="맑은 고딕" w:hAnsi="맑은 고딕"/>
+                <w:b/>
+                <w:bCs/>
+                <w:sz w:val="20"/>
+                <w:szCs w:val="20"/>
+                <w:highlight w:val="yellow"/>
+                <w:lang w:eastAsia="ko-KR"/>
+              </w:rPr>
+              <w:t>total_cost_with_travel</w:t>
+            </w:r>
+            <w:proofErr w:type="spellEnd"/>
+            <w:r>
+              <w:rPr>
+                <w:rFonts w:ascii="맑은 고딕" w:eastAsia="맑은 고딕" w:hAnsi="맑은 고딕"/>
+                <w:b/>
+                <w:bCs/>
+                <w:sz w:val="20"/>
+                <w:szCs w:val="20"/>
+                <w:highlight w:val="yellow"/>
+                <w:lang w:eastAsia="ko-KR"/>
+              </w:rPr>
+              <w:t xml:space="preserve"> }</w:t>
             </w:r>
           </w:p>
         </w:tc>
@@ -6401,6 +7240,7 @@
               </w:rPr>
               <w:t xml:space="preserve"> </w:t>
             </w:r>
+            <w:proofErr w:type="spellStart"/>
             <w:r>
               <w:rPr>
                 <w:rFonts w:ascii="맑은 고딕" w:eastAsia="맑은 고딕" w:hAnsi="맑은 고딕" w:hint="eastAsia"/>
@@ -6410,7 +7250,19 @@
                 <w:szCs w:val="16"/>
                 <w:lang w:eastAsia="ko-KR"/>
               </w:rPr>
-              <w:t>심사요율:</w:t>
+              <w:t>심사요율</w:t>
+            </w:r>
+            <w:proofErr w:type="spellEnd"/>
+            <w:r>
+              <w:rPr>
+                <w:rFonts w:ascii="맑은 고딕" w:eastAsia="맑은 고딕" w:hAnsi="맑은 고딕" w:hint="eastAsia"/>
+                <w:b w:val="0"/>
+                <w:bCs w:val="0"/>
+                <w:sz w:val="16"/>
+                <w:szCs w:val="16"/>
+                <w:lang w:eastAsia="ko-KR"/>
+              </w:rPr>
+              <w:t>:</w:t>
             </w:r>
             <w:r>
               <w:rPr>
@@ -7041,6 +7893,7 @@
                 </wp:anchor>
               </w:drawing>
             </w:r>
+            <w:proofErr w:type="spellStart"/>
             <w:r>
               <w:rPr>
                 <w:rFonts w:ascii="맑은 고딕" w:eastAsia="맑은 고딕" w:hAnsi="맑은 고딕" w:cs="Calmetta" w:hint="eastAsia"/>
@@ -7050,7 +7903,19 @@
                 <w:szCs w:val="18"/>
                 <w:lang w:eastAsia="ko-KR"/>
               </w:rPr>
-              <w:t>고객포털(</w:t>
+              <w:t>고객포털</w:t>
+            </w:r>
+            <w:proofErr w:type="spellEnd"/>
+            <w:r>
+              <w:rPr>
+                <w:rFonts w:ascii="맑은 고딕" w:eastAsia="맑은 고딕" w:hAnsi="맑은 고딕" w:cs="Calmetta" w:hint="eastAsia"/>
+                <w:bCs w:val="0"/>
+                <w:color w:val="088C8A"/>
+                <w:sz w:val="18"/>
+                <w:szCs w:val="18"/>
+                <w:lang w:eastAsia="ko-KR"/>
+              </w:rPr>
+              <w:t>(</w:t>
             </w:r>
             <w:r>
               <w:rPr>
@@ -7078,6 +7943,7 @@
                 <w:lang w:eastAsia="ko-KR"/>
               </w:rPr>
             </w:pPr>
+            <w:proofErr w:type="spellStart"/>
             <w:r>
               <w:rPr>
                 <w:rFonts w:ascii="맑은 고딕" w:eastAsia="맑은 고딕" w:hAnsi="맑은 고딕" w:cs="Arial" w:hint="eastAsia"/>
@@ -7088,7 +7954,46 @@
                 <w:szCs w:val="16"/>
                 <w:lang w:eastAsia="ko-KR"/>
               </w:rPr>
-              <w:t>고객포털은 로이드인증원에서 개발한 온라인 플랫폼으로,</w:t>
+              <w:t>고객포털은</w:t>
+            </w:r>
+            <w:proofErr w:type="spellEnd"/>
+            <w:r>
+              <w:rPr>
+                <w:rFonts w:ascii="맑은 고딕" w:eastAsia="맑은 고딕" w:hAnsi="맑은 고딕" w:cs="Arial" w:hint="eastAsia"/>
+                <w:b w:val="0"/>
+                <w:bCs w:val="0"/>
+                <w:color w:val="auto"/>
+                <w:sz w:val="16"/>
+                <w:szCs w:val="16"/>
+                <w:lang w:eastAsia="ko-KR"/>
+              </w:rPr>
+              <w:t xml:space="preserve"> </w:t>
+            </w:r>
+            <w:proofErr w:type="spellStart"/>
+            <w:r>
+              <w:rPr>
+                <w:rFonts w:ascii="맑은 고딕" w:eastAsia="맑은 고딕" w:hAnsi="맑은 고딕" w:cs="Arial" w:hint="eastAsia"/>
+                <w:b w:val="0"/>
+                <w:bCs w:val="0"/>
+                <w:color w:val="auto"/>
+                <w:sz w:val="16"/>
+                <w:szCs w:val="16"/>
+                <w:lang w:eastAsia="ko-KR"/>
+              </w:rPr>
+              <w:t>로이드인증원에서</w:t>
+            </w:r>
+            <w:proofErr w:type="spellEnd"/>
+            <w:r>
+              <w:rPr>
+                <w:rFonts w:ascii="맑은 고딕" w:eastAsia="맑은 고딕" w:hAnsi="맑은 고딕" w:cs="Arial" w:hint="eastAsia"/>
+                <w:b w:val="0"/>
+                <w:bCs w:val="0"/>
+                <w:color w:val="auto"/>
+                <w:sz w:val="16"/>
+                <w:szCs w:val="16"/>
+                <w:lang w:eastAsia="ko-KR"/>
+              </w:rPr>
+              <w:t xml:space="preserve"> 개발한 온라인 플랫폼으로,</w:t>
             </w:r>
             <w:r>
               <w:rPr>
@@ -8688,7 +9593,31 @@
                                 <w:sz w:val="16"/>
                                 <w:lang w:eastAsia="ko-KR"/>
                               </w:rPr>
-                              <w:t xml:space="preserve"> (로이드인증원)</w:t>
+                              <w:t xml:space="preserve"> (</w:t>
+                            </w:r>
+                            <w:proofErr w:type="spellStart"/>
+                            <w:r>
+                              <w:rPr>
+                                <w:rFonts w:ascii="맑은 고딕" w:eastAsia="맑은 고딕" w:hAnsi="맑은 고딕" w:hint="eastAsia"/>
+                                <w:b/>
+                                <w:bCs/>
+                                <w:kern w:val="24"/>
+                                <w:sz w:val="16"/>
+                                <w:lang w:eastAsia="ko-KR"/>
+                              </w:rPr>
+                              <w:t>로이드인증원</w:t>
+                            </w:r>
+                            <w:proofErr w:type="spellEnd"/>
+                            <w:r>
+                              <w:rPr>
+                                <w:rFonts w:ascii="맑은 고딕" w:eastAsia="맑은 고딕" w:hAnsi="맑은 고딕" w:hint="eastAsia"/>
+                                <w:b/>
+                                <w:bCs/>
+                                <w:kern w:val="24"/>
+                                <w:sz w:val="16"/>
+                                <w:lang w:eastAsia="ko-KR"/>
+                              </w:rPr>
+                              <w:t>)</w:t>
                             </w:r>
                           </w:p>
                           <w:p>
@@ -8737,8 +9666,19 @@
                                 <w:sz w:val="16"/>
                                 <w:lang w:eastAsia="ko-KR"/>
                               </w:rPr>
-                              <w:t>층 남산트라팰리스</w:t>
+                              <w:t xml:space="preserve">층 </w:t>
                             </w:r>
+                            <w:proofErr w:type="spellStart"/>
+                            <w:r>
+                              <w:rPr>
+                                <w:rFonts w:ascii="맑은 고딕" w:eastAsia="맑은 고딕" w:hAnsi="맑은 고딕" w:hint="eastAsia"/>
+                                <w:kern w:val="24"/>
+                                <w:sz w:val="16"/>
+                                <w:lang w:eastAsia="ko-KR"/>
+                              </w:rPr>
+                              <w:t>남산트라팰리스</w:t>
+                            </w:r>
+                            <w:proofErr w:type="spellEnd"/>
                           </w:p>
                           <w:p>
                             <w:pPr>
@@ -8918,7 +9858,31 @@
                                 <w:sz w:val="16"/>
                                 <w:lang w:eastAsia="ko-KR"/>
                               </w:rPr>
-                              <w:t xml:space="preserve"> (로이드인증원)</w:t>
+                              <w:t xml:space="preserve"> (</w:t>
+                            </w:r>
+                            <w:proofErr w:type="spellStart"/>
+                            <w:r>
+                              <w:rPr>
+                                <w:rFonts w:ascii="맑은 고딕" w:eastAsia="맑은 고딕" w:hAnsi="맑은 고딕" w:hint="eastAsia"/>
+                                <w:b/>
+                                <w:bCs/>
+                                <w:kern w:val="24"/>
+                                <w:sz w:val="16"/>
+                                <w:lang w:eastAsia="ko-KR"/>
+                              </w:rPr>
+                              <w:t>로이드인증원</w:t>
+                            </w:r>
+                            <w:proofErr w:type="spellEnd"/>
+                            <w:r>
+                              <w:rPr>
+                                <w:rFonts w:ascii="맑은 고딕" w:eastAsia="맑은 고딕" w:hAnsi="맑은 고딕" w:hint="eastAsia"/>
+                                <w:b/>
+                                <w:bCs/>
+                                <w:kern w:val="24"/>
+                                <w:sz w:val="16"/>
+                                <w:lang w:eastAsia="ko-KR"/>
+                              </w:rPr>
+                              <w:t>)</w:t>
                             </w:r>
                           </w:p>
                           <w:p>
@@ -8938,7 +9902,27 @@
                                 <w:sz w:val="16"/>
                                 <w:lang w:eastAsia="ko-KR"/>
                               </w:rPr>
-                              <w:t>서울특별시 영등포구 여의나루로 67 (여의도동, 신송빌딩 17층</w:t>
+                              <w:t xml:space="preserve">서울특별시 영등포구 여의나루로 67 (여의도동, </w:t>
+                            </w:r>
+                            <w:proofErr w:type="spellStart"/>
+                            <w:r>
+                              <w:rPr>
+                                <w:rFonts w:ascii="맑은 고딕" w:eastAsia="맑은 고딕" w:hAnsi="맑은 고딕" w:hint="eastAsia"/>
+                                <w:kern w:val="24"/>
+                                <w:sz w:val="16"/>
+                                <w:lang w:eastAsia="ko-KR"/>
+                              </w:rPr>
+                              <w:t>신송빌딩</w:t>
+                            </w:r>
+                            <w:proofErr w:type="spellEnd"/>
+                            <w:r>
+                              <w:rPr>
+                                <w:rFonts w:ascii="맑은 고딕" w:eastAsia="맑은 고딕" w:hAnsi="맑은 고딕" w:hint="eastAsia"/>
+                                <w:kern w:val="24"/>
+                                <w:sz w:val="16"/>
+                                <w:lang w:eastAsia="ko-KR"/>
+                              </w:rPr>
+                              <w:t xml:space="preserve"> 17층</w:t>
                             </w:r>
                             <w:r>
                               <w:rPr>
@@ -9617,7 +10601,31 @@
                           <w:sz w:val="16"/>
                           <w:lang w:eastAsia="ko-KR"/>
                         </w:rPr>
-                        <w:t xml:space="preserve"> (로이드인증원)</w:t>
+                        <w:t xml:space="preserve"> (</w:t>
+                      </w:r>
+                      <w:proofErr w:type="spellStart"/>
+                      <w:r>
+                        <w:rPr>
+                          <w:rFonts w:ascii="맑은 고딕" w:eastAsia="맑은 고딕" w:hAnsi="맑은 고딕" w:hint="eastAsia"/>
+                          <w:b/>
+                          <w:bCs/>
+                          <w:kern w:val="24"/>
+                          <w:sz w:val="16"/>
+                          <w:lang w:eastAsia="ko-KR"/>
+                        </w:rPr>
+                        <w:t>로이드인증원</w:t>
+                      </w:r>
+                      <w:proofErr w:type="spellEnd"/>
+                      <w:r>
+                        <w:rPr>
+                          <w:rFonts w:ascii="맑은 고딕" w:eastAsia="맑은 고딕" w:hAnsi="맑은 고딕" w:hint="eastAsia"/>
+                          <w:b/>
+                          <w:bCs/>
+                          <w:kern w:val="24"/>
+                          <w:sz w:val="16"/>
+                          <w:lang w:eastAsia="ko-KR"/>
+                        </w:rPr>
+                        <w:t>)</w:t>
                       </w:r>
                     </w:p>
                     <w:p>
@@ -9666,8 +10674,19 @@
                           <w:sz w:val="16"/>
                           <w:lang w:eastAsia="ko-KR"/>
                         </w:rPr>
-                        <w:t>층 남산트라팰리스</w:t>
+                        <w:t xml:space="preserve">층 </w:t>
                       </w:r>
+                      <w:proofErr w:type="spellStart"/>
+                      <w:r>
+                        <w:rPr>
+                          <w:rFonts w:ascii="맑은 고딕" w:eastAsia="맑은 고딕" w:hAnsi="맑은 고딕" w:hint="eastAsia"/>
+                          <w:kern w:val="24"/>
+                          <w:sz w:val="16"/>
+                          <w:lang w:eastAsia="ko-KR"/>
+                        </w:rPr>
+                        <w:t>남산트라팰리스</w:t>
+                      </w:r>
+                      <w:proofErr w:type="spellEnd"/>
                     </w:p>
                     <w:p>
                       <w:pPr>
@@ -9847,7 +10866,31 @@
                           <w:sz w:val="16"/>
                           <w:lang w:eastAsia="ko-KR"/>
                         </w:rPr>
-                        <w:t xml:space="preserve"> (로이드인증원)</w:t>
+                        <w:t xml:space="preserve"> (</w:t>
+                      </w:r>
+                      <w:proofErr w:type="spellStart"/>
+                      <w:r>
+                        <w:rPr>
+                          <w:rFonts w:ascii="맑은 고딕" w:eastAsia="맑은 고딕" w:hAnsi="맑은 고딕" w:hint="eastAsia"/>
+                          <w:b/>
+                          <w:bCs/>
+                          <w:kern w:val="24"/>
+                          <w:sz w:val="16"/>
+                          <w:lang w:eastAsia="ko-KR"/>
+                        </w:rPr>
+                        <w:t>로이드인증원</w:t>
+                      </w:r>
+                      <w:proofErr w:type="spellEnd"/>
+                      <w:r>
+                        <w:rPr>
+                          <w:rFonts w:ascii="맑은 고딕" w:eastAsia="맑은 고딕" w:hAnsi="맑은 고딕" w:hint="eastAsia"/>
+                          <w:b/>
+                          <w:bCs/>
+                          <w:kern w:val="24"/>
+                          <w:sz w:val="16"/>
+                          <w:lang w:eastAsia="ko-KR"/>
+                        </w:rPr>
+                        <w:t>)</w:t>
                       </w:r>
                     </w:p>
                     <w:p>
@@ -9867,7 +10910,27 @@
                           <w:sz w:val="16"/>
                           <w:lang w:eastAsia="ko-KR"/>
                         </w:rPr>
-                        <w:t>서울특별시 영등포구 여의나루로 67 (여의도동, 신송빌딩 17층</w:t>
+                        <w:t xml:space="preserve">서울특별시 영등포구 여의나루로 67 (여의도동, </w:t>
+                      </w:r>
+                      <w:proofErr w:type="spellStart"/>
+                      <w:r>
+                        <w:rPr>
+                          <w:rFonts w:ascii="맑은 고딕" w:eastAsia="맑은 고딕" w:hAnsi="맑은 고딕" w:hint="eastAsia"/>
+                          <w:kern w:val="24"/>
+                          <w:sz w:val="16"/>
+                          <w:lang w:eastAsia="ko-KR"/>
+                        </w:rPr>
+                        <w:t>신송빌딩</w:t>
+                      </w:r>
+                      <w:proofErr w:type="spellEnd"/>
+                      <w:r>
+                        <w:rPr>
+                          <w:rFonts w:ascii="맑은 고딕" w:eastAsia="맑은 고딕" w:hAnsi="맑은 고딕" w:hint="eastAsia"/>
+                          <w:kern w:val="24"/>
+                          <w:sz w:val="16"/>
+                          <w:lang w:eastAsia="ko-KR"/>
+                        </w:rPr>
+                        <w:t xml:space="preserve"> 17층</w:t>
                       </w:r>
                       <w:r>
                         <w:rPr>
@@ -14078,12 +15141,9 @@
 </file>
 
 <file path=customXml/item2.xml><?xml version="1.0" encoding="utf-8"?>
-<?mso-contentType ?>
-<FormTemplates xmlns="http://schemas.microsoft.com/sharepoint/v3/contenttype/forms">
-  <Display>DocumentLibraryForm</Display>
-  <Edit>DocumentLibraryForm</Edit>
-  <New>DocumentLibraryForm</New>
-</FormTemplates>
+<p:properties xmlns:p="http://schemas.microsoft.com/office/2006/metadata/properties" xmlns:xsi="http://www.w3.org/2001/XMLSchema-instance" xmlns:pc="http://schemas.microsoft.com/office/infopath/2007/PartnerControls">
+  <documentManagement/>
+</p:properties>
 </file>
 
 <file path=customXml/item3.xml><?xml version="1.0" encoding="utf-8"?>
@@ -14310,9 +15370,12 @@
 </file>
 
 <file path=customXml/item4.xml><?xml version="1.0" encoding="utf-8"?>
-<p:properties xmlns:p="http://schemas.microsoft.com/office/2006/metadata/properties" xmlns:xsi="http://www.w3.org/2001/XMLSchema-instance" xmlns:pc="http://schemas.microsoft.com/office/infopath/2007/PartnerControls">
-  <documentManagement/>
-</p:properties>
+<?mso-contentType ?>
+<FormTemplates xmlns="http://schemas.microsoft.com/sharepoint/v3/contenttype/forms">
+  <Display>DocumentLibraryForm</Display>
+  <Edit>DocumentLibraryForm</Edit>
+  <New>DocumentLibraryForm</New>
+</FormTemplates>
 </file>
 
 <file path=customXml/itemProps1.xml><?xml version="1.0" encoding="utf-8"?>
@@ -14324,9 +15387,10 @@
 </file>
 
 <file path=customXml/itemProps2.xml><?xml version="1.0" encoding="utf-8"?>
-<ds:datastoreItem xmlns:ds="http://schemas.openxmlformats.org/officeDocument/2006/customXml" ds:itemID="{8326EFF0-7895-4B4D-8841-6805150EC2C0}">
+<ds:datastoreItem xmlns:ds="http://schemas.openxmlformats.org/officeDocument/2006/customXml" ds:itemID="{B10D67FC-9935-4B64-8292-B6B906E6C83D}">
   <ds:schemaRefs>
-    <ds:schemaRef ds:uri="http://schemas.microsoft.com/sharepoint/v3/contenttype/forms"/>
+    <ds:schemaRef ds:uri="http://schemas.microsoft.com/office/2006/metadata/properties"/>
+    <ds:schemaRef ds:uri="http://schemas.microsoft.com/office/infopath/2007/PartnerControls"/>
   </ds:schemaRefs>
 </ds:datastoreItem>
 </file>
@@ -14351,10 +15415,9 @@
 </file>
 
 <file path=customXml/itemProps4.xml><?xml version="1.0" encoding="utf-8"?>
-<ds:datastoreItem xmlns:ds="http://schemas.openxmlformats.org/officeDocument/2006/customXml" ds:itemID="{B10D67FC-9935-4B64-8292-B6B906E6C83D}">
+<ds:datastoreItem xmlns:ds="http://schemas.openxmlformats.org/officeDocument/2006/customXml" ds:itemID="{8326EFF0-7895-4B4D-8841-6805150EC2C0}">
   <ds:schemaRefs>
-    <ds:schemaRef ds:uri="http://schemas.microsoft.com/office/2006/metadata/properties"/>
-    <ds:schemaRef ds:uri="http://schemas.microsoft.com/office/infopath/2007/PartnerControls"/>
+    <ds:schemaRef ds:uri="http://schemas.microsoft.com/sharepoint/v3/contenttype/forms"/>
   </ds:schemaRefs>
 </ds:datastoreItem>
 </file>
--- a/vercel-deploy/public/templates/LRQA_quotation.docx
+++ b/vercel-deploy/public/templates/LRQA_quotation.docx
@@ -5827,7 +5827,7 @@
                 <w:szCs w:val="18"/>
                 <w:lang w:eastAsia="ko-KR"/>
               </w:rPr>
-              <w:t>{</w:t>
+              <w:t>포함{else}미포함{if}</w:t>
             </w:r>
             <w:r>
               <w:rPr>
@@ -5836,7 +5836,7 @@
                 <w:szCs w:val="18"/>
                 <w:lang w:eastAsia="ko-KR"/>
               </w:rPr>
-              <w:t>{</w:t>
+              <w:t>}</w:t>
             </w:r>
             <w:r>
               <w:rPr>
@@ -5845,7 +5845,7 @@
                 <w:szCs w:val="18"/>
                 <w:lang w:eastAsia="ko-KR"/>
               </w:rPr>
-              <w:t>#</w:t>
+              <w:t>}{#has_iso9001}ISO 9001 최초심사 포함{/has_iso9001}{^has_iso9001}ISO 9001 최초심사 미포함{/^has_iso9001}</w:t>
             </w:r>
             <w:r>
               <w:rPr>
@@ -5854,52 +5854,7 @@
                 <w:szCs w:val="18"/>
                 <w:lang w:eastAsia="ko-KR"/>
               </w:rPr>
-              <w:t>{#if has_iso9001}포함{else}미포함{if}</w:t>
-            </w:r>
-            <w:r>
-              <w:rPr>
-                <w:rFonts w:ascii="맑은 고딕" w:eastAsia="맑은 고딕" w:hAnsi="맑은 고딕" w:hint="eastAsia"/>
-                <w:sz w:val="18"/>
-                <w:szCs w:val="18"/>
-                <w:lang w:eastAsia="ko-KR"/>
-              </w:rPr>
-              <w:t>}</w:t>
-            </w:r>
-            <w:r>
-              <w:rPr>
-                <w:rFonts w:ascii="맑은 고딕" w:eastAsia="맑은 고딕" w:hAnsi="맑은 고딕" w:hint="eastAsia"/>
-                <w:sz w:val="18"/>
-                <w:szCs w:val="18"/>
-                <w:lang w:eastAsia="ko-KR"/>
-              </w:rPr>
-              <w:t>}ISO 9001 최초심사</w:t>
-            </w:r>
-            <w:r>
-              <w:rPr>
-                <w:rFonts w:ascii="맑은 고딕" w:eastAsia="맑은 고딕" w:hAnsi="맑은 고딕" w:hint="eastAsia"/>
-                <w:sz w:val="18"/>
-                <w:szCs w:val="18"/>
-                <w:lang w:eastAsia="ko-KR"/>
-              </w:rPr>
-              <w:t>{</w:t>
-            </w:r>
-            <w:r>
-              <w:rPr>
-                <w:rFonts w:ascii="맑은 고딕" w:eastAsia="맑은 고딕" w:hAnsi="맑은 고딕" w:hint="eastAsia"/>
-                <w:sz w:val="18"/>
-                <w:szCs w:val="18"/>
-                <w:lang w:eastAsia="ko-KR"/>
-              </w:rPr>
-              <w:t>{</w:t>
-            </w:r>
-            <w:r>
-              <w:rPr>
-                <w:rFonts w:ascii="맑은 고딕" w:eastAsia="맑은 고딕" w:hAnsi="맑은 고딕" w:hint="eastAsia"/>
-                <w:sz w:val="18"/>
-                <w:szCs w:val="18"/>
-                <w:lang w:eastAsia="ko-KR"/>
-              </w:rPr>
-              <w:t>/{#if has_iso9001}포함{else}미포함{if}</w:t>
+              <w:t>포함{else}미포함{if}</w:t>
             </w:r>
             <w:r>
               <w:rPr>
@@ -5947,7 +5902,7 @@
                 <w:szCs w:val="18"/>
                 <w:lang w:eastAsia="ko-KR"/>
               </w:rPr>
-              <w:t>{iso9001_stage1_2_days }일</w:t>
+              <w:t>{iso9001_stage1_2_days}일</w:t>
             </w:r>
             <w:r>
               <w:rPr>
@@ -5985,7 +5940,7 @@
                 <w:szCs w:val="18"/>
                 <w:lang w:eastAsia="ko-KR"/>
               </w:rPr>
-              <w:t>{iso9001_stage1_days }</w:t>
+              <w:t>{iso9001_stage1_days}</w:t>
             </w:r>
             <w:r>
               <w:rPr>
@@ -6048,7 +6003,7 @@
                 <w:szCs w:val="18"/>
                 <w:lang w:eastAsia="ko-KR"/>
               </w:rPr>
-              <w:t>days}}</w:t>
+              <w:t>days}</w:t>
             </w:r>
             <w:r>
               <w:rPr>
@@ -6087,7 +6042,7 @@
                 <w:szCs w:val="18"/>
                 <w:lang w:eastAsia="ko-KR"/>
               </w:rPr>
-              <w:t>{iso14001_stage1_2_cost }</w:t>
+              <w:t>{iso14001_stage1_2_cost}</w:t>
             </w:r>
           </w:p>
         </w:tc>
@@ -6117,7 +6072,7 @@
                 <w:szCs w:val="18"/>
                 <w:lang w:eastAsia="ko-KR"/>
               </w:rPr>
-              <w:t>{iso45001_stage1_2_days }일days</w:t>
+              <w:t>{iso45001_stage1_2_days}일days</w:t>
             </w:r>
           </w:p>
           <w:p>
@@ -6138,7 +6093,7 @@
                 <w:szCs w:val="18"/>
                 <w:lang w:eastAsia="ko-KR"/>
               </w:rPr>
-              <w:t>(Stage1:{iso45001_stage1_days }days, Stage2:{iso45001_stage2_days }days)</w:t>
+              <w:t>(Stage1:{iso45001_stage1_days}days, Stage2:{iso45001_stage2_days}days)</w:t>
             </w:r>
           </w:p>
         </w:tc>
@@ -6168,7 +6123,7 @@
                 <w:szCs w:val="18"/>
                 <w:lang w:eastAsia="ko-KR"/>
               </w:rPr>
-              <w:t>{iso45001_surveillance_days }</w:t>
+              <w:t>{iso45001_surveillance_days}</w:t>
             </w:r>
             <w:r>
               <w:rPr>
